--- a/6-过程管理/流程制度规范类文件/060109-服务可用性和业务连续性管理制度.docx
+++ b/6-过程管理/流程制度规范类文件/060109-服务可用性和业务连续性管理制度.docx
@@ -1,10 +1,11 @@
 
 <file path=word/document.xml><?xml version="1.0" encoding="utf-8"?>
-<w:document xmlns:wpc="http://schemas.microsoft.com/office/word/2010/wordprocessingCanvas" xmlns:mc="http://schemas.openxmlformats.org/markup-compatibility/2006" xmlns:o="urn:schemas-microsoft-com:office:office" xmlns:r="http://schemas.openxmlformats.org/officeDocument/2006/relationships" xmlns:m="http://schemas.openxmlformats.org/officeDocument/2006/math" xmlns:v="urn:schemas-microsoft-com:vml" xmlns:wp14="http://schemas.microsoft.com/office/word/2010/wordprocessingDrawing" xmlns:wp="http://schemas.openxmlformats.org/drawingml/2006/wordprocessingDrawing" xmlns:w="http://schemas.openxmlformats.org/wordprocessingml/2006/main" xmlns:w14="http://schemas.microsoft.com/office/word/2010/wordml" xmlns:w10="urn:schemas-microsoft-com:office:word" xmlns:w15="http://schemas.microsoft.com/office/word/2012/wordml" xmlns:wpg="http://schemas.microsoft.com/office/word/2010/wordprocessingGroup" xmlns:wpi="http://schemas.microsoft.com/office/word/2010/wordprocessingInk" xmlns:wne="http://schemas.microsoft.com/office/word/2006/wordml" xmlns:wps="http://schemas.microsoft.com/office/word/2010/wordprocessingShape" xmlns:wpsCustomData="http://www.wps.cn/officeDocument/2013/wpsCustomData" mc:Ignorable="w14 w15 wp14">
+<w:document xmlns:wpc="http://schemas.microsoft.com/office/word/2010/wordprocessingCanvas" xmlns:mc="http://schemas.openxmlformats.org/markup-compatibility/2006" xmlns:o="urn:schemas-microsoft-com:office:office" xmlns:r="http://schemas.openxmlformats.org/officeDocument/2006/relationships" xmlns:m="http://schemas.openxmlformats.org/officeDocument/2006/math" xmlns:v="urn:schemas-microsoft-com:vml" xmlns:wp14="http://schemas.microsoft.com/office/word/2010/wordprocessingDrawing" xmlns:wp="http://schemas.openxmlformats.org/drawingml/2006/wordprocessingDrawing" xmlns:w10="urn:schemas-microsoft-com:office:word" xmlns:w="http://schemas.openxmlformats.org/wordprocessingml/2006/main" xmlns:w14="http://schemas.microsoft.com/office/word/2010/wordml" xmlns:w15="http://schemas.microsoft.com/office/word/2012/wordml" xmlns:wne="http://schemas.microsoft.com/office/word/2006/wordml" xmlns:wpg="http://schemas.microsoft.com/office/word/2010/wordprocessingGroup" xmlns:wpi="http://schemas.microsoft.com/office/word/2010/wordprocessingInk" xmlns:wps="http://schemas.microsoft.com/office/word/2010/wordprocessingShape" mc:Ignorable="w14 w15 wp14">
+  <!-- Generated by Aspose.Words for .NET 13.3.0.1 -->
   <w:body>
     <w:p>
       <w:pPr>
-        <w:pStyle w:val="35"/>
+        <w:pStyle w:val="a1"/>
         <w:keepNext w:val="0"/>
         <w:keepLines w:val="0"/>
         <w:pageBreakBefore w:val="0"/>
@@ -28,7 +29,7 @@
     </w:p>
     <w:p>
       <w:pPr>
-        <w:pStyle w:val="35"/>
+        <w:pStyle w:val="a1"/>
         <w:keepNext w:val="0"/>
         <w:keepLines w:val="0"/>
         <w:pageBreakBefore w:val="0"/>
@@ -59,7 +60,7 @@
     </w:p>
     <w:p>
       <w:pPr>
-        <w:pStyle w:val="36"/>
+        <w:pStyle w:val="a2"/>
         <w:keepNext w:val="0"/>
         <w:keepLines w:val="0"/>
         <w:pageBreakBefore w:val="0"/>
@@ -77,7 +78,7 @@
       </w:pPr>
       <w:bookmarkStart w:id="1" w:name="_Toc28243"/>
       <w:r>
-        <w:t>甘肃国邦信息科技有限公司</w:t>
+        <w:t>中达丰集团有限公司</w:t>
       </w:r>
       <w:bookmarkEnd w:id="1"/>
     </w:p>
@@ -100,7 +101,7 @@
         <w:jc w:val="center"/>
         <w:textAlignment w:val="baseline"/>
         <w:rPr>
-          <w:rFonts w:ascii="宋体" w:hAnsi="宋体" w:eastAsia="宋体" w:cs="宋体"/>
+          <w:rFonts w:ascii="宋体" w:eastAsia="宋体" w:hAnsi="宋体" w:cs="宋体"/>
           <w:spacing w:val="-2"/>
           <w:sz w:val="36"/>
           <w:szCs w:val="36"/>
@@ -108,7 +109,7 @@
       </w:pPr>
       <w:r>
         <w:rPr>
-          <w:rFonts w:ascii="宋体" w:hAnsi="宋体" w:eastAsia="宋体" w:cs="宋体"/>
+          <w:rFonts w:ascii="宋体" w:eastAsia="宋体" w:hAnsi="宋体" w:cs="宋体"/>
           <w:spacing w:val="-2"/>
           <w:sz w:val="36"/>
           <w:szCs w:val="36"/>
@@ -117,7 +118,7 @@
       </w:r>
       <w:r>
         <w:rPr>
-          <w:rFonts w:hint="eastAsia" w:ascii="宋体" w:hAnsi="宋体" w:cs="宋体"/>
+          <w:rFonts w:ascii="宋体" w:hAnsi="宋体" w:cs="宋体" w:hint="eastAsia"/>
           <w:spacing w:val="-2"/>
           <w:sz w:val="36"/>
           <w:szCs w:val="36"/>
@@ -127,7 +128,7 @@
       </w:r>
       <w:r>
         <w:rPr>
-          <w:rFonts w:ascii="宋体" w:hAnsi="宋体" w:eastAsia="宋体" w:cs="宋体"/>
+          <w:rFonts w:ascii="宋体" w:eastAsia="宋体" w:hAnsi="宋体" w:cs="宋体"/>
           <w:spacing w:val="-2"/>
           <w:sz w:val="36"/>
           <w:szCs w:val="36"/>
@@ -136,7 +137,7 @@
       </w:r>
       <w:r>
         <w:rPr>
-          <w:rFonts w:ascii="宋体" w:hAnsi="宋体" w:eastAsia="宋体" w:cs="宋体"/>
+          <w:rFonts w:ascii="宋体" w:eastAsia="宋体" w:hAnsi="宋体" w:cs="宋体"/>
           <w:spacing w:val="-2"/>
           <w:sz w:val="36"/>
           <w:szCs w:val="36"/>
@@ -164,7 +165,7 @@
         <w:textAlignment w:val="baseline"/>
         <w:outlineLvl w:val="0"/>
         <w:rPr>
-          <w:rFonts w:ascii="宋体" w:hAnsi="宋体" w:eastAsia="宋体" w:cs="宋体"/>
+          <w:rFonts w:ascii="宋体" w:eastAsia="宋体" w:hAnsi="宋体" w:cs="宋体"/>
           <w:sz w:val="21"/>
           <w:szCs w:val="21"/>
         </w:rPr>
@@ -172,7 +173,7 @@
       <w:bookmarkStart w:id="2" w:name="_Toc20043"/>
       <w:r>
         <w:rPr>
-          <w:rFonts w:ascii="宋体" w:hAnsi="宋体" w:eastAsia="宋体" w:cs="宋体"/>
+          <w:rFonts w:ascii="宋体" w:eastAsia="宋体" w:hAnsi="宋体" w:cs="宋体"/>
           <w:spacing w:val="-2"/>
           <w:sz w:val="21"/>
           <w:szCs w:val="21"/>
@@ -202,16 +203,16 @@
     </w:p>
     <w:tbl>
       <w:tblPr>
-        <w:tblStyle w:val="28"/>
+        <w:tblStyle w:val="TableNormal0"/>
         <w:tblW w:w="9071" w:type="dxa"/>
         <w:jc w:val="center"/>
         <w:tblBorders>
-          <w:top w:val="single" w:color="000000" w:sz="4" w:space="0"/>
-          <w:left w:val="single" w:color="000000" w:sz="4" w:space="0"/>
-          <w:bottom w:val="single" w:color="000000" w:sz="4" w:space="0"/>
-          <w:right w:val="single" w:color="000000" w:sz="4" w:space="0"/>
-          <w:insideH w:val="single" w:color="000000" w:sz="4" w:space="0"/>
-          <w:insideV w:val="single" w:color="000000" w:sz="4" w:space="0"/>
+          <w:top w:val="single" w:sz="4" w:space="0" w:color="000000"/>
+          <w:left w:val="single" w:sz="4" w:space="0" w:color="000000"/>
+          <w:bottom w:val="single" w:sz="4" w:space="0" w:color="000000"/>
+          <w:right w:val="single" w:sz="4" w:space="0" w:color="000000"/>
+          <w:insideH w:val="single" w:sz="4" w:space="0" w:color="000000"/>
+          <w:insideV w:val="single" w:sz="4" w:space="0" w:color="000000"/>
         </w:tblBorders>
         <w:tblLayout w:type="fixed"/>
         <w:tblCellMar>
@@ -230,14 +231,17 @@
       </w:tblGrid>
       <w:tr>
         <w:tblPrEx>
+          <w:tblW w:w="9071" w:type="dxa"/>
+          <w:jc w:val="center"/>
           <w:tblBorders>
-            <w:top w:val="single" w:color="000000" w:sz="4" w:space="0"/>
-            <w:left w:val="single" w:color="000000" w:sz="4" w:space="0"/>
-            <w:bottom w:val="single" w:color="000000" w:sz="4" w:space="0"/>
-            <w:right w:val="single" w:color="000000" w:sz="4" w:space="0"/>
-            <w:insideH w:val="single" w:color="000000" w:sz="4" w:space="0"/>
-            <w:insideV w:val="single" w:color="000000" w:sz="4" w:space="0"/>
+            <w:top w:val="single" w:sz="4" w:space="0" w:color="000000"/>
+            <w:left w:val="single" w:sz="4" w:space="0" w:color="000000"/>
+            <w:bottom w:val="single" w:sz="4" w:space="0" w:color="000000"/>
+            <w:right w:val="single" w:sz="4" w:space="0" w:color="000000"/>
+            <w:insideH w:val="single" w:sz="4" w:space="0" w:color="000000"/>
+            <w:insideV w:val="single" w:sz="4" w:space="0" w:color="000000"/>
           </w:tblBorders>
+          <w:tblLayout w:type="fixed"/>
           <w:tblCellMar>
             <w:top w:w="0" w:type="dxa"/>
             <w:left w:w="0" w:type="dxa"/>
@@ -246,7 +250,7 @@
           </w:tblCellMar>
         </w:tblPrEx>
         <w:trPr>
-          <w:trHeight w:val="611" w:hRule="atLeast"/>
+          <w:trHeight w:val="611"/>
           <w:jc w:val="center"/>
         </w:trPr>
         <w:tc>
@@ -255,7 +259,7 @@
           </w:tcPr>
           <w:p>
             <w:pPr>
-              <w:pStyle w:val="29"/>
+              <w:pStyle w:val="TableText"/>
               <w:keepNext w:val="0"/>
               <w:keepLines w:val="0"/>
               <w:pageBreakBefore w:val="0"/>
@@ -288,7 +292,7 @@
           </w:tcPr>
           <w:p>
             <w:pPr>
-              <w:pStyle w:val="29"/>
+              <w:pStyle w:val="TableText"/>
               <w:keepNext w:val="0"/>
               <w:keepLines w:val="0"/>
               <w:pageBreakBefore w:val="0"/>
@@ -308,7 +312,7 @@
             </w:pPr>
             <w:r>
               <w:rPr>
-                <w:rFonts w:hint="eastAsia" w:eastAsia="宋体"/>
+                <w:rFonts w:eastAsia="宋体" w:hint="eastAsia"/>
                 <w:spacing w:val="-1"/>
                 <w:lang w:val="en-US" w:eastAsia="zh-CN"/>
               </w:rPr>
@@ -326,11 +330,11 @@
               <w:rPr>
                 <w:spacing w:val="-1"/>
               </w:rPr>
-              <w:t>（GSGB-ITSS-</w:t>
+              <w:t>（ZDFJT-ITSS-</w:t>
             </w:r>
             <w:r>
               <w:rPr>
-                <w:rFonts w:hint="eastAsia" w:eastAsia="宋体"/>
+                <w:rFonts w:eastAsia="宋体" w:hint="eastAsia"/>
                 <w:spacing w:val="-1"/>
                 <w:lang w:val="en-US" w:eastAsia="zh-CN"/>
               </w:rPr>
@@ -347,14 +351,9 @@
       </w:tr>
       <w:tr>
         <w:tblPrEx>
-          <w:tblBorders>
-            <w:top w:val="single" w:color="000000" w:sz="4" w:space="0"/>
-            <w:left w:val="single" w:color="000000" w:sz="4" w:space="0"/>
-            <w:bottom w:val="single" w:color="000000" w:sz="4" w:space="0"/>
-            <w:right w:val="single" w:color="000000" w:sz="4" w:space="0"/>
-            <w:insideH w:val="single" w:color="000000" w:sz="4" w:space="0"/>
-            <w:insideV w:val="single" w:color="000000" w:sz="4" w:space="0"/>
-          </w:tblBorders>
+          <w:tblW w:w="9071" w:type="dxa"/>
+          <w:jc w:val="center"/>
+          <w:tblLayout w:type="fixed"/>
           <w:tblCellMar>
             <w:top w:w="0" w:type="dxa"/>
             <w:left w:w="0" w:type="dxa"/>
@@ -363,7 +362,7 @@
           </w:tblCellMar>
         </w:tblPrEx>
         <w:trPr>
-          <w:trHeight w:val="606" w:hRule="atLeast"/>
+          <w:trHeight w:val="606"/>
           <w:jc w:val="center"/>
         </w:trPr>
         <w:tc>
@@ -372,7 +371,7 @@
           </w:tcPr>
           <w:p>
             <w:pPr>
-              <w:pStyle w:val="29"/>
+              <w:pStyle w:val="TableText"/>
               <w:keepNext w:val="0"/>
               <w:keepLines w:val="0"/>
               <w:pageBreakBefore w:val="0"/>
@@ -405,7 +404,7 @@
           </w:tcPr>
           <w:p>
             <w:pPr>
-              <w:pStyle w:val="29"/>
+              <w:pStyle w:val="TableText"/>
               <w:keepNext w:val="0"/>
               <w:keepLines w:val="0"/>
               <w:pageBreakBefore w:val="0"/>
@@ -427,21 +426,16 @@
               <w:rPr>
                 <w:spacing w:val="-1"/>
               </w:rPr>
-              <w:t>甘肃国邦信息科技有限公司</w:t>
+              <w:t>中达丰集团有限公司</w:t>
             </w:r>
           </w:p>
         </w:tc>
       </w:tr>
       <w:tr>
         <w:tblPrEx>
-          <w:tblBorders>
-            <w:top w:val="single" w:color="000000" w:sz="4" w:space="0"/>
-            <w:left w:val="single" w:color="000000" w:sz="4" w:space="0"/>
-            <w:bottom w:val="single" w:color="000000" w:sz="4" w:space="0"/>
-            <w:right w:val="single" w:color="000000" w:sz="4" w:space="0"/>
-            <w:insideH w:val="single" w:color="000000" w:sz="4" w:space="0"/>
-            <w:insideV w:val="single" w:color="000000" w:sz="4" w:space="0"/>
-          </w:tblBorders>
+          <w:tblW w:w="9071" w:type="dxa"/>
+          <w:jc w:val="center"/>
+          <w:tblLayout w:type="fixed"/>
           <w:tblCellMar>
             <w:top w:w="0" w:type="dxa"/>
             <w:left w:w="0" w:type="dxa"/>
@@ -450,7 +444,7 @@
           </w:tblCellMar>
         </w:tblPrEx>
         <w:trPr>
-          <w:trHeight w:val="607" w:hRule="atLeast"/>
+          <w:trHeight w:val="607"/>
           <w:jc w:val="center"/>
         </w:trPr>
         <w:tc>
@@ -459,7 +453,7 @@
           </w:tcPr>
           <w:p>
             <w:pPr>
-              <w:pStyle w:val="29"/>
+              <w:pStyle w:val="TableText"/>
               <w:keepNext w:val="0"/>
               <w:keepLines w:val="0"/>
               <w:pageBreakBefore w:val="0"/>
@@ -491,7 +485,7 @@
           </w:tcPr>
           <w:p>
             <w:pPr>
-              <w:pStyle w:val="29"/>
+              <w:pStyle w:val="TableText"/>
               <w:keepNext w:val="0"/>
               <w:keepLines w:val="0"/>
               <w:pageBreakBefore w:val="0"/>
@@ -523,7 +517,7 @@
           </w:tcPr>
           <w:p>
             <w:pPr>
-              <w:pStyle w:val="29"/>
+              <w:pStyle w:val="TableText"/>
               <w:keepNext w:val="0"/>
               <w:keepLines w:val="0"/>
               <w:pageBreakBefore w:val="0"/>
@@ -555,7 +549,7 @@
           </w:tcPr>
           <w:p>
             <w:pPr>
-              <w:pStyle w:val="29"/>
+              <w:pStyle w:val="TableText"/>
               <w:keepNext w:val="0"/>
               <w:keepLines w:val="0"/>
               <w:pageBreakBefore w:val="0"/>
@@ -587,7 +581,7 @@
           </w:tcPr>
           <w:p>
             <w:pPr>
-              <w:pStyle w:val="29"/>
+              <w:pStyle w:val="TableText"/>
               <w:keepNext w:val="0"/>
               <w:keepLines w:val="0"/>
               <w:pageBreakBefore w:val="0"/>
@@ -616,14 +610,9 @@
       </w:tr>
       <w:tr>
         <w:tblPrEx>
-          <w:tblBorders>
-            <w:top w:val="single" w:color="000000" w:sz="4" w:space="0"/>
-            <w:left w:val="single" w:color="000000" w:sz="4" w:space="0"/>
-            <w:bottom w:val="single" w:color="000000" w:sz="4" w:space="0"/>
-            <w:right w:val="single" w:color="000000" w:sz="4" w:space="0"/>
-            <w:insideH w:val="single" w:color="000000" w:sz="4" w:space="0"/>
-            <w:insideV w:val="single" w:color="000000" w:sz="4" w:space="0"/>
-          </w:tblBorders>
+          <w:tblW w:w="9071" w:type="dxa"/>
+          <w:jc w:val="center"/>
+          <w:tblLayout w:type="fixed"/>
           <w:tblCellMar>
             <w:top w:w="0" w:type="dxa"/>
             <w:left w:w="0" w:type="dxa"/>
@@ -632,7 +621,7 @@
           </w:tblCellMar>
         </w:tblPrEx>
         <w:trPr>
-          <w:trHeight w:val="474" w:hRule="atLeast"/>
+          <w:trHeight w:val="474"/>
           <w:jc w:val="center"/>
         </w:trPr>
         <w:tc>
@@ -641,7 +630,7 @@
           </w:tcPr>
           <w:p>
             <w:pPr>
-              <w:pStyle w:val="29"/>
+              <w:pStyle w:val="TableText"/>
               <w:keepNext w:val="0"/>
               <w:keepLines w:val="0"/>
               <w:pageBreakBefore w:val="0"/>
@@ -673,7 +662,7 @@
           </w:tcPr>
           <w:p>
             <w:pPr>
-              <w:pStyle w:val="29"/>
+              <w:pStyle w:val="TableText"/>
               <w:keepNext w:val="0"/>
               <w:keepLines w:val="0"/>
               <w:pageBreakBefore w:val="0"/>
@@ -695,21 +684,7 @@
               <w:rPr>
                 <w:spacing w:val="-2"/>
               </w:rPr>
-              <w:t>20</w:t>
-            </w:r>
-            <w:r>
-              <w:rPr>
-                <w:rFonts w:hint="eastAsia" w:eastAsia="宋体"/>
-                <w:spacing w:val="-2"/>
-                <w:lang w:val="en-US" w:eastAsia="zh-CN"/>
-              </w:rPr>
-              <w:t>25</w:t>
-            </w:r>
-            <w:r>
-              <w:rPr>
-                <w:spacing w:val="-2"/>
-              </w:rPr>
-              <w:t>-1-4</w:t>
+              <w:t>2025-7-4</w:t>
             </w:r>
           </w:p>
         </w:tc>
@@ -719,7 +694,7 @@
           </w:tcPr>
           <w:p>
             <w:pPr>
-              <w:pStyle w:val="29"/>
+              <w:pStyle w:val="TableText"/>
               <w:keepNext w:val="0"/>
               <w:keepLines w:val="0"/>
               <w:pageBreakBefore w:val="0"/>
@@ -751,7 +726,7 @@
           </w:tcPr>
           <w:p>
             <w:pPr>
-              <w:pStyle w:val="29"/>
+              <w:pStyle w:val="TableText"/>
               <w:keepNext w:val="0"/>
               <w:keepLines w:val="0"/>
               <w:pageBreakBefore w:val="0"/>
@@ -769,7 +744,7 @@
               <w:ind w:left="480"/>
               <w:textAlignment w:val="baseline"/>
               <w:rPr>
-                <w:rFonts w:hint="eastAsia" w:eastAsia="宋体"/>
+                <w:rFonts w:eastAsia="宋体" w:hint="eastAsia"/>
                 <w:lang w:val="en-US" w:eastAsia="zh-CN"/>
               </w:rPr>
             </w:pPr>
@@ -778,7 +753,7 @@
                 <w:rFonts w:hint="eastAsia"/>
                 <w:lang w:val="en-US" w:eastAsia="zh-CN"/>
               </w:rPr>
-              <w:t>胡葛鹏宇</w:t>
+              <w:t>肖龙莽</w:t>
             </w:r>
           </w:p>
         </w:tc>
@@ -788,7 +763,7 @@
           </w:tcPr>
           <w:p>
             <w:pPr>
-              <w:pStyle w:val="29"/>
+              <w:pStyle w:val="TableText"/>
               <w:keepNext w:val="0"/>
               <w:keepLines w:val="0"/>
               <w:pageBreakBefore w:val="0"/>
@@ -810,21 +785,16 @@
               <w:rPr>
                 <w:spacing w:val="-3"/>
               </w:rPr>
-              <w:t>黄益溪</w:t>
+              <w:t>吴向阳</w:t>
             </w:r>
           </w:p>
         </w:tc>
       </w:tr>
       <w:tr>
         <w:tblPrEx>
-          <w:tblBorders>
-            <w:top w:val="single" w:color="000000" w:sz="4" w:space="0"/>
-            <w:left w:val="single" w:color="000000" w:sz="4" w:space="0"/>
-            <w:bottom w:val="single" w:color="000000" w:sz="4" w:space="0"/>
-            <w:right w:val="single" w:color="000000" w:sz="4" w:space="0"/>
-            <w:insideH w:val="single" w:color="000000" w:sz="4" w:space="0"/>
-            <w:insideV w:val="single" w:color="000000" w:sz="4" w:space="0"/>
-          </w:tblBorders>
+          <w:tblW w:w="9071" w:type="dxa"/>
+          <w:jc w:val="center"/>
+          <w:tblLayout w:type="fixed"/>
           <w:tblCellMar>
             <w:top w:w="0" w:type="dxa"/>
             <w:left w:w="0" w:type="dxa"/>
@@ -833,7 +803,7 @@
           </w:tblCellMar>
         </w:tblPrEx>
         <w:trPr>
-          <w:trHeight w:val="474" w:hRule="atLeast"/>
+          <w:trHeight w:val="474"/>
           <w:jc w:val="center"/>
         </w:trPr>
         <w:tc>
@@ -842,7 +812,7 @@
           </w:tcPr>
           <w:p>
             <w:pPr>
-              <w:pStyle w:val="29"/>
+              <w:pStyle w:val="TableText"/>
               <w:keepNext w:val="0"/>
               <w:keepLines w:val="0"/>
               <w:pageBreakBefore w:val="0"/>
@@ -868,7 +838,7 @@
           </w:tcPr>
           <w:p>
             <w:pPr>
-              <w:pStyle w:val="29"/>
+              <w:pStyle w:val="TableText"/>
               <w:keepNext w:val="0"/>
               <w:keepLines w:val="0"/>
               <w:pageBreakBefore w:val="0"/>
@@ -894,7 +864,7 @@
           </w:tcPr>
           <w:p>
             <w:pPr>
-              <w:pStyle w:val="29"/>
+              <w:pStyle w:val="TableText"/>
               <w:keepNext w:val="0"/>
               <w:keepLines w:val="0"/>
               <w:pageBreakBefore w:val="0"/>
@@ -920,7 +890,7 @@
           </w:tcPr>
           <w:p>
             <w:pPr>
-              <w:pStyle w:val="29"/>
+              <w:pStyle w:val="TableText"/>
               <w:keepNext w:val="0"/>
               <w:keepLines w:val="0"/>
               <w:pageBreakBefore w:val="0"/>
@@ -946,7 +916,7 @@
           </w:tcPr>
           <w:p>
             <w:pPr>
-              <w:pStyle w:val="29"/>
+              <w:pStyle w:val="TableText"/>
               <w:keepNext w:val="0"/>
               <w:keepLines w:val="0"/>
               <w:pageBreakBefore w:val="0"/>
@@ -969,14 +939,9 @@
       </w:tr>
       <w:tr>
         <w:tblPrEx>
-          <w:tblBorders>
-            <w:top w:val="single" w:color="000000" w:sz="4" w:space="0"/>
-            <w:left w:val="single" w:color="000000" w:sz="4" w:space="0"/>
-            <w:bottom w:val="single" w:color="000000" w:sz="4" w:space="0"/>
-            <w:right w:val="single" w:color="000000" w:sz="4" w:space="0"/>
-            <w:insideH w:val="single" w:color="000000" w:sz="4" w:space="0"/>
-            <w:insideV w:val="single" w:color="000000" w:sz="4" w:space="0"/>
-          </w:tblBorders>
+          <w:tblW w:w="9071" w:type="dxa"/>
+          <w:jc w:val="center"/>
+          <w:tblLayout w:type="fixed"/>
           <w:tblCellMar>
             <w:top w:w="0" w:type="dxa"/>
             <w:left w:w="0" w:type="dxa"/>
@@ -985,7 +950,7 @@
           </w:tblCellMar>
         </w:tblPrEx>
         <w:trPr>
-          <w:trHeight w:val="474" w:hRule="atLeast"/>
+          <w:trHeight w:val="474"/>
           <w:jc w:val="center"/>
         </w:trPr>
         <w:tc>
@@ -994,7 +959,7 @@
           </w:tcPr>
           <w:p>
             <w:pPr>
-              <w:pStyle w:val="29"/>
+              <w:pStyle w:val="TableText"/>
               <w:keepNext w:val="0"/>
               <w:keepLines w:val="0"/>
               <w:pageBreakBefore w:val="0"/>
@@ -1020,7 +985,7 @@
           </w:tcPr>
           <w:p>
             <w:pPr>
-              <w:pStyle w:val="29"/>
+              <w:pStyle w:val="TableText"/>
               <w:keepNext w:val="0"/>
               <w:keepLines w:val="0"/>
               <w:pageBreakBefore w:val="0"/>
@@ -1046,7 +1011,7 @@
           </w:tcPr>
           <w:p>
             <w:pPr>
-              <w:pStyle w:val="29"/>
+              <w:pStyle w:val="TableText"/>
               <w:keepNext w:val="0"/>
               <w:keepLines w:val="0"/>
               <w:pageBreakBefore w:val="0"/>
@@ -1072,7 +1037,7 @@
           </w:tcPr>
           <w:p>
             <w:pPr>
-              <w:pStyle w:val="29"/>
+              <w:pStyle w:val="TableText"/>
               <w:keepNext w:val="0"/>
               <w:keepLines w:val="0"/>
               <w:pageBreakBefore w:val="0"/>
@@ -1098,7 +1063,7 @@
           </w:tcPr>
           <w:p>
             <w:pPr>
-              <w:pStyle w:val="29"/>
+              <w:pStyle w:val="TableText"/>
               <w:keepNext w:val="0"/>
               <w:keepLines w:val="0"/>
               <w:pageBreakBefore w:val="0"/>
@@ -1121,14 +1086,9 @@
       </w:tr>
       <w:tr>
         <w:tblPrEx>
-          <w:tblBorders>
-            <w:top w:val="single" w:color="000000" w:sz="4" w:space="0"/>
-            <w:left w:val="single" w:color="000000" w:sz="4" w:space="0"/>
-            <w:bottom w:val="single" w:color="000000" w:sz="4" w:space="0"/>
-            <w:right w:val="single" w:color="000000" w:sz="4" w:space="0"/>
-            <w:insideH w:val="single" w:color="000000" w:sz="4" w:space="0"/>
-            <w:insideV w:val="single" w:color="000000" w:sz="4" w:space="0"/>
-          </w:tblBorders>
+          <w:tblW w:w="9071" w:type="dxa"/>
+          <w:jc w:val="center"/>
+          <w:tblLayout w:type="fixed"/>
           <w:tblCellMar>
             <w:top w:w="0" w:type="dxa"/>
             <w:left w:w="0" w:type="dxa"/>
@@ -1137,7 +1097,7 @@
           </w:tblCellMar>
         </w:tblPrEx>
         <w:trPr>
-          <w:trHeight w:val="474" w:hRule="atLeast"/>
+          <w:trHeight w:val="474"/>
           <w:jc w:val="center"/>
         </w:trPr>
         <w:tc>
@@ -1146,7 +1106,7 @@
           </w:tcPr>
           <w:p>
             <w:pPr>
-              <w:pStyle w:val="29"/>
+              <w:pStyle w:val="TableText"/>
               <w:keepNext w:val="0"/>
               <w:keepLines w:val="0"/>
               <w:pageBreakBefore w:val="0"/>
@@ -1172,7 +1132,7 @@
           </w:tcPr>
           <w:p>
             <w:pPr>
-              <w:pStyle w:val="29"/>
+              <w:pStyle w:val="TableText"/>
               <w:keepNext w:val="0"/>
               <w:keepLines w:val="0"/>
               <w:pageBreakBefore w:val="0"/>
@@ -1198,7 +1158,7 @@
           </w:tcPr>
           <w:p>
             <w:pPr>
-              <w:pStyle w:val="29"/>
+              <w:pStyle w:val="TableText"/>
               <w:keepNext w:val="0"/>
               <w:keepLines w:val="0"/>
               <w:pageBreakBefore w:val="0"/>
@@ -1224,7 +1184,7 @@
           </w:tcPr>
           <w:p>
             <w:pPr>
-              <w:pStyle w:val="29"/>
+              <w:pStyle w:val="TableText"/>
               <w:keepNext w:val="0"/>
               <w:keepLines w:val="0"/>
               <w:pageBreakBefore w:val="0"/>
@@ -1250,7 +1210,7 @@
           </w:tcPr>
           <w:p>
             <w:pPr>
-              <w:pStyle w:val="29"/>
+              <w:pStyle w:val="TableText"/>
               <w:keepNext w:val="0"/>
               <w:keepLines w:val="0"/>
               <w:pageBreakBefore w:val="0"/>
@@ -1273,14 +1233,9 @@
       </w:tr>
       <w:tr>
         <w:tblPrEx>
-          <w:tblBorders>
-            <w:top w:val="single" w:color="000000" w:sz="4" w:space="0"/>
-            <w:left w:val="single" w:color="000000" w:sz="4" w:space="0"/>
-            <w:bottom w:val="single" w:color="000000" w:sz="4" w:space="0"/>
-            <w:right w:val="single" w:color="000000" w:sz="4" w:space="0"/>
-            <w:insideH w:val="single" w:color="000000" w:sz="4" w:space="0"/>
-            <w:insideV w:val="single" w:color="000000" w:sz="4" w:space="0"/>
-          </w:tblBorders>
+          <w:tblW w:w="9071" w:type="dxa"/>
+          <w:jc w:val="center"/>
+          <w:tblLayout w:type="fixed"/>
           <w:tblCellMar>
             <w:top w:w="0" w:type="dxa"/>
             <w:left w:w="0" w:type="dxa"/>
@@ -1289,7 +1244,7 @@
           </w:tblCellMar>
         </w:tblPrEx>
         <w:trPr>
-          <w:trHeight w:val="1036" w:hRule="atLeast"/>
+          <w:trHeight w:val="1036"/>
           <w:jc w:val="center"/>
         </w:trPr>
         <w:tc>
@@ -1446,7 +1401,7 @@
         <w:snapToGrid w:val="0"/>
         <w:textAlignment w:val="baseline"/>
         <w:rPr>
-          <w:rFonts w:ascii="Times New Roman" w:hAnsi="Times New Roman" w:eastAsia="Times New Roman" w:cs="Times New Roman"/>
+          <w:rFonts w:ascii="Times New Roman" w:eastAsia="Times New Roman" w:hAnsi="Times New Roman" w:cs="Times New Roman"/>
           <w:b/>
           <w:bCs/>
           <w:spacing w:val="-19"/>
@@ -1454,11 +1409,11 @@
           <w:szCs w:val="28"/>
         </w:rPr>
         <w:sectPr>
-          <w:headerReference r:id="rId5" w:type="default"/>
-          <w:footerReference r:id="rId6" w:type="default"/>
+          <w:headerReference w:type="default" r:id="rId4"/>
+          <w:footerReference w:type="default" r:id="rId5"/>
           <w:pgSz w:w="11906" w:h="16838"/>
           <w:pgMar w:top="1440" w:right="1800" w:bottom="1440" w:left="1800" w:header="851" w:footer="992" w:gutter="0"/>
-          <w:cols w:space="425" w:num="1"/>
+          <w:cols w:num="1" w:space="425"/>
           <w:docGrid w:type="lines" w:linePitch="312" w:charSpace="0"/>
         </w:sectPr>
       </w:pPr>
@@ -1466,7 +1421,7 @@
     <w:sdt>
       <w:sdtPr>
         <w:rPr>
-          <w:rFonts w:ascii="宋体" w:hAnsi="宋体" w:eastAsia="宋体" w:cs="Arial"/>
+          <w:rFonts w:ascii="宋体" w:eastAsia="宋体" w:hAnsi="宋体" w:cs="Arial"/>
           <w:snapToGrid w:val="0"/>
           <w:color w:val="000000"/>
           <w:kern w:val="0"/>
@@ -1475,7 +1430,6 @@
           <w:lang w:val="en-US" w:eastAsia="en-US" w:bidi="ar-SA"/>
         </w:rPr>
         <w:id w:val="147456823"/>
-        <w15:color w:val="DBDBDB"/>
         <w:docPartObj>
           <w:docPartGallery w:val="Table of Contents"/>
           <w:docPartUnique/>
@@ -1483,7 +1437,7 @@
       </w:sdtPr>
       <w:sdtEndPr>
         <w:rPr>
-          <w:rFonts w:ascii="Times New Roman" w:hAnsi="Times New Roman" w:eastAsia="Times New Roman" w:cs="Times New Roman"/>
+          <w:rFonts w:ascii="Times New Roman" w:eastAsia="Times New Roman" w:hAnsi="Times New Roman" w:cs="Times New Roman"/>
           <w:bCs/>
           <w:snapToGrid w:val="0"/>
           <w:color w:val="000000"/>
@@ -1511,13 +1465,13 @@
             <w:adjustRightInd w:val="0"/>
             <w:snapToGrid w:val="0"/>
             <w:spacing w:before="0" w:beforeLines="0" w:after="0" w:afterLines="0" w:line="240" w:lineRule="auto"/>
-            <w:ind w:left="0" w:leftChars="0" w:right="0" w:rightChars="0" w:firstLine="0" w:firstLineChars="0"/>
+            <w:ind w:left="0" w:right="0" w:firstLine="0" w:leftChars="0" w:rightChars="0" w:firstLineChars="0"/>
             <w:jc w:val="center"/>
             <w:textAlignment w:val="baseline"/>
           </w:pPr>
           <w:r>
             <w:rPr>
-              <w:rFonts w:ascii="宋体" w:hAnsi="宋体" w:eastAsia="宋体"/>
+              <w:rFonts w:ascii="宋体" w:eastAsia="宋体" w:hAnsi="宋体"/>
               <w:sz w:val="21"/>
             </w:rPr>
             <w:t>目录</w:t>
@@ -1525,7 +1479,7 @@
         </w:p>
         <w:p>
           <w:pPr>
-            <w:pStyle w:val="17"/>
+            <w:pStyle w:val="TOC1"/>
             <w:keepNext w:val="0"/>
             <w:keepLines w:val="0"/>
             <w:pageBreakBefore w:val="0"/>
@@ -1546,7 +1500,7 @@
           </w:pPr>
           <w:r>
             <w:rPr>
-              <w:rFonts w:ascii="Times New Roman" w:hAnsi="Times New Roman" w:eastAsia="Times New Roman" w:cs="Times New Roman"/>
+              <w:rFonts w:ascii="Times New Roman" w:eastAsia="Times New Roman" w:hAnsi="Times New Roman" w:cs="Times New Roman"/>
               <w:b/>
               <w:bCs/>
               <w:spacing w:val="-19"/>
@@ -1557,7 +1511,7 @@
           </w:r>
           <w:r>
             <w:rPr>
-              <w:rFonts w:ascii="Times New Roman" w:hAnsi="Times New Roman" w:eastAsia="Times New Roman" w:cs="Times New Roman"/>
+              <w:rFonts w:ascii="Times New Roman" w:eastAsia="Times New Roman" w:hAnsi="Times New Roman" w:cs="Times New Roman"/>
               <w:b/>
               <w:bCs/>
               <w:spacing w:val="-19"/>
@@ -1568,7 +1522,7 @@
           </w:r>
           <w:r>
             <w:rPr>
-              <w:rFonts w:ascii="Times New Roman" w:hAnsi="Times New Roman" w:eastAsia="Times New Roman" w:cs="Times New Roman"/>
+              <w:rFonts w:ascii="Times New Roman" w:eastAsia="Times New Roman" w:hAnsi="Times New Roman" w:cs="Times New Roman"/>
               <w:b/>
               <w:bCs/>
               <w:spacing w:val="-19"/>
@@ -1579,7 +1533,7 @@
           </w:r>
           <w:r>
             <w:rPr>
-              <w:rFonts w:ascii="Times New Roman" w:hAnsi="Times New Roman" w:eastAsia="Times New Roman" w:cs="Times New Roman"/>
+              <w:rFonts w:ascii="Times New Roman" w:eastAsia="Times New Roman" w:hAnsi="Times New Roman" w:cs="Times New Roman"/>
               <w:bCs/>
               <w:spacing w:val="-19"/>
               <w:szCs w:val="28"/>
@@ -1588,7 +1542,7 @@
           </w:r>
           <w:r>
             <w:rPr>
-              <w:rFonts w:ascii="Times New Roman" w:hAnsi="Times New Roman" w:eastAsia="Times New Roman" w:cs="Times New Roman"/>
+              <w:rFonts w:ascii="Times New Roman" w:eastAsia="Times New Roman" w:hAnsi="Times New Roman" w:cs="Times New Roman"/>
               <w:bCs/>
               <w:spacing w:val="-19"/>
               <w:szCs w:val="28"/>
@@ -1597,7 +1551,7 @@
           </w:r>
           <w:r>
             <w:rPr>
-              <w:rFonts w:ascii="Times New Roman" w:hAnsi="Times New Roman" w:eastAsia="Times New Roman" w:cs="Times New Roman"/>
+              <w:rFonts w:ascii="Times New Roman" w:eastAsia="Times New Roman" w:hAnsi="Times New Roman" w:cs="Times New Roman"/>
               <w:bCs/>
               <w:spacing w:val="-19"/>
               <w:szCs w:val="28"/>
@@ -1631,7 +1585,7 @@
           </w:r>
           <w:r>
             <w:rPr>
-              <w:rFonts w:ascii="Times New Roman" w:hAnsi="Times New Roman" w:eastAsia="Times New Roman" w:cs="Times New Roman"/>
+              <w:rFonts w:ascii="Times New Roman" w:eastAsia="Times New Roman" w:hAnsi="Times New Roman" w:cs="Times New Roman"/>
               <w:bCs/>
               <w:spacing w:val="-19"/>
               <w:szCs w:val="28"/>
@@ -1641,7 +1595,7 @@
         </w:p>
         <w:p>
           <w:pPr>
-            <w:pStyle w:val="17"/>
+            <w:pStyle w:val="TOC1"/>
             <w:keepNext w:val="0"/>
             <w:keepLines w:val="0"/>
             <w:pageBreakBefore w:val="0"/>
@@ -1662,7 +1616,7 @@
           </w:pPr>
           <w:r>
             <w:rPr>
-              <w:rFonts w:ascii="Times New Roman" w:hAnsi="Times New Roman" w:eastAsia="Times New Roman" w:cs="Times New Roman"/>
+              <w:rFonts w:ascii="Times New Roman" w:eastAsia="Times New Roman" w:hAnsi="Times New Roman" w:cs="Times New Roman"/>
               <w:bCs/>
               <w:spacing w:val="-19"/>
               <w:szCs w:val="28"/>
@@ -1671,7 +1625,7 @@
           </w:r>
           <w:r>
             <w:rPr>
-              <w:rFonts w:ascii="Times New Roman" w:hAnsi="Times New Roman" w:eastAsia="Times New Roman" w:cs="Times New Roman"/>
+              <w:rFonts w:ascii="Times New Roman" w:eastAsia="Times New Roman" w:hAnsi="Times New Roman" w:cs="Times New Roman"/>
               <w:bCs/>
               <w:spacing w:val="-19"/>
               <w:szCs w:val="28"/>
@@ -1680,7 +1634,7 @@
           </w:r>
           <w:r>
             <w:rPr>
-              <w:rFonts w:ascii="Times New Roman" w:hAnsi="Times New Roman" w:eastAsia="Times New Roman" w:cs="Times New Roman"/>
+              <w:rFonts w:ascii="Times New Roman" w:eastAsia="Times New Roman" w:hAnsi="Times New Roman" w:cs="Times New Roman"/>
               <w:bCs/>
               <w:spacing w:val="-19"/>
               <w:szCs w:val="28"/>
@@ -1688,7 +1642,7 @@
             <w:fldChar w:fldCharType="separate"/>
           </w:r>
           <w:r>
-            <w:t>甘肃国邦信息科技有限公司</w:t>
+            <w:t>中达丰集团有限公司</w:t>
           </w:r>
           <w:r>
             <w:tab/>
@@ -1710,7 +1664,7 @@
           </w:r>
           <w:r>
             <w:rPr>
-              <w:rFonts w:ascii="Times New Roman" w:hAnsi="Times New Roman" w:eastAsia="Times New Roman" w:cs="Times New Roman"/>
+              <w:rFonts w:ascii="Times New Roman" w:eastAsia="Times New Roman" w:hAnsi="Times New Roman" w:cs="Times New Roman"/>
               <w:bCs/>
               <w:spacing w:val="-19"/>
               <w:szCs w:val="28"/>
@@ -1720,7 +1674,7 @@
         </w:p>
         <w:p>
           <w:pPr>
-            <w:pStyle w:val="17"/>
+            <w:pStyle w:val="TOC1"/>
             <w:keepNext w:val="0"/>
             <w:keepLines w:val="0"/>
             <w:pageBreakBefore w:val="0"/>
@@ -1741,7 +1695,7 @@
           </w:pPr>
           <w:r>
             <w:rPr>
-              <w:rFonts w:ascii="Times New Roman" w:hAnsi="Times New Roman" w:eastAsia="Times New Roman" w:cs="Times New Roman"/>
+              <w:rFonts w:ascii="Times New Roman" w:eastAsia="Times New Roman" w:hAnsi="Times New Roman" w:cs="Times New Roman"/>
               <w:bCs/>
               <w:spacing w:val="-19"/>
               <w:szCs w:val="28"/>
@@ -1750,7 +1704,7 @@
           </w:r>
           <w:r>
             <w:rPr>
-              <w:rFonts w:ascii="Times New Roman" w:hAnsi="Times New Roman" w:eastAsia="Times New Roman" w:cs="Times New Roman"/>
+              <w:rFonts w:ascii="Times New Roman" w:eastAsia="Times New Roman" w:hAnsi="Times New Roman" w:cs="Times New Roman"/>
               <w:bCs/>
               <w:spacing w:val="-19"/>
               <w:szCs w:val="28"/>
@@ -1759,7 +1713,7 @@
           </w:r>
           <w:r>
             <w:rPr>
-              <w:rFonts w:ascii="Times New Roman" w:hAnsi="Times New Roman" w:eastAsia="Times New Roman" w:cs="Times New Roman"/>
+              <w:rFonts w:ascii="Times New Roman" w:eastAsia="Times New Roman" w:hAnsi="Times New Roman" w:cs="Times New Roman"/>
               <w:bCs/>
               <w:spacing w:val="-19"/>
               <w:szCs w:val="28"/>
@@ -1768,7 +1722,7 @@
           </w:r>
           <w:r>
             <w:rPr>
-              <w:rFonts w:ascii="宋体" w:hAnsi="宋体" w:eastAsia="宋体" w:cs="宋体"/>
+              <w:rFonts w:ascii="宋体" w:eastAsia="宋体" w:hAnsi="宋体" w:cs="宋体"/>
               <w:spacing w:val="-2"/>
               <w:szCs w:val="21"/>
             </w:rPr>
@@ -1794,7 +1748,7 @@
           </w:r>
           <w:r>
             <w:rPr>
-              <w:rFonts w:ascii="Times New Roman" w:hAnsi="Times New Roman" w:eastAsia="Times New Roman" w:cs="Times New Roman"/>
+              <w:rFonts w:ascii="Times New Roman" w:eastAsia="Times New Roman" w:hAnsi="Times New Roman" w:cs="Times New Roman"/>
               <w:bCs/>
               <w:spacing w:val="-19"/>
               <w:szCs w:val="28"/>
@@ -1804,7 +1758,7 @@
         </w:p>
         <w:p>
           <w:pPr>
-            <w:pStyle w:val="17"/>
+            <w:pStyle w:val="TOC1"/>
             <w:keepNext w:val="0"/>
             <w:keepLines w:val="0"/>
             <w:pageBreakBefore w:val="0"/>
@@ -1825,7 +1779,7 @@
           </w:pPr>
           <w:r>
             <w:rPr>
-              <w:rFonts w:ascii="Times New Roman" w:hAnsi="Times New Roman" w:eastAsia="Times New Roman" w:cs="Times New Roman"/>
+              <w:rFonts w:ascii="Times New Roman" w:eastAsia="Times New Roman" w:hAnsi="Times New Roman" w:cs="Times New Roman"/>
               <w:bCs/>
               <w:spacing w:val="-19"/>
               <w:szCs w:val="28"/>
@@ -1834,7 +1788,7 @@
           </w:r>
           <w:r>
             <w:rPr>
-              <w:rFonts w:ascii="Times New Roman" w:hAnsi="Times New Roman" w:eastAsia="Times New Roman" w:cs="Times New Roman"/>
+              <w:rFonts w:ascii="Times New Roman" w:eastAsia="Times New Roman" w:hAnsi="Times New Roman" w:cs="Times New Roman"/>
               <w:bCs/>
               <w:spacing w:val="-19"/>
               <w:szCs w:val="28"/>
@@ -1843,7 +1797,7 @@
           </w:r>
           <w:r>
             <w:rPr>
-              <w:rFonts w:ascii="Times New Roman" w:hAnsi="Times New Roman" w:eastAsia="Times New Roman" w:cs="Times New Roman"/>
+              <w:rFonts w:ascii="Times New Roman" w:eastAsia="Times New Roman" w:hAnsi="Times New Roman" w:cs="Times New Roman"/>
               <w:bCs/>
               <w:spacing w:val="-19"/>
               <w:szCs w:val="28"/>
@@ -1879,7 +1833,7 @@
           </w:r>
           <w:r>
             <w:rPr>
-              <w:rFonts w:ascii="Times New Roman" w:hAnsi="Times New Roman" w:eastAsia="Times New Roman" w:cs="Times New Roman"/>
+              <w:rFonts w:ascii="Times New Roman" w:eastAsia="Times New Roman" w:hAnsi="Times New Roman" w:cs="Times New Roman"/>
               <w:bCs/>
               <w:spacing w:val="-19"/>
               <w:szCs w:val="28"/>
@@ -1889,7 +1843,7 @@
         </w:p>
         <w:p>
           <w:pPr>
-            <w:pStyle w:val="17"/>
+            <w:pStyle w:val="TOC1"/>
             <w:keepNext w:val="0"/>
             <w:keepLines w:val="0"/>
             <w:pageBreakBefore w:val="0"/>
@@ -1910,7 +1864,7 @@
           </w:pPr>
           <w:r>
             <w:rPr>
-              <w:rFonts w:ascii="Times New Roman" w:hAnsi="Times New Roman" w:eastAsia="Times New Roman" w:cs="Times New Roman"/>
+              <w:rFonts w:ascii="Times New Roman" w:eastAsia="Times New Roman" w:hAnsi="Times New Roman" w:cs="Times New Roman"/>
               <w:bCs/>
               <w:spacing w:val="-19"/>
               <w:szCs w:val="28"/>
@@ -1919,7 +1873,7 @@
           </w:r>
           <w:r>
             <w:rPr>
-              <w:rFonts w:ascii="Times New Roman" w:hAnsi="Times New Roman" w:eastAsia="Times New Roman" w:cs="Times New Roman"/>
+              <w:rFonts w:ascii="Times New Roman" w:eastAsia="Times New Roman" w:hAnsi="Times New Roman" w:cs="Times New Roman"/>
               <w:bCs/>
               <w:spacing w:val="-19"/>
               <w:szCs w:val="28"/>
@@ -1928,7 +1882,7 @@
           </w:r>
           <w:r>
             <w:rPr>
-              <w:rFonts w:ascii="Times New Roman" w:hAnsi="Times New Roman" w:eastAsia="Times New Roman" w:cs="Times New Roman"/>
+              <w:rFonts w:ascii="Times New Roman" w:eastAsia="Times New Roman" w:hAnsi="Times New Roman" w:cs="Times New Roman"/>
               <w:bCs/>
               <w:spacing w:val="-19"/>
               <w:szCs w:val="28"/>
@@ -1964,7 +1918,7 @@
           </w:r>
           <w:r>
             <w:rPr>
-              <w:rFonts w:ascii="Times New Roman" w:hAnsi="Times New Roman" w:eastAsia="Times New Roman" w:cs="Times New Roman"/>
+              <w:rFonts w:ascii="Times New Roman" w:eastAsia="Times New Roman" w:hAnsi="Times New Roman" w:cs="Times New Roman"/>
               <w:bCs/>
               <w:spacing w:val="-19"/>
               <w:szCs w:val="28"/>
@@ -1974,7 +1928,7 @@
         </w:p>
         <w:p>
           <w:pPr>
-            <w:pStyle w:val="17"/>
+            <w:pStyle w:val="TOC1"/>
             <w:keepNext w:val="0"/>
             <w:keepLines w:val="0"/>
             <w:pageBreakBefore w:val="0"/>
@@ -1995,7 +1949,7 @@
           </w:pPr>
           <w:r>
             <w:rPr>
-              <w:rFonts w:ascii="Times New Roman" w:hAnsi="Times New Roman" w:eastAsia="Times New Roman" w:cs="Times New Roman"/>
+              <w:rFonts w:ascii="Times New Roman" w:eastAsia="Times New Roman" w:hAnsi="Times New Roman" w:cs="Times New Roman"/>
               <w:bCs/>
               <w:spacing w:val="-19"/>
               <w:szCs w:val="28"/>
@@ -2004,7 +1958,7 @@
           </w:r>
           <w:r>
             <w:rPr>
-              <w:rFonts w:ascii="Times New Roman" w:hAnsi="Times New Roman" w:eastAsia="Times New Roman" w:cs="Times New Roman"/>
+              <w:rFonts w:ascii="Times New Roman" w:eastAsia="Times New Roman" w:hAnsi="Times New Roman" w:cs="Times New Roman"/>
               <w:bCs/>
               <w:spacing w:val="-19"/>
               <w:szCs w:val="28"/>
@@ -2013,7 +1967,7 @@
           </w:r>
           <w:r>
             <w:rPr>
-              <w:rFonts w:ascii="Times New Roman" w:hAnsi="Times New Roman" w:eastAsia="Times New Roman" w:cs="Times New Roman"/>
+              <w:rFonts w:ascii="Times New Roman" w:eastAsia="Times New Roman" w:hAnsi="Times New Roman" w:cs="Times New Roman"/>
               <w:bCs/>
               <w:spacing w:val="-19"/>
               <w:szCs w:val="28"/>
@@ -2049,7 +2003,7 @@
           </w:r>
           <w:r>
             <w:rPr>
-              <w:rFonts w:ascii="Times New Roman" w:hAnsi="Times New Roman" w:eastAsia="Times New Roman" w:cs="Times New Roman"/>
+              <w:rFonts w:ascii="Times New Roman" w:eastAsia="Times New Roman" w:hAnsi="Times New Roman" w:cs="Times New Roman"/>
               <w:bCs/>
               <w:spacing w:val="-19"/>
               <w:szCs w:val="28"/>
@@ -2059,7 +2013,7 @@
         </w:p>
         <w:p>
           <w:pPr>
-            <w:pStyle w:val="17"/>
+            <w:pStyle w:val="TOC1"/>
             <w:keepNext w:val="0"/>
             <w:keepLines w:val="0"/>
             <w:pageBreakBefore w:val="0"/>
@@ -2080,7 +2034,7 @@
           </w:pPr>
           <w:r>
             <w:rPr>
-              <w:rFonts w:ascii="Times New Roman" w:hAnsi="Times New Roman" w:eastAsia="Times New Roman" w:cs="Times New Roman"/>
+              <w:rFonts w:ascii="Times New Roman" w:eastAsia="Times New Roman" w:hAnsi="Times New Roman" w:cs="Times New Roman"/>
               <w:bCs/>
               <w:spacing w:val="-19"/>
               <w:szCs w:val="28"/>
@@ -2089,7 +2043,7 @@
           </w:r>
           <w:r>
             <w:rPr>
-              <w:rFonts w:ascii="Times New Roman" w:hAnsi="Times New Roman" w:eastAsia="Times New Roman" w:cs="Times New Roman"/>
+              <w:rFonts w:ascii="Times New Roman" w:eastAsia="Times New Roman" w:hAnsi="Times New Roman" w:cs="Times New Roman"/>
               <w:bCs/>
               <w:spacing w:val="-19"/>
               <w:szCs w:val="28"/>
@@ -2098,7 +2052,7 @@
           </w:r>
           <w:r>
             <w:rPr>
-              <w:rFonts w:ascii="Times New Roman" w:hAnsi="Times New Roman" w:eastAsia="Times New Roman" w:cs="Times New Roman"/>
+              <w:rFonts w:ascii="Times New Roman" w:eastAsia="Times New Roman" w:hAnsi="Times New Roman" w:cs="Times New Roman"/>
               <w:bCs/>
               <w:spacing w:val="-19"/>
               <w:szCs w:val="28"/>
@@ -2134,7 +2088,7 @@
           </w:r>
           <w:r>
             <w:rPr>
-              <w:rFonts w:ascii="Times New Roman" w:hAnsi="Times New Roman" w:eastAsia="Times New Roman" w:cs="Times New Roman"/>
+              <w:rFonts w:ascii="Times New Roman" w:eastAsia="Times New Roman" w:hAnsi="Times New Roman" w:cs="Times New Roman"/>
               <w:bCs/>
               <w:spacing w:val="-19"/>
               <w:szCs w:val="28"/>
@@ -2144,7 +2098,7 @@
         </w:p>
         <w:p>
           <w:pPr>
-            <w:pStyle w:val="18"/>
+            <w:pStyle w:val="TOC2"/>
             <w:keepNext w:val="0"/>
             <w:keepLines w:val="0"/>
             <w:pageBreakBefore w:val="0"/>
@@ -2165,7 +2119,7 @@
           </w:pPr>
           <w:r>
             <w:rPr>
-              <w:rFonts w:ascii="Times New Roman" w:hAnsi="Times New Roman" w:eastAsia="Times New Roman" w:cs="Times New Roman"/>
+              <w:rFonts w:ascii="Times New Roman" w:eastAsia="Times New Roman" w:hAnsi="Times New Roman" w:cs="Times New Roman"/>
               <w:bCs/>
               <w:spacing w:val="-19"/>
               <w:szCs w:val="28"/>
@@ -2174,7 +2128,7 @@
           </w:r>
           <w:r>
             <w:rPr>
-              <w:rFonts w:ascii="Times New Roman" w:hAnsi="Times New Roman" w:eastAsia="Times New Roman" w:cs="Times New Roman"/>
+              <w:rFonts w:ascii="Times New Roman" w:eastAsia="Times New Roman" w:hAnsi="Times New Roman" w:cs="Times New Roman"/>
               <w:bCs/>
               <w:spacing w:val="-19"/>
               <w:szCs w:val="28"/>
@@ -2183,7 +2137,7 @@
           </w:r>
           <w:r>
             <w:rPr>
-              <w:rFonts w:ascii="Times New Roman" w:hAnsi="Times New Roman" w:eastAsia="Times New Roman" w:cs="Times New Roman"/>
+              <w:rFonts w:ascii="Times New Roman" w:eastAsia="Times New Roman" w:hAnsi="Times New Roman" w:cs="Times New Roman"/>
               <w:bCs/>
               <w:spacing w:val="-19"/>
               <w:szCs w:val="28"/>
@@ -2219,7 +2173,7 @@
           </w:r>
           <w:r>
             <w:rPr>
-              <w:rFonts w:ascii="Times New Roman" w:hAnsi="Times New Roman" w:eastAsia="Times New Roman" w:cs="Times New Roman"/>
+              <w:rFonts w:ascii="Times New Roman" w:eastAsia="Times New Roman" w:hAnsi="Times New Roman" w:cs="Times New Roman"/>
               <w:bCs/>
               <w:spacing w:val="-19"/>
               <w:szCs w:val="28"/>
@@ -2229,7 +2183,7 @@
         </w:p>
         <w:p>
           <w:pPr>
-            <w:pStyle w:val="17"/>
+            <w:pStyle w:val="TOC1"/>
             <w:keepNext w:val="0"/>
             <w:keepLines w:val="0"/>
             <w:pageBreakBefore w:val="0"/>
@@ -2250,7 +2204,7 @@
           </w:pPr>
           <w:r>
             <w:rPr>
-              <w:rFonts w:ascii="Times New Roman" w:hAnsi="Times New Roman" w:eastAsia="Times New Roman" w:cs="Times New Roman"/>
+              <w:rFonts w:ascii="Times New Roman" w:eastAsia="Times New Roman" w:hAnsi="Times New Roman" w:cs="Times New Roman"/>
               <w:bCs/>
               <w:spacing w:val="-19"/>
               <w:szCs w:val="28"/>
@@ -2259,7 +2213,7 @@
           </w:r>
           <w:r>
             <w:rPr>
-              <w:rFonts w:ascii="Times New Roman" w:hAnsi="Times New Roman" w:eastAsia="Times New Roman" w:cs="Times New Roman"/>
+              <w:rFonts w:ascii="Times New Roman" w:eastAsia="Times New Roman" w:hAnsi="Times New Roman" w:cs="Times New Roman"/>
               <w:bCs/>
               <w:spacing w:val="-19"/>
               <w:szCs w:val="28"/>
@@ -2268,7 +2222,7 @@
           </w:r>
           <w:r>
             <w:rPr>
-              <w:rFonts w:ascii="Times New Roman" w:hAnsi="Times New Roman" w:eastAsia="Times New Roman" w:cs="Times New Roman"/>
+              <w:rFonts w:ascii="Times New Roman" w:eastAsia="Times New Roman" w:hAnsi="Times New Roman" w:cs="Times New Roman"/>
               <w:bCs/>
               <w:spacing w:val="-19"/>
               <w:szCs w:val="28"/>
@@ -2304,7 +2258,7 @@
           </w:r>
           <w:r>
             <w:rPr>
-              <w:rFonts w:ascii="Times New Roman" w:hAnsi="Times New Roman" w:eastAsia="Times New Roman" w:cs="Times New Roman"/>
+              <w:rFonts w:ascii="Times New Roman" w:eastAsia="Times New Roman" w:hAnsi="Times New Roman" w:cs="Times New Roman"/>
               <w:bCs/>
               <w:spacing w:val="-19"/>
               <w:szCs w:val="28"/>
@@ -2314,7 +2268,7 @@
         </w:p>
         <w:p>
           <w:pPr>
-            <w:pStyle w:val="18"/>
+            <w:pStyle w:val="TOC2"/>
             <w:keepNext w:val="0"/>
             <w:keepLines w:val="0"/>
             <w:pageBreakBefore w:val="0"/>
@@ -2335,7 +2289,7 @@
           </w:pPr>
           <w:r>
             <w:rPr>
-              <w:rFonts w:ascii="Times New Roman" w:hAnsi="Times New Roman" w:eastAsia="Times New Roman" w:cs="Times New Roman"/>
+              <w:rFonts w:ascii="Times New Roman" w:eastAsia="Times New Roman" w:hAnsi="Times New Roman" w:cs="Times New Roman"/>
               <w:bCs/>
               <w:spacing w:val="-19"/>
               <w:szCs w:val="28"/>
@@ -2344,7 +2298,7 @@
           </w:r>
           <w:r>
             <w:rPr>
-              <w:rFonts w:ascii="Times New Roman" w:hAnsi="Times New Roman" w:eastAsia="Times New Roman" w:cs="Times New Roman"/>
+              <w:rFonts w:ascii="Times New Roman" w:eastAsia="Times New Roman" w:hAnsi="Times New Roman" w:cs="Times New Roman"/>
               <w:bCs/>
               <w:spacing w:val="-19"/>
               <w:szCs w:val="28"/>
@@ -2353,7 +2307,7 @@
           </w:r>
           <w:r>
             <w:rPr>
-              <w:rFonts w:ascii="Times New Roman" w:hAnsi="Times New Roman" w:eastAsia="Times New Roman" w:cs="Times New Roman"/>
+              <w:rFonts w:ascii="Times New Roman" w:eastAsia="Times New Roman" w:hAnsi="Times New Roman" w:cs="Times New Roman"/>
               <w:bCs/>
               <w:spacing w:val="-19"/>
               <w:szCs w:val="28"/>
@@ -2394,7 +2348,7 @@
           </w:r>
           <w:r>
             <w:rPr>
-              <w:rFonts w:ascii="Times New Roman" w:hAnsi="Times New Roman" w:eastAsia="Times New Roman" w:cs="Times New Roman"/>
+              <w:rFonts w:ascii="Times New Roman" w:eastAsia="Times New Roman" w:hAnsi="Times New Roman" w:cs="Times New Roman"/>
               <w:bCs/>
               <w:spacing w:val="-19"/>
               <w:szCs w:val="28"/>
@@ -2404,7 +2358,7 @@
         </w:p>
         <w:p>
           <w:pPr>
-            <w:pStyle w:val="14"/>
+            <w:pStyle w:val="TOC3"/>
             <w:keepNext w:val="0"/>
             <w:keepLines w:val="0"/>
             <w:pageBreakBefore w:val="0"/>
@@ -2425,7 +2379,7 @@
           </w:pPr>
           <w:r>
             <w:rPr>
-              <w:rFonts w:ascii="Times New Roman" w:hAnsi="Times New Roman" w:eastAsia="Times New Roman" w:cs="Times New Roman"/>
+              <w:rFonts w:ascii="Times New Roman" w:eastAsia="Times New Roman" w:hAnsi="Times New Roman" w:cs="Times New Roman"/>
               <w:bCs/>
               <w:spacing w:val="-19"/>
               <w:szCs w:val="28"/>
@@ -2434,7 +2388,7 @@
           </w:r>
           <w:r>
             <w:rPr>
-              <w:rFonts w:ascii="Times New Roman" w:hAnsi="Times New Roman" w:eastAsia="Times New Roman" w:cs="Times New Roman"/>
+              <w:rFonts w:ascii="Times New Roman" w:eastAsia="Times New Roman" w:hAnsi="Times New Roman" w:cs="Times New Roman"/>
               <w:bCs/>
               <w:spacing w:val="-19"/>
               <w:szCs w:val="28"/>
@@ -2443,7 +2397,7 @@
           </w:r>
           <w:r>
             <w:rPr>
-              <w:rFonts w:ascii="Times New Roman" w:hAnsi="Times New Roman" w:eastAsia="Times New Roman" w:cs="Times New Roman"/>
+              <w:rFonts w:ascii="Times New Roman" w:eastAsia="Times New Roman" w:hAnsi="Times New Roman" w:cs="Times New Roman"/>
               <w:bCs/>
               <w:spacing w:val="-19"/>
               <w:szCs w:val="28"/>
@@ -2479,7 +2433,7 @@
           </w:r>
           <w:r>
             <w:rPr>
-              <w:rFonts w:ascii="Times New Roman" w:hAnsi="Times New Roman" w:eastAsia="Times New Roman" w:cs="Times New Roman"/>
+              <w:rFonts w:ascii="Times New Roman" w:eastAsia="Times New Roman" w:hAnsi="Times New Roman" w:cs="Times New Roman"/>
               <w:bCs/>
               <w:spacing w:val="-19"/>
               <w:szCs w:val="28"/>
@@ -2489,7 +2443,7 @@
         </w:p>
         <w:p>
           <w:pPr>
-            <w:pStyle w:val="14"/>
+            <w:pStyle w:val="TOC3"/>
             <w:keepNext w:val="0"/>
             <w:keepLines w:val="0"/>
             <w:pageBreakBefore w:val="0"/>
@@ -2510,7 +2464,7 @@
           </w:pPr>
           <w:r>
             <w:rPr>
-              <w:rFonts w:ascii="Times New Roman" w:hAnsi="Times New Roman" w:eastAsia="Times New Roman" w:cs="Times New Roman"/>
+              <w:rFonts w:ascii="Times New Roman" w:eastAsia="Times New Roman" w:hAnsi="Times New Roman" w:cs="Times New Roman"/>
               <w:bCs/>
               <w:spacing w:val="-19"/>
               <w:szCs w:val="28"/>
@@ -2519,7 +2473,7 @@
           </w:r>
           <w:r>
             <w:rPr>
-              <w:rFonts w:ascii="Times New Roman" w:hAnsi="Times New Roman" w:eastAsia="Times New Roman" w:cs="Times New Roman"/>
+              <w:rFonts w:ascii="Times New Roman" w:eastAsia="Times New Roman" w:hAnsi="Times New Roman" w:cs="Times New Roman"/>
               <w:bCs/>
               <w:spacing w:val="-19"/>
               <w:szCs w:val="28"/>
@@ -2528,7 +2482,7 @@
           </w:r>
           <w:r>
             <w:rPr>
-              <w:rFonts w:ascii="Times New Roman" w:hAnsi="Times New Roman" w:eastAsia="Times New Roman" w:cs="Times New Roman"/>
+              <w:rFonts w:ascii="Times New Roman" w:eastAsia="Times New Roman" w:hAnsi="Times New Roman" w:cs="Times New Roman"/>
               <w:bCs/>
               <w:spacing w:val="-19"/>
               <w:szCs w:val="28"/>
@@ -2564,7 +2518,7 @@
           </w:r>
           <w:r>
             <w:rPr>
-              <w:rFonts w:ascii="Times New Roman" w:hAnsi="Times New Roman" w:eastAsia="Times New Roman" w:cs="Times New Roman"/>
+              <w:rFonts w:ascii="Times New Roman" w:eastAsia="Times New Roman" w:hAnsi="Times New Roman" w:cs="Times New Roman"/>
               <w:bCs/>
               <w:spacing w:val="-19"/>
               <w:szCs w:val="28"/>
@@ -2574,7 +2528,7 @@
         </w:p>
         <w:p>
           <w:pPr>
-            <w:pStyle w:val="14"/>
+            <w:pStyle w:val="TOC3"/>
             <w:keepNext w:val="0"/>
             <w:keepLines w:val="0"/>
             <w:pageBreakBefore w:val="0"/>
@@ -2595,7 +2549,7 @@
           </w:pPr>
           <w:r>
             <w:rPr>
-              <w:rFonts w:ascii="Times New Roman" w:hAnsi="Times New Roman" w:eastAsia="Times New Roman" w:cs="Times New Roman"/>
+              <w:rFonts w:ascii="Times New Roman" w:eastAsia="Times New Roman" w:hAnsi="Times New Roman" w:cs="Times New Roman"/>
               <w:bCs/>
               <w:spacing w:val="-19"/>
               <w:szCs w:val="28"/>
@@ -2604,7 +2558,7 @@
           </w:r>
           <w:r>
             <w:rPr>
-              <w:rFonts w:ascii="Times New Roman" w:hAnsi="Times New Roman" w:eastAsia="Times New Roman" w:cs="Times New Roman"/>
+              <w:rFonts w:ascii="Times New Roman" w:eastAsia="Times New Roman" w:hAnsi="Times New Roman" w:cs="Times New Roman"/>
               <w:bCs/>
               <w:spacing w:val="-19"/>
               <w:szCs w:val="28"/>
@@ -2613,7 +2567,7 @@
           </w:r>
           <w:r>
             <w:rPr>
-              <w:rFonts w:ascii="Times New Roman" w:hAnsi="Times New Roman" w:eastAsia="Times New Roman" w:cs="Times New Roman"/>
+              <w:rFonts w:ascii="Times New Roman" w:eastAsia="Times New Roman" w:hAnsi="Times New Roman" w:cs="Times New Roman"/>
               <w:bCs/>
               <w:spacing w:val="-19"/>
               <w:szCs w:val="28"/>
@@ -2649,7 +2603,7 @@
           </w:r>
           <w:r>
             <w:rPr>
-              <w:rFonts w:ascii="Times New Roman" w:hAnsi="Times New Roman" w:eastAsia="Times New Roman" w:cs="Times New Roman"/>
+              <w:rFonts w:ascii="Times New Roman" w:eastAsia="Times New Roman" w:hAnsi="Times New Roman" w:cs="Times New Roman"/>
               <w:bCs/>
               <w:spacing w:val="-19"/>
               <w:szCs w:val="28"/>
@@ -2659,7 +2613,7 @@
         </w:p>
         <w:p>
           <w:pPr>
-            <w:pStyle w:val="14"/>
+            <w:pStyle w:val="TOC3"/>
             <w:keepNext w:val="0"/>
             <w:keepLines w:val="0"/>
             <w:pageBreakBefore w:val="0"/>
@@ -2680,7 +2634,7 @@
           </w:pPr>
           <w:r>
             <w:rPr>
-              <w:rFonts w:ascii="Times New Roman" w:hAnsi="Times New Roman" w:eastAsia="Times New Roman" w:cs="Times New Roman"/>
+              <w:rFonts w:ascii="Times New Roman" w:eastAsia="Times New Roman" w:hAnsi="Times New Roman" w:cs="Times New Roman"/>
               <w:bCs/>
               <w:spacing w:val="-19"/>
               <w:szCs w:val="28"/>
@@ -2689,7 +2643,7 @@
           </w:r>
           <w:r>
             <w:rPr>
-              <w:rFonts w:ascii="Times New Roman" w:hAnsi="Times New Roman" w:eastAsia="Times New Roman" w:cs="Times New Roman"/>
+              <w:rFonts w:ascii="Times New Roman" w:eastAsia="Times New Roman" w:hAnsi="Times New Roman" w:cs="Times New Roman"/>
               <w:bCs/>
               <w:spacing w:val="-19"/>
               <w:szCs w:val="28"/>
@@ -2698,7 +2652,7 @@
           </w:r>
           <w:r>
             <w:rPr>
-              <w:rFonts w:ascii="Times New Roman" w:hAnsi="Times New Roman" w:eastAsia="Times New Roman" w:cs="Times New Roman"/>
+              <w:rFonts w:ascii="Times New Roman" w:eastAsia="Times New Roman" w:hAnsi="Times New Roman" w:cs="Times New Roman"/>
               <w:bCs/>
               <w:spacing w:val="-19"/>
               <w:szCs w:val="28"/>
@@ -2734,7 +2688,7 @@
           </w:r>
           <w:r>
             <w:rPr>
-              <w:rFonts w:ascii="Times New Roman" w:hAnsi="Times New Roman" w:eastAsia="Times New Roman" w:cs="Times New Roman"/>
+              <w:rFonts w:ascii="Times New Roman" w:eastAsia="Times New Roman" w:hAnsi="Times New Roman" w:cs="Times New Roman"/>
               <w:bCs/>
               <w:spacing w:val="-19"/>
               <w:szCs w:val="28"/>
@@ -2744,7 +2698,7 @@
         </w:p>
         <w:p>
           <w:pPr>
-            <w:pStyle w:val="14"/>
+            <w:pStyle w:val="TOC3"/>
             <w:keepNext w:val="0"/>
             <w:keepLines w:val="0"/>
             <w:pageBreakBefore w:val="0"/>
@@ -2765,7 +2719,7 @@
           </w:pPr>
           <w:r>
             <w:rPr>
-              <w:rFonts w:ascii="Times New Roman" w:hAnsi="Times New Roman" w:eastAsia="Times New Roman" w:cs="Times New Roman"/>
+              <w:rFonts w:ascii="Times New Roman" w:eastAsia="Times New Roman" w:hAnsi="Times New Roman" w:cs="Times New Roman"/>
               <w:bCs/>
               <w:spacing w:val="-19"/>
               <w:szCs w:val="28"/>
@@ -2774,7 +2728,7 @@
           </w:r>
           <w:r>
             <w:rPr>
-              <w:rFonts w:ascii="Times New Roman" w:hAnsi="Times New Roman" w:eastAsia="Times New Roman" w:cs="Times New Roman"/>
+              <w:rFonts w:ascii="Times New Roman" w:eastAsia="Times New Roman" w:hAnsi="Times New Roman" w:cs="Times New Roman"/>
               <w:bCs/>
               <w:spacing w:val="-19"/>
               <w:szCs w:val="28"/>
@@ -2783,7 +2737,7 @@
           </w:r>
           <w:r>
             <w:rPr>
-              <w:rFonts w:ascii="Times New Roman" w:hAnsi="Times New Roman" w:eastAsia="Times New Roman" w:cs="Times New Roman"/>
+              <w:rFonts w:ascii="Times New Roman" w:eastAsia="Times New Roman" w:hAnsi="Times New Roman" w:cs="Times New Roman"/>
               <w:bCs/>
               <w:spacing w:val="-19"/>
               <w:szCs w:val="28"/>
@@ -2819,7 +2773,7 @@
           </w:r>
           <w:r>
             <w:rPr>
-              <w:rFonts w:ascii="Times New Roman" w:hAnsi="Times New Roman" w:eastAsia="Times New Roman" w:cs="Times New Roman"/>
+              <w:rFonts w:ascii="Times New Roman" w:eastAsia="Times New Roman" w:hAnsi="Times New Roman" w:cs="Times New Roman"/>
               <w:bCs/>
               <w:spacing w:val="-19"/>
               <w:szCs w:val="28"/>
@@ -2829,7 +2783,7 @@
         </w:p>
         <w:p>
           <w:pPr>
-            <w:pStyle w:val="14"/>
+            <w:pStyle w:val="TOC3"/>
             <w:keepNext w:val="0"/>
             <w:keepLines w:val="0"/>
             <w:pageBreakBefore w:val="0"/>
@@ -2850,7 +2804,7 @@
           </w:pPr>
           <w:r>
             <w:rPr>
-              <w:rFonts w:ascii="Times New Roman" w:hAnsi="Times New Roman" w:eastAsia="Times New Roman" w:cs="Times New Roman"/>
+              <w:rFonts w:ascii="Times New Roman" w:eastAsia="Times New Roman" w:hAnsi="Times New Roman" w:cs="Times New Roman"/>
               <w:bCs/>
               <w:spacing w:val="-19"/>
               <w:szCs w:val="28"/>
@@ -2859,7 +2813,7 @@
           </w:r>
           <w:r>
             <w:rPr>
-              <w:rFonts w:ascii="Times New Roman" w:hAnsi="Times New Roman" w:eastAsia="Times New Roman" w:cs="Times New Roman"/>
+              <w:rFonts w:ascii="Times New Roman" w:eastAsia="Times New Roman" w:hAnsi="Times New Roman" w:cs="Times New Roman"/>
               <w:bCs/>
               <w:spacing w:val="-19"/>
               <w:szCs w:val="28"/>
@@ -2868,7 +2822,7 @@
           </w:r>
           <w:r>
             <w:rPr>
-              <w:rFonts w:ascii="Times New Roman" w:hAnsi="Times New Roman" w:eastAsia="Times New Roman" w:cs="Times New Roman"/>
+              <w:rFonts w:ascii="Times New Roman" w:eastAsia="Times New Roman" w:hAnsi="Times New Roman" w:cs="Times New Roman"/>
               <w:bCs/>
               <w:spacing w:val="-19"/>
               <w:szCs w:val="28"/>
@@ -2904,7 +2858,7 @@
           </w:r>
           <w:r>
             <w:rPr>
-              <w:rFonts w:ascii="Times New Roman" w:hAnsi="Times New Roman" w:eastAsia="Times New Roman" w:cs="Times New Roman"/>
+              <w:rFonts w:ascii="Times New Roman" w:eastAsia="Times New Roman" w:hAnsi="Times New Roman" w:cs="Times New Roman"/>
               <w:bCs/>
               <w:spacing w:val="-19"/>
               <w:szCs w:val="28"/>
@@ -2914,7 +2868,7 @@
         </w:p>
         <w:p>
           <w:pPr>
-            <w:pStyle w:val="18"/>
+            <w:pStyle w:val="TOC2"/>
             <w:keepNext w:val="0"/>
             <w:keepLines w:val="0"/>
             <w:pageBreakBefore w:val="0"/>
@@ -2935,7 +2889,7 @@
           </w:pPr>
           <w:r>
             <w:rPr>
-              <w:rFonts w:ascii="Times New Roman" w:hAnsi="Times New Roman" w:eastAsia="Times New Roman" w:cs="Times New Roman"/>
+              <w:rFonts w:ascii="Times New Roman" w:eastAsia="Times New Roman" w:hAnsi="Times New Roman" w:cs="Times New Roman"/>
               <w:bCs/>
               <w:spacing w:val="-19"/>
               <w:szCs w:val="28"/>
@@ -2944,7 +2898,7 @@
           </w:r>
           <w:r>
             <w:rPr>
-              <w:rFonts w:ascii="Times New Roman" w:hAnsi="Times New Roman" w:eastAsia="Times New Roman" w:cs="Times New Roman"/>
+              <w:rFonts w:ascii="Times New Roman" w:eastAsia="Times New Roman" w:hAnsi="Times New Roman" w:cs="Times New Roman"/>
               <w:bCs/>
               <w:spacing w:val="-19"/>
               <w:szCs w:val="28"/>
@@ -2953,7 +2907,7 @@
           </w:r>
           <w:r>
             <w:rPr>
-              <w:rFonts w:ascii="Times New Roman" w:hAnsi="Times New Roman" w:eastAsia="Times New Roman" w:cs="Times New Roman"/>
+              <w:rFonts w:ascii="Times New Roman" w:eastAsia="Times New Roman" w:hAnsi="Times New Roman" w:cs="Times New Roman"/>
               <w:bCs/>
               <w:spacing w:val="-19"/>
               <w:szCs w:val="28"/>
@@ -2994,7 +2948,7 @@
           </w:r>
           <w:r>
             <w:rPr>
-              <w:rFonts w:ascii="Times New Roman" w:hAnsi="Times New Roman" w:eastAsia="Times New Roman" w:cs="Times New Roman"/>
+              <w:rFonts w:ascii="Times New Roman" w:eastAsia="Times New Roman" w:hAnsi="Times New Roman" w:cs="Times New Roman"/>
               <w:bCs/>
               <w:spacing w:val="-19"/>
               <w:szCs w:val="28"/>
@@ -3004,7 +2958,7 @@
         </w:p>
         <w:p>
           <w:pPr>
-            <w:pStyle w:val="14"/>
+            <w:pStyle w:val="TOC3"/>
             <w:keepNext w:val="0"/>
             <w:keepLines w:val="0"/>
             <w:pageBreakBefore w:val="0"/>
@@ -3025,7 +2979,7 @@
           </w:pPr>
           <w:r>
             <w:rPr>
-              <w:rFonts w:ascii="Times New Roman" w:hAnsi="Times New Roman" w:eastAsia="Times New Roman" w:cs="Times New Roman"/>
+              <w:rFonts w:ascii="Times New Roman" w:eastAsia="Times New Roman" w:hAnsi="Times New Roman" w:cs="Times New Roman"/>
               <w:bCs/>
               <w:spacing w:val="-19"/>
               <w:szCs w:val="28"/>
@@ -3034,7 +2988,7 @@
           </w:r>
           <w:r>
             <w:rPr>
-              <w:rFonts w:ascii="Times New Roman" w:hAnsi="Times New Roman" w:eastAsia="Times New Roman" w:cs="Times New Roman"/>
+              <w:rFonts w:ascii="Times New Roman" w:eastAsia="Times New Roman" w:hAnsi="Times New Roman" w:cs="Times New Roman"/>
               <w:bCs/>
               <w:spacing w:val="-19"/>
               <w:szCs w:val="28"/>
@@ -3043,7 +2997,7 @@
           </w:r>
           <w:r>
             <w:rPr>
-              <w:rFonts w:ascii="Times New Roman" w:hAnsi="Times New Roman" w:eastAsia="Times New Roman" w:cs="Times New Roman"/>
+              <w:rFonts w:ascii="Times New Roman" w:eastAsia="Times New Roman" w:hAnsi="Times New Roman" w:cs="Times New Roman"/>
               <w:bCs/>
               <w:spacing w:val="-19"/>
               <w:szCs w:val="28"/>
@@ -3079,7 +3033,7 @@
           </w:r>
           <w:r>
             <w:rPr>
-              <w:rFonts w:ascii="Times New Roman" w:hAnsi="Times New Roman" w:eastAsia="Times New Roman" w:cs="Times New Roman"/>
+              <w:rFonts w:ascii="Times New Roman" w:eastAsia="Times New Roman" w:hAnsi="Times New Roman" w:cs="Times New Roman"/>
               <w:bCs/>
               <w:spacing w:val="-19"/>
               <w:szCs w:val="28"/>
@@ -3089,7 +3043,7 @@
         </w:p>
         <w:p>
           <w:pPr>
-            <w:pStyle w:val="14"/>
+            <w:pStyle w:val="TOC3"/>
             <w:keepNext w:val="0"/>
             <w:keepLines w:val="0"/>
             <w:pageBreakBefore w:val="0"/>
@@ -3110,7 +3064,7 @@
           </w:pPr>
           <w:r>
             <w:rPr>
-              <w:rFonts w:ascii="Times New Roman" w:hAnsi="Times New Roman" w:eastAsia="Times New Roman" w:cs="Times New Roman"/>
+              <w:rFonts w:ascii="Times New Roman" w:eastAsia="Times New Roman" w:hAnsi="Times New Roman" w:cs="Times New Roman"/>
               <w:bCs/>
               <w:spacing w:val="-19"/>
               <w:szCs w:val="28"/>
@@ -3119,7 +3073,7 @@
           </w:r>
           <w:r>
             <w:rPr>
-              <w:rFonts w:ascii="Times New Roman" w:hAnsi="Times New Roman" w:eastAsia="Times New Roman" w:cs="Times New Roman"/>
+              <w:rFonts w:ascii="Times New Roman" w:eastAsia="Times New Roman" w:hAnsi="Times New Roman" w:cs="Times New Roman"/>
               <w:bCs/>
               <w:spacing w:val="-19"/>
               <w:szCs w:val="28"/>
@@ -3128,7 +3082,7 @@
           </w:r>
           <w:r>
             <w:rPr>
-              <w:rFonts w:ascii="Times New Roman" w:hAnsi="Times New Roman" w:eastAsia="Times New Roman" w:cs="Times New Roman"/>
+              <w:rFonts w:ascii="Times New Roman" w:eastAsia="Times New Roman" w:hAnsi="Times New Roman" w:cs="Times New Roman"/>
               <w:bCs/>
               <w:spacing w:val="-19"/>
               <w:szCs w:val="28"/>
@@ -3164,7 +3118,7 @@
           </w:r>
           <w:r>
             <w:rPr>
-              <w:rFonts w:ascii="Times New Roman" w:hAnsi="Times New Roman" w:eastAsia="Times New Roman" w:cs="Times New Roman"/>
+              <w:rFonts w:ascii="Times New Roman" w:eastAsia="Times New Roman" w:hAnsi="Times New Roman" w:cs="Times New Roman"/>
               <w:bCs/>
               <w:spacing w:val="-19"/>
               <w:szCs w:val="28"/>
@@ -3174,7 +3128,7 @@
         </w:p>
         <w:p>
           <w:pPr>
-            <w:pStyle w:val="14"/>
+            <w:pStyle w:val="TOC3"/>
             <w:keepNext w:val="0"/>
             <w:keepLines w:val="0"/>
             <w:pageBreakBefore w:val="0"/>
@@ -3195,7 +3149,7 @@
           </w:pPr>
           <w:r>
             <w:rPr>
-              <w:rFonts w:ascii="Times New Roman" w:hAnsi="Times New Roman" w:eastAsia="Times New Roman" w:cs="Times New Roman"/>
+              <w:rFonts w:ascii="Times New Roman" w:eastAsia="Times New Roman" w:hAnsi="Times New Roman" w:cs="Times New Roman"/>
               <w:bCs/>
               <w:spacing w:val="-19"/>
               <w:szCs w:val="28"/>
@@ -3204,7 +3158,7 @@
           </w:r>
           <w:r>
             <w:rPr>
-              <w:rFonts w:ascii="Times New Roman" w:hAnsi="Times New Roman" w:eastAsia="Times New Roman" w:cs="Times New Roman"/>
+              <w:rFonts w:ascii="Times New Roman" w:eastAsia="Times New Roman" w:hAnsi="Times New Roman" w:cs="Times New Roman"/>
               <w:bCs/>
               <w:spacing w:val="-19"/>
               <w:szCs w:val="28"/>
@@ -3213,7 +3167,7 @@
           </w:r>
           <w:r>
             <w:rPr>
-              <w:rFonts w:ascii="Times New Roman" w:hAnsi="Times New Roman" w:eastAsia="Times New Roman" w:cs="Times New Roman"/>
+              <w:rFonts w:ascii="Times New Roman" w:eastAsia="Times New Roman" w:hAnsi="Times New Roman" w:cs="Times New Roman"/>
               <w:bCs/>
               <w:spacing w:val="-19"/>
               <w:szCs w:val="28"/>
@@ -3249,7 +3203,7 @@
           </w:r>
           <w:r>
             <w:rPr>
-              <w:rFonts w:ascii="Times New Roman" w:hAnsi="Times New Roman" w:eastAsia="Times New Roman" w:cs="Times New Roman"/>
+              <w:rFonts w:ascii="Times New Roman" w:eastAsia="Times New Roman" w:hAnsi="Times New Roman" w:cs="Times New Roman"/>
               <w:bCs/>
               <w:spacing w:val="-19"/>
               <w:szCs w:val="28"/>
@@ -3259,7 +3213,7 @@
         </w:p>
         <w:p>
           <w:pPr>
-            <w:pStyle w:val="14"/>
+            <w:pStyle w:val="TOC3"/>
             <w:keepNext w:val="0"/>
             <w:keepLines w:val="0"/>
             <w:pageBreakBefore w:val="0"/>
@@ -3280,7 +3234,7 @@
           </w:pPr>
           <w:r>
             <w:rPr>
-              <w:rFonts w:ascii="Times New Roman" w:hAnsi="Times New Roman" w:eastAsia="Times New Roman" w:cs="Times New Roman"/>
+              <w:rFonts w:ascii="Times New Roman" w:eastAsia="Times New Roman" w:hAnsi="Times New Roman" w:cs="Times New Roman"/>
               <w:bCs/>
               <w:spacing w:val="-19"/>
               <w:szCs w:val="28"/>
@@ -3289,7 +3243,7 @@
           </w:r>
           <w:r>
             <w:rPr>
-              <w:rFonts w:ascii="Times New Roman" w:hAnsi="Times New Roman" w:eastAsia="Times New Roman" w:cs="Times New Roman"/>
+              <w:rFonts w:ascii="Times New Roman" w:eastAsia="Times New Roman" w:hAnsi="Times New Roman" w:cs="Times New Roman"/>
               <w:bCs/>
               <w:spacing w:val="-19"/>
               <w:szCs w:val="28"/>
@@ -3298,7 +3252,7 @@
           </w:r>
           <w:r>
             <w:rPr>
-              <w:rFonts w:ascii="Times New Roman" w:hAnsi="Times New Roman" w:eastAsia="Times New Roman" w:cs="Times New Roman"/>
+              <w:rFonts w:ascii="Times New Roman" w:eastAsia="Times New Roman" w:hAnsi="Times New Roman" w:cs="Times New Roman"/>
               <w:bCs/>
               <w:spacing w:val="-19"/>
               <w:szCs w:val="28"/>
@@ -3334,7 +3288,7 @@
           </w:r>
           <w:r>
             <w:rPr>
-              <w:rFonts w:ascii="Times New Roman" w:hAnsi="Times New Roman" w:eastAsia="Times New Roman" w:cs="Times New Roman"/>
+              <w:rFonts w:ascii="Times New Roman" w:eastAsia="Times New Roman" w:hAnsi="Times New Roman" w:cs="Times New Roman"/>
               <w:bCs/>
               <w:spacing w:val="-19"/>
               <w:szCs w:val="28"/>
@@ -3344,7 +3298,7 @@
         </w:p>
         <w:p>
           <w:pPr>
-            <w:pStyle w:val="17"/>
+            <w:pStyle w:val="TOC1"/>
             <w:keepNext w:val="0"/>
             <w:keepLines w:val="0"/>
             <w:pageBreakBefore w:val="0"/>
@@ -3365,7 +3319,7 @@
           </w:pPr>
           <w:r>
             <w:rPr>
-              <w:rFonts w:ascii="Times New Roman" w:hAnsi="Times New Roman" w:eastAsia="Times New Roman" w:cs="Times New Roman"/>
+              <w:rFonts w:ascii="Times New Roman" w:eastAsia="Times New Roman" w:hAnsi="Times New Roman" w:cs="Times New Roman"/>
               <w:bCs/>
               <w:spacing w:val="-19"/>
               <w:szCs w:val="28"/>
@@ -3374,7 +3328,7 @@
           </w:r>
           <w:r>
             <w:rPr>
-              <w:rFonts w:ascii="Times New Roman" w:hAnsi="Times New Roman" w:eastAsia="Times New Roman" w:cs="Times New Roman"/>
+              <w:rFonts w:ascii="Times New Roman" w:eastAsia="Times New Roman" w:hAnsi="Times New Roman" w:cs="Times New Roman"/>
               <w:bCs/>
               <w:spacing w:val="-19"/>
               <w:szCs w:val="28"/>
@@ -3383,7 +3337,7 @@
           </w:r>
           <w:r>
             <w:rPr>
-              <w:rFonts w:ascii="Times New Roman" w:hAnsi="Times New Roman" w:eastAsia="Times New Roman" w:cs="Times New Roman"/>
+              <w:rFonts w:ascii="Times New Roman" w:eastAsia="Times New Roman" w:hAnsi="Times New Roman" w:cs="Times New Roman"/>
               <w:bCs/>
               <w:spacing w:val="-19"/>
               <w:szCs w:val="28"/>
@@ -3419,7 +3373,7 @@
           </w:r>
           <w:r>
             <w:rPr>
-              <w:rFonts w:ascii="Times New Roman" w:hAnsi="Times New Roman" w:eastAsia="Times New Roman" w:cs="Times New Roman"/>
+              <w:rFonts w:ascii="Times New Roman" w:eastAsia="Times New Roman" w:hAnsi="Times New Roman" w:cs="Times New Roman"/>
               <w:bCs/>
               <w:spacing w:val="-19"/>
               <w:szCs w:val="28"/>
@@ -3429,7 +3383,7 @@
         </w:p>
         <w:p>
           <w:pPr>
-            <w:pStyle w:val="18"/>
+            <w:pStyle w:val="TOC2"/>
             <w:keepNext w:val="0"/>
             <w:keepLines w:val="0"/>
             <w:pageBreakBefore w:val="0"/>
@@ -3450,7 +3404,7 @@
           </w:pPr>
           <w:r>
             <w:rPr>
-              <w:rFonts w:ascii="Times New Roman" w:hAnsi="Times New Roman" w:eastAsia="Times New Roman" w:cs="Times New Roman"/>
+              <w:rFonts w:ascii="Times New Roman" w:eastAsia="Times New Roman" w:hAnsi="Times New Roman" w:cs="Times New Roman"/>
               <w:bCs/>
               <w:spacing w:val="-19"/>
               <w:szCs w:val="28"/>
@@ -3459,7 +3413,7 @@
           </w:r>
           <w:r>
             <w:rPr>
-              <w:rFonts w:ascii="Times New Roman" w:hAnsi="Times New Roman" w:eastAsia="Times New Roman" w:cs="Times New Roman"/>
+              <w:rFonts w:ascii="Times New Roman" w:eastAsia="Times New Roman" w:hAnsi="Times New Roman" w:cs="Times New Roman"/>
               <w:bCs/>
               <w:spacing w:val="-19"/>
               <w:szCs w:val="28"/>
@@ -3468,7 +3422,7 @@
           </w:r>
           <w:r>
             <w:rPr>
-              <w:rFonts w:ascii="Times New Roman" w:hAnsi="Times New Roman" w:eastAsia="Times New Roman" w:cs="Times New Roman"/>
+              <w:rFonts w:ascii="Times New Roman" w:eastAsia="Times New Roman" w:hAnsi="Times New Roman" w:cs="Times New Roman"/>
               <w:bCs/>
               <w:spacing w:val="-19"/>
               <w:szCs w:val="28"/>
@@ -3504,7 +3458,7 @@
           </w:r>
           <w:r>
             <w:rPr>
-              <w:rFonts w:ascii="Times New Roman" w:hAnsi="Times New Roman" w:eastAsia="Times New Roman" w:cs="Times New Roman"/>
+              <w:rFonts w:ascii="Times New Roman" w:eastAsia="Times New Roman" w:hAnsi="Times New Roman" w:cs="Times New Roman"/>
               <w:bCs/>
               <w:spacing w:val="-19"/>
               <w:szCs w:val="28"/>
@@ -3514,7 +3468,7 @@
         </w:p>
         <w:p>
           <w:pPr>
-            <w:pStyle w:val="18"/>
+            <w:pStyle w:val="TOC2"/>
             <w:keepNext w:val="0"/>
             <w:keepLines w:val="0"/>
             <w:pageBreakBefore w:val="0"/>
@@ -3535,7 +3489,7 @@
           </w:pPr>
           <w:r>
             <w:rPr>
-              <w:rFonts w:ascii="Times New Roman" w:hAnsi="Times New Roman" w:eastAsia="Times New Roman" w:cs="Times New Roman"/>
+              <w:rFonts w:ascii="Times New Roman" w:eastAsia="Times New Roman" w:hAnsi="Times New Roman" w:cs="Times New Roman"/>
               <w:bCs/>
               <w:spacing w:val="-19"/>
               <w:szCs w:val="28"/>
@@ -3544,7 +3498,7 @@
           </w:r>
           <w:r>
             <w:rPr>
-              <w:rFonts w:ascii="Times New Roman" w:hAnsi="Times New Roman" w:eastAsia="Times New Roman" w:cs="Times New Roman"/>
+              <w:rFonts w:ascii="Times New Roman" w:eastAsia="Times New Roman" w:hAnsi="Times New Roman" w:cs="Times New Roman"/>
               <w:bCs/>
               <w:spacing w:val="-19"/>
               <w:szCs w:val="28"/>
@@ -3553,7 +3507,7 @@
           </w:r>
           <w:r>
             <w:rPr>
-              <w:rFonts w:ascii="Times New Roman" w:hAnsi="Times New Roman" w:eastAsia="Times New Roman" w:cs="Times New Roman"/>
+              <w:rFonts w:ascii="Times New Roman" w:eastAsia="Times New Roman" w:hAnsi="Times New Roman" w:cs="Times New Roman"/>
               <w:bCs/>
               <w:spacing w:val="-19"/>
               <w:szCs w:val="28"/>
@@ -3589,7 +3543,7 @@
           </w:r>
           <w:r>
             <w:rPr>
-              <w:rFonts w:ascii="Times New Roman" w:hAnsi="Times New Roman" w:eastAsia="Times New Roman" w:cs="Times New Roman"/>
+              <w:rFonts w:ascii="Times New Roman" w:eastAsia="Times New Roman" w:hAnsi="Times New Roman" w:cs="Times New Roman"/>
               <w:bCs/>
               <w:spacing w:val="-19"/>
               <w:szCs w:val="28"/>
@@ -3599,7 +3553,7 @@
         </w:p>
         <w:p>
           <w:pPr>
-            <w:pStyle w:val="18"/>
+            <w:pStyle w:val="TOC2"/>
             <w:keepNext w:val="0"/>
             <w:keepLines w:val="0"/>
             <w:pageBreakBefore w:val="0"/>
@@ -3620,7 +3574,7 @@
           </w:pPr>
           <w:r>
             <w:rPr>
-              <w:rFonts w:ascii="Times New Roman" w:hAnsi="Times New Roman" w:eastAsia="Times New Roman" w:cs="Times New Roman"/>
+              <w:rFonts w:ascii="Times New Roman" w:eastAsia="Times New Roman" w:hAnsi="Times New Roman" w:cs="Times New Roman"/>
               <w:bCs/>
               <w:spacing w:val="-19"/>
               <w:szCs w:val="28"/>
@@ -3629,7 +3583,7 @@
           </w:r>
           <w:r>
             <w:rPr>
-              <w:rFonts w:ascii="Times New Roman" w:hAnsi="Times New Roman" w:eastAsia="Times New Roman" w:cs="Times New Roman"/>
+              <w:rFonts w:ascii="Times New Roman" w:eastAsia="Times New Roman" w:hAnsi="Times New Roman" w:cs="Times New Roman"/>
               <w:bCs/>
               <w:spacing w:val="-19"/>
               <w:szCs w:val="28"/>
@@ -3638,7 +3592,7 @@
           </w:r>
           <w:r>
             <w:rPr>
-              <w:rFonts w:ascii="Times New Roman" w:hAnsi="Times New Roman" w:eastAsia="Times New Roman" w:cs="Times New Roman"/>
+              <w:rFonts w:ascii="Times New Roman" w:eastAsia="Times New Roman" w:hAnsi="Times New Roman" w:cs="Times New Roman"/>
               <w:bCs/>
               <w:spacing w:val="-19"/>
               <w:szCs w:val="28"/>
@@ -3674,7 +3628,7 @@
           </w:r>
           <w:r>
             <w:rPr>
-              <w:rFonts w:ascii="Times New Roman" w:hAnsi="Times New Roman" w:eastAsia="Times New Roman" w:cs="Times New Roman"/>
+              <w:rFonts w:ascii="Times New Roman" w:eastAsia="Times New Roman" w:hAnsi="Times New Roman" w:cs="Times New Roman"/>
               <w:bCs/>
               <w:spacing w:val="-19"/>
               <w:szCs w:val="28"/>
@@ -3684,7 +3638,7 @@
         </w:p>
         <w:p>
           <w:pPr>
-            <w:pStyle w:val="18"/>
+            <w:pStyle w:val="TOC2"/>
             <w:keepNext w:val="0"/>
             <w:keepLines w:val="0"/>
             <w:pageBreakBefore w:val="0"/>
@@ -3705,7 +3659,7 @@
           </w:pPr>
           <w:r>
             <w:rPr>
-              <w:rFonts w:ascii="Times New Roman" w:hAnsi="Times New Roman" w:eastAsia="Times New Roman" w:cs="Times New Roman"/>
+              <w:rFonts w:ascii="Times New Roman" w:eastAsia="Times New Roman" w:hAnsi="Times New Roman" w:cs="Times New Roman"/>
               <w:bCs/>
               <w:spacing w:val="-19"/>
               <w:szCs w:val="28"/>
@@ -3714,7 +3668,7 @@
           </w:r>
           <w:r>
             <w:rPr>
-              <w:rFonts w:ascii="Times New Roman" w:hAnsi="Times New Roman" w:eastAsia="Times New Roman" w:cs="Times New Roman"/>
+              <w:rFonts w:ascii="Times New Roman" w:eastAsia="Times New Roman" w:hAnsi="Times New Roman" w:cs="Times New Roman"/>
               <w:bCs/>
               <w:spacing w:val="-19"/>
               <w:szCs w:val="28"/>
@@ -3723,7 +3677,7 @@
           </w:r>
           <w:r>
             <w:rPr>
-              <w:rFonts w:ascii="Times New Roman" w:hAnsi="Times New Roman" w:eastAsia="Times New Roman" w:cs="Times New Roman"/>
+              <w:rFonts w:ascii="Times New Roman" w:eastAsia="Times New Roman" w:hAnsi="Times New Roman" w:cs="Times New Roman"/>
               <w:bCs/>
               <w:spacing w:val="-19"/>
               <w:szCs w:val="28"/>
@@ -3759,7 +3713,7 @@
           </w:r>
           <w:r>
             <w:rPr>
-              <w:rFonts w:ascii="Times New Roman" w:hAnsi="Times New Roman" w:eastAsia="Times New Roman" w:cs="Times New Roman"/>
+              <w:rFonts w:ascii="Times New Roman" w:eastAsia="Times New Roman" w:hAnsi="Times New Roman" w:cs="Times New Roman"/>
               <w:bCs/>
               <w:spacing w:val="-19"/>
               <w:szCs w:val="28"/>
@@ -3769,7 +3723,7 @@
         </w:p>
         <w:p>
           <w:pPr>
-            <w:pStyle w:val="17"/>
+            <w:pStyle w:val="TOC1"/>
             <w:keepNext w:val="0"/>
             <w:keepLines w:val="0"/>
             <w:pageBreakBefore w:val="0"/>
@@ -3790,7 +3744,7 @@
           </w:pPr>
           <w:r>
             <w:rPr>
-              <w:rFonts w:ascii="Times New Roman" w:hAnsi="Times New Roman" w:eastAsia="Times New Roman" w:cs="Times New Roman"/>
+              <w:rFonts w:ascii="Times New Roman" w:eastAsia="Times New Roman" w:hAnsi="Times New Roman" w:cs="Times New Roman"/>
               <w:bCs/>
               <w:spacing w:val="-19"/>
               <w:szCs w:val="28"/>
@@ -3799,7 +3753,7 @@
           </w:r>
           <w:r>
             <w:rPr>
-              <w:rFonts w:ascii="Times New Roman" w:hAnsi="Times New Roman" w:eastAsia="Times New Roman" w:cs="Times New Roman"/>
+              <w:rFonts w:ascii="Times New Roman" w:eastAsia="Times New Roman" w:hAnsi="Times New Roman" w:cs="Times New Roman"/>
               <w:bCs/>
               <w:spacing w:val="-19"/>
               <w:szCs w:val="28"/>
@@ -3808,7 +3762,7 @@
           </w:r>
           <w:r>
             <w:rPr>
-              <w:rFonts w:ascii="Times New Roman" w:hAnsi="Times New Roman" w:eastAsia="Times New Roman" w:cs="Times New Roman"/>
+              <w:rFonts w:ascii="Times New Roman" w:eastAsia="Times New Roman" w:hAnsi="Times New Roman" w:cs="Times New Roman"/>
               <w:bCs/>
               <w:spacing w:val="-19"/>
               <w:szCs w:val="28"/>
@@ -3842,7 +3796,7 @@
           </w:r>
           <w:r>
             <w:rPr>
-              <w:rFonts w:ascii="Times New Roman" w:hAnsi="Times New Roman" w:eastAsia="Times New Roman" w:cs="Times New Roman"/>
+              <w:rFonts w:ascii="Times New Roman" w:eastAsia="Times New Roman" w:hAnsi="Times New Roman" w:cs="Times New Roman"/>
               <w:bCs/>
               <w:spacing w:val="-19"/>
               <w:szCs w:val="28"/>
@@ -3852,7 +3806,7 @@
         </w:p>
         <w:p>
           <w:pPr>
-            <w:pStyle w:val="17"/>
+            <w:pStyle w:val="TOC1"/>
             <w:keepNext w:val="0"/>
             <w:keepLines w:val="0"/>
             <w:pageBreakBefore w:val="0"/>
@@ -3873,7 +3827,7 @@
           </w:pPr>
           <w:r>
             <w:rPr>
-              <w:rFonts w:ascii="Times New Roman" w:hAnsi="Times New Roman" w:eastAsia="Times New Roman" w:cs="Times New Roman"/>
+              <w:rFonts w:ascii="Times New Roman" w:eastAsia="Times New Roman" w:hAnsi="Times New Roman" w:cs="Times New Roman"/>
               <w:bCs/>
               <w:spacing w:val="-19"/>
               <w:szCs w:val="28"/>
@@ -3882,7 +3836,7 @@
           </w:r>
           <w:r>
             <w:rPr>
-              <w:rFonts w:ascii="Times New Roman" w:hAnsi="Times New Roman" w:eastAsia="Times New Roman" w:cs="Times New Roman"/>
+              <w:rFonts w:ascii="Times New Roman" w:eastAsia="Times New Roman" w:hAnsi="Times New Roman" w:cs="Times New Roman"/>
               <w:bCs/>
               <w:spacing w:val="-19"/>
               <w:szCs w:val="28"/>
@@ -3891,7 +3845,7 @@
           </w:r>
           <w:r>
             <w:rPr>
-              <w:rFonts w:ascii="Times New Roman" w:hAnsi="Times New Roman" w:eastAsia="Times New Roman" w:cs="Times New Roman"/>
+              <w:rFonts w:ascii="Times New Roman" w:eastAsia="Times New Roman" w:hAnsi="Times New Roman" w:cs="Times New Roman"/>
               <w:bCs/>
               <w:spacing w:val="-19"/>
               <w:szCs w:val="28"/>
@@ -3927,7 +3881,7 @@
           </w:r>
           <w:r>
             <w:rPr>
-              <w:rFonts w:ascii="Times New Roman" w:hAnsi="Times New Roman" w:eastAsia="Times New Roman" w:cs="Times New Roman"/>
+              <w:rFonts w:ascii="Times New Roman" w:eastAsia="Times New Roman" w:hAnsi="Times New Roman" w:cs="Times New Roman"/>
               <w:bCs/>
               <w:spacing w:val="-19"/>
               <w:szCs w:val="28"/>
@@ -3937,7 +3891,7 @@
         </w:p>
         <w:p>
           <w:pPr>
-            <w:pStyle w:val="17"/>
+            <w:pStyle w:val="TOC1"/>
             <w:keepNext w:val="0"/>
             <w:keepLines w:val="0"/>
             <w:pageBreakBefore w:val="0"/>
@@ -3958,7 +3912,7 @@
           </w:pPr>
           <w:r>
             <w:rPr>
-              <w:rFonts w:ascii="Times New Roman" w:hAnsi="Times New Roman" w:eastAsia="Times New Roman" w:cs="Times New Roman"/>
+              <w:rFonts w:ascii="Times New Roman" w:eastAsia="Times New Roman" w:hAnsi="Times New Roman" w:cs="Times New Roman"/>
               <w:bCs/>
               <w:spacing w:val="-19"/>
               <w:szCs w:val="28"/>
@@ -3967,7 +3921,7 @@
           </w:r>
           <w:r>
             <w:rPr>
-              <w:rFonts w:ascii="Times New Roman" w:hAnsi="Times New Roman" w:eastAsia="Times New Roman" w:cs="Times New Roman"/>
+              <w:rFonts w:ascii="Times New Roman" w:eastAsia="Times New Roman" w:hAnsi="Times New Roman" w:cs="Times New Roman"/>
               <w:bCs/>
               <w:spacing w:val="-19"/>
               <w:szCs w:val="28"/>
@@ -3976,7 +3930,7 @@
           </w:r>
           <w:r>
             <w:rPr>
-              <w:rFonts w:ascii="Times New Roman" w:hAnsi="Times New Roman" w:eastAsia="Times New Roman" w:cs="Times New Roman"/>
+              <w:rFonts w:ascii="Times New Roman" w:eastAsia="Times New Roman" w:hAnsi="Times New Roman" w:cs="Times New Roman"/>
               <w:bCs/>
               <w:spacing w:val="-19"/>
               <w:szCs w:val="28"/>
@@ -4012,7 +3966,7 @@
           </w:r>
           <w:r>
             <w:rPr>
-              <w:rFonts w:ascii="Times New Roman" w:hAnsi="Times New Roman" w:eastAsia="Times New Roman" w:cs="Times New Roman"/>
+              <w:rFonts w:ascii="Times New Roman" w:eastAsia="Times New Roman" w:hAnsi="Times New Roman" w:cs="Times New Roman"/>
               <w:bCs/>
               <w:spacing w:val="-19"/>
               <w:szCs w:val="28"/>
@@ -4037,7 +3991,7 @@
             <w:snapToGrid w:val="0"/>
             <w:textAlignment w:val="baseline"/>
             <w:rPr>
-              <w:rFonts w:ascii="Times New Roman" w:hAnsi="Times New Roman" w:eastAsia="Times New Roman" w:cs="Times New Roman"/>
+              <w:rFonts w:ascii="Times New Roman" w:eastAsia="Times New Roman" w:hAnsi="Times New Roman" w:cs="Times New Roman"/>
               <w:bCs/>
               <w:spacing w:val="-19"/>
               <w:szCs w:val="28"/>
@@ -4045,7 +3999,7 @@
           </w:pPr>
           <w:r>
             <w:rPr>
-              <w:rFonts w:ascii="Times New Roman" w:hAnsi="Times New Roman" w:eastAsia="Times New Roman" w:cs="Times New Roman"/>
+              <w:rFonts w:ascii="Times New Roman" w:eastAsia="Times New Roman" w:hAnsi="Times New Roman" w:cs="Times New Roman"/>
               <w:bCs/>
               <w:spacing w:val="-19"/>
               <w:szCs w:val="28"/>
@@ -4070,7 +4024,7 @@
             <w:snapToGrid w:val="0"/>
             <w:textAlignment w:val="baseline"/>
             <w:rPr>
-              <w:rFonts w:ascii="Times New Roman" w:hAnsi="Times New Roman" w:eastAsia="Times New Roman" w:cs="Times New Roman"/>
+              <w:rFonts w:ascii="Times New Roman" w:eastAsia="Times New Roman" w:hAnsi="Times New Roman" w:cs="Times New Roman"/>
               <w:bCs/>
               <w:spacing w:val="-19"/>
               <w:szCs w:val="28"/>
@@ -4078,7 +4032,7 @@
           </w:pPr>
           <w:r>
             <w:rPr>
-              <w:rFonts w:ascii="Times New Roman" w:hAnsi="Times New Roman" w:eastAsia="Times New Roman" w:cs="Times New Roman"/>
+              <w:rFonts w:ascii="Times New Roman" w:eastAsia="Times New Roman" w:hAnsi="Times New Roman" w:cs="Times New Roman"/>
               <w:bCs/>
               <w:spacing w:val="-19"/>
               <w:szCs w:val="28"/>
@@ -4108,7 +4062,7 @@
     </w:sdt>
     <w:p>
       <w:pPr>
-        <w:pStyle w:val="30"/>
+        <w:pStyle w:val="1"/>
         <w:keepNext w:val="0"/>
         <w:keepLines w:val="0"/>
         <w:pageBreakBefore w:val="0"/>
@@ -4132,7 +4086,7 @@
     </w:p>
     <w:p>
       <w:pPr>
-        <w:pStyle w:val="31"/>
+        <w:pStyle w:val="a"/>
         <w:keepNext w:val="0"/>
         <w:keepLines w:val="0"/>
         <w:pageBreakBefore w:val="0"/>
@@ -4148,19 +4102,19 @@
         <w:snapToGrid w:val="0"/>
         <w:textAlignment w:val="baseline"/>
         <w:rPr>
-          <w:rFonts w:hint="eastAsia" w:ascii="宋体" w:hAnsi="宋体" w:eastAsia="宋体" w:cs="宋体"/>
+          <w:rFonts w:ascii="宋体" w:eastAsia="宋体" w:hAnsi="宋体" w:cs="宋体" w:hint="eastAsia"/>
         </w:rPr>
       </w:pPr>
       <w:r>
         <w:rPr>
-          <w:rFonts w:hint="eastAsia" w:ascii="宋体" w:hAnsi="宋体" w:eastAsia="宋体" w:cs="宋体"/>
+          <w:rFonts w:ascii="宋体" w:eastAsia="宋体" w:hAnsi="宋体" w:cs="宋体" w:hint="eastAsia"/>
         </w:rPr>
         <w:t>为确保公司核心IT服务在面临各种中断性事件（如硬件故障、自然灾害、网络攻击、人为错误等）时，能够保持预定的可用性水平，并能够快速、有效地恢复，最大限度地减少对业务运营的影响和损失，特制定本制度。</w:t>
       </w:r>
     </w:p>
     <w:p>
       <w:pPr>
-        <w:pStyle w:val="30"/>
+        <w:pStyle w:val="1"/>
         <w:keepNext w:val="0"/>
         <w:keepLines w:val="0"/>
         <w:pageBreakBefore w:val="0"/>
@@ -4188,7 +4142,7 @@
     </w:p>
     <w:p>
       <w:pPr>
-        <w:pStyle w:val="31"/>
+        <w:pStyle w:val="a"/>
         <w:keepNext w:val="0"/>
         <w:keepLines w:val="0"/>
         <w:pageBreakBefore w:val="0"/>
@@ -4206,7 +4160,7 @@
         <w:bidi w:val="0"/>
         <w:adjustRightInd w:val="0"/>
         <w:snapToGrid w:val="0"/>
-        <w:ind w:left="425" w:leftChars="0" w:hanging="425" w:firstLineChars="0"/>
+        <w:ind w:left="425" w:hanging="425" w:leftChars="0" w:firstLineChars="0"/>
         <w:textAlignment w:val="baseline"/>
       </w:pPr>
       <w:r>
@@ -4225,7 +4179,7 @@
     </w:p>
     <w:p>
       <w:pPr>
-        <w:pStyle w:val="31"/>
+        <w:pStyle w:val="a"/>
         <w:keepNext w:val="0"/>
         <w:keepLines w:val="0"/>
         <w:pageBreakBefore w:val="0"/>
@@ -4243,7 +4197,7 @@
         <w:bidi w:val="0"/>
         <w:adjustRightInd w:val="0"/>
         <w:snapToGrid w:val="0"/>
-        <w:ind w:left="425" w:leftChars="0" w:hanging="425" w:firstLineChars="0"/>
+        <w:ind w:left="425" w:hanging="425" w:leftChars="0" w:firstLineChars="0"/>
         <w:textAlignment w:val="baseline"/>
       </w:pPr>
       <w:r>
@@ -4252,7 +4206,7 @@
     </w:p>
     <w:p>
       <w:pPr>
-        <w:pStyle w:val="31"/>
+        <w:pStyle w:val="a"/>
         <w:keepNext w:val="0"/>
         <w:keepLines w:val="0"/>
         <w:pageBreakBefore w:val="0"/>
@@ -4270,7 +4224,7 @@
         <w:bidi w:val="0"/>
         <w:adjustRightInd w:val="0"/>
         <w:snapToGrid w:val="0"/>
-        <w:ind w:left="425" w:leftChars="0" w:hanging="425" w:firstLineChars="0"/>
+        <w:ind w:left="425" w:hanging="425" w:leftChars="0" w:firstLineChars="0"/>
         <w:textAlignment w:val="baseline"/>
       </w:pPr>
       <w:r>
@@ -4279,7 +4233,7 @@
     </w:p>
     <w:p>
       <w:pPr>
-        <w:pStyle w:val="31"/>
+        <w:pStyle w:val="a"/>
         <w:keepNext w:val="0"/>
         <w:keepLines w:val="0"/>
         <w:pageBreakBefore w:val="0"/>
@@ -4297,7 +4251,7 @@
         <w:bidi w:val="0"/>
         <w:adjustRightInd w:val="0"/>
         <w:snapToGrid w:val="0"/>
-        <w:ind w:left="425" w:leftChars="0" w:hanging="425" w:firstLineChars="0"/>
+        <w:ind w:left="425" w:hanging="425" w:leftChars="0" w:firstLineChars="0"/>
         <w:textAlignment w:val="baseline"/>
       </w:pPr>
       <w:r>
@@ -4316,7 +4270,7 @@
     </w:p>
     <w:p>
       <w:pPr>
-        <w:pStyle w:val="31"/>
+        <w:pStyle w:val="a"/>
         <w:keepNext w:val="0"/>
         <w:keepLines w:val="0"/>
         <w:pageBreakBefore w:val="0"/>
@@ -4334,7 +4288,7 @@
         <w:bidi w:val="0"/>
         <w:adjustRightInd w:val="0"/>
         <w:snapToGrid w:val="0"/>
-        <w:ind w:left="425" w:leftChars="0" w:hanging="425" w:firstLineChars="0"/>
+        <w:ind w:left="425" w:hanging="425" w:leftChars="0" w:firstLineChars="0"/>
         <w:textAlignment w:val="baseline"/>
       </w:pPr>
       <w:r>
@@ -4350,7 +4304,7 @@
     </w:p>
     <w:p>
       <w:pPr>
-        <w:pStyle w:val="30"/>
+        <w:pStyle w:val="1"/>
         <w:keepNext w:val="0"/>
         <w:keepLines w:val="0"/>
         <w:pageBreakBefore w:val="0"/>
@@ -4378,7 +4332,7 @@
     </w:p>
     <w:p>
       <w:pPr>
-        <w:pStyle w:val="31"/>
+        <w:pStyle w:val="a"/>
         <w:keepNext w:val="0"/>
         <w:keepLines w:val="0"/>
         <w:pageBreakBefore w:val="0"/>
@@ -4400,7 +4354,7 @@
     </w:p>
     <w:p>
       <w:pPr>
-        <w:pStyle w:val="43"/>
+        <w:pStyle w:val="a3"/>
         <w:keepNext w:val="0"/>
         <w:keepLines w:val="0"/>
         <w:pageBreakBefore w:val="0"/>
@@ -4426,7 +4380,7 @@
     </w:p>
     <w:p>
       <w:pPr>
-        <w:pStyle w:val="43"/>
+        <w:pStyle w:val="a3"/>
         <w:keepNext w:val="0"/>
         <w:keepLines w:val="0"/>
         <w:pageBreakBefore w:val="0"/>
@@ -4459,7 +4413,7 @@
     </w:p>
     <w:p>
       <w:pPr>
-        <w:pStyle w:val="43"/>
+        <w:pStyle w:val="a3"/>
         <w:keepNext w:val="0"/>
         <w:keepLines w:val="0"/>
         <w:pageBreakBefore w:val="0"/>
@@ -4485,7 +4439,7 @@
     </w:p>
     <w:p>
       <w:pPr>
-        <w:pStyle w:val="31"/>
+        <w:pStyle w:val="a"/>
         <w:keepNext w:val="0"/>
         <w:keepLines w:val="0"/>
         <w:pageBreakBefore w:val="0"/>
@@ -4507,7 +4461,7 @@
     </w:p>
     <w:p>
       <w:pPr>
-        <w:pStyle w:val="43"/>
+        <w:pStyle w:val="a3"/>
         <w:keepNext w:val="0"/>
         <w:keepLines w:val="0"/>
         <w:pageBreakBefore w:val="0"/>
@@ -4525,7 +4479,7 @@
         <w:bidi w:val="0"/>
         <w:adjustRightInd w:val="0"/>
         <w:snapToGrid w:val="0"/>
-        <w:ind w:left="425" w:leftChars="0" w:hanging="425" w:firstLineChars="0"/>
+        <w:ind w:left="425" w:hanging="425" w:leftChars="0" w:firstLineChars="0"/>
         <w:textAlignment w:val="baseline"/>
       </w:pPr>
       <w:r>
@@ -4534,7 +4488,7 @@
     </w:p>
     <w:p>
       <w:pPr>
-        <w:pStyle w:val="43"/>
+        <w:pStyle w:val="a3"/>
         <w:keepNext w:val="0"/>
         <w:keepLines w:val="0"/>
         <w:pageBreakBefore w:val="0"/>
@@ -4552,7 +4506,7 @@
         <w:bidi w:val="0"/>
         <w:adjustRightInd w:val="0"/>
         <w:snapToGrid w:val="0"/>
-        <w:ind w:left="425" w:leftChars="0" w:hanging="425" w:firstLineChars="0"/>
+        <w:ind w:left="425" w:hanging="425" w:leftChars="0" w:firstLineChars="0"/>
         <w:textAlignment w:val="baseline"/>
       </w:pPr>
       <w:r>
@@ -4561,7 +4515,7 @@
     </w:p>
     <w:p>
       <w:pPr>
-        <w:pStyle w:val="43"/>
+        <w:pStyle w:val="a3"/>
         <w:keepNext w:val="0"/>
         <w:keepLines w:val="0"/>
         <w:pageBreakBefore w:val="0"/>
@@ -4579,7 +4533,7 @@
         <w:bidi w:val="0"/>
         <w:adjustRightInd w:val="0"/>
         <w:snapToGrid w:val="0"/>
-        <w:ind w:left="425" w:leftChars="0" w:hanging="425" w:firstLineChars="0"/>
+        <w:ind w:left="425" w:hanging="425" w:leftChars="0" w:firstLineChars="0"/>
         <w:textAlignment w:val="baseline"/>
       </w:pPr>
       <w:r>
@@ -4588,7 +4542,7 @@
     </w:p>
     <w:p>
       <w:pPr>
-        <w:pStyle w:val="43"/>
+        <w:pStyle w:val="a3"/>
         <w:keepNext w:val="0"/>
         <w:keepLines w:val="0"/>
         <w:pageBreakBefore w:val="0"/>
@@ -4606,7 +4560,7 @@
         <w:bidi w:val="0"/>
         <w:adjustRightInd w:val="0"/>
         <w:snapToGrid w:val="0"/>
-        <w:ind w:left="425" w:leftChars="0" w:hanging="425" w:firstLineChars="0"/>
+        <w:ind w:left="425" w:hanging="425" w:leftChars="0" w:firstLineChars="0"/>
         <w:textAlignment w:val="baseline"/>
       </w:pPr>
       <w:r>
@@ -4615,7 +4569,7 @@
     </w:p>
     <w:p>
       <w:pPr>
-        <w:pStyle w:val="43"/>
+        <w:pStyle w:val="a3"/>
         <w:keepNext w:val="0"/>
         <w:keepLines w:val="0"/>
         <w:pageBreakBefore w:val="0"/>
@@ -4633,7 +4587,7 @@
         <w:bidi w:val="0"/>
         <w:adjustRightInd w:val="0"/>
         <w:snapToGrid w:val="0"/>
-        <w:ind w:left="425" w:leftChars="0" w:hanging="425" w:firstLineChars="0"/>
+        <w:ind w:left="425" w:hanging="425" w:leftChars="0" w:firstLineChars="0"/>
         <w:textAlignment w:val="baseline"/>
       </w:pPr>
       <w:r>
@@ -4642,7 +4596,7 @@
     </w:p>
     <w:p>
       <w:pPr>
-        <w:pStyle w:val="43"/>
+        <w:pStyle w:val="a3"/>
         <w:keepNext w:val="0"/>
         <w:keepLines w:val="0"/>
         <w:pageBreakBefore w:val="0"/>
@@ -4660,7 +4614,7 @@
         <w:bidi w:val="0"/>
         <w:adjustRightInd w:val="0"/>
         <w:snapToGrid w:val="0"/>
-        <w:ind w:left="425" w:leftChars="0" w:hanging="425" w:firstLineChars="0"/>
+        <w:ind w:left="425" w:hanging="425" w:leftChars="0" w:firstLineChars="0"/>
         <w:textAlignment w:val="baseline"/>
       </w:pPr>
       <w:r>
@@ -4669,7 +4623,7 @@
     </w:p>
     <w:p>
       <w:pPr>
-        <w:pStyle w:val="31"/>
+        <w:pStyle w:val="a"/>
         <w:keepNext w:val="0"/>
         <w:keepLines w:val="0"/>
         <w:pageBreakBefore w:val="0"/>
@@ -4716,7 +4670,7 @@
     </w:p>
     <w:p>
       <w:pPr>
-        <w:pStyle w:val="30"/>
+        <w:pStyle w:val="1"/>
         <w:keepNext w:val="0"/>
         <w:keepLines w:val="0"/>
         <w:pageBreakBefore w:val="0"/>
@@ -4740,7 +4694,7 @@
     </w:p>
     <w:p>
       <w:pPr>
-        <w:pStyle w:val="32"/>
+        <w:pStyle w:val="2"/>
         <w:keepNext w:val="0"/>
         <w:keepLines w:val="0"/>
         <w:pageBreakBefore w:val="0"/>
@@ -4764,7 +4718,7 @@
     </w:p>
     <w:p>
       <w:pPr>
-        <w:pStyle w:val="43"/>
+        <w:pStyle w:val="a3"/>
         <w:keepNext w:val="0"/>
         <w:keepLines w:val="0"/>
         <w:pageBreakBefore w:val="0"/>
@@ -4782,7 +4736,7 @@
         <w:bidi w:val="0"/>
         <w:adjustRightInd w:val="0"/>
         <w:snapToGrid w:val="0"/>
-        <w:ind w:left="425" w:leftChars="0" w:hanging="425" w:firstLineChars="0"/>
+        <w:ind w:left="425" w:hanging="425" w:leftChars="0" w:firstLineChars="0"/>
         <w:textAlignment w:val="baseline"/>
       </w:pPr>
       <w:r>
@@ -4821,7 +4775,7 @@
     </w:p>
     <w:p>
       <w:pPr>
-        <w:pStyle w:val="43"/>
+        <w:pStyle w:val="a3"/>
         <w:keepNext w:val="0"/>
         <w:keepLines w:val="0"/>
         <w:pageBreakBefore w:val="0"/>
@@ -4839,7 +4793,7 @@
         <w:bidi w:val="0"/>
         <w:adjustRightInd w:val="0"/>
         <w:snapToGrid w:val="0"/>
-        <w:ind w:left="425" w:leftChars="0" w:hanging="425" w:firstLineChars="0"/>
+        <w:ind w:left="425" w:hanging="425" w:leftChars="0" w:firstLineChars="0"/>
         <w:textAlignment w:val="baseline"/>
       </w:pPr>
       <w:r>
@@ -4848,7 +4802,7 @@
     </w:p>
     <w:p>
       <w:pPr>
-        <w:pStyle w:val="43"/>
+        <w:pStyle w:val="a3"/>
         <w:keepNext w:val="0"/>
         <w:keepLines w:val="0"/>
         <w:pageBreakBefore w:val="0"/>
@@ -4866,7 +4820,7 @@
         <w:bidi w:val="0"/>
         <w:adjustRightInd w:val="0"/>
         <w:snapToGrid w:val="0"/>
-        <w:ind w:left="425" w:leftChars="0" w:hanging="425" w:firstLineChars="0"/>
+        <w:ind w:left="425" w:hanging="425" w:leftChars="0" w:firstLineChars="0"/>
         <w:textAlignment w:val="baseline"/>
       </w:pPr>
       <w:r>
@@ -4882,7 +4836,7 @@
     </w:p>
     <w:p>
       <w:pPr>
-        <w:pStyle w:val="43"/>
+        <w:pStyle w:val="a3"/>
         <w:keepNext w:val="0"/>
         <w:keepLines w:val="0"/>
         <w:pageBreakBefore w:val="0"/>
@@ -4900,7 +4854,7 @@
         <w:bidi w:val="0"/>
         <w:adjustRightInd w:val="0"/>
         <w:snapToGrid w:val="0"/>
-        <w:ind w:left="425" w:leftChars="0" w:hanging="425" w:firstLineChars="0"/>
+        <w:ind w:left="425" w:hanging="425" w:leftChars="0" w:firstLineChars="0"/>
         <w:textAlignment w:val="baseline"/>
       </w:pPr>
       <w:r>
@@ -4916,7 +4870,7 @@
     </w:p>
     <w:p>
       <w:pPr>
-        <w:pStyle w:val="30"/>
+        <w:pStyle w:val="1"/>
         <w:keepNext w:val="0"/>
         <w:keepLines w:val="0"/>
         <w:pageBreakBefore w:val="0"/>
@@ -4944,7 +4898,7 @@
     </w:p>
     <w:p>
       <w:pPr>
-        <w:pStyle w:val="32"/>
+        <w:pStyle w:val="2"/>
         <w:keepNext w:val="0"/>
         <w:keepLines w:val="0"/>
         <w:pageBreakBefore w:val="0"/>
@@ -4976,7 +4930,7 @@
     </w:p>
     <w:p>
       <w:pPr>
-        <w:pStyle w:val="31"/>
+        <w:pStyle w:val="a"/>
         <w:keepNext w:val="0"/>
         <w:keepLines w:val="0"/>
         <w:pageBreakBefore w:val="0"/>
@@ -4998,7 +4952,7 @@
     </w:p>
     <w:p>
       <w:pPr>
-        <w:pStyle w:val="33"/>
+        <w:pStyle w:val="3"/>
         <w:keepNext w:val="0"/>
         <w:keepLines w:val="0"/>
         <w:pageBreakBefore w:val="0"/>
@@ -5030,7 +4984,7 @@
     </w:p>
     <w:p>
       <w:pPr>
-        <w:pStyle w:val="44"/>
+        <w:pStyle w:val="4"/>
         <w:keepNext w:val="0"/>
         <w:keepLines w:val="0"/>
         <w:pageBreakBefore w:val="0"/>
@@ -5052,7 +5006,7 @@
     </w:p>
     <w:p>
       <w:pPr>
-        <w:pStyle w:val="31"/>
+        <w:pStyle w:val="a"/>
         <w:keepNext w:val="0"/>
         <w:keepLines w:val="0"/>
         <w:pageBreakBefore w:val="0"/>
@@ -5070,7 +5024,7 @@
         <w:bidi w:val="0"/>
         <w:adjustRightInd w:val="0"/>
         <w:snapToGrid w:val="0"/>
-        <w:ind w:left="425" w:leftChars="0" w:hanging="425" w:firstLineChars="0"/>
+        <w:ind w:left="425" w:hanging="425" w:leftChars="0" w:firstLineChars="0"/>
         <w:textAlignment w:val="baseline"/>
       </w:pPr>
       <w:r>
@@ -5079,7 +5033,7 @@
     </w:p>
     <w:p>
       <w:pPr>
-        <w:pStyle w:val="31"/>
+        <w:pStyle w:val="a"/>
         <w:keepNext w:val="0"/>
         <w:keepLines w:val="0"/>
         <w:pageBreakBefore w:val="0"/>
@@ -5097,7 +5051,7 @@
         <w:bidi w:val="0"/>
         <w:adjustRightInd w:val="0"/>
         <w:snapToGrid w:val="0"/>
-        <w:ind w:left="425" w:leftChars="0" w:hanging="425" w:firstLineChars="0"/>
+        <w:ind w:left="425" w:hanging="425" w:leftChars="0" w:firstLineChars="0"/>
         <w:textAlignment w:val="baseline"/>
       </w:pPr>
       <w:r>
@@ -5116,7 +5070,7 @@
     </w:p>
     <w:p>
       <w:pPr>
-        <w:pStyle w:val="31"/>
+        <w:pStyle w:val="a"/>
         <w:keepNext w:val="0"/>
         <w:keepLines w:val="0"/>
         <w:pageBreakBefore w:val="0"/>
@@ -5134,7 +5088,7 @@
         <w:bidi w:val="0"/>
         <w:adjustRightInd w:val="0"/>
         <w:snapToGrid w:val="0"/>
-        <w:ind w:left="425" w:leftChars="0" w:hanging="425" w:firstLineChars="0"/>
+        <w:ind w:left="425" w:hanging="425" w:leftChars="0" w:firstLineChars="0"/>
         <w:textAlignment w:val="baseline"/>
       </w:pPr>
       <w:r>
@@ -5143,7 +5097,7 @@
     </w:p>
     <w:p>
       <w:pPr>
-        <w:pStyle w:val="44"/>
+        <w:pStyle w:val="4"/>
         <w:keepNext w:val="0"/>
         <w:keepLines w:val="0"/>
         <w:pageBreakBefore w:val="0"/>
@@ -5187,11 +5141,11 @@
         <w:adjustRightInd w:val="0"/>
         <w:snapToGrid w:val="0"/>
         <w:spacing w:line="360" w:lineRule="auto"/>
-        <w:ind w:left="468" w:right="0" w:hanging="468" w:hangingChars="200"/>
+        <w:ind w:left="468" w:right="0" w:hanging="420" w:hangingChars="200"/>
         <w:jc w:val="left"/>
         <w:textAlignment w:val="baseline"/>
         <w:rPr>
-          <w:rFonts w:ascii="宋体" w:hAnsi="宋体" w:eastAsia="宋体" w:cs="宋体"/>
+          <w:rFonts w:ascii="宋体" w:eastAsia="宋体" w:hAnsi="宋体" w:cs="宋体"/>
           <w:spacing w:val="-3"/>
           <w:sz w:val="24"/>
           <w:szCs w:val="24"/>
@@ -5199,7 +5153,7 @@
       </w:pPr>
       <w:r>
         <w:rPr>
-          <w:rFonts w:ascii="宋体" w:hAnsi="宋体" w:eastAsia="宋体" w:cs="宋体"/>
+          <w:rFonts w:ascii="宋体" w:eastAsia="宋体" w:hAnsi="宋体" w:cs="宋体"/>
           <w:spacing w:val="-3"/>
           <w:sz w:val="24"/>
           <w:szCs w:val="24"/>
@@ -5209,7 +5163,7 @@
     </w:p>
     <w:p>
       <w:pPr>
-        <w:pStyle w:val="43"/>
+        <w:pStyle w:val="a3"/>
         <w:keepNext w:val="0"/>
         <w:keepLines w:val="0"/>
         <w:pageBreakBefore w:val="0"/>
@@ -5227,7 +5181,7 @@
         <w:bidi w:val="0"/>
         <w:adjustRightInd w:val="0"/>
         <w:snapToGrid w:val="0"/>
-        <w:ind w:left="425" w:leftChars="0" w:hanging="425" w:firstLineChars="0"/>
+        <w:ind w:left="425" w:hanging="425" w:leftChars="0" w:firstLineChars="0"/>
         <w:textAlignment w:val="baseline"/>
       </w:pPr>
       <w:r>
@@ -5236,7 +5190,7 @@
     </w:p>
     <w:p>
       <w:pPr>
-        <w:pStyle w:val="43"/>
+        <w:pStyle w:val="a3"/>
         <w:keepNext w:val="0"/>
         <w:keepLines w:val="0"/>
         <w:pageBreakBefore w:val="0"/>
@@ -5254,7 +5208,7 @@
         <w:bidi w:val="0"/>
         <w:adjustRightInd w:val="0"/>
         <w:snapToGrid w:val="0"/>
-        <w:ind w:left="425" w:leftChars="0" w:hanging="425" w:firstLineChars="0"/>
+        <w:ind w:left="425" w:hanging="425" w:leftChars="0" w:firstLineChars="0"/>
         <w:textAlignment w:val="baseline"/>
       </w:pPr>
       <w:bookmarkStart w:id="27" w:name="bookmark43"/>
@@ -5265,7 +5219,7 @@
     </w:p>
     <w:p>
       <w:pPr>
-        <w:pStyle w:val="43"/>
+        <w:pStyle w:val="a3"/>
         <w:keepNext w:val="0"/>
         <w:keepLines w:val="0"/>
         <w:pageBreakBefore w:val="0"/>
@@ -5283,7 +5237,7 @@
         <w:bidi w:val="0"/>
         <w:adjustRightInd w:val="0"/>
         <w:snapToGrid w:val="0"/>
-        <w:ind w:left="425" w:leftChars="0" w:hanging="425" w:firstLineChars="0"/>
+        <w:ind w:left="425" w:hanging="425" w:leftChars="0" w:firstLineChars="0"/>
         <w:textAlignment w:val="baseline"/>
       </w:pPr>
       <w:r>
@@ -5292,7 +5246,7 @@
     </w:p>
     <w:p>
       <w:pPr>
-        <w:pStyle w:val="43"/>
+        <w:pStyle w:val="a3"/>
         <w:keepNext w:val="0"/>
         <w:keepLines w:val="0"/>
         <w:pageBreakBefore w:val="0"/>
@@ -5310,7 +5264,7 @@
         <w:bidi w:val="0"/>
         <w:adjustRightInd w:val="0"/>
         <w:snapToGrid w:val="0"/>
-        <w:ind w:left="425" w:leftChars="0" w:hanging="425" w:firstLineChars="0"/>
+        <w:ind w:left="425" w:hanging="425" w:leftChars="0" w:firstLineChars="0"/>
         <w:textAlignment w:val="baseline"/>
       </w:pPr>
       <w:r>
@@ -5319,7 +5273,7 @@
     </w:p>
     <w:p>
       <w:pPr>
-        <w:pStyle w:val="43"/>
+        <w:pStyle w:val="a3"/>
         <w:keepNext w:val="0"/>
         <w:keepLines w:val="0"/>
         <w:pageBreakBefore w:val="0"/>
@@ -5337,7 +5291,7 @@
         <w:bidi w:val="0"/>
         <w:adjustRightInd w:val="0"/>
         <w:snapToGrid w:val="0"/>
-        <w:ind w:left="425" w:leftChars="0" w:hanging="425" w:firstLineChars="0"/>
+        <w:ind w:left="425" w:hanging="425" w:leftChars="0" w:firstLineChars="0"/>
         <w:textAlignment w:val="baseline"/>
       </w:pPr>
       <w:r>
@@ -5346,7 +5300,7 @@
     </w:p>
     <w:p>
       <w:pPr>
-        <w:pStyle w:val="33"/>
+        <w:pStyle w:val="3"/>
         <w:keepNext w:val="0"/>
         <w:keepLines w:val="0"/>
         <w:pageBreakBefore w:val="0"/>
@@ -5374,7 +5328,7 @@
     </w:p>
     <w:p>
       <w:pPr>
-        <w:pStyle w:val="43"/>
+        <w:pStyle w:val="a3"/>
         <w:keepNext w:val="0"/>
         <w:keepLines w:val="0"/>
         <w:pageBreakBefore w:val="0"/>
@@ -5392,7 +5346,7 @@
         <w:bidi w:val="0"/>
         <w:adjustRightInd w:val="0"/>
         <w:snapToGrid w:val="0"/>
-        <w:ind w:left="425" w:leftChars="0" w:hanging="425" w:firstLineChars="0"/>
+        <w:ind w:left="425" w:hanging="425" w:leftChars="0" w:firstLineChars="0"/>
         <w:textAlignment w:val="baseline"/>
       </w:pPr>
       <w:r>
@@ -5401,7 +5355,7 @@
     </w:p>
     <w:p>
       <w:pPr>
-        <w:pStyle w:val="43"/>
+        <w:pStyle w:val="a3"/>
         <w:keepNext w:val="0"/>
         <w:keepLines w:val="0"/>
         <w:pageBreakBefore w:val="0"/>
@@ -5419,7 +5373,7 @@
         <w:bidi w:val="0"/>
         <w:adjustRightInd w:val="0"/>
         <w:snapToGrid w:val="0"/>
-        <w:ind w:left="425" w:leftChars="0" w:hanging="425" w:firstLineChars="0"/>
+        <w:ind w:left="425" w:hanging="425" w:leftChars="0" w:firstLineChars="0"/>
         <w:textAlignment w:val="baseline"/>
       </w:pPr>
       <w:r>
@@ -5428,7 +5382,7 @@
     </w:p>
     <w:p>
       <w:pPr>
-        <w:pStyle w:val="43"/>
+        <w:pStyle w:val="a3"/>
         <w:keepNext w:val="0"/>
         <w:keepLines w:val="0"/>
         <w:pageBreakBefore w:val="0"/>
@@ -5446,7 +5400,7 @@
         <w:bidi w:val="0"/>
         <w:adjustRightInd w:val="0"/>
         <w:snapToGrid w:val="0"/>
-        <w:ind w:left="425" w:leftChars="0" w:hanging="425" w:firstLineChars="0"/>
+        <w:ind w:left="425" w:hanging="425" w:leftChars="0" w:firstLineChars="0"/>
         <w:textAlignment w:val="baseline"/>
       </w:pPr>
       <w:r>
@@ -5455,7 +5409,7 @@
     </w:p>
     <w:p>
       <w:pPr>
-        <w:pStyle w:val="43"/>
+        <w:pStyle w:val="a3"/>
         <w:keepNext w:val="0"/>
         <w:keepLines w:val="0"/>
         <w:pageBreakBefore w:val="0"/>
@@ -5473,7 +5427,7 @@
         <w:bidi w:val="0"/>
         <w:adjustRightInd w:val="0"/>
         <w:snapToGrid w:val="0"/>
-        <w:ind w:left="425" w:leftChars="0" w:hanging="425" w:firstLineChars="0"/>
+        <w:ind w:left="425" w:hanging="425" w:leftChars="0" w:firstLineChars="0"/>
         <w:textAlignment w:val="baseline"/>
       </w:pPr>
       <w:r>
@@ -5482,7 +5436,7 @@
     </w:p>
     <w:p>
       <w:pPr>
-        <w:pStyle w:val="33"/>
+        <w:pStyle w:val="3"/>
         <w:keepNext w:val="0"/>
         <w:keepLines w:val="0"/>
         <w:pageBreakBefore w:val="0"/>
@@ -5514,7 +5468,7 @@
     </w:p>
     <w:p>
       <w:pPr>
-        <w:pStyle w:val="43"/>
+        <w:pStyle w:val="a3"/>
         <w:keepNext w:val="0"/>
         <w:keepLines w:val="0"/>
         <w:pageBreakBefore w:val="0"/>
@@ -5532,7 +5486,7 @@
         <w:bidi w:val="0"/>
         <w:adjustRightInd w:val="0"/>
         <w:snapToGrid w:val="0"/>
-        <w:ind w:left="425" w:leftChars="0" w:hanging="425" w:firstLineChars="0"/>
+        <w:ind w:left="425" w:hanging="425" w:leftChars="0" w:firstLineChars="0"/>
         <w:textAlignment w:val="baseline"/>
       </w:pPr>
       <w:r>
@@ -5541,7 +5495,7 @@
     </w:p>
     <w:p>
       <w:pPr>
-        <w:pStyle w:val="43"/>
+        <w:pStyle w:val="a3"/>
         <w:keepNext w:val="0"/>
         <w:keepLines w:val="0"/>
         <w:pageBreakBefore w:val="0"/>
@@ -5559,7 +5513,7 @@
         <w:bidi w:val="0"/>
         <w:adjustRightInd w:val="0"/>
         <w:snapToGrid w:val="0"/>
-        <w:ind w:left="425" w:leftChars="0" w:hanging="425" w:firstLineChars="0"/>
+        <w:ind w:left="425" w:hanging="425" w:leftChars="0" w:firstLineChars="0"/>
         <w:textAlignment w:val="baseline"/>
       </w:pPr>
       <w:r>
@@ -5568,7 +5522,7 @@
     </w:p>
     <w:p>
       <w:pPr>
-        <w:pStyle w:val="43"/>
+        <w:pStyle w:val="a3"/>
         <w:keepNext w:val="0"/>
         <w:keepLines w:val="0"/>
         <w:pageBreakBefore w:val="0"/>
@@ -5586,7 +5540,7 @@
         <w:bidi w:val="0"/>
         <w:adjustRightInd w:val="0"/>
         <w:snapToGrid w:val="0"/>
-        <w:ind w:left="425" w:leftChars="0" w:hanging="425" w:firstLineChars="0"/>
+        <w:ind w:left="425" w:hanging="425" w:leftChars="0" w:firstLineChars="0"/>
         <w:textAlignment w:val="baseline"/>
       </w:pPr>
       <w:r>
@@ -5595,7 +5549,7 @@
     </w:p>
     <w:p>
       <w:pPr>
-        <w:pStyle w:val="43"/>
+        <w:pStyle w:val="a3"/>
         <w:keepNext w:val="0"/>
         <w:keepLines w:val="0"/>
         <w:pageBreakBefore w:val="0"/>
@@ -5613,7 +5567,7 @@
         <w:bidi w:val="0"/>
         <w:adjustRightInd w:val="0"/>
         <w:snapToGrid w:val="0"/>
-        <w:ind w:left="425" w:leftChars="0" w:hanging="425" w:firstLineChars="0"/>
+        <w:ind w:left="425" w:hanging="425" w:leftChars="0" w:firstLineChars="0"/>
         <w:textAlignment w:val="baseline"/>
       </w:pPr>
       <w:r>
@@ -5622,7 +5576,7 @@
     </w:p>
     <w:p>
       <w:pPr>
-        <w:pStyle w:val="43"/>
+        <w:pStyle w:val="a3"/>
         <w:keepNext w:val="0"/>
         <w:keepLines w:val="0"/>
         <w:pageBreakBefore w:val="0"/>
@@ -5640,7 +5594,7 @@
         <w:bidi w:val="0"/>
         <w:adjustRightInd w:val="0"/>
         <w:snapToGrid w:val="0"/>
-        <w:ind w:left="425" w:leftChars="0" w:hanging="425" w:firstLineChars="0"/>
+        <w:ind w:left="425" w:hanging="425" w:leftChars="0" w:firstLineChars="0"/>
         <w:textAlignment w:val="baseline"/>
       </w:pPr>
       <w:r>
@@ -5649,7 +5603,7 @@
     </w:p>
     <w:p>
       <w:pPr>
-        <w:pStyle w:val="43"/>
+        <w:pStyle w:val="a3"/>
         <w:keepNext w:val="0"/>
         <w:keepLines w:val="0"/>
         <w:pageBreakBefore w:val="0"/>
@@ -5667,7 +5621,7 @@
         <w:bidi w:val="0"/>
         <w:adjustRightInd w:val="0"/>
         <w:snapToGrid w:val="0"/>
-        <w:ind w:left="425" w:leftChars="0" w:hanging="425" w:firstLineChars="0"/>
+        <w:ind w:left="425" w:hanging="425" w:leftChars="0" w:firstLineChars="0"/>
         <w:textAlignment w:val="baseline"/>
       </w:pPr>
       <w:r>
@@ -5676,7 +5630,7 @@
     </w:p>
     <w:p>
       <w:pPr>
-        <w:pStyle w:val="43"/>
+        <w:pStyle w:val="a3"/>
         <w:keepNext w:val="0"/>
         <w:keepLines w:val="0"/>
         <w:pageBreakBefore w:val="0"/>
@@ -5694,7 +5648,7 @@
         <w:bidi w:val="0"/>
         <w:adjustRightInd w:val="0"/>
         <w:snapToGrid w:val="0"/>
-        <w:ind w:left="425" w:leftChars="0" w:hanging="425" w:firstLineChars="0"/>
+        <w:ind w:left="425" w:hanging="425" w:leftChars="0" w:firstLineChars="0"/>
         <w:textAlignment w:val="baseline"/>
       </w:pPr>
       <w:r>
@@ -5703,7 +5657,7 @@
     </w:p>
     <w:p>
       <w:pPr>
-        <w:pStyle w:val="43"/>
+        <w:pStyle w:val="a3"/>
         <w:keepNext w:val="0"/>
         <w:keepLines w:val="0"/>
         <w:pageBreakBefore w:val="0"/>
@@ -5721,7 +5675,7 @@
         <w:bidi w:val="0"/>
         <w:adjustRightInd w:val="0"/>
         <w:snapToGrid w:val="0"/>
-        <w:ind w:left="425" w:leftChars="0" w:hanging="425" w:firstLineChars="0"/>
+        <w:ind w:left="425" w:hanging="425" w:leftChars="0" w:firstLineChars="0"/>
         <w:textAlignment w:val="baseline"/>
       </w:pPr>
       <w:bookmarkStart w:id="32" w:name="bookmark44"/>
@@ -5732,7 +5686,7 @@
     </w:p>
     <w:p>
       <w:pPr>
-        <w:pStyle w:val="43"/>
+        <w:pStyle w:val="a3"/>
         <w:keepNext w:val="0"/>
         <w:keepLines w:val="0"/>
         <w:pageBreakBefore w:val="0"/>
@@ -5754,7 +5708,7 @@
     </w:p>
     <w:p>
       <w:pPr>
-        <w:pStyle w:val="43"/>
+        <w:pStyle w:val="a3"/>
         <w:keepNext w:val="0"/>
         <w:keepLines w:val="0"/>
         <w:pageBreakBefore w:val="0"/>
@@ -5772,7 +5726,7 @@
         <w:bidi w:val="0"/>
         <w:adjustRightInd w:val="0"/>
         <w:snapToGrid w:val="0"/>
-        <w:ind w:left="425" w:leftChars="0" w:hanging="425" w:firstLineChars="0"/>
+        <w:ind w:left="425" w:hanging="425" w:leftChars="0" w:firstLineChars="0"/>
         <w:textAlignment w:val="baseline"/>
       </w:pPr>
       <w:r>
@@ -5781,7 +5735,7 @@
     </w:p>
     <w:p>
       <w:pPr>
-        <w:pStyle w:val="43"/>
+        <w:pStyle w:val="a3"/>
         <w:keepNext w:val="0"/>
         <w:keepLines w:val="0"/>
         <w:pageBreakBefore w:val="0"/>
@@ -5799,7 +5753,7 @@
         <w:bidi w:val="0"/>
         <w:adjustRightInd w:val="0"/>
         <w:snapToGrid w:val="0"/>
-        <w:ind w:left="425" w:leftChars="0" w:hanging="425" w:firstLineChars="0"/>
+        <w:ind w:left="425" w:hanging="425" w:leftChars="0" w:firstLineChars="0"/>
         <w:textAlignment w:val="baseline"/>
       </w:pPr>
       <w:r>
@@ -5808,7 +5762,7 @@
     </w:p>
     <w:p>
       <w:pPr>
-        <w:pStyle w:val="33"/>
+        <w:pStyle w:val="3"/>
         <w:keepNext w:val="0"/>
         <w:keepLines w:val="0"/>
         <w:pageBreakBefore w:val="0"/>
@@ -5840,7 +5794,7 @@
     </w:p>
     <w:p>
       <w:pPr>
-        <w:pStyle w:val="31"/>
+        <w:pStyle w:val="a"/>
         <w:keepNext w:val="0"/>
         <w:keepLines w:val="0"/>
         <w:pageBreakBefore w:val="0"/>
@@ -5862,7 +5816,7 @@
     </w:p>
     <w:p>
       <w:pPr>
-        <w:pStyle w:val="43"/>
+        <w:pStyle w:val="a3"/>
         <w:keepNext w:val="0"/>
         <w:keepLines w:val="0"/>
         <w:pageBreakBefore w:val="0"/>
@@ -5880,7 +5834,7 @@
         <w:bidi w:val="0"/>
         <w:adjustRightInd w:val="0"/>
         <w:snapToGrid w:val="0"/>
-        <w:ind w:left="425" w:leftChars="0" w:hanging="425" w:firstLineChars="0"/>
+        <w:ind w:left="425" w:hanging="425" w:leftChars="0" w:firstLineChars="0"/>
         <w:textAlignment w:val="baseline"/>
       </w:pPr>
       <w:r>
@@ -5889,7 +5843,7 @@
     </w:p>
     <w:p>
       <w:pPr>
-        <w:pStyle w:val="43"/>
+        <w:pStyle w:val="a3"/>
         <w:keepNext w:val="0"/>
         <w:keepLines w:val="0"/>
         <w:pageBreakBefore w:val="0"/>
@@ -5907,7 +5861,7 @@
         <w:bidi w:val="0"/>
         <w:adjustRightInd w:val="0"/>
         <w:snapToGrid w:val="0"/>
-        <w:ind w:left="425" w:leftChars="0" w:hanging="425" w:firstLineChars="0"/>
+        <w:ind w:left="425" w:hanging="425" w:leftChars="0" w:firstLineChars="0"/>
         <w:textAlignment w:val="baseline"/>
       </w:pPr>
       <w:r>
@@ -5916,7 +5870,7 @@
     </w:p>
     <w:p>
       <w:pPr>
-        <w:pStyle w:val="43"/>
+        <w:pStyle w:val="a3"/>
         <w:keepNext w:val="0"/>
         <w:keepLines w:val="0"/>
         <w:pageBreakBefore w:val="0"/>
@@ -5934,7 +5888,7 @@
         <w:bidi w:val="0"/>
         <w:adjustRightInd w:val="0"/>
         <w:snapToGrid w:val="0"/>
-        <w:ind w:left="425" w:leftChars="0" w:hanging="425" w:firstLineChars="0"/>
+        <w:ind w:left="425" w:hanging="425" w:leftChars="0" w:firstLineChars="0"/>
         <w:textAlignment w:val="baseline"/>
       </w:pPr>
       <w:r>
@@ -5950,7 +5904,7 @@
     </w:p>
     <w:p>
       <w:pPr>
-        <w:pStyle w:val="43"/>
+        <w:pStyle w:val="a3"/>
         <w:keepNext w:val="0"/>
         <w:keepLines w:val="0"/>
         <w:pageBreakBefore w:val="0"/>
@@ -5968,7 +5922,7 @@
         <w:bidi w:val="0"/>
         <w:adjustRightInd w:val="0"/>
         <w:snapToGrid w:val="0"/>
-        <w:ind w:left="425" w:leftChars="0" w:hanging="425" w:firstLineChars="0"/>
+        <w:ind w:left="425" w:hanging="425" w:leftChars="0" w:firstLineChars="0"/>
         <w:textAlignment w:val="baseline"/>
       </w:pPr>
       <w:r>
@@ -5984,7 +5938,7 @@
     </w:p>
     <w:p>
       <w:pPr>
-        <w:pStyle w:val="43"/>
+        <w:pStyle w:val="a3"/>
         <w:keepNext w:val="0"/>
         <w:keepLines w:val="0"/>
         <w:pageBreakBefore w:val="0"/>
@@ -6002,7 +5956,7 @@
         <w:bidi w:val="0"/>
         <w:adjustRightInd w:val="0"/>
         <w:snapToGrid w:val="0"/>
-        <w:ind w:left="425" w:leftChars="0" w:hanging="425" w:firstLineChars="0"/>
+        <w:ind w:left="425" w:hanging="425" w:leftChars="0" w:firstLineChars="0"/>
         <w:textAlignment w:val="baseline"/>
       </w:pPr>
       <w:r>
@@ -6018,7 +5972,7 @@
     </w:p>
     <w:p>
       <w:pPr>
-        <w:pStyle w:val="43"/>
+        <w:pStyle w:val="a3"/>
         <w:keepNext w:val="0"/>
         <w:keepLines w:val="0"/>
         <w:pageBreakBefore w:val="0"/>
@@ -6036,7 +5990,7 @@
         <w:bidi w:val="0"/>
         <w:adjustRightInd w:val="0"/>
         <w:snapToGrid w:val="0"/>
-        <w:ind w:left="425" w:leftChars="0" w:hanging="425" w:firstLineChars="0"/>
+        <w:ind w:left="425" w:hanging="425" w:leftChars="0" w:firstLineChars="0"/>
         <w:textAlignment w:val="baseline"/>
       </w:pPr>
       <w:r>
@@ -6045,7 +5999,7 @@
     </w:p>
     <w:p>
       <w:pPr>
-        <w:pStyle w:val="33"/>
+        <w:pStyle w:val="3"/>
         <w:keepNext w:val="0"/>
         <w:keepLines w:val="0"/>
         <w:pageBreakBefore w:val="0"/>
@@ -6077,7 +6031,7 @@
     </w:p>
     <w:p>
       <w:pPr>
-        <w:pStyle w:val="43"/>
+        <w:pStyle w:val="a3"/>
         <w:keepNext w:val="0"/>
         <w:keepLines w:val="0"/>
         <w:pageBreakBefore w:val="0"/>
@@ -6095,7 +6049,7 @@
         <w:bidi w:val="0"/>
         <w:adjustRightInd w:val="0"/>
         <w:snapToGrid w:val="0"/>
-        <w:ind w:left="425" w:leftChars="0" w:hanging="425" w:firstLineChars="0"/>
+        <w:ind w:left="425" w:hanging="425" w:leftChars="0" w:firstLineChars="0"/>
         <w:textAlignment w:val="baseline"/>
       </w:pPr>
       <w:r>
@@ -6104,7 +6058,7 @@
     </w:p>
     <w:p>
       <w:pPr>
-        <w:pStyle w:val="43"/>
+        <w:pStyle w:val="a3"/>
         <w:keepNext w:val="0"/>
         <w:keepLines w:val="0"/>
         <w:pageBreakBefore w:val="0"/>
@@ -6122,7 +6076,7 @@
         <w:bidi w:val="0"/>
         <w:adjustRightInd w:val="0"/>
         <w:snapToGrid w:val="0"/>
-        <w:ind w:left="425" w:leftChars="0" w:hanging="425" w:firstLineChars="0"/>
+        <w:ind w:left="425" w:hanging="425" w:leftChars="0" w:firstLineChars="0"/>
         <w:textAlignment w:val="baseline"/>
       </w:pPr>
       <w:r>
@@ -6131,7 +6085,7 @@
     </w:p>
     <w:p>
       <w:pPr>
-        <w:pStyle w:val="43"/>
+        <w:pStyle w:val="a3"/>
         <w:keepNext w:val="0"/>
         <w:keepLines w:val="0"/>
         <w:pageBreakBefore w:val="0"/>
@@ -6149,7 +6103,7 @@
         <w:bidi w:val="0"/>
         <w:adjustRightInd w:val="0"/>
         <w:snapToGrid w:val="0"/>
-        <w:ind w:left="425" w:leftChars="0" w:hanging="425" w:firstLineChars="0"/>
+        <w:ind w:left="425" w:hanging="425" w:leftChars="0" w:firstLineChars="0"/>
         <w:textAlignment w:val="baseline"/>
       </w:pPr>
       <w:r>
@@ -6158,7 +6112,7 @@
     </w:p>
     <w:p>
       <w:pPr>
-        <w:pStyle w:val="43"/>
+        <w:pStyle w:val="a3"/>
         <w:keepNext w:val="0"/>
         <w:keepLines w:val="0"/>
         <w:pageBreakBefore w:val="0"/>
@@ -6176,7 +6130,7 @@
         <w:bidi w:val="0"/>
         <w:adjustRightInd w:val="0"/>
         <w:snapToGrid w:val="0"/>
-        <w:ind w:left="425" w:leftChars="0" w:hanging="425" w:firstLineChars="0"/>
+        <w:ind w:left="425" w:hanging="425" w:leftChars="0" w:firstLineChars="0"/>
         <w:textAlignment w:val="baseline"/>
       </w:pPr>
       <w:r>
@@ -6199,11 +6153,11 @@
         <w:adjustRightInd w:val="0"/>
         <w:snapToGrid w:val="0"/>
         <w:spacing w:line="360" w:lineRule="auto"/>
-        <w:ind w:left="468" w:right="0" w:hanging="468" w:hangingChars="200"/>
+        <w:ind w:left="468" w:right="0" w:hanging="420" w:hangingChars="200"/>
         <w:jc w:val="left"/>
         <w:textAlignment w:val="baseline"/>
         <w:rPr>
-          <w:rFonts w:ascii="宋体" w:hAnsi="宋体" w:eastAsia="宋体" w:cs="宋体"/>
+          <w:rFonts w:ascii="宋体" w:eastAsia="宋体" w:hAnsi="宋体" w:cs="宋体"/>
           <w:spacing w:val="-3"/>
           <w:sz w:val="24"/>
           <w:szCs w:val="24"/>
@@ -6211,7 +6165,7 @@
       </w:pPr>
       <w:r>
         <w:rPr>
-          <w:rFonts w:ascii="宋体" w:hAnsi="宋体" w:eastAsia="宋体" w:cs="宋体"/>
+          <w:rFonts w:ascii="宋体" w:eastAsia="宋体" w:hAnsi="宋体" w:cs="宋体"/>
           <w:spacing w:val="-3"/>
           <w:sz w:val="24"/>
           <w:szCs w:val="24"/>
@@ -6221,7 +6175,7 @@
     </w:p>
     <w:p>
       <w:pPr>
-        <w:pStyle w:val="43"/>
+        <w:pStyle w:val="a3"/>
         <w:keepNext w:val="0"/>
         <w:keepLines w:val="0"/>
         <w:pageBreakBefore w:val="0"/>
@@ -6239,7 +6193,7 @@
         <w:bidi w:val="0"/>
         <w:adjustRightInd w:val="0"/>
         <w:snapToGrid w:val="0"/>
-        <w:ind w:left="425" w:leftChars="0" w:hanging="425" w:firstLineChars="0"/>
+        <w:ind w:left="425" w:hanging="425" w:leftChars="0" w:firstLineChars="0"/>
         <w:textAlignment w:val="baseline"/>
       </w:pPr>
       <w:r>
@@ -6248,7 +6202,7 @@
     </w:p>
     <w:p>
       <w:pPr>
-        <w:pStyle w:val="43"/>
+        <w:pStyle w:val="a3"/>
         <w:keepNext w:val="0"/>
         <w:keepLines w:val="0"/>
         <w:pageBreakBefore w:val="0"/>
@@ -6266,7 +6220,7 @@
         <w:bidi w:val="0"/>
         <w:adjustRightInd w:val="0"/>
         <w:snapToGrid w:val="0"/>
-        <w:ind w:left="425" w:leftChars="0" w:hanging="425" w:firstLineChars="0"/>
+        <w:ind w:left="425" w:hanging="425" w:leftChars="0" w:firstLineChars="0"/>
         <w:textAlignment w:val="baseline"/>
       </w:pPr>
       <w:r>
@@ -6275,7 +6229,7 @@
     </w:p>
     <w:p>
       <w:pPr>
-        <w:pStyle w:val="43"/>
+        <w:pStyle w:val="a3"/>
         <w:keepNext w:val="0"/>
         <w:keepLines w:val="0"/>
         <w:pageBreakBefore w:val="0"/>
@@ -6293,7 +6247,7 @@
         <w:bidi w:val="0"/>
         <w:adjustRightInd w:val="0"/>
         <w:snapToGrid w:val="0"/>
-        <w:ind w:left="425" w:leftChars="0" w:hanging="425" w:firstLineChars="0"/>
+        <w:ind w:left="425" w:hanging="425" w:leftChars="0" w:firstLineChars="0"/>
         <w:textAlignment w:val="baseline"/>
       </w:pPr>
       <w:r>
@@ -6302,7 +6256,7 @@
     </w:p>
     <w:p>
       <w:pPr>
-        <w:pStyle w:val="33"/>
+        <w:pStyle w:val="3"/>
         <w:keepNext w:val="0"/>
         <w:keepLines w:val="0"/>
         <w:pageBreakBefore w:val="0"/>
@@ -6337,7 +6291,7 @@
     </w:p>
     <w:p>
       <w:pPr>
-        <w:pStyle w:val="31"/>
+        <w:pStyle w:val="a"/>
         <w:keepNext w:val="0"/>
         <w:keepLines w:val="0"/>
         <w:pageBreakBefore w:val="0"/>
@@ -6355,7 +6309,7 @@
         <w:bidi w:val="0"/>
         <w:adjustRightInd w:val="0"/>
         <w:snapToGrid w:val="0"/>
-        <w:ind w:left="425" w:leftChars="0" w:hanging="425" w:firstLineChars="0"/>
+        <w:ind w:left="425" w:hanging="425" w:leftChars="0" w:firstLineChars="0"/>
         <w:textAlignment w:val="baseline"/>
       </w:pPr>
       <w:r>
@@ -6364,7 +6318,7 @@
     </w:p>
     <w:p>
       <w:pPr>
-        <w:pStyle w:val="31"/>
+        <w:pStyle w:val="a"/>
         <w:keepNext w:val="0"/>
         <w:keepLines w:val="0"/>
         <w:pageBreakBefore w:val="0"/>
@@ -6382,7 +6336,7 @@
         <w:bidi w:val="0"/>
         <w:adjustRightInd w:val="0"/>
         <w:snapToGrid w:val="0"/>
-        <w:ind w:left="425" w:leftChars="0" w:hanging="425" w:firstLineChars="0"/>
+        <w:ind w:left="425" w:hanging="425" w:leftChars="0" w:firstLineChars="0"/>
         <w:textAlignment w:val="baseline"/>
       </w:pPr>
       <w:r>
@@ -6391,7 +6345,7 @@
     </w:p>
     <w:p>
       <w:pPr>
-        <w:pStyle w:val="31"/>
+        <w:pStyle w:val="a"/>
         <w:keepNext w:val="0"/>
         <w:keepLines w:val="0"/>
         <w:pageBreakBefore w:val="0"/>
@@ -6409,7 +6363,7 @@
         <w:bidi w:val="0"/>
         <w:adjustRightInd w:val="0"/>
         <w:snapToGrid w:val="0"/>
-        <w:ind w:left="425" w:leftChars="0" w:hanging="425" w:firstLineChars="0"/>
+        <w:ind w:left="425" w:hanging="425" w:leftChars="0" w:firstLineChars="0"/>
         <w:textAlignment w:val="baseline"/>
       </w:pPr>
       <w:r>
@@ -6436,11 +6390,11 @@
         <w:adjustRightInd w:val="0"/>
         <w:snapToGrid w:val="0"/>
         <w:spacing w:line="360" w:lineRule="auto"/>
-        <w:ind w:left="425" w:leftChars="0" w:right="0" w:hanging="425" w:firstLineChars="0"/>
+        <w:ind w:left="425" w:right="0" w:hanging="425" w:leftChars="0" w:firstLineChars="0"/>
         <w:jc w:val="left"/>
         <w:textAlignment w:val="baseline"/>
         <w:rPr>
-          <w:rFonts w:ascii="宋体" w:hAnsi="宋体" w:eastAsia="宋体" w:cs="宋体"/>
+          <w:rFonts w:ascii="宋体" w:eastAsia="宋体" w:hAnsi="宋体" w:cs="宋体"/>
           <w:spacing w:val="-3"/>
           <w:sz w:val="24"/>
           <w:szCs w:val="24"/>
@@ -6448,7 +6402,7 @@
       </w:pPr>
       <w:r>
         <w:rPr>
-          <w:rFonts w:ascii="宋体" w:hAnsi="宋体" w:eastAsia="宋体" w:cs="宋体"/>
+          <w:rFonts w:ascii="宋体" w:eastAsia="宋体" w:hAnsi="宋体" w:cs="宋体"/>
           <w:spacing w:val="-3"/>
           <w:sz w:val="24"/>
           <w:szCs w:val="24"/>
@@ -6476,11 +6430,11 @@
         <w:adjustRightInd w:val="0"/>
         <w:snapToGrid w:val="0"/>
         <w:spacing w:line="360" w:lineRule="auto"/>
-        <w:ind w:left="425" w:leftChars="0" w:right="0" w:hanging="425" w:firstLineChars="0"/>
+        <w:ind w:left="425" w:right="0" w:hanging="425" w:leftChars="0" w:firstLineChars="0"/>
         <w:jc w:val="left"/>
         <w:textAlignment w:val="baseline"/>
         <w:rPr>
-          <w:rFonts w:ascii="宋体" w:hAnsi="宋体" w:eastAsia="宋体" w:cs="宋体"/>
+          <w:rFonts w:ascii="宋体" w:eastAsia="宋体" w:hAnsi="宋体" w:cs="宋体"/>
           <w:spacing w:val="-3"/>
           <w:sz w:val="24"/>
           <w:szCs w:val="24"/>
@@ -6488,7 +6442,7 @@
       </w:pPr>
       <w:r>
         <w:rPr>
-          <w:rFonts w:ascii="宋体" w:hAnsi="宋体" w:eastAsia="宋体" w:cs="宋体"/>
+          <w:rFonts w:ascii="宋体" w:eastAsia="宋体" w:hAnsi="宋体" w:cs="宋体"/>
           <w:spacing w:val="-3"/>
           <w:sz w:val="24"/>
           <w:szCs w:val="24"/>
@@ -6516,11 +6470,11 @@
         <w:adjustRightInd w:val="0"/>
         <w:snapToGrid w:val="0"/>
         <w:spacing w:line="360" w:lineRule="auto"/>
-        <w:ind w:left="425" w:leftChars="0" w:right="0" w:hanging="425" w:firstLineChars="0"/>
+        <w:ind w:left="425" w:right="0" w:hanging="425" w:leftChars="0" w:firstLineChars="0"/>
         <w:jc w:val="left"/>
         <w:textAlignment w:val="baseline"/>
         <w:rPr>
-          <w:rFonts w:ascii="宋体" w:hAnsi="宋体" w:eastAsia="宋体" w:cs="宋体"/>
+          <w:rFonts w:ascii="宋体" w:eastAsia="宋体" w:hAnsi="宋体" w:cs="宋体"/>
           <w:spacing w:val="-3"/>
           <w:sz w:val="24"/>
           <w:szCs w:val="24"/>
@@ -6528,7 +6482,7 @@
       </w:pPr>
       <w:r>
         <w:rPr>
-          <w:rFonts w:ascii="宋体" w:hAnsi="宋体" w:eastAsia="宋体" w:cs="宋体"/>
+          <w:rFonts w:ascii="宋体" w:eastAsia="宋体" w:hAnsi="宋体" w:cs="宋体"/>
           <w:spacing w:val="-3"/>
           <w:sz w:val="24"/>
           <w:szCs w:val="24"/>
@@ -6538,7 +6492,7 @@
     </w:p>
     <w:p>
       <w:pPr>
-        <w:pStyle w:val="32"/>
+        <w:pStyle w:val="2"/>
         <w:keepNext w:val="0"/>
         <w:keepLines w:val="0"/>
         <w:pageBreakBefore w:val="0"/>
@@ -6574,7 +6528,7 @@
     </w:p>
     <w:p>
       <w:pPr>
-        <w:pStyle w:val="33"/>
+        <w:pStyle w:val="3"/>
         <w:keepNext w:val="0"/>
         <w:keepLines w:val="0"/>
         <w:pageBreakBefore w:val="0"/>
@@ -6602,7 +6556,7 @@
     </w:p>
     <w:p>
       <w:pPr>
-        <w:pStyle w:val="44"/>
+        <w:pStyle w:val="4"/>
         <w:keepNext w:val="0"/>
         <w:keepLines w:val="0"/>
         <w:pageBreakBefore w:val="0"/>
@@ -6630,7 +6584,7 @@
     </w:p>
     <w:p>
       <w:pPr>
-        <w:pStyle w:val="43"/>
+        <w:pStyle w:val="a3"/>
         <w:keepNext w:val="0"/>
         <w:keepLines w:val="0"/>
         <w:pageBreakBefore w:val="0"/>
@@ -6648,7 +6602,7 @@
         <w:bidi w:val="0"/>
         <w:adjustRightInd w:val="0"/>
         <w:snapToGrid w:val="0"/>
-        <w:ind w:left="425" w:leftChars="0" w:hanging="425" w:firstLineChars="0"/>
+        <w:ind w:left="425" w:hanging="425" w:leftChars="0" w:firstLineChars="0"/>
         <w:textAlignment w:val="baseline"/>
       </w:pPr>
       <w:r>
@@ -6657,7 +6611,7 @@
     </w:p>
     <w:p>
       <w:pPr>
-        <w:pStyle w:val="43"/>
+        <w:pStyle w:val="a3"/>
         <w:keepNext w:val="0"/>
         <w:keepLines w:val="0"/>
         <w:pageBreakBefore w:val="0"/>
@@ -6675,7 +6629,7 @@
         <w:bidi w:val="0"/>
         <w:adjustRightInd w:val="0"/>
         <w:snapToGrid w:val="0"/>
-        <w:ind w:left="425" w:leftChars="0" w:hanging="425" w:firstLineChars="0"/>
+        <w:ind w:left="425" w:hanging="425" w:leftChars="0" w:firstLineChars="0"/>
         <w:textAlignment w:val="baseline"/>
         <w:rPr>
           <w:rFonts w:hint="eastAsia"/>
@@ -6695,7 +6649,7 @@
     </w:p>
     <w:p>
       <w:pPr>
-        <w:pStyle w:val="43"/>
+        <w:pStyle w:val="a3"/>
         <w:keepNext w:val="0"/>
         <w:keepLines w:val="0"/>
         <w:pageBreakBefore w:val="0"/>
@@ -6713,7 +6667,7 @@
         <w:bidi w:val="0"/>
         <w:adjustRightInd w:val="0"/>
         <w:snapToGrid w:val="0"/>
-        <w:ind w:left="425" w:leftChars="0" w:hanging="425" w:firstLineChars="0"/>
+        <w:ind w:left="425" w:hanging="425" w:leftChars="0" w:firstLineChars="0"/>
         <w:textAlignment w:val="baseline"/>
       </w:pPr>
       <w:r>
@@ -6722,7 +6676,7 @@
     </w:p>
     <w:p>
       <w:pPr>
-        <w:pStyle w:val="44"/>
+        <w:pStyle w:val="4"/>
         <w:keepNext w:val="0"/>
         <w:keepLines w:val="0"/>
         <w:pageBreakBefore w:val="0"/>
@@ -6748,7 +6702,7 @@
     </w:p>
     <w:p>
       <w:pPr>
-        <w:pStyle w:val="43"/>
+        <w:pStyle w:val="a3"/>
         <w:keepNext w:val="0"/>
         <w:keepLines w:val="0"/>
         <w:pageBreakBefore w:val="0"/>
@@ -6766,7 +6720,7 @@
         <w:bidi w:val="0"/>
         <w:adjustRightInd w:val="0"/>
         <w:snapToGrid w:val="0"/>
-        <w:ind w:left="425" w:leftChars="0" w:hanging="425" w:firstLineChars="0"/>
+        <w:ind w:left="425" w:hanging="425" w:leftChars="0" w:firstLineChars="0"/>
         <w:textAlignment w:val="baseline"/>
       </w:pPr>
       <w:r>
@@ -6775,7 +6729,7 @@
     </w:p>
     <w:p>
       <w:pPr>
-        <w:pStyle w:val="43"/>
+        <w:pStyle w:val="a3"/>
         <w:keepNext w:val="0"/>
         <w:keepLines w:val="0"/>
         <w:pageBreakBefore w:val="0"/>
@@ -6793,7 +6747,7 @@
         <w:bidi w:val="0"/>
         <w:adjustRightInd w:val="0"/>
         <w:snapToGrid w:val="0"/>
-        <w:ind w:left="425" w:leftChars="0" w:hanging="425" w:firstLineChars="0"/>
+        <w:ind w:left="425" w:hanging="425" w:leftChars="0" w:firstLineChars="0"/>
         <w:textAlignment w:val="baseline"/>
       </w:pPr>
       <w:r>
@@ -6802,7 +6756,7 @@
     </w:p>
     <w:p>
       <w:pPr>
-        <w:pStyle w:val="33"/>
+        <w:pStyle w:val="3"/>
         <w:keepNext w:val="0"/>
         <w:keepLines w:val="0"/>
         <w:pageBreakBefore w:val="0"/>
@@ -6830,7 +6784,7 @@
     </w:p>
     <w:p>
       <w:pPr>
-        <w:pStyle w:val="44"/>
+        <w:pStyle w:val="4"/>
         <w:keepNext w:val="0"/>
         <w:keepLines w:val="0"/>
         <w:pageBreakBefore w:val="0"/>
@@ -6858,7 +6812,7 @@
     </w:p>
     <w:p>
       <w:pPr>
-        <w:pStyle w:val="43"/>
+        <w:pStyle w:val="a3"/>
         <w:keepNext w:val="0"/>
         <w:keepLines w:val="0"/>
         <w:pageBreakBefore w:val="0"/>
@@ -6876,7 +6830,7 @@
         <w:bidi w:val="0"/>
         <w:adjustRightInd w:val="0"/>
         <w:snapToGrid w:val="0"/>
-        <w:ind w:left="425" w:leftChars="0" w:hanging="425" w:firstLineChars="0"/>
+        <w:ind w:left="425" w:hanging="425" w:leftChars="0" w:firstLineChars="0"/>
         <w:textAlignment w:val="baseline"/>
       </w:pPr>
       <w:r>
@@ -6897,7 +6851,7 @@
     </w:p>
     <w:p>
       <w:pPr>
-        <w:pStyle w:val="43"/>
+        <w:pStyle w:val="a3"/>
         <w:keepNext w:val="0"/>
         <w:keepLines w:val="0"/>
         <w:pageBreakBefore w:val="0"/>
@@ -6915,7 +6869,7 @@
         <w:bidi w:val="0"/>
         <w:adjustRightInd w:val="0"/>
         <w:snapToGrid w:val="0"/>
-        <w:ind w:left="425" w:leftChars="0" w:hanging="425" w:firstLineChars="0"/>
+        <w:ind w:left="425" w:hanging="425" w:leftChars="0" w:firstLineChars="0"/>
         <w:textAlignment w:val="baseline"/>
       </w:pPr>
       <w:r>
@@ -6931,7 +6885,7 @@
     </w:p>
     <w:p>
       <w:pPr>
-        <w:pStyle w:val="43"/>
+        <w:pStyle w:val="a3"/>
         <w:keepNext w:val="0"/>
         <w:keepLines w:val="0"/>
         <w:pageBreakBefore w:val="0"/>
@@ -6949,7 +6903,7 @@
         <w:bidi w:val="0"/>
         <w:adjustRightInd w:val="0"/>
         <w:snapToGrid w:val="0"/>
-        <w:ind w:left="425" w:leftChars="0" w:hanging="425" w:firstLineChars="0"/>
+        <w:ind w:left="425" w:hanging="425" w:leftChars="0" w:firstLineChars="0"/>
         <w:textAlignment w:val="baseline"/>
       </w:pPr>
       <w:r>
@@ -6958,7 +6912,7 @@
     </w:p>
     <w:p>
       <w:pPr>
-        <w:pStyle w:val="44"/>
+        <w:pStyle w:val="4"/>
         <w:keepNext w:val="0"/>
         <w:keepLines w:val="0"/>
         <w:pageBreakBefore w:val="0"/>
@@ -6984,7 +6938,7 @@
     </w:p>
     <w:p>
       <w:pPr>
-        <w:pStyle w:val="31"/>
+        <w:pStyle w:val="a"/>
         <w:keepNext w:val="0"/>
         <w:keepLines w:val="0"/>
         <w:pageBreakBefore w:val="0"/>
@@ -7006,7 +6960,7 @@
     </w:p>
     <w:p>
       <w:pPr>
-        <w:pStyle w:val="31"/>
+        <w:pStyle w:val="a"/>
         <w:keepNext w:val="0"/>
         <w:keepLines w:val="0"/>
         <w:pageBreakBefore w:val="0"/>
@@ -7028,7 +6982,7 @@
     </w:p>
     <w:p>
       <w:pPr>
-        <w:pStyle w:val="43"/>
+        <w:pStyle w:val="a3"/>
         <w:keepNext w:val="0"/>
         <w:keepLines w:val="0"/>
         <w:pageBreakBefore w:val="0"/>
@@ -7046,7 +7000,7 @@
         <w:bidi w:val="0"/>
         <w:adjustRightInd w:val="0"/>
         <w:snapToGrid w:val="0"/>
-        <w:ind w:left="425" w:leftChars="0" w:hanging="425" w:firstLineChars="0"/>
+        <w:ind w:left="425" w:hanging="425" w:leftChars="0" w:firstLineChars="0"/>
         <w:textAlignment w:val="baseline"/>
       </w:pPr>
       <w:r>
@@ -7055,7 +7009,7 @@
     </w:p>
     <w:p>
       <w:pPr>
-        <w:pStyle w:val="43"/>
+        <w:pStyle w:val="a3"/>
         <w:keepNext w:val="0"/>
         <w:keepLines w:val="0"/>
         <w:pageBreakBefore w:val="0"/>
@@ -7073,7 +7027,7 @@
         <w:bidi w:val="0"/>
         <w:adjustRightInd w:val="0"/>
         <w:snapToGrid w:val="0"/>
-        <w:ind w:left="845" w:leftChars="0" w:hanging="425" w:firstLineChars="0"/>
+        <w:ind w:left="845" w:hanging="425" w:leftChars="0" w:firstLineChars="0"/>
         <w:textAlignment w:val="baseline"/>
       </w:pPr>
       <w:r>
@@ -7082,7 +7036,7 @@
     </w:p>
     <w:p>
       <w:pPr>
-        <w:pStyle w:val="43"/>
+        <w:pStyle w:val="a3"/>
         <w:keepNext w:val="0"/>
         <w:keepLines w:val="0"/>
         <w:pageBreakBefore w:val="0"/>
@@ -7100,7 +7054,7 @@
         <w:bidi w:val="0"/>
         <w:adjustRightInd w:val="0"/>
         <w:snapToGrid w:val="0"/>
-        <w:ind w:left="845" w:leftChars="0" w:hanging="425" w:firstLineChars="0"/>
+        <w:ind w:left="845" w:hanging="425" w:leftChars="0" w:firstLineChars="0"/>
         <w:textAlignment w:val="baseline"/>
       </w:pPr>
       <w:r>
@@ -7109,7 +7063,7 @@
     </w:p>
     <w:p>
       <w:pPr>
-        <w:pStyle w:val="43"/>
+        <w:pStyle w:val="a3"/>
         <w:keepNext w:val="0"/>
         <w:keepLines w:val="0"/>
         <w:pageBreakBefore w:val="0"/>
@@ -7127,7 +7081,7 @@
         <w:bidi w:val="0"/>
         <w:adjustRightInd w:val="0"/>
         <w:snapToGrid w:val="0"/>
-        <w:ind w:left="845" w:leftChars="0" w:hanging="425" w:firstLineChars="0"/>
+        <w:ind w:left="845" w:hanging="425" w:leftChars="0" w:firstLineChars="0"/>
         <w:textAlignment w:val="baseline"/>
       </w:pPr>
       <w:r>
@@ -7136,7 +7090,7 @@
     </w:p>
     <w:p>
       <w:pPr>
-        <w:pStyle w:val="43"/>
+        <w:pStyle w:val="a3"/>
         <w:keepNext w:val="0"/>
         <w:keepLines w:val="0"/>
         <w:pageBreakBefore w:val="0"/>
@@ -7154,7 +7108,7 @@
         <w:bidi w:val="0"/>
         <w:adjustRightInd w:val="0"/>
         <w:snapToGrid w:val="0"/>
-        <w:ind w:left="845" w:leftChars="0" w:hanging="425" w:firstLineChars="0"/>
+        <w:ind w:left="845" w:hanging="425" w:leftChars="0" w:firstLineChars="0"/>
         <w:textAlignment w:val="baseline"/>
       </w:pPr>
       <w:r>
@@ -7181,17 +7135,17 @@
         <w:adjustRightInd w:val="0"/>
         <w:snapToGrid w:val="0"/>
         <w:spacing w:line="360" w:lineRule="auto"/>
-        <w:ind w:left="425" w:leftChars="0" w:right="0" w:hanging="425" w:firstLineChars="0"/>
+        <w:ind w:left="425" w:right="0" w:hanging="425" w:leftChars="0" w:firstLineChars="0"/>
         <w:textAlignment w:val="baseline"/>
         <w:rPr>
-          <w:rFonts w:ascii="宋体" w:hAnsi="宋体" w:eastAsia="宋体" w:cs="宋体"/>
+          <w:rFonts w:ascii="宋体" w:eastAsia="宋体" w:hAnsi="宋体" w:cs="宋体"/>
           <w:sz w:val="24"/>
           <w:szCs w:val="24"/>
         </w:rPr>
       </w:pPr>
       <w:r>
         <w:rPr>
-          <w:rFonts w:ascii="宋体" w:hAnsi="宋体" w:eastAsia="宋体" w:cs="宋体"/>
+          <w:rFonts w:ascii="宋体" w:eastAsia="宋体" w:hAnsi="宋体" w:cs="宋体"/>
           <w:spacing w:val="13"/>
           <w:sz w:val="24"/>
           <w:szCs w:val="24"/>
@@ -7201,7 +7155,7 @@
     </w:p>
     <w:p>
       <w:pPr>
-        <w:pStyle w:val="43"/>
+        <w:pStyle w:val="a3"/>
         <w:keepNext w:val="0"/>
         <w:keepLines w:val="0"/>
         <w:pageBreakBefore w:val="0"/>
@@ -7219,7 +7173,7 @@
         <w:bidi w:val="0"/>
         <w:adjustRightInd w:val="0"/>
         <w:snapToGrid w:val="0"/>
-        <w:ind w:left="845" w:leftChars="0" w:hanging="425" w:firstLineChars="0"/>
+        <w:ind w:left="845" w:hanging="425" w:leftChars="0" w:firstLineChars="0"/>
         <w:textAlignment w:val="baseline"/>
       </w:pPr>
       <w:r>
@@ -7228,7 +7182,7 @@
     </w:p>
     <w:p>
       <w:pPr>
-        <w:pStyle w:val="43"/>
+        <w:pStyle w:val="a3"/>
         <w:keepNext w:val="0"/>
         <w:keepLines w:val="0"/>
         <w:pageBreakBefore w:val="0"/>
@@ -7246,7 +7200,7 @@
         <w:bidi w:val="0"/>
         <w:adjustRightInd w:val="0"/>
         <w:snapToGrid w:val="0"/>
-        <w:ind w:left="845" w:leftChars="0" w:hanging="425" w:firstLineChars="0"/>
+        <w:ind w:left="845" w:hanging="425" w:leftChars="0" w:firstLineChars="0"/>
         <w:textAlignment w:val="baseline"/>
       </w:pPr>
       <w:r>
@@ -7255,7 +7209,7 @@
     </w:p>
     <w:p>
       <w:pPr>
-        <w:pStyle w:val="43"/>
+        <w:pStyle w:val="a3"/>
         <w:keepNext w:val="0"/>
         <w:keepLines w:val="0"/>
         <w:pageBreakBefore w:val="0"/>
@@ -7273,7 +7227,7 @@
         <w:bidi w:val="0"/>
         <w:adjustRightInd w:val="0"/>
         <w:snapToGrid w:val="0"/>
-        <w:ind w:left="845" w:leftChars="0" w:hanging="425" w:firstLineChars="0"/>
+        <w:ind w:left="845" w:hanging="425" w:leftChars="0" w:firstLineChars="0"/>
         <w:textAlignment w:val="baseline"/>
       </w:pPr>
       <w:bookmarkStart w:id="48" w:name="bookmark50"/>
@@ -7284,7 +7238,7 @@
     </w:p>
     <w:p>
       <w:pPr>
-        <w:pStyle w:val="43"/>
+        <w:pStyle w:val="a3"/>
         <w:keepNext w:val="0"/>
         <w:keepLines w:val="0"/>
         <w:pageBreakBefore w:val="0"/>
@@ -7302,7 +7256,7 @@
         <w:bidi w:val="0"/>
         <w:adjustRightInd w:val="0"/>
         <w:snapToGrid w:val="0"/>
-        <w:ind w:left="845" w:leftChars="0" w:hanging="425" w:firstLineChars="0"/>
+        <w:ind w:left="845" w:hanging="425" w:leftChars="0" w:firstLineChars="0"/>
         <w:textAlignment w:val="baseline"/>
       </w:pPr>
       <w:r>
@@ -7311,7 +7265,7 @@
     </w:p>
     <w:p>
       <w:pPr>
-        <w:pStyle w:val="43"/>
+        <w:pStyle w:val="a3"/>
         <w:keepNext w:val="0"/>
         <w:keepLines w:val="0"/>
         <w:pageBreakBefore w:val="0"/>
@@ -7329,7 +7283,7 @@
         <w:bidi w:val="0"/>
         <w:adjustRightInd w:val="0"/>
         <w:snapToGrid w:val="0"/>
-        <w:ind w:left="845" w:leftChars="0" w:hanging="425" w:firstLineChars="0"/>
+        <w:ind w:left="845" w:hanging="425" w:leftChars="0" w:firstLineChars="0"/>
         <w:textAlignment w:val="baseline"/>
       </w:pPr>
       <w:r>
@@ -7338,7 +7292,7 @@
     </w:p>
     <w:p>
       <w:pPr>
-        <w:pStyle w:val="43"/>
+        <w:pStyle w:val="a3"/>
         <w:keepNext w:val="0"/>
         <w:keepLines w:val="0"/>
         <w:pageBreakBefore w:val="0"/>
@@ -7356,7 +7310,7 @@
         <w:bidi w:val="0"/>
         <w:adjustRightInd w:val="0"/>
         <w:snapToGrid w:val="0"/>
-        <w:ind w:left="845" w:leftChars="0" w:hanging="425" w:firstLineChars="0"/>
+        <w:ind w:left="845" w:hanging="425" w:leftChars="0" w:firstLineChars="0"/>
         <w:textAlignment w:val="baseline"/>
       </w:pPr>
       <w:r>
@@ -7365,7 +7319,7 @@
     </w:p>
     <w:p>
       <w:pPr>
-        <w:pStyle w:val="43"/>
+        <w:pStyle w:val="a3"/>
         <w:keepNext w:val="0"/>
         <w:keepLines w:val="0"/>
         <w:pageBreakBefore w:val="0"/>
@@ -7383,7 +7337,7 @@
         <w:bidi w:val="0"/>
         <w:adjustRightInd w:val="0"/>
         <w:snapToGrid w:val="0"/>
-        <w:ind w:left="845" w:leftChars="0" w:hanging="425" w:firstLineChars="0"/>
+        <w:ind w:left="845" w:hanging="425" w:leftChars="0" w:firstLineChars="0"/>
         <w:textAlignment w:val="baseline"/>
       </w:pPr>
       <w:r>
@@ -7392,7 +7346,7 @@
     </w:p>
     <w:p>
       <w:pPr>
-        <w:pStyle w:val="43"/>
+        <w:pStyle w:val="a3"/>
         <w:keepNext w:val="0"/>
         <w:keepLines w:val="0"/>
         <w:pageBreakBefore w:val="0"/>
@@ -7410,7 +7364,7 @@
         <w:bidi w:val="0"/>
         <w:adjustRightInd w:val="0"/>
         <w:snapToGrid w:val="0"/>
-        <w:ind w:left="845" w:leftChars="0" w:hanging="425" w:firstLineChars="0"/>
+        <w:ind w:left="845" w:hanging="425" w:leftChars="0" w:firstLineChars="0"/>
         <w:textAlignment w:val="baseline"/>
       </w:pPr>
       <w:r>
@@ -7419,7 +7373,7 @@
     </w:p>
     <w:p>
       <w:pPr>
-        <w:pStyle w:val="43"/>
+        <w:pStyle w:val="a3"/>
         <w:keepNext w:val="0"/>
         <w:keepLines w:val="0"/>
         <w:pageBreakBefore w:val="0"/>
@@ -7437,7 +7391,7 @@
         <w:bidi w:val="0"/>
         <w:adjustRightInd w:val="0"/>
         <w:snapToGrid w:val="0"/>
-        <w:ind w:left="845" w:leftChars="0" w:hanging="425" w:firstLineChars="0"/>
+        <w:ind w:left="845" w:hanging="425" w:leftChars="0" w:firstLineChars="0"/>
         <w:textAlignment w:val="baseline"/>
       </w:pPr>
       <w:r>
@@ -7446,7 +7400,7 @@
     </w:p>
     <w:p>
       <w:pPr>
-        <w:pStyle w:val="43"/>
+        <w:pStyle w:val="a3"/>
         <w:keepNext w:val="0"/>
         <w:keepLines w:val="0"/>
         <w:pageBreakBefore w:val="0"/>
@@ -7464,7 +7418,7 @@
         <w:bidi w:val="0"/>
         <w:adjustRightInd w:val="0"/>
         <w:snapToGrid w:val="0"/>
-        <w:ind w:left="845" w:leftChars="0" w:hanging="425" w:firstLineChars="0"/>
+        <w:ind w:left="845" w:hanging="425" w:leftChars="0" w:firstLineChars="0"/>
         <w:textAlignment w:val="baseline"/>
       </w:pPr>
       <w:r>
@@ -7473,7 +7427,7 @@
     </w:p>
     <w:p>
       <w:pPr>
-        <w:pStyle w:val="33"/>
+        <w:pStyle w:val="3"/>
         <w:keepNext w:val="0"/>
         <w:keepLines w:val="0"/>
         <w:pageBreakBefore w:val="0"/>
@@ -7501,7 +7455,7 @@
     </w:p>
     <w:p>
       <w:pPr>
-        <w:pStyle w:val="43"/>
+        <w:pStyle w:val="a3"/>
         <w:keepNext w:val="0"/>
         <w:keepLines w:val="0"/>
         <w:pageBreakBefore w:val="0"/>
@@ -7519,7 +7473,7 @@
         <w:bidi w:val="0"/>
         <w:adjustRightInd w:val="0"/>
         <w:snapToGrid w:val="0"/>
-        <w:ind w:left="425" w:leftChars="0" w:hanging="425" w:firstLineChars="0"/>
+        <w:ind w:left="425" w:hanging="425" w:leftChars="0" w:firstLineChars="0"/>
         <w:textAlignment w:val="baseline"/>
       </w:pPr>
       <w:bookmarkStart w:id="50" w:name="bookmark51"/>
@@ -7530,7 +7484,7 @@
     </w:p>
     <w:p>
       <w:pPr>
-        <w:pStyle w:val="43"/>
+        <w:pStyle w:val="a3"/>
         <w:keepNext w:val="0"/>
         <w:keepLines w:val="0"/>
         <w:pageBreakBefore w:val="0"/>
@@ -7548,7 +7502,7 @@
         <w:bidi w:val="0"/>
         <w:adjustRightInd w:val="0"/>
         <w:snapToGrid w:val="0"/>
-        <w:ind w:left="425" w:leftChars="0" w:hanging="425" w:firstLineChars="0"/>
+        <w:ind w:left="425" w:hanging="425" w:leftChars="0" w:firstLineChars="0"/>
         <w:textAlignment w:val="baseline"/>
       </w:pPr>
       <w:r>
@@ -7557,7 +7511,7 @@
     </w:p>
     <w:p>
       <w:pPr>
-        <w:pStyle w:val="43"/>
+        <w:pStyle w:val="a3"/>
         <w:keepNext w:val="0"/>
         <w:keepLines w:val="0"/>
         <w:pageBreakBefore w:val="0"/>
@@ -7575,7 +7529,7 @@
         <w:bidi w:val="0"/>
         <w:adjustRightInd w:val="0"/>
         <w:snapToGrid w:val="0"/>
-        <w:ind w:left="425" w:leftChars="0" w:hanging="425" w:firstLineChars="0"/>
+        <w:ind w:left="425" w:hanging="425" w:leftChars="0" w:firstLineChars="0"/>
         <w:textAlignment w:val="baseline"/>
       </w:pPr>
       <w:r>
@@ -7584,7 +7538,7 @@
     </w:p>
     <w:p>
       <w:pPr>
-        <w:pStyle w:val="33"/>
+        <w:pStyle w:val="3"/>
         <w:keepNext w:val="0"/>
         <w:keepLines w:val="0"/>
         <w:pageBreakBefore w:val="0"/>
@@ -7612,7 +7566,7 @@
     </w:p>
     <w:p>
       <w:pPr>
-        <w:pStyle w:val="44"/>
+        <w:pStyle w:val="4"/>
         <w:keepNext w:val="0"/>
         <w:keepLines w:val="0"/>
         <w:pageBreakBefore w:val="0"/>
@@ -7640,7 +7594,7 @@
     </w:p>
     <w:p>
       <w:pPr>
-        <w:pStyle w:val="43"/>
+        <w:pStyle w:val="a3"/>
         <w:keepNext w:val="0"/>
         <w:keepLines w:val="0"/>
         <w:pageBreakBefore w:val="0"/>
@@ -7658,7 +7612,7 @@
         <w:bidi w:val="0"/>
         <w:adjustRightInd w:val="0"/>
         <w:snapToGrid w:val="0"/>
-        <w:ind w:left="425" w:leftChars="0" w:hanging="425" w:firstLineChars="0"/>
+        <w:ind w:left="425" w:hanging="425" w:leftChars="0" w:firstLineChars="0"/>
         <w:textAlignment w:val="baseline"/>
       </w:pPr>
       <w:r>
@@ -7677,7 +7631,7 @@
     </w:p>
     <w:p>
       <w:pPr>
-        <w:pStyle w:val="43"/>
+        <w:pStyle w:val="a3"/>
         <w:keepNext w:val="0"/>
         <w:keepLines w:val="0"/>
         <w:pageBreakBefore w:val="0"/>
@@ -7695,7 +7649,7 @@
         <w:bidi w:val="0"/>
         <w:adjustRightInd w:val="0"/>
         <w:snapToGrid w:val="0"/>
-        <w:ind w:left="425" w:leftChars="0" w:hanging="425" w:firstLineChars="0"/>
+        <w:ind w:left="425" w:hanging="425" w:leftChars="0" w:firstLineChars="0"/>
         <w:textAlignment w:val="baseline"/>
       </w:pPr>
       <w:r>
@@ -7711,7 +7665,7 @@
     </w:p>
     <w:p>
       <w:pPr>
-        <w:pStyle w:val="44"/>
+        <w:pStyle w:val="4"/>
         <w:keepNext w:val="0"/>
         <w:keepLines w:val="0"/>
         <w:pageBreakBefore w:val="0"/>
@@ -7737,7 +7691,7 @@
     </w:p>
     <w:p>
       <w:pPr>
-        <w:pStyle w:val="43"/>
+        <w:pStyle w:val="a3"/>
         <w:keepNext w:val="0"/>
         <w:keepLines w:val="0"/>
         <w:pageBreakBefore w:val="0"/>
@@ -7755,7 +7709,7 @@
         <w:bidi w:val="0"/>
         <w:adjustRightInd w:val="0"/>
         <w:snapToGrid w:val="0"/>
-        <w:ind w:left="425" w:leftChars="0" w:hanging="425" w:firstLineChars="0"/>
+        <w:ind w:left="425" w:hanging="425" w:leftChars="0" w:firstLineChars="0"/>
         <w:textAlignment w:val="baseline"/>
       </w:pPr>
       <w:r>
@@ -7771,7 +7725,7 @@
     </w:p>
     <w:p>
       <w:pPr>
-        <w:pStyle w:val="43"/>
+        <w:pStyle w:val="a3"/>
         <w:keepNext w:val="0"/>
         <w:keepLines w:val="0"/>
         <w:pageBreakBefore w:val="0"/>
@@ -7789,7 +7743,7 @@
         <w:bidi w:val="0"/>
         <w:adjustRightInd w:val="0"/>
         <w:snapToGrid w:val="0"/>
-        <w:ind w:left="425" w:leftChars="0" w:hanging="425" w:firstLineChars="0"/>
+        <w:ind w:left="425" w:hanging="425" w:leftChars="0" w:firstLineChars="0"/>
         <w:textAlignment w:val="baseline"/>
       </w:pPr>
       <w:r>
@@ -7808,7 +7762,7 @@
     </w:p>
     <w:p>
       <w:pPr>
-        <w:pStyle w:val="44"/>
+        <w:pStyle w:val="4"/>
         <w:keepNext w:val="0"/>
         <w:keepLines w:val="0"/>
         <w:pageBreakBefore w:val="0"/>
@@ -7834,7 +7788,7 @@
     </w:p>
     <w:p>
       <w:pPr>
-        <w:pStyle w:val="43"/>
+        <w:pStyle w:val="a3"/>
         <w:keepNext w:val="0"/>
         <w:keepLines w:val="0"/>
         <w:pageBreakBefore w:val="0"/>
@@ -7852,7 +7806,7 @@
         <w:bidi w:val="0"/>
         <w:adjustRightInd w:val="0"/>
         <w:snapToGrid w:val="0"/>
-        <w:ind w:left="425" w:leftChars="0" w:hanging="425" w:firstLineChars="0"/>
+        <w:ind w:left="425" w:hanging="425" w:leftChars="0" w:firstLineChars="0"/>
         <w:textAlignment w:val="baseline"/>
       </w:pPr>
       <w:r>
@@ -7861,7 +7815,7 @@
     </w:p>
     <w:p>
       <w:pPr>
-        <w:pStyle w:val="43"/>
+        <w:pStyle w:val="a3"/>
         <w:keepNext w:val="0"/>
         <w:keepLines w:val="0"/>
         <w:pageBreakBefore w:val="0"/>
@@ -7879,7 +7833,7 @@
         <w:bidi w:val="0"/>
         <w:adjustRightInd w:val="0"/>
         <w:snapToGrid w:val="0"/>
-        <w:ind w:left="425" w:leftChars="0" w:hanging="425" w:firstLineChars="0"/>
+        <w:ind w:left="425" w:hanging="425" w:leftChars="0" w:firstLineChars="0"/>
         <w:textAlignment w:val="baseline"/>
       </w:pPr>
       <w:r>
@@ -7888,7 +7842,7 @@
     </w:p>
     <w:p>
       <w:pPr>
-        <w:pStyle w:val="43"/>
+        <w:pStyle w:val="a3"/>
         <w:keepNext w:val="0"/>
         <w:keepLines w:val="0"/>
         <w:pageBreakBefore w:val="0"/>
@@ -7906,7 +7860,7 @@
         <w:bidi w:val="0"/>
         <w:adjustRightInd w:val="0"/>
         <w:snapToGrid w:val="0"/>
-        <w:ind w:left="425" w:leftChars="0" w:hanging="425" w:firstLineChars="0"/>
+        <w:ind w:left="425" w:hanging="425" w:leftChars="0" w:firstLineChars="0"/>
         <w:textAlignment w:val="baseline"/>
       </w:pPr>
       <w:r>
@@ -7915,7 +7869,7 @@
     </w:p>
     <w:p>
       <w:pPr>
-        <w:pStyle w:val="43"/>
+        <w:pStyle w:val="a3"/>
         <w:keepNext w:val="0"/>
         <w:keepLines w:val="0"/>
         <w:pageBreakBefore w:val="0"/>
@@ -7933,7 +7887,7 @@
         <w:bidi w:val="0"/>
         <w:adjustRightInd w:val="0"/>
         <w:snapToGrid w:val="0"/>
-        <w:ind w:left="425" w:leftChars="0" w:hanging="425" w:firstLineChars="0"/>
+        <w:ind w:left="425" w:hanging="425" w:leftChars="0" w:firstLineChars="0"/>
         <w:textAlignment w:val="baseline"/>
       </w:pPr>
       <w:r>
@@ -7942,7 +7896,7 @@
     </w:p>
     <w:p>
       <w:pPr>
-        <w:pStyle w:val="43"/>
+        <w:pStyle w:val="a3"/>
         <w:keepNext w:val="0"/>
         <w:keepLines w:val="0"/>
         <w:pageBreakBefore w:val="0"/>
@@ -7960,7 +7914,7 @@
         <w:bidi w:val="0"/>
         <w:adjustRightInd w:val="0"/>
         <w:snapToGrid w:val="0"/>
-        <w:ind w:left="425" w:leftChars="0" w:hanging="425" w:firstLineChars="0"/>
+        <w:ind w:left="425" w:hanging="425" w:leftChars="0" w:firstLineChars="0"/>
         <w:textAlignment w:val="baseline"/>
       </w:pPr>
       <w:r>
@@ -7969,7 +7923,7 @@
     </w:p>
     <w:p>
       <w:pPr>
-        <w:pStyle w:val="43"/>
+        <w:pStyle w:val="a3"/>
         <w:keepNext w:val="0"/>
         <w:keepLines w:val="0"/>
         <w:pageBreakBefore w:val="0"/>
@@ -7987,7 +7941,7 @@
         <w:bidi w:val="0"/>
         <w:adjustRightInd w:val="0"/>
         <w:snapToGrid w:val="0"/>
-        <w:ind w:left="425" w:leftChars="0" w:hanging="425" w:firstLineChars="0"/>
+        <w:ind w:left="425" w:hanging="425" w:leftChars="0" w:firstLineChars="0"/>
         <w:textAlignment w:val="baseline"/>
       </w:pPr>
       <w:r>
@@ -7996,7 +7950,7 @@
     </w:p>
     <w:p>
       <w:pPr>
-        <w:pStyle w:val="43"/>
+        <w:pStyle w:val="a3"/>
         <w:keepNext w:val="0"/>
         <w:keepLines w:val="0"/>
         <w:pageBreakBefore w:val="0"/>
@@ -8014,7 +7968,7 @@
         <w:bidi w:val="0"/>
         <w:adjustRightInd w:val="0"/>
         <w:snapToGrid w:val="0"/>
-        <w:ind w:left="425" w:leftChars="0" w:hanging="425" w:firstLineChars="0"/>
+        <w:ind w:left="425" w:hanging="425" w:leftChars="0" w:firstLineChars="0"/>
         <w:textAlignment w:val="baseline"/>
         <w:rPr>
           <w:rFonts w:hint="default"/>
@@ -8027,7 +7981,7 @@
     </w:p>
     <w:p>
       <w:pPr>
-        <w:pStyle w:val="30"/>
+        <w:pStyle w:val="1"/>
         <w:keepNext w:val="0"/>
         <w:keepLines w:val="0"/>
         <w:pageBreakBefore w:val="0"/>
@@ -8063,7 +8017,7 @@
     </w:p>
     <w:p>
       <w:pPr>
-        <w:pStyle w:val="32"/>
+        <w:pStyle w:val="2"/>
         <w:keepNext w:val="0"/>
         <w:keepLines w:val="0"/>
         <w:pageBreakBefore w:val="0"/>
@@ -8091,7 +8045,7 @@
     </w:p>
     <w:p>
       <w:pPr>
-        <w:pStyle w:val="31"/>
+        <w:pStyle w:val="a"/>
         <w:keepNext w:val="0"/>
         <w:keepLines w:val="0"/>
         <w:pageBreakBefore w:val="0"/>
@@ -8134,7 +8088,7 @@
     </w:p>
     <w:p>
       <w:pPr>
-        <w:pStyle w:val="32"/>
+        <w:pStyle w:val="2"/>
         <w:keepNext w:val="0"/>
         <w:keepLines w:val="0"/>
         <w:pageBreakBefore w:val="0"/>
@@ -8162,7 +8116,7 @@
     </w:p>
     <w:p>
       <w:pPr>
-        <w:pStyle w:val="31"/>
+        <w:pStyle w:val="a"/>
         <w:keepNext w:val="0"/>
         <w:keepLines w:val="0"/>
         <w:pageBreakBefore w:val="0"/>
@@ -8184,7 +8138,7 @@
     </w:p>
     <w:p>
       <w:pPr>
-        <w:pStyle w:val="32"/>
+        <w:pStyle w:val="2"/>
         <w:keepNext w:val="0"/>
         <w:keepLines w:val="0"/>
         <w:pageBreakBefore w:val="0"/>
@@ -8216,7 +8170,7 @@
     </w:p>
     <w:p>
       <w:pPr>
-        <w:pStyle w:val="31"/>
+        <w:pStyle w:val="a"/>
         <w:keepNext w:val="0"/>
         <w:keepLines w:val="0"/>
         <w:pageBreakBefore w:val="0"/>
@@ -8248,7 +8202,7 @@
     </w:p>
     <w:p>
       <w:pPr>
-        <w:pStyle w:val="32"/>
+        <w:pStyle w:val="2"/>
         <w:keepNext w:val="0"/>
         <w:keepLines w:val="0"/>
         <w:pageBreakBefore w:val="0"/>
@@ -8280,7 +8234,7 @@
     </w:p>
     <w:p>
       <w:pPr>
-        <w:pStyle w:val="31"/>
+        <w:pStyle w:val="a"/>
         <w:keepNext w:val="0"/>
         <w:keepLines w:val="0"/>
         <w:pageBreakBefore w:val="0"/>
@@ -8366,7 +8320,7 @@
     </w:p>
     <w:p>
       <w:pPr>
-        <w:pStyle w:val="30"/>
+        <w:pStyle w:val="1"/>
         <w:keepNext w:val="0"/>
         <w:keepLines w:val="0"/>
         <w:pageBreakBefore w:val="0"/>
@@ -8403,16 +8357,16 @@
     </w:p>
     <w:tbl>
       <w:tblPr>
-        <w:tblStyle w:val="28"/>
+        <w:tblStyle w:val="TableNormal0"/>
         <w:tblW w:w="8921" w:type="dxa"/>
         <w:tblInd w:w="130" w:type="dxa"/>
         <w:tblBorders>
-          <w:top w:val="single" w:color="000000" w:sz="2" w:space="0"/>
-          <w:left w:val="single" w:color="000000" w:sz="2" w:space="0"/>
-          <w:bottom w:val="single" w:color="000000" w:sz="2" w:space="0"/>
-          <w:right w:val="single" w:color="000000" w:sz="2" w:space="0"/>
-          <w:insideH w:val="single" w:color="000000" w:sz="2" w:space="0"/>
-          <w:insideV w:val="single" w:color="000000" w:sz="2" w:space="0"/>
+          <w:top w:val="single" w:sz="2" w:space="0" w:color="000000"/>
+          <w:left w:val="single" w:sz="2" w:space="0" w:color="000000"/>
+          <w:bottom w:val="single" w:sz="2" w:space="0" w:color="000000"/>
+          <w:right w:val="single" w:sz="2" w:space="0" w:color="000000"/>
+          <w:insideH w:val="single" w:sz="2" w:space="0" w:color="000000"/>
+          <w:insideV w:val="single" w:sz="2" w:space="0" w:color="000000"/>
         </w:tblBorders>
         <w:tblLayout w:type="fixed"/>
         <w:tblCellMar>
@@ -8431,14 +8385,17 @@
       </w:tblGrid>
       <w:tr>
         <w:tblPrEx>
+          <w:tblW w:w="8921" w:type="dxa"/>
+          <w:tblInd w:w="130" w:type="dxa"/>
           <w:tblBorders>
-            <w:top w:val="single" w:color="000000" w:sz="2" w:space="0"/>
-            <w:left w:val="single" w:color="000000" w:sz="2" w:space="0"/>
-            <w:bottom w:val="single" w:color="000000" w:sz="2" w:space="0"/>
-            <w:right w:val="single" w:color="000000" w:sz="2" w:space="0"/>
-            <w:insideH w:val="single" w:color="000000" w:sz="2" w:space="0"/>
-            <w:insideV w:val="single" w:color="000000" w:sz="2" w:space="0"/>
+            <w:top w:val="single" w:sz="2" w:space="0" w:color="000000"/>
+            <w:left w:val="single" w:sz="2" w:space="0" w:color="000000"/>
+            <w:bottom w:val="single" w:sz="2" w:space="0" w:color="000000"/>
+            <w:right w:val="single" w:sz="2" w:space="0" w:color="000000"/>
+            <w:insideH w:val="single" w:sz="2" w:space="0" w:color="000000"/>
+            <w:insideV w:val="single" w:sz="2" w:space="0" w:color="000000"/>
           </w:tblBorders>
+          <w:tblLayout w:type="fixed"/>
           <w:tblCellMar>
             <w:top w:w="0" w:type="dxa"/>
             <w:left w:w="0" w:type="dxa"/>
@@ -8447,15 +8404,15 @@
           </w:tblCellMar>
         </w:tblPrEx>
         <w:trPr>
-          <w:trHeight w:val="583" w:hRule="atLeast"/>
+          <w:trHeight w:val="583"/>
         </w:trPr>
         <w:tc>
           <w:tcPr>
             <w:tcW w:w="727" w:type="dxa"/>
             <w:tcBorders>
-              <w:top w:val="single" w:color="000000" w:sz="6" w:space="0"/>
-              <w:left w:val="single" w:color="000000" w:sz="6" w:space="0"/>
-              <w:bottom w:val="single" w:color="000000" w:sz="6" w:space="0"/>
+              <w:top w:val="single" w:sz="6" w:space="0" w:color="000000"/>
+              <w:left w:val="single" w:sz="6" w:space="0" w:color="000000"/>
+              <w:bottom w:val="single" w:sz="6" w:space="0" w:color="000000"/>
             </w:tcBorders>
             <w:shd w:val="clear" w:color="auto" w:fill="C0C0C0"/>
           </w:tcPr>
@@ -8478,7 +8435,7 @@
               <w:ind w:left="195"/>
               <w:textAlignment w:val="baseline"/>
               <w:rPr>
-                <w:rFonts w:ascii="宋体" w:hAnsi="宋体" w:eastAsia="宋体" w:cs="宋体"/>
+                <w:rFonts w:ascii="宋体" w:eastAsia="宋体" w:hAnsi="宋体" w:cs="宋体"/>
                 <w:b/>
                 <w:bCs/>
                 <w:spacing w:val="-7"/>
@@ -8488,7 +8445,7 @@
             </w:pPr>
             <w:r>
               <w:rPr>
-                <w:rFonts w:ascii="宋体" w:hAnsi="宋体" w:eastAsia="宋体" w:cs="宋体"/>
+                <w:rFonts w:ascii="宋体" w:eastAsia="宋体" w:hAnsi="宋体" w:cs="宋体"/>
                 <w:b/>
                 <w:bCs/>
                 <w:spacing w:val="-7"/>
@@ -8503,8 +8460,8 @@
           <w:tcPr>
             <w:tcW w:w="1337" w:type="dxa"/>
             <w:tcBorders>
-              <w:top w:val="single" w:color="000000" w:sz="6" w:space="0"/>
-              <w:bottom w:val="single" w:color="000000" w:sz="6" w:space="0"/>
+              <w:top w:val="single" w:sz="6" w:space="0" w:color="000000"/>
+              <w:bottom w:val="single" w:sz="6" w:space="0" w:color="000000"/>
             </w:tcBorders>
             <w:shd w:val="clear" w:color="auto" w:fill="C0C0C0"/>
           </w:tcPr>
@@ -8527,7 +8484,7 @@
               <w:ind w:left="195"/>
               <w:textAlignment w:val="baseline"/>
               <w:rPr>
-                <w:rFonts w:ascii="宋体" w:hAnsi="宋体" w:eastAsia="宋体" w:cs="宋体"/>
+                <w:rFonts w:ascii="宋体" w:eastAsia="宋体" w:hAnsi="宋体" w:cs="宋体"/>
                 <w:b/>
                 <w:bCs/>
                 <w:spacing w:val="-7"/>
@@ -8537,7 +8494,7 @@
             </w:pPr>
             <w:r>
               <w:rPr>
-                <w:rFonts w:ascii="宋体" w:hAnsi="宋体" w:eastAsia="宋体" w:cs="宋体"/>
+                <w:rFonts w:ascii="宋体" w:eastAsia="宋体" w:hAnsi="宋体" w:cs="宋体"/>
                 <w:b/>
                 <w:bCs/>
                 <w:spacing w:val="-7"/>
@@ -8552,9 +8509,9 @@
           <w:tcPr>
             <w:tcW w:w="3364" w:type="dxa"/>
             <w:tcBorders>
-              <w:top w:val="single" w:color="000000" w:sz="6" w:space="0"/>
-              <w:bottom w:val="single" w:color="000000" w:sz="6" w:space="0"/>
-              <w:right w:val="single" w:color="000000" w:sz="6" w:space="0"/>
+              <w:top w:val="single" w:sz="6" w:space="0" w:color="000000"/>
+              <w:bottom w:val="single" w:sz="6" w:space="0" w:color="000000"/>
+              <w:right w:val="single" w:sz="6" w:space="0" w:color="000000"/>
             </w:tcBorders>
             <w:shd w:val="clear" w:color="auto" w:fill="C0C0C0"/>
           </w:tcPr>
@@ -8577,7 +8534,7 @@
               <w:ind w:left="195"/>
               <w:textAlignment w:val="baseline"/>
               <w:rPr>
-                <w:rFonts w:ascii="宋体" w:hAnsi="宋体" w:eastAsia="宋体" w:cs="宋体"/>
+                <w:rFonts w:ascii="宋体" w:eastAsia="宋体" w:hAnsi="宋体" w:cs="宋体"/>
                 <w:b/>
                 <w:bCs/>
                 <w:spacing w:val="-7"/>
@@ -8587,7 +8544,7 @@
             </w:pPr>
             <w:r>
               <w:rPr>
-                <w:rFonts w:ascii="宋体" w:hAnsi="宋体" w:eastAsia="宋体" w:cs="宋体"/>
+                <w:rFonts w:ascii="宋体" w:eastAsia="宋体" w:hAnsi="宋体" w:cs="宋体"/>
                 <w:b/>
                 <w:bCs/>
                 <w:spacing w:val="-7"/>
@@ -8602,9 +8559,9 @@
           <w:tcPr>
             <w:tcW w:w="1581" w:type="dxa"/>
             <w:tcBorders>
-              <w:top w:val="single" w:color="000000" w:sz="6" w:space="0"/>
-              <w:bottom w:val="single" w:color="000000" w:sz="6" w:space="0"/>
-              <w:right w:val="single" w:color="000000" w:sz="6" w:space="0"/>
+              <w:top w:val="single" w:sz="6" w:space="0" w:color="000000"/>
+              <w:bottom w:val="single" w:sz="6" w:space="0" w:color="000000"/>
+              <w:right w:val="single" w:sz="6" w:space="0" w:color="000000"/>
             </w:tcBorders>
             <w:shd w:val="clear" w:color="auto" w:fill="C0C0C0"/>
           </w:tcPr>
@@ -8626,7 +8583,7 @@
               <w:spacing w:before="205" w:line="221" w:lineRule="auto"/>
               <w:textAlignment w:val="baseline"/>
               <w:rPr>
-                <w:rFonts w:hint="default" w:ascii="宋体" w:hAnsi="宋体" w:eastAsia="宋体" w:cs="宋体"/>
+                <w:rFonts w:ascii="宋体" w:eastAsia="宋体" w:hAnsi="宋体" w:cs="宋体" w:hint="default"/>
                 <w:b/>
                 <w:bCs/>
                 <w:spacing w:val="-7"/>
@@ -8637,7 +8594,7 @@
             </w:pPr>
             <w:r>
               <w:rPr>
-                <w:rFonts w:hint="eastAsia" w:ascii="宋体" w:hAnsi="宋体" w:eastAsia="宋体" w:cs="宋体"/>
+                <w:rFonts w:ascii="宋体" w:eastAsia="宋体" w:hAnsi="宋体" w:cs="宋体" w:hint="eastAsia"/>
                 <w:b/>
                 <w:bCs/>
                 <w:spacing w:val="-7"/>
@@ -8653,9 +8610,9 @@
           <w:tcPr>
             <w:tcW w:w="1912" w:type="dxa"/>
             <w:tcBorders>
-              <w:top w:val="single" w:color="000000" w:sz="6" w:space="0"/>
-              <w:bottom w:val="single" w:color="000000" w:sz="6" w:space="0"/>
-              <w:right w:val="single" w:color="000000" w:sz="6" w:space="0"/>
+              <w:top w:val="single" w:sz="6" w:space="0" w:color="000000"/>
+              <w:bottom w:val="single" w:sz="6" w:space="0" w:color="000000"/>
+              <w:right w:val="single" w:sz="6" w:space="0" w:color="000000"/>
             </w:tcBorders>
             <w:shd w:val="clear" w:color="auto" w:fill="C0C0C0"/>
           </w:tcPr>
@@ -8675,11 +8632,11 @@
               <w:adjustRightInd w:val="0"/>
               <w:snapToGrid w:val="0"/>
               <w:spacing w:before="205" w:line="221" w:lineRule="auto"/>
-              <w:ind w:left="0" w:leftChars="0" w:right="0" w:rightChars="0" w:firstLine="0" w:firstLineChars="0"/>
+              <w:ind w:left="0" w:right="0" w:firstLine="0" w:leftChars="0" w:rightChars="0" w:firstLineChars="0"/>
               <w:jc w:val="center"/>
               <w:textAlignment w:val="baseline"/>
               <w:rPr>
-                <w:rFonts w:hint="default" w:ascii="宋体" w:hAnsi="宋体" w:eastAsia="宋体" w:cs="宋体"/>
+                <w:rFonts w:ascii="宋体" w:eastAsia="宋体" w:hAnsi="宋体" w:cs="宋体" w:hint="default"/>
                 <w:b/>
                 <w:bCs/>
                 <w:spacing w:val="-7"/>
@@ -8690,7 +8647,7 @@
             </w:pPr>
             <w:r>
               <w:rPr>
-                <w:rFonts w:hint="eastAsia" w:ascii="宋体" w:hAnsi="宋体" w:cs="宋体"/>
+                <w:rFonts w:ascii="宋体" w:hAnsi="宋体" w:cs="宋体" w:hint="eastAsia"/>
                 <w:b/>
                 <w:bCs/>
                 <w:spacing w:val="-7"/>
@@ -8705,14 +8662,9 @@
       </w:tr>
       <w:tr>
         <w:tblPrEx>
-          <w:tblBorders>
-            <w:top w:val="single" w:color="000000" w:sz="2" w:space="0"/>
-            <w:left w:val="single" w:color="000000" w:sz="2" w:space="0"/>
-            <w:bottom w:val="single" w:color="000000" w:sz="2" w:space="0"/>
-            <w:right w:val="single" w:color="000000" w:sz="2" w:space="0"/>
-            <w:insideH w:val="single" w:color="000000" w:sz="2" w:space="0"/>
-            <w:insideV w:val="single" w:color="000000" w:sz="2" w:space="0"/>
-          </w:tblBorders>
+          <w:tblW w:w="8921" w:type="dxa"/>
+          <w:tblInd w:w="130" w:type="dxa"/>
+          <w:tblLayout w:type="fixed"/>
           <w:tblCellMar>
             <w:top w:w="0" w:type="dxa"/>
             <w:left w:w="0" w:type="dxa"/>
@@ -8721,15 +8673,15 @@
           </w:tblCellMar>
         </w:tblPrEx>
         <w:trPr>
-          <w:trHeight w:val="549" w:hRule="atLeast"/>
+          <w:trHeight w:val="549"/>
         </w:trPr>
         <w:tc>
           <w:tcPr>
             <w:tcW w:w="727" w:type="dxa"/>
             <w:tcBorders>
-              <w:top w:val="single" w:color="000000" w:sz="6" w:space="0"/>
-              <w:left w:val="single" w:color="000000" w:sz="6" w:space="0"/>
-              <w:bottom w:val="single" w:color="000000" w:sz="6" w:space="0"/>
+              <w:top w:val="single" w:sz="6" w:space="0" w:color="000000"/>
+              <w:left w:val="single" w:sz="6" w:space="0" w:color="000000"/>
+              <w:bottom w:val="single" w:sz="6" w:space="0" w:color="000000"/>
             </w:tcBorders>
           </w:tcPr>
           <w:p>
@@ -8751,7 +8703,7 @@
               <w:ind w:left="123"/>
               <w:textAlignment w:val="baseline"/>
               <w:rPr>
-                <w:rFonts w:hint="eastAsia" w:ascii="宋体" w:hAnsi="宋体" w:eastAsia="宋体" w:cs="宋体"/>
+                <w:rFonts w:ascii="宋体" w:eastAsia="宋体" w:hAnsi="宋体" w:cs="宋体" w:hint="eastAsia"/>
                 <w:spacing w:val="-2"/>
                 <w:sz w:val="24"/>
                 <w:szCs w:val="24"/>
@@ -8760,7 +8712,7 @@
             </w:pPr>
             <w:r>
               <w:rPr>
-                <w:rFonts w:hint="eastAsia" w:ascii="宋体" w:hAnsi="宋体" w:eastAsia="宋体" w:cs="宋体"/>
+                <w:rFonts w:ascii="宋体" w:eastAsia="宋体" w:hAnsi="宋体" w:cs="宋体" w:hint="eastAsia"/>
                 <w:spacing w:val="-2"/>
                 <w:sz w:val="24"/>
                 <w:szCs w:val="24"/>
@@ -8774,8 +8726,8 @@
           <w:tcPr>
             <w:tcW w:w="1337" w:type="dxa"/>
             <w:tcBorders>
-              <w:top w:val="single" w:color="000000" w:sz="6" w:space="0"/>
-              <w:bottom w:val="single" w:color="000000" w:sz="6" w:space="0"/>
+              <w:top w:val="single" w:sz="6" w:space="0" w:color="000000"/>
+              <w:bottom w:val="single" w:sz="6" w:space="0" w:color="000000"/>
             </w:tcBorders>
           </w:tcPr>
           <w:p>
@@ -8797,7 +8749,7 @@
               <w:ind w:left="123"/>
               <w:textAlignment w:val="baseline"/>
               <w:rPr>
-                <w:rFonts w:hint="default" w:ascii="宋体" w:hAnsi="宋体" w:eastAsia="宋体" w:cs="宋体"/>
+                <w:rFonts w:ascii="宋体" w:eastAsia="宋体" w:hAnsi="宋体" w:cs="宋体" w:hint="default"/>
                 <w:spacing w:val="-2"/>
                 <w:sz w:val="24"/>
                 <w:szCs w:val="24"/>
@@ -8806,7 +8758,7 @@
             </w:pPr>
             <w:r>
               <w:rPr>
-                <w:rFonts w:hint="eastAsia" w:ascii="宋体" w:hAnsi="宋体" w:eastAsia="宋体" w:cs="宋体"/>
+                <w:rFonts w:ascii="宋体" w:eastAsia="宋体" w:hAnsi="宋体" w:cs="宋体" w:hint="eastAsia"/>
                 <w:spacing w:val="-2"/>
                 <w:sz w:val="24"/>
                 <w:szCs w:val="24"/>
@@ -8820,9 +8772,9 @@
           <w:tcPr>
             <w:tcW w:w="3364" w:type="dxa"/>
             <w:tcBorders>
-              <w:top w:val="single" w:color="000000" w:sz="6" w:space="0"/>
-              <w:bottom w:val="single" w:color="000000" w:sz="6" w:space="0"/>
-              <w:right w:val="single" w:color="000000" w:sz="6" w:space="0"/>
+              <w:top w:val="single" w:sz="6" w:space="0" w:color="000000"/>
+              <w:bottom w:val="single" w:sz="6" w:space="0" w:color="000000"/>
+              <w:right w:val="single" w:sz="6" w:space="0" w:color="000000"/>
             </w:tcBorders>
           </w:tcPr>
           <w:p>
@@ -8844,7 +8796,7 @@
               <w:ind w:left="123"/>
               <w:textAlignment w:val="baseline"/>
               <w:rPr>
-                <w:rFonts w:hint="default" w:ascii="宋体" w:hAnsi="宋体" w:eastAsia="宋体" w:cs="宋体"/>
+                <w:rFonts w:ascii="宋体" w:eastAsia="宋体" w:hAnsi="宋体" w:cs="宋体" w:hint="default"/>
                 <w:spacing w:val="-2"/>
                 <w:sz w:val="24"/>
                 <w:szCs w:val="24"/>
@@ -8853,7 +8805,7 @@
             </w:pPr>
             <w:r>
               <w:rPr>
-                <w:rFonts w:hint="eastAsia" w:ascii="宋体" w:hAnsi="宋体" w:eastAsia="宋体" w:cs="宋体"/>
+                <w:rFonts w:ascii="宋体" w:eastAsia="宋体" w:hAnsi="宋体" w:cs="宋体" w:hint="eastAsia"/>
                 <w:spacing w:val="-2"/>
                 <w:sz w:val="24"/>
                 <w:szCs w:val="24"/>
@@ -8867,9 +8819,9 @@
           <w:tcPr>
             <w:tcW w:w="1581" w:type="dxa"/>
             <w:tcBorders>
-              <w:top w:val="single" w:color="000000" w:sz="6" w:space="0"/>
-              <w:bottom w:val="single" w:color="000000" w:sz="6" w:space="0"/>
-              <w:right w:val="single" w:color="000000" w:sz="6" w:space="0"/>
+              <w:top w:val="single" w:sz="6" w:space="0" w:color="000000"/>
+              <w:bottom w:val="single" w:sz="6" w:space="0" w:color="000000"/>
+              <w:right w:val="single" w:sz="6" w:space="0" w:color="000000"/>
             </w:tcBorders>
           </w:tcPr>
           <w:p>
@@ -8891,7 +8843,7 @@
               <w:ind w:left="123"/>
               <w:textAlignment w:val="baseline"/>
               <w:rPr>
-                <w:rFonts w:hint="default" w:ascii="宋体" w:hAnsi="宋体" w:eastAsia="宋体" w:cs="宋体"/>
+                <w:rFonts w:ascii="宋体" w:eastAsia="宋体" w:hAnsi="宋体" w:cs="宋体" w:hint="default"/>
                 <w:spacing w:val="-2"/>
                 <w:sz w:val="24"/>
                 <w:szCs w:val="24"/>
@@ -8900,7 +8852,7 @@
             </w:pPr>
             <w:r>
               <w:rPr>
-                <w:rFonts w:hint="eastAsia" w:ascii="宋体" w:hAnsi="宋体" w:eastAsia="宋体" w:cs="宋体"/>
+                <w:rFonts w:ascii="宋体" w:eastAsia="宋体" w:hAnsi="宋体" w:cs="宋体" w:hint="eastAsia"/>
                 <w:spacing w:val="-2"/>
                 <w:sz w:val="24"/>
                 <w:szCs w:val="24"/>
@@ -8914,9 +8866,9 @@
           <w:tcPr>
             <w:tcW w:w="1912" w:type="dxa"/>
             <w:tcBorders>
-              <w:top w:val="single" w:color="000000" w:sz="6" w:space="0"/>
-              <w:bottom w:val="single" w:color="000000" w:sz="6" w:space="0"/>
-              <w:right w:val="single" w:color="000000" w:sz="6" w:space="0"/>
+              <w:top w:val="single" w:sz="6" w:space="0" w:color="000000"/>
+              <w:bottom w:val="single" w:sz="6" w:space="0" w:color="000000"/>
+              <w:right w:val="single" w:sz="6" w:space="0" w:color="000000"/>
             </w:tcBorders>
             <w:shd w:val="clear" w:color="auto" w:fill="auto"/>
             <w:vAlign w:val="center"/>
@@ -8940,7 +8892,7 @@
               <w:ind w:left="123"/>
               <w:textAlignment w:val="baseline"/>
               <w:rPr>
-                <w:rFonts w:hint="eastAsia" w:ascii="宋体" w:hAnsi="宋体" w:eastAsia="宋体" w:cs="宋体"/>
+                <w:rFonts w:ascii="宋体" w:eastAsia="宋体" w:hAnsi="宋体" w:cs="宋体" w:hint="eastAsia"/>
                 <w:spacing w:val="-2"/>
                 <w:sz w:val="24"/>
                 <w:szCs w:val="24"/>
@@ -8949,7 +8901,7 @@
             </w:pPr>
             <w:r>
               <w:rPr>
-                <w:rFonts w:hint="eastAsia" w:ascii="宋体" w:hAnsi="宋体" w:eastAsia="宋体" w:cs="宋体"/>
+                <w:rFonts w:ascii="宋体" w:eastAsia="宋体" w:hAnsi="宋体" w:cs="宋体" w:hint="eastAsia"/>
                 <w:spacing w:val="-2"/>
                 <w:sz w:val="24"/>
                 <w:szCs w:val="24"/>
@@ -8962,14 +8914,9 @@
       </w:tr>
       <w:tr>
         <w:tblPrEx>
-          <w:tblBorders>
-            <w:top w:val="single" w:color="000000" w:sz="2" w:space="0"/>
-            <w:left w:val="single" w:color="000000" w:sz="2" w:space="0"/>
-            <w:bottom w:val="single" w:color="000000" w:sz="2" w:space="0"/>
-            <w:right w:val="single" w:color="000000" w:sz="2" w:space="0"/>
-            <w:insideH w:val="single" w:color="000000" w:sz="2" w:space="0"/>
-            <w:insideV w:val="single" w:color="000000" w:sz="2" w:space="0"/>
-          </w:tblBorders>
+          <w:tblW w:w="8921" w:type="dxa"/>
+          <w:tblInd w:w="130" w:type="dxa"/>
+          <w:tblLayout w:type="fixed"/>
           <w:tblCellMar>
             <w:top w:w="0" w:type="dxa"/>
             <w:left w:w="0" w:type="dxa"/>
@@ -8978,14 +8925,14 @@
           </w:tblCellMar>
         </w:tblPrEx>
         <w:trPr>
-          <w:trHeight w:val="549" w:hRule="atLeast"/>
+          <w:trHeight w:val="549"/>
         </w:trPr>
         <w:tc>
           <w:tcPr>
             <w:tcW w:w="727" w:type="dxa"/>
             <w:tcBorders>
-              <w:top w:val="single" w:color="000000" w:sz="6" w:space="0"/>
-              <w:left w:val="single" w:color="000000" w:sz="6" w:space="0"/>
+              <w:top w:val="single" w:sz="6" w:space="0" w:color="000000"/>
+              <w:left w:val="single" w:sz="6" w:space="0" w:color="000000"/>
             </w:tcBorders>
           </w:tcPr>
           <w:p>
@@ -9007,7 +8954,7 @@
               <w:ind w:left="123"/>
               <w:textAlignment w:val="baseline"/>
               <w:rPr>
-                <w:rFonts w:hint="default" w:ascii="宋体" w:hAnsi="宋体" w:eastAsia="宋体" w:cs="宋体"/>
+                <w:rFonts w:ascii="宋体" w:eastAsia="宋体" w:hAnsi="宋体" w:cs="宋体" w:hint="default"/>
                 <w:spacing w:val="-2"/>
                 <w:sz w:val="24"/>
                 <w:szCs w:val="24"/>
@@ -9016,7 +8963,7 @@
             </w:pPr>
             <w:r>
               <w:rPr>
-                <w:rFonts w:hint="eastAsia" w:ascii="宋体" w:hAnsi="宋体" w:eastAsia="宋体" w:cs="宋体"/>
+                <w:rFonts w:ascii="宋体" w:eastAsia="宋体" w:hAnsi="宋体" w:cs="宋体" w:hint="eastAsia"/>
                 <w:spacing w:val="-2"/>
                 <w:sz w:val="24"/>
                 <w:szCs w:val="24"/>
@@ -9030,7 +8977,7 @@
           <w:tcPr>
             <w:tcW w:w="1337" w:type="dxa"/>
             <w:tcBorders>
-              <w:top w:val="single" w:color="000000" w:sz="6" w:space="0"/>
+              <w:top w:val="single" w:sz="6" w:space="0" w:color="000000"/>
             </w:tcBorders>
             <w:shd w:val="clear" w:color="auto" w:fill="auto"/>
             <w:vAlign w:val="center"/>
@@ -9054,7 +9001,7 @@
               <w:ind w:left="123"/>
               <w:textAlignment w:val="baseline"/>
               <w:rPr>
-                <w:rFonts w:hint="default" w:ascii="宋体" w:hAnsi="宋体" w:eastAsia="宋体" w:cs="宋体"/>
+                <w:rFonts w:ascii="宋体" w:eastAsia="宋体" w:hAnsi="宋体" w:cs="宋体" w:hint="default"/>
                 <w:spacing w:val="-2"/>
                 <w:sz w:val="24"/>
                 <w:szCs w:val="24"/>
@@ -9063,7 +9010,7 @@
             </w:pPr>
             <w:r>
               <w:rPr>
-                <w:rFonts w:hint="eastAsia" w:ascii="宋体" w:hAnsi="宋体" w:eastAsia="宋体" w:cs="宋体"/>
+                <w:rFonts w:ascii="宋体" w:eastAsia="宋体" w:hAnsi="宋体" w:cs="宋体" w:hint="eastAsia"/>
                 <w:spacing w:val="-2"/>
                 <w:sz w:val="24"/>
                 <w:szCs w:val="24"/>
@@ -9077,8 +9024,8 @@
           <w:tcPr>
             <w:tcW w:w="3364" w:type="dxa"/>
             <w:tcBorders>
-              <w:top w:val="single" w:color="000000" w:sz="6" w:space="0"/>
-              <w:right w:val="single" w:color="000000" w:sz="6" w:space="0"/>
+              <w:top w:val="single" w:sz="6" w:space="0" w:color="000000"/>
+              <w:right w:val="single" w:sz="6" w:space="0" w:color="000000"/>
             </w:tcBorders>
             <w:shd w:val="clear" w:color="auto" w:fill="auto"/>
             <w:vAlign w:val="center"/>
@@ -9102,7 +9049,7 @@
               <w:ind w:left="123"/>
               <w:textAlignment w:val="baseline"/>
               <w:rPr>
-                <w:rFonts w:hint="eastAsia" w:ascii="宋体" w:hAnsi="宋体" w:eastAsia="宋体" w:cs="宋体"/>
+                <w:rFonts w:ascii="宋体" w:eastAsia="宋体" w:hAnsi="宋体" w:cs="宋体" w:hint="eastAsia"/>
                 <w:spacing w:val="-2"/>
                 <w:sz w:val="24"/>
                 <w:szCs w:val="24"/>
@@ -9111,7 +9058,7 @@
             </w:pPr>
             <w:r>
               <w:rPr>
-                <w:rFonts w:hint="eastAsia" w:ascii="宋体" w:hAnsi="宋体" w:eastAsia="宋体" w:cs="宋体"/>
+                <w:rFonts w:ascii="宋体" w:eastAsia="宋体" w:hAnsi="宋体" w:cs="宋体" w:hint="eastAsia"/>
                 <w:spacing w:val="-2"/>
                 <w:sz w:val="24"/>
                 <w:szCs w:val="24"/>
@@ -9125,8 +9072,8 @@
           <w:tcPr>
             <w:tcW w:w="1581" w:type="dxa"/>
             <w:tcBorders>
-              <w:top w:val="single" w:color="000000" w:sz="6" w:space="0"/>
-              <w:right w:val="single" w:color="000000" w:sz="6" w:space="0"/>
+              <w:top w:val="single" w:sz="6" w:space="0" w:color="000000"/>
+              <w:right w:val="single" w:sz="6" w:space="0" w:color="000000"/>
             </w:tcBorders>
           </w:tcPr>
           <w:p>
@@ -9148,7 +9095,7 @@
               <w:ind w:left="123"/>
               <w:textAlignment w:val="baseline"/>
               <w:rPr>
-                <w:rFonts w:hint="default" w:ascii="宋体" w:hAnsi="宋体" w:eastAsia="宋体" w:cs="宋体"/>
+                <w:rFonts w:ascii="宋体" w:eastAsia="宋体" w:hAnsi="宋体" w:cs="宋体" w:hint="default"/>
                 <w:spacing w:val="-2"/>
                 <w:sz w:val="24"/>
                 <w:szCs w:val="24"/>
@@ -9157,7 +9104,7 @@
             </w:pPr>
             <w:r>
               <w:rPr>
-                <w:rFonts w:hint="eastAsia" w:ascii="宋体" w:hAnsi="宋体" w:eastAsia="宋体" w:cs="宋体"/>
+                <w:rFonts w:ascii="宋体" w:eastAsia="宋体" w:hAnsi="宋体" w:cs="宋体" w:hint="eastAsia"/>
                 <w:spacing w:val="-2"/>
                 <w:sz w:val="24"/>
                 <w:szCs w:val="24"/>
@@ -9171,8 +9118,8 @@
           <w:tcPr>
             <w:tcW w:w="1912" w:type="dxa"/>
             <w:tcBorders>
-              <w:top w:val="single" w:color="000000" w:sz="6" w:space="0"/>
-              <w:right w:val="single" w:color="000000" w:sz="6" w:space="0"/>
+              <w:top w:val="single" w:sz="6" w:space="0" w:color="000000"/>
+              <w:right w:val="single" w:sz="6" w:space="0" w:color="000000"/>
             </w:tcBorders>
             <w:shd w:val="clear" w:color="auto" w:fill="auto"/>
             <w:vAlign w:val="center"/>
@@ -9196,7 +9143,7 @@
               <w:ind w:left="123"/>
               <w:textAlignment w:val="baseline"/>
               <w:rPr>
-                <w:rFonts w:hint="eastAsia" w:ascii="宋体" w:hAnsi="宋体" w:eastAsia="宋体" w:cs="宋体"/>
+                <w:rFonts w:ascii="宋体" w:eastAsia="宋体" w:hAnsi="宋体" w:cs="宋体" w:hint="eastAsia"/>
                 <w:spacing w:val="-2"/>
                 <w:sz w:val="24"/>
                 <w:szCs w:val="24"/>
@@ -9205,7 +9152,7 @@
             </w:pPr>
             <w:r>
               <w:rPr>
-                <w:rFonts w:hint="eastAsia" w:ascii="宋体" w:hAnsi="宋体" w:eastAsia="宋体" w:cs="宋体"/>
+                <w:rFonts w:ascii="宋体" w:eastAsia="宋体" w:hAnsi="宋体" w:cs="宋体" w:hint="eastAsia"/>
                 <w:spacing w:val="-2"/>
                 <w:sz w:val="24"/>
                 <w:szCs w:val="24"/>
@@ -9219,7 +9166,7 @@
     </w:tbl>
     <w:p>
       <w:pPr>
-        <w:pStyle w:val="30"/>
+        <w:pStyle w:val="1"/>
         <w:keepNext w:val="0"/>
         <w:keepLines w:val="0"/>
         <w:pageBreakBefore w:val="0"/>
@@ -9251,7 +9198,7 @@
     </w:p>
     <w:p>
       <w:pPr>
-        <w:pStyle w:val="43"/>
+        <w:pStyle w:val="a3"/>
         <w:keepNext w:val="0"/>
         <w:keepLines w:val="0"/>
         <w:pageBreakBefore w:val="0"/>
@@ -9269,7 +9216,7 @@
         <w:bidi w:val="0"/>
         <w:adjustRightInd w:val="0"/>
         <w:snapToGrid w:val="0"/>
-        <w:ind w:left="425" w:leftChars="0" w:hanging="425" w:firstLineChars="0"/>
+        <w:ind w:left="425" w:hanging="425" w:leftChars="0" w:firstLineChars="0"/>
         <w:textAlignment w:val="baseline"/>
       </w:pPr>
       <w:bookmarkStart w:id="73" w:name="bookmark45"/>
@@ -9290,7 +9237,7 @@
     </w:p>
     <w:p>
       <w:pPr>
-        <w:pStyle w:val="43"/>
+        <w:pStyle w:val="a3"/>
         <w:keepNext w:val="0"/>
         <w:keepLines w:val="0"/>
         <w:pageBreakBefore w:val="0"/>
@@ -9308,18 +9255,18 @@
         <w:bidi w:val="0"/>
         <w:adjustRightInd w:val="0"/>
         <w:snapToGrid w:val="0"/>
-        <w:ind w:left="425" w:leftChars="0" w:hanging="425" w:firstLineChars="0"/>
+        <w:ind w:left="425" w:hanging="425" w:leftChars="0" w:firstLineChars="0"/>
         <w:textAlignment w:val="baseline"/>
       </w:pPr>
       <w:r>
         <w:t>《信息安全管理程序》</w:t>
       </w:r>
-      <w:bookmarkStart w:id="77" w:name="_GoBack"/>
-      <w:bookmarkEnd w:id="77"/>
-    </w:p>
-    <w:p>
-      <w:pPr>
-        <w:pStyle w:val="43"/>
+      <w:bookmarkStart w:id="74" w:name="_GoBack"/>
+      <w:bookmarkEnd w:id="74"/>
+    </w:p>
+    <w:p>
+      <w:pPr>
+        <w:pStyle w:val="a3"/>
         <w:keepNext w:val="0"/>
         <w:keepLines w:val="0"/>
         <w:pageBreakBefore w:val="0"/>
@@ -9337,7 +9284,7 @@
         <w:bidi w:val="0"/>
         <w:adjustRightInd w:val="0"/>
         <w:snapToGrid w:val="0"/>
-        <w:ind w:left="425" w:leftChars="0" w:hanging="425" w:firstLineChars="0"/>
+        <w:ind w:left="425" w:hanging="425" w:leftChars="0" w:firstLineChars="0"/>
         <w:textAlignment w:val="baseline"/>
       </w:pPr>
       <w:r>
@@ -9355,7 +9302,7 @@
     </w:p>
     <w:p>
       <w:pPr>
-        <w:pStyle w:val="30"/>
+        <w:pStyle w:val="1"/>
         <w:keepNext w:val="0"/>
         <w:keepLines w:val="0"/>
         <w:pageBreakBefore w:val="0"/>
@@ -9375,19 +9322,19 @@
         <w:snapToGrid w:val="0"/>
         <w:textAlignment w:val="baseline"/>
       </w:pPr>
-      <w:bookmarkStart w:id="74" w:name="bookmark40"/>
-      <w:bookmarkEnd w:id="74"/>
-      <w:bookmarkStart w:id="75" w:name="bookmark41"/>
+      <w:bookmarkStart w:id="75" w:name="bookmark40"/>
       <w:bookmarkEnd w:id="75"/>
-      <w:bookmarkStart w:id="76" w:name="_Toc24262"/>
+      <w:bookmarkStart w:id="76" w:name="bookmark41"/>
+      <w:bookmarkEnd w:id="76"/>
+      <w:bookmarkStart w:id="77" w:name="_Toc24262"/>
       <w:r>
         <w:t>记录</w:t>
       </w:r>
-      <w:bookmarkEnd w:id="76"/>
-    </w:p>
-    <w:p>
-      <w:pPr>
-        <w:pStyle w:val="43"/>
+      <w:bookmarkEnd w:id="77"/>
+    </w:p>
+    <w:p>
+      <w:pPr>
+        <w:pStyle w:val="a3"/>
         <w:keepNext w:val="0"/>
         <w:keepLines w:val="0"/>
         <w:pageBreakBefore w:val="0"/>
@@ -9405,7 +9352,7 @@
         <w:bidi w:val="0"/>
         <w:adjustRightInd w:val="0"/>
         <w:snapToGrid w:val="0"/>
-        <w:ind w:left="425" w:leftChars="0" w:hanging="425" w:firstLineChars="0"/>
+        <w:ind w:left="425" w:hanging="425" w:leftChars="0" w:firstLineChars="0"/>
         <w:textAlignment w:val="baseline"/>
         <w:rPr>
           <w:rFonts w:hint="eastAsia"/>
@@ -9422,7 +9369,7 @@
     </w:p>
     <w:p>
       <w:pPr>
-        <w:pStyle w:val="43"/>
+        <w:pStyle w:val="a3"/>
         <w:keepNext w:val="0"/>
         <w:keepLines w:val="0"/>
         <w:pageBreakBefore w:val="0"/>
@@ -9440,7 +9387,7 @@
         <w:bidi w:val="0"/>
         <w:adjustRightInd w:val="0"/>
         <w:snapToGrid w:val="0"/>
-        <w:ind w:left="425" w:leftChars="0" w:hanging="425" w:firstLineChars="0"/>
+        <w:ind w:left="425" w:hanging="425" w:leftChars="0" w:firstLineChars="0"/>
         <w:textAlignment w:val="baseline"/>
         <w:rPr>
           <w:rFonts w:hint="default"/>
@@ -9457,7 +9404,7 @@
     </w:p>
     <w:p>
       <w:pPr>
-        <w:pStyle w:val="43"/>
+        <w:pStyle w:val="a3"/>
         <w:keepNext w:val="0"/>
         <w:keepLines w:val="0"/>
         <w:pageBreakBefore w:val="0"/>
@@ -9475,7 +9422,7 @@
         <w:bidi w:val="0"/>
         <w:adjustRightInd w:val="0"/>
         <w:snapToGrid w:val="0"/>
-        <w:ind w:left="425" w:leftChars="0" w:hanging="425" w:firstLineChars="0"/>
+        <w:ind w:left="425" w:hanging="425" w:leftChars="0" w:firstLineChars="0"/>
         <w:textAlignment w:val="baseline"/>
         <w:rPr>
           <w:rFonts w:hint="default"/>
@@ -9493,53 +9440,28 @@
     <w:sectPr>
       <w:pgSz w:w="11906" w:h="16838"/>
       <w:pgMar w:top="1440" w:right="1800" w:bottom="1440" w:left="850" w:header="851" w:footer="992" w:gutter="0"/>
-      <w:cols w:space="425" w:num="1"/>
+      <w:cols w:num="1" w:space="425"/>
       <w:docGrid w:type="lines" w:linePitch="312" w:charSpace="0"/>
     </w:sectPr>
   </w:body>
 </w:document>
 </file>
 
-<file path=word/endnotes.xml><?xml version="1.0" encoding="utf-8"?>
-<w:endnotes xmlns:wpc="http://schemas.microsoft.com/office/word/2010/wordprocessingCanvas" xmlns:mc="http://schemas.openxmlformats.org/markup-compatibility/2006" xmlns:o="urn:schemas-microsoft-com:office:office" xmlns:r="http://schemas.openxmlformats.org/officeDocument/2006/relationships" xmlns:m="http://schemas.openxmlformats.org/officeDocument/2006/math" xmlns:v="urn:schemas-microsoft-com:vml" xmlns:wp14="http://schemas.microsoft.com/office/word/2010/wordprocessingDrawing" xmlns:wp="http://schemas.openxmlformats.org/drawingml/2006/wordprocessingDrawing" xmlns:w="http://schemas.openxmlformats.org/wordprocessingml/2006/main" xmlns:w14="http://schemas.microsoft.com/office/word/2010/wordml" xmlns:w15="http://schemas.microsoft.com/office/word/2012/wordml" xmlns:w10="urn:schemas-microsoft-com:office:word" xmlns:wpg="http://schemas.microsoft.com/office/word/2010/wordprocessingGroup" xmlns:wpi="http://schemas.microsoft.com/office/word/2010/wordprocessingInk" xmlns:wne="http://schemas.microsoft.com/office/word/2006/wordml" xmlns:wps="http://schemas.microsoft.com/office/word/2010/wordprocessingShape" xmlns:wpsCustomData="http://www.wps.cn/officeDocument/2013/wpsCustomData" mc:Ignorable="w14 w15 wp14">
-  <w:endnote w:type="separator" w:id="0">
-    <w:p>
-      <w:pPr>
-        <w:spacing w:line="240" w:lineRule="auto"/>
-      </w:pPr>
-      <w:r>
-        <w:separator/>
-      </w:r>
-    </w:p>
-  </w:endnote>
-  <w:endnote w:type="continuationSeparator" w:id="1">
-    <w:p>
-      <w:pPr>
-        <w:spacing w:line="240" w:lineRule="auto"/>
-      </w:pPr>
-      <w:r>
-        <w:continuationSeparator/>
-      </w:r>
-    </w:p>
-  </w:endnote>
-</w:endnotes>
-</file>
-
 <file path=word/footer1.xml><?xml version="1.0" encoding="utf-8"?>
-<w:ftr xmlns:wpc="http://schemas.microsoft.com/office/word/2010/wordprocessingCanvas" xmlns:mc="http://schemas.openxmlformats.org/markup-compatibility/2006" xmlns:o="urn:schemas-microsoft-com:office:office" xmlns:r="http://schemas.openxmlformats.org/officeDocument/2006/relationships" xmlns:m="http://schemas.openxmlformats.org/officeDocument/2006/math" xmlns:v="urn:schemas-microsoft-com:vml" xmlns:wp14="http://schemas.microsoft.com/office/word/2010/wordprocessingDrawing" xmlns:wp="http://schemas.openxmlformats.org/drawingml/2006/wordprocessingDrawing" xmlns:w10="urn:schemas-microsoft-com:office:word" xmlns:w="http://schemas.openxmlformats.org/wordprocessingml/2006/main" xmlns:w14="http://schemas.microsoft.com/office/word/2010/wordml" xmlns:w15="http://schemas.microsoft.com/office/word/2012/wordml" xmlns:wpg="http://schemas.microsoft.com/office/word/2010/wordprocessingGroup" xmlns:wpi="http://schemas.microsoft.com/office/word/2010/wordprocessingInk" xmlns:wne="http://schemas.microsoft.com/office/word/2006/wordml" xmlns:wps="http://schemas.microsoft.com/office/word/2010/wordprocessingShape" xmlns:wpsCustomData="http://www.wps.cn/officeDocument/2013/wpsCustomData" mc:Ignorable="w14 w15 wp14">
+<w:ftr xmlns:wpc="http://schemas.microsoft.com/office/word/2010/wordprocessingCanvas" xmlns:mc="http://schemas.openxmlformats.org/markup-compatibility/2006" xmlns:o="urn:schemas-microsoft-com:office:office" xmlns:r="http://schemas.openxmlformats.org/officeDocument/2006/relationships" xmlns:m="http://schemas.openxmlformats.org/officeDocument/2006/math" xmlns:v="urn:schemas-microsoft-com:vml" xmlns:wp14="http://schemas.microsoft.com/office/word/2010/wordprocessingDrawing" xmlns:wp="http://schemas.openxmlformats.org/drawingml/2006/wordprocessingDrawing" xmlns:w10="urn:schemas-microsoft-com:office:word" xmlns:w="http://schemas.openxmlformats.org/wordprocessingml/2006/main" xmlns:w14="http://schemas.microsoft.com/office/word/2010/wordml" xmlns:w15="http://schemas.microsoft.com/office/word/2012/wordml" xmlns:wne="http://schemas.microsoft.com/office/word/2006/wordml" xmlns:wpg="http://schemas.microsoft.com/office/word/2010/wordprocessingGroup" xmlns:wpi="http://schemas.microsoft.com/office/word/2010/wordprocessingInk" xmlns:wps="http://schemas.microsoft.com/office/word/2010/wordprocessingShape" mc:Ignorable="w14 w15 wp14">
   <w:p>
     <w:pPr>
       <w:spacing w:line="176" w:lineRule="auto"/>
       <w:ind w:left="5919"/>
       <w:rPr>
-        <w:rFonts w:ascii="Times New Roman" w:hAnsi="Times New Roman" w:eastAsia="Times New Roman" w:cs="Times New Roman"/>
+        <w:rFonts w:ascii="Times New Roman" w:eastAsia="Times New Roman" w:hAnsi="Times New Roman" w:cs="Times New Roman"/>
         <w:sz w:val="18"/>
         <w:szCs w:val="18"/>
       </w:rPr>
     </w:pPr>
     <w:r>
       <w:rPr>
-        <w:rFonts w:ascii="Times New Roman" w:hAnsi="Times New Roman" w:eastAsia="Times New Roman" w:cs="Times New Roman"/>
+        <w:rFonts w:ascii="Times New Roman" w:eastAsia="Times New Roman" w:hAnsi="Times New Roman" w:cs="Times New Roman"/>
         <w:sz w:val="18"/>
         <w:szCs w:val="18"/>
       </w:rPr>
@@ -9549,39 +9471,14 @@
 </w:ftr>
 </file>
 
-<file path=word/footnotes.xml><?xml version="1.0" encoding="utf-8"?>
-<w:footnotes xmlns:wpc="http://schemas.microsoft.com/office/word/2010/wordprocessingCanvas" xmlns:mc="http://schemas.openxmlformats.org/markup-compatibility/2006" xmlns:o="urn:schemas-microsoft-com:office:office" xmlns:r="http://schemas.openxmlformats.org/officeDocument/2006/relationships" xmlns:m="http://schemas.openxmlformats.org/officeDocument/2006/math" xmlns:v="urn:schemas-microsoft-com:vml" xmlns:wp14="http://schemas.microsoft.com/office/word/2010/wordprocessingDrawing" xmlns:wp="http://schemas.openxmlformats.org/drawingml/2006/wordprocessingDrawing" xmlns:w="http://schemas.openxmlformats.org/wordprocessingml/2006/main" xmlns:w14="http://schemas.microsoft.com/office/word/2010/wordml" xmlns:w15="http://schemas.microsoft.com/office/word/2012/wordml" xmlns:w10="urn:schemas-microsoft-com:office:word" xmlns:wpg="http://schemas.microsoft.com/office/word/2010/wordprocessingGroup" xmlns:wpi="http://schemas.microsoft.com/office/word/2010/wordprocessingInk" xmlns:wne="http://schemas.microsoft.com/office/word/2006/wordml" xmlns:wps="http://schemas.microsoft.com/office/word/2010/wordprocessingShape" xmlns:wpsCustomData="http://www.wps.cn/officeDocument/2013/wpsCustomData" mc:Ignorable="w14 w15 wp14">
-  <w:footnote w:type="separator" w:id="0">
-    <w:p>
-      <w:pPr>
-        <w:spacing w:line="360" w:lineRule="auto"/>
-      </w:pPr>
-      <w:r>
-        <w:separator/>
-      </w:r>
-    </w:p>
-  </w:footnote>
-  <w:footnote w:type="continuationSeparator" w:id="1">
-    <w:p>
-      <w:pPr>
-        <w:spacing w:line="360" w:lineRule="auto"/>
-      </w:pPr>
-      <w:r>
-        <w:continuationSeparator/>
-      </w:r>
-    </w:p>
-  </w:footnote>
-</w:footnotes>
-</file>
-
 <file path=word/header1.xml><?xml version="1.0" encoding="utf-8"?>
-<w:hdr xmlns:wpc="http://schemas.microsoft.com/office/word/2010/wordprocessingCanvas" xmlns:mc="http://schemas.openxmlformats.org/markup-compatibility/2006" xmlns:o="urn:schemas-microsoft-com:office:office" xmlns:r="http://schemas.openxmlformats.org/officeDocument/2006/relationships" xmlns:m="http://schemas.openxmlformats.org/officeDocument/2006/math" xmlns:v="urn:schemas-microsoft-com:vml" xmlns:wp14="http://schemas.microsoft.com/office/word/2010/wordprocessingDrawing" xmlns:wp="http://schemas.openxmlformats.org/drawingml/2006/wordprocessingDrawing" xmlns:w10="urn:schemas-microsoft-com:office:word" xmlns:w="http://schemas.openxmlformats.org/wordprocessingml/2006/main" xmlns:w14="http://schemas.microsoft.com/office/word/2010/wordml" xmlns:w15="http://schemas.microsoft.com/office/word/2012/wordml" xmlns:wpg="http://schemas.microsoft.com/office/word/2010/wordprocessingGroup" xmlns:wpi="http://schemas.microsoft.com/office/word/2010/wordprocessingInk" xmlns:wne="http://schemas.microsoft.com/office/word/2006/wordml" xmlns:wps="http://schemas.microsoft.com/office/word/2010/wordprocessingShape" xmlns:wpsCustomData="http://www.wps.cn/officeDocument/2013/wpsCustomData" mc:Ignorable="w14 w15 wp14">
+<w:hdr xmlns:wpc="http://schemas.microsoft.com/office/word/2010/wordprocessingCanvas" xmlns:mc="http://schemas.openxmlformats.org/markup-compatibility/2006" xmlns:o="urn:schemas-microsoft-com:office:office" xmlns:r="http://schemas.openxmlformats.org/officeDocument/2006/relationships" xmlns:m="http://schemas.openxmlformats.org/officeDocument/2006/math" xmlns:v="urn:schemas-microsoft-com:vml" xmlns:wp14="http://schemas.microsoft.com/office/word/2010/wordprocessingDrawing" xmlns:wp="http://schemas.openxmlformats.org/drawingml/2006/wordprocessingDrawing" xmlns:w10="urn:schemas-microsoft-com:office:word" xmlns:w="http://schemas.openxmlformats.org/wordprocessingml/2006/main" xmlns:w14="http://schemas.microsoft.com/office/word/2010/wordml" xmlns:w15="http://schemas.microsoft.com/office/word/2012/wordml" xmlns:wne="http://schemas.microsoft.com/office/word/2006/wordml" xmlns:wpg="http://schemas.microsoft.com/office/word/2010/wordprocessingGroup" xmlns:wpi="http://schemas.microsoft.com/office/word/2010/wordprocessingInk" xmlns:wps="http://schemas.microsoft.com/office/word/2010/wordprocessingShape" mc:Ignorable="w14 w15 wp14">
   <w:p>
     <w:pPr>
       <w:spacing w:before="45" w:line="239" w:lineRule="auto"/>
       <w:ind w:left="8325" w:right="373" w:hanging="1268"/>
       <w:rPr>
-        <w:rFonts w:ascii="仿宋" w:hAnsi="仿宋" w:eastAsia="仿宋" w:cs="仿宋"/>
+        <w:rFonts w:ascii="仿宋" w:eastAsia="仿宋" w:hAnsi="仿宋" w:cs="仿宋"/>
         <w:sz w:val="18"/>
         <w:szCs w:val="18"/>
       </w:rPr>
@@ -9591,12 +9488,12 @@
 </file>
 
 <file path=word/numbering.xml><?xml version="1.0" encoding="utf-8"?>
-<w:numbering xmlns:wpc="http://schemas.microsoft.com/office/word/2010/wordprocessingCanvas" xmlns:mc="http://schemas.openxmlformats.org/markup-compatibility/2006" xmlns:o="urn:schemas-microsoft-com:office:office" xmlns:r="http://schemas.openxmlformats.org/officeDocument/2006/relationships" xmlns:m="http://schemas.openxmlformats.org/officeDocument/2006/math" xmlns:v="urn:schemas-microsoft-com:vml" xmlns:wp14="http://schemas.microsoft.com/office/word/2010/wordprocessingDrawing" xmlns:wp="http://schemas.openxmlformats.org/drawingml/2006/wordprocessingDrawing" xmlns:w10="urn:schemas-microsoft-com:office:word" xmlns:w="http://schemas.openxmlformats.org/wordprocessingml/2006/main" xmlns:w14="http://schemas.microsoft.com/office/word/2010/wordml" xmlns:wpg="http://schemas.microsoft.com/office/word/2010/wordprocessingGroup" xmlns:wpi="http://schemas.microsoft.com/office/word/2010/wordprocessingInk" xmlns:wne="http://schemas.microsoft.com/office/word/2006/wordml" xmlns:wps="http://schemas.microsoft.com/office/word/2010/wordprocessingShape" xmlns:wpsCustomData="http://www.wps.cn/officeDocument/2013/wpsCustomData" mc:Ignorable="w14 wp14">
+<w:numbering xmlns:wpc="http://schemas.microsoft.com/office/word/2010/wordprocessingCanvas" xmlns:mc="http://schemas.openxmlformats.org/markup-compatibility/2006" xmlns:o="urn:schemas-microsoft-com:office:office" xmlns:r="http://schemas.openxmlformats.org/officeDocument/2006/relationships" xmlns:m="http://schemas.openxmlformats.org/officeDocument/2006/math" xmlns:v="urn:schemas-microsoft-com:vml" xmlns:wp14="http://schemas.microsoft.com/office/word/2010/wordprocessingDrawing" xmlns:wp="http://schemas.openxmlformats.org/drawingml/2006/wordprocessingDrawing" xmlns:w10="urn:schemas-microsoft-com:office:word" xmlns:w="http://schemas.openxmlformats.org/wordprocessingml/2006/main" xmlns:w14="http://schemas.microsoft.com/office/word/2010/wordml" xmlns:w15="http://schemas.microsoft.com/office/word/2012/wordml" xmlns:wne="http://schemas.microsoft.com/office/word/2006/wordml" xmlns:wpg="http://schemas.microsoft.com/office/word/2010/wordprocessingGroup" xmlns:wpi="http://schemas.microsoft.com/office/word/2010/wordprocessingInk" xmlns:wps="http://schemas.microsoft.com/office/word/2010/wordprocessingShape" mc:Ignorable="w14 w15 wp14">
   <w:abstractNum w:abstractNumId="0">
     <w:nsid w:val="8011BB85"/>
     <w:multiLevelType w:val="singleLevel"/>
     <w:tmpl w:val="8011BB85"/>
-    <w:lvl w:ilvl="0" w:tentative="0">
+    <w:lvl w:ilvl="0">
       <w:start w:val="1"/>
       <w:numFmt w:val="decimal"/>
       <w:lvlText w:val="%1."/>
@@ -9613,7 +9510,7 @@
     <w:nsid w:val="884289DE"/>
     <w:multiLevelType w:val="singleLevel"/>
     <w:tmpl w:val="884289DE"/>
-    <w:lvl w:ilvl="0" w:tentative="0">
+    <w:lvl w:ilvl="0">
       <w:start w:val="1"/>
       <w:numFmt w:val="decimal"/>
       <w:lvlText w:val="%1."/>
@@ -9630,10 +9527,10 @@
     <w:nsid w:val="8E964DCE"/>
     <w:multiLevelType w:val="multilevel"/>
     <w:tmpl w:val="8E964DCE"/>
-    <w:lvl w:ilvl="0" w:tentative="0">
+    <w:lvl w:ilvl="0">
       <w:start w:val="1"/>
       <w:numFmt w:val="decimal"/>
-      <w:pStyle w:val="2"/>
+      <w:pStyle w:val="Heading1"/>
       <w:lvlText w:val="%1."/>
       <w:lvlJc w:val="left"/>
       <w:pPr>
@@ -9643,10 +9540,10 @@
         <w:rFonts w:hint="default"/>
       </w:rPr>
     </w:lvl>
-    <w:lvl w:ilvl="1" w:tentative="0">
+    <w:lvl w:ilvl="1">
       <w:start w:val="1"/>
       <w:numFmt w:val="decimal"/>
-      <w:pStyle w:val="3"/>
+      <w:pStyle w:val="Heading2"/>
       <w:lvlText w:val="%1.%2."/>
       <w:lvlJc w:val="left"/>
       <w:pPr>
@@ -9656,10 +9553,10 @@
         <w:rFonts w:hint="default"/>
       </w:rPr>
     </w:lvl>
-    <w:lvl w:ilvl="2" w:tentative="0">
+    <w:lvl w:ilvl="2">
       <w:start w:val="1"/>
       <w:numFmt w:val="decimal"/>
-      <w:pStyle w:val="4"/>
+      <w:pStyle w:val="Heading3"/>
       <w:lvlText w:val="%1.%2.%3."/>
       <w:lvlJc w:val="left"/>
       <w:pPr>
@@ -9669,10 +9566,10 @@
         <w:rFonts w:hint="default"/>
       </w:rPr>
     </w:lvl>
-    <w:lvl w:ilvl="3" w:tentative="0">
+    <w:lvl w:ilvl="3">
       <w:start w:val="1"/>
       <w:numFmt w:val="decimal"/>
-      <w:pStyle w:val="5"/>
+      <w:pStyle w:val="Heading4"/>
       <w:lvlText w:val="%1.%2.%3.%4."/>
       <w:lvlJc w:val="left"/>
       <w:pPr>
@@ -9682,10 +9579,10 @@
         <w:rFonts w:hint="default"/>
       </w:rPr>
     </w:lvl>
-    <w:lvl w:ilvl="4" w:tentative="0">
+    <w:lvl w:ilvl="4">
       <w:start w:val="1"/>
       <w:numFmt w:val="decimal"/>
-      <w:pStyle w:val="6"/>
+      <w:pStyle w:val="Heading5"/>
       <w:lvlText w:val="%1.%2.%3.%4.%5."/>
       <w:lvlJc w:val="left"/>
       <w:pPr>
@@ -9695,10 +9592,10 @@
         <w:rFonts w:hint="default"/>
       </w:rPr>
     </w:lvl>
-    <w:lvl w:ilvl="5" w:tentative="0">
+    <w:lvl w:ilvl="5">
       <w:start w:val="1"/>
       <w:numFmt w:val="decimal"/>
-      <w:pStyle w:val="7"/>
+      <w:pStyle w:val="Heading6"/>
       <w:lvlText w:val="%1.%2.%3.%4.%5.%6."/>
       <w:lvlJc w:val="left"/>
       <w:pPr>
@@ -9708,10 +9605,10 @@
         <w:rFonts w:hint="default"/>
       </w:rPr>
     </w:lvl>
-    <w:lvl w:ilvl="6" w:tentative="0">
+    <w:lvl w:ilvl="6">
       <w:start w:val="1"/>
       <w:numFmt w:val="decimal"/>
-      <w:pStyle w:val="8"/>
+      <w:pStyle w:val="Heading7"/>
       <w:lvlText w:val="%1.%2.%3.%4.%5.%6.%7."/>
       <w:lvlJc w:val="left"/>
       <w:pPr>
@@ -9721,10 +9618,10 @@
         <w:rFonts w:hint="default"/>
       </w:rPr>
     </w:lvl>
-    <w:lvl w:ilvl="7" w:tentative="0">
+    <w:lvl w:ilvl="7">
       <w:start w:val="1"/>
       <w:numFmt w:val="decimal"/>
-      <w:pStyle w:val="9"/>
+      <w:pStyle w:val="Heading8"/>
       <w:lvlText w:val="%1.%2.%3.%4.%5.%6.%7.%8."/>
       <w:lvlJc w:val="left"/>
       <w:pPr>
@@ -9734,10 +9631,10 @@
         <w:rFonts w:hint="default"/>
       </w:rPr>
     </w:lvl>
-    <w:lvl w:ilvl="8" w:tentative="0">
+    <w:lvl w:ilvl="8">
       <w:start w:val="1"/>
       <w:numFmt w:val="decimal"/>
-      <w:pStyle w:val="10"/>
+      <w:pStyle w:val="Heading9"/>
       <w:lvlText w:val="%1.%2.%3.%4.%5.%6.%7.%8.%9."/>
       <w:lvlJc w:val="left"/>
       <w:pPr>
@@ -9752,7 +9649,7 @@
     <w:nsid w:val="9166B541"/>
     <w:multiLevelType w:val="singleLevel"/>
     <w:tmpl w:val="9166B541"/>
-    <w:lvl w:ilvl="0" w:tentative="0">
+    <w:lvl w:ilvl="0">
       <w:start w:val="1"/>
       <w:numFmt w:val="decimal"/>
       <w:lvlText w:val="%1."/>
@@ -9769,7 +9666,7 @@
     <w:nsid w:val="AC064F7C"/>
     <w:multiLevelType w:val="singleLevel"/>
     <w:tmpl w:val="AC064F7C"/>
-    <w:lvl w:ilvl="0" w:tentative="0">
+    <w:lvl w:ilvl="0">
       <w:start w:val="1"/>
       <w:numFmt w:val="decimal"/>
       <w:lvlText w:val="%1."/>
@@ -9786,7 +9683,7 @@
     <w:nsid w:val="AFC0E7CB"/>
     <w:multiLevelType w:val="singleLevel"/>
     <w:tmpl w:val="AFC0E7CB"/>
-    <w:lvl w:ilvl="0" w:tentative="0">
+    <w:lvl w:ilvl="0">
       <w:start w:val="1"/>
       <w:numFmt w:val="decimal"/>
       <w:lvlText w:val="%1."/>
@@ -9795,7 +9692,7 @@
         <w:ind w:left="425" w:hanging="425"/>
       </w:pPr>
       <w:rPr>
-        <w:rFonts w:hint="default" w:ascii="Arial" w:hAnsi="Arial" w:cs="Arial"/>
+        <w:rFonts w:ascii="Arial" w:hAnsi="Arial" w:cs="Arial" w:hint="default"/>
       </w:rPr>
     </w:lvl>
   </w:abstractNum>
@@ -9803,7 +9700,7 @@
     <w:nsid w:val="B586DDE5"/>
     <w:multiLevelType w:val="singleLevel"/>
     <w:tmpl w:val="B586DDE5"/>
-    <w:lvl w:ilvl="0" w:tentative="0">
+    <w:lvl w:ilvl="0">
       <w:start w:val="1"/>
       <w:numFmt w:val="decimal"/>
       <w:lvlText w:val="%1."/>
@@ -9820,7 +9717,7 @@
     <w:nsid w:val="C043A8AF"/>
     <w:multiLevelType w:val="singleLevel"/>
     <w:tmpl w:val="C043A8AF"/>
-    <w:lvl w:ilvl="0" w:tentative="0">
+    <w:lvl w:ilvl="0">
       <w:start w:val="1"/>
       <w:numFmt w:val="decimal"/>
       <w:lvlText w:val="%1."/>
@@ -9837,7 +9734,7 @@
     <w:nsid w:val="C559F704"/>
     <w:multiLevelType w:val="singleLevel"/>
     <w:tmpl w:val="C559F704"/>
-    <w:lvl w:ilvl="0" w:tentative="0">
+    <w:lvl w:ilvl="0">
       <w:start w:val="1"/>
       <w:numFmt w:val="decimal"/>
       <w:lvlText w:val="%1."/>
@@ -9854,7 +9751,7 @@
     <w:nsid w:val="CA137E46"/>
     <w:multiLevelType w:val="singleLevel"/>
     <w:tmpl w:val="CA137E46"/>
-    <w:lvl w:ilvl="0" w:tentative="0">
+    <w:lvl w:ilvl="0">
       <w:start w:val="1"/>
       <w:numFmt w:val="decimal"/>
       <w:lvlText w:val="%1."/>
@@ -9871,7 +9768,7 @@
     <w:nsid w:val="D38BECFB"/>
     <w:multiLevelType w:val="singleLevel"/>
     <w:tmpl w:val="D38BECFB"/>
-    <w:lvl w:ilvl="0" w:tentative="0">
+    <w:lvl w:ilvl="0">
       <w:start w:val="1"/>
       <w:numFmt w:val="decimal"/>
       <w:lvlText w:val="%1."/>
@@ -9888,7 +9785,7 @@
     <w:nsid w:val="E43C1864"/>
     <w:multiLevelType w:val="singleLevel"/>
     <w:tmpl w:val="E43C1864"/>
-    <w:lvl w:ilvl="0" w:tentative="0">
+    <w:lvl w:ilvl="0">
       <w:start w:val="1"/>
       <w:numFmt w:val="decimal"/>
       <w:lvlText w:val="%1."/>
@@ -9905,7 +9802,7 @@
     <w:nsid w:val="EA8BABA5"/>
     <w:multiLevelType w:val="singleLevel"/>
     <w:tmpl w:val="EA8BABA5"/>
-    <w:lvl w:ilvl="0" w:tentative="0">
+    <w:lvl w:ilvl="0">
       <w:start w:val="1"/>
       <w:numFmt w:val="decimal"/>
       <w:lvlText w:val="%1."/>
@@ -9922,7 +9819,7 @@
     <w:nsid w:val="FF5D57DB"/>
     <w:multiLevelType w:val="singleLevel"/>
     <w:tmpl w:val="FF5D57DB"/>
-    <w:lvl w:ilvl="0" w:tentative="0">
+    <w:lvl w:ilvl="0">
       <w:start w:val="1"/>
       <w:numFmt w:val="decimal"/>
       <w:lvlText w:val="%1."/>
@@ -9939,7 +9836,7 @@
     <w:nsid w:val="019BE019"/>
     <w:multiLevelType w:val="singleLevel"/>
     <w:tmpl w:val="019BE019"/>
-    <w:lvl w:ilvl="0" w:tentative="0">
+    <w:lvl w:ilvl="0">
       <w:start w:val="1"/>
       <w:numFmt w:val="decimal"/>
       <w:lvlText w:val="%1."/>
@@ -9956,7 +9853,7 @@
     <w:nsid w:val="028D79C1"/>
     <w:multiLevelType w:val="singleLevel"/>
     <w:tmpl w:val="028D79C1"/>
-    <w:lvl w:ilvl="0" w:tentative="0">
+    <w:lvl w:ilvl="0">
       <w:start w:val="1"/>
       <w:numFmt w:val="decimal"/>
       <w:lvlText w:val="%1."/>
@@ -9973,7 +9870,7 @@
     <w:nsid w:val="07290DDE"/>
     <w:multiLevelType w:val="singleLevel"/>
     <w:tmpl w:val="07290DDE"/>
-    <w:lvl w:ilvl="0" w:tentative="0">
+    <w:lvl w:ilvl="0">
       <w:start w:val="1"/>
       <w:numFmt w:val="decimal"/>
       <w:lvlText w:val="%1."/>
@@ -9990,7 +9887,7 @@
     <w:nsid w:val="0C047421"/>
     <w:multiLevelType w:val="singleLevel"/>
     <w:tmpl w:val="0C047421"/>
-    <w:lvl w:ilvl="0" w:tentative="0">
+    <w:lvl w:ilvl="0">
       <w:start w:val="1"/>
       <w:numFmt w:val="decimal"/>
       <w:lvlText w:val="%1."/>
@@ -10007,7 +9904,7 @@
     <w:nsid w:val="0C5077CA"/>
     <w:multiLevelType w:val="singleLevel"/>
     <w:tmpl w:val="0C5077CA"/>
-    <w:lvl w:ilvl="0" w:tentative="0">
+    <w:lvl w:ilvl="0">
       <w:start w:val="1"/>
       <w:numFmt w:val="decimal"/>
       <w:lvlText w:val="(%1)"/>
@@ -10027,7 +9924,7 @@
     <w:nsid w:val="2A0F0B6B"/>
     <w:multiLevelType w:val="singleLevel"/>
     <w:tmpl w:val="2A0F0B6B"/>
-    <w:lvl w:ilvl="0" w:tentative="0">
+    <w:lvl w:ilvl="0">
       <w:start w:val="1"/>
       <w:numFmt w:val="decimal"/>
       <w:lvlText w:val="%1."/>
@@ -10044,7 +9941,7 @@
     <w:nsid w:val="2BC8988C"/>
     <w:multiLevelType w:val="singleLevel"/>
     <w:tmpl w:val="2BC8988C"/>
-    <w:lvl w:ilvl="0" w:tentative="0">
+    <w:lvl w:ilvl="0">
       <w:start w:val="1"/>
       <w:numFmt w:val="decimal"/>
       <w:lvlText w:val="%1."/>
@@ -10061,7 +9958,7 @@
     <w:nsid w:val="33521DEC"/>
     <w:multiLevelType w:val="singleLevel"/>
     <w:tmpl w:val="33521DEC"/>
-    <w:lvl w:ilvl="0" w:tentative="0">
+    <w:lvl w:ilvl="0">
       <w:start w:val="1"/>
       <w:numFmt w:val="decimal"/>
       <w:lvlText w:val="%1."/>
@@ -10078,7 +9975,7 @@
     <w:nsid w:val="42BBF6CD"/>
     <w:multiLevelType w:val="singleLevel"/>
     <w:tmpl w:val="42BBF6CD"/>
-    <w:lvl w:ilvl="0" w:tentative="0">
+    <w:lvl w:ilvl="0">
       <w:start w:val="1"/>
       <w:numFmt w:val="decimal"/>
       <w:lvlText w:val="%1."/>
@@ -10095,7 +9992,7 @@
     <w:nsid w:val="4A205BAD"/>
     <w:multiLevelType w:val="singleLevel"/>
     <w:tmpl w:val="4A205BAD"/>
-    <w:lvl w:ilvl="0" w:tentative="0">
+    <w:lvl w:ilvl="0">
       <w:start w:val="1"/>
       <w:numFmt w:val="decimal"/>
       <w:lvlText w:val="(%1)"/>
@@ -10115,7 +10012,7 @@
     <w:nsid w:val="69CCB241"/>
     <w:multiLevelType w:val="singleLevel"/>
     <w:tmpl w:val="69CCB241"/>
-    <w:lvl w:ilvl="0" w:tentative="0">
+    <w:lvl w:ilvl="0">
       <w:start w:val="1"/>
       <w:numFmt w:val="decimal"/>
       <w:lvlText w:val="%1."/>
@@ -10132,7 +10029,7 @@
     <w:nsid w:val="7B0D0079"/>
     <w:multiLevelType w:val="singleLevel"/>
     <w:tmpl w:val="7B0D0079"/>
-    <w:lvl w:ilvl="0" w:tentative="0">
+    <w:lvl w:ilvl="0">
       <w:start w:val="1"/>
       <w:numFmt w:val="decimal"/>
       <w:lvlText w:val="%1."/>
@@ -10257,270 +10154,268 @@
 </file>
 
 <file path=word/styles.xml><?xml version="1.0" encoding="utf-8"?>
-<w:styles xmlns:mc="http://schemas.openxmlformats.org/markup-compatibility/2006" xmlns:o="urn:schemas-microsoft-com:office:office" xmlns:r="http://schemas.openxmlformats.org/officeDocument/2006/relationships" xmlns:m="http://schemas.openxmlformats.org/officeDocument/2006/math" xmlns:v="urn:schemas-microsoft-com:vml" xmlns:w="http://schemas.openxmlformats.org/wordprocessingml/2006/main" xmlns:w14="http://schemas.microsoft.com/office/word/2010/wordml" xmlns:w10="urn:schemas-microsoft-com:office:word" xmlns:sl="http://schemas.openxmlformats.org/schemaLibrary/2006/main" xmlns:wpsCustomData="http://www.wps.cn/officeDocument/2013/wpsCustomData" mc:Ignorable="w14">
+<w:styles xmlns:mc="http://schemas.openxmlformats.org/markup-compatibility/2006" xmlns:r="http://schemas.openxmlformats.org/officeDocument/2006/relationships" xmlns:w="http://schemas.openxmlformats.org/wordprocessingml/2006/main" xmlns:w14="http://schemas.microsoft.com/office/word/2010/wordml" xmlns:w15="http://schemas.microsoft.com/office/word/2012/wordml" mc:Ignorable="w14 w15">
   <w:docDefaults>
     <w:rPrDefault>
       <w:rPr>
-        <w:rFonts w:ascii="Times New Roman" w:hAnsi="Times New Roman" w:eastAsia="宋体" w:cs="Times New Roman"/>
+        <w:rFonts w:ascii="Times New Roman" w:eastAsia="宋体" w:hAnsi="Times New Roman" w:cs="Times New Roman"/>
       </w:rPr>
     </w:rPrDefault>
     <w:pPrDefault/>
   </w:docDefaults>
-  <w:latentStyles w:count="260" w:defQFormat="0" w:defUnhideWhenUsed="1" w:defSemiHidden="1" w:defUIPriority="99" w:defLockedState="0">
-    <w:lsdException w:qFormat="1" w:unhideWhenUsed="0" w:uiPriority="0" w:semiHidden="0" w:name="Normal"/>
-    <w:lsdException w:qFormat="1" w:unhideWhenUsed="0" w:uiPriority="0" w:semiHidden="0" w:name="heading 1"/>
-    <w:lsdException w:qFormat="1" w:uiPriority="0" w:semiHidden="0" w:name="heading 2"/>
-    <w:lsdException w:qFormat="1" w:uiPriority="0" w:name="heading 3"/>
-    <w:lsdException w:qFormat="1" w:uiPriority="0" w:semiHidden="0" w:name="heading 4"/>
-    <w:lsdException w:qFormat="1" w:uiPriority="0" w:name="heading 5"/>
-    <w:lsdException w:qFormat="1" w:uiPriority="0" w:name="heading 6"/>
-    <w:lsdException w:qFormat="1" w:uiPriority="0" w:name="heading 7"/>
-    <w:lsdException w:qFormat="1" w:uiPriority="0" w:name="heading 8"/>
-    <w:lsdException w:qFormat="1" w:uiPriority="0" w:name="heading 9"/>
-    <w:lsdException w:unhideWhenUsed="0" w:uiPriority="0" w:semiHidden="0" w:name="index 1"/>
-    <w:lsdException w:unhideWhenUsed="0" w:uiPriority="0" w:semiHidden="0" w:name="index 2"/>
-    <w:lsdException w:unhideWhenUsed="0" w:uiPriority="0" w:semiHidden="0" w:name="index 3"/>
-    <w:lsdException w:unhideWhenUsed="0" w:uiPriority="0" w:semiHidden="0" w:name="index 4"/>
-    <w:lsdException w:unhideWhenUsed="0" w:uiPriority="0" w:semiHidden="0" w:name="index 5"/>
-    <w:lsdException w:unhideWhenUsed="0" w:uiPriority="0" w:semiHidden="0" w:name="index 6"/>
-    <w:lsdException w:unhideWhenUsed="0" w:uiPriority="0" w:semiHidden="0" w:name="index 7"/>
-    <w:lsdException w:unhideWhenUsed="0" w:uiPriority="0" w:semiHidden="0" w:name="index 8"/>
-    <w:lsdException w:unhideWhenUsed="0" w:uiPriority="0" w:semiHidden="0" w:name="index 9"/>
-    <w:lsdException w:qFormat="1" w:unhideWhenUsed="0" w:uiPriority="0" w:semiHidden="0" w:name="toc 1"/>
-    <w:lsdException w:qFormat="1" w:unhideWhenUsed="0" w:uiPriority="0" w:semiHidden="0" w:name="toc 2"/>
-    <w:lsdException w:qFormat="1" w:unhideWhenUsed="0" w:uiPriority="0" w:semiHidden="0" w:name="toc 3"/>
-    <w:lsdException w:unhideWhenUsed="0" w:uiPriority="0" w:semiHidden="0" w:name="toc 4"/>
-    <w:lsdException w:unhideWhenUsed="0" w:uiPriority="0" w:semiHidden="0" w:name="toc 5"/>
-    <w:lsdException w:unhideWhenUsed="0" w:uiPriority="0" w:semiHidden="0" w:name="toc 6"/>
-    <w:lsdException w:unhideWhenUsed="0" w:uiPriority="0" w:semiHidden="0" w:name="toc 7"/>
-    <w:lsdException w:unhideWhenUsed="0" w:uiPriority="0" w:semiHidden="0" w:name="toc 8"/>
-    <w:lsdException w:unhideWhenUsed="0" w:uiPriority="0" w:semiHidden="0" w:name="toc 9"/>
-    <w:lsdException w:qFormat="1" w:unhideWhenUsed="0" w:uiPriority="0" w:semiHidden="0" w:name="Normal Indent"/>
-    <w:lsdException w:unhideWhenUsed="0" w:uiPriority="0" w:semiHidden="0" w:name="footnote text"/>
-    <w:lsdException w:qFormat="1" w:unhideWhenUsed="0" w:uiPriority="0" w:semiHidden="0" w:name="annotation text"/>
-    <w:lsdException w:qFormat="1" w:unhideWhenUsed="0" w:uiPriority="0" w:semiHidden="0" w:name="header"/>
-    <w:lsdException w:qFormat="1" w:unhideWhenUsed="0" w:uiPriority="0" w:semiHidden="0" w:name="footer"/>
-    <w:lsdException w:unhideWhenUsed="0" w:uiPriority="0" w:semiHidden="0" w:name="index heading"/>
-    <w:lsdException w:qFormat="1" w:uiPriority="0" w:name="caption"/>
-    <w:lsdException w:unhideWhenUsed="0" w:uiPriority="0" w:semiHidden="0" w:name="table of figures"/>
-    <w:lsdException w:unhideWhenUsed="0" w:uiPriority="0" w:semiHidden="0" w:name="envelope address"/>
-    <w:lsdException w:unhideWhenUsed="0" w:uiPriority="0" w:semiHidden="0" w:name="envelope return"/>
-    <w:lsdException w:unhideWhenUsed="0" w:uiPriority="0" w:semiHidden="0" w:name="footnote reference"/>
-    <w:lsdException w:unhideWhenUsed="0" w:uiPriority="0" w:semiHidden="0" w:name="annotation reference"/>
-    <w:lsdException w:unhideWhenUsed="0" w:uiPriority="0" w:semiHidden="0" w:name="line number"/>
-    <w:lsdException w:unhideWhenUsed="0" w:uiPriority="0" w:semiHidden="0" w:name="page number"/>
-    <w:lsdException w:unhideWhenUsed="0" w:uiPriority="0" w:semiHidden="0" w:name="endnote reference"/>
-    <w:lsdException w:unhideWhenUsed="0" w:uiPriority="0" w:semiHidden="0" w:name="endnote text"/>
-    <w:lsdException w:unhideWhenUsed="0" w:uiPriority="0" w:semiHidden="0" w:name="table of authorities"/>
-    <w:lsdException w:unhideWhenUsed="0" w:uiPriority="0" w:semiHidden="0" w:name="macro"/>
-    <w:lsdException w:unhideWhenUsed="0" w:uiPriority="0" w:semiHidden="0" w:name="toa heading"/>
-    <w:lsdException w:unhideWhenUsed="0" w:uiPriority="0" w:semiHidden="0" w:name="List"/>
-    <w:lsdException w:unhideWhenUsed="0" w:uiPriority="0" w:semiHidden="0" w:name="List Bullet"/>
-    <w:lsdException w:unhideWhenUsed="0" w:uiPriority="0" w:semiHidden="0" w:name="List Number"/>
-    <w:lsdException w:unhideWhenUsed="0" w:uiPriority="0" w:semiHidden="0" w:name="List 2"/>
-    <w:lsdException w:unhideWhenUsed="0" w:uiPriority="0" w:semiHidden="0" w:name="List 3"/>
-    <w:lsdException w:unhideWhenUsed="0" w:uiPriority="0" w:semiHidden="0" w:name="List 4"/>
-    <w:lsdException w:unhideWhenUsed="0" w:uiPriority="0" w:semiHidden="0" w:name="List 5"/>
-    <w:lsdException w:unhideWhenUsed="0" w:uiPriority="0" w:semiHidden="0" w:name="List Bullet 2"/>
-    <w:lsdException w:unhideWhenUsed="0" w:uiPriority="0" w:semiHidden="0" w:name="List Bullet 3"/>
-    <w:lsdException w:unhideWhenUsed="0" w:uiPriority="0" w:semiHidden="0" w:name="List Bullet 4"/>
-    <w:lsdException w:unhideWhenUsed="0" w:uiPriority="0" w:semiHidden="0" w:name="List Bullet 5"/>
-    <w:lsdException w:unhideWhenUsed="0" w:uiPriority="0" w:semiHidden="0" w:name="List Number 2"/>
-    <w:lsdException w:unhideWhenUsed="0" w:uiPriority="0" w:semiHidden="0" w:name="List Number 3"/>
-    <w:lsdException w:unhideWhenUsed="0" w:uiPriority="0" w:semiHidden="0" w:name="List Number 4"/>
-    <w:lsdException w:unhideWhenUsed="0" w:uiPriority="0" w:semiHidden="0" w:name="List Number 5"/>
-    <w:lsdException w:qFormat="1" w:unhideWhenUsed="0" w:uiPriority="0" w:semiHidden="0" w:name="Title"/>
-    <w:lsdException w:unhideWhenUsed="0" w:uiPriority="0" w:semiHidden="0" w:name="Closing"/>
-    <w:lsdException w:unhideWhenUsed="0" w:uiPriority="0" w:semiHidden="0" w:name="Signature"/>
-    <w:lsdException w:qFormat="1" w:unhideWhenUsed="0" w:uiPriority="0" w:name="Default Paragraph Font"/>
-    <w:lsdException w:qFormat="1" w:unhideWhenUsed="0" w:uiPriority="0" w:name="Body Text"/>
-    <w:lsdException w:unhideWhenUsed="0" w:uiPriority="0" w:semiHidden="0" w:name="Body Text Indent"/>
-    <w:lsdException w:unhideWhenUsed="0" w:uiPriority="0" w:semiHidden="0" w:name="List Continue"/>
-    <w:lsdException w:unhideWhenUsed="0" w:uiPriority="0" w:semiHidden="0" w:name="List Continue 2"/>
-    <w:lsdException w:unhideWhenUsed="0" w:uiPriority="0" w:semiHidden="0" w:name="List Continue 3"/>
-    <w:lsdException w:unhideWhenUsed="0" w:uiPriority="0" w:semiHidden="0" w:name="List Continue 4"/>
-    <w:lsdException w:unhideWhenUsed="0" w:uiPriority="0" w:semiHidden="0" w:name="List Continue 5"/>
-    <w:lsdException w:unhideWhenUsed="0" w:uiPriority="0" w:semiHidden="0" w:name="Message Header"/>
-    <w:lsdException w:qFormat="1" w:unhideWhenUsed="0" w:uiPriority="0" w:semiHidden="0" w:name="Subtitle"/>
-    <w:lsdException w:unhideWhenUsed="0" w:uiPriority="0" w:semiHidden="0" w:name="Salutation"/>
-    <w:lsdException w:unhideWhenUsed="0" w:uiPriority="0" w:semiHidden="0" w:name="Date"/>
-    <w:lsdException w:unhideWhenUsed="0" w:uiPriority="0" w:semiHidden="0" w:name="Body Text First Indent"/>
-    <w:lsdException w:unhideWhenUsed="0" w:uiPriority="0" w:semiHidden="0" w:name="Body Text First Indent 2"/>
-    <w:lsdException w:uiPriority="99" w:name="Note Heading"/>
-    <w:lsdException w:unhideWhenUsed="0" w:uiPriority="0" w:semiHidden="0" w:name="Body Text 2"/>
-    <w:lsdException w:unhideWhenUsed="0" w:uiPriority="0" w:semiHidden="0" w:name="Body Text 3"/>
-    <w:lsdException w:unhideWhenUsed="0" w:uiPriority="0" w:semiHidden="0" w:name="Body Text Indent 2"/>
-    <w:lsdException w:unhideWhenUsed="0" w:uiPriority="0" w:semiHidden="0" w:name="Body Text Indent 3"/>
-    <w:lsdException w:unhideWhenUsed="0" w:uiPriority="0" w:semiHidden="0" w:name="Block Text"/>
-    <w:lsdException w:unhideWhenUsed="0" w:uiPriority="0" w:semiHidden="0" w:name="Hyperlink"/>
-    <w:lsdException w:unhideWhenUsed="0" w:uiPriority="0" w:semiHidden="0" w:name="FollowedHyperlink"/>
-    <w:lsdException w:qFormat="1" w:unhideWhenUsed="0" w:uiPriority="0" w:semiHidden="0" w:name="Strong"/>
-    <w:lsdException w:qFormat="1" w:unhideWhenUsed="0" w:uiPriority="0" w:semiHidden="0" w:name="Emphasis"/>
-    <w:lsdException w:unhideWhenUsed="0" w:uiPriority="0" w:semiHidden="0" w:name="Document Map"/>
-    <w:lsdException w:unhideWhenUsed="0" w:uiPriority="0" w:semiHidden="0" w:name="Plain Text"/>
-    <w:lsdException w:unhideWhenUsed="0" w:uiPriority="0" w:semiHidden="0" w:name="E-mail Signature"/>
-    <w:lsdException w:qFormat="1" w:unhideWhenUsed="0" w:uiPriority="0" w:semiHidden="0" w:name="Normal (Web)"/>
-    <w:lsdException w:unhideWhenUsed="0" w:uiPriority="0" w:semiHidden="0" w:name="HTML Acronym"/>
-    <w:lsdException w:unhideWhenUsed="0" w:uiPriority="0" w:semiHidden="0" w:name="HTML Address"/>
-    <w:lsdException w:unhideWhenUsed="0" w:uiPriority="0" w:semiHidden="0" w:name="HTML Cite"/>
-    <w:lsdException w:unhideWhenUsed="0" w:uiPriority="0" w:semiHidden="0" w:name="HTML Code"/>
-    <w:lsdException w:unhideWhenUsed="0" w:uiPriority="0" w:semiHidden="0" w:name="HTML Definition"/>
-    <w:lsdException w:unhideWhenUsed="0" w:uiPriority="0" w:semiHidden="0" w:name="HTML Keyboard"/>
-    <w:lsdException w:unhideWhenUsed="0" w:uiPriority="0" w:semiHidden="0" w:name="HTML Preformatted"/>
-    <w:lsdException w:unhideWhenUsed="0" w:uiPriority="0" w:semiHidden="0" w:name="HTML Sample"/>
-    <w:lsdException w:unhideWhenUsed="0" w:uiPriority="0" w:semiHidden="0" w:name="HTML Typewriter"/>
-    <w:lsdException w:unhideWhenUsed="0" w:uiPriority="0" w:semiHidden="0" w:name="HTML Variable"/>
-    <w:lsdException w:qFormat="1" w:unhideWhenUsed="0" w:uiPriority="0" w:name="Normal Table"/>
-    <w:lsdException w:unhideWhenUsed="0" w:uiPriority="0" w:semiHidden="0" w:name="annotation subject"/>
-    <w:lsdException w:unhideWhenUsed="0" w:uiPriority="0" w:semiHidden="0" w:name="Table Simple 1"/>
-    <w:lsdException w:unhideWhenUsed="0" w:uiPriority="0" w:semiHidden="0" w:name="Table Simple 2"/>
-    <w:lsdException w:unhideWhenUsed="0" w:uiPriority="0" w:semiHidden="0" w:name="Table Simple 3"/>
-    <w:lsdException w:unhideWhenUsed="0" w:uiPriority="0" w:semiHidden="0" w:name="Table Classic 1"/>
-    <w:lsdException w:unhideWhenUsed="0" w:uiPriority="0" w:semiHidden="0" w:name="Table Classic 2"/>
-    <w:lsdException w:unhideWhenUsed="0" w:uiPriority="0" w:semiHidden="0" w:name="Table Classic 3"/>
-    <w:lsdException w:unhideWhenUsed="0" w:uiPriority="0" w:semiHidden="0" w:name="Table Classic 4"/>
-    <w:lsdException w:unhideWhenUsed="0" w:uiPriority="0" w:semiHidden="0" w:name="Table Colorful 1"/>
-    <w:lsdException w:unhideWhenUsed="0" w:uiPriority="0" w:semiHidden="0" w:name="Table Colorful 2"/>
-    <w:lsdException w:unhideWhenUsed="0" w:uiPriority="0" w:semiHidden="0" w:name="Table Colorful 3"/>
-    <w:lsdException w:unhideWhenUsed="0" w:uiPriority="0" w:semiHidden="0" w:name="Table Columns 1"/>
-    <w:lsdException w:unhideWhenUsed="0" w:uiPriority="0" w:semiHidden="0" w:name="Table Columns 2"/>
-    <w:lsdException w:unhideWhenUsed="0" w:uiPriority="0" w:semiHidden="0" w:name="Table Columns 3"/>
-    <w:lsdException w:unhideWhenUsed="0" w:uiPriority="0" w:semiHidden="0" w:name="Table Columns 4"/>
-    <w:lsdException w:unhideWhenUsed="0" w:uiPriority="0" w:semiHidden="0" w:name="Table Columns 5"/>
-    <w:lsdException w:unhideWhenUsed="0" w:uiPriority="0" w:semiHidden="0" w:name="Table Grid 1"/>
-    <w:lsdException w:unhideWhenUsed="0" w:uiPriority="0" w:semiHidden="0" w:name="Table Grid 2"/>
-    <w:lsdException w:unhideWhenUsed="0" w:uiPriority="0" w:semiHidden="0" w:name="Table Grid 3"/>
-    <w:lsdException w:unhideWhenUsed="0" w:uiPriority="0" w:semiHidden="0" w:name="Table Grid 4"/>
-    <w:lsdException w:unhideWhenUsed="0" w:uiPriority="0" w:semiHidden="0" w:name="Table Grid 5"/>
-    <w:lsdException w:unhideWhenUsed="0" w:uiPriority="0" w:semiHidden="0" w:name="Table Grid 6"/>
-    <w:lsdException w:unhideWhenUsed="0" w:uiPriority="0" w:semiHidden="0" w:name="Table Grid 7"/>
-    <w:lsdException w:unhideWhenUsed="0" w:uiPriority="0" w:semiHidden="0" w:name="Table Grid 8"/>
-    <w:lsdException w:unhideWhenUsed="0" w:uiPriority="0" w:semiHidden="0" w:name="Table List 1"/>
-    <w:lsdException w:unhideWhenUsed="0" w:uiPriority="0" w:semiHidden="0" w:name="Table List 2"/>
-    <w:lsdException w:unhideWhenUsed="0" w:uiPriority="0" w:semiHidden="0" w:name="Table List 3"/>
-    <w:lsdException w:unhideWhenUsed="0" w:uiPriority="0" w:semiHidden="0" w:name="Table List 4"/>
-    <w:lsdException w:unhideWhenUsed="0" w:uiPriority="0" w:semiHidden="0" w:name="Table List 5"/>
-    <w:lsdException w:unhideWhenUsed="0" w:uiPriority="0" w:semiHidden="0" w:name="Table List 6"/>
-    <w:lsdException w:unhideWhenUsed="0" w:uiPriority="0" w:semiHidden="0" w:name="Table List 7"/>
-    <w:lsdException w:unhideWhenUsed="0" w:uiPriority="0" w:semiHidden="0" w:name="Table List 8"/>
-    <w:lsdException w:unhideWhenUsed="0" w:uiPriority="0" w:semiHidden="0" w:name="Table 3D effects 1"/>
-    <w:lsdException w:unhideWhenUsed="0" w:uiPriority="0" w:semiHidden="0" w:name="Table 3D effects 2"/>
-    <w:lsdException w:unhideWhenUsed="0" w:uiPriority="0" w:semiHidden="0" w:name="Table 3D effects 3"/>
-    <w:lsdException w:unhideWhenUsed="0" w:uiPriority="0" w:semiHidden="0" w:name="Table Contemporary"/>
-    <w:lsdException w:unhideWhenUsed="0" w:uiPriority="0" w:semiHidden="0" w:name="Table Elegant"/>
-    <w:lsdException w:unhideWhenUsed="0" w:uiPriority="0" w:semiHidden="0" w:name="Table Professional"/>
-    <w:lsdException w:unhideWhenUsed="0" w:uiPriority="0" w:semiHidden="0" w:name="Table Subtle 1"/>
-    <w:lsdException w:unhideWhenUsed="0" w:uiPriority="0" w:semiHidden="0" w:name="Table Subtle 2"/>
-    <w:lsdException w:unhideWhenUsed="0" w:uiPriority="0" w:semiHidden="0" w:name="Table Web 1"/>
-    <w:lsdException w:unhideWhenUsed="0" w:uiPriority="0" w:semiHidden="0" w:name="Table Web 2"/>
-    <w:lsdException w:unhideWhenUsed="0" w:uiPriority="0" w:semiHidden="0" w:name="Table Web 3"/>
-    <w:lsdException w:unhideWhenUsed="0" w:uiPriority="0" w:semiHidden="0" w:name="Balloon Text"/>
-    <w:lsdException w:qFormat="1" w:unhideWhenUsed="0" w:uiPriority="0" w:semiHidden="0" w:name="Table Grid"/>
-    <w:lsdException w:unhideWhenUsed="0" w:uiPriority="0" w:semiHidden="0" w:name="Table Theme"/>
-    <w:lsdException w:qFormat="1" w:unhideWhenUsed="0" w:uiPriority="99" w:semiHidden="0" w:name="No Spacing"/>
-    <w:lsdException w:unhideWhenUsed="0" w:uiPriority="60" w:semiHidden="0" w:name="Light Shading"/>
-    <w:lsdException w:unhideWhenUsed="0" w:uiPriority="61" w:semiHidden="0" w:name="Light List"/>
-    <w:lsdException w:unhideWhenUsed="0" w:uiPriority="62" w:semiHidden="0" w:name="Light Grid"/>
-    <w:lsdException w:unhideWhenUsed="0" w:uiPriority="63" w:semiHidden="0" w:name="Medium Shading 1"/>
-    <w:lsdException w:unhideWhenUsed="0" w:uiPriority="64" w:semiHidden="0" w:name="Medium Shading 2"/>
-    <w:lsdException w:unhideWhenUsed="0" w:uiPriority="65" w:semiHidden="0" w:name="Medium List 1"/>
-    <w:lsdException w:unhideWhenUsed="0" w:uiPriority="66" w:semiHidden="0" w:name="Medium List 2"/>
-    <w:lsdException w:unhideWhenUsed="0" w:uiPriority="67" w:semiHidden="0" w:name="Medium Grid 1"/>
-    <w:lsdException w:unhideWhenUsed="0" w:uiPriority="68" w:semiHidden="0" w:name="Medium Grid 2"/>
-    <w:lsdException w:unhideWhenUsed="0" w:uiPriority="69" w:semiHidden="0" w:name="Medium Grid 3"/>
-    <w:lsdException w:unhideWhenUsed="0" w:uiPriority="70" w:semiHidden="0" w:name="Dark List"/>
-    <w:lsdException w:unhideWhenUsed="0" w:uiPriority="71" w:semiHidden="0" w:name="Colorful Shading"/>
-    <w:lsdException w:unhideWhenUsed="0" w:uiPriority="72" w:semiHidden="0" w:name="Colorful List"/>
-    <w:lsdException w:unhideWhenUsed="0" w:uiPriority="73" w:semiHidden="0" w:name="Colorful Grid"/>
-    <w:lsdException w:unhideWhenUsed="0" w:uiPriority="60" w:semiHidden="0" w:name="Light Shading Accent 1"/>
-    <w:lsdException w:unhideWhenUsed="0" w:uiPriority="61" w:semiHidden="0" w:name="Light List Accent 1"/>
-    <w:lsdException w:unhideWhenUsed="0" w:uiPriority="62" w:semiHidden="0" w:name="Light Grid Accent 1"/>
-    <w:lsdException w:unhideWhenUsed="0" w:uiPriority="63" w:semiHidden="0" w:name="Medium Shading 1 Accent 1"/>
-    <w:lsdException w:unhideWhenUsed="0" w:uiPriority="64" w:semiHidden="0" w:name="Medium Shading 2 Accent 1"/>
-    <w:lsdException w:unhideWhenUsed="0" w:uiPriority="65" w:semiHidden="0" w:name="Medium List 1 Accent 1"/>
-    <w:lsdException w:unhideWhenUsed="0" w:uiPriority="66" w:semiHidden="0" w:name="Medium List 2 Accent 1"/>
-    <w:lsdException w:unhideWhenUsed="0" w:uiPriority="67" w:semiHidden="0" w:name="Medium Grid 1 Accent 1"/>
-    <w:lsdException w:unhideWhenUsed="0" w:uiPriority="68" w:semiHidden="0" w:name="Medium Grid 2 Accent 1"/>
-    <w:lsdException w:unhideWhenUsed="0" w:uiPriority="69" w:semiHidden="0" w:name="Medium Grid 3 Accent 1"/>
-    <w:lsdException w:unhideWhenUsed="0" w:uiPriority="70" w:semiHidden="0" w:name="Dark List Accent 1"/>
-    <w:lsdException w:unhideWhenUsed="0" w:uiPriority="71" w:semiHidden="0" w:name="Colorful Shading Accent 1"/>
-    <w:lsdException w:unhideWhenUsed="0" w:uiPriority="72" w:semiHidden="0" w:name="Colorful List Accent 1"/>
-    <w:lsdException w:unhideWhenUsed="0" w:uiPriority="73" w:semiHidden="0" w:name="Colorful Grid Accent 1"/>
-    <w:lsdException w:unhideWhenUsed="0" w:uiPriority="60" w:semiHidden="0" w:name="Light Shading Accent 2"/>
-    <w:lsdException w:unhideWhenUsed="0" w:uiPriority="61" w:semiHidden="0" w:name="Light List Accent 2"/>
-    <w:lsdException w:unhideWhenUsed="0" w:uiPriority="62" w:semiHidden="0" w:name="Light Grid Accent 2"/>
-    <w:lsdException w:unhideWhenUsed="0" w:uiPriority="63" w:semiHidden="0" w:name="Medium Shading 1 Accent 2"/>
-    <w:lsdException w:unhideWhenUsed="0" w:uiPriority="64" w:semiHidden="0" w:name="Medium Shading 2 Accent 2"/>
-    <w:lsdException w:unhideWhenUsed="0" w:uiPriority="65" w:semiHidden="0" w:name="Medium List 1 Accent 2"/>
-    <w:lsdException w:unhideWhenUsed="0" w:uiPriority="66" w:semiHidden="0" w:name="Medium List 2 Accent 2"/>
-    <w:lsdException w:unhideWhenUsed="0" w:uiPriority="67" w:semiHidden="0" w:name="Medium Grid 1 Accent 2"/>
-    <w:lsdException w:unhideWhenUsed="0" w:uiPriority="68" w:semiHidden="0" w:name="Medium Grid 2 Accent 2"/>
-    <w:lsdException w:unhideWhenUsed="0" w:uiPriority="69" w:semiHidden="0" w:name="Medium Grid 3 Accent 2"/>
-    <w:lsdException w:unhideWhenUsed="0" w:uiPriority="70" w:semiHidden="0" w:name="Dark List Accent 2"/>
-    <w:lsdException w:unhideWhenUsed="0" w:uiPriority="71" w:semiHidden="0" w:name="Colorful Shading Accent 2"/>
-    <w:lsdException w:unhideWhenUsed="0" w:uiPriority="72" w:semiHidden="0" w:name="Colorful List Accent 2"/>
-    <w:lsdException w:unhideWhenUsed="0" w:uiPriority="73" w:semiHidden="0" w:name="Colorful Grid Accent 2"/>
-    <w:lsdException w:unhideWhenUsed="0" w:uiPriority="60" w:semiHidden="0" w:name="Light Shading Accent 3"/>
-    <w:lsdException w:unhideWhenUsed="0" w:uiPriority="61" w:semiHidden="0" w:name="Light List Accent 3"/>
-    <w:lsdException w:unhideWhenUsed="0" w:uiPriority="62" w:semiHidden="0" w:name="Light Grid Accent 3"/>
-    <w:lsdException w:unhideWhenUsed="0" w:uiPriority="63" w:semiHidden="0" w:name="Medium Shading 1 Accent 3"/>
-    <w:lsdException w:unhideWhenUsed="0" w:uiPriority="64" w:semiHidden="0" w:name="Medium Shading 2 Accent 3"/>
-    <w:lsdException w:unhideWhenUsed="0" w:uiPriority="65" w:semiHidden="0" w:name="Medium List 1 Accent 3"/>
-    <w:lsdException w:unhideWhenUsed="0" w:uiPriority="66" w:semiHidden="0" w:name="Medium List 2 Accent 3"/>
-    <w:lsdException w:unhideWhenUsed="0" w:uiPriority="67" w:semiHidden="0" w:name="Medium Grid 1 Accent 3"/>
-    <w:lsdException w:unhideWhenUsed="0" w:uiPriority="68" w:semiHidden="0" w:name="Medium Grid 2 Accent 3"/>
-    <w:lsdException w:unhideWhenUsed="0" w:uiPriority="69" w:semiHidden="0" w:name="Medium Grid 3 Accent 3"/>
-    <w:lsdException w:unhideWhenUsed="0" w:uiPriority="70" w:semiHidden="0" w:name="Dark List Accent 3"/>
-    <w:lsdException w:unhideWhenUsed="0" w:uiPriority="71" w:semiHidden="0" w:name="Colorful Shading Accent 3"/>
-    <w:lsdException w:unhideWhenUsed="0" w:uiPriority="72" w:semiHidden="0" w:name="Colorful List Accent 3"/>
-    <w:lsdException w:unhideWhenUsed="0" w:uiPriority="73" w:semiHidden="0" w:name="Colorful Grid Accent 3"/>
-    <w:lsdException w:unhideWhenUsed="0" w:uiPriority="60" w:semiHidden="0" w:name="Light Shading Accent 4"/>
-    <w:lsdException w:unhideWhenUsed="0" w:uiPriority="61" w:semiHidden="0" w:name="Light List Accent 4"/>
-    <w:lsdException w:unhideWhenUsed="0" w:uiPriority="62" w:semiHidden="0" w:name="Light Grid Accent 4"/>
-    <w:lsdException w:unhideWhenUsed="0" w:uiPriority="63" w:semiHidden="0" w:name="Medium Shading 1 Accent 4"/>
-    <w:lsdException w:unhideWhenUsed="0" w:uiPriority="64" w:semiHidden="0" w:name="Medium Shading 2 Accent 4"/>
-    <w:lsdException w:unhideWhenUsed="0" w:uiPriority="65" w:semiHidden="0" w:name="Medium List 1 Accent 4"/>
-    <w:lsdException w:unhideWhenUsed="0" w:uiPriority="66" w:semiHidden="0" w:name="Medium List 2 Accent 4"/>
-    <w:lsdException w:unhideWhenUsed="0" w:uiPriority="67" w:semiHidden="0" w:name="Medium Grid 1 Accent 4"/>
-    <w:lsdException w:unhideWhenUsed="0" w:uiPriority="68" w:semiHidden="0" w:name="Medium Grid 2 Accent 4"/>
-    <w:lsdException w:unhideWhenUsed="0" w:uiPriority="69" w:semiHidden="0" w:name="Medium Grid 3 Accent 4"/>
-    <w:lsdException w:unhideWhenUsed="0" w:uiPriority="70" w:semiHidden="0" w:name="Dark List Accent 4"/>
-    <w:lsdException w:unhideWhenUsed="0" w:uiPriority="71" w:semiHidden="0" w:name="Colorful Shading Accent 4"/>
-    <w:lsdException w:unhideWhenUsed="0" w:uiPriority="72" w:semiHidden="0" w:name="Colorful List Accent 4"/>
-    <w:lsdException w:unhideWhenUsed="0" w:uiPriority="73" w:semiHidden="0" w:name="Colorful Grid Accent 4"/>
-    <w:lsdException w:unhideWhenUsed="0" w:uiPriority="60" w:semiHidden="0" w:name="Light Shading Accent 5"/>
-    <w:lsdException w:unhideWhenUsed="0" w:uiPriority="61" w:semiHidden="0" w:name="Light List Accent 5"/>
-    <w:lsdException w:unhideWhenUsed="0" w:uiPriority="62" w:semiHidden="0" w:name="Light Grid Accent 5"/>
-    <w:lsdException w:unhideWhenUsed="0" w:uiPriority="63" w:semiHidden="0" w:name="Medium Shading 1 Accent 5"/>
-    <w:lsdException w:unhideWhenUsed="0" w:uiPriority="64" w:semiHidden="0" w:name="Medium Shading 2 Accent 5"/>
-    <w:lsdException w:unhideWhenUsed="0" w:uiPriority="65" w:semiHidden="0" w:name="Medium List 1 Accent 5"/>
-    <w:lsdException w:unhideWhenUsed="0" w:uiPriority="66" w:semiHidden="0" w:name="Medium List 2 Accent 5"/>
-    <w:lsdException w:unhideWhenUsed="0" w:uiPriority="67" w:semiHidden="0" w:name="Medium Grid 1 Accent 5"/>
-    <w:lsdException w:unhideWhenUsed="0" w:uiPriority="68" w:semiHidden="0" w:name="Medium Grid 2 Accent 5"/>
-    <w:lsdException w:unhideWhenUsed="0" w:uiPriority="69" w:semiHidden="0" w:name="Medium Grid 3 Accent 5"/>
-    <w:lsdException w:unhideWhenUsed="0" w:uiPriority="70" w:semiHidden="0" w:name="Dark List Accent 5"/>
-    <w:lsdException w:unhideWhenUsed="0" w:uiPriority="71" w:semiHidden="0" w:name="Colorful Shading Accent 5"/>
-    <w:lsdException w:unhideWhenUsed="0" w:uiPriority="72" w:semiHidden="0" w:name="Colorful List Accent 5"/>
-    <w:lsdException w:unhideWhenUsed="0" w:uiPriority="73" w:semiHidden="0" w:name="Colorful Grid Accent 5"/>
-    <w:lsdException w:unhideWhenUsed="0" w:uiPriority="60" w:semiHidden="0" w:name="Light Shading Accent 6"/>
-    <w:lsdException w:unhideWhenUsed="0" w:uiPriority="61" w:semiHidden="0" w:name="Light List Accent 6"/>
-    <w:lsdException w:unhideWhenUsed="0" w:uiPriority="62" w:semiHidden="0" w:name="Light Grid Accent 6"/>
-    <w:lsdException w:unhideWhenUsed="0" w:uiPriority="63" w:semiHidden="0" w:name="Medium Shading 1 Accent 6"/>
-    <w:lsdException w:unhideWhenUsed="0" w:uiPriority="64" w:semiHidden="0" w:name="Medium Shading 2 Accent 6"/>
-    <w:lsdException w:unhideWhenUsed="0" w:uiPriority="65" w:semiHidden="0" w:name="Medium List 1 Accent 6"/>
-    <w:lsdException w:unhideWhenUsed="0" w:uiPriority="66" w:semiHidden="0" w:name="Medium List 2 Accent 6"/>
-    <w:lsdException w:unhideWhenUsed="0" w:uiPriority="67" w:semiHidden="0" w:name="Medium Grid 1 Accent 6"/>
-    <w:lsdException w:unhideWhenUsed="0" w:uiPriority="68" w:semiHidden="0" w:name="Medium Grid 2 Accent 6"/>
-    <w:lsdException w:unhideWhenUsed="0" w:uiPriority="69" w:semiHidden="0" w:name="Medium Grid 3 Accent 6"/>
-    <w:lsdException w:unhideWhenUsed="0" w:uiPriority="70" w:semiHidden="0" w:name="Dark List Accent 6"/>
-    <w:lsdException w:unhideWhenUsed="0" w:uiPriority="71" w:semiHidden="0" w:name="Colorful Shading Accent 6"/>
-    <w:lsdException w:unhideWhenUsed="0" w:uiPriority="72" w:semiHidden="0" w:name="Colorful List Accent 6"/>
-    <w:lsdException w:unhideWhenUsed="0" w:uiPriority="73" w:semiHidden="0" w:name="Colorful Grid Accent 6"/>
+  <w:latentStyles w:defLockedState="0" w:defUIPriority="99" w:defSemiHidden="1" w:defUnhideWhenUsed="1" w:defQFormat="0" w:count="260">
+    <w:lsdException w:name="Normal" w:semiHidden="0" w:uiPriority="0" w:unhideWhenUsed="0" w:qFormat="1"/>
+    <w:lsdException w:name="heading 1" w:semiHidden="0" w:uiPriority="0" w:unhideWhenUsed="0" w:qFormat="1"/>
+    <w:lsdException w:name="heading 2" w:semiHidden="0" w:uiPriority="0" w:qFormat="1"/>
+    <w:lsdException w:name="heading 3" w:uiPriority="0" w:qFormat="1"/>
+    <w:lsdException w:name="heading 4" w:semiHidden="0" w:uiPriority="0" w:qFormat="1"/>
+    <w:lsdException w:name="heading 5" w:uiPriority="0" w:qFormat="1"/>
+    <w:lsdException w:name="heading 6" w:uiPriority="0" w:qFormat="1"/>
+    <w:lsdException w:name="heading 7" w:uiPriority="0" w:qFormat="1"/>
+    <w:lsdException w:name="heading 8" w:uiPriority="0" w:qFormat="1"/>
+    <w:lsdException w:name="heading 9" w:uiPriority="0" w:qFormat="1"/>
+    <w:lsdException w:name="index 1" w:semiHidden="0" w:uiPriority="0" w:unhideWhenUsed="0"/>
+    <w:lsdException w:name="index 2" w:semiHidden="0" w:uiPriority="0" w:unhideWhenUsed="0"/>
+    <w:lsdException w:name="index 3" w:semiHidden="0" w:uiPriority="0" w:unhideWhenUsed="0"/>
+    <w:lsdException w:name="index 4" w:semiHidden="0" w:uiPriority="0" w:unhideWhenUsed="0"/>
+    <w:lsdException w:name="index 5" w:semiHidden="0" w:uiPriority="0" w:unhideWhenUsed="0"/>
+    <w:lsdException w:name="index 6" w:semiHidden="0" w:uiPriority="0" w:unhideWhenUsed="0"/>
+    <w:lsdException w:name="index 7" w:semiHidden="0" w:uiPriority="0" w:unhideWhenUsed="0"/>
+    <w:lsdException w:name="index 8" w:semiHidden="0" w:uiPriority="0" w:unhideWhenUsed="0"/>
+    <w:lsdException w:name="index 9" w:semiHidden="0" w:uiPriority="0" w:unhideWhenUsed="0"/>
+    <w:lsdException w:name="toc 1" w:semiHidden="0" w:uiPriority="0" w:unhideWhenUsed="0" w:qFormat="1"/>
+    <w:lsdException w:name="toc 2" w:semiHidden="0" w:uiPriority="0" w:unhideWhenUsed="0" w:qFormat="1"/>
+    <w:lsdException w:name="toc 3" w:semiHidden="0" w:uiPriority="0" w:unhideWhenUsed="0" w:qFormat="1"/>
+    <w:lsdException w:name="toc 4" w:semiHidden="0" w:uiPriority="0" w:unhideWhenUsed="0"/>
+    <w:lsdException w:name="toc 5" w:semiHidden="0" w:uiPriority="0" w:unhideWhenUsed="0"/>
+    <w:lsdException w:name="toc 6" w:semiHidden="0" w:uiPriority="0" w:unhideWhenUsed="0"/>
+    <w:lsdException w:name="toc 7" w:semiHidden="0" w:uiPriority="0" w:unhideWhenUsed="0"/>
+    <w:lsdException w:name="toc 8" w:semiHidden="0" w:uiPriority="0" w:unhideWhenUsed="0"/>
+    <w:lsdException w:name="toc 9" w:semiHidden="0" w:uiPriority="0" w:unhideWhenUsed="0"/>
+    <w:lsdException w:name="Normal Indent" w:semiHidden="0" w:uiPriority="0" w:unhideWhenUsed="0" w:qFormat="1"/>
+    <w:lsdException w:name="footnote text" w:semiHidden="0" w:uiPriority="0" w:unhideWhenUsed="0"/>
+    <w:lsdException w:name="annotation text" w:semiHidden="0" w:uiPriority="0" w:unhideWhenUsed="0" w:qFormat="1"/>
+    <w:lsdException w:name="header" w:semiHidden="0" w:uiPriority="0" w:unhideWhenUsed="0" w:qFormat="1"/>
+    <w:lsdException w:name="footer" w:semiHidden="0" w:uiPriority="0" w:unhideWhenUsed="0" w:qFormat="1"/>
+    <w:lsdException w:name="index heading" w:semiHidden="0" w:uiPriority="0" w:unhideWhenUsed="0"/>
+    <w:lsdException w:name="caption" w:uiPriority="0" w:qFormat="1"/>
+    <w:lsdException w:name="table of figures" w:semiHidden="0" w:uiPriority="0" w:unhideWhenUsed="0"/>
+    <w:lsdException w:name="envelope address" w:semiHidden="0" w:uiPriority="0" w:unhideWhenUsed="0"/>
+    <w:lsdException w:name="envelope return" w:semiHidden="0" w:uiPriority="0" w:unhideWhenUsed="0"/>
+    <w:lsdException w:name="footnote reference" w:semiHidden="0" w:uiPriority="0" w:unhideWhenUsed="0"/>
+    <w:lsdException w:name="annotation reference" w:semiHidden="0" w:uiPriority="0" w:unhideWhenUsed="0"/>
+    <w:lsdException w:name="line number" w:semiHidden="0" w:uiPriority="0" w:unhideWhenUsed="0"/>
+    <w:lsdException w:name="page number" w:semiHidden="0" w:uiPriority="0" w:unhideWhenUsed="0"/>
+    <w:lsdException w:name="endnote reference" w:semiHidden="0" w:uiPriority="0" w:unhideWhenUsed="0"/>
+    <w:lsdException w:name="endnote text" w:semiHidden="0" w:uiPriority="0" w:unhideWhenUsed="0"/>
+    <w:lsdException w:name="table of authorities" w:semiHidden="0" w:uiPriority="0" w:unhideWhenUsed="0"/>
+    <w:lsdException w:name="macro" w:semiHidden="0" w:uiPriority="0" w:unhideWhenUsed="0"/>
+    <w:lsdException w:name="toa heading" w:semiHidden="0" w:uiPriority="0" w:unhideWhenUsed="0"/>
+    <w:lsdException w:name="List" w:semiHidden="0" w:uiPriority="0" w:unhideWhenUsed="0"/>
+    <w:lsdException w:name="List Bullet" w:semiHidden="0" w:uiPriority="0" w:unhideWhenUsed="0"/>
+    <w:lsdException w:name="List Number" w:semiHidden="0" w:uiPriority="0" w:unhideWhenUsed="0"/>
+    <w:lsdException w:name="List 2" w:semiHidden="0" w:uiPriority="0" w:unhideWhenUsed="0"/>
+    <w:lsdException w:name="List 3" w:semiHidden="0" w:uiPriority="0" w:unhideWhenUsed="0"/>
+    <w:lsdException w:name="List 4" w:semiHidden="0" w:uiPriority="0" w:unhideWhenUsed="0"/>
+    <w:lsdException w:name="List 5" w:semiHidden="0" w:uiPriority="0" w:unhideWhenUsed="0"/>
+    <w:lsdException w:name="List Bullet 2" w:semiHidden="0" w:uiPriority="0" w:unhideWhenUsed="0"/>
+    <w:lsdException w:name="List Bullet 3" w:semiHidden="0" w:uiPriority="0" w:unhideWhenUsed="0"/>
+    <w:lsdException w:name="List Bullet 4" w:semiHidden="0" w:uiPriority="0" w:unhideWhenUsed="0"/>
+    <w:lsdException w:name="List Bullet 5" w:semiHidden="0" w:uiPriority="0" w:unhideWhenUsed="0"/>
+    <w:lsdException w:name="List Number 2" w:semiHidden="0" w:uiPriority="0" w:unhideWhenUsed="0"/>
+    <w:lsdException w:name="List Number 3" w:semiHidden="0" w:uiPriority="0" w:unhideWhenUsed="0"/>
+    <w:lsdException w:name="List Number 4" w:semiHidden="0" w:uiPriority="0" w:unhideWhenUsed="0"/>
+    <w:lsdException w:name="List Number 5" w:semiHidden="0" w:uiPriority="0" w:unhideWhenUsed="0"/>
+    <w:lsdException w:name="Title" w:semiHidden="0" w:uiPriority="0" w:unhideWhenUsed="0" w:qFormat="1"/>
+    <w:lsdException w:name="Closing" w:semiHidden="0" w:uiPriority="0" w:unhideWhenUsed="0"/>
+    <w:lsdException w:name="Signature" w:semiHidden="0" w:uiPriority="0" w:unhideWhenUsed="0"/>
+    <w:lsdException w:name="Default Paragraph Font" w:uiPriority="0" w:unhideWhenUsed="0" w:qFormat="1"/>
+    <w:lsdException w:name="Body Text" w:uiPriority="0" w:unhideWhenUsed="0" w:qFormat="1"/>
+    <w:lsdException w:name="Body Text Indent" w:semiHidden="0" w:uiPriority="0" w:unhideWhenUsed="0"/>
+    <w:lsdException w:name="List Continue" w:semiHidden="0" w:uiPriority="0" w:unhideWhenUsed="0"/>
+    <w:lsdException w:name="List Continue 2" w:semiHidden="0" w:uiPriority="0" w:unhideWhenUsed="0"/>
+    <w:lsdException w:name="List Continue 3" w:semiHidden="0" w:uiPriority="0" w:unhideWhenUsed="0"/>
+    <w:lsdException w:name="List Continue 4" w:semiHidden="0" w:uiPriority="0" w:unhideWhenUsed="0"/>
+    <w:lsdException w:name="List Continue 5" w:semiHidden="0" w:uiPriority="0" w:unhideWhenUsed="0"/>
+    <w:lsdException w:name="Message Header" w:semiHidden="0" w:uiPriority="0" w:unhideWhenUsed="0"/>
+    <w:lsdException w:name="Subtitle" w:semiHidden="0" w:uiPriority="0" w:unhideWhenUsed="0" w:qFormat="1"/>
+    <w:lsdException w:name="Salutation" w:semiHidden="0" w:uiPriority="0" w:unhideWhenUsed="0"/>
+    <w:lsdException w:name="Date" w:semiHidden="0" w:uiPriority="0" w:unhideWhenUsed="0"/>
+    <w:lsdException w:name="Body Text First Indent" w:semiHidden="0" w:uiPriority="0" w:unhideWhenUsed="0"/>
+    <w:lsdException w:name="Body Text First Indent 2" w:semiHidden="0" w:uiPriority="0" w:unhideWhenUsed="0"/>
+    <w:lsdException w:name="Body Text 2" w:semiHidden="0" w:uiPriority="0" w:unhideWhenUsed="0"/>
+    <w:lsdException w:name="Body Text 3" w:semiHidden="0" w:uiPriority="0" w:unhideWhenUsed="0"/>
+    <w:lsdException w:name="Body Text Indent 2" w:semiHidden="0" w:uiPriority="0" w:unhideWhenUsed="0"/>
+    <w:lsdException w:name="Body Text Indent 3" w:semiHidden="0" w:uiPriority="0" w:unhideWhenUsed="0"/>
+    <w:lsdException w:name="Block Text" w:semiHidden="0" w:uiPriority="0" w:unhideWhenUsed="0"/>
+    <w:lsdException w:name="Hyperlink" w:semiHidden="0" w:uiPriority="0" w:unhideWhenUsed="0"/>
+    <w:lsdException w:name="FollowedHyperlink" w:semiHidden="0" w:uiPriority="0" w:unhideWhenUsed="0"/>
+    <w:lsdException w:name="Strong" w:semiHidden="0" w:uiPriority="0" w:unhideWhenUsed="0" w:qFormat="1"/>
+    <w:lsdException w:name="Emphasis" w:semiHidden="0" w:uiPriority="0" w:unhideWhenUsed="0" w:qFormat="1"/>
+    <w:lsdException w:name="Document Map" w:semiHidden="0" w:uiPriority="0" w:unhideWhenUsed="0"/>
+    <w:lsdException w:name="Plain Text" w:semiHidden="0" w:uiPriority="0" w:unhideWhenUsed="0"/>
+    <w:lsdException w:name="E-mail Signature" w:semiHidden="0" w:uiPriority="0" w:unhideWhenUsed="0"/>
+    <w:lsdException w:name="Normal (Web)" w:semiHidden="0" w:uiPriority="0" w:unhideWhenUsed="0" w:qFormat="1"/>
+    <w:lsdException w:name="HTML Acronym" w:semiHidden="0" w:uiPriority="0" w:unhideWhenUsed="0"/>
+    <w:lsdException w:name="HTML Address" w:semiHidden="0" w:uiPriority="0" w:unhideWhenUsed="0"/>
+    <w:lsdException w:name="HTML Cite" w:semiHidden="0" w:uiPriority="0" w:unhideWhenUsed="0"/>
+    <w:lsdException w:name="HTML Code" w:semiHidden="0" w:uiPriority="0" w:unhideWhenUsed="0"/>
+    <w:lsdException w:name="HTML Definition" w:semiHidden="0" w:uiPriority="0" w:unhideWhenUsed="0"/>
+    <w:lsdException w:name="HTML Keyboard" w:semiHidden="0" w:uiPriority="0" w:unhideWhenUsed="0"/>
+    <w:lsdException w:name="HTML Preformatted" w:semiHidden="0" w:uiPriority="0" w:unhideWhenUsed="0"/>
+    <w:lsdException w:name="HTML Sample" w:semiHidden="0" w:uiPriority="0" w:unhideWhenUsed="0"/>
+    <w:lsdException w:name="HTML Typewriter" w:semiHidden="0" w:uiPriority="0" w:unhideWhenUsed="0"/>
+    <w:lsdException w:name="HTML Variable" w:semiHidden="0" w:uiPriority="0" w:unhideWhenUsed="0"/>
+    <w:lsdException w:name="Normal Table" w:uiPriority="0" w:unhideWhenUsed="0" w:qFormat="1"/>
+    <w:lsdException w:name="annotation subject" w:semiHidden="0" w:uiPriority="0" w:unhideWhenUsed="0"/>
+    <w:lsdException w:name="Table Simple 1" w:semiHidden="0" w:uiPriority="0" w:unhideWhenUsed="0"/>
+    <w:lsdException w:name="Table Simple 2" w:semiHidden="0" w:uiPriority="0" w:unhideWhenUsed="0"/>
+    <w:lsdException w:name="Table Simple 3" w:semiHidden="0" w:uiPriority="0" w:unhideWhenUsed="0"/>
+    <w:lsdException w:name="Table Classic 1" w:semiHidden="0" w:uiPriority="0" w:unhideWhenUsed="0"/>
+    <w:lsdException w:name="Table Classic 2" w:semiHidden="0" w:uiPriority="0" w:unhideWhenUsed="0"/>
+    <w:lsdException w:name="Table Classic 3" w:semiHidden="0" w:uiPriority="0" w:unhideWhenUsed="0"/>
+    <w:lsdException w:name="Table Classic 4" w:semiHidden="0" w:uiPriority="0" w:unhideWhenUsed="0"/>
+    <w:lsdException w:name="Table Colorful 1" w:semiHidden="0" w:uiPriority="0" w:unhideWhenUsed="0"/>
+    <w:lsdException w:name="Table Colorful 2" w:semiHidden="0" w:uiPriority="0" w:unhideWhenUsed="0"/>
+    <w:lsdException w:name="Table Colorful 3" w:semiHidden="0" w:uiPriority="0" w:unhideWhenUsed="0"/>
+    <w:lsdException w:name="Table Columns 1" w:semiHidden="0" w:uiPriority="0" w:unhideWhenUsed="0"/>
+    <w:lsdException w:name="Table Columns 2" w:semiHidden="0" w:uiPriority="0" w:unhideWhenUsed="0"/>
+    <w:lsdException w:name="Table Columns 3" w:semiHidden="0" w:uiPriority="0" w:unhideWhenUsed="0"/>
+    <w:lsdException w:name="Table Columns 4" w:semiHidden="0" w:uiPriority="0" w:unhideWhenUsed="0"/>
+    <w:lsdException w:name="Table Columns 5" w:semiHidden="0" w:uiPriority="0" w:unhideWhenUsed="0"/>
+    <w:lsdException w:name="Table Grid 1" w:semiHidden="0" w:uiPriority="0" w:unhideWhenUsed="0"/>
+    <w:lsdException w:name="Table Grid 2" w:semiHidden="0" w:uiPriority="0" w:unhideWhenUsed="0"/>
+    <w:lsdException w:name="Table Grid 3" w:semiHidden="0" w:uiPriority="0" w:unhideWhenUsed="0"/>
+    <w:lsdException w:name="Table Grid 4" w:semiHidden="0" w:uiPriority="0" w:unhideWhenUsed="0"/>
+    <w:lsdException w:name="Table Grid 5" w:semiHidden="0" w:uiPriority="0" w:unhideWhenUsed="0"/>
+    <w:lsdException w:name="Table Grid 6" w:semiHidden="0" w:uiPriority="0" w:unhideWhenUsed="0"/>
+    <w:lsdException w:name="Table Grid 7" w:semiHidden="0" w:uiPriority="0" w:unhideWhenUsed="0"/>
+    <w:lsdException w:name="Table Grid 8" w:semiHidden="0" w:uiPriority="0" w:unhideWhenUsed="0"/>
+    <w:lsdException w:name="Table List 1" w:semiHidden="0" w:uiPriority="0" w:unhideWhenUsed="0"/>
+    <w:lsdException w:name="Table List 2" w:semiHidden="0" w:uiPriority="0" w:unhideWhenUsed="0"/>
+    <w:lsdException w:name="Table List 3" w:semiHidden="0" w:uiPriority="0" w:unhideWhenUsed="0"/>
+    <w:lsdException w:name="Table List 4" w:semiHidden="0" w:uiPriority="0" w:unhideWhenUsed="0"/>
+    <w:lsdException w:name="Table List 5" w:semiHidden="0" w:uiPriority="0" w:unhideWhenUsed="0"/>
+    <w:lsdException w:name="Table List 6" w:semiHidden="0" w:uiPriority="0" w:unhideWhenUsed="0"/>
+    <w:lsdException w:name="Table List 7" w:semiHidden="0" w:uiPriority="0" w:unhideWhenUsed="0"/>
+    <w:lsdException w:name="Table List 8" w:semiHidden="0" w:uiPriority="0" w:unhideWhenUsed="0"/>
+    <w:lsdException w:name="Table 3D effects 1" w:semiHidden="0" w:uiPriority="0" w:unhideWhenUsed="0"/>
+    <w:lsdException w:name="Table 3D effects 2" w:semiHidden="0" w:uiPriority="0" w:unhideWhenUsed="0"/>
+    <w:lsdException w:name="Table 3D effects 3" w:semiHidden="0" w:uiPriority="0" w:unhideWhenUsed="0"/>
+    <w:lsdException w:name="Table Contemporary" w:semiHidden="0" w:uiPriority="0" w:unhideWhenUsed="0"/>
+    <w:lsdException w:name="Table Elegant" w:semiHidden="0" w:uiPriority="0" w:unhideWhenUsed="0"/>
+    <w:lsdException w:name="Table Professional" w:semiHidden="0" w:uiPriority="0" w:unhideWhenUsed="0"/>
+    <w:lsdException w:name="Table Subtle 1" w:semiHidden="0" w:uiPriority="0" w:unhideWhenUsed="0"/>
+    <w:lsdException w:name="Table Subtle 2" w:semiHidden="0" w:uiPriority="0" w:unhideWhenUsed="0"/>
+    <w:lsdException w:name="Table Web 1" w:semiHidden="0" w:uiPriority="0" w:unhideWhenUsed="0"/>
+    <w:lsdException w:name="Table Web 2" w:semiHidden="0" w:uiPriority="0" w:unhideWhenUsed="0"/>
+    <w:lsdException w:name="Table Web 3" w:semiHidden="0" w:uiPriority="0" w:unhideWhenUsed="0"/>
+    <w:lsdException w:name="Balloon Text" w:semiHidden="0" w:uiPriority="0" w:unhideWhenUsed="0"/>
+    <w:lsdException w:name="Table Grid" w:semiHidden="0" w:uiPriority="0" w:unhideWhenUsed="0" w:qFormat="1"/>
+    <w:lsdException w:name="Table Theme" w:semiHidden="0" w:uiPriority="0" w:unhideWhenUsed="0"/>
+    <w:lsdException w:name="No Spacing" w:semiHidden="0" w:unhideWhenUsed="0" w:qFormat="1"/>
+    <w:lsdException w:name="Light Shading" w:semiHidden="0" w:uiPriority="60" w:unhideWhenUsed="0"/>
+    <w:lsdException w:name="Light List" w:semiHidden="0" w:uiPriority="61" w:unhideWhenUsed="0"/>
+    <w:lsdException w:name="Light Grid" w:semiHidden="0" w:uiPriority="62" w:unhideWhenUsed="0"/>
+    <w:lsdException w:name="Medium Shading 1" w:semiHidden="0" w:uiPriority="63" w:unhideWhenUsed="0"/>
+    <w:lsdException w:name="Medium Shading 2" w:semiHidden="0" w:uiPriority="64" w:unhideWhenUsed="0"/>
+    <w:lsdException w:name="Medium List 1" w:semiHidden="0" w:uiPriority="65" w:unhideWhenUsed="0"/>
+    <w:lsdException w:name="Medium List 2" w:semiHidden="0" w:uiPriority="66" w:unhideWhenUsed="0"/>
+    <w:lsdException w:name="Medium Grid 1" w:semiHidden="0" w:uiPriority="67" w:unhideWhenUsed="0"/>
+    <w:lsdException w:name="Medium Grid 2" w:semiHidden="0" w:uiPriority="68" w:unhideWhenUsed="0"/>
+    <w:lsdException w:name="Medium Grid 3" w:semiHidden="0" w:uiPriority="69" w:unhideWhenUsed="0"/>
+    <w:lsdException w:name="Dark List" w:semiHidden="0" w:uiPriority="70" w:unhideWhenUsed="0"/>
+    <w:lsdException w:name="Colorful Shading" w:semiHidden="0" w:uiPriority="71" w:unhideWhenUsed="0"/>
+    <w:lsdException w:name="Colorful List" w:semiHidden="0" w:uiPriority="72" w:unhideWhenUsed="0"/>
+    <w:lsdException w:name="Colorful Grid" w:semiHidden="0" w:uiPriority="73" w:unhideWhenUsed="0"/>
+    <w:lsdException w:name="Light Shading Accent 1" w:semiHidden="0" w:uiPriority="60" w:unhideWhenUsed="0"/>
+    <w:lsdException w:name="Light List Accent 1" w:semiHidden="0" w:uiPriority="61" w:unhideWhenUsed="0"/>
+    <w:lsdException w:name="Light Grid Accent 1" w:semiHidden="0" w:uiPriority="62" w:unhideWhenUsed="0"/>
+    <w:lsdException w:name="Medium Shading 1 Accent 1" w:semiHidden="0" w:uiPriority="63" w:unhideWhenUsed="0"/>
+    <w:lsdException w:name="Medium Shading 2 Accent 1" w:semiHidden="0" w:uiPriority="64" w:unhideWhenUsed="0"/>
+    <w:lsdException w:name="Medium List 1 Accent 1" w:semiHidden="0" w:uiPriority="65" w:unhideWhenUsed="0"/>
+    <w:lsdException w:name="Medium List 2 Accent 1" w:semiHidden="0" w:uiPriority="66" w:unhideWhenUsed="0"/>
+    <w:lsdException w:name="Medium Grid 1 Accent 1" w:semiHidden="0" w:uiPriority="67" w:unhideWhenUsed="0"/>
+    <w:lsdException w:name="Medium Grid 2 Accent 1" w:semiHidden="0" w:uiPriority="68" w:unhideWhenUsed="0"/>
+    <w:lsdException w:name="Medium Grid 3 Accent 1" w:semiHidden="0" w:uiPriority="69" w:unhideWhenUsed="0"/>
+    <w:lsdException w:name="Dark List Accent 1" w:semiHidden="0" w:uiPriority="70" w:unhideWhenUsed="0"/>
+    <w:lsdException w:name="Colorful Shading Accent 1" w:semiHidden="0" w:uiPriority="71" w:unhideWhenUsed="0"/>
+    <w:lsdException w:name="Colorful List Accent 1" w:semiHidden="0" w:uiPriority="72" w:unhideWhenUsed="0"/>
+    <w:lsdException w:name="Colorful Grid Accent 1" w:semiHidden="0" w:uiPriority="73" w:unhideWhenUsed="0"/>
+    <w:lsdException w:name="Light Shading Accent 2" w:semiHidden="0" w:uiPriority="60" w:unhideWhenUsed="0"/>
+    <w:lsdException w:name="Light List Accent 2" w:semiHidden="0" w:uiPriority="61" w:unhideWhenUsed="0"/>
+    <w:lsdException w:name="Light Grid Accent 2" w:semiHidden="0" w:uiPriority="62" w:unhideWhenUsed="0"/>
+    <w:lsdException w:name="Medium Shading 1 Accent 2" w:semiHidden="0" w:uiPriority="63" w:unhideWhenUsed="0"/>
+    <w:lsdException w:name="Medium Shading 2 Accent 2" w:semiHidden="0" w:uiPriority="64" w:unhideWhenUsed="0"/>
+    <w:lsdException w:name="Medium List 1 Accent 2" w:semiHidden="0" w:uiPriority="65" w:unhideWhenUsed="0"/>
+    <w:lsdException w:name="Medium List 2 Accent 2" w:semiHidden="0" w:uiPriority="66" w:unhideWhenUsed="0"/>
+    <w:lsdException w:name="Medium Grid 1 Accent 2" w:semiHidden="0" w:uiPriority="67" w:unhideWhenUsed="0"/>
+    <w:lsdException w:name="Medium Grid 2 Accent 2" w:semiHidden="0" w:uiPriority="68" w:unhideWhenUsed="0"/>
+    <w:lsdException w:name="Medium Grid 3 Accent 2" w:semiHidden="0" w:uiPriority="69" w:unhideWhenUsed="0"/>
+    <w:lsdException w:name="Dark List Accent 2" w:semiHidden="0" w:uiPriority="70" w:unhideWhenUsed="0"/>
+    <w:lsdException w:name="Colorful Shading Accent 2" w:semiHidden="0" w:uiPriority="71" w:unhideWhenUsed="0"/>
+    <w:lsdException w:name="Colorful List Accent 2" w:semiHidden="0" w:uiPriority="72" w:unhideWhenUsed="0"/>
+    <w:lsdException w:name="Colorful Grid Accent 2" w:semiHidden="0" w:uiPriority="73" w:unhideWhenUsed="0"/>
+    <w:lsdException w:name="Light Shading Accent 3" w:semiHidden="0" w:uiPriority="60" w:unhideWhenUsed="0"/>
+    <w:lsdException w:name="Light List Accent 3" w:semiHidden="0" w:uiPriority="61" w:unhideWhenUsed="0"/>
+    <w:lsdException w:name="Light Grid Accent 3" w:semiHidden="0" w:uiPriority="62" w:unhideWhenUsed="0"/>
+    <w:lsdException w:name="Medium Shading 1 Accent 3" w:semiHidden="0" w:uiPriority="63" w:unhideWhenUsed="0"/>
+    <w:lsdException w:name="Medium Shading 2 Accent 3" w:semiHidden="0" w:uiPriority="64" w:unhideWhenUsed="0"/>
+    <w:lsdException w:name="Medium List 1 Accent 3" w:semiHidden="0" w:uiPriority="65" w:unhideWhenUsed="0"/>
+    <w:lsdException w:name="Medium List 2 Accent 3" w:semiHidden="0" w:uiPriority="66" w:unhideWhenUsed="0"/>
+    <w:lsdException w:name="Medium Grid 1 Accent 3" w:semiHidden="0" w:uiPriority="67" w:unhideWhenUsed="0"/>
+    <w:lsdException w:name="Medium Grid 2 Accent 3" w:semiHidden="0" w:uiPriority="68" w:unhideWhenUsed="0"/>
+    <w:lsdException w:name="Medium Grid 3 Accent 3" w:semiHidden="0" w:uiPriority="69" w:unhideWhenUsed="0"/>
+    <w:lsdException w:name="Dark List Accent 3" w:semiHidden="0" w:uiPriority="70" w:unhideWhenUsed="0"/>
+    <w:lsdException w:name="Colorful Shading Accent 3" w:semiHidden="0" w:uiPriority="71" w:unhideWhenUsed="0"/>
+    <w:lsdException w:name="Colorful List Accent 3" w:semiHidden="0" w:uiPriority="72" w:unhideWhenUsed="0"/>
+    <w:lsdException w:name="Colorful Grid Accent 3" w:semiHidden="0" w:uiPriority="73" w:unhideWhenUsed="0"/>
+    <w:lsdException w:name="Light Shading Accent 4" w:semiHidden="0" w:uiPriority="60" w:unhideWhenUsed="0"/>
+    <w:lsdException w:name="Light List Accent 4" w:semiHidden="0" w:uiPriority="61" w:unhideWhenUsed="0"/>
+    <w:lsdException w:name="Light Grid Accent 4" w:semiHidden="0" w:uiPriority="62" w:unhideWhenUsed="0"/>
+    <w:lsdException w:name="Medium Shading 1 Accent 4" w:semiHidden="0" w:uiPriority="63" w:unhideWhenUsed="0"/>
+    <w:lsdException w:name="Medium Shading 2 Accent 4" w:semiHidden="0" w:uiPriority="64" w:unhideWhenUsed="0"/>
+    <w:lsdException w:name="Medium List 1 Accent 4" w:semiHidden="0" w:uiPriority="65" w:unhideWhenUsed="0"/>
+    <w:lsdException w:name="Medium List 2 Accent 4" w:semiHidden="0" w:uiPriority="66" w:unhideWhenUsed="0"/>
+    <w:lsdException w:name="Medium Grid 1 Accent 4" w:semiHidden="0" w:uiPriority="67" w:unhideWhenUsed="0"/>
+    <w:lsdException w:name="Medium Grid 2 Accent 4" w:semiHidden="0" w:uiPriority="68" w:unhideWhenUsed="0"/>
+    <w:lsdException w:name="Medium Grid 3 Accent 4" w:semiHidden="0" w:uiPriority="69" w:unhideWhenUsed="0"/>
+    <w:lsdException w:name="Dark List Accent 4" w:semiHidden="0" w:uiPriority="70" w:unhideWhenUsed="0"/>
+    <w:lsdException w:name="Colorful Shading Accent 4" w:semiHidden="0" w:uiPriority="71" w:unhideWhenUsed="0"/>
+    <w:lsdException w:name="Colorful List Accent 4" w:semiHidden="0" w:uiPriority="72" w:unhideWhenUsed="0"/>
+    <w:lsdException w:name="Colorful Grid Accent 4" w:semiHidden="0" w:uiPriority="73" w:unhideWhenUsed="0"/>
+    <w:lsdException w:name="Light Shading Accent 5" w:semiHidden="0" w:uiPriority="60" w:unhideWhenUsed="0"/>
+    <w:lsdException w:name="Light List Accent 5" w:semiHidden="0" w:uiPriority="61" w:unhideWhenUsed="0"/>
+    <w:lsdException w:name="Light Grid Accent 5" w:semiHidden="0" w:uiPriority="62" w:unhideWhenUsed="0"/>
+    <w:lsdException w:name="Medium Shading 1 Accent 5" w:semiHidden="0" w:uiPriority="63" w:unhideWhenUsed="0"/>
+    <w:lsdException w:name="Medium Shading 2 Accent 5" w:semiHidden="0" w:uiPriority="64" w:unhideWhenUsed="0"/>
+    <w:lsdException w:name="Medium List 1 Accent 5" w:semiHidden="0" w:uiPriority="65" w:unhideWhenUsed="0"/>
+    <w:lsdException w:name="Medium List 2 Accent 5" w:semiHidden="0" w:uiPriority="66" w:unhideWhenUsed="0"/>
+    <w:lsdException w:name="Medium Grid 1 Accent 5" w:semiHidden="0" w:uiPriority="67" w:unhideWhenUsed="0"/>
+    <w:lsdException w:name="Medium Grid 2 Accent 5" w:semiHidden="0" w:uiPriority="68" w:unhideWhenUsed="0"/>
+    <w:lsdException w:name="Medium Grid 3 Accent 5" w:semiHidden="0" w:uiPriority="69" w:unhideWhenUsed="0"/>
+    <w:lsdException w:name="Dark List Accent 5" w:semiHidden="0" w:uiPriority="70" w:unhideWhenUsed="0"/>
+    <w:lsdException w:name="Colorful Shading Accent 5" w:semiHidden="0" w:uiPriority="71" w:unhideWhenUsed="0"/>
+    <w:lsdException w:name="Colorful List Accent 5" w:semiHidden="0" w:uiPriority="72" w:unhideWhenUsed="0"/>
+    <w:lsdException w:name="Colorful Grid Accent 5" w:semiHidden="0" w:uiPriority="73" w:unhideWhenUsed="0"/>
+    <w:lsdException w:name="Light Shading Accent 6" w:semiHidden="0" w:uiPriority="60" w:unhideWhenUsed="0"/>
+    <w:lsdException w:name="Light List Accent 6" w:semiHidden="0" w:uiPriority="61" w:unhideWhenUsed="0"/>
+    <w:lsdException w:name="Light Grid Accent 6" w:semiHidden="0" w:uiPriority="62" w:unhideWhenUsed="0"/>
+    <w:lsdException w:name="Medium Shading 1 Accent 6" w:semiHidden="0" w:uiPriority="63" w:unhideWhenUsed="0"/>
+    <w:lsdException w:name="Medium Shading 2 Accent 6" w:semiHidden="0" w:uiPriority="64" w:unhideWhenUsed="0"/>
+    <w:lsdException w:name="Medium List 1 Accent 6" w:semiHidden="0" w:uiPriority="65" w:unhideWhenUsed="0"/>
+    <w:lsdException w:name="Medium List 2 Accent 6" w:semiHidden="0" w:uiPriority="66" w:unhideWhenUsed="0"/>
+    <w:lsdException w:name="Medium Grid 1 Accent 6" w:semiHidden="0" w:uiPriority="67" w:unhideWhenUsed="0"/>
+    <w:lsdException w:name="Medium Grid 2 Accent 6" w:semiHidden="0" w:uiPriority="68" w:unhideWhenUsed="0"/>
+    <w:lsdException w:name="Medium Grid 3 Accent 6" w:semiHidden="0" w:uiPriority="69" w:unhideWhenUsed="0"/>
+    <w:lsdException w:name="Dark List Accent 6" w:semiHidden="0" w:uiPriority="70" w:unhideWhenUsed="0"/>
+    <w:lsdException w:name="Colorful Shading Accent 6" w:semiHidden="0" w:uiPriority="71" w:unhideWhenUsed="0"/>
+    <w:lsdException w:name="Colorful List Accent 6" w:semiHidden="0" w:uiPriority="72" w:unhideWhenUsed="0"/>
+    <w:lsdException w:name="Colorful Grid Accent 6" w:semiHidden="0" w:uiPriority="73" w:unhideWhenUsed="0"/>
   </w:latentStyles>
-  <w:style w:type="paragraph" w:default="1" w:styleId="1">
+  <w:style w:type="paragraph" w:default="1" w:styleId="Normal">
     <w:name w:val="Normal"/>
     <w:qFormat/>
-    <w:uiPriority w:val="0"/>
     <w:pPr>
       <w:kinsoku w:val="0"/>
       <w:autoSpaceDE w:val="0"/>
@@ -10532,7 +10427,7 @@
       <w:textAlignment w:val="baseline"/>
     </w:pPr>
     <w:rPr>
-      <w:rFonts w:ascii="Arial" w:hAnsi="Arial" w:eastAsia="宋体" w:cs="Arial"/>
+      <w:rFonts w:ascii="Arial" w:eastAsia="宋体" w:hAnsi="Arial" w:cs="Arial"/>
       <w:snapToGrid w:val="0"/>
       <w:color w:val="000000"/>
       <w:kern w:val="0"/>
@@ -10541,12 +10436,11 @@
       <w:lang w:val="en-US" w:eastAsia="en-US" w:bidi="ar-SA"/>
     </w:rPr>
   </w:style>
-  <w:style w:type="paragraph" w:styleId="2">
+  <w:style w:type="paragraph" w:styleId="Heading1">
     <w:name w:val="heading 1"/>
-    <w:basedOn w:val="1"/>
-    <w:next w:val="1"/>
+    <w:basedOn w:val="Normal"/>
+    <w:next w:val="Normal"/>
     <w:qFormat/>
-    <w:uiPriority w:val="0"/>
     <w:pPr>
       <w:keepNext/>
       <w:keepLines/>
@@ -10564,14 +10458,13 @@
       <w:sz w:val="44"/>
     </w:rPr>
   </w:style>
-  <w:style w:type="paragraph" w:styleId="3">
+  <w:style w:type="paragraph" w:styleId="Heading2">
     <w:name w:val="heading 2"/>
-    <w:basedOn w:val="1"/>
-    <w:next w:val="1"/>
-    <w:link w:val="26"/>
+    <w:basedOn w:val="Normal"/>
+    <w:next w:val="Normal"/>
+    <w:link w:val="2Char"/>
     <w:unhideWhenUsed/>
     <w:qFormat/>
-    <w:uiPriority w:val="0"/>
     <w:pPr>
       <w:keepNext/>
       <w:keepLines/>
@@ -10584,19 +10477,18 @@
       <w:outlineLvl w:val="1"/>
     </w:pPr>
     <w:rPr>
-      <w:rFonts w:ascii="Arial" w:hAnsi="Arial" w:eastAsia="黑体"/>
+      <w:rFonts w:ascii="Arial" w:eastAsia="黑体" w:hAnsi="Arial"/>
       <w:b/>
       <w:sz w:val="32"/>
     </w:rPr>
   </w:style>
-  <w:style w:type="paragraph" w:styleId="4">
+  <w:style w:type="paragraph" w:styleId="Heading3">
     <w:name w:val="heading 3"/>
-    <w:basedOn w:val="1"/>
-    <w:next w:val="1"/>
+    <w:basedOn w:val="Normal"/>
+    <w:next w:val="Normal"/>
     <w:semiHidden/>
     <w:unhideWhenUsed/>
     <w:qFormat/>
-    <w:uiPriority w:val="0"/>
     <w:pPr>
       <w:keepNext/>
       <w:keepLines/>
@@ -10613,13 +10505,12 @@
       <w:sz w:val="32"/>
     </w:rPr>
   </w:style>
-  <w:style w:type="paragraph" w:styleId="5">
+  <w:style w:type="paragraph" w:styleId="Heading4">
     <w:name w:val="heading 4"/>
-    <w:basedOn w:val="1"/>
-    <w:next w:val="1"/>
+    <w:basedOn w:val="Normal"/>
+    <w:next w:val="Normal"/>
     <w:unhideWhenUsed/>
     <w:qFormat/>
-    <w:uiPriority w:val="0"/>
     <w:pPr>
       <w:keepNext/>
       <w:keepLines/>
@@ -10632,19 +10523,18 @@
       <w:outlineLvl w:val="3"/>
     </w:pPr>
     <w:rPr>
-      <w:rFonts w:ascii="Arial" w:hAnsi="Arial" w:eastAsia="黑体"/>
+      <w:rFonts w:ascii="Arial" w:eastAsia="黑体" w:hAnsi="Arial"/>
       <w:b/>
       <w:sz w:val="28"/>
     </w:rPr>
   </w:style>
-  <w:style w:type="paragraph" w:styleId="6">
+  <w:style w:type="paragraph" w:styleId="Heading5">
     <w:name w:val="heading 5"/>
-    <w:basedOn w:val="1"/>
-    <w:next w:val="1"/>
+    <w:basedOn w:val="Normal"/>
+    <w:next w:val="Normal"/>
     <w:semiHidden/>
     <w:unhideWhenUsed/>
     <w:qFormat/>
-    <w:uiPriority w:val="0"/>
     <w:pPr>
       <w:keepNext/>
       <w:keepLines/>
@@ -10661,14 +10551,13 @@
       <w:sz w:val="28"/>
     </w:rPr>
   </w:style>
-  <w:style w:type="paragraph" w:styleId="7">
+  <w:style w:type="paragraph" w:styleId="Heading6">
     <w:name w:val="heading 6"/>
-    <w:basedOn w:val="1"/>
-    <w:next w:val="1"/>
+    <w:basedOn w:val="Normal"/>
+    <w:next w:val="Normal"/>
     <w:semiHidden/>
     <w:unhideWhenUsed/>
     <w:qFormat/>
-    <w:uiPriority w:val="0"/>
     <w:pPr>
       <w:keepNext/>
       <w:keepLines/>
@@ -10681,19 +10570,18 @@
       <w:outlineLvl w:val="5"/>
     </w:pPr>
     <w:rPr>
-      <w:rFonts w:ascii="Arial" w:hAnsi="Arial" w:eastAsia="黑体"/>
+      <w:rFonts w:ascii="Arial" w:eastAsia="黑体" w:hAnsi="Arial"/>
       <w:b/>
       <w:sz w:val="24"/>
     </w:rPr>
   </w:style>
-  <w:style w:type="paragraph" w:styleId="8">
+  <w:style w:type="paragraph" w:styleId="Heading7">
     <w:name w:val="heading 7"/>
-    <w:basedOn w:val="1"/>
-    <w:next w:val="1"/>
+    <w:basedOn w:val="Normal"/>
+    <w:next w:val="Normal"/>
     <w:semiHidden/>
     <w:unhideWhenUsed/>
     <w:qFormat/>
-    <w:uiPriority w:val="0"/>
     <w:pPr>
       <w:keepNext/>
       <w:keepLines/>
@@ -10710,14 +10598,13 @@
       <w:sz w:val="24"/>
     </w:rPr>
   </w:style>
-  <w:style w:type="paragraph" w:styleId="9">
+  <w:style w:type="paragraph" w:styleId="Heading8">
     <w:name w:val="heading 8"/>
-    <w:basedOn w:val="1"/>
-    <w:next w:val="1"/>
+    <w:basedOn w:val="Normal"/>
+    <w:next w:val="Normal"/>
     <w:semiHidden/>
     <w:unhideWhenUsed/>
     <w:qFormat/>
-    <w:uiPriority w:val="0"/>
     <w:pPr>
       <w:keepNext/>
       <w:keepLines/>
@@ -10730,18 +10617,17 @@
       <w:outlineLvl w:val="7"/>
     </w:pPr>
     <w:rPr>
-      <w:rFonts w:ascii="Arial" w:hAnsi="Arial" w:eastAsia="黑体"/>
+      <w:rFonts w:ascii="Arial" w:eastAsia="黑体" w:hAnsi="Arial"/>
       <w:sz w:val="24"/>
     </w:rPr>
   </w:style>
-  <w:style w:type="paragraph" w:styleId="10">
+  <w:style w:type="paragraph" w:styleId="Heading9">
     <w:name w:val="heading 9"/>
-    <w:basedOn w:val="1"/>
-    <w:next w:val="1"/>
+    <w:basedOn w:val="Normal"/>
+    <w:next w:val="Normal"/>
     <w:semiHidden/>
     <w:unhideWhenUsed/>
     <w:qFormat/>
-    <w:uiPriority w:val="0"/>
     <w:pPr>
       <w:keepNext/>
       <w:keepLines/>
@@ -10754,21 +10640,19 @@
       <w:outlineLvl w:val="8"/>
     </w:pPr>
     <w:rPr>
-      <w:rFonts w:ascii="Arial" w:hAnsi="Arial" w:eastAsia="黑体"/>
+      <w:rFonts w:ascii="Arial" w:eastAsia="黑体" w:hAnsi="Arial"/>
       <w:sz w:val="21"/>
     </w:rPr>
   </w:style>
-  <w:style w:type="character" w:default="1" w:styleId="23">
+  <w:style w:type="character" w:default="1" w:styleId="DefaultParagraphFont">
     <w:name w:val="Default Paragraph Font"/>
     <w:semiHidden/>
     <w:qFormat/>
-    <w:uiPriority w:val="0"/>
   </w:style>
-  <w:style w:type="table" w:default="1" w:styleId="21">
+  <w:style w:type="table" w:default="1" w:styleId="TableNormal">
     <w:name w:val="Normal Table"/>
     <w:semiHidden/>
     <w:qFormat/>
-    <w:uiPriority w:val="0"/>
     <w:tblPr>
       <w:tblCellMar>
         <w:top w:w="0" w:type="dxa"/>
@@ -10778,52 +10662,47 @@
       </w:tblCellMar>
     </w:tblPr>
   </w:style>
-  <w:style w:type="paragraph" w:styleId="11">
+  <w:style w:type="paragraph" w:styleId="NormalIndent">
     <w:name w:val="Normal Indent"/>
-    <w:basedOn w:val="1"/>
+    <w:basedOn w:val="Normal"/>
     <w:qFormat/>
-    <w:uiPriority w:val="0"/>
     <w:pPr>
       <w:ind w:firstLine="420" w:firstLineChars="200"/>
     </w:pPr>
   </w:style>
-  <w:style w:type="paragraph" w:styleId="12">
+  <w:style w:type="paragraph" w:styleId="CommentText">
     <w:name w:val="annotation text"/>
-    <w:basedOn w:val="1"/>
+    <w:basedOn w:val="Normal"/>
     <w:qFormat/>
-    <w:uiPriority w:val="0"/>
     <w:pPr>
       <w:jc w:val="left"/>
     </w:pPr>
   </w:style>
-  <w:style w:type="paragraph" w:styleId="13">
+  <w:style w:type="paragraph" w:styleId="BodyText">
     <w:name w:val="Body Text"/>
-    <w:basedOn w:val="1"/>
+    <w:basedOn w:val="Normal"/>
     <w:semiHidden/>
     <w:qFormat/>
-    <w:uiPriority w:val="0"/>
     <w:rPr>
-      <w:rFonts w:ascii="Arial" w:hAnsi="Arial" w:eastAsia="Arial" w:cs="Arial"/>
+      <w:rFonts w:ascii="Arial" w:eastAsia="Arial" w:hAnsi="Arial" w:cs="Arial"/>
       <w:sz w:val="21"/>
       <w:szCs w:val="21"/>
       <w:lang w:val="en-US" w:eastAsia="en-US" w:bidi="ar-SA"/>
     </w:rPr>
   </w:style>
-  <w:style w:type="paragraph" w:styleId="14">
+  <w:style w:type="paragraph" w:styleId="TOC3">
     <w:name w:val="toc 3"/>
-    <w:basedOn w:val="1"/>
-    <w:next w:val="1"/>
+    <w:basedOn w:val="Normal"/>
+    <w:next w:val="Normal"/>
     <w:qFormat/>
-    <w:uiPriority w:val="0"/>
     <w:pPr>
       <w:ind w:left="840" w:leftChars="400"/>
     </w:pPr>
   </w:style>
-  <w:style w:type="paragraph" w:styleId="15">
+  <w:style w:type="paragraph" w:styleId="Footer">
     <w:name w:val="footer"/>
-    <w:basedOn w:val="1"/>
+    <w:basedOn w:val="Normal"/>
     <w:qFormat/>
-    <w:uiPriority w:val="0"/>
     <w:pPr>
       <w:tabs>
         <w:tab w:val="center" w:pos="4153"/>
@@ -10836,17 +10715,16 @@
       <w:sz w:val="18"/>
     </w:rPr>
   </w:style>
-  <w:style w:type="paragraph" w:styleId="16">
+  <w:style w:type="paragraph" w:styleId="Header">
     <w:name w:val="header"/>
-    <w:basedOn w:val="1"/>
+    <w:basedOn w:val="Normal"/>
     <w:qFormat/>
-    <w:uiPriority w:val="0"/>
     <w:pPr>
       <w:pBdr>
-        <w:top w:val="none" w:color="auto" w:sz="0" w:space="0"/>
-        <w:left w:val="none" w:color="auto" w:sz="0" w:space="0"/>
-        <w:bottom w:val="none" w:color="auto" w:sz="0" w:space="0"/>
-        <w:right w:val="none" w:color="auto" w:sz="0" w:space="0"/>
+        <w:top w:val="nil"/>
+        <w:left w:val="nil"/>
+        <w:bottom w:val="nil"/>
+        <w:right w:val="nil"/>
       </w:pBdr>
       <w:tabs>
         <w:tab w:val="center" w:pos="4153"/>
@@ -10861,41 +10739,37 @@
       <w:sz w:val="18"/>
     </w:rPr>
   </w:style>
-  <w:style w:type="paragraph" w:styleId="17">
+  <w:style w:type="paragraph" w:styleId="TOC1">
     <w:name w:val="toc 1"/>
-    <w:basedOn w:val="1"/>
-    <w:next w:val="1"/>
+    <w:basedOn w:val="Normal"/>
+    <w:next w:val="Normal"/>
     <w:qFormat/>
-    <w:uiPriority w:val="0"/>
     <w:rPr>
-      <w:rFonts w:ascii="Arial" w:hAnsi="Arial" w:eastAsia="Microsoft JhengHei"/>
+      <w:rFonts w:ascii="Arial" w:eastAsia="Microsoft JhengHei" w:hAnsi="Arial"/>
       <w:sz w:val="24"/>
     </w:rPr>
   </w:style>
-  <w:style w:type="paragraph" w:styleId="18">
+  <w:style w:type="paragraph" w:styleId="TOC2">
     <w:name w:val="toc 2"/>
-    <w:basedOn w:val="1"/>
-    <w:next w:val="1"/>
+    <w:basedOn w:val="Normal"/>
+    <w:next w:val="Normal"/>
     <w:qFormat/>
-    <w:uiPriority w:val="0"/>
     <w:pPr>
       <w:ind w:left="420" w:leftChars="200"/>
     </w:pPr>
   </w:style>
-  <w:style w:type="paragraph" w:styleId="19">
+  <w:style w:type="paragraph" w:styleId="NormalWeb">
     <w:name w:val="Normal (Web)"/>
-    <w:basedOn w:val="1"/>
+    <w:basedOn w:val="Normal"/>
     <w:qFormat/>
-    <w:uiPriority w:val="0"/>
     <w:rPr>
       <w:sz w:val="24"/>
     </w:rPr>
   </w:style>
-  <w:style w:type="paragraph" w:styleId="20">
+  <w:style w:type="paragraph" w:styleId="Title">
     <w:name w:val="Title"/>
-    <w:basedOn w:val="1"/>
+    <w:basedOn w:val="Normal"/>
     <w:qFormat/>
-    <w:uiPriority w:val="0"/>
     <w:pPr>
       <w:spacing w:before="240" w:beforeLines="0" w:beforeAutospacing="0" w:after="60" w:afterLines="0" w:afterAutospacing="0"/>
       <w:jc w:val="center"/>
@@ -10907,62 +10781,59 @@
       <w:sz w:val="32"/>
     </w:rPr>
   </w:style>
-  <w:style w:type="table" w:styleId="22">
+  <w:style w:type="table" w:styleId="TableGrid">
     <w:name w:val="Table Grid"/>
-    <w:basedOn w:val="21"/>
+    <w:basedOn w:val="TableNormal"/>
     <w:qFormat/>
-    <w:uiPriority w:val="0"/>
     <w:pPr>
       <w:widowControl w:val="0"/>
       <w:jc w:val="both"/>
     </w:pPr>
     <w:tblPr>
       <w:tblBorders>
-        <w:top w:val="single" w:color="auto" w:sz="4" w:space="0"/>
-        <w:left w:val="single" w:color="auto" w:sz="4" w:space="0"/>
-        <w:bottom w:val="single" w:color="auto" w:sz="4" w:space="0"/>
-        <w:right w:val="single" w:color="auto" w:sz="4" w:space="0"/>
-        <w:insideH w:val="single" w:color="auto" w:sz="4" w:space="0"/>
-        <w:insideV w:val="single" w:color="auto" w:sz="4" w:space="0"/>
+        <w:top w:val="single" w:sz="4" w:space="0" w:color="auto"/>
+        <w:left w:val="single" w:sz="4" w:space="0" w:color="auto"/>
+        <w:bottom w:val="single" w:sz="4" w:space="0" w:color="auto"/>
+        <w:right w:val="single" w:sz="4" w:space="0" w:color="auto"/>
+        <w:insideH w:val="single" w:sz="4" w:space="0" w:color="auto"/>
+        <w:insideV w:val="single" w:sz="4" w:space="0" w:color="auto"/>
       </w:tblBorders>
     </w:tblPr>
   </w:style>
-  <w:style w:type="character" w:styleId="24">
+  <w:style w:type="character" w:styleId="Strong">
     <w:name w:val="Strong"/>
-    <w:basedOn w:val="23"/>
+    <w:basedOn w:val="DefaultParagraphFont"/>
     <w:qFormat/>
-    <w:uiPriority w:val="0"/>
     <w:rPr>
       <w:b/>
     </w:rPr>
   </w:style>
-  <w:style w:type="paragraph" w:styleId="25">
+  <w:style w:type="paragraph" w:styleId="NoSpacing">
     <w:name w:val="No Spacing"/>
+    <w:uiPriority w:val="99"/>
     <w:qFormat/>
-    <w:uiPriority w:val="99"/>
     <w:rPr>
-      <w:rFonts w:ascii="Calibri" w:hAnsi="Calibri" w:eastAsia="宋体" w:cs="Times New Roman"/>
+      <w:rFonts w:ascii="Calibri" w:eastAsia="宋体" w:hAnsi="Calibri" w:cs="Times New Roman"/>
       <w:sz w:val="22"/>
       <w:szCs w:val="22"/>
       <w:lang w:val="en-US" w:eastAsia="zh-CN" w:bidi="ar-SA"/>
     </w:rPr>
   </w:style>
-  <w:style w:type="character" w:customStyle="1" w:styleId="26">
+  <w:style w:type="character" w:customStyle="1" w:styleId="2Char">
     <w:name w:val="标题 2 Char"/>
-    <w:link w:val="3"/>
+    <w:link w:val="Heading2"/>
     <w:qFormat/>
-    <w:uiPriority w:val="0"/>
     <w:rPr>
-      <w:rFonts w:ascii="Arial" w:hAnsi="Arial" w:eastAsia="黑体"/>
+      <w:rFonts w:ascii="Arial" w:eastAsia="黑体" w:hAnsi="Arial"/>
       <w:b/>
       <w:sz w:val="32"/>
     </w:rPr>
   </w:style>
-  <w:style w:type="paragraph" w:customStyle="1" w:styleId="27">
+  <w:style w:type="paragraph" w:customStyle="1" w:styleId="TableParagraph">
     <w:name w:val="Table Paragraph"/>
-    <w:basedOn w:val="1"/>
+    <w:basedOn w:val="Normal"/>
+    <w:uiPriority w:val="1"/>
     <w:qFormat/>
-    <w:uiPriority w:val="1"/>
     <w:pPr>
       <w:autoSpaceDE w:val="0"/>
       <w:autoSpaceDN w:val="0"/>
@@ -10978,12 +10849,11 @@
       <w:lang w:val="zh-CN" w:bidi="zh-CN"/>
     </w:rPr>
   </w:style>
-  <w:style w:type="table" w:customStyle="1" w:styleId="28">
+  <w:style w:type="table" w:customStyle="1" w:styleId="TableNormal0">
     <w:name w:val="Table Normal_0"/>
     <w:semiHidden/>
     <w:unhideWhenUsed/>
     <w:qFormat/>
-    <w:uiPriority w:val="0"/>
     <w:tblPr>
       <w:tblCellMar>
         <w:top w:w="0" w:type="dxa"/>
@@ -10993,87 +10863,81 @@
       </w:tblCellMar>
     </w:tblPr>
   </w:style>
-  <w:style w:type="paragraph" w:customStyle="1" w:styleId="29">
+  <w:style w:type="paragraph" w:customStyle="1" w:styleId="TableText">
     <w:name w:val="Table Text"/>
-    <w:basedOn w:val="1"/>
+    <w:basedOn w:val="Normal"/>
     <w:semiHidden/>
     <w:qFormat/>
-    <w:uiPriority w:val="0"/>
     <w:rPr>
-      <w:rFonts w:ascii="宋体" w:hAnsi="宋体" w:eastAsia="宋体" w:cs="宋体"/>
+      <w:rFonts w:ascii="宋体" w:eastAsia="宋体" w:hAnsi="宋体" w:cs="宋体"/>
       <w:sz w:val="21"/>
       <w:szCs w:val="21"/>
       <w:lang w:val="en-US" w:eastAsia="en-US" w:bidi="ar-SA"/>
     </w:rPr>
   </w:style>
-  <w:style w:type="paragraph" w:customStyle="1" w:styleId="30">
+  <w:style w:type="paragraph" w:customStyle="1" w:styleId="1">
     <w:name w:val="柴_标题1"/>
-    <w:basedOn w:val="2"/>
-    <w:next w:val="31"/>
-    <w:link w:val="42"/>
+    <w:basedOn w:val="Heading1"/>
+    <w:next w:val="a"/>
+    <w:link w:val="1Char"/>
     <w:qFormat/>
-    <w:uiPriority w:val="0"/>
     <w:pPr>
       <w:spacing w:before="100" w:after="90" w:line="360" w:lineRule="auto"/>
     </w:pPr>
     <w:rPr>
-      <w:rFonts w:ascii="Arial" w:hAnsi="Arial" w:eastAsia="宋体"/>
+      <w:rFonts w:ascii="Arial" w:eastAsia="宋体" w:hAnsi="Arial"/>
       <w:sz w:val="32"/>
     </w:rPr>
   </w:style>
-  <w:style w:type="paragraph" w:customStyle="1" w:styleId="31">
+  <w:style w:type="paragraph" w:customStyle="1" w:styleId="a">
     <w:name w:val="柴_正文"/>
-    <w:basedOn w:val="13"/>
-    <w:link w:val="45"/>
+    <w:basedOn w:val="BodyText"/>
+    <w:link w:val="Char"/>
     <w:qFormat/>
-    <w:uiPriority w:val="0"/>
     <w:pPr>
       <w:spacing w:line="360" w:lineRule="auto"/>
       <w:ind w:firstLine="470" w:firstLineChars="200"/>
     </w:pPr>
     <w:rPr>
-      <w:rFonts w:ascii="Arial" w:hAnsi="Arial" w:eastAsia="宋体"/>
+      <w:rFonts w:ascii="Arial" w:eastAsia="宋体" w:hAnsi="Arial"/>
       <w:sz w:val="24"/>
       <w:lang w:eastAsia="zh-CN"/>
     </w:rPr>
   </w:style>
-  <w:style w:type="paragraph" w:customStyle="1" w:styleId="32">
+  <w:style w:type="paragraph" w:customStyle="1" w:styleId="2">
     <w:name w:val="柴_标题2"/>
-    <w:basedOn w:val="3"/>
-    <w:next w:val="31"/>
+    <w:basedOn w:val="Heading2"/>
+    <w:next w:val="a"/>
     <w:qFormat/>
-    <w:uiPriority w:val="0"/>
     <w:pPr>
       <w:spacing w:line="360" w:lineRule="auto"/>
     </w:pPr>
     <w:rPr>
-      <w:rFonts w:ascii="Arial" w:hAnsi="Arial" w:eastAsia="宋体"/>
+      <w:rFonts w:ascii="Arial" w:eastAsia="宋体" w:hAnsi="Arial"/>
       <w:sz w:val="28"/>
     </w:rPr>
   </w:style>
-  <w:style w:type="paragraph" w:customStyle="1" w:styleId="33">
+  <w:style w:type="paragraph" w:customStyle="1" w:styleId="3">
     <w:name w:val="柴_标题3"/>
-    <w:basedOn w:val="4"/>
-    <w:next w:val="31"/>
+    <w:basedOn w:val="Heading3"/>
+    <w:next w:val="a"/>
     <w:qFormat/>
-    <w:uiPriority w:val="0"/>
     <w:pPr>
       <w:spacing w:line="360" w:lineRule="auto"/>
       <w:ind w:left="0" w:firstLine="472" w:firstLineChars="200"/>
     </w:pPr>
     <w:rPr>
-      <w:rFonts w:ascii="宋体" w:hAnsi="宋体" w:eastAsia="宋体" w:cs="宋体"/>
+      <w:rFonts w:ascii="宋体" w:eastAsia="宋体" w:hAnsi="宋体" w:cs="宋体"/>
       <w:spacing w:val="-2"/>
       <w:sz w:val="24"/>
       <w:szCs w:val="24"/>
     </w:rPr>
   </w:style>
-  <w:style w:type="paragraph" w:customStyle="1" w:styleId="34">
+  <w:style w:type="paragraph" w:customStyle="1" w:styleId="a0">
     <w:name w:val="柴_目录"/>
-    <w:basedOn w:val="1"/>
-    <w:next w:val="13"/>
+    <w:basedOn w:val="Normal"/>
+    <w:next w:val="BodyText"/>
     <w:qFormat/>
-    <w:uiPriority w:val="0"/>
     <w:pPr>
       <w:tabs>
         <w:tab w:val="right" w:leader="dot" w:pos="8442"/>
@@ -11081,96 +10945,89 @@
       <w:ind w:left="0" w:leftChars="0"/>
     </w:pPr>
     <w:rPr>
-      <w:rFonts w:ascii="Arial" w:hAnsi="Arial" w:eastAsia="Microsoft JhengHei"/>
+      <w:rFonts w:ascii="Arial" w:eastAsia="Microsoft JhengHei" w:hAnsi="Arial"/>
       <w:sz w:val="24"/>
     </w:rPr>
   </w:style>
-  <w:style w:type="paragraph" w:customStyle="1" w:styleId="35">
+  <w:style w:type="paragraph" w:customStyle="1" w:styleId="a1">
     <w:name w:val="柴_公司名"/>
-    <w:basedOn w:val="20"/>
+    <w:basedOn w:val="Title"/>
     <w:qFormat/>
-    <w:uiPriority w:val="0"/>
     <w:pPr>
       <w:spacing w:after="600" w:afterLines="600"/>
     </w:pPr>
     <w:rPr>
-      <w:rFonts w:hint="eastAsia" w:ascii="宋体" w:hAnsi="宋体" w:eastAsia="宋体" w:cs="宋体"/>
+      <w:rFonts w:ascii="宋体" w:eastAsia="宋体" w:hAnsi="宋体" w:cs="宋体" w:hint="eastAsia"/>
       <w:bCs/>
       <w:spacing w:val="-6"/>
       <w:sz w:val="52"/>
       <w:szCs w:val="52"/>
     </w:rPr>
   </w:style>
-  <w:style w:type="paragraph" w:customStyle="1" w:styleId="36">
+  <w:style w:type="paragraph" w:customStyle="1" w:styleId="a2">
     <w:name w:val="柴_文档名"/>
-    <w:basedOn w:val="20"/>
+    <w:basedOn w:val="Title"/>
     <w:qFormat/>
-    <w:uiPriority w:val="0"/>
     <w:pPr>
       <w:spacing w:after="900" w:afterLines="900"/>
     </w:pPr>
     <w:rPr>
-      <w:rFonts w:ascii="黑体" w:hAnsi="黑体" w:eastAsia="黑体" w:cs="黑体"/>
+      <w:rFonts w:ascii="黑体" w:eastAsia="黑体" w:hAnsi="黑体" w:cs="黑体"/>
       <w:bCs/>
       <w:spacing w:val="-7"/>
       <w:sz w:val="52"/>
       <w:szCs w:val="52"/>
     </w:rPr>
   </w:style>
-  <w:style w:type="paragraph" w:customStyle="1" w:styleId="37">
+  <w:style w:type="paragraph" w:customStyle="1" w:styleId="WPSOffice1">
     <w:name w:val="WPSOffice手动目录 1"/>
     <w:qFormat/>
-    <w:uiPriority w:val="0"/>
     <w:pPr>
       <w:ind w:leftChars="0"/>
     </w:pPr>
     <w:rPr>
-      <w:rFonts w:ascii="Times New Roman" w:hAnsi="Times New Roman" w:eastAsia="宋体" w:cs="Times New Roman"/>
+      <w:rFonts w:ascii="Times New Roman" w:eastAsia="宋体" w:hAnsi="Times New Roman" w:cs="Times New Roman"/>
       <w:sz w:val="20"/>
       <w:szCs w:val="20"/>
     </w:rPr>
   </w:style>
-  <w:style w:type="paragraph" w:customStyle="1" w:styleId="38">
+  <w:style w:type="paragraph" w:customStyle="1" w:styleId="WPSOffice2">
     <w:name w:val="WPSOffice手动目录 2"/>
     <w:qFormat/>
-    <w:uiPriority w:val="0"/>
     <w:pPr>
       <w:ind w:leftChars="200"/>
     </w:pPr>
     <w:rPr>
-      <w:rFonts w:ascii="Times New Roman" w:hAnsi="Times New Roman" w:eastAsia="宋体" w:cs="Times New Roman"/>
+      <w:rFonts w:ascii="Times New Roman" w:eastAsia="宋体" w:hAnsi="Times New Roman" w:cs="Times New Roman"/>
       <w:sz w:val="20"/>
       <w:szCs w:val="20"/>
     </w:rPr>
   </w:style>
-  <w:style w:type="paragraph" w:customStyle="1" w:styleId="39">
+  <w:style w:type="paragraph" w:customStyle="1" w:styleId="WPSOffice3">
     <w:name w:val="WPSOffice手动目录 3"/>
     <w:qFormat/>
-    <w:uiPriority w:val="0"/>
     <w:pPr>
       <w:ind w:leftChars="400"/>
     </w:pPr>
     <w:rPr>
-      <w:rFonts w:ascii="Times New Roman" w:hAnsi="Times New Roman" w:eastAsia="宋体" w:cs="Times New Roman"/>
+      <w:rFonts w:ascii="Times New Roman" w:eastAsia="宋体" w:hAnsi="Times New Roman" w:cs="Times New Roman"/>
       <w:sz w:val="20"/>
       <w:szCs w:val="20"/>
     </w:rPr>
   </w:style>
-  <w:style w:type="paragraph" w:customStyle="1" w:styleId="40">
+  <w:style w:type="paragraph" w:customStyle="1" w:styleId="Compact">
     <w:name w:val="Compact"/>
-    <w:basedOn w:val="13"/>
+    <w:basedOn w:val="BodyText"/>
     <w:qFormat/>
-    <w:uiPriority w:val="0"/>
     <w:pPr>
       <w:spacing w:before="36" w:after="36"/>
     </w:pPr>
   </w:style>
-  <w:style w:type="table" w:customStyle="1" w:styleId="41">
+  <w:style w:type="table" w:customStyle="1" w:styleId="Table">
     <w:name w:val="Table"/>
     <w:semiHidden/>
     <w:unhideWhenUsed/>
     <w:qFormat/>
-    <w:uiPriority w:val="0"/>
     <w:tblPr>
       <w:tblCellMar>
         <w:top w:w="0" w:type="dxa"/>
@@ -11182,27 +11039,25 @@
     <w:tblStylePr w:type="firstRow">
       <w:tcPr>
         <w:tcBorders>
-          <w:bottom w:val="single" w:color="auto" w:sz="0" w:space="0"/>
+          <w:bottom w:val="single" w:sz="0" w:space="0" w:color="auto"/>
         </w:tcBorders>
         <w:vAlign w:val="bottom"/>
       </w:tcPr>
     </w:tblStylePr>
   </w:style>
-  <w:style w:type="character" w:customStyle="1" w:styleId="42">
+  <w:style w:type="character" w:customStyle="1" w:styleId="1Char">
     <w:name w:val="柴_标题1 Char"/>
-    <w:link w:val="30"/>
+    <w:link w:val="1"/>
     <w:qFormat/>
-    <w:uiPriority w:val="0"/>
     <w:rPr>
-      <w:rFonts w:ascii="Arial" w:hAnsi="Arial" w:eastAsia="宋体"/>
+      <w:rFonts w:ascii="Arial" w:eastAsia="宋体" w:hAnsi="Arial"/>
       <w:sz w:val="32"/>
     </w:rPr>
   </w:style>
-  <w:style w:type="paragraph" w:customStyle="1" w:styleId="43">
+  <w:style w:type="paragraph" w:customStyle="1" w:styleId="a3">
     <w:name w:val="柴_正文_无缩进"/>
-    <w:basedOn w:val="1"/>
+    <w:basedOn w:val="Normal"/>
     <w:qFormat/>
-    <w:uiPriority w:val="0"/>
     <w:pPr>
       <w:ind w:firstLine="0" w:firstLineChars="0"/>
     </w:pPr>
@@ -11212,31 +11067,29 @@
       <w:lang w:eastAsia="zh-CN"/>
     </w:rPr>
   </w:style>
-  <w:style w:type="paragraph" w:customStyle="1" w:styleId="44">
+  <w:style w:type="paragraph" w:customStyle="1" w:styleId="4">
     <w:name w:val="柴_标题4"/>
-    <w:basedOn w:val="5"/>
-    <w:next w:val="1"/>
+    <w:basedOn w:val="Heading4"/>
+    <w:next w:val="Normal"/>
     <w:qFormat/>
-    <w:uiPriority w:val="0"/>
     <w:pPr>
       <w:widowControl w:val="0"/>
       <w:spacing w:before="160" w:line="360" w:lineRule="auto"/>
-      <w:ind w:left="981" w:leftChars="300" w:hanging="862"/>
+      <w:ind w:left="981" w:hanging="862" w:leftChars="300"/>
     </w:pPr>
     <w:rPr>
-      <w:rFonts w:hint="eastAsia" w:ascii="Calibri" w:hAnsi="Calibri" w:eastAsia="宋体" w:cs="宋体"/>
+      <w:rFonts w:ascii="Calibri" w:eastAsia="宋体" w:hAnsi="Calibri" w:cs="宋体" w:hint="eastAsia"/>
       <w:sz w:val="24"/>
       <w:szCs w:val="24"/>
       <w:lang w:eastAsia="zh-CN" w:bidi="zh-CN"/>
     </w:rPr>
   </w:style>
-  <w:style w:type="character" w:customStyle="1" w:styleId="45">
+  <w:style w:type="character" w:customStyle="1" w:styleId="Char">
     <w:name w:val="柴_正文 Char"/>
-    <w:link w:val="31"/>
+    <w:link w:val="a"/>
     <w:qFormat/>
-    <w:uiPriority w:val="0"/>
     <w:rPr>
-      <w:rFonts w:ascii="Arial" w:hAnsi="Arial" w:eastAsia="宋体"/>
+      <w:rFonts w:ascii="Arial" w:eastAsia="宋体" w:hAnsi="Arial"/>
       <w:sz w:val="24"/>
       <w:lang w:eastAsia="zh-CN"/>
     </w:rPr>

--- a/6-过程管理/流程制度规范类文件/060109-服务可用性和业务连续性管理制度.docx
+++ b/6-过程管理/流程制度规范类文件/060109-服务可用性和业务连续性管理制度.docx
@@ -1,11 +1,10 @@
 
 <file path=word/document.xml><?xml version="1.0" encoding="utf-8"?>
-<w:document xmlns:wpc="http://schemas.microsoft.com/office/word/2010/wordprocessingCanvas" xmlns:mc="http://schemas.openxmlformats.org/markup-compatibility/2006" xmlns:o="urn:schemas-microsoft-com:office:office" xmlns:r="http://schemas.openxmlformats.org/officeDocument/2006/relationships" xmlns:m="http://schemas.openxmlformats.org/officeDocument/2006/math" xmlns:v="urn:schemas-microsoft-com:vml" xmlns:wp14="http://schemas.microsoft.com/office/word/2010/wordprocessingDrawing" xmlns:wp="http://schemas.openxmlformats.org/drawingml/2006/wordprocessingDrawing" xmlns:w10="urn:schemas-microsoft-com:office:word" xmlns:w="http://schemas.openxmlformats.org/wordprocessingml/2006/main" xmlns:w14="http://schemas.microsoft.com/office/word/2010/wordml" xmlns:w15="http://schemas.microsoft.com/office/word/2012/wordml" xmlns:wne="http://schemas.microsoft.com/office/word/2006/wordml" xmlns:wpg="http://schemas.microsoft.com/office/word/2010/wordprocessingGroup" xmlns:wpi="http://schemas.microsoft.com/office/word/2010/wordprocessingInk" xmlns:wps="http://schemas.microsoft.com/office/word/2010/wordprocessingShape" mc:Ignorable="w14 w15 wp14">
-  <!-- Generated by Aspose.Words for .NET 13.3.0.1 -->
+<w:document xmlns:wpc="http://schemas.microsoft.com/office/word/2010/wordprocessingCanvas" xmlns:mc="http://schemas.openxmlformats.org/markup-compatibility/2006" xmlns:o="urn:schemas-microsoft-com:office:office" xmlns:r="http://schemas.openxmlformats.org/officeDocument/2006/relationships" xmlns:m="http://schemas.openxmlformats.org/officeDocument/2006/math" xmlns:v="urn:schemas-microsoft-com:vml" xmlns:wp14="http://schemas.microsoft.com/office/word/2010/wordprocessingDrawing" xmlns:wp="http://schemas.openxmlformats.org/drawingml/2006/wordprocessingDrawing" xmlns:w="http://schemas.openxmlformats.org/wordprocessingml/2006/main" xmlns:w14="http://schemas.microsoft.com/office/word/2010/wordml" xmlns:w10="urn:schemas-microsoft-com:office:word" xmlns:w15="http://schemas.microsoft.com/office/word/2012/wordml" xmlns:wpg="http://schemas.microsoft.com/office/word/2010/wordprocessingGroup" xmlns:wpi="http://schemas.microsoft.com/office/word/2010/wordprocessingInk" xmlns:wne="http://schemas.microsoft.com/office/word/2006/wordml" xmlns:wps="http://schemas.microsoft.com/office/word/2010/wordprocessingShape" xmlns:wpsCustomData="http://www.wps.cn/officeDocument/2013/wpsCustomData" mc:Ignorable="w14 w15 wp14">
   <w:body>
     <w:p>
       <w:pPr>
-        <w:pStyle w:val="a1"/>
+        <w:pStyle w:val="35"/>
         <w:keepNext w:val="0"/>
         <w:keepLines w:val="0"/>
         <w:pageBreakBefore w:val="0"/>
@@ -25,11 +24,10 @@
           <w:lang w:val="en-US" w:eastAsia="zh-CN"/>
         </w:rPr>
       </w:pPr>
-      <w:bookmarkStart w:id="0" w:name="_Toc9354"/>
-    </w:p>
-    <w:p>
-      <w:pPr>
-        <w:pStyle w:val="a1"/>
+    </w:p>
+    <w:p>
+      <w:pPr>
+        <w:pStyle w:val="35"/>
         <w:keepNext w:val="0"/>
         <w:keepLines w:val="0"/>
         <w:pageBreakBefore w:val="0"/>
@@ -49,6 +47,7 @@
           <w:lang w:val="en-US" w:eastAsia="zh-CN"/>
         </w:rPr>
       </w:pPr>
+      <w:bookmarkStart w:id="0" w:name="_Toc19936"/>
       <w:r>
         <w:rPr>
           <w:rFonts w:hint="eastAsia"/>
@@ -60,23 +59,23 @@
     </w:p>
     <w:p>
       <w:pPr>
-        <w:pStyle w:val="a2"/>
-        <w:keepNext w:val="0"/>
-        <w:keepLines w:val="0"/>
-        <w:pageBreakBefore w:val="0"/>
-        <w:widowControl w:val="0"/>
-        <w:kinsoku w:val="0"/>
-        <w:wordWrap/>
-        <w:overflowPunct/>
-        <w:topLinePunct w:val="0"/>
-        <w:autoSpaceDE w:val="0"/>
-        <w:autoSpaceDN w:val="0"/>
-        <w:bidi w:val="0"/>
-        <w:adjustRightInd w:val="0"/>
-        <w:snapToGrid w:val="0"/>
-        <w:textAlignment w:val="baseline"/>
-      </w:pPr>
-      <w:bookmarkStart w:id="1" w:name="_Toc28243"/>
+        <w:pStyle w:val="36"/>
+        <w:keepNext w:val="0"/>
+        <w:keepLines w:val="0"/>
+        <w:pageBreakBefore w:val="0"/>
+        <w:widowControl w:val="0"/>
+        <w:kinsoku w:val="0"/>
+        <w:wordWrap/>
+        <w:overflowPunct/>
+        <w:topLinePunct w:val="0"/>
+        <w:autoSpaceDE w:val="0"/>
+        <w:autoSpaceDN w:val="0"/>
+        <w:bidi w:val="0"/>
+        <w:adjustRightInd w:val="0"/>
+        <w:snapToGrid w:val="0"/>
+        <w:textAlignment w:val="baseline"/>
+      </w:pPr>
+      <w:bookmarkStart w:id="1" w:name="_Toc12751"/>
       <w:r>
         <w:t>中达丰集团有限公司</w:t>
       </w:r>
@@ -101,7 +100,7 @@
         <w:jc w:val="center"/>
         <w:textAlignment w:val="baseline"/>
         <w:rPr>
-          <w:rFonts w:ascii="宋体" w:eastAsia="宋体" w:hAnsi="宋体" w:cs="宋体"/>
+          <w:rFonts w:ascii="宋体" w:hAnsi="宋体" w:eastAsia="宋体" w:cs="宋体"/>
           <w:spacing w:val="-2"/>
           <w:sz w:val="36"/>
           <w:szCs w:val="36"/>
@@ -109,7 +108,7 @@
       </w:pPr>
       <w:r>
         <w:rPr>
-          <w:rFonts w:ascii="宋体" w:eastAsia="宋体" w:hAnsi="宋体" w:cs="宋体"/>
+          <w:rFonts w:ascii="宋体" w:hAnsi="宋体" w:eastAsia="宋体" w:cs="宋体"/>
           <w:spacing w:val="-2"/>
           <w:sz w:val="36"/>
           <w:szCs w:val="36"/>
@@ -118,7 +117,7 @@
       </w:r>
       <w:r>
         <w:rPr>
-          <w:rFonts w:ascii="宋体" w:hAnsi="宋体" w:cs="宋体" w:hint="eastAsia"/>
+          <w:rFonts w:hint="eastAsia" w:ascii="宋体" w:hAnsi="宋体" w:cs="宋体"/>
           <w:spacing w:val="-2"/>
           <w:sz w:val="36"/>
           <w:szCs w:val="36"/>
@@ -128,16 +127,35 @@
       </w:r>
       <w:r>
         <w:rPr>
-          <w:rFonts w:ascii="宋体" w:eastAsia="宋体" w:hAnsi="宋体" w:cs="宋体"/>
+          <w:rFonts w:ascii="宋体" w:hAnsi="宋体" w:eastAsia="宋体" w:cs="宋体"/>
           <w:spacing w:val="-2"/>
           <w:sz w:val="36"/>
           <w:szCs w:val="36"/>
         </w:rPr>
-        <w:t>-01-04</w:t>
+        <w:t>-0</w:t>
       </w:r>
       <w:r>
         <w:rPr>
-          <w:rFonts w:ascii="宋体" w:eastAsia="宋体" w:hAnsi="宋体" w:cs="宋体"/>
+          <w:rFonts w:hint="eastAsia" w:ascii="宋体" w:hAnsi="宋体" w:cs="宋体"/>
+          <w:spacing w:val="-2"/>
+          <w:sz w:val="36"/>
+          <w:szCs w:val="36"/>
+          <w:lang w:val="en-US" w:eastAsia="zh-CN"/>
+        </w:rPr>
+        <w:t>4</w:t>
+      </w:r>
+      <w:r>
+        <w:rPr>
+          <w:rFonts w:ascii="宋体" w:hAnsi="宋体" w:eastAsia="宋体" w:cs="宋体"/>
+          <w:spacing w:val="-2"/>
+          <w:sz w:val="36"/>
+          <w:szCs w:val="36"/>
+        </w:rPr>
+        <w:t>-04</w:t>
+      </w:r>
+      <w:r>
+        <w:rPr>
+          <w:rFonts w:ascii="宋体" w:hAnsi="宋体" w:eastAsia="宋体" w:cs="宋体"/>
           <w:spacing w:val="-2"/>
           <w:sz w:val="36"/>
           <w:szCs w:val="36"/>
@@ -165,15 +183,15 @@
         <w:textAlignment w:val="baseline"/>
         <w:outlineLvl w:val="0"/>
         <w:rPr>
-          <w:rFonts w:ascii="宋体" w:eastAsia="宋体" w:hAnsi="宋体" w:cs="宋体"/>
+          <w:rFonts w:ascii="宋体" w:hAnsi="宋体" w:eastAsia="宋体" w:cs="宋体"/>
           <w:sz w:val="21"/>
           <w:szCs w:val="21"/>
         </w:rPr>
       </w:pPr>
-      <w:bookmarkStart w:id="2" w:name="_Toc20043"/>
+      <w:bookmarkStart w:id="2" w:name="_Toc27099"/>
       <w:r>
         <w:rPr>
-          <w:rFonts w:ascii="宋体" w:eastAsia="宋体" w:hAnsi="宋体" w:cs="宋体"/>
+          <w:rFonts w:ascii="宋体" w:hAnsi="宋体" w:eastAsia="宋体" w:cs="宋体"/>
           <w:spacing w:val="-2"/>
           <w:sz w:val="21"/>
           <w:szCs w:val="21"/>
@@ -203,16 +221,16 @@
     </w:p>
     <w:tbl>
       <w:tblPr>
-        <w:tblStyle w:val="TableNormal0"/>
+        <w:tblStyle w:val="28"/>
         <w:tblW w:w="9071" w:type="dxa"/>
         <w:jc w:val="center"/>
         <w:tblBorders>
-          <w:top w:val="single" w:sz="4" w:space="0" w:color="000000"/>
-          <w:left w:val="single" w:sz="4" w:space="0" w:color="000000"/>
-          <w:bottom w:val="single" w:sz="4" w:space="0" w:color="000000"/>
-          <w:right w:val="single" w:sz="4" w:space="0" w:color="000000"/>
-          <w:insideH w:val="single" w:sz="4" w:space="0" w:color="000000"/>
-          <w:insideV w:val="single" w:sz="4" w:space="0" w:color="000000"/>
+          <w:top w:val="single" w:color="000000" w:sz="4" w:space="0"/>
+          <w:left w:val="single" w:color="000000" w:sz="4" w:space="0"/>
+          <w:bottom w:val="single" w:color="000000" w:sz="4" w:space="0"/>
+          <w:right w:val="single" w:color="000000" w:sz="4" w:space="0"/>
+          <w:insideH w:val="single" w:color="000000" w:sz="4" w:space="0"/>
+          <w:insideV w:val="single" w:color="000000" w:sz="4" w:space="0"/>
         </w:tblBorders>
         <w:tblLayout w:type="fixed"/>
         <w:tblCellMar>
@@ -231,17 +249,14 @@
       </w:tblGrid>
       <w:tr>
         <w:tblPrEx>
-          <w:tblW w:w="9071" w:type="dxa"/>
-          <w:jc w:val="center"/>
           <w:tblBorders>
-            <w:top w:val="single" w:sz="4" w:space="0" w:color="000000"/>
-            <w:left w:val="single" w:sz="4" w:space="0" w:color="000000"/>
-            <w:bottom w:val="single" w:sz="4" w:space="0" w:color="000000"/>
-            <w:right w:val="single" w:sz="4" w:space="0" w:color="000000"/>
-            <w:insideH w:val="single" w:sz="4" w:space="0" w:color="000000"/>
-            <w:insideV w:val="single" w:sz="4" w:space="0" w:color="000000"/>
+            <w:top w:val="single" w:color="000000" w:sz="4" w:space="0"/>
+            <w:left w:val="single" w:color="000000" w:sz="4" w:space="0"/>
+            <w:bottom w:val="single" w:color="000000" w:sz="4" w:space="0"/>
+            <w:right w:val="single" w:color="000000" w:sz="4" w:space="0"/>
+            <w:insideH w:val="single" w:color="000000" w:sz="4" w:space="0"/>
+            <w:insideV w:val="single" w:color="000000" w:sz="4" w:space="0"/>
           </w:tblBorders>
-          <w:tblLayout w:type="fixed"/>
           <w:tblCellMar>
             <w:top w:w="0" w:type="dxa"/>
             <w:left w:w="0" w:type="dxa"/>
@@ -250,7 +265,7 @@
           </w:tblCellMar>
         </w:tblPrEx>
         <w:trPr>
-          <w:trHeight w:val="611"/>
+          <w:trHeight w:val="611" w:hRule="atLeast"/>
           <w:jc w:val="center"/>
         </w:trPr>
         <w:tc>
@@ -259,7 +274,7 @@
           </w:tcPr>
           <w:p>
             <w:pPr>
-              <w:pStyle w:val="TableText"/>
+              <w:pStyle w:val="29"/>
               <w:keepNext w:val="0"/>
               <w:keepLines w:val="0"/>
               <w:pageBreakBefore w:val="0"/>
@@ -292,7 +307,7 @@
           </w:tcPr>
           <w:p>
             <w:pPr>
-              <w:pStyle w:val="TableText"/>
+              <w:pStyle w:val="29"/>
               <w:keepNext w:val="0"/>
               <w:keepLines w:val="0"/>
               <w:pageBreakBefore w:val="0"/>
@@ -312,7 +327,7 @@
             </w:pPr>
             <w:r>
               <w:rPr>
-                <w:rFonts w:eastAsia="宋体" w:hint="eastAsia"/>
+                <w:rFonts w:hint="eastAsia" w:eastAsia="宋体"/>
                 <w:spacing w:val="-1"/>
                 <w:lang w:val="en-US" w:eastAsia="zh-CN"/>
               </w:rPr>
@@ -334,7 +349,7 @@
             </w:r>
             <w:r>
               <w:rPr>
-                <w:rFonts w:eastAsia="宋体" w:hint="eastAsia"/>
+                <w:rFonts w:hint="eastAsia" w:eastAsia="宋体"/>
                 <w:spacing w:val="-1"/>
                 <w:lang w:val="en-US" w:eastAsia="zh-CN"/>
               </w:rPr>
@@ -351,9 +366,14 @@
       </w:tr>
       <w:tr>
         <w:tblPrEx>
-          <w:tblW w:w="9071" w:type="dxa"/>
-          <w:jc w:val="center"/>
-          <w:tblLayout w:type="fixed"/>
+          <w:tblBorders>
+            <w:top w:val="single" w:color="000000" w:sz="4" w:space="0"/>
+            <w:left w:val="single" w:color="000000" w:sz="4" w:space="0"/>
+            <w:bottom w:val="single" w:color="000000" w:sz="4" w:space="0"/>
+            <w:right w:val="single" w:color="000000" w:sz="4" w:space="0"/>
+            <w:insideH w:val="single" w:color="000000" w:sz="4" w:space="0"/>
+            <w:insideV w:val="single" w:color="000000" w:sz="4" w:space="0"/>
+          </w:tblBorders>
           <w:tblCellMar>
             <w:top w:w="0" w:type="dxa"/>
             <w:left w:w="0" w:type="dxa"/>
@@ -362,7 +382,7 @@
           </w:tblCellMar>
         </w:tblPrEx>
         <w:trPr>
-          <w:trHeight w:val="606"/>
+          <w:trHeight w:val="606" w:hRule="atLeast"/>
           <w:jc w:val="center"/>
         </w:trPr>
         <w:tc>
@@ -371,7 +391,7 @@
           </w:tcPr>
           <w:p>
             <w:pPr>
-              <w:pStyle w:val="TableText"/>
+              <w:pStyle w:val="29"/>
               <w:keepNext w:val="0"/>
               <w:keepLines w:val="0"/>
               <w:pageBreakBefore w:val="0"/>
@@ -404,7 +424,7 @@
           </w:tcPr>
           <w:p>
             <w:pPr>
-              <w:pStyle w:val="TableText"/>
+              <w:pStyle w:val="29"/>
               <w:keepNext w:val="0"/>
               <w:keepLines w:val="0"/>
               <w:pageBreakBefore w:val="0"/>
@@ -433,9 +453,14 @@
       </w:tr>
       <w:tr>
         <w:tblPrEx>
-          <w:tblW w:w="9071" w:type="dxa"/>
-          <w:jc w:val="center"/>
-          <w:tblLayout w:type="fixed"/>
+          <w:tblBorders>
+            <w:top w:val="single" w:color="000000" w:sz="4" w:space="0"/>
+            <w:left w:val="single" w:color="000000" w:sz="4" w:space="0"/>
+            <w:bottom w:val="single" w:color="000000" w:sz="4" w:space="0"/>
+            <w:right w:val="single" w:color="000000" w:sz="4" w:space="0"/>
+            <w:insideH w:val="single" w:color="000000" w:sz="4" w:space="0"/>
+            <w:insideV w:val="single" w:color="000000" w:sz="4" w:space="0"/>
+          </w:tblBorders>
           <w:tblCellMar>
             <w:top w:w="0" w:type="dxa"/>
             <w:left w:w="0" w:type="dxa"/>
@@ -444,7 +469,7 @@
           </w:tblCellMar>
         </w:tblPrEx>
         <w:trPr>
-          <w:trHeight w:val="607"/>
+          <w:trHeight w:val="607" w:hRule="atLeast"/>
           <w:jc w:val="center"/>
         </w:trPr>
         <w:tc>
@@ -453,7 +478,7 @@
           </w:tcPr>
           <w:p>
             <w:pPr>
-              <w:pStyle w:val="TableText"/>
+              <w:pStyle w:val="29"/>
               <w:keepNext w:val="0"/>
               <w:keepLines w:val="0"/>
               <w:pageBreakBefore w:val="0"/>
@@ -485,7 +510,7 @@
           </w:tcPr>
           <w:p>
             <w:pPr>
-              <w:pStyle w:val="TableText"/>
+              <w:pStyle w:val="29"/>
               <w:keepNext w:val="0"/>
               <w:keepLines w:val="0"/>
               <w:pageBreakBefore w:val="0"/>
@@ -517,7 +542,7 @@
           </w:tcPr>
           <w:p>
             <w:pPr>
-              <w:pStyle w:val="TableText"/>
+              <w:pStyle w:val="29"/>
               <w:keepNext w:val="0"/>
               <w:keepLines w:val="0"/>
               <w:pageBreakBefore w:val="0"/>
@@ -549,7 +574,7 @@
           </w:tcPr>
           <w:p>
             <w:pPr>
-              <w:pStyle w:val="TableText"/>
+              <w:pStyle w:val="29"/>
               <w:keepNext w:val="0"/>
               <w:keepLines w:val="0"/>
               <w:pageBreakBefore w:val="0"/>
@@ -581,7 +606,7 @@
           </w:tcPr>
           <w:p>
             <w:pPr>
-              <w:pStyle w:val="TableText"/>
+              <w:pStyle w:val="29"/>
               <w:keepNext w:val="0"/>
               <w:keepLines w:val="0"/>
               <w:pageBreakBefore w:val="0"/>
@@ -610,9 +635,14 @@
       </w:tr>
       <w:tr>
         <w:tblPrEx>
-          <w:tblW w:w="9071" w:type="dxa"/>
-          <w:jc w:val="center"/>
-          <w:tblLayout w:type="fixed"/>
+          <w:tblBorders>
+            <w:top w:val="single" w:color="000000" w:sz="4" w:space="0"/>
+            <w:left w:val="single" w:color="000000" w:sz="4" w:space="0"/>
+            <w:bottom w:val="single" w:color="000000" w:sz="4" w:space="0"/>
+            <w:right w:val="single" w:color="000000" w:sz="4" w:space="0"/>
+            <w:insideH w:val="single" w:color="000000" w:sz="4" w:space="0"/>
+            <w:insideV w:val="single" w:color="000000" w:sz="4" w:space="0"/>
+          </w:tblBorders>
           <w:tblCellMar>
             <w:top w:w="0" w:type="dxa"/>
             <w:left w:w="0" w:type="dxa"/>
@@ -621,7 +651,7 @@
           </w:tblCellMar>
         </w:tblPrEx>
         <w:trPr>
-          <w:trHeight w:val="474"/>
+          <w:trHeight w:val="474" w:hRule="atLeast"/>
           <w:jc w:val="center"/>
         </w:trPr>
         <w:tc>
@@ -630,7 +660,7 @@
           </w:tcPr>
           <w:p>
             <w:pPr>
-              <w:pStyle w:val="TableText"/>
+              <w:pStyle w:val="29"/>
               <w:keepNext w:val="0"/>
               <w:keepLines w:val="0"/>
               <w:pageBreakBefore w:val="0"/>
@@ -662,7 +692,7 @@
           </w:tcPr>
           <w:p>
             <w:pPr>
-              <w:pStyle w:val="TableText"/>
+              <w:pStyle w:val="29"/>
               <w:keepNext w:val="0"/>
               <w:keepLines w:val="0"/>
               <w:pageBreakBefore w:val="0"/>
@@ -684,7 +714,7 @@
               <w:rPr>
                 <w:spacing w:val="-2"/>
               </w:rPr>
-              <w:t>2025-7-4</w:t>
+              <w:t>2025-4-4</w:t>
             </w:r>
           </w:p>
         </w:tc>
@@ -694,7 +724,7 @@
           </w:tcPr>
           <w:p>
             <w:pPr>
-              <w:pStyle w:val="TableText"/>
+              <w:pStyle w:val="29"/>
               <w:keepNext w:val="0"/>
               <w:keepLines w:val="0"/>
               <w:pageBreakBefore w:val="0"/>
@@ -726,7 +756,7 @@
           </w:tcPr>
           <w:p>
             <w:pPr>
-              <w:pStyle w:val="TableText"/>
+              <w:pStyle w:val="29"/>
               <w:keepNext w:val="0"/>
               <w:keepLines w:val="0"/>
               <w:pageBreakBefore w:val="0"/>
@@ -744,7 +774,7 @@
               <w:ind w:left="480"/>
               <w:textAlignment w:val="baseline"/>
               <w:rPr>
-                <w:rFonts w:eastAsia="宋体" w:hint="eastAsia"/>
+                <w:rFonts w:hint="eastAsia" w:eastAsia="宋体"/>
                 <w:lang w:val="en-US" w:eastAsia="zh-CN"/>
               </w:rPr>
             </w:pPr>
@@ -763,7 +793,7 @@
           </w:tcPr>
           <w:p>
             <w:pPr>
-              <w:pStyle w:val="TableText"/>
+              <w:pStyle w:val="29"/>
               <w:keepNext w:val="0"/>
               <w:keepLines w:val="0"/>
               <w:pageBreakBefore w:val="0"/>
@@ -792,9 +822,14 @@
       </w:tr>
       <w:tr>
         <w:tblPrEx>
-          <w:tblW w:w="9071" w:type="dxa"/>
-          <w:jc w:val="center"/>
-          <w:tblLayout w:type="fixed"/>
+          <w:tblBorders>
+            <w:top w:val="single" w:color="000000" w:sz="4" w:space="0"/>
+            <w:left w:val="single" w:color="000000" w:sz="4" w:space="0"/>
+            <w:bottom w:val="single" w:color="000000" w:sz="4" w:space="0"/>
+            <w:right w:val="single" w:color="000000" w:sz="4" w:space="0"/>
+            <w:insideH w:val="single" w:color="000000" w:sz="4" w:space="0"/>
+            <w:insideV w:val="single" w:color="000000" w:sz="4" w:space="0"/>
+          </w:tblBorders>
           <w:tblCellMar>
             <w:top w:w="0" w:type="dxa"/>
             <w:left w:w="0" w:type="dxa"/>
@@ -803,7 +838,7 @@
           </w:tblCellMar>
         </w:tblPrEx>
         <w:trPr>
-          <w:trHeight w:val="474"/>
+          <w:trHeight w:val="474" w:hRule="atLeast"/>
           <w:jc w:val="center"/>
         </w:trPr>
         <w:tc>
@@ -812,7 +847,7 @@
           </w:tcPr>
           <w:p>
             <w:pPr>
-              <w:pStyle w:val="TableText"/>
+              <w:pStyle w:val="29"/>
               <w:keepNext w:val="0"/>
               <w:keepLines w:val="0"/>
               <w:pageBreakBefore w:val="0"/>
@@ -838,7 +873,7 @@
           </w:tcPr>
           <w:p>
             <w:pPr>
-              <w:pStyle w:val="TableText"/>
+              <w:pStyle w:val="29"/>
               <w:keepNext w:val="0"/>
               <w:keepLines w:val="0"/>
               <w:pageBreakBefore w:val="0"/>
@@ -864,7 +899,7 @@
           </w:tcPr>
           <w:p>
             <w:pPr>
-              <w:pStyle w:val="TableText"/>
+              <w:pStyle w:val="29"/>
               <w:keepNext w:val="0"/>
               <w:keepLines w:val="0"/>
               <w:pageBreakBefore w:val="0"/>
@@ -890,7 +925,7 @@
           </w:tcPr>
           <w:p>
             <w:pPr>
-              <w:pStyle w:val="TableText"/>
+              <w:pStyle w:val="29"/>
               <w:keepNext w:val="0"/>
               <w:keepLines w:val="0"/>
               <w:pageBreakBefore w:val="0"/>
@@ -916,7 +951,7 @@
           </w:tcPr>
           <w:p>
             <w:pPr>
-              <w:pStyle w:val="TableText"/>
+              <w:pStyle w:val="29"/>
               <w:keepNext w:val="0"/>
               <w:keepLines w:val="0"/>
               <w:pageBreakBefore w:val="0"/>
@@ -939,9 +974,14 @@
       </w:tr>
       <w:tr>
         <w:tblPrEx>
-          <w:tblW w:w="9071" w:type="dxa"/>
-          <w:jc w:val="center"/>
-          <w:tblLayout w:type="fixed"/>
+          <w:tblBorders>
+            <w:top w:val="single" w:color="000000" w:sz="4" w:space="0"/>
+            <w:left w:val="single" w:color="000000" w:sz="4" w:space="0"/>
+            <w:bottom w:val="single" w:color="000000" w:sz="4" w:space="0"/>
+            <w:right w:val="single" w:color="000000" w:sz="4" w:space="0"/>
+            <w:insideH w:val="single" w:color="000000" w:sz="4" w:space="0"/>
+            <w:insideV w:val="single" w:color="000000" w:sz="4" w:space="0"/>
+          </w:tblBorders>
           <w:tblCellMar>
             <w:top w:w="0" w:type="dxa"/>
             <w:left w:w="0" w:type="dxa"/>
@@ -950,7 +990,7 @@
           </w:tblCellMar>
         </w:tblPrEx>
         <w:trPr>
-          <w:trHeight w:val="474"/>
+          <w:trHeight w:val="474" w:hRule="atLeast"/>
           <w:jc w:val="center"/>
         </w:trPr>
         <w:tc>
@@ -959,7 +999,7 @@
           </w:tcPr>
           <w:p>
             <w:pPr>
-              <w:pStyle w:val="TableText"/>
+              <w:pStyle w:val="29"/>
               <w:keepNext w:val="0"/>
               <w:keepLines w:val="0"/>
               <w:pageBreakBefore w:val="0"/>
@@ -985,7 +1025,7 @@
           </w:tcPr>
           <w:p>
             <w:pPr>
-              <w:pStyle w:val="TableText"/>
+              <w:pStyle w:val="29"/>
               <w:keepNext w:val="0"/>
               <w:keepLines w:val="0"/>
               <w:pageBreakBefore w:val="0"/>
@@ -1011,7 +1051,7 @@
           </w:tcPr>
           <w:p>
             <w:pPr>
-              <w:pStyle w:val="TableText"/>
+              <w:pStyle w:val="29"/>
               <w:keepNext w:val="0"/>
               <w:keepLines w:val="0"/>
               <w:pageBreakBefore w:val="0"/>
@@ -1037,7 +1077,7 @@
           </w:tcPr>
           <w:p>
             <w:pPr>
-              <w:pStyle w:val="TableText"/>
+              <w:pStyle w:val="29"/>
               <w:keepNext w:val="0"/>
               <w:keepLines w:val="0"/>
               <w:pageBreakBefore w:val="0"/>
@@ -1063,7 +1103,7 @@
           </w:tcPr>
           <w:p>
             <w:pPr>
-              <w:pStyle w:val="TableText"/>
+              <w:pStyle w:val="29"/>
               <w:keepNext w:val="0"/>
               <w:keepLines w:val="0"/>
               <w:pageBreakBefore w:val="0"/>
@@ -1086,9 +1126,14 @@
       </w:tr>
       <w:tr>
         <w:tblPrEx>
-          <w:tblW w:w="9071" w:type="dxa"/>
-          <w:jc w:val="center"/>
-          <w:tblLayout w:type="fixed"/>
+          <w:tblBorders>
+            <w:top w:val="single" w:color="000000" w:sz="4" w:space="0"/>
+            <w:left w:val="single" w:color="000000" w:sz="4" w:space="0"/>
+            <w:bottom w:val="single" w:color="000000" w:sz="4" w:space="0"/>
+            <w:right w:val="single" w:color="000000" w:sz="4" w:space="0"/>
+            <w:insideH w:val="single" w:color="000000" w:sz="4" w:space="0"/>
+            <w:insideV w:val="single" w:color="000000" w:sz="4" w:space="0"/>
+          </w:tblBorders>
           <w:tblCellMar>
             <w:top w:w="0" w:type="dxa"/>
             <w:left w:w="0" w:type="dxa"/>
@@ -1097,7 +1142,7 @@
           </w:tblCellMar>
         </w:tblPrEx>
         <w:trPr>
-          <w:trHeight w:val="474"/>
+          <w:trHeight w:val="474" w:hRule="atLeast"/>
           <w:jc w:val="center"/>
         </w:trPr>
         <w:tc>
@@ -1106,7 +1151,7 @@
           </w:tcPr>
           <w:p>
             <w:pPr>
-              <w:pStyle w:val="TableText"/>
+              <w:pStyle w:val="29"/>
               <w:keepNext w:val="0"/>
               <w:keepLines w:val="0"/>
               <w:pageBreakBefore w:val="0"/>
@@ -1132,7 +1177,7 @@
           </w:tcPr>
           <w:p>
             <w:pPr>
-              <w:pStyle w:val="TableText"/>
+              <w:pStyle w:val="29"/>
               <w:keepNext w:val="0"/>
               <w:keepLines w:val="0"/>
               <w:pageBreakBefore w:val="0"/>
@@ -1158,7 +1203,7 @@
           </w:tcPr>
           <w:p>
             <w:pPr>
-              <w:pStyle w:val="TableText"/>
+              <w:pStyle w:val="29"/>
               <w:keepNext w:val="0"/>
               <w:keepLines w:val="0"/>
               <w:pageBreakBefore w:val="0"/>
@@ -1184,7 +1229,7 @@
           </w:tcPr>
           <w:p>
             <w:pPr>
-              <w:pStyle w:val="TableText"/>
+              <w:pStyle w:val="29"/>
               <w:keepNext w:val="0"/>
               <w:keepLines w:val="0"/>
               <w:pageBreakBefore w:val="0"/>
@@ -1210,7 +1255,7 @@
           </w:tcPr>
           <w:p>
             <w:pPr>
-              <w:pStyle w:val="TableText"/>
+              <w:pStyle w:val="29"/>
               <w:keepNext w:val="0"/>
               <w:keepLines w:val="0"/>
               <w:pageBreakBefore w:val="0"/>
@@ -1233,9 +1278,14 @@
       </w:tr>
       <w:tr>
         <w:tblPrEx>
-          <w:tblW w:w="9071" w:type="dxa"/>
-          <w:jc w:val="center"/>
-          <w:tblLayout w:type="fixed"/>
+          <w:tblBorders>
+            <w:top w:val="single" w:color="000000" w:sz="4" w:space="0"/>
+            <w:left w:val="single" w:color="000000" w:sz="4" w:space="0"/>
+            <w:bottom w:val="single" w:color="000000" w:sz="4" w:space="0"/>
+            <w:right w:val="single" w:color="000000" w:sz="4" w:space="0"/>
+            <w:insideH w:val="single" w:color="000000" w:sz="4" w:space="0"/>
+            <w:insideV w:val="single" w:color="000000" w:sz="4" w:space="0"/>
+          </w:tblBorders>
           <w:tblCellMar>
             <w:top w:w="0" w:type="dxa"/>
             <w:left w:w="0" w:type="dxa"/>
@@ -1244,7 +1294,7 @@
           </w:tblCellMar>
         </w:tblPrEx>
         <w:trPr>
-          <w:trHeight w:val="1036"/>
+          <w:trHeight w:val="1036" w:hRule="atLeast"/>
           <w:jc w:val="center"/>
         </w:trPr>
         <w:tc>
@@ -1401,7 +1451,7 @@
         <w:snapToGrid w:val="0"/>
         <w:textAlignment w:val="baseline"/>
         <w:rPr>
-          <w:rFonts w:ascii="Times New Roman" w:eastAsia="Times New Roman" w:hAnsi="Times New Roman" w:cs="Times New Roman"/>
+          <w:rFonts w:ascii="Times New Roman" w:hAnsi="Times New Roman" w:eastAsia="Times New Roman" w:cs="Times New Roman"/>
           <w:b/>
           <w:bCs/>
           <w:spacing w:val="-19"/>
@@ -1409,11 +1459,11 @@
           <w:szCs w:val="28"/>
         </w:rPr>
         <w:sectPr>
-          <w:headerReference w:type="default" r:id="rId4"/>
-          <w:footerReference w:type="default" r:id="rId5"/>
+          <w:headerReference r:id="rId5" w:type="default"/>
+          <w:footerReference r:id="rId6" w:type="default"/>
           <w:pgSz w:w="11906" w:h="16838"/>
           <w:pgMar w:top="1440" w:right="1800" w:bottom="1440" w:left="1800" w:header="851" w:footer="992" w:gutter="0"/>
-          <w:cols w:num="1" w:space="425"/>
+          <w:cols w:space="425" w:num="1"/>
           <w:docGrid w:type="lines" w:linePitch="312" w:charSpace="0"/>
         </w:sectPr>
       </w:pPr>
@@ -1421,7 +1471,7 @@
     <w:sdt>
       <w:sdtPr>
         <w:rPr>
-          <w:rFonts w:ascii="宋体" w:eastAsia="宋体" w:hAnsi="宋体" w:cs="Arial"/>
+          <w:rFonts w:ascii="宋体" w:hAnsi="宋体" w:eastAsia="宋体" w:cs="Arial"/>
           <w:snapToGrid w:val="0"/>
           <w:color w:val="000000"/>
           <w:kern w:val="0"/>
@@ -1437,7 +1487,7 @@
       </w:sdtPr>
       <w:sdtEndPr>
         <w:rPr>
-          <w:rFonts w:ascii="Times New Roman" w:eastAsia="Times New Roman" w:hAnsi="Times New Roman" w:cs="Times New Roman"/>
+          <w:rFonts w:ascii="Times New Roman" w:hAnsi="Times New Roman" w:eastAsia="Times New Roman" w:cs="Times New Roman"/>
           <w:bCs/>
           <w:snapToGrid w:val="0"/>
           <w:color w:val="000000"/>
@@ -1465,13 +1515,13 @@
             <w:adjustRightInd w:val="0"/>
             <w:snapToGrid w:val="0"/>
             <w:spacing w:before="0" w:beforeLines="0" w:after="0" w:afterLines="0" w:line="240" w:lineRule="auto"/>
-            <w:ind w:left="0" w:right="0" w:firstLine="0" w:leftChars="0" w:rightChars="0" w:firstLineChars="0"/>
+            <w:ind w:left="0" w:leftChars="0" w:right="0" w:rightChars="0" w:firstLine="0" w:firstLineChars="0"/>
             <w:jc w:val="center"/>
             <w:textAlignment w:val="baseline"/>
           </w:pPr>
           <w:r>
             <w:rPr>
-              <w:rFonts w:ascii="宋体" w:eastAsia="宋体" w:hAnsi="宋体"/>
+              <w:rFonts w:ascii="宋体" w:hAnsi="宋体" w:eastAsia="宋体"/>
               <w:sz w:val="21"/>
             </w:rPr>
             <w:t>目录</w:t>
@@ -1479,28 +1529,14 @@
         </w:p>
         <w:p>
           <w:pPr>
-            <w:pStyle w:val="TOC1"/>
-            <w:keepNext w:val="0"/>
-            <w:keepLines w:val="0"/>
-            <w:pageBreakBefore w:val="0"/>
-            <w:widowControl w:val="0"/>
+            <w:pStyle w:val="17"/>
             <w:tabs>
               <w:tab w:val="right" w:leader="dot" w:pos="9256"/>
             </w:tabs>
-            <w:kinsoku w:val="0"/>
-            <w:wordWrap/>
-            <w:overflowPunct/>
-            <w:topLinePunct w:val="0"/>
-            <w:autoSpaceDE w:val="0"/>
-            <w:autoSpaceDN w:val="0"/>
-            <w:bidi w:val="0"/>
-            <w:adjustRightInd w:val="0"/>
-            <w:snapToGrid w:val="0"/>
-            <w:textAlignment w:val="baseline"/>
           </w:pPr>
           <w:r>
             <w:rPr>
-              <w:rFonts w:ascii="Times New Roman" w:eastAsia="Times New Roman" w:hAnsi="Times New Roman" w:cs="Times New Roman"/>
+              <w:rFonts w:ascii="Times New Roman" w:hAnsi="Times New Roman" w:eastAsia="Times New Roman" w:cs="Times New Roman"/>
               <w:b/>
               <w:bCs/>
               <w:spacing w:val="-19"/>
@@ -1511,7 +1547,7 @@
           </w:r>
           <w:r>
             <w:rPr>
-              <w:rFonts w:ascii="Times New Roman" w:eastAsia="Times New Roman" w:hAnsi="Times New Roman" w:cs="Times New Roman"/>
+              <w:rFonts w:ascii="Times New Roman" w:hAnsi="Times New Roman" w:eastAsia="Times New Roman" w:cs="Times New Roman"/>
               <w:b/>
               <w:bCs/>
               <w:spacing w:val="-19"/>
@@ -1522,7 +1558,7 @@
           </w:r>
           <w:r>
             <w:rPr>
-              <w:rFonts w:ascii="Times New Roman" w:eastAsia="Times New Roman" w:hAnsi="Times New Roman" w:cs="Times New Roman"/>
+              <w:rFonts w:ascii="Times New Roman" w:hAnsi="Times New Roman" w:eastAsia="Times New Roman" w:cs="Times New Roman"/>
               <w:b/>
               <w:bCs/>
               <w:spacing w:val="-19"/>
@@ -1533,7 +1569,7 @@
           </w:r>
           <w:r>
             <w:rPr>
-              <w:rFonts w:ascii="Times New Roman" w:eastAsia="Times New Roman" w:hAnsi="Times New Roman" w:cs="Times New Roman"/>
+              <w:rFonts w:ascii="Times New Roman" w:hAnsi="Times New Roman" w:eastAsia="Times New Roman" w:cs="Times New Roman"/>
               <w:bCs/>
               <w:spacing w:val="-19"/>
               <w:szCs w:val="28"/>
@@ -1542,16 +1578,16 @@
           </w:r>
           <w:r>
             <w:rPr>
-              <w:rFonts w:ascii="Times New Roman" w:eastAsia="Times New Roman" w:hAnsi="Times New Roman" w:cs="Times New Roman"/>
-              <w:bCs/>
-              <w:spacing w:val="-19"/>
-              <w:szCs w:val="28"/>
-            </w:rPr>
-            <w:instrText xml:space="preserve"> HYPERLINK \l _Toc9354 </w:instrText>
-          </w:r>
-          <w:r>
-            <w:rPr>
-              <w:rFonts w:ascii="Times New Roman" w:eastAsia="Times New Roman" w:hAnsi="Times New Roman" w:cs="Times New Roman"/>
+              <w:rFonts w:ascii="Times New Roman" w:hAnsi="Times New Roman" w:eastAsia="Times New Roman" w:cs="Times New Roman"/>
+              <w:bCs/>
+              <w:spacing w:val="-19"/>
+              <w:szCs w:val="28"/>
+            </w:rPr>
+            <w:instrText xml:space="preserve"> HYPERLINK \l _Toc19936 </w:instrText>
+          </w:r>
+          <w:r>
+            <w:rPr>
+              <w:rFonts w:ascii="Times New Roman" w:hAnsi="Times New Roman" w:eastAsia="Times New Roman" w:cs="Times New Roman"/>
               <w:bCs/>
               <w:spacing w:val="-19"/>
               <w:szCs w:val="28"/>
@@ -1572,7 +1608,7 @@
             <w:fldChar w:fldCharType="begin"/>
           </w:r>
           <w:r>
-            <w:instrText xml:space="preserve"> PAGEREF _Toc9354 \h </w:instrText>
+            <w:instrText xml:space="preserve"> PAGEREF _Toc19936 \h </w:instrText>
           </w:r>
           <w:r>
             <w:fldChar w:fldCharType="separate"/>
@@ -1585,7 +1621,7 @@
           </w:r>
           <w:r>
             <w:rPr>
-              <w:rFonts w:ascii="Times New Roman" w:eastAsia="Times New Roman" w:hAnsi="Times New Roman" w:cs="Times New Roman"/>
+              <w:rFonts w:ascii="Times New Roman" w:hAnsi="Times New Roman" w:eastAsia="Times New Roman" w:cs="Times New Roman"/>
               <w:bCs/>
               <w:spacing w:val="-19"/>
               <w:szCs w:val="28"/>
@@ -1595,28 +1631,14 @@
         </w:p>
         <w:p>
           <w:pPr>
-            <w:pStyle w:val="TOC1"/>
-            <w:keepNext w:val="0"/>
-            <w:keepLines w:val="0"/>
-            <w:pageBreakBefore w:val="0"/>
-            <w:widowControl w:val="0"/>
+            <w:pStyle w:val="17"/>
             <w:tabs>
               <w:tab w:val="right" w:leader="dot" w:pos="9256"/>
             </w:tabs>
-            <w:kinsoku w:val="0"/>
-            <w:wordWrap/>
-            <w:overflowPunct/>
-            <w:topLinePunct w:val="0"/>
-            <w:autoSpaceDE w:val="0"/>
-            <w:autoSpaceDN w:val="0"/>
-            <w:bidi w:val="0"/>
-            <w:adjustRightInd w:val="0"/>
-            <w:snapToGrid w:val="0"/>
-            <w:textAlignment w:val="baseline"/>
           </w:pPr>
           <w:r>
             <w:rPr>
-              <w:rFonts w:ascii="Times New Roman" w:eastAsia="Times New Roman" w:hAnsi="Times New Roman" w:cs="Times New Roman"/>
+              <w:rFonts w:ascii="Times New Roman" w:hAnsi="Times New Roman" w:eastAsia="Times New Roman" w:cs="Times New Roman"/>
               <w:bCs/>
               <w:spacing w:val="-19"/>
               <w:szCs w:val="28"/>
@@ -1625,16 +1647,16 @@
           </w:r>
           <w:r>
             <w:rPr>
-              <w:rFonts w:ascii="Times New Roman" w:eastAsia="Times New Roman" w:hAnsi="Times New Roman" w:cs="Times New Roman"/>
-              <w:bCs/>
-              <w:spacing w:val="-19"/>
-              <w:szCs w:val="28"/>
-            </w:rPr>
-            <w:instrText xml:space="preserve"> HYPERLINK \l _Toc28243 </w:instrText>
-          </w:r>
-          <w:r>
-            <w:rPr>
-              <w:rFonts w:ascii="Times New Roman" w:eastAsia="Times New Roman" w:hAnsi="Times New Roman" w:cs="Times New Roman"/>
+              <w:rFonts w:ascii="Times New Roman" w:hAnsi="Times New Roman" w:eastAsia="Times New Roman" w:cs="Times New Roman"/>
+              <w:bCs/>
+              <w:spacing w:val="-19"/>
+              <w:szCs w:val="28"/>
+            </w:rPr>
+            <w:instrText xml:space="preserve"> HYPERLINK \l _Toc12751 </w:instrText>
+          </w:r>
+          <w:r>
+            <w:rPr>
+              <w:rFonts w:ascii="Times New Roman" w:hAnsi="Times New Roman" w:eastAsia="Times New Roman" w:cs="Times New Roman"/>
               <w:bCs/>
               <w:spacing w:val="-19"/>
               <w:szCs w:val="28"/>
@@ -1651,7 +1673,7 @@
             <w:fldChar w:fldCharType="begin"/>
           </w:r>
           <w:r>
-            <w:instrText xml:space="preserve"> PAGEREF _Toc28243 \h </w:instrText>
+            <w:instrText xml:space="preserve"> PAGEREF _Toc12751 \h </w:instrText>
           </w:r>
           <w:r>
             <w:fldChar w:fldCharType="separate"/>
@@ -1664,7 +1686,7 @@
           </w:r>
           <w:r>
             <w:rPr>
-              <w:rFonts w:ascii="Times New Roman" w:eastAsia="Times New Roman" w:hAnsi="Times New Roman" w:cs="Times New Roman"/>
+              <w:rFonts w:ascii="Times New Roman" w:hAnsi="Times New Roman" w:eastAsia="Times New Roman" w:cs="Times New Roman"/>
               <w:bCs/>
               <w:spacing w:val="-19"/>
               <w:szCs w:val="28"/>
@@ -1674,28 +1696,14 @@
         </w:p>
         <w:p>
           <w:pPr>
-            <w:pStyle w:val="TOC1"/>
-            <w:keepNext w:val="0"/>
-            <w:keepLines w:val="0"/>
-            <w:pageBreakBefore w:val="0"/>
-            <w:widowControl w:val="0"/>
+            <w:pStyle w:val="17"/>
             <w:tabs>
               <w:tab w:val="right" w:leader="dot" w:pos="9256"/>
             </w:tabs>
-            <w:kinsoku w:val="0"/>
-            <w:wordWrap/>
-            <w:overflowPunct/>
-            <w:topLinePunct w:val="0"/>
-            <w:autoSpaceDE w:val="0"/>
-            <w:autoSpaceDN w:val="0"/>
-            <w:bidi w:val="0"/>
-            <w:adjustRightInd w:val="0"/>
-            <w:snapToGrid w:val="0"/>
-            <w:textAlignment w:val="baseline"/>
           </w:pPr>
           <w:r>
             <w:rPr>
-              <w:rFonts w:ascii="Times New Roman" w:eastAsia="Times New Roman" w:hAnsi="Times New Roman" w:cs="Times New Roman"/>
+              <w:rFonts w:ascii="Times New Roman" w:hAnsi="Times New Roman" w:eastAsia="Times New Roman" w:cs="Times New Roman"/>
               <w:bCs/>
               <w:spacing w:val="-19"/>
               <w:szCs w:val="28"/>
@@ -1704,16 +1712,16 @@
           </w:r>
           <w:r>
             <w:rPr>
-              <w:rFonts w:ascii="Times New Roman" w:eastAsia="Times New Roman" w:hAnsi="Times New Roman" w:cs="Times New Roman"/>
-              <w:bCs/>
-              <w:spacing w:val="-19"/>
-              <w:szCs w:val="28"/>
-            </w:rPr>
-            <w:instrText xml:space="preserve"> HYPERLINK \l _Toc20043 </w:instrText>
-          </w:r>
-          <w:r>
-            <w:rPr>
-              <w:rFonts w:ascii="Times New Roman" w:eastAsia="Times New Roman" w:hAnsi="Times New Roman" w:cs="Times New Roman"/>
+              <w:rFonts w:ascii="Times New Roman" w:hAnsi="Times New Roman" w:eastAsia="Times New Roman" w:cs="Times New Roman"/>
+              <w:bCs/>
+              <w:spacing w:val="-19"/>
+              <w:szCs w:val="28"/>
+            </w:rPr>
+            <w:instrText xml:space="preserve"> HYPERLINK \l _Toc27099 </w:instrText>
+          </w:r>
+          <w:r>
+            <w:rPr>
+              <w:rFonts w:ascii="Times New Roman" w:hAnsi="Times New Roman" w:eastAsia="Times New Roman" w:cs="Times New Roman"/>
               <w:bCs/>
               <w:spacing w:val="-19"/>
               <w:szCs w:val="28"/>
@@ -1722,7 +1730,7 @@
           </w:r>
           <w:r>
             <w:rPr>
-              <w:rFonts w:ascii="宋体" w:eastAsia="宋体" w:hAnsi="宋体" w:cs="宋体"/>
+              <w:rFonts w:ascii="宋体" w:hAnsi="宋体" w:eastAsia="宋体" w:cs="宋体"/>
               <w:spacing w:val="-2"/>
               <w:szCs w:val="21"/>
             </w:rPr>
@@ -1735,7 +1743,7 @@
             <w:fldChar w:fldCharType="begin"/>
           </w:r>
           <w:r>
-            <w:instrText xml:space="preserve"> PAGEREF _Toc20043 \h </w:instrText>
+            <w:instrText xml:space="preserve"> PAGEREF _Toc27099 \h </w:instrText>
           </w:r>
           <w:r>
             <w:fldChar w:fldCharType="separate"/>
@@ -1748,7 +1756,7 @@
           </w:r>
           <w:r>
             <w:rPr>
-              <w:rFonts w:ascii="Times New Roman" w:eastAsia="Times New Roman" w:hAnsi="Times New Roman" w:cs="Times New Roman"/>
+              <w:rFonts w:ascii="Times New Roman" w:hAnsi="Times New Roman" w:eastAsia="Times New Roman" w:cs="Times New Roman"/>
               <w:bCs/>
               <w:spacing w:val="-19"/>
               <w:szCs w:val="28"/>
@@ -1758,28 +1766,14 @@
         </w:p>
         <w:p>
           <w:pPr>
-            <w:pStyle w:val="TOC1"/>
-            <w:keepNext w:val="0"/>
-            <w:keepLines w:val="0"/>
-            <w:pageBreakBefore w:val="0"/>
-            <w:widowControl w:val="0"/>
+            <w:pStyle w:val="17"/>
             <w:tabs>
               <w:tab w:val="right" w:leader="dot" w:pos="9256"/>
             </w:tabs>
-            <w:kinsoku w:val="0"/>
-            <w:wordWrap/>
-            <w:overflowPunct/>
-            <w:topLinePunct w:val="0"/>
-            <w:autoSpaceDE w:val="0"/>
-            <w:autoSpaceDN w:val="0"/>
-            <w:bidi w:val="0"/>
-            <w:adjustRightInd w:val="0"/>
-            <w:snapToGrid w:val="0"/>
-            <w:textAlignment w:val="baseline"/>
           </w:pPr>
           <w:r>
             <w:rPr>
-              <w:rFonts w:ascii="Times New Roman" w:eastAsia="Times New Roman" w:hAnsi="Times New Roman" w:cs="Times New Roman"/>
+              <w:rFonts w:ascii="Times New Roman" w:hAnsi="Times New Roman" w:eastAsia="Times New Roman" w:cs="Times New Roman"/>
               <w:bCs/>
               <w:spacing w:val="-19"/>
               <w:szCs w:val="28"/>
@@ -1788,16 +1782,16 @@
           </w:r>
           <w:r>
             <w:rPr>
-              <w:rFonts w:ascii="Times New Roman" w:eastAsia="Times New Roman" w:hAnsi="Times New Roman" w:cs="Times New Roman"/>
-              <w:bCs/>
-              <w:spacing w:val="-19"/>
-              <w:szCs w:val="28"/>
-            </w:rPr>
-            <w:instrText xml:space="preserve"> HYPERLINK \l _Toc26713 </w:instrText>
-          </w:r>
-          <w:r>
-            <w:rPr>
-              <w:rFonts w:ascii="Times New Roman" w:eastAsia="Times New Roman" w:hAnsi="Times New Roman" w:cs="Times New Roman"/>
+              <w:rFonts w:ascii="Times New Roman" w:hAnsi="Times New Roman" w:eastAsia="Times New Roman" w:cs="Times New Roman"/>
+              <w:bCs/>
+              <w:spacing w:val="-19"/>
+              <w:szCs w:val="28"/>
+            </w:rPr>
+            <w:instrText xml:space="preserve"> HYPERLINK \l _Toc30240 </w:instrText>
+          </w:r>
+          <w:r>
+            <w:rPr>
+              <w:rFonts w:ascii="Times New Roman" w:hAnsi="Times New Roman" w:eastAsia="Times New Roman" w:cs="Times New Roman"/>
               <w:bCs/>
               <w:spacing w:val="-19"/>
               <w:szCs w:val="28"/>
@@ -1820,20 +1814,20 @@
             <w:fldChar w:fldCharType="begin"/>
           </w:r>
           <w:r>
-            <w:instrText xml:space="preserve"> PAGEREF _Toc26713 \h </w:instrText>
+            <w:instrText xml:space="preserve"> PAGEREF _Toc30240 \h </w:instrText>
           </w:r>
           <w:r>
             <w:fldChar w:fldCharType="separate"/>
           </w:r>
           <w:r>
-            <w:t>4</w:t>
+            <w:t>5</w:t>
           </w:r>
           <w:r>
             <w:fldChar w:fldCharType="end"/>
           </w:r>
           <w:r>
             <w:rPr>
-              <w:rFonts w:ascii="Times New Roman" w:eastAsia="Times New Roman" w:hAnsi="Times New Roman" w:cs="Times New Roman"/>
+              <w:rFonts w:ascii="Times New Roman" w:hAnsi="Times New Roman" w:eastAsia="Times New Roman" w:cs="Times New Roman"/>
               <w:bCs/>
               <w:spacing w:val="-19"/>
               <w:szCs w:val="28"/>
@@ -1843,28 +1837,14 @@
         </w:p>
         <w:p>
           <w:pPr>
-            <w:pStyle w:val="TOC1"/>
-            <w:keepNext w:val="0"/>
-            <w:keepLines w:val="0"/>
-            <w:pageBreakBefore w:val="0"/>
-            <w:widowControl w:val="0"/>
+            <w:pStyle w:val="17"/>
             <w:tabs>
               <w:tab w:val="right" w:leader="dot" w:pos="9256"/>
             </w:tabs>
-            <w:kinsoku w:val="0"/>
-            <w:wordWrap/>
-            <w:overflowPunct/>
-            <w:topLinePunct w:val="0"/>
-            <w:autoSpaceDE w:val="0"/>
-            <w:autoSpaceDN w:val="0"/>
-            <w:bidi w:val="0"/>
-            <w:adjustRightInd w:val="0"/>
-            <w:snapToGrid w:val="0"/>
-            <w:textAlignment w:val="baseline"/>
           </w:pPr>
           <w:r>
             <w:rPr>
-              <w:rFonts w:ascii="Times New Roman" w:eastAsia="Times New Roman" w:hAnsi="Times New Roman" w:cs="Times New Roman"/>
+              <w:rFonts w:ascii="Times New Roman" w:hAnsi="Times New Roman" w:eastAsia="Times New Roman" w:cs="Times New Roman"/>
               <w:bCs/>
               <w:spacing w:val="-19"/>
               <w:szCs w:val="28"/>
@@ -1873,16 +1853,16 @@
           </w:r>
           <w:r>
             <w:rPr>
-              <w:rFonts w:ascii="Times New Roman" w:eastAsia="Times New Roman" w:hAnsi="Times New Roman" w:cs="Times New Roman"/>
-              <w:bCs/>
-              <w:spacing w:val="-19"/>
-              <w:szCs w:val="28"/>
-            </w:rPr>
-            <w:instrText xml:space="preserve"> HYPERLINK \l _Toc22144 </w:instrText>
-          </w:r>
-          <w:r>
-            <w:rPr>
-              <w:rFonts w:ascii="Times New Roman" w:eastAsia="Times New Roman" w:hAnsi="Times New Roman" w:cs="Times New Roman"/>
+              <w:rFonts w:ascii="Times New Roman" w:hAnsi="Times New Roman" w:eastAsia="Times New Roman" w:cs="Times New Roman"/>
+              <w:bCs/>
+              <w:spacing w:val="-19"/>
+              <w:szCs w:val="28"/>
+            </w:rPr>
+            <w:instrText xml:space="preserve"> HYPERLINK \l _Toc21571 </w:instrText>
+          </w:r>
+          <w:r>
+            <w:rPr>
+              <w:rFonts w:ascii="Times New Roman" w:hAnsi="Times New Roman" w:eastAsia="Times New Roman" w:cs="Times New Roman"/>
               <w:bCs/>
               <w:spacing w:val="-19"/>
               <w:szCs w:val="28"/>
@@ -1905,20 +1885,20 @@
             <w:fldChar w:fldCharType="begin"/>
           </w:r>
           <w:r>
-            <w:instrText xml:space="preserve"> PAGEREF _Toc22144 \h </w:instrText>
+            <w:instrText xml:space="preserve"> PAGEREF _Toc21571 \h </w:instrText>
           </w:r>
           <w:r>
             <w:fldChar w:fldCharType="separate"/>
           </w:r>
           <w:r>
-            <w:t>4</w:t>
+            <w:t>5</w:t>
           </w:r>
           <w:r>
             <w:fldChar w:fldCharType="end"/>
           </w:r>
           <w:r>
             <w:rPr>
-              <w:rFonts w:ascii="Times New Roman" w:eastAsia="Times New Roman" w:hAnsi="Times New Roman" w:cs="Times New Roman"/>
+              <w:rFonts w:ascii="Times New Roman" w:hAnsi="Times New Roman" w:eastAsia="Times New Roman" w:cs="Times New Roman"/>
               <w:bCs/>
               <w:spacing w:val="-19"/>
               <w:szCs w:val="28"/>
@@ -1928,28 +1908,14 @@
         </w:p>
         <w:p>
           <w:pPr>
-            <w:pStyle w:val="TOC1"/>
-            <w:keepNext w:val="0"/>
-            <w:keepLines w:val="0"/>
-            <w:pageBreakBefore w:val="0"/>
-            <w:widowControl w:val="0"/>
+            <w:pStyle w:val="17"/>
             <w:tabs>
               <w:tab w:val="right" w:leader="dot" w:pos="9256"/>
             </w:tabs>
-            <w:kinsoku w:val="0"/>
-            <w:wordWrap/>
-            <w:overflowPunct/>
-            <w:topLinePunct w:val="0"/>
-            <w:autoSpaceDE w:val="0"/>
-            <w:autoSpaceDN w:val="0"/>
-            <w:bidi w:val="0"/>
-            <w:adjustRightInd w:val="0"/>
-            <w:snapToGrid w:val="0"/>
-            <w:textAlignment w:val="baseline"/>
           </w:pPr>
           <w:r>
             <w:rPr>
-              <w:rFonts w:ascii="Times New Roman" w:eastAsia="Times New Roman" w:hAnsi="Times New Roman" w:cs="Times New Roman"/>
+              <w:rFonts w:ascii="Times New Roman" w:hAnsi="Times New Roman" w:eastAsia="Times New Roman" w:cs="Times New Roman"/>
               <w:bCs/>
               <w:spacing w:val="-19"/>
               <w:szCs w:val="28"/>
@@ -1958,16 +1924,16 @@
           </w:r>
           <w:r>
             <w:rPr>
-              <w:rFonts w:ascii="Times New Roman" w:eastAsia="Times New Roman" w:hAnsi="Times New Roman" w:cs="Times New Roman"/>
-              <w:bCs/>
-              <w:spacing w:val="-19"/>
-              <w:szCs w:val="28"/>
-            </w:rPr>
-            <w:instrText xml:space="preserve"> HYPERLINK \l _Toc22663 </w:instrText>
-          </w:r>
-          <w:r>
-            <w:rPr>
-              <w:rFonts w:ascii="Times New Roman" w:eastAsia="Times New Roman" w:hAnsi="Times New Roman" w:cs="Times New Roman"/>
+              <w:rFonts w:ascii="Times New Roman" w:hAnsi="Times New Roman" w:eastAsia="Times New Roman" w:cs="Times New Roman"/>
+              <w:bCs/>
+              <w:spacing w:val="-19"/>
+              <w:szCs w:val="28"/>
+            </w:rPr>
+            <w:instrText xml:space="preserve"> HYPERLINK \l _Toc4213 </w:instrText>
+          </w:r>
+          <w:r>
+            <w:rPr>
+              <w:rFonts w:ascii="Times New Roman" w:hAnsi="Times New Roman" w:eastAsia="Times New Roman" w:cs="Times New Roman"/>
               <w:bCs/>
               <w:spacing w:val="-19"/>
               <w:szCs w:val="28"/>
@@ -1990,20 +1956,20 @@
             <w:fldChar w:fldCharType="begin"/>
           </w:r>
           <w:r>
-            <w:instrText xml:space="preserve"> PAGEREF _Toc22663 \h </w:instrText>
+            <w:instrText xml:space="preserve"> PAGEREF _Toc4213 \h </w:instrText>
           </w:r>
           <w:r>
             <w:fldChar w:fldCharType="separate"/>
           </w:r>
           <w:r>
-            <w:t>4</w:t>
+            <w:t>5</w:t>
           </w:r>
           <w:r>
             <w:fldChar w:fldCharType="end"/>
           </w:r>
           <w:r>
             <w:rPr>
-              <w:rFonts w:ascii="Times New Roman" w:eastAsia="Times New Roman" w:hAnsi="Times New Roman" w:cs="Times New Roman"/>
+              <w:rFonts w:ascii="Times New Roman" w:hAnsi="Times New Roman" w:eastAsia="Times New Roman" w:cs="Times New Roman"/>
               <w:bCs/>
               <w:spacing w:val="-19"/>
               <w:szCs w:val="28"/>
@@ -2013,28 +1979,14 @@
         </w:p>
         <w:p>
           <w:pPr>
-            <w:pStyle w:val="TOC1"/>
-            <w:keepNext w:val="0"/>
-            <w:keepLines w:val="0"/>
-            <w:pageBreakBefore w:val="0"/>
-            <w:widowControl w:val="0"/>
+            <w:pStyle w:val="17"/>
             <w:tabs>
               <w:tab w:val="right" w:leader="dot" w:pos="9256"/>
             </w:tabs>
-            <w:kinsoku w:val="0"/>
-            <w:wordWrap/>
-            <w:overflowPunct/>
-            <w:topLinePunct w:val="0"/>
-            <w:autoSpaceDE w:val="0"/>
-            <w:autoSpaceDN w:val="0"/>
-            <w:bidi w:val="0"/>
-            <w:adjustRightInd w:val="0"/>
-            <w:snapToGrid w:val="0"/>
-            <w:textAlignment w:val="baseline"/>
           </w:pPr>
           <w:r>
             <w:rPr>
-              <w:rFonts w:ascii="Times New Roman" w:eastAsia="Times New Roman" w:hAnsi="Times New Roman" w:cs="Times New Roman"/>
+              <w:rFonts w:ascii="Times New Roman" w:hAnsi="Times New Roman" w:eastAsia="Times New Roman" w:cs="Times New Roman"/>
               <w:bCs/>
               <w:spacing w:val="-19"/>
               <w:szCs w:val="28"/>
@@ -2043,16 +1995,16 @@
           </w:r>
           <w:r>
             <w:rPr>
-              <w:rFonts w:ascii="Times New Roman" w:eastAsia="Times New Roman" w:hAnsi="Times New Roman" w:cs="Times New Roman"/>
-              <w:bCs/>
-              <w:spacing w:val="-19"/>
-              <w:szCs w:val="28"/>
-            </w:rPr>
-            <w:instrText xml:space="preserve"> HYPERLINK \l _Toc10416 </w:instrText>
-          </w:r>
-          <w:r>
-            <w:rPr>
-              <w:rFonts w:ascii="Times New Roman" w:eastAsia="Times New Roman" w:hAnsi="Times New Roman" w:cs="Times New Roman"/>
+              <w:rFonts w:ascii="Times New Roman" w:hAnsi="Times New Roman" w:eastAsia="Times New Roman" w:cs="Times New Roman"/>
+              <w:bCs/>
+              <w:spacing w:val="-19"/>
+              <w:szCs w:val="28"/>
+            </w:rPr>
+            <w:instrText xml:space="preserve"> HYPERLINK \l _Toc31163 </w:instrText>
+          </w:r>
+          <w:r>
+            <w:rPr>
+              <w:rFonts w:ascii="Times New Roman" w:hAnsi="Times New Roman" w:eastAsia="Times New Roman" w:cs="Times New Roman"/>
               <w:bCs/>
               <w:spacing w:val="-19"/>
               <w:szCs w:val="28"/>
@@ -2075,20 +2027,20 @@
             <w:fldChar w:fldCharType="begin"/>
           </w:r>
           <w:r>
-            <w:instrText xml:space="preserve"> PAGEREF _Toc10416 \h </w:instrText>
+            <w:instrText xml:space="preserve"> PAGEREF _Toc31163 \h </w:instrText>
           </w:r>
           <w:r>
             <w:fldChar w:fldCharType="separate"/>
           </w:r>
           <w:r>
-            <w:t>5</w:t>
+            <w:t>6</w:t>
           </w:r>
           <w:r>
             <w:fldChar w:fldCharType="end"/>
           </w:r>
           <w:r>
             <w:rPr>
-              <w:rFonts w:ascii="Times New Roman" w:eastAsia="Times New Roman" w:hAnsi="Times New Roman" w:cs="Times New Roman"/>
+              <w:rFonts w:ascii="Times New Roman" w:hAnsi="Times New Roman" w:eastAsia="Times New Roman" w:cs="Times New Roman"/>
               <w:bCs/>
               <w:spacing w:val="-19"/>
               <w:szCs w:val="28"/>
@@ -2098,28 +2050,14 @@
         </w:p>
         <w:p>
           <w:pPr>
-            <w:pStyle w:val="TOC2"/>
-            <w:keepNext w:val="0"/>
-            <w:keepLines w:val="0"/>
-            <w:pageBreakBefore w:val="0"/>
-            <w:widowControl w:val="0"/>
+            <w:pStyle w:val="18"/>
             <w:tabs>
               <w:tab w:val="right" w:leader="dot" w:pos="9256"/>
             </w:tabs>
-            <w:kinsoku w:val="0"/>
-            <w:wordWrap/>
-            <w:overflowPunct/>
-            <w:topLinePunct w:val="0"/>
-            <w:autoSpaceDE w:val="0"/>
-            <w:autoSpaceDN w:val="0"/>
-            <w:bidi w:val="0"/>
-            <w:adjustRightInd w:val="0"/>
-            <w:snapToGrid w:val="0"/>
-            <w:textAlignment w:val="baseline"/>
           </w:pPr>
           <w:r>
             <w:rPr>
-              <w:rFonts w:ascii="Times New Roman" w:eastAsia="Times New Roman" w:hAnsi="Times New Roman" w:cs="Times New Roman"/>
+              <w:rFonts w:ascii="Times New Roman" w:hAnsi="Times New Roman" w:eastAsia="Times New Roman" w:cs="Times New Roman"/>
               <w:bCs/>
               <w:spacing w:val="-19"/>
               <w:szCs w:val="28"/>
@@ -2128,16 +2066,16 @@
           </w:r>
           <w:r>
             <w:rPr>
-              <w:rFonts w:ascii="Times New Roman" w:eastAsia="Times New Roman" w:hAnsi="Times New Roman" w:cs="Times New Roman"/>
-              <w:bCs/>
-              <w:spacing w:val="-19"/>
-              <w:szCs w:val="28"/>
-            </w:rPr>
-            <w:instrText xml:space="preserve"> HYPERLINK \l _Toc17001 </w:instrText>
-          </w:r>
-          <w:r>
-            <w:rPr>
-              <w:rFonts w:ascii="Times New Roman" w:eastAsia="Times New Roman" w:hAnsi="Times New Roman" w:cs="Times New Roman"/>
+              <w:rFonts w:ascii="Times New Roman" w:hAnsi="Times New Roman" w:eastAsia="Times New Roman" w:cs="Times New Roman"/>
+              <w:bCs/>
+              <w:spacing w:val="-19"/>
+              <w:szCs w:val="28"/>
+            </w:rPr>
+            <w:instrText xml:space="preserve"> HYPERLINK \l _Toc16203 </w:instrText>
+          </w:r>
+          <w:r>
+            <w:rPr>
+              <w:rFonts w:ascii="Times New Roman" w:hAnsi="Times New Roman" w:eastAsia="Times New Roman" w:cs="Times New Roman"/>
               <w:bCs/>
               <w:spacing w:val="-19"/>
               <w:szCs w:val="28"/>
@@ -2160,20 +2098,20 @@
             <w:fldChar w:fldCharType="begin"/>
           </w:r>
           <w:r>
-            <w:instrText xml:space="preserve"> PAGEREF _Toc17001 \h </w:instrText>
+            <w:instrText xml:space="preserve"> PAGEREF _Toc16203 \h </w:instrText>
           </w:r>
           <w:r>
             <w:fldChar w:fldCharType="separate"/>
           </w:r>
           <w:r>
-            <w:t>5</w:t>
+            <w:t>6</w:t>
           </w:r>
           <w:r>
             <w:fldChar w:fldCharType="end"/>
           </w:r>
           <w:r>
             <w:rPr>
-              <w:rFonts w:ascii="Times New Roman" w:eastAsia="Times New Roman" w:hAnsi="Times New Roman" w:cs="Times New Roman"/>
+              <w:rFonts w:ascii="Times New Roman" w:hAnsi="Times New Roman" w:eastAsia="Times New Roman" w:cs="Times New Roman"/>
               <w:bCs/>
               <w:spacing w:val="-19"/>
               <w:szCs w:val="28"/>
@@ -2183,28 +2121,14 @@
         </w:p>
         <w:p>
           <w:pPr>
-            <w:pStyle w:val="TOC1"/>
-            <w:keepNext w:val="0"/>
-            <w:keepLines w:val="0"/>
-            <w:pageBreakBefore w:val="0"/>
-            <w:widowControl w:val="0"/>
+            <w:pStyle w:val="17"/>
             <w:tabs>
               <w:tab w:val="right" w:leader="dot" w:pos="9256"/>
             </w:tabs>
-            <w:kinsoku w:val="0"/>
-            <w:wordWrap/>
-            <w:overflowPunct/>
-            <w:topLinePunct w:val="0"/>
-            <w:autoSpaceDE w:val="0"/>
-            <w:autoSpaceDN w:val="0"/>
-            <w:bidi w:val="0"/>
-            <w:adjustRightInd w:val="0"/>
-            <w:snapToGrid w:val="0"/>
-            <w:textAlignment w:val="baseline"/>
           </w:pPr>
           <w:r>
             <w:rPr>
-              <w:rFonts w:ascii="Times New Roman" w:eastAsia="Times New Roman" w:hAnsi="Times New Roman" w:cs="Times New Roman"/>
+              <w:rFonts w:ascii="Times New Roman" w:hAnsi="Times New Roman" w:eastAsia="Times New Roman" w:cs="Times New Roman"/>
               <w:bCs/>
               <w:spacing w:val="-19"/>
               <w:szCs w:val="28"/>
@@ -2213,16 +2137,16 @@
           </w:r>
           <w:r>
             <w:rPr>
-              <w:rFonts w:ascii="Times New Roman" w:eastAsia="Times New Roman" w:hAnsi="Times New Roman" w:cs="Times New Roman"/>
-              <w:bCs/>
-              <w:spacing w:val="-19"/>
-              <w:szCs w:val="28"/>
-            </w:rPr>
-            <w:instrText xml:space="preserve"> HYPERLINK \l _Toc28623 </w:instrText>
-          </w:r>
-          <w:r>
-            <w:rPr>
-              <w:rFonts w:ascii="Times New Roman" w:eastAsia="Times New Roman" w:hAnsi="Times New Roman" w:cs="Times New Roman"/>
+              <w:rFonts w:ascii="Times New Roman" w:hAnsi="Times New Roman" w:eastAsia="Times New Roman" w:cs="Times New Roman"/>
+              <w:bCs/>
+              <w:spacing w:val="-19"/>
+              <w:szCs w:val="28"/>
+            </w:rPr>
+            <w:instrText xml:space="preserve"> HYPERLINK \l _Toc6564 </w:instrText>
+          </w:r>
+          <w:r>
+            <w:rPr>
+              <w:rFonts w:ascii="Times New Roman" w:hAnsi="Times New Roman" w:eastAsia="Times New Roman" w:cs="Times New Roman"/>
               <w:bCs/>
               <w:spacing w:val="-19"/>
               <w:szCs w:val="28"/>
@@ -2245,20 +2169,20 @@
             <w:fldChar w:fldCharType="begin"/>
           </w:r>
           <w:r>
-            <w:instrText xml:space="preserve"> PAGEREF _Toc28623 \h </w:instrText>
+            <w:instrText xml:space="preserve"> PAGEREF _Toc6564 \h </w:instrText>
           </w:r>
           <w:r>
             <w:fldChar w:fldCharType="separate"/>
           </w:r>
           <w:r>
-            <w:t>5</w:t>
+            <w:t>6</w:t>
           </w:r>
           <w:r>
             <w:fldChar w:fldCharType="end"/>
           </w:r>
           <w:r>
             <w:rPr>
-              <w:rFonts w:ascii="Times New Roman" w:eastAsia="Times New Roman" w:hAnsi="Times New Roman" w:cs="Times New Roman"/>
+              <w:rFonts w:ascii="Times New Roman" w:hAnsi="Times New Roman" w:eastAsia="Times New Roman" w:cs="Times New Roman"/>
               <w:bCs/>
               <w:spacing w:val="-19"/>
               <w:szCs w:val="28"/>
@@ -2268,28 +2192,14 @@
         </w:p>
         <w:p>
           <w:pPr>
-            <w:pStyle w:val="TOC2"/>
-            <w:keepNext w:val="0"/>
-            <w:keepLines w:val="0"/>
-            <w:pageBreakBefore w:val="0"/>
-            <w:widowControl w:val="0"/>
+            <w:pStyle w:val="18"/>
             <w:tabs>
               <w:tab w:val="right" w:leader="dot" w:pos="9256"/>
             </w:tabs>
-            <w:kinsoku w:val="0"/>
-            <w:wordWrap/>
-            <w:overflowPunct/>
-            <w:topLinePunct w:val="0"/>
-            <w:autoSpaceDE w:val="0"/>
-            <w:autoSpaceDN w:val="0"/>
-            <w:bidi w:val="0"/>
-            <w:adjustRightInd w:val="0"/>
-            <w:snapToGrid w:val="0"/>
-            <w:textAlignment w:val="baseline"/>
           </w:pPr>
           <w:r>
             <w:rPr>
-              <w:rFonts w:ascii="Times New Roman" w:eastAsia="Times New Roman" w:hAnsi="Times New Roman" w:cs="Times New Roman"/>
+              <w:rFonts w:ascii="Times New Roman" w:hAnsi="Times New Roman" w:eastAsia="Times New Roman" w:cs="Times New Roman"/>
               <w:bCs/>
               <w:spacing w:val="-19"/>
               <w:szCs w:val="28"/>
@@ -2298,16 +2208,16 @@
           </w:r>
           <w:r>
             <w:rPr>
-              <w:rFonts w:ascii="Times New Roman" w:eastAsia="Times New Roman" w:hAnsi="Times New Roman" w:cs="Times New Roman"/>
-              <w:bCs/>
-              <w:spacing w:val="-19"/>
-              <w:szCs w:val="28"/>
-            </w:rPr>
-            <w:instrText xml:space="preserve"> HYPERLINK \l _Toc27734 </w:instrText>
-          </w:r>
-          <w:r>
-            <w:rPr>
-              <w:rFonts w:ascii="Times New Roman" w:eastAsia="Times New Roman" w:hAnsi="Times New Roman" w:cs="Times New Roman"/>
+              <w:rFonts w:ascii="Times New Roman" w:hAnsi="Times New Roman" w:eastAsia="Times New Roman" w:cs="Times New Roman"/>
+              <w:bCs/>
+              <w:spacing w:val="-19"/>
+              <w:szCs w:val="28"/>
+            </w:rPr>
+            <w:instrText xml:space="preserve"> HYPERLINK \l _Toc15338 </w:instrText>
+          </w:r>
+          <w:r>
+            <w:rPr>
+              <w:rFonts w:ascii="Times New Roman" w:hAnsi="Times New Roman" w:eastAsia="Times New Roman" w:cs="Times New Roman"/>
               <w:bCs/>
               <w:spacing w:val="-19"/>
               <w:szCs w:val="28"/>
@@ -2335,20 +2245,20 @@
             <w:fldChar w:fldCharType="begin"/>
           </w:r>
           <w:r>
-            <w:instrText xml:space="preserve"> PAGEREF _Toc27734 \h </w:instrText>
+            <w:instrText xml:space="preserve"> PAGEREF _Toc15338 \h </w:instrText>
           </w:r>
           <w:r>
             <w:fldChar w:fldCharType="separate"/>
           </w:r>
           <w:r>
-            <w:t>5</w:t>
+            <w:t>6</w:t>
           </w:r>
           <w:r>
             <w:fldChar w:fldCharType="end"/>
           </w:r>
           <w:r>
             <w:rPr>
-              <w:rFonts w:ascii="Times New Roman" w:eastAsia="Times New Roman" w:hAnsi="Times New Roman" w:cs="Times New Roman"/>
+              <w:rFonts w:ascii="Times New Roman" w:hAnsi="Times New Roman" w:eastAsia="Times New Roman" w:cs="Times New Roman"/>
               <w:bCs/>
               <w:spacing w:val="-19"/>
               <w:szCs w:val="28"/>
@@ -2358,28 +2268,14 @@
         </w:p>
         <w:p>
           <w:pPr>
-            <w:pStyle w:val="TOC3"/>
-            <w:keepNext w:val="0"/>
-            <w:keepLines w:val="0"/>
-            <w:pageBreakBefore w:val="0"/>
-            <w:widowControl w:val="0"/>
+            <w:pStyle w:val="14"/>
             <w:tabs>
               <w:tab w:val="right" w:leader="dot" w:pos="9256"/>
             </w:tabs>
-            <w:kinsoku w:val="0"/>
-            <w:wordWrap/>
-            <w:overflowPunct/>
-            <w:topLinePunct w:val="0"/>
-            <w:autoSpaceDE w:val="0"/>
-            <w:autoSpaceDN w:val="0"/>
-            <w:bidi w:val="0"/>
-            <w:adjustRightInd w:val="0"/>
-            <w:snapToGrid w:val="0"/>
-            <w:textAlignment w:val="baseline"/>
           </w:pPr>
           <w:r>
             <w:rPr>
-              <w:rFonts w:ascii="Times New Roman" w:eastAsia="Times New Roman" w:hAnsi="Times New Roman" w:cs="Times New Roman"/>
+              <w:rFonts w:ascii="Times New Roman" w:hAnsi="Times New Roman" w:eastAsia="Times New Roman" w:cs="Times New Roman"/>
               <w:bCs/>
               <w:spacing w:val="-19"/>
               <w:szCs w:val="28"/>
@@ -2388,16 +2284,16 @@
           </w:r>
           <w:r>
             <w:rPr>
-              <w:rFonts w:ascii="Times New Roman" w:eastAsia="Times New Roman" w:hAnsi="Times New Roman" w:cs="Times New Roman"/>
-              <w:bCs/>
-              <w:spacing w:val="-19"/>
-              <w:szCs w:val="28"/>
-            </w:rPr>
-            <w:instrText xml:space="preserve"> HYPERLINK \l _Toc19272 </w:instrText>
-          </w:r>
-          <w:r>
-            <w:rPr>
-              <w:rFonts w:ascii="Times New Roman" w:eastAsia="Times New Roman" w:hAnsi="Times New Roman" w:cs="Times New Roman"/>
+              <w:rFonts w:ascii="Times New Roman" w:hAnsi="Times New Roman" w:eastAsia="Times New Roman" w:cs="Times New Roman"/>
+              <w:bCs/>
+              <w:spacing w:val="-19"/>
+              <w:szCs w:val="28"/>
+            </w:rPr>
+            <w:instrText xml:space="preserve"> HYPERLINK \l _Toc27089 </w:instrText>
+          </w:r>
+          <w:r>
+            <w:rPr>
+              <w:rFonts w:ascii="Times New Roman" w:hAnsi="Times New Roman" w:eastAsia="Times New Roman" w:cs="Times New Roman"/>
               <w:bCs/>
               <w:spacing w:val="-19"/>
               <w:szCs w:val="28"/>
@@ -2420,20 +2316,20 @@
             <w:fldChar w:fldCharType="begin"/>
           </w:r>
           <w:r>
-            <w:instrText xml:space="preserve"> PAGEREF _Toc19272 \h </w:instrText>
+            <w:instrText xml:space="preserve"> PAGEREF _Toc27089 \h </w:instrText>
           </w:r>
           <w:r>
             <w:fldChar w:fldCharType="separate"/>
           </w:r>
           <w:r>
-            <w:t>5</w:t>
+            <w:t>6</w:t>
           </w:r>
           <w:r>
             <w:fldChar w:fldCharType="end"/>
           </w:r>
           <w:r>
             <w:rPr>
-              <w:rFonts w:ascii="Times New Roman" w:eastAsia="Times New Roman" w:hAnsi="Times New Roman" w:cs="Times New Roman"/>
+              <w:rFonts w:ascii="Times New Roman" w:hAnsi="Times New Roman" w:eastAsia="Times New Roman" w:cs="Times New Roman"/>
               <w:bCs/>
               <w:spacing w:val="-19"/>
               <w:szCs w:val="28"/>
@@ -2443,28 +2339,14 @@
         </w:p>
         <w:p>
           <w:pPr>
-            <w:pStyle w:val="TOC3"/>
-            <w:keepNext w:val="0"/>
-            <w:keepLines w:val="0"/>
-            <w:pageBreakBefore w:val="0"/>
-            <w:widowControl w:val="0"/>
+            <w:pStyle w:val="14"/>
             <w:tabs>
               <w:tab w:val="right" w:leader="dot" w:pos="9256"/>
             </w:tabs>
-            <w:kinsoku w:val="0"/>
-            <w:wordWrap/>
-            <w:overflowPunct/>
-            <w:topLinePunct w:val="0"/>
-            <w:autoSpaceDE w:val="0"/>
-            <w:autoSpaceDN w:val="0"/>
-            <w:bidi w:val="0"/>
-            <w:adjustRightInd w:val="0"/>
-            <w:snapToGrid w:val="0"/>
-            <w:textAlignment w:val="baseline"/>
           </w:pPr>
           <w:r>
             <w:rPr>
-              <w:rFonts w:ascii="Times New Roman" w:eastAsia="Times New Roman" w:hAnsi="Times New Roman" w:cs="Times New Roman"/>
+              <w:rFonts w:ascii="Times New Roman" w:hAnsi="Times New Roman" w:eastAsia="Times New Roman" w:cs="Times New Roman"/>
               <w:bCs/>
               <w:spacing w:val="-19"/>
               <w:szCs w:val="28"/>
@@ -2473,16 +2355,16 @@
           </w:r>
           <w:r>
             <w:rPr>
-              <w:rFonts w:ascii="Times New Roman" w:eastAsia="Times New Roman" w:hAnsi="Times New Roman" w:cs="Times New Roman"/>
-              <w:bCs/>
-              <w:spacing w:val="-19"/>
-              <w:szCs w:val="28"/>
-            </w:rPr>
-            <w:instrText xml:space="preserve"> HYPERLINK \l _Toc18643 </w:instrText>
-          </w:r>
-          <w:r>
-            <w:rPr>
-              <w:rFonts w:ascii="Times New Roman" w:eastAsia="Times New Roman" w:hAnsi="Times New Roman" w:cs="Times New Roman"/>
+              <w:rFonts w:ascii="Times New Roman" w:hAnsi="Times New Roman" w:eastAsia="Times New Roman" w:cs="Times New Roman"/>
+              <w:bCs/>
+              <w:spacing w:val="-19"/>
+              <w:szCs w:val="28"/>
+            </w:rPr>
+            <w:instrText xml:space="preserve"> HYPERLINK \l _Toc26595 </w:instrText>
+          </w:r>
+          <w:r>
+            <w:rPr>
+              <w:rFonts w:ascii="Times New Roman" w:hAnsi="Times New Roman" w:eastAsia="Times New Roman" w:cs="Times New Roman"/>
               <w:bCs/>
               <w:spacing w:val="-19"/>
               <w:szCs w:val="28"/>
@@ -2505,20 +2387,20 @@
             <w:fldChar w:fldCharType="begin"/>
           </w:r>
           <w:r>
-            <w:instrText xml:space="preserve"> PAGEREF _Toc18643 \h </w:instrText>
+            <w:instrText xml:space="preserve"> PAGEREF _Toc26595 \h </w:instrText>
           </w:r>
           <w:r>
             <w:fldChar w:fldCharType="separate"/>
           </w:r>
           <w:r>
-            <w:t>6</w:t>
+            <w:t>7</w:t>
           </w:r>
           <w:r>
             <w:fldChar w:fldCharType="end"/>
           </w:r>
           <w:r>
             <w:rPr>
-              <w:rFonts w:ascii="Times New Roman" w:eastAsia="Times New Roman" w:hAnsi="Times New Roman" w:cs="Times New Roman"/>
+              <w:rFonts w:ascii="Times New Roman" w:hAnsi="Times New Roman" w:eastAsia="Times New Roman" w:cs="Times New Roman"/>
               <w:bCs/>
               <w:spacing w:val="-19"/>
               <w:szCs w:val="28"/>
@@ -2528,28 +2410,14 @@
         </w:p>
         <w:p>
           <w:pPr>
-            <w:pStyle w:val="TOC3"/>
-            <w:keepNext w:val="0"/>
-            <w:keepLines w:val="0"/>
-            <w:pageBreakBefore w:val="0"/>
-            <w:widowControl w:val="0"/>
+            <w:pStyle w:val="14"/>
             <w:tabs>
               <w:tab w:val="right" w:leader="dot" w:pos="9256"/>
             </w:tabs>
-            <w:kinsoku w:val="0"/>
-            <w:wordWrap/>
-            <w:overflowPunct/>
-            <w:topLinePunct w:val="0"/>
-            <w:autoSpaceDE w:val="0"/>
-            <w:autoSpaceDN w:val="0"/>
-            <w:bidi w:val="0"/>
-            <w:adjustRightInd w:val="0"/>
-            <w:snapToGrid w:val="0"/>
-            <w:textAlignment w:val="baseline"/>
           </w:pPr>
           <w:r>
             <w:rPr>
-              <w:rFonts w:ascii="Times New Roman" w:eastAsia="Times New Roman" w:hAnsi="Times New Roman" w:cs="Times New Roman"/>
+              <w:rFonts w:ascii="Times New Roman" w:hAnsi="Times New Roman" w:eastAsia="Times New Roman" w:cs="Times New Roman"/>
               <w:bCs/>
               <w:spacing w:val="-19"/>
               <w:szCs w:val="28"/>
@@ -2558,16 +2426,16 @@
           </w:r>
           <w:r>
             <w:rPr>
-              <w:rFonts w:ascii="Times New Roman" w:eastAsia="Times New Roman" w:hAnsi="Times New Roman" w:cs="Times New Roman"/>
-              <w:bCs/>
-              <w:spacing w:val="-19"/>
-              <w:szCs w:val="28"/>
-            </w:rPr>
-            <w:instrText xml:space="preserve"> HYPERLINK \l _Toc31040 </w:instrText>
-          </w:r>
-          <w:r>
-            <w:rPr>
-              <w:rFonts w:ascii="Times New Roman" w:eastAsia="Times New Roman" w:hAnsi="Times New Roman" w:cs="Times New Roman"/>
+              <w:rFonts w:ascii="Times New Roman" w:hAnsi="Times New Roman" w:eastAsia="Times New Roman" w:cs="Times New Roman"/>
+              <w:bCs/>
+              <w:spacing w:val="-19"/>
+              <w:szCs w:val="28"/>
+            </w:rPr>
+            <w:instrText xml:space="preserve"> HYPERLINK \l _Toc17549 </w:instrText>
+          </w:r>
+          <w:r>
+            <w:rPr>
+              <w:rFonts w:ascii="Times New Roman" w:hAnsi="Times New Roman" w:eastAsia="Times New Roman" w:cs="Times New Roman"/>
               <w:bCs/>
               <w:spacing w:val="-19"/>
               <w:szCs w:val="28"/>
@@ -2590,20 +2458,20 @@
             <w:fldChar w:fldCharType="begin"/>
           </w:r>
           <w:r>
-            <w:instrText xml:space="preserve"> PAGEREF _Toc31040 \h </w:instrText>
+            <w:instrText xml:space="preserve"> PAGEREF _Toc17549 \h </w:instrText>
           </w:r>
           <w:r>
             <w:fldChar w:fldCharType="separate"/>
           </w:r>
           <w:r>
-            <w:t>6</w:t>
+            <w:t>7</w:t>
           </w:r>
           <w:r>
             <w:fldChar w:fldCharType="end"/>
           </w:r>
           <w:r>
             <w:rPr>
-              <w:rFonts w:ascii="Times New Roman" w:eastAsia="Times New Roman" w:hAnsi="Times New Roman" w:cs="Times New Roman"/>
+              <w:rFonts w:ascii="Times New Roman" w:hAnsi="Times New Roman" w:eastAsia="Times New Roman" w:cs="Times New Roman"/>
               <w:bCs/>
               <w:spacing w:val="-19"/>
               <w:szCs w:val="28"/>
@@ -2613,28 +2481,14 @@
         </w:p>
         <w:p>
           <w:pPr>
-            <w:pStyle w:val="TOC3"/>
-            <w:keepNext w:val="0"/>
-            <w:keepLines w:val="0"/>
-            <w:pageBreakBefore w:val="0"/>
-            <w:widowControl w:val="0"/>
+            <w:pStyle w:val="14"/>
             <w:tabs>
               <w:tab w:val="right" w:leader="dot" w:pos="9256"/>
             </w:tabs>
-            <w:kinsoku w:val="0"/>
-            <w:wordWrap/>
-            <w:overflowPunct/>
-            <w:topLinePunct w:val="0"/>
-            <w:autoSpaceDE w:val="0"/>
-            <w:autoSpaceDN w:val="0"/>
-            <w:bidi w:val="0"/>
-            <w:adjustRightInd w:val="0"/>
-            <w:snapToGrid w:val="0"/>
-            <w:textAlignment w:val="baseline"/>
           </w:pPr>
           <w:r>
             <w:rPr>
-              <w:rFonts w:ascii="Times New Roman" w:eastAsia="Times New Roman" w:hAnsi="Times New Roman" w:cs="Times New Roman"/>
+              <w:rFonts w:ascii="Times New Roman" w:hAnsi="Times New Roman" w:eastAsia="Times New Roman" w:cs="Times New Roman"/>
               <w:bCs/>
               <w:spacing w:val="-19"/>
               <w:szCs w:val="28"/>
@@ -2643,16 +2497,16 @@
           </w:r>
           <w:r>
             <w:rPr>
-              <w:rFonts w:ascii="Times New Roman" w:eastAsia="Times New Roman" w:hAnsi="Times New Roman" w:cs="Times New Roman"/>
-              <w:bCs/>
-              <w:spacing w:val="-19"/>
-              <w:szCs w:val="28"/>
-            </w:rPr>
-            <w:instrText xml:space="preserve"> HYPERLINK \l _Toc17468 </w:instrText>
-          </w:r>
-          <w:r>
-            <w:rPr>
-              <w:rFonts w:ascii="Times New Roman" w:eastAsia="Times New Roman" w:hAnsi="Times New Roman" w:cs="Times New Roman"/>
+              <w:rFonts w:ascii="Times New Roman" w:hAnsi="Times New Roman" w:eastAsia="Times New Roman" w:cs="Times New Roman"/>
+              <w:bCs/>
+              <w:spacing w:val="-19"/>
+              <w:szCs w:val="28"/>
+            </w:rPr>
+            <w:instrText xml:space="preserve"> HYPERLINK \l _Toc8035 </w:instrText>
+          </w:r>
+          <w:r>
+            <w:rPr>
+              <w:rFonts w:ascii="Times New Roman" w:hAnsi="Times New Roman" w:eastAsia="Times New Roman" w:cs="Times New Roman"/>
               <w:bCs/>
               <w:spacing w:val="-19"/>
               <w:szCs w:val="28"/>
@@ -2675,20 +2529,20 @@
             <w:fldChar w:fldCharType="begin"/>
           </w:r>
           <w:r>
-            <w:instrText xml:space="preserve"> PAGEREF _Toc17468 \h </w:instrText>
+            <w:instrText xml:space="preserve"> PAGEREF _Toc8035 \h </w:instrText>
           </w:r>
           <w:r>
             <w:fldChar w:fldCharType="separate"/>
           </w:r>
           <w:r>
-            <w:t>7</w:t>
+            <w:t>8</w:t>
           </w:r>
           <w:r>
             <w:fldChar w:fldCharType="end"/>
           </w:r>
           <w:r>
             <w:rPr>
-              <w:rFonts w:ascii="Times New Roman" w:eastAsia="Times New Roman" w:hAnsi="Times New Roman" w:cs="Times New Roman"/>
+              <w:rFonts w:ascii="Times New Roman" w:hAnsi="Times New Roman" w:eastAsia="Times New Roman" w:cs="Times New Roman"/>
               <w:bCs/>
               <w:spacing w:val="-19"/>
               <w:szCs w:val="28"/>
@@ -2698,28 +2552,14 @@
         </w:p>
         <w:p>
           <w:pPr>
-            <w:pStyle w:val="TOC3"/>
-            <w:keepNext w:val="0"/>
-            <w:keepLines w:val="0"/>
-            <w:pageBreakBefore w:val="0"/>
-            <w:widowControl w:val="0"/>
+            <w:pStyle w:val="14"/>
             <w:tabs>
               <w:tab w:val="right" w:leader="dot" w:pos="9256"/>
             </w:tabs>
-            <w:kinsoku w:val="0"/>
-            <w:wordWrap/>
-            <w:overflowPunct/>
-            <w:topLinePunct w:val="0"/>
-            <w:autoSpaceDE w:val="0"/>
-            <w:autoSpaceDN w:val="0"/>
-            <w:bidi w:val="0"/>
-            <w:adjustRightInd w:val="0"/>
-            <w:snapToGrid w:val="0"/>
-            <w:textAlignment w:val="baseline"/>
           </w:pPr>
           <w:r>
             <w:rPr>
-              <w:rFonts w:ascii="Times New Roman" w:eastAsia="Times New Roman" w:hAnsi="Times New Roman" w:cs="Times New Roman"/>
+              <w:rFonts w:ascii="Times New Roman" w:hAnsi="Times New Roman" w:eastAsia="Times New Roman" w:cs="Times New Roman"/>
               <w:bCs/>
               <w:spacing w:val="-19"/>
               <w:szCs w:val="28"/>
@@ -2728,16 +2568,16 @@
           </w:r>
           <w:r>
             <w:rPr>
-              <w:rFonts w:ascii="Times New Roman" w:eastAsia="Times New Roman" w:hAnsi="Times New Roman" w:cs="Times New Roman"/>
-              <w:bCs/>
-              <w:spacing w:val="-19"/>
-              <w:szCs w:val="28"/>
-            </w:rPr>
-            <w:instrText xml:space="preserve"> HYPERLINK \l _Toc2096 </w:instrText>
-          </w:r>
-          <w:r>
-            <w:rPr>
-              <w:rFonts w:ascii="Times New Roman" w:eastAsia="Times New Roman" w:hAnsi="Times New Roman" w:cs="Times New Roman"/>
+              <w:rFonts w:ascii="Times New Roman" w:hAnsi="Times New Roman" w:eastAsia="Times New Roman" w:cs="Times New Roman"/>
+              <w:bCs/>
+              <w:spacing w:val="-19"/>
+              <w:szCs w:val="28"/>
+            </w:rPr>
+            <w:instrText xml:space="preserve"> HYPERLINK \l _Toc7187 </w:instrText>
+          </w:r>
+          <w:r>
+            <w:rPr>
+              <w:rFonts w:ascii="Times New Roman" w:hAnsi="Times New Roman" w:eastAsia="Times New Roman" w:cs="Times New Roman"/>
               <w:bCs/>
               <w:spacing w:val="-19"/>
               <w:szCs w:val="28"/>
@@ -2760,20 +2600,20 @@
             <w:fldChar w:fldCharType="begin"/>
           </w:r>
           <w:r>
-            <w:instrText xml:space="preserve"> PAGEREF _Toc2096 \h </w:instrText>
+            <w:instrText xml:space="preserve"> PAGEREF _Toc7187 \h </w:instrText>
           </w:r>
           <w:r>
             <w:fldChar w:fldCharType="separate"/>
           </w:r>
           <w:r>
-            <w:t>7</w:t>
+            <w:t>8</w:t>
           </w:r>
           <w:r>
             <w:fldChar w:fldCharType="end"/>
           </w:r>
           <w:r>
             <w:rPr>
-              <w:rFonts w:ascii="Times New Roman" w:eastAsia="Times New Roman" w:hAnsi="Times New Roman" w:cs="Times New Roman"/>
+              <w:rFonts w:ascii="Times New Roman" w:hAnsi="Times New Roman" w:eastAsia="Times New Roman" w:cs="Times New Roman"/>
               <w:bCs/>
               <w:spacing w:val="-19"/>
               <w:szCs w:val="28"/>
@@ -2783,28 +2623,14 @@
         </w:p>
         <w:p>
           <w:pPr>
-            <w:pStyle w:val="TOC3"/>
-            <w:keepNext w:val="0"/>
-            <w:keepLines w:val="0"/>
-            <w:pageBreakBefore w:val="0"/>
-            <w:widowControl w:val="0"/>
+            <w:pStyle w:val="14"/>
             <w:tabs>
               <w:tab w:val="right" w:leader="dot" w:pos="9256"/>
             </w:tabs>
-            <w:kinsoku w:val="0"/>
-            <w:wordWrap/>
-            <w:overflowPunct/>
-            <w:topLinePunct w:val="0"/>
-            <w:autoSpaceDE w:val="0"/>
-            <w:autoSpaceDN w:val="0"/>
-            <w:bidi w:val="0"/>
-            <w:adjustRightInd w:val="0"/>
-            <w:snapToGrid w:val="0"/>
-            <w:textAlignment w:val="baseline"/>
           </w:pPr>
           <w:r>
             <w:rPr>
-              <w:rFonts w:ascii="Times New Roman" w:eastAsia="Times New Roman" w:hAnsi="Times New Roman" w:cs="Times New Roman"/>
+              <w:rFonts w:ascii="Times New Roman" w:hAnsi="Times New Roman" w:eastAsia="Times New Roman" w:cs="Times New Roman"/>
               <w:bCs/>
               <w:spacing w:val="-19"/>
               <w:szCs w:val="28"/>
@@ -2813,16 +2639,16 @@
           </w:r>
           <w:r>
             <w:rPr>
-              <w:rFonts w:ascii="Times New Roman" w:eastAsia="Times New Roman" w:hAnsi="Times New Roman" w:cs="Times New Roman"/>
-              <w:bCs/>
-              <w:spacing w:val="-19"/>
-              <w:szCs w:val="28"/>
-            </w:rPr>
-            <w:instrText xml:space="preserve"> HYPERLINK \l _Toc24714 </w:instrText>
-          </w:r>
-          <w:r>
-            <w:rPr>
-              <w:rFonts w:ascii="Times New Roman" w:eastAsia="Times New Roman" w:hAnsi="Times New Roman" w:cs="Times New Roman"/>
+              <w:rFonts w:ascii="Times New Roman" w:hAnsi="Times New Roman" w:eastAsia="Times New Roman" w:cs="Times New Roman"/>
+              <w:bCs/>
+              <w:spacing w:val="-19"/>
+              <w:szCs w:val="28"/>
+            </w:rPr>
+            <w:instrText xml:space="preserve"> HYPERLINK \l _Toc8024 </w:instrText>
+          </w:r>
+          <w:r>
+            <w:rPr>
+              <w:rFonts w:ascii="Times New Roman" w:hAnsi="Times New Roman" w:eastAsia="Times New Roman" w:cs="Times New Roman"/>
               <w:bCs/>
               <w:spacing w:val="-19"/>
               <w:szCs w:val="28"/>
@@ -2845,7 +2671,7 @@
             <w:fldChar w:fldCharType="begin"/>
           </w:r>
           <w:r>
-            <w:instrText xml:space="preserve"> PAGEREF _Toc24714 \h </w:instrText>
+            <w:instrText xml:space="preserve"> PAGEREF _Toc8024 \h </w:instrText>
           </w:r>
           <w:r>
             <w:fldChar w:fldCharType="separate"/>
@@ -2858,7 +2684,7 @@
           </w:r>
           <w:r>
             <w:rPr>
-              <w:rFonts w:ascii="Times New Roman" w:eastAsia="Times New Roman" w:hAnsi="Times New Roman" w:cs="Times New Roman"/>
+              <w:rFonts w:ascii="Times New Roman" w:hAnsi="Times New Roman" w:eastAsia="Times New Roman" w:cs="Times New Roman"/>
               <w:bCs/>
               <w:spacing w:val="-19"/>
               <w:szCs w:val="28"/>
@@ -2868,28 +2694,14 @@
         </w:p>
         <w:p>
           <w:pPr>
-            <w:pStyle w:val="TOC2"/>
-            <w:keepNext w:val="0"/>
-            <w:keepLines w:val="0"/>
-            <w:pageBreakBefore w:val="0"/>
-            <w:widowControl w:val="0"/>
+            <w:pStyle w:val="18"/>
             <w:tabs>
               <w:tab w:val="right" w:leader="dot" w:pos="9256"/>
             </w:tabs>
-            <w:kinsoku w:val="0"/>
-            <w:wordWrap/>
-            <w:overflowPunct/>
-            <w:topLinePunct w:val="0"/>
-            <w:autoSpaceDE w:val="0"/>
-            <w:autoSpaceDN w:val="0"/>
-            <w:bidi w:val="0"/>
-            <w:adjustRightInd w:val="0"/>
-            <w:snapToGrid w:val="0"/>
-            <w:textAlignment w:val="baseline"/>
           </w:pPr>
           <w:r>
             <w:rPr>
-              <w:rFonts w:ascii="Times New Roman" w:eastAsia="Times New Roman" w:hAnsi="Times New Roman" w:cs="Times New Roman"/>
+              <w:rFonts w:ascii="Times New Roman" w:hAnsi="Times New Roman" w:eastAsia="Times New Roman" w:cs="Times New Roman"/>
               <w:bCs/>
               <w:spacing w:val="-19"/>
               <w:szCs w:val="28"/>
@@ -2898,16 +2710,16 @@
           </w:r>
           <w:r>
             <w:rPr>
-              <w:rFonts w:ascii="Times New Roman" w:eastAsia="Times New Roman" w:hAnsi="Times New Roman" w:cs="Times New Roman"/>
-              <w:bCs/>
-              <w:spacing w:val="-19"/>
-              <w:szCs w:val="28"/>
-            </w:rPr>
-            <w:instrText xml:space="preserve"> HYPERLINK \l _Toc29189 </w:instrText>
-          </w:r>
-          <w:r>
-            <w:rPr>
-              <w:rFonts w:ascii="Times New Roman" w:eastAsia="Times New Roman" w:hAnsi="Times New Roman" w:cs="Times New Roman"/>
+              <w:rFonts w:ascii="Times New Roman" w:hAnsi="Times New Roman" w:eastAsia="Times New Roman" w:cs="Times New Roman"/>
+              <w:bCs/>
+              <w:spacing w:val="-19"/>
+              <w:szCs w:val="28"/>
+            </w:rPr>
+            <w:instrText xml:space="preserve"> HYPERLINK \l _Toc1722 </w:instrText>
+          </w:r>
+          <w:r>
+            <w:rPr>
+              <w:rFonts w:ascii="Times New Roman" w:hAnsi="Times New Roman" w:eastAsia="Times New Roman" w:cs="Times New Roman"/>
               <w:bCs/>
               <w:spacing w:val="-19"/>
               <w:szCs w:val="28"/>
@@ -2935,20 +2747,20 @@
             <w:fldChar w:fldCharType="begin"/>
           </w:r>
           <w:r>
-            <w:instrText xml:space="preserve"> PAGEREF _Toc29189 \h </w:instrText>
+            <w:instrText xml:space="preserve"> PAGEREF _Toc1722 \h </w:instrText>
           </w:r>
           <w:r>
             <w:fldChar w:fldCharType="separate"/>
           </w:r>
           <w:r>
-            <w:t>8</w:t>
+            <w:t>9</w:t>
           </w:r>
           <w:r>
             <w:fldChar w:fldCharType="end"/>
           </w:r>
           <w:r>
             <w:rPr>
-              <w:rFonts w:ascii="Times New Roman" w:eastAsia="Times New Roman" w:hAnsi="Times New Roman" w:cs="Times New Roman"/>
+              <w:rFonts w:ascii="Times New Roman" w:hAnsi="Times New Roman" w:eastAsia="Times New Roman" w:cs="Times New Roman"/>
               <w:bCs/>
               <w:spacing w:val="-19"/>
               <w:szCs w:val="28"/>
@@ -2958,28 +2770,14 @@
         </w:p>
         <w:p>
           <w:pPr>
-            <w:pStyle w:val="TOC3"/>
-            <w:keepNext w:val="0"/>
-            <w:keepLines w:val="0"/>
-            <w:pageBreakBefore w:val="0"/>
-            <w:widowControl w:val="0"/>
+            <w:pStyle w:val="14"/>
             <w:tabs>
               <w:tab w:val="right" w:leader="dot" w:pos="9256"/>
             </w:tabs>
-            <w:kinsoku w:val="0"/>
-            <w:wordWrap/>
-            <w:overflowPunct/>
-            <w:topLinePunct w:val="0"/>
-            <w:autoSpaceDE w:val="0"/>
-            <w:autoSpaceDN w:val="0"/>
-            <w:bidi w:val="0"/>
-            <w:adjustRightInd w:val="0"/>
-            <w:snapToGrid w:val="0"/>
-            <w:textAlignment w:val="baseline"/>
           </w:pPr>
           <w:r>
             <w:rPr>
-              <w:rFonts w:ascii="Times New Roman" w:eastAsia="Times New Roman" w:hAnsi="Times New Roman" w:cs="Times New Roman"/>
+              <w:rFonts w:ascii="Times New Roman" w:hAnsi="Times New Roman" w:eastAsia="Times New Roman" w:cs="Times New Roman"/>
               <w:bCs/>
               <w:spacing w:val="-19"/>
               <w:szCs w:val="28"/>
@@ -2988,16 +2786,16 @@
           </w:r>
           <w:r>
             <w:rPr>
-              <w:rFonts w:ascii="Times New Roman" w:eastAsia="Times New Roman" w:hAnsi="Times New Roman" w:cs="Times New Roman"/>
-              <w:bCs/>
-              <w:spacing w:val="-19"/>
-              <w:szCs w:val="28"/>
-            </w:rPr>
-            <w:instrText xml:space="preserve"> HYPERLINK \l _Toc6255 </w:instrText>
-          </w:r>
-          <w:r>
-            <w:rPr>
-              <w:rFonts w:ascii="Times New Roman" w:eastAsia="Times New Roman" w:hAnsi="Times New Roman" w:cs="Times New Roman"/>
+              <w:rFonts w:ascii="Times New Roman" w:hAnsi="Times New Roman" w:eastAsia="Times New Roman" w:cs="Times New Roman"/>
+              <w:bCs/>
+              <w:spacing w:val="-19"/>
+              <w:szCs w:val="28"/>
+            </w:rPr>
+            <w:instrText xml:space="preserve"> HYPERLINK \l _Toc9590 </w:instrText>
+          </w:r>
+          <w:r>
+            <w:rPr>
+              <w:rFonts w:ascii="Times New Roman" w:hAnsi="Times New Roman" w:eastAsia="Times New Roman" w:cs="Times New Roman"/>
               <w:bCs/>
               <w:spacing w:val="-19"/>
               <w:szCs w:val="28"/>
@@ -3020,20 +2818,20 @@
             <w:fldChar w:fldCharType="begin"/>
           </w:r>
           <w:r>
-            <w:instrText xml:space="preserve"> PAGEREF _Toc6255 \h </w:instrText>
+            <w:instrText xml:space="preserve"> PAGEREF _Toc9590 \h </w:instrText>
           </w:r>
           <w:r>
             <w:fldChar w:fldCharType="separate"/>
           </w:r>
           <w:r>
-            <w:t>8</w:t>
+            <w:t>9</w:t>
           </w:r>
           <w:r>
             <w:fldChar w:fldCharType="end"/>
           </w:r>
           <w:r>
             <w:rPr>
-              <w:rFonts w:ascii="Times New Roman" w:eastAsia="Times New Roman" w:hAnsi="Times New Roman" w:cs="Times New Roman"/>
+              <w:rFonts w:ascii="Times New Roman" w:hAnsi="Times New Roman" w:eastAsia="Times New Roman" w:cs="Times New Roman"/>
               <w:bCs/>
               <w:spacing w:val="-19"/>
               <w:szCs w:val="28"/>
@@ -3043,28 +2841,14 @@
         </w:p>
         <w:p>
           <w:pPr>
-            <w:pStyle w:val="TOC3"/>
-            <w:keepNext w:val="0"/>
-            <w:keepLines w:val="0"/>
-            <w:pageBreakBefore w:val="0"/>
-            <w:widowControl w:val="0"/>
+            <w:pStyle w:val="14"/>
             <w:tabs>
               <w:tab w:val="right" w:leader="dot" w:pos="9256"/>
             </w:tabs>
-            <w:kinsoku w:val="0"/>
-            <w:wordWrap/>
-            <w:overflowPunct/>
-            <w:topLinePunct w:val="0"/>
-            <w:autoSpaceDE w:val="0"/>
-            <w:autoSpaceDN w:val="0"/>
-            <w:bidi w:val="0"/>
-            <w:adjustRightInd w:val="0"/>
-            <w:snapToGrid w:val="0"/>
-            <w:textAlignment w:val="baseline"/>
           </w:pPr>
           <w:r>
             <w:rPr>
-              <w:rFonts w:ascii="Times New Roman" w:eastAsia="Times New Roman" w:hAnsi="Times New Roman" w:cs="Times New Roman"/>
+              <w:rFonts w:ascii="Times New Roman" w:hAnsi="Times New Roman" w:eastAsia="Times New Roman" w:cs="Times New Roman"/>
               <w:bCs/>
               <w:spacing w:val="-19"/>
               <w:szCs w:val="28"/>
@@ -3073,16 +2857,16 @@
           </w:r>
           <w:r>
             <w:rPr>
-              <w:rFonts w:ascii="Times New Roman" w:eastAsia="Times New Roman" w:hAnsi="Times New Roman" w:cs="Times New Roman"/>
-              <w:bCs/>
-              <w:spacing w:val="-19"/>
-              <w:szCs w:val="28"/>
-            </w:rPr>
-            <w:instrText xml:space="preserve"> HYPERLINK \l _Toc21847 </w:instrText>
-          </w:r>
-          <w:r>
-            <w:rPr>
-              <w:rFonts w:ascii="Times New Roman" w:eastAsia="Times New Roman" w:hAnsi="Times New Roman" w:cs="Times New Roman"/>
+              <w:rFonts w:ascii="Times New Roman" w:hAnsi="Times New Roman" w:eastAsia="Times New Roman" w:cs="Times New Roman"/>
+              <w:bCs/>
+              <w:spacing w:val="-19"/>
+              <w:szCs w:val="28"/>
+            </w:rPr>
+            <w:instrText xml:space="preserve"> HYPERLINK \l _Toc4429 </w:instrText>
+          </w:r>
+          <w:r>
+            <w:rPr>
+              <w:rFonts w:ascii="Times New Roman" w:hAnsi="Times New Roman" w:eastAsia="Times New Roman" w:cs="Times New Roman"/>
               <w:bCs/>
               <w:spacing w:val="-19"/>
               <w:szCs w:val="28"/>
@@ -3105,20 +2889,20 @@
             <w:fldChar w:fldCharType="begin"/>
           </w:r>
           <w:r>
-            <w:instrText xml:space="preserve"> PAGEREF _Toc21847 \h </w:instrText>
+            <w:instrText xml:space="preserve"> PAGEREF _Toc4429 \h </w:instrText>
           </w:r>
           <w:r>
             <w:fldChar w:fldCharType="separate"/>
           </w:r>
           <w:r>
-            <w:t>8</w:t>
+            <w:t>9</w:t>
           </w:r>
           <w:r>
             <w:fldChar w:fldCharType="end"/>
           </w:r>
           <w:r>
             <w:rPr>
-              <w:rFonts w:ascii="Times New Roman" w:eastAsia="Times New Roman" w:hAnsi="Times New Roman" w:cs="Times New Roman"/>
+              <w:rFonts w:ascii="Times New Roman" w:hAnsi="Times New Roman" w:eastAsia="Times New Roman" w:cs="Times New Roman"/>
               <w:bCs/>
               <w:spacing w:val="-19"/>
               <w:szCs w:val="28"/>
@@ -3128,28 +2912,14 @@
         </w:p>
         <w:p>
           <w:pPr>
-            <w:pStyle w:val="TOC3"/>
-            <w:keepNext w:val="0"/>
-            <w:keepLines w:val="0"/>
-            <w:pageBreakBefore w:val="0"/>
-            <w:widowControl w:val="0"/>
+            <w:pStyle w:val="14"/>
             <w:tabs>
               <w:tab w:val="right" w:leader="dot" w:pos="9256"/>
             </w:tabs>
-            <w:kinsoku w:val="0"/>
-            <w:wordWrap/>
-            <w:overflowPunct/>
-            <w:topLinePunct w:val="0"/>
-            <w:autoSpaceDE w:val="0"/>
-            <w:autoSpaceDN w:val="0"/>
-            <w:bidi w:val="0"/>
-            <w:adjustRightInd w:val="0"/>
-            <w:snapToGrid w:val="0"/>
-            <w:textAlignment w:val="baseline"/>
           </w:pPr>
           <w:r>
             <w:rPr>
-              <w:rFonts w:ascii="Times New Roman" w:eastAsia="Times New Roman" w:hAnsi="Times New Roman" w:cs="Times New Roman"/>
+              <w:rFonts w:ascii="Times New Roman" w:hAnsi="Times New Roman" w:eastAsia="Times New Roman" w:cs="Times New Roman"/>
               <w:bCs/>
               <w:spacing w:val="-19"/>
               <w:szCs w:val="28"/>
@@ -3158,16 +2928,16 @@
           </w:r>
           <w:r>
             <w:rPr>
-              <w:rFonts w:ascii="Times New Roman" w:eastAsia="Times New Roman" w:hAnsi="Times New Roman" w:cs="Times New Roman"/>
-              <w:bCs/>
-              <w:spacing w:val="-19"/>
-              <w:szCs w:val="28"/>
-            </w:rPr>
-            <w:instrText xml:space="preserve"> HYPERLINK \l _Toc3097 </w:instrText>
-          </w:r>
-          <w:r>
-            <w:rPr>
-              <w:rFonts w:ascii="Times New Roman" w:eastAsia="Times New Roman" w:hAnsi="Times New Roman" w:cs="Times New Roman"/>
+              <w:rFonts w:ascii="Times New Roman" w:hAnsi="Times New Roman" w:eastAsia="Times New Roman" w:cs="Times New Roman"/>
+              <w:bCs/>
+              <w:spacing w:val="-19"/>
+              <w:szCs w:val="28"/>
+            </w:rPr>
+            <w:instrText xml:space="preserve"> HYPERLINK \l _Toc24984 </w:instrText>
+          </w:r>
+          <w:r>
+            <w:rPr>
+              <w:rFonts w:ascii="Times New Roman" w:hAnsi="Times New Roman" w:eastAsia="Times New Roman" w:cs="Times New Roman"/>
               <w:bCs/>
               <w:spacing w:val="-19"/>
               <w:szCs w:val="28"/>
@@ -3190,20 +2960,20 @@
             <w:fldChar w:fldCharType="begin"/>
           </w:r>
           <w:r>
-            <w:instrText xml:space="preserve"> PAGEREF _Toc3097 \h </w:instrText>
+            <w:instrText xml:space="preserve"> PAGEREF _Toc24984 \h </w:instrText>
           </w:r>
           <w:r>
             <w:fldChar w:fldCharType="separate"/>
           </w:r>
           <w:r>
-            <w:t>10</w:t>
+            <w:t>11</w:t>
           </w:r>
           <w:r>
             <w:fldChar w:fldCharType="end"/>
           </w:r>
           <w:r>
             <w:rPr>
-              <w:rFonts w:ascii="Times New Roman" w:eastAsia="Times New Roman" w:hAnsi="Times New Roman" w:cs="Times New Roman"/>
+              <w:rFonts w:ascii="Times New Roman" w:hAnsi="Times New Roman" w:eastAsia="Times New Roman" w:cs="Times New Roman"/>
               <w:bCs/>
               <w:spacing w:val="-19"/>
               <w:szCs w:val="28"/>
@@ -3213,28 +2983,14 @@
         </w:p>
         <w:p>
           <w:pPr>
-            <w:pStyle w:val="TOC3"/>
-            <w:keepNext w:val="0"/>
-            <w:keepLines w:val="0"/>
-            <w:pageBreakBefore w:val="0"/>
-            <w:widowControl w:val="0"/>
+            <w:pStyle w:val="14"/>
             <w:tabs>
               <w:tab w:val="right" w:leader="dot" w:pos="9256"/>
             </w:tabs>
-            <w:kinsoku w:val="0"/>
-            <w:wordWrap/>
-            <w:overflowPunct/>
-            <w:topLinePunct w:val="0"/>
-            <w:autoSpaceDE w:val="0"/>
-            <w:autoSpaceDN w:val="0"/>
-            <w:bidi w:val="0"/>
-            <w:adjustRightInd w:val="0"/>
-            <w:snapToGrid w:val="0"/>
-            <w:textAlignment w:val="baseline"/>
           </w:pPr>
           <w:r>
             <w:rPr>
-              <w:rFonts w:ascii="Times New Roman" w:eastAsia="Times New Roman" w:hAnsi="Times New Roman" w:cs="Times New Roman"/>
+              <w:rFonts w:ascii="Times New Roman" w:hAnsi="Times New Roman" w:eastAsia="Times New Roman" w:cs="Times New Roman"/>
               <w:bCs/>
               <w:spacing w:val="-19"/>
               <w:szCs w:val="28"/>
@@ -3243,16 +2999,16 @@
           </w:r>
           <w:r>
             <w:rPr>
-              <w:rFonts w:ascii="Times New Roman" w:eastAsia="Times New Roman" w:hAnsi="Times New Roman" w:cs="Times New Roman"/>
-              <w:bCs/>
-              <w:spacing w:val="-19"/>
-              <w:szCs w:val="28"/>
-            </w:rPr>
-            <w:instrText xml:space="preserve"> HYPERLINK \l _Toc26000 </w:instrText>
-          </w:r>
-          <w:r>
-            <w:rPr>
-              <w:rFonts w:ascii="Times New Roman" w:eastAsia="Times New Roman" w:hAnsi="Times New Roman" w:cs="Times New Roman"/>
+              <w:rFonts w:ascii="Times New Roman" w:hAnsi="Times New Roman" w:eastAsia="Times New Roman" w:cs="Times New Roman"/>
+              <w:bCs/>
+              <w:spacing w:val="-19"/>
+              <w:szCs w:val="28"/>
+            </w:rPr>
+            <w:instrText xml:space="preserve"> HYPERLINK \l _Toc12658 </w:instrText>
+          </w:r>
+          <w:r>
+            <w:rPr>
+              <w:rFonts w:ascii="Times New Roman" w:hAnsi="Times New Roman" w:eastAsia="Times New Roman" w:cs="Times New Roman"/>
               <w:bCs/>
               <w:spacing w:val="-19"/>
               <w:szCs w:val="28"/>
@@ -3275,20 +3031,20 @@
             <w:fldChar w:fldCharType="begin"/>
           </w:r>
           <w:r>
-            <w:instrText xml:space="preserve"> PAGEREF _Toc26000 \h </w:instrText>
+            <w:instrText xml:space="preserve"> PAGEREF _Toc12658 \h </w:instrText>
           </w:r>
           <w:r>
             <w:fldChar w:fldCharType="separate"/>
           </w:r>
           <w:r>
-            <w:t>10</w:t>
+            <w:t>11</w:t>
           </w:r>
           <w:r>
             <w:fldChar w:fldCharType="end"/>
           </w:r>
           <w:r>
             <w:rPr>
-              <w:rFonts w:ascii="Times New Roman" w:eastAsia="Times New Roman" w:hAnsi="Times New Roman" w:cs="Times New Roman"/>
+              <w:rFonts w:ascii="Times New Roman" w:hAnsi="Times New Roman" w:eastAsia="Times New Roman" w:cs="Times New Roman"/>
               <w:bCs/>
               <w:spacing w:val="-19"/>
               <w:szCs w:val="28"/>
@@ -3298,28 +3054,14 @@
         </w:p>
         <w:p>
           <w:pPr>
-            <w:pStyle w:val="TOC1"/>
-            <w:keepNext w:val="0"/>
-            <w:keepLines w:val="0"/>
-            <w:pageBreakBefore w:val="0"/>
-            <w:widowControl w:val="0"/>
+            <w:pStyle w:val="17"/>
             <w:tabs>
               <w:tab w:val="right" w:leader="dot" w:pos="9256"/>
             </w:tabs>
-            <w:kinsoku w:val="0"/>
-            <w:wordWrap/>
-            <w:overflowPunct/>
-            <w:topLinePunct w:val="0"/>
-            <w:autoSpaceDE w:val="0"/>
-            <w:autoSpaceDN w:val="0"/>
-            <w:bidi w:val="0"/>
-            <w:adjustRightInd w:val="0"/>
-            <w:snapToGrid w:val="0"/>
-            <w:textAlignment w:val="baseline"/>
           </w:pPr>
           <w:r>
             <w:rPr>
-              <w:rFonts w:ascii="Times New Roman" w:eastAsia="Times New Roman" w:hAnsi="Times New Roman" w:cs="Times New Roman"/>
+              <w:rFonts w:ascii="Times New Roman" w:hAnsi="Times New Roman" w:eastAsia="Times New Roman" w:cs="Times New Roman"/>
               <w:bCs/>
               <w:spacing w:val="-19"/>
               <w:szCs w:val="28"/>
@@ -3328,16 +3070,16 @@
           </w:r>
           <w:r>
             <w:rPr>
-              <w:rFonts w:ascii="Times New Roman" w:eastAsia="Times New Roman" w:hAnsi="Times New Roman" w:cs="Times New Roman"/>
-              <w:bCs/>
-              <w:spacing w:val="-19"/>
-              <w:szCs w:val="28"/>
-            </w:rPr>
-            <w:instrText xml:space="preserve"> HYPERLINK \l _Toc19812 </w:instrText>
-          </w:r>
-          <w:r>
-            <w:rPr>
-              <w:rFonts w:ascii="Times New Roman" w:eastAsia="Times New Roman" w:hAnsi="Times New Roman" w:cs="Times New Roman"/>
+              <w:rFonts w:ascii="Times New Roman" w:hAnsi="Times New Roman" w:eastAsia="Times New Roman" w:cs="Times New Roman"/>
+              <w:bCs/>
+              <w:spacing w:val="-19"/>
+              <w:szCs w:val="28"/>
+            </w:rPr>
+            <w:instrText xml:space="preserve"> HYPERLINK \l _Toc19232 </w:instrText>
+          </w:r>
+          <w:r>
+            <w:rPr>
+              <w:rFonts w:ascii="Times New Roman" w:hAnsi="Times New Roman" w:eastAsia="Times New Roman" w:cs="Times New Roman"/>
               <w:bCs/>
               <w:spacing w:val="-19"/>
               <w:szCs w:val="28"/>
@@ -3360,20 +3102,20 @@
             <w:fldChar w:fldCharType="begin"/>
           </w:r>
           <w:r>
-            <w:instrText xml:space="preserve"> PAGEREF _Toc19812 \h </w:instrText>
+            <w:instrText xml:space="preserve"> PAGEREF _Toc19232 \h </w:instrText>
           </w:r>
           <w:r>
             <w:fldChar w:fldCharType="separate"/>
           </w:r>
           <w:r>
-            <w:t>11</w:t>
+            <w:t>12</w:t>
           </w:r>
           <w:r>
             <w:fldChar w:fldCharType="end"/>
           </w:r>
           <w:r>
             <w:rPr>
-              <w:rFonts w:ascii="Times New Roman" w:eastAsia="Times New Roman" w:hAnsi="Times New Roman" w:cs="Times New Roman"/>
+              <w:rFonts w:ascii="Times New Roman" w:hAnsi="Times New Roman" w:eastAsia="Times New Roman" w:cs="Times New Roman"/>
               <w:bCs/>
               <w:spacing w:val="-19"/>
               <w:szCs w:val="28"/>
@@ -3383,28 +3125,14 @@
         </w:p>
         <w:p>
           <w:pPr>
-            <w:pStyle w:val="TOC2"/>
-            <w:keepNext w:val="0"/>
-            <w:keepLines w:val="0"/>
-            <w:pageBreakBefore w:val="0"/>
-            <w:widowControl w:val="0"/>
+            <w:pStyle w:val="18"/>
             <w:tabs>
               <w:tab w:val="right" w:leader="dot" w:pos="9256"/>
             </w:tabs>
-            <w:kinsoku w:val="0"/>
-            <w:wordWrap/>
-            <w:overflowPunct/>
-            <w:topLinePunct w:val="0"/>
-            <w:autoSpaceDE w:val="0"/>
-            <w:autoSpaceDN w:val="0"/>
-            <w:bidi w:val="0"/>
-            <w:adjustRightInd w:val="0"/>
-            <w:snapToGrid w:val="0"/>
-            <w:textAlignment w:val="baseline"/>
           </w:pPr>
           <w:r>
             <w:rPr>
-              <w:rFonts w:ascii="Times New Roman" w:eastAsia="Times New Roman" w:hAnsi="Times New Roman" w:cs="Times New Roman"/>
+              <w:rFonts w:ascii="Times New Roman" w:hAnsi="Times New Roman" w:eastAsia="Times New Roman" w:cs="Times New Roman"/>
               <w:bCs/>
               <w:spacing w:val="-19"/>
               <w:szCs w:val="28"/>
@@ -3413,16 +3141,16 @@
           </w:r>
           <w:r>
             <w:rPr>
-              <w:rFonts w:ascii="Times New Roman" w:eastAsia="Times New Roman" w:hAnsi="Times New Roman" w:cs="Times New Roman"/>
-              <w:bCs/>
-              <w:spacing w:val="-19"/>
-              <w:szCs w:val="28"/>
-            </w:rPr>
-            <w:instrText xml:space="preserve"> HYPERLINK \l _Toc12523 </w:instrText>
-          </w:r>
-          <w:r>
-            <w:rPr>
-              <w:rFonts w:ascii="Times New Roman" w:eastAsia="Times New Roman" w:hAnsi="Times New Roman" w:cs="Times New Roman"/>
+              <w:rFonts w:ascii="Times New Roman" w:hAnsi="Times New Roman" w:eastAsia="Times New Roman" w:cs="Times New Roman"/>
+              <w:bCs/>
+              <w:spacing w:val="-19"/>
+              <w:szCs w:val="28"/>
+            </w:rPr>
+            <w:instrText xml:space="preserve"> HYPERLINK \l _Toc16403 </w:instrText>
+          </w:r>
+          <w:r>
+            <w:rPr>
+              <w:rFonts w:ascii="Times New Roman" w:hAnsi="Times New Roman" w:eastAsia="Times New Roman" w:cs="Times New Roman"/>
               <w:bCs/>
               <w:spacing w:val="-19"/>
               <w:szCs w:val="28"/>
@@ -3445,20 +3173,20 @@
             <w:fldChar w:fldCharType="begin"/>
           </w:r>
           <w:r>
-            <w:instrText xml:space="preserve"> PAGEREF _Toc12523 \h </w:instrText>
+            <w:instrText xml:space="preserve"> PAGEREF _Toc16403 \h </w:instrText>
           </w:r>
           <w:r>
             <w:fldChar w:fldCharType="separate"/>
           </w:r>
           <w:r>
-            <w:t>11</w:t>
+            <w:t>12</w:t>
           </w:r>
           <w:r>
             <w:fldChar w:fldCharType="end"/>
           </w:r>
           <w:r>
             <w:rPr>
-              <w:rFonts w:ascii="Times New Roman" w:eastAsia="Times New Roman" w:hAnsi="Times New Roman" w:cs="Times New Roman"/>
+              <w:rFonts w:ascii="Times New Roman" w:hAnsi="Times New Roman" w:eastAsia="Times New Roman" w:cs="Times New Roman"/>
               <w:bCs/>
               <w:spacing w:val="-19"/>
               <w:szCs w:val="28"/>
@@ -3468,28 +3196,14 @@
         </w:p>
         <w:p>
           <w:pPr>
-            <w:pStyle w:val="TOC2"/>
-            <w:keepNext w:val="0"/>
-            <w:keepLines w:val="0"/>
-            <w:pageBreakBefore w:val="0"/>
-            <w:widowControl w:val="0"/>
+            <w:pStyle w:val="18"/>
             <w:tabs>
               <w:tab w:val="right" w:leader="dot" w:pos="9256"/>
             </w:tabs>
-            <w:kinsoku w:val="0"/>
-            <w:wordWrap/>
-            <w:overflowPunct/>
-            <w:topLinePunct w:val="0"/>
-            <w:autoSpaceDE w:val="0"/>
-            <w:autoSpaceDN w:val="0"/>
-            <w:bidi w:val="0"/>
-            <w:adjustRightInd w:val="0"/>
-            <w:snapToGrid w:val="0"/>
-            <w:textAlignment w:val="baseline"/>
           </w:pPr>
           <w:r>
             <w:rPr>
-              <w:rFonts w:ascii="Times New Roman" w:eastAsia="Times New Roman" w:hAnsi="Times New Roman" w:cs="Times New Roman"/>
+              <w:rFonts w:ascii="Times New Roman" w:hAnsi="Times New Roman" w:eastAsia="Times New Roman" w:cs="Times New Roman"/>
               <w:bCs/>
               <w:spacing w:val="-19"/>
               <w:szCs w:val="28"/>
@@ -3498,16 +3212,16 @@
           </w:r>
           <w:r>
             <w:rPr>
-              <w:rFonts w:ascii="Times New Roman" w:eastAsia="Times New Roman" w:hAnsi="Times New Roman" w:cs="Times New Roman"/>
-              <w:bCs/>
-              <w:spacing w:val="-19"/>
-              <w:szCs w:val="28"/>
-            </w:rPr>
-            <w:instrText xml:space="preserve"> HYPERLINK \l _Toc3649 </w:instrText>
-          </w:r>
-          <w:r>
-            <w:rPr>
-              <w:rFonts w:ascii="Times New Roman" w:eastAsia="Times New Roman" w:hAnsi="Times New Roman" w:cs="Times New Roman"/>
+              <w:rFonts w:ascii="Times New Roman" w:hAnsi="Times New Roman" w:eastAsia="Times New Roman" w:cs="Times New Roman"/>
+              <w:bCs/>
+              <w:spacing w:val="-19"/>
+              <w:szCs w:val="28"/>
+            </w:rPr>
+            <w:instrText xml:space="preserve"> HYPERLINK \l _Toc16947 </w:instrText>
+          </w:r>
+          <w:r>
+            <w:rPr>
+              <w:rFonts w:ascii="Times New Roman" w:hAnsi="Times New Roman" w:eastAsia="Times New Roman" w:cs="Times New Roman"/>
               <w:bCs/>
               <w:spacing w:val="-19"/>
               <w:szCs w:val="28"/>
@@ -3530,20 +3244,20 @@
             <w:fldChar w:fldCharType="begin"/>
           </w:r>
           <w:r>
-            <w:instrText xml:space="preserve"> PAGEREF _Toc3649 \h </w:instrText>
+            <w:instrText xml:space="preserve"> PAGEREF _Toc16947 \h </w:instrText>
           </w:r>
           <w:r>
             <w:fldChar w:fldCharType="separate"/>
           </w:r>
           <w:r>
-            <w:t>11</w:t>
+            <w:t>12</w:t>
           </w:r>
           <w:r>
             <w:fldChar w:fldCharType="end"/>
           </w:r>
           <w:r>
             <w:rPr>
-              <w:rFonts w:ascii="Times New Roman" w:eastAsia="Times New Roman" w:hAnsi="Times New Roman" w:cs="Times New Roman"/>
+              <w:rFonts w:ascii="Times New Roman" w:hAnsi="Times New Roman" w:eastAsia="Times New Roman" w:cs="Times New Roman"/>
               <w:bCs/>
               <w:spacing w:val="-19"/>
               <w:szCs w:val="28"/>
@@ -3553,28 +3267,14 @@
         </w:p>
         <w:p>
           <w:pPr>
-            <w:pStyle w:val="TOC2"/>
-            <w:keepNext w:val="0"/>
-            <w:keepLines w:val="0"/>
-            <w:pageBreakBefore w:val="0"/>
-            <w:widowControl w:val="0"/>
+            <w:pStyle w:val="18"/>
             <w:tabs>
               <w:tab w:val="right" w:leader="dot" w:pos="9256"/>
             </w:tabs>
-            <w:kinsoku w:val="0"/>
-            <w:wordWrap/>
-            <w:overflowPunct/>
-            <w:topLinePunct w:val="0"/>
-            <w:autoSpaceDE w:val="0"/>
-            <w:autoSpaceDN w:val="0"/>
-            <w:bidi w:val="0"/>
-            <w:adjustRightInd w:val="0"/>
-            <w:snapToGrid w:val="0"/>
-            <w:textAlignment w:val="baseline"/>
           </w:pPr>
           <w:r>
             <w:rPr>
-              <w:rFonts w:ascii="Times New Roman" w:eastAsia="Times New Roman" w:hAnsi="Times New Roman" w:cs="Times New Roman"/>
+              <w:rFonts w:ascii="Times New Roman" w:hAnsi="Times New Roman" w:eastAsia="Times New Roman" w:cs="Times New Roman"/>
               <w:bCs/>
               <w:spacing w:val="-19"/>
               <w:szCs w:val="28"/>
@@ -3583,16 +3283,16 @@
           </w:r>
           <w:r>
             <w:rPr>
-              <w:rFonts w:ascii="Times New Roman" w:eastAsia="Times New Roman" w:hAnsi="Times New Roman" w:cs="Times New Roman"/>
-              <w:bCs/>
-              <w:spacing w:val="-19"/>
-              <w:szCs w:val="28"/>
-            </w:rPr>
-            <w:instrText xml:space="preserve"> HYPERLINK \l _Toc5036 </w:instrText>
-          </w:r>
-          <w:r>
-            <w:rPr>
-              <w:rFonts w:ascii="Times New Roman" w:eastAsia="Times New Roman" w:hAnsi="Times New Roman" w:cs="Times New Roman"/>
+              <w:rFonts w:ascii="Times New Roman" w:hAnsi="Times New Roman" w:eastAsia="Times New Roman" w:cs="Times New Roman"/>
+              <w:bCs/>
+              <w:spacing w:val="-19"/>
+              <w:szCs w:val="28"/>
+            </w:rPr>
+            <w:instrText xml:space="preserve"> HYPERLINK \l _Toc25624 </w:instrText>
+          </w:r>
+          <w:r>
+            <w:rPr>
+              <w:rFonts w:ascii="Times New Roman" w:hAnsi="Times New Roman" w:eastAsia="Times New Roman" w:cs="Times New Roman"/>
               <w:bCs/>
               <w:spacing w:val="-19"/>
               <w:szCs w:val="28"/>
@@ -3615,20 +3315,20 @@
             <w:fldChar w:fldCharType="begin"/>
           </w:r>
           <w:r>
-            <w:instrText xml:space="preserve"> PAGEREF _Toc5036 \h </w:instrText>
+            <w:instrText xml:space="preserve"> PAGEREF _Toc25624 \h </w:instrText>
           </w:r>
           <w:r>
             <w:fldChar w:fldCharType="separate"/>
           </w:r>
           <w:r>
-            <w:t>11</w:t>
+            <w:t>12</w:t>
           </w:r>
           <w:r>
             <w:fldChar w:fldCharType="end"/>
           </w:r>
           <w:r>
             <w:rPr>
-              <w:rFonts w:ascii="Times New Roman" w:eastAsia="Times New Roman" w:hAnsi="Times New Roman" w:cs="Times New Roman"/>
+              <w:rFonts w:ascii="Times New Roman" w:hAnsi="Times New Roman" w:eastAsia="Times New Roman" w:cs="Times New Roman"/>
               <w:bCs/>
               <w:spacing w:val="-19"/>
               <w:szCs w:val="28"/>
@@ -3638,28 +3338,14 @@
         </w:p>
         <w:p>
           <w:pPr>
-            <w:pStyle w:val="TOC2"/>
-            <w:keepNext w:val="0"/>
-            <w:keepLines w:val="0"/>
-            <w:pageBreakBefore w:val="0"/>
-            <w:widowControl w:val="0"/>
+            <w:pStyle w:val="18"/>
             <w:tabs>
               <w:tab w:val="right" w:leader="dot" w:pos="9256"/>
             </w:tabs>
-            <w:kinsoku w:val="0"/>
-            <w:wordWrap/>
-            <w:overflowPunct/>
-            <w:topLinePunct w:val="0"/>
-            <w:autoSpaceDE w:val="0"/>
-            <w:autoSpaceDN w:val="0"/>
-            <w:bidi w:val="0"/>
-            <w:adjustRightInd w:val="0"/>
-            <w:snapToGrid w:val="0"/>
-            <w:textAlignment w:val="baseline"/>
           </w:pPr>
           <w:r>
             <w:rPr>
-              <w:rFonts w:ascii="Times New Roman" w:eastAsia="Times New Roman" w:hAnsi="Times New Roman" w:cs="Times New Roman"/>
+              <w:rFonts w:ascii="Times New Roman" w:hAnsi="Times New Roman" w:eastAsia="Times New Roman" w:cs="Times New Roman"/>
               <w:bCs/>
               <w:spacing w:val="-19"/>
               <w:szCs w:val="28"/>
@@ -3668,16 +3354,16 @@
           </w:r>
           <w:r>
             <w:rPr>
-              <w:rFonts w:ascii="Times New Roman" w:eastAsia="Times New Roman" w:hAnsi="Times New Roman" w:cs="Times New Roman"/>
-              <w:bCs/>
-              <w:spacing w:val="-19"/>
-              <w:szCs w:val="28"/>
-            </w:rPr>
-            <w:instrText xml:space="preserve"> HYPERLINK \l _Toc19349 </w:instrText>
-          </w:r>
-          <w:r>
-            <w:rPr>
-              <w:rFonts w:ascii="Times New Roman" w:eastAsia="Times New Roman" w:hAnsi="Times New Roman" w:cs="Times New Roman"/>
+              <w:rFonts w:ascii="Times New Roman" w:hAnsi="Times New Roman" w:eastAsia="Times New Roman" w:cs="Times New Roman"/>
+              <w:bCs/>
+              <w:spacing w:val="-19"/>
+              <w:szCs w:val="28"/>
+            </w:rPr>
+            <w:instrText xml:space="preserve"> HYPERLINK \l _Toc25612 </w:instrText>
+          </w:r>
+          <w:r>
+            <w:rPr>
+              <w:rFonts w:ascii="Times New Roman" w:hAnsi="Times New Roman" w:eastAsia="Times New Roman" w:cs="Times New Roman"/>
               <w:bCs/>
               <w:spacing w:val="-19"/>
               <w:szCs w:val="28"/>
@@ -3700,20 +3386,20 @@
             <w:fldChar w:fldCharType="begin"/>
           </w:r>
           <w:r>
-            <w:instrText xml:space="preserve"> PAGEREF _Toc19349 \h </w:instrText>
+            <w:instrText xml:space="preserve"> PAGEREF _Toc25612 \h </w:instrText>
           </w:r>
           <w:r>
             <w:fldChar w:fldCharType="separate"/>
           </w:r>
           <w:r>
-            <w:t>11</w:t>
+            <w:t>12</w:t>
           </w:r>
           <w:r>
             <w:fldChar w:fldCharType="end"/>
           </w:r>
           <w:r>
             <w:rPr>
-              <w:rFonts w:ascii="Times New Roman" w:eastAsia="Times New Roman" w:hAnsi="Times New Roman" w:cs="Times New Roman"/>
+              <w:rFonts w:ascii="Times New Roman" w:hAnsi="Times New Roman" w:eastAsia="Times New Roman" w:cs="Times New Roman"/>
               <w:bCs/>
               <w:spacing w:val="-19"/>
               <w:szCs w:val="28"/>
@@ -3723,28 +3409,14 @@
         </w:p>
         <w:p>
           <w:pPr>
-            <w:pStyle w:val="TOC1"/>
-            <w:keepNext w:val="0"/>
-            <w:keepLines w:val="0"/>
-            <w:pageBreakBefore w:val="0"/>
-            <w:widowControl w:val="0"/>
+            <w:pStyle w:val="17"/>
             <w:tabs>
               <w:tab w:val="right" w:leader="dot" w:pos="9256"/>
             </w:tabs>
-            <w:kinsoku w:val="0"/>
-            <w:wordWrap/>
-            <w:overflowPunct/>
-            <w:topLinePunct w:val="0"/>
-            <w:autoSpaceDE w:val="0"/>
-            <w:autoSpaceDN w:val="0"/>
-            <w:bidi w:val="0"/>
-            <w:adjustRightInd w:val="0"/>
-            <w:snapToGrid w:val="0"/>
-            <w:textAlignment w:val="baseline"/>
           </w:pPr>
           <w:r>
             <w:rPr>
-              <w:rFonts w:ascii="Times New Roman" w:eastAsia="Times New Roman" w:hAnsi="Times New Roman" w:cs="Times New Roman"/>
+              <w:rFonts w:ascii="Times New Roman" w:hAnsi="Times New Roman" w:eastAsia="Times New Roman" w:cs="Times New Roman"/>
               <w:bCs/>
               <w:spacing w:val="-19"/>
               <w:szCs w:val="28"/>
@@ -3753,16 +3425,16 @@
           </w:r>
           <w:r>
             <w:rPr>
-              <w:rFonts w:ascii="Times New Roman" w:eastAsia="Times New Roman" w:hAnsi="Times New Roman" w:cs="Times New Roman"/>
-              <w:bCs/>
-              <w:spacing w:val="-19"/>
-              <w:szCs w:val="28"/>
-            </w:rPr>
-            <w:instrText xml:space="preserve"> HYPERLINK \l _Toc10769 </w:instrText>
-          </w:r>
-          <w:r>
-            <w:rPr>
-              <w:rFonts w:ascii="Times New Roman" w:eastAsia="Times New Roman" w:hAnsi="Times New Roman" w:cs="Times New Roman"/>
+              <w:rFonts w:ascii="Times New Roman" w:hAnsi="Times New Roman" w:eastAsia="Times New Roman" w:cs="Times New Roman"/>
+              <w:bCs/>
+              <w:spacing w:val="-19"/>
+              <w:szCs w:val="28"/>
+            </w:rPr>
+            <w:instrText xml:space="preserve"> HYPERLINK \l _Toc22522 </w:instrText>
+          </w:r>
+          <w:r>
+            <w:rPr>
+              <w:rFonts w:ascii="Times New Roman" w:hAnsi="Times New Roman" w:eastAsia="Times New Roman" w:cs="Times New Roman"/>
               <w:bCs/>
               <w:spacing w:val="-19"/>
               <w:szCs w:val="28"/>
@@ -3783,20 +3455,20 @@
             <w:fldChar w:fldCharType="begin"/>
           </w:r>
           <w:r>
-            <w:instrText xml:space="preserve"> PAGEREF _Toc10769 \h </w:instrText>
+            <w:instrText xml:space="preserve"> PAGEREF _Toc22522 \h </w:instrText>
           </w:r>
           <w:r>
             <w:fldChar w:fldCharType="separate"/>
           </w:r>
           <w:r>
-            <w:t>12</w:t>
+            <w:t>13</w:t>
           </w:r>
           <w:r>
             <w:fldChar w:fldCharType="end"/>
           </w:r>
           <w:r>
             <w:rPr>
-              <w:rFonts w:ascii="Times New Roman" w:eastAsia="Times New Roman" w:hAnsi="Times New Roman" w:cs="Times New Roman"/>
+              <w:rFonts w:ascii="Times New Roman" w:hAnsi="Times New Roman" w:eastAsia="Times New Roman" w:cs="Times New Roman"/>
               <w:bCs/>
               <w:spacing w:val="-19"/>
               <w:szCs w:val="28"/>
@@ -3806,28 +3478,14 @@
         </w:p>
         <w:p>
           <w:pPr>
-            <w:pStyle w:val="TOC1"/>
-            <w:keepNext w:val="0"/>
-            <w:keepLines w:val="0"/>
-            <w:pageBreakBefore w:val="0"/>
-            <w:widowControl w:val="0"/>
+            <w:pStyle w:val="17"/>
             <w:tabs>
               <w:tab w:val="right" w:leader="dot" w:pos="9256"/>
             </w:tabs>
-            <w:kinsoku w:val="0"/>
-            <w:wordWrap/>
-            <w:overflowPunct/>
-            <w:topLinePunct w:val="0"/>
-            <w:autoSpaceDE w:val="0"/>
-            <w:autoSpaceDN w:val="0"/>
-            <w:bidi w:val="0"/>
-            <w:adjustRightInd w:val="0"/>
-            <w:snapToGrid w:val="0"/>
-            <w:textAlignment w:val="baseline"/>
           </w:pPr>
           <w:r>
             <w:rPr>
-              <w:rFonts w:ascii="Times New Roman" w:eastAsia="Times New Roman" w:hAnsi="Times New Roman" w:cs="Times New Roman"/>
+              <w:rFonts w:ascii="Times New Roman" w:hAnsi="Times New Roman" w:eastAsia="Times New Roman" w:cs="Times New Roman"/>
               <w:bCs/>
               <w:spacing w:val="-19"/>
               <w:szCs w:val="28"/>
@@ -3836,16 +3494,16 @@
           </w:r>
           <w:r>
             <w:rPr>
-              <w:rFonts w:ascii="Times New Roman" w:eastAsia="Times New Roman" w:hAnsi="Times New Roman" w:cs="Times New Roman"/>
-              <w:bCs/>
-              <w:spacing w:val="-19"/>
-              <w:szCs w:val="28"/>
-            </w:rPr>
-            <w:instrText xml:space="preserve"> HYPERLINK \l _Toc8164 </w:instrText>
-          </w:r>
-          <w:r>
-            <w:rPr>
-              <w:rFonts w:ascii="Times New Roman" w:eastAsia="Times New Roman" w:hAnsi="Times New Roman" w:cs="Times New Roman"/>
+              <w:rFonts w:ascii="Times New Roman" w:hAnsi="Times New Roman" w:eastAsia="Times New Roman" w:cs="Times New Roman"/>
+              <w:bCs/>
+              <w:spacing w:val="-19"/>
+              <w:szCs w:val="28"/>
+            </w:rPr>
+            <w:instrText xml:space="preserve"> HYPERLINK \l _Toc29373 </w:instrText>
+          </w:r>
+          <w:r>
+            <w:rPr>
+              <w:rFonts w:ascii="Times New Roman" w:hAnsi="Times New Roman" w:eastAsia="Times New Roman" w:cs="Times New Roman"/>
               <w:bCs/>
               <w:spacing w:val="-19"/>
               <w:szCs w:val="28"/>
@@ -3868,20 +3526,20 @@
             <w:fldChar w:fldCharType="begin"/>
           </w:r>
           <w:r>
-            <w:instrText xml:space="preserve"> PAGEREF _Toc8164 \h </w:instrText>
+            <w:instrText xml:space="preserve"> PAGEREF _Toc29373 \h </w:instrText>
           </w:r>
           <w:r>
             <w:fldChar w:fldCharType="separate"/>
           </w:r>
           <w:r>
-            <w:t>12</w:t>
+            <w:t>13</w:t>
           </w:r>
           <w:r>
             <w:fldChar w:fldCharType="end"/>
           </w:r>
           <w:r>
             <w:rPr>
-              <w:rFonts w:ascii="Times New Roman" w:eastAsia="Times New Roman" w:hAnsi="Times New Roman" w:cs="Times New Roman"/>
+              <w:rFonts w:ascii="Times New Roman" w:hAnsi="Times New Roman" w:eastAsia="Times New Roman" w:cs="Times New Roman"/>
               <w:bCs/>
               <w:spacing w:val="-19"/>
               <w:szCs w:val="28"/>
@@ -3891,28 +3549,14 @@
         </w:p>
         <w:p>
           <w:pPr>
-            <w:pStyle w:val="TOC1"/>
-            <w:keepNext w:val="0"/>
-            <w:keepLines w:val="0"/>
-            <w:pageBreakBefore w:val="0"/>
-            <w:widowControl w:val="0"/>
+            <w:pStyle w:val="17"/>
             <w:tabs>
               <w:tab w:val="right" w:leader="dot" w:pos="9256"/>
             </w:tabs>
-            <w:kinsoku w:val="0"/>
-            <w:wordWrap/>
-            <w:overflowPunct/>
-            <w:topLinePunct w:val="0"/>
-            <w:autoSpaceDE w:val="0"/>
-            <w:autoSpaceDN w:val="0"/>
-            <w:bidi w:val="0"/>
-            <w:adjustRightInd w:val="0"/>
-            <w:snapToGrid w:val="0"/>
-            <w:textAlignment w:val="baseline"/>
           </w:pPr>
           <w:r>
             <w:rPr>
-              <w:rFonts w:ascii="Times New Roman" w:eastAsia="Times New Roman" w:hAnsi="Times New Roman" w:cs="Times New Roman"/>
+              <w:rFonts w:ascii="Times New Roman" w:hAnsi="Times New Roman" w:eastAsia="Times New Roman" w:cs="Times New Roman"/>
               <w:bCs/>
               <w:spacing w:val="-19"/>
               <w:szCs w:val="28"/>
@@ -3921,16 +3565,16 @@
           </w:r>
           <w:r>
             <w:rPr>
-              <w:rFonts w:ascii="Times New Roman" w:eastAsia="Times New Roman" w:hAnsi="Times New Roman" w:cs="Times New Roman"/>
-              <w:bCs/>
-              <w:spacing w:val="-19"/>
-              <w:szCs w:val="28"/>
-            </w:rPr>
-            <w:instrText xml:space="preserve"> HYPERLINK \l _Toc24262 </w:instrText>
-          </w:r>
-          <w:r>
-            <w:rPr>
-              <w:rFonts w:ascii="Times New Roman" w:eastAsia="Times New Roman" w:hAnsi="Times New Roman" w:cs="Times New Roman"/>
+              <w:rFonts w:ascii="Times New Roman" w:hAnsi="Times New Roman" w:eastAsia="Times New Roman" w:cs="Times New Roman"/>
+              <w:bCs/>
+              <w:spacing w:val="-19"/>
+              <w:szCs w:val="28"/>
+            </w:rPr>
+            <w:instrText xml:space="preserve"> HYPERLINK \l _Toc2301 </w:instrText>
+          </w:r>
+          <w:r>
+            <w:rPr>
+              <w:rFonts w:ascii="Times New Roman" w:hAnsi="Times New Roman" w:eastAsia="Times New Roman" w:cs="Times New Roman"/>
               <w:bCs/>
               <w:spacing w:val="-19"/>
               <w:szCs w:val="28"/>
@@ -3953,20 +3597,20 @@
             <w:fldChar w:fldCharType="begin"/>
           </w:r>
           <w:r>
-            <w:instrText xml:space="preserve"> PAGEREF _Toc24262 \h </w:instrText>
+            <w:instrText xml:space="preserve"> PAGEREF _Toc2301 \h </w:instrText>
           </w:r>
           <w:r>
             <w:fldChar w:fldCharType="separate"/>
           </w:r>
           <w:r>
-            <w:t>12</w:t>
+            <w:t>13</w:t>
           </w:r>
           <w:r>
             <w:fldChar w:fldCharType="end"/>
           </w:r>
           <w:r>
             <w:rPr>
-              <w:rFonts w:ascii="Times New Roman" w:eastAsia="Times New Roman" w:hAnsi="Times New Roman" w:cs="Times New Roman"/>
+              <w:rFonts w:ascii="Times New Roman" w:hAnsi="Times New Roman" w:eastAsia="Times New Roman" w:cs="Times New Roman"/>
               <w:bCs/>
               <w:spacing w:val="-19"/>
               <w:szCs w:val="28"/>
@@ -3991,7 +3635,7 @@
             <w:snapToGrid w:val="0"/>
             <w:textAlignment w:val="baseline"/>
             <w:rPr>
-              <w:rFonts w:ascii="Times New Roman" w:eastAsia="Times New Roman" w:hAnsi="Times New Roman" w:cs="Times New Roman"/>
+              <w:rFonts w:ascii="Times New Roman" w:hAnsi="Times New Roman" w:eastAsia="Times New Roman" w:cs="Times New Roman"/>
               <w:bCs/>
               <w:spacing w:val="-19"/>
               <w:szCs w:val="28"/>
@@ -3999,45 +3643,12 @@
           </w:pPr>
           <w:r>
             <w:rPr>
-              <w:rFonts w:ascii="Times New Roman" w:eastAsia="Times New Roman" w:hAnsi="Times New Roman" w:cs="Times New Roman"/>
+              <w:rFonts w:ascii="Times New Roman" w:hAnsi="Times New Roman" w:eastAsia="Times New Roman" w:cs="Times New Roman"/>
               <w:bCs/>
               <w:spacing w:val="-19"/>
               <w:szCs w:val="28"/>
             </w:rPr>
             <w:fldChar w:fldCharType="end"/>
-          </w:r>
-        </w:p>
-        <w:p>
-          <w:pPr>
-            <w:keepNext w:val="0"/>
-            <w:keepLines w:val="0"/>
-            <w:pageBreakBefore w:val="0"/>
-            <w:widowControl w:val="0"/>
-            <w:kinsoku w:val="0"/>
-            <w:wordWrap/>
-            <w:overflowPunct/>
-            <w:topLinePunct w:val="0"/>
-            <w:autoSpaceDE w:val="0"/>
-            <w:autoSpaceDN w:val="0"/>
-            <w:bidi w:val="0"/>
-            <w:adjustRightInd w:val="0"/>
-            <w:snapToGrid w:val="0"/>
-            <w:textAlignment w:val="baseline"/>
-            <w:rPr>
-              <w:rFonts w:ascii="Times New Roman" w:eastAsia="Times New Roman" w:hAnsi="Times New Roman" w:cs="Times New Roman"/>
-              <w:bCs/>
-              <w:spacing w:val="-19"/>
-              <w:szCs w:val="28"/>
-            </w:rPr>
-          </w:pPr>
-          <w:r>
-            <w:rPr>
-              <w:rFonts w:ascii="Times New Roman" w:eastAsia="Times New Roman" w:hAnsi="Times New Roman" w:cs="Times New Roman"/>
-              <w:bCs/>
-              <w:spacing w:val="-19"/>
-              <w:szCs w:val="28"/>
-            </w:rPr>
-            <w:br w:type="page"/>
           </w:r>
         </w:p>
         <w:p>
@@ -4061,24 +3672,31 @@
       </w:sdtContent>
     </w:sdt>
     <w:p>
-      <w:pPr>
-        <w:pStyle w:val="1"/>
-        <w:keepNext w:val="0"/>
-        <w:keepLines w:val="0"/>
-        <w:pageBreakBefore w:val="0"/>
-        <w:widowControl w:val="0"/>
-        <w:kinsoku w:val="0"/>
-        <w:wordWrap/>
-        <w:overflowPunct/>
-        <w:topLinePunct w:val="0"/>
-        <w:autoSpaceDE w:val="0"/>
-        <w:autoSpaceDN w:val="0"/>
-        <w:bidi w:val="0"/>
-        <w:adjustRightInd w:val="0"/>
-        <w:snapToGrid w:val="0"/>
-        <w:textAlignment w:val="baseline"/>
-      </w:pPr>
-      <w:bookmarkStart w:id="3" w:name="_Toc26713"/>
+      <w:bookmarkStart w:id="3" w:name="_Toc30240"/>
+      <w:r>
+        <w:br w:type="page"/>
+      </w:r>
+    </w:p>
+    <w:p>
+      <w:pPr>
+        <w:pStyle w:val="30"/>
+        <w:keepNext w:val="0"/>
+        <w:keepLines w:val="0"/>
+        <w:pageBreakBefore w:val="0"/>
+        <w:widowControl w:val="0"/>
+        <w:kinsoku w:val="0"/>
+        <w:wordWrap/>
+        <w:overflowPunct/>
+        <w:topLinePunct w:val="0"/>
+        <w:autoSpaceDE w:val="0"/>
+        <w:autoSpaceDN w:val="0"/>
+        <w:bidi w:val="0"/>
+        <w:adjustRightInd w:val="0"/>
+        <w:snapToGrid w:val="0"/>
+        <w:textAlignment w:val="baseline"/>
+      </w:pPr>
+      <w:bookmarkStart w:id="77" w:name="_GoBack"/>
+      <w:bookmarkEnd w:id="77"/>
       <w:r>
         <w:t>目的</w:t>
       </w:r>
@@ -4086,7 +3704,7 @@
     </w:p>
     <w:p>
       <w:pPr>
-        <w:pStyle w:val="a"/>
+        <w:pStyle w:val="31"/>
         <w:keepNext w:val="0"/>
         <w:keepLines w:val="0"/>
         <w:pageBreakBefore w:val="0"/>
@@ -4102,19 +3720,19 @@
         <w:snapToGrid w:val="0"/>
         <w:textAlignment w:val="baseline"/>
         <w:rPr>
-          <w:rFonts w:ascii="宋体" w:eastAsia="宋体" w:hAnsi="宋体" w:cs="宋体" w:hint="eastAsia"/>
+          <w:rFonts w:hint="eastAsia" w:ascii="宋体" w:hAnsi="宋体" w:eastAsia="宋体" w:cs="宋体"/>
         </w:rPr>
       </w:pPr>
       <w:r>
         <w:rPr>
-          <w:rFonts w:ascii="宋体" w:eastAsia="宋体" w:hAnsi="宋体" w:cs="宋体" w:hint="eastAsia"/>
+          <w:rFonts w:hint="eastAsia" w:ascii="宋体" w:hAnsi="宋体" w:eastAsia="宋体" w:cs="宋体"/>
         </w:rPr>
         <w:t>为确保公司核心IT服务在面临各种中断性事件（如硬件故障、自然灾害、网络攻击、人为错误等）时，能够保持预定的可用性水平，并能够快速、有效地恢复，最大限度地减少对业务运营的影响和损失，特制定本制度。</w:t>
       </w:r>
     </w:p>
     <w:p>
       <w:pPr>
-        <w:pStyle w:val="1"/>
+        <w:pStyle w:val="30"/>
         <w:keepNext w:val="0"/>
         <w:keepLines w:val="0"/>
         <w:pageBreakBefore w:val="0"/>
@@ -4134,7 +3752,7 @@
       <w:bookmarkEnd w:id="4"/>
       <w:bookmarkStart w:id="5" w:name="bookmark4"/>
       <w:bookmarkEnd w:id="5"/>
-      <w:bookmarkStart w:id="6" w:name="_Toc22144"/>
+      <w:bookmarkStart w:id="6" w:name="_Toc21571"/>
       <w:r>
         <w:t>范围</w:t>
       </w:r>
@@ -4142,7 +3760,7 @@
     </w:p>
     <w:p>
       <w:pPr>
-        <w:pStyle w:val="a"/>
+        <w:pStyle w:val="31"/>
         <w:keepNext w:val="0"/>
         <w:keepLines w:val="0"/>
         <w:pageBreakBefore w:val="0"/>
@@ -4160,7 +3778,7 @@
         <w:bidi w:val="0"/>
         <w:adjustRightInd w:val="0"/>
         <w:snapToGrid w:val="0"/>
-        <w:ind w:left="425" w:hanging="425" w:leftChars="0" w:firstLineChars="0"/>
+        <w:ind w:left="425" w:leftChars="0" w:hanging="425" w:firstLineChars="0"/>
         <w:textAlignment w:val="baseline"/>
       </w:pPr>
       <w:r>
@@ -4179,7 +3797,7 @@
     </w:p>
     <w:p>
       <w:pPr>
-        <w:pStyle w:val="a"/>
+        <w:pStyle w:val="31"/>
         <w:keepNext w:val="0"/>
         <w:keepLines w:val="0"/>
         <w:pageBreakBefore w:val="0"/>
@@ -4197,7 +3815,7 @@
         <w:bidi w:val="0"/>
         <w:adjustRightInd w:val="0"/>
         <w:snapToGrid w:val="0"/>
-        <w:ind w:left="425" w:hanging="425" w:leftChars="0" w:firstLineChars="0"/>
+        <w:ind w:left="425" w:leftChars="0" w:hanging="425" w:firstLineChars="0"/>
         <w:textAlignment w:val="baseline"/>
       </w:pPr>
       <w:r>
@@ -4206,7 +3824,7 @@
     </w:p>
     <w:p>
       <w:pPr>
-        <w:pStyle w:val="a"/>
+        <w:pStyle w:val="31"/>
         <w:keepNext w:val="0"/>
         <w:keepLines w:val="0"/>
         <w:pageBreakBefore w:val="0"/>
@@ -4224,7 +3842,7 @@
         <w:bidi w:val="0"/>
         <w:adjustRightInd w:val="0"/>
         <w:snapToGrid w:val="0"/>
-        <w:ind w:left="425" w:hanging="425" w:leftChars="0" w:firstLineChars="0"/>
+        <w:ind w:left="425" w:leftChars="0" w:hanging="425" w:firstLineChars="0"/>
         <w:textAlignment w:val="baseline"/>
       </w:pPr>
       <w:r>
@@ -4233,7 +3851,7 @@
     </w:p>
     <w:p>
       <w:pPr>
-        <w:pStyle w:val="a"/>
+        <w:pStyle w:val="31"/>
         <w:keepNext w:val="0"/>
         <w:keepLines w:val="0"/>
         <w:pageBreakBefore w:val="0"/>
@@ -4251,7 +3869,7 @@
         <w:bidi w:val="0"/>
         <w:adjustRightInd w:val="0"/>
         <w:snapToGrid w:val="0"/>
-        <w:ind w:left="425" w:hanging="425" w:leftChars="0" w:firstLineChars="0"/>
+        <w:ind w:left="425" w:leftChars="0" w:hanging="425" w:firstLineChars="0"/>
         <w:textAlignment w:val="baseline"/>
       </w:pPr>
       <w:r>
@@ -4270,7 +3888,7 @@
     </w:p>
     <w:p>
       <w:pPr>
-        <w:pStyle w:val="a"/>
+        <w:pStyle w:val="31"/>
         <w:keepNext w:val="0"/>
         <w:keepLines w:val="0"/>
         <w:pageBreakBefore w:val="0"/>
@@ -4288,7 +3906,7 @@
         <w:bidi w:val="0"/>
         <w:adjustRightInd w:val="0"/>
         <w:snapToGrid w:val="0"/>
-        <w:ind w:left="425" w:hanging="425" w:leftChars="0" w:firstLineChars="0"/>
+        <w:ind w:left="425" w:leftChars="0" w:hanging="425" w:firstLineChars="0"/>
         <w:textAlignment w:val="baseline"/>
       </w:pPr>
       <w:r>
@@ -4304,27 +3922,27 @@
     </w:p>
     <w:p>
       <w:pPr>
-        <w:pStyle w:val="1"/>
-        <w:keepNext w:val="0"/>
-        <w:keepLines w:val="0"/>
-        <w:pageBreakBefore w:val="0"/>
-        <w:widowControl w:val="0"/>
-        <w:kinsoku w:val="0"/>
-        <w:wordWrap/>
-        <w:overflowPunct/>
-        <w:topLinePunct w:val="0"/>
-        <w:autoSpaceDE w:val="0"/>
-        <w:autoSpaceDN w:val="0"/>
-        <w:bidi w:val="0"/>
-        <w:adjustRightInd w:val="0"/>
-        <w:snapToGrid w:val="0"/>
-        <w:textAlignment w:val="baseline"/>
-      </w:pPr>
-      <w:bookmarkStart w:id="7" w:name="bookmark7"/>
+        <w:pStyle w:val="30"/>
+        <w:keepNext w:val="0"/>
+        <w:keepLines w:val="0"/>
+        <w:pageBreakBefore w:val="0"/>
+        <w:widowControl w:val="0"/>
+        <w:kinsoku w:val="0"/>
+        <w:wordWrap/>
+        <w:overflowPunct/>
+        <w:topLinePunct w:val="0"/>
+        <w:autoSpaceDE w:val="0"/>
+        <w:autoSpaceDN w:val="0"/>
+        <w:bidi w:val="0"/>
+        <w:adjustRightInd w:val="0"/>
+        <w:snapToGrid w:val="0"/>
+        <w:textAlignment w:val="baseline"/>
+      </w:pPr>
+      <w:bookmarkStart w:id="7" w:name="bookmark6"/>
       <w:bookmarkEnd w:id="7"/>
-      <w:bookmarkStart w:id="8" w:name="bookmark6"/>
+      <w:bookmarkStart w:id="8" w:name="bookmark7"/>
       <w:bookmarkEnd w:id="8"/>
-      <w:bookmarkStart w:id="9" w:name="_Toc22663"/>
+      <w:bookmarkStart w:id="9" w:name="_Toc4213"/>
       <w:r>
         <w:t>定义</w:t>
       </w:r>
@@ -4332,7 +3950,7 @@
     </w:p>
     <w:p>
       <w:pPr>
-        <w:pStyle w:val="a"/>
+        <w:pStyle w:val="31"/>
         <w:keepNext w:val="0"/>
         <w:keepLines w:val="0"/>
         <w:pageBreakBefore w:val="0"/>
@@ -4354,7 +3972,7 @@
     </w:p>
     <w:p>
       <w:pPr>
-        <w:pStyle w:val="a3"/>
+        <w:pStyle w:val="43"/>
         <w:keepNext w:val="0"/>
         <w:keepLines w:val="0"/>
         <w:pageBreakBefore w:val="0"/>
@@ -4380,7 +3998,7 @@
     </w:p>
     <w:p>
       <w:pPr>
-        <w:pStyle w:val="a3"/>
+        <w:pStyle w:val="43"/>
         <w:keepNext w:val="0"/>
         <w:keepLines w:val="0"/>
         <w:pageBreakBefore w:val="0"/>
@@ -4413,7 +4031,7 @@
     </w:p>
     <w:p>
       <w:pPr>
-        <w:pStyle w:val="a3"/>
+        <w:pStyle w:val="43"/>
         <w:keepNext w:val="0"/>
         <w:keepLines w:val="0"/>
         <w:pageBreakBefore w:val="0"/>
@@ -4439,7 +4057,7 @@
     </w:p>
     <w:p>
       <w:pPr>
-        <w:pStyle w:val="a"/>
+        <w:pStyle w:val="31"/>
         <w:keepNext w:val="0"/>
         <w:keepLines w:val="0"/>
         <w:pageBreakBefore w:val="0"/>
@@ -4461,7 +4079,7 @@
     </w:p>
     <w:p>
       <w:pPr>
-        <w:pStyle w:val="a3"/>
+        <w:pStyle w:val="43"/>
         <w:keepNext w:val="0"/>
         <w:keepLines w:val="0"/>
         <w:pageBreakBefore w:val="0"/>
@@ -4479,7 +4097,7 @@
         <w:bidi w:val="0"/>
         <w:adjustRightInd w:val="0"/>
         <w:snapToGrid w:val="0"/>
-        <w:ind w:left="425" w:hanging="425" w:leftChars="0" w:firstLineChars="0"/>
+        <w:ind w:left="425" w:leftChars="0" w:hanging="425" w:firstLineChars="0"/>
         <w:textAlignment w:val="baseline"/>
       </w:pPr>
       <w:r>
@@ -4488,7 +4106,7 @@
     </w:p>
     <w:p>
       <w:pPr>
-        <w:pStyle w:val="a3"/>
+        <w:pStyle w:val="43"/>
         <w:keepNext w:val="0"/>
         <w:keepLines w:val="0"/>
         <w:pageBreakBefore w:val="0"/>
@@ -4506,7 +4124,7 @@
         <w:bidi w:val="0"/>
         <w:adjustRightInd w:val="0"/>
         <w:snapToGrid w:val="0"/>
-        <w:ind w:left="425" w:hanging="425" w:leftChars="0" w:firstLineChars="0"/>
+        <w:ind w:left="425" w:leftChars="0" w:hanging="425" w:firstLineChars="0"/>
         <w:textAlignment w:val="baseline"/>
       </w:pPr>
       <w:r>
@@ -4515,7 +4133,7 @@
     </w:p>
     <w:p>
       <w:pPr>
-        <w:pStyle w:val="a3"/>
+        <w:pStyle w:val="43"/>
         <w:keepNext w:val="0"/>
         <w:keepLines w:val="0"/>
         <w:pageBreakBefore w:val="0"/>
@@ -4533,7 +4151,7 @@
         <w:bidi w:val="0"/>
         <w:adjustRightInd w:val="0"/>
         <w:snapToGrid w:val="0"/>
-        <w:ind w:left="425" w:hanging="425" w:leftChars="0" w:firstLineChars="0"/>
+        <w:ind w:left="425" w:leftChars="0" w:hanging="425" w:firstLineChars="0"/>
         <w:textAlignment w:val="baseline"/>
       </w:pPr>
       <w:r>
@@ -4542,7 +4160,7 @@
     </w:p>
     <w:p>
       <w:pPr>
-        <w:pStyle w:val="a3"/>
+        <w:pStyle w:val="43"/>
         <w:keepNext w:val="0"/>
         <w:keepLines w:val="0"/>
         <w:pageBreakBefore w:val="0"/>
@@ -4560,7 +4178,7 @@
         <w:bidi w:val="0"/>
         <w:adjustRightInd w:val="0"/>
         <w:snapToGrid w:val="0"/>
-        <w:ind w:left="425" w:hanging="425" w:leftChars="0" w:firstLineChars="0"/>
+        <w:ind w:left="425" w:leftChars="0" w:hanging="425" w:firstLineChars="0"/>
         <w:textAlignment w:val="baseline"/>
       </w:pPr>
       <w:r>
@@ -4569,7 +4187,7 @@
     </w:p>
     <w:p>
       <w:pPr>
-        <w:pStyle w:val="a3"/>
+        <w:pStyle w:val="43"/>
         <w:keepNext w:val="0"/>
         <w:keepLines w:val="0"/>
         <w:pageBreakBefore w:val="0"/>
@@ -4587,7 +4205,7 @@
         <w:bidi w:val="0"/>
         <w:adjustRightInd w:val="0"/>
         <w:snapToGrid w:val="0"/>
-        <w:ind w:left="425" w:hanging="425" w:leftChars="0" w:firstLineChars="0"/>
+        <w:ind w:left="425" w:leftChars="0" w:hanging="425" w:firstLineChars="0"/>
         <w:textAlignment w:val="baseline"/>
       </w:pPr>
       <w:r>
@@ -4596,7 +4214,7 @@
     </w:p>
     <w:p>
       <w:pPr>
-        <w:pStyle w:val="a3"/>
+        <w:pStyle w:val="43"/>
         <w:keepNext w:val="0"/>
         <w:keepLines w:val="0"/>
         <w:pageBreakBefore w:val="0"/>
@@ -4614,7 +4232,7 @@
         <w:bidi w:val="0"/>
         <w:adjustRightInd w:val="0"/>
         <w:snapToGrid w:val="0"/>
-        <w:ind w:left="425" w:hanging="425" w:leftChars="0" w:firstLineChars="0"/>
+        <w:ind w:left="425" w:leftChars="0" w:hanging="425" w:firstLineChars="0"/>
         <w:textAlignment w:val="baseline"/>
       </w:pPr>
       <w:r>
@@ -4623,7 +4241,7 @@
     </w:p>
     <w:p>
       <w:pPr>
-        <w:pStyle w:val="a"/>
+        <w:pStyle w:val="31"/>
         <w:keepNext w:val="0"/>
         <w:keepLines w:val="0"/>
         <w:pageBreakBefore w:val="0"/>
@@ -4670,23 +4288,23 @@
     </w:p>
     <w:p>
       <w:pPr>
-        <w:pStyle w:val="1"/>
-        <w:keepNext w:val="0"/>
-        <w:keepLines w:val="0"/>
-        <w:pageBreakBefore w:val="0"/>
-        <w:widowControl w:val="0"/>
-        <w:kinsoku w:val="0"/>
-        <w:wordWrap/>
-        <w:overflowPunct/>
-        <w:topLinePunct w:val="0"/>
-        <w:autoSpaceDE w:val="0"/>
-        <w:autoSpaceDN w:val="0"/>
-        <w:bidi w:val="0"/>
-        <w:adjustRightInd w:val="0"/>
-        <w:snapToGrid w:val="0"/>
-        <w:textAlignment w:val="baseline"/>
-      </w:pPr>
-      <w:bookmarkStart w:id="12" w:name="_Toc10416"/>
+        <w:pStyle w:val="30"/>
+        <w:keepNext w:val="0"/>
+        <w:keepLines w:val="0"/>
+        <w:pageBreakBefore w:val="0"/>
+        <w:widowControl w:val="0"/>
+        <w:kinsoku w:val="0"/>
+        <w:wordWrap/>
+        <w:overflowPunct/>
+        <w:topLinePunct w:val="0"/>
+        <w:autoSpaceDE w:val="0"/>
+        <w:autoSpaceDN w:val="0"/>
+        <w:bidi w:val="0"/>
+        <w:adjustRightInd w:val="0"/>
+        <w:snapToGrid w:val="0"/>
+        <w:textAlignment w:val="baseline"/>
+      </w:pPr>
+      <w:bookmarkStart w:id="12" w:name="_Toc31163"/>
       <w:r>
         <w:t>职责</w:t>
       </w:r>
@@ -4694,23 +4312,23 @@
     </w:p>
     <w:p>
       <w:pPr>
-        <w:pStyle w:val="2"/>
-        <w:keepNext w:val="0"/>
-        <w:keepLines w:val="0"/>
-        <w:pageBreakBefore w:val="0"/>
-        <w:widowControl w:val="0"/>
-        <w:kinsoku w:val="0"/>
-        <w:wordWrap/>
-        <w:overflowPunct/>
-        <w:topLinePunct w:val="0"/>
-        <w:autoSpaceDE w:val="0"/>
-        <w:autoSpaceDN w:val="0"/>
-        <w:bidi w:val="0"/>
-        <w:adjustRightInd w:val="0"/>
-        <w:snapToGrid w:val="0"/>
-        <w:textAlignment w:val="baseline"/>
-      </w:pPr>
-      <w:bookmarkStart w:id="13" w:name="_Toc17001"/>
+        <w:pStyle w:val="32"/>
+        <w:keepNext w:val="0"/>
+        <w:keepLines w:val="0"/>
+        <w:pageBreakBefore w:val="0"/>
+        <w:widowControl w:val="0"/>
+        <w:kinsoku w:val="0"/>
+        <w:wordWrap/>
+        <w:overflowPunct/>
+        <w:topLinePunct w:val="0"/>
+        <w:autoSpaceDE w:val="0"/>
+        <w:autoSpaceDN w:val="0"/>
+        <w:bidi w:val="0"/>
+        <w:adjustRightInd w:val="0"/>
+        <w:snapToGrid w:val="0"/>
+        <w:textAlignment w:val="baseline"/>
+      </w:pPr>
+      <w:bookmarkStart w:id="13" w:name="_Toc16203"/>
       <w:r>
         <w:t>运维部</w:t>
       </w:r>
@@ -4718,7 +4336,7 @@
     </w:p>
     <w:p>
       <w:pPr>
-        <w:pStyle w:val="a3"/>
+        <w:pStyle w:val="43"/>
         <w:keepNext w:val="0"/>
         <w:keepLines w:val="0"/>
         <w:pageBreakBefore w:val="0"/>
@@ -4736,7 +4354,7 @@
         <w:bidi w:val="0"/>
         <w:adjustRightInd w:val="0"/>
         <w:snapToGrid w:val="0"/>
-        <w:ind w:left="425" w:hanging="425" w:leftChars="0" w:firstLineChars="0"/>
+        <w:ind w:left="425" w:leftChars="0" w:hanging="425" w:firstLineChars="0"/>
         <w:textAlignment w:val="baseline"/>
       </w:pPr>
       <w:r>
@@ -4775,7 +4393,7 @@
     </w:p>
     <w:p>
       <w:pPr>
-        <w:pStyle w:val="a3"/>
+        <w:pStyle w:val="43"/>
         <w:keepNext w:val="0"/>
         <w:keepLines w:val="0"/>
         <w:pageBreakBefore w:val="0"/>
@@ -4793,7 +4411,7 @@
         <w:bidi w:val="0"/>
         <w:adjustRightInd w:val="0"/>
         <w:snapToGrid w:val="0"/>
-        <w:ind w:left="425" w:hanging="425" w:leftChars="0" w:firstLineChars="0"/>
+        <w:ind w:left="425" w:leftChars="0" w:hanging="425" w:firstLineChars="0"/>
         <w:textAlignment w:val="baseline"/>
       </w:pPr>
       <w:r>
@@ -4802,7 +4420,7 @@
     </w:p>
     <w:p>
       <w:pPr>
-        <w:pStyle w:val="a3"/>
+        <w:pStyle w:val="43"/>
         <w:keepNext w:val="0"/>
         <w:keepLines w:val="0"/>
         <w:pageBreakBefore w:val="0"/>
@@ -4820,7 +4438,7 @@
         <w:bidi w:val="0"/>
         <w:adjustRightInd w:val="0"/>
         <w:snapToGrid w:val="0"/>
-        <w:ind w:left="425" w:hanging="425" w:leftChars="0" w:firstLineChars="0"/>
+        <w:ind w:left="425" w:leftChars="0" w:hanging="425" w:firstLineChars="0"/>
         <w:textAlignment w:val="baseline"/>
       </w:pPr>
       <w:r>
@@ -4836,7 +4454,7 @@
     </w:p>
     <w:p>
       <w:pPr>
-        <w:pStyle w:val="a3"/>
+        <w:pStyle w:val="43"/>
         <w:keepNext w:val="0"/>
         <w:keepLines w:val="0"/>
         <w:pageBreakBefore w:val="0"/>
@@ -4854,7 +4472,7 @@
         <w:bidi w:val="0"/>
         <w:adjustRightInd w:val="0"/>
         <w:snapToGrid w:val="0"/>
-        <w:ind w:left="425" w:hanging="425" w:leftChars="0" w:firstLineChars="0"/>
+        <w:ind w:left="425" w:leftChars="0" w:hanging="425" w:firstLineChars="0"/>
         <w:textAlignment w:val="baseline"/>
       </w:pPr>
       <w:r>
@@ -4870,7 +4488,7 @@
     </w:p>
     <w:p>
       <w:pPr>
-        <w:pStyle w:val="1"/>
+        <w:pStyle w:val="30"/>
         <w:keepNext w:val="0"/>
         <w:keepLines w:val="0"/>
         <w:pageBreakBefore w:val="0"/>
@@ -4890,7 +4508,7 @@
       <w:bookmarkEnd w:id="14"/>
       <w:bookmarkStart w:id="15" w:name="bookmark11"/>
       <w:bookmarkEnd w:id="15"/>
-      <w:bookmarkStart w:id="16" w:name="_Toc28623"/>
+      <w:bookmarkStart w:id="16" w:name="_Toc6564"/>
       <w:r>
         <w:t>流程</w:t>
       </w:r>
@@ -4898,7 +4516,7 @@
     </w:p>
     <w:p>
       <w:pPr>
-        <w:pStyle w:val="2"/>
+        <w:pStyle w:val="32"/>
         <w:keepNext w:val="0"/>
         <w:keepLines w:val="0"/>
         <w:pageBreakBefore w:val="0"/>
@@ -4918,7 +4536,7 @@
           <w:lang w:val="en-US" w:eastAsia="zh-CN"/>
         </w:rPr>
       </w:pPr>
-      <w:bookmarkStart w:id="17" w:name="_Toc27734"/>
+      <w:bookmarkStart w:id="17" w:name="_Toc15338"/>
       <w:r>
         <w:rPr>
           <w:rFonts w:hint="eastAsia"/>
@@ -4930,7 +4548,7 @@
     </w:p>
     <w:p>
       <w:pPr>
-        <w:pStyle w:val="a"/>
+        <w:pStyle w:val="31"/>
         <w:keepNext w:val="0"/>
         <w:keepLines w:val="0"/>
         <w:pageBreakBefore w:val="0"/>
@@ -4952,7 +4570,7 @@
     </w:p>
     <w:p>
       <w:pPr>
-        <w:pStyle w:val="3"/>
+        <w:pStyle w:val="33"/>
         <w:keepNext w:val="0"/>
         <w:keepLines w:val="0"/>
         <w:pageBreakBefore w:val="0"/>
@@ -4976,7 +4594,7 @@
       <w:bookmarkEnd w:id="20"/>
       <w:bookmarkStart w:id="21" w:name="bookmark12"/>
       <w:bookmarkEnd w:id="21"/>
-      <w:bookmarkStart w:id="22" w:name="_Toc19272"/>
+      <w:bookmarkStart w:id="22" w:name="_Toc27089"/>
       <w:r>
         <w:t>识别可用性需求</w:t>
       </w:r>
@@ -4984,7 +4602,7 @@
     </w:p>
     <w:p>
       <w:pPr>
-        <w:pStyle w:val="4"/>
+        <w:pStyle w:val="44"/>
         <w:keepNext w:val="0"/>
         <w:keepLines w:val="0"/>
         <w:pageBreakBefore w:val="0"/>
@@ -5006,7 +4624,7 @@
     </w:p>
     <w:p>
       <w:pPr>
-        <w:pStyle w:val="a"/>
+        <w:pStyle w:val="31"/>
         <w:keepNext w:val="0"/>
         <w:keepLines w:val="0"/>
         <w:pageBreakBefore w:val="0"/>
@@ -5024,7 +4642,7 @@
         <w:bidi w:val="0"/>
         <w:adjustRightInd w:val="0"/>
         <w:snapToGrid w:val="0"/>
-        <w:ind w:left="425" w:hanging="425" w:leftChars="0" w:firstLineChars="0"/>
+        <w:ind w:left="425" w:leftChars="0" w:hanging="425" w:firstLineChars="0"/>
         <w:textAlignment w:val="baseline"/>
       </w:pPr>
       <w:r>
@@ -5033,7 +4651,7 @@
     </w:p>
     <w:p>
       <w:pPr>
-        <w:pStyle w:val="a"/>
+        <w:pStyle w:val="31"/>
         <w:keepNext w:val="0"/>
         <w:keepLines w:val="0"/>
         <w:pageBreakBefore w:val="0"/>
@@ -5051,7 +4669,7 @@
         <w:bidi w:val="0"/>
         <w:adjustRightInd w:val="0"/>
         <w:snapToGrid w:val="0"/>
-        <w:ind w:left="425" w:hanging="425" w:leftChars="0" w:firstLineChars="0"/>
+        <w:ind w:left="425" w:leftChars="0" w:hanging="425" w:firstLineChars="0"/>
         <w:textAlignment w:val="baseline"/>
       </w:pPr>
       <w:r>
@@ -5070,7 +4688,7 @@
     </w:p>
     <w:p>
       <w:pPr>
-        <w:pStyle w:val="a"/>
+        <w:pStyle w:val="31"/>
         <w:keepNext w:val="0"/>
         <w:keepLines w:val="0"/>
         <w:pageBreakBefore w:val="0"/>
@@ -5088,7 +4706,7 @@
         <w:bidi w:val="0"/>
         <w:adjustRightInd w:val="0"/>
         <w:snapToGrid w:val="0"/>
-        <w:ind w:left="425" w:hanging="425" w:leftChars="0" w:firstLineChars="0"/>
+        <w:ind w:left="425" w:leftChars="0" w:hanging="425" w:firstLineChars="0"/>
         <w:textAlignment w:val="baseline"/>
       </w:pPr>
       <w:r>
@@ -5097,7 +4715,7 @@
     </w:p>
     <w:p>
       <w:pPr>
-        <w:pStyle w:val="4"/>
+        <w:pStyle w:val="44"/>
         <w:keepNext w:val="0"/>
         <w:keepLines w:val="0"/>
         <w:pageBreakBefore w:val="0"/>
@@ -5115,9 +4733,9 @@
       </w:pPr>
       <w:bookmarkStart w:id="23" w:name="bookmark16"/>
       <w:bookmarkEnd w:id="23"/>
-      <w:bookmarkStart w:id="24" w:name="bookmark17"/>
+      <w:bookmarkStart w:id="24" w:name="bookmark19"/>
       <w:bookmarkEnd w:id="24"/>
-      <w:bookmarkStart w:id="25" w:name="bookmark19"/>
+      <w:bookmarkStart w:id="25" w:name="bookmark17"/>
       <w:bookmarkEnd w:id="25"/>
       <w:bookmarkStart w:id="26" w:name="bookmark18"/>
       <w:bookmarkEnd w:id="26"/>
@@ -5141,11 +4759,11 @@
         <w:adjustRightInd w:val="0"/>
         <w:snapToGrid w:val="0"/>
         <w:spacing w:line="360" w:lineRule="auto"/>
-        <w:ind w:left="468" w:right="0" w:hanging="420" w:hangingChars="200"/>
+        <w:ind w:left="468" w:right="0" w:hanging="468" w:hangingChars="200"/>
         <w:jc w:val="left"/>
         <w:textAlignment w:val="baseline"/>
         <w:rPr>
-          <w:rFonts w:ascii="宋体" w:eastAsia="宋体" w:hAnsi="宋体" w:cs="宋体"/>
+          <w:rFonts w:ascii="宋体" w:hAnsi="宋体" w:eastAsia="宋体" w:cs="宋体"/>
           <w:spacing w:val="-3"/>
           <w:sz w:val="24"/>
           <w:szCs w:val="24"/>
@@ -5153,7 +4771,7 @@
       </w:pPr>
       <w:r>
         <w:rPr>
-          <w:rFonts w:ascii="宋体" w:eastAsia="宋体" w:hAnsi="宋体" w:cs="宋体"/>
+          <w:rFonts w:ascii="宋体" w:hAnsi="宋体" w:eastAsia="宋体" w:cs="宋体"/>
           <w:spacing w:val="-3"/>
           <w:sz w:val="24"/>
           <w:szCs w:val="24"/>
@@ -5163,7 +4781,7 @@
     </w:p>
     <w:p>
       <w:pPr>
-        <w:pStyle w:val="a3"/>
+        <w:pStyle w:val="43"/>
         <w:keepNext w:val="0"/>
         <w:keepLines w:val="0"/>
         <w:pageBreakBefore w:val="0"/>
@@ -5181,7 +4799,7 @@
         <w:bidi w:val="0"/>
         <w:adjustRightInd w:val="0"/>
         <w:snapToGrid w:val="0"/>
-        <w:ind w:left="425" w:hanging="425" w:leftChars="0" w:firstLineChars="0"/>
+        <w:ind w:left="425" w:leftChars="0" w:hanging="425" w:firstLineChars="0"/>
         <w:textAlignment w:val="baseline"/>
       </w:pPr>
       <w:r>
@@ -5190,7 +4808,7 @@
     </w:p>
     <w:p>
       <w:pPr>
-        <w:pStyle w:val="a3"/>
+        <w:pStyle w:val="43"/>
         <w:keepNext w:val="0"/>
         <w:keepLines w:val="0"/>
         <w:pageBreakBefore w:val="0"/>
@@ -5208,7 +4826,7 @@
         <w:bidi w:val="0"/>
         <w:adjustRightInd w:val="0"/>
         <w:snapToGrid w:val="0"/>
-        <w:ind w:left="425" w:hanging="425" w:leftChars="0" w:firstLineChars="0"/>
+        <w:ind w:left="425" w:leftChars="0" w:hanging="425" w:firstLineChars="0"/>
         <w:textAlignment w:val="baseline"/>
       </w:pPr>
       <w:bookmarkStart w:id="27" w:name="bookmark43"/>
@@ -5219,7 +4837,7 @@
     </w:p>
     <w:p>
       <w:pPr>
-        <w:pStyle w:val="a3"/>
+        <w:pStyle w:val="43"/>
         <w:keepNext w:val="0"/>
         <w:keepLines w:val="0"/>
         <w:pageBreakBefore w:val="0"/>
@@ -5237,7 +4855,7 @@
         <w:bidi w:val="0"/>
         <w:adjustRightInd w:val="0"/>
         <w:snapToGrid w:val="0"/>
-        <w:ind w:left="425" w:hanging="425" w:leftChars="0" w:firstLineChars="0"/>
+        <w:ind w:left="425" w:leftChars="0" w:hanging="425" w:firstLineChars="0"/>
         <w:textAlignment w:val="baseline"/>
       </w:pPr>
       <w:r>
@@ -5246,7 +4864,7 @@
     </w:p>
     <w:p>
       <w:pPr>
-        <w:pStyle w:val="a3"/>
+        <w:pStyle w:val="43"/>
         <w:keepNext w:val="0"/>
         <w:keepLines w:val="0"/>
         <w:pageBreakBefore w:val="0"/>
@@ -5264,7 +4882,7 @@
         <w:bidi w:val="0"/>
         <w:adjustRightInd w:val="0"/>
         <w:snapToGrid w:val="0"/>
-        <w:ind w:left="425" w:hanging="425" w:leftChars="0" w:firstLineChars="0"/>
+        <w:ind w:left="425" w:leftChars="0" w:hanging="425" w:firstLineChars="0"/>
         <w:textAlignment w:val="baseline"/>
       </w:pPr>
       <w:r>
@@ -5273,7 +4891,7 @@
     </w:p>
     <w:p>
       <w:pPr>
-        <w:pStyle w:val="a3"/>
+        <w:pStyle w:val="43"/>
         <w:keepNext w:val="0"/>
         <w:keepLines w:val="0"/>
         <w:pageBreakBefore w:val="0"/>
@@ -5291,7 +4909,7 @@
         <w:bidi w:val="0"/>
         <w:adjustRightInd w:val="0"/>
         <w:snapToGrid w:val="0"/>
-        <w:ind w:left="425" w:hanging="425" w:leftChars="0" w:firstLineChars="0"/>
+        <w:ind w:left="425" w:leftChars="0" w:hanging="425" w:firstLineChars="0"/>
         <w:textAlignment w:val="baseline"/>
       </w:pPr>
       <w:r>
@@ -5300,7 +4918,7 @@
     </w:p>
     <w:p>
       <w:pPr>
-        <w:pStyle w:val="3"/>
+        <w:pStyle w:val="33"/>
         <w:keepNext w:val="0"/>
         <w:keepLines w:val="0"/>
         <w:pageBreakBefore w:val="0"/>
@@ -5320,7 +4938,7 @@
         <w:snapToGrid w:val="0"/>
         <w:textAlignment w:val="baseline"/>
       </w:pPr>
-      <w:bookmarkStart w:id="28" w:name="_Toc18643"/>
+      <w:bookmarkStart w:id="28" w:name="_Toc26595"/>
       <w:r>
         <w:t>可用性设计</w:t>
       </w:r>
@@ -5328,7 +4946,7 @@
     </w:p>
     <w:p>
       <w:pPr>
-        <w:pStyle w:val="a3"/>
+        <w:pStyle w:val="43"/>
         <w:keepNext w:val="0"/>
         <w:keepLines w:val="0"/>
         <w:pageBreakBefore w:val="0"/>
@@ -5346,7 +4964,7 @@
         <w:bidi w:val="0"/>
         <w:adjustRightInd w:val="0"/>
         <w:snapToGrid w:val="0"/>
-        <w:ind w:left="425" w:hanging="425" w:leftChars="0" w:firstLineChars="0"/>
+        <w:ind w:left="425" w:leftChars="0" w:hanging="425" w:firstLineChars="0"/>
         <w:textAlignment w:val="baseline"/>
       </w:pPr>
       <w:r>
@@ -5355,7 +4973,7 @@
     </w:p>
     <w:p>
       <w:pPr>
-        <w:pStyle w:val="a3"/>
+        <w:pStyle w:val="43"/>
         <w:keepNext w:val="0"/>
         <w:keepLines w:val="0"/>
         <w:pageBreakBefore w:val="0"/>
@@ -5373,7 +4991,7 @@
         <w:bidi w:val="0"/>
         <w:adjustRightInd w:val="0"/>
         <w:snapToGrid w:val="0"/>
-        <w:ind w:left="425" w:hanging="425" w:leftChars="0" w:firstLineChars="0"/>
+        <w:ind w:left="425" w:leftChars="0" w:hanging="425" w:firstLineChars="0"/>
         <w:textAlignment w:val="baseline"/>
       </w:pPr>
       <w:r>
@@ -5382,7 +5000,7 @@
     </w:p>
     <w:p>
       <w:pPr>
-        <w:pStyle w:val="a3"/>
+        <w:pStyle w:val="43"/>
         <w:keepNext w:val="0"/>
         <w:keepLines w:val="0"/>
         <w:pageBreakBefore w:val="0"/>
@@ -5400,7 +5018,7 @@
         <w:bidi w:val="0"/>
         <w:adjustRightInd w:val="0"/>
         <w:snapToGrid w:val="0"/>
-        <w:ind w:left="425" w:hanging="425" w:leftChars="0" w:firstLineChars="0"/>
+        <w:ind w:left="425" w:leftChars="0" w:hanging="425" w:firstLineChars="0"/>
         <w:textAlignment w:val="baseline"/>
       </w:pPr>
       <w:r>
@@ -5409,7 +5027,7 @@
     </w:p>
     <w:p>
       <w:pPr>
-        <w:pStyle w:val="a3"/>
+        <w:pStyle w:val="43"/>
         <w:keepNext w:val="0"/>
         <w:keepLines w:val="0"/>
         <w:pageBreakBefore w:val="0"/>
@@ -5427,7 +5045,7 @@
         <w:bidi w:val="0"/>
         <w:adjustRightInd w:val="0"/>
         <w:snapToGrid w:val="0"/>
-        <w:ind w:left="425" w:hanging="425" w:leftChars="0" w:firstLineChars="0"/>
+        <w:ind w:left="425" w:leftChars="0" w:hanging="425" w:firstLineChars="0"/>
         <w:textAlignment w:val="baseline"/>
       </w:pPr>
       <w:r>
@@ -5436,7 +5054,7 @@
     </w:p>
     <w:p>
       <w:pPr>
-        <w:pStyle w:val="3"/>
+        <w:pStyle w:val="33"/>
         <w:keepNext w:val="0"/>
         <w:keepLines w:val="0"/>
         <w:pageBreakBefore w:val="0"/>
@@ -5456,11 +5074,11 @@
         <w:snapToGrid w:val="0"/>
         <w:textAlignment w:val="baseline"/>
       </w:pPr>
-      <w:bookmarkStart w:id="29" w:name="bookmark20"/>
+      <w:bookmarkStart w:id="29" w:name="bookmark21"/>
       <w:bookmarkEnd w:id="29"/>
-      <w:bookmarkStart w:id="30" w:name="bookmark21"/>
+      <w:bookmarkStart w:id="30" w:name="bookmark20"/>
       <w:bookmarkEnd w:id="30"/>
-      <w:bookmarkStart w:id="31" w:name="_Toc31040"/>
+      <w:bookmarkStart w:id="31" w:name="_Toc17549"/>
       <w:r>
         <w:t>恢复方案设计</w:t>
       </w:r>
@@ -5468,7 +5086,7 @@
     </w:p>
     <w:p>
       <w:pPr>
-        <w:pStyle w:val="a3"/>
+        <w:pStyle w:val="43"/>
         <w:keepNext w:val="0"/>
         <w:keepLines w:val="0"/>
         <w:pageBreakBefore w:val="0"/>
@@ -5486,7 +5104,7 @@
         <w:bidi w:val="0"/>
         <w:adjustRightInd w:val="0"/>
         <w:snapToGrid w:val="0"/>
-        <w:ind w:left="425" w:hanging="425" w:leftChars="0" w:firstLineChars="0"/>
+        <w:ind w:left="425" w:leftChars="0" w:hanging="425" w:firstLineChars="0"/>
         <w:textAlignment w:val="baseline"/>
       </w:pPr>
       <w:r>
@@ -5495,7 +5113,7 @@
     </w:p>
     <w:p>
       <w:pPr>
-        <w:pStyle w:val="a3"/>
+        <w:pStyle w:val="43"/>
         <w:keepNext w:val="0"/>
         <w:keepLines w:val="0"/>
         <w:pageBreakBefore w:val="0"/>
@@ -5513,7 +5131,7 @@
         <w:bidi w:val="0"/>
         <w:adjustRightInd w:val="0"/>
         <w:snapToGrid w:val="0"/>
-        <w:ind w:left="425" w:hanging="425" w:leftChars="0" w:firstLineChars="0"/>
+        <w:ind w:left="425" w:leftChars="0" w:hanging="425" w:firstLineChars="0"/>
         <w:textAlignment w:val="baseline"/>
       </w:pPr>
       <w:r>
@@ -5522,7 +5140,7 @@
     </w:p>
     <w:p>
       <w:pPr>
-        <w:pStyle w:val="a3"/>
+        <w:pStyle w:val="43"/>
         <w:keepNext w:val="0"/>
         <w:keepLines w:val="0"/>
         <w:pageBreakBefore w:val="0"/>
@@ -5540,7 +5158,7 @@
         <w:bidi w:val="0"/>
         <w:adjustRightInd w:val="0"/>
         <w:snapToGrid w:val="0"/>
-        <w:ind w:left="425" w:hanging="425" w:leftChars="0" w:firstLineChars="0"/>
+        <w:ind w:left="425" w:leftChars="0" w:hanging="425" w:firstLineChars="0"/>
         <w:textAlignment w:val="baseline"/>
       </w:pPr>
       <w:r>
@@ -5549,7 +5167,7 @@
     </w:p>
     <w:p>
       <w:pPr>
-        <w:pStyle w:val="a3"/>
+        <w:pStyle w:val="43"/>
         <w:keepNext w:val="0"/>
         <w:keepLines w:val="0"/>
         <w:pageBreakBefore w:val="0"/>
@@ -5567,7 +5185,7 @@
         <w:bidi w:val="0"/>
         <w:adjustRightInd w:val="0"/>
         <w:snapToGrid w:val="0"/>
-        <w:ind w:left="425" w:hanging="425" w:leftChars="0" w:firstLineChars="0"/>
+        <w:ind w:left="425" w:leftChars="0" w:hanging="425" w:firstLineChars="0"/>
         <w:textAlignment w:val="baseline"/>
       </w:pPr>
       <w:r>
@@ -5576,7 +5194,7 @@
     </w:p>
     <w:p>
       <w:pPr>
-        <w:pStyle w:val="a3"/>
+        <w:pStyle w:val="43"/>
         <w:keepNext w:val="0"/>
         <w:keepLines w:val="0"/>
         <w:pageBreakBefore w:val="0"/>
@@ -5594,7 +5212,7 @@
         <w:bidi w:val="0"/>
         <w:adjustRightInd w:val="0"/>
         <w:snapToGrid w:val="0"/>
-        <w:ind w:left="425" w:hanging="425" w:leftChars="0" w:firstLineChars="0"/>
+        <w:ind w:left="425" w:leftChars="0" w:hanging="425" w:firstLineChars="0"/>
         <w:textAlignment w:val="baseline"/>
       </w:pPr>
       <w:r>
@@ -5603,7 +5221,7 @@
     </w:p>
     <w:p>
       <w:pPr>
-        <w:pStyle w:val="a3"/>
+        <w:pStyle w:val="43"/>
         <w:keepNext w:val="0"/>
         <w:keepLines w:val="0"/>
         <w:pageBreakBefore w:val="0"/>
@@ -5621,7 +5239,7 @@
         <w:bidi w:val="0"/>
         <w:adjustRightInd w:val="0"/>
         <w:snapToGrid w:val="0"/>
-        <w:ind w:left="425" w:hanging="425" w:leftChars="0" w:firstLineChars="0"/>
+        <w:ind w:left="425" w:leftChars="0" w:hanging="425" w:firstLineChars="0"/>
         <w:textAlignment w:val="baseline"/>
       </w:pPr>
       <w:r>
@@ -5630,7 +5248,7 @@
     </w:p>
     <w:p>
       <w:pPr>
-        <w:pStyle w:val="a3"/>
+        <w:pStyle w:val="43"/>
         <w:keepNext w:val="0"/>
         <w:keepLines w:val="0"/>
         <w:pageBreakBefore w:val="0"/>
@@ -5648,7 +5266,7 @@
         <w:bidi w:val="0"/>
         <w:adjustRightInd w:val="0"/>
         <w:snapToGrid w:val="0"/>
-        <w:ind w:left="425" w:hanging="425" w:leftChars="0" w:firstLineChars="0"/>
+        <w:ind w:left="425" w:leftChars="0" w:hanging="425" w:firstLineChars="0"/>
         <w:textAlignment w:val="baseline"/>
       </w:pPr>
       <w:r>
@@ -5657,7 +5275,7 @@
     </w:p>
     <w:p>
       <w:pPr>
-        <w:pStyle w:val="a3"/>
+        <w:pStyle w:val="43"/>
         <w:keepNext w:val="0"/>
         <w:keepLines w:val="0"/>
         <w:pageBreakBefore w:val="0"/>
@@ -5675,7 +5293,7 @@
         <w:bidi w:val="0"/>
         <w:adjustRightInd w:val="0"/>
         <w:snapToGrid w:val="0"/>
-        <w:ind w:left="425" w:hanging="425" w:leftChars="0" w:firstLineChars="0"/>
+        <w:ind w:left="425" w:leftChars="0" w:hanging="425" w:firstLineChars="0"/>
         <w:textAlignment w:val="baseline"/>
       </w:pPr>
       <w:bookmarkStart w:id="32" w:name="bookmark44"/>
@@ -5686,7 +5304,7 @@
     </w:p>
     <w:p>
       <w:pPr>
-        <w:pStyle w:val="a3"/>
+        <w:pStyle w:val="43"/>
         <w:keepNext w:val="0"/>
         <w:keepLines w:val="0"/>
         <w:pageBreakBefore w:val="0"/>
@@ -5708,7 +5326,7 @@
     </w:p>
     <w:p>
       <w:pPr>
-        <w:pStyle w:val="a3"/>
+        <w:pStyle w:val="43"/>
         <w:keepNext w:val="0"/>
         <w:keepLines w:val="0"/>
         <w:pageBreakBefore w:val="0"/>
@@ -5726,7 +5344,7 @@
         <w:bidi w:val="0"/>
         <w:adjustRightInd w:val="0"/>
         <w:snapToGrid w:val="0"/>
-        <w:ind w:left="425" w:hanging="425" w:leftChars="0" w:firstLineChars="0"/>
+        <w:ind w:left="425" w:leftChars="0" w:hanging="425" w:firstLineChars="0"/>
         <w:textAlignment w:val="baseline"/>
       </w:pPr>
       <w:r>
@@ -5735,7 +5353,7 @@
     </w:p>
     <w:p>
       <w:pPr>
-        <w:pStyle w:val="a3"/>
+        <w:pStyle w:val="43"/>
         <w:keepNext w:val="0"/>
         <w:keepLines w:val="0"/>
         <w:pageBreakBefore w:val="0"/>
@@ -5753,7 +5371,7 @@
         <w:bidi w:val="0"/>
         <w:adjustRightInd w:val="0"/>
         <w:snapToGrid w:val="0"/>
-        <w:ind w:left="425" w:hanging="425" w:leftChars="0" w:firstLineChars="0"/>
+        <w:ind w:left="425" w:leftChars="0" w:hanging="425" w:firstLineChars="0"/>
         <w:textAlignment w:val="baseline"/>
       </w:pPr>
       <w:r>
@@ -5762,7 +5380,7 @@
     </w:p>
     <w:p>
       <w:pPr>
-        <w:pStyle w:val="3"/>
+        <w:pStyle w:val="33"/>
         <w:keepNext w:val="0"/>
         <w:keepLines w:val="0"/>
         <w:pageBreakBefore w:val="0"/>
@@ -5782,11 +5400,11 @@
         <w:snapToGrid w:val="0"/>
         <w:textAlignment w:val="baseline"/>
       </w:pPr>
-      <w:bookmarkStart w:id="33" w:name="bookmark22"/>
+      <w:bookmarkStart w:id="33" w:name="bookmark23"/>
       <w:bookmarkEnd w:id="33"/>
-      <w:bookmarkStart w:id="34" w:name="bookmark23"/>
+      <w:bookmarkStart w:id="34" w:name="bookmark22"/>
       <w:bookmarkEnd w:id="34"/>
-      <w:bookmarkStart w:id="35" w:name="_Toc17468"/>
+      <w:bookmarkStart w:id="35" w:name="_Toc8035"/>
       <w:r>
         <w:t>维护管理</w:t>
       </w:r>
@@ -5794,7 +5412,7 @@
     </w:p>
     <w:p>
       <w:pPr>
-        <w:pStyle w:val="a"/>
+        <w:pStyle w:val="31"/>
         <w:keepNext w:val="0"/>
         <w:keepLines w:val="0"/>
         <w:pageBreakBefore w:val="0"/>
@@ -5816,7 +5434,7 @@
     </w:p>
     <w:p>
       <w:pPr>
-        <w:pStyle w:val="a3"/>
+        <w:pStyle w:val="43"/>
         <w:keepNext w:val="0"/>
         <w:keepLines w:val="0"/>
         <w:pageBreakBefore w:val="0"/>
@@ -5834,7 +5452,7 @@
         <w:bidi w:val="0"/>
         <w:adjustRightInd w:val="0"/>
         <w:snapToGrid w:val="0"/>
-        <w:ind w:left="425" w:hanging="425" w:leftChars="0" w:firstLineChars="0"/>
+        <w:ind w:left="425" w:leftChars="0" w:hanging="425" w:firstLineChars="0"/>
         <w:textAlignment w:val="baseline"/>
       </w:pPr>
       <w:r>
@@ -5843,7 +5461,7 @@
     </w:p>
     <w:p>
       <w:pPr>
-        <w:pStyle w:val="a3"/>
+        <w:pStyle w:val="43"/>
         <w:keepNext w:val="0"/>
         <w:keepLines w:val="0"/>
         <w:pageBreakBefore w:val="0"/>
@@ -5861,7 +5479,7 @@
         <w:bidi w:val="0"/>
         <w:adjustRightInd w:val="0"/>
         <w:snapToGrid w:val="0"/>
-        <w:ind w:left="425" w:hanging="425" w:leftChars="0" w:firstLineChars="0"/>
+        <w:ind w:left="425" w:leftChars="0" w:hanging="425" w:firstLineChars="0"/>
         <w:textAlignment w:val="baseline"/>
       </w:pPr>
       <w:r>
@@ -5870,7 +5488,7 @@
     </w:p>
     <w:p>
       <w:pPr>
-        <w:pStyle w:val="a3"/>
+        <w:pStyle w:val="43"/>
         <w:keepNext w:val="0"/>
         <w:keepLines w:val="0"/>
         <w:pageBreakBefore w:val="0"/>
@@ -5888,7 +5506,7 @@
         <w:bidi w:val="0"/>
         <w:adjustRightInd w:val="0"/>
         <w:snapToGrid w:val="0"/>
-        <w:ind w:left="425" w:hanging="425" w:leftChars="0" w:firstLineChars="0"/>
+        <w:ind w:left="425" w:leftChars="0" w:hanging="425" w:firstLineChars="0"/>
         <w:textAlignment w:val="baseline"/>
       </w:pPr>
       <w:r>
@@ -5904,7 +5522,7 @@
     </w:p>
     <w:p>
       <w:pPr>
-        <w:pStyle w:val="a3"/>
+        <w:pStyle w:val="43"/>
         <w:keepNext w:val="0"/>
         <w:keepLines w:val="0"/>
         <w:pageBreakBefore w:val="0"/>
@@ -5922,7 +5540,7 @@
         <w:bidi w:val="0"/>
         <w:adjustRightInd w:val="0"/>
         <w:snapToGrid w:val="0"/>
-        <w:ind w:left="425" w:hanging="425" w:leftChars="0" w:firstLineChars="0"/>
+        <w:ind w:left="425" w:leftChars="0" w:hanging="425" w:firstLineChars="0"/>
         <w:textAlignment w:val="baseline"/>
       </w:pPr>
       <w:r>
@@ -5938,7 +5556,7 @@
     </w:p>
     <w:p>
       <w:pPr>
-        <w:pStyle w:val="a3"/>
+        <w:pStyle w:val="43"/>
         <w:keepNext w:val="0"/>
         <w:keepLines w:val="0"/>
         <w:pageBreakBefore w:val="0"/>
@@ -5956,7 +5574,7 @@
         <w:bidi w:val="0"/>
         <w:adjustRightInd w:val="0"/>
         <w:snapToGrid w:val="0"/>
-        <w:ind w:left="425" w:hanging="425" w:leftChars="0" w:firstLineChars="0"/>
+        <w:ind w:left="425" w:leftChars="0" w:hanging="425" w:firstLineChars="0"/>
         <w:textAlignment w:val="baseline"/>
       </w:pPr>
       <w:r>
@@ -5972,7 +5590,7 @@
     </w:p>
     <w:p>
       <w:pPr>
-        <w:pStyle w:val="a3"/>
+        <w:pStyle w:val="43"/>
         <w:keepNext w:val="0"/>
         <w:keepLines w:val="0"/>
         <w:pageBreakBefore w:val="0"/>
@@ -5990,7 +5608,7 @@
         <w:bidi w:val="0"/>
         <w:adjustRightInd w:val="0"/>
         <w:snapToGrid w:val="0"/>
-        <w:ind w:left="425" w:hanging="425" w:leftChars="0" w:firstLineChars="0"/>
+        <w:ind w:left="425" w:leftChars="0" w:hanging="425" w:firstLineChars="0"/>
         <w:textAlignment w:val="baseline"/>
       </w:pPr>
       <w:r>
@@ -5999,7 +5617,7 @@
     </w:p>
     <w:p>
       <w:pPr>
-        <w:pStyle w:val="3"/>
+        <w:pStyle w:val="33"/>
         <w:keepNext w:val="0"/>
         <w:keepLines w:val="0"/>
         <w:pageBreakBefore w:val="0"/>
@@ -6023,7 +5641,7 @@
       <w:bookmarkEnd w:id="36"/>
       <w:bookmarkStart w:id="37" w:name="bookmark25"/>
       <w:bookmarkEnd w:id="37"/>
-      <w:bookmarkStart w:id="38" w:name="_Toc2096"/>
+      <w:bookmarkStart w:id="38" w:name="_Toc7187"/>
       <w:r>
         <w:t>制定《可用性计划》</w:t>
       </w:r>
@@ -6031,7 +5649,7 @@
     </w:p>
     <w:p>
       <w:pPr>
-        <w:pStyle w:val="a3"/>
+        <w:pStyle w:val="43"/>
         <w:keepNext w:val="0"/>
         <w:keepLines w:val="0"/>
         <w:pageBreakBefore w:val="0"/>
@@ -6049,7 +5667,7 @@
         <w:bidi w:val="0"/>
         <w:adjustRightInd w:val="0"/>
         <w:snapToGrid w:val="0"/>
-        <w:ind w:left="425" w:hanging="425" w:leftChars="0" w:firstLineChars="0"/>
+        <w:ind w:left="425" w:leftChars="0" w:hanging="425" w:firstLineChars="0"/>
         <w:textAlignment w:val="baseline"/>
       </w:pPr>
       <w:r>
@@ -6058,7 +5676,7 @@
     </w:p>
     <w:p>
       <w:pPr>
-        <w:pStyle w:val="a3"/>
+        <w:pStyle w:val="43"/>
         <w:keepNext w:val="0"/>
         <w:keepLines w:val="0"/>
         <w:pageBreakBefore w:val="0"/>
@@ -6076,7 +5694,7 @@
         <w:bidi w:val="0"/>
         <w:adjustRightInd w:val="0"/>
         <w:snapToGrid w:val="0"/>
-        <w:ind w:left="425" w:hanging="425" w:leftChars="0" w:firstLineChars="0"/>
+        <w:ind w:left="425" w:leftChars="0" w:hanging="425" w:firstLineChars="0"/>
         <w:textAlignment w:val="baseline"/>
       </w:pPr>
       <w:r>
@@ -6085,7 +5703,7 @@
     </w:p>
     <w:p>
       <w:pPr>
-        <w:pStyle w:val="a3"/>
+        <w:pStyle w:val="43"/>
         <w:keepNext w:val="0"/>
         <w:keepLines w:val="0"/>
         <w:pageBreakBefore w:val="0"/>
@@ -6103,7 +5721,7 @@
         <w:bidi w:val="0"/>
         <w:adjustRightInd w:val="0"/>
         <w:snapToGrid w:val="0"/>
-        <w:ind w:left="425" w:hanging="425" w:leftChars="0" w:firstLineChars="0"/>
+        <w:ind w:left="425" w:leftChars="0" w:hanging="425" w:firstLineChars="0"/>
         <w:textAlignment w:val="baseline"/>
       </w:pPr>
       <w:r>
@@ -6112,7 +5730,7 @@
     </w:p>
     <w:p>
       <w:pPr>
-        <w:pStyle w:val="a3"/>
+        <w:pStyle w:val="43"/>
         <w:keepNext w:val="0"/>
         <w:keepLines w:val="0"/>
         <w:pageBreakBefore w:val="0"/>
@@ -6130,7 +5748,7 @@
         <w:bidi w:val="0"/>
         <w:adjustRightInd w:val="0"/>
         <w:snapToGrid w:val="0"/>
-        <w:ind w:left="425" w:hanging="425" w:leftChars="0" w:firstLineChars="0"/>
+        <w:ind w:left="425" w:leftChars="0" w:hanging="425" w:firstLineChars="0"/>
         <w:textAlignment w:val="baseline"/>
       </w:pPr>
       <w:r>
@@ -6153,11 +5771,11 @@
         <w:adjustRightInd w:val="0"/>
         <w:snapToGrid w:val="0"/>
         <w:spacing w:line="360" w:lineRule="auto"/>
-        <w:ind w:left="468" w:right="0" w:hanging="420" w:hangingChars="200"/>
+        <w:ind w:left="468" w:right="0" w:hanging="468" w:hangingChars="200"/>
         <w:jc w:val="left"/>
         <w:textAlignment w:val="baseline"/>
         <w:rPr>
-          <w:rFonts w:ascii="宋体" w:eastAsia="宋体" w:hAnsi="宋体" w:cs="宋体"/>
+          <w:rFonts w:ascii="宋体" w:hAnsi="宋体" w:eastAsia="宋体" w:cs="宋体"/>
           <w:spacing w:val="-3"/>
           <w:sz w:val="24"/>
           <w:szCs w:val="24"/>
@@ -6165,7 +5783,7 @@
       </w:pPr>
       <w:r>
         <w:rPr>
-          <w:rFonts w:ascii="宋体" w:eastAsia="宋体" w:hAnsi="宋体" w:cs="宋体"/>
+          <w:rFonts w:ascii="宋体" w:hAnsi="宋体" w:eastAsia="宋体" w:cs="宋体"/>
           <w:spacing w:val="-3"/>
           <w:sz w:val="24"/>
           <w:szCs w:val="24"/>
@@ -6175,7 +5793,7 @@
     </w:p>
     <w:p>
       <w:pPr>
-        <w:pStyle w:val="a3"/>
+        <w:pStyle w:val="43"/>
         <w:keepNext w:val="0"/>
         <w:keepLines w:val="0"/>
         <w:pageBreakBefore w:val="0"/>
@@ -6193,7 +5811,7 @@
         <w:bidi w:val="0"/>
         <w:adjustRightInd w:val="0"/>
         <w:snapToGrid w:val="0"/>
-        <w:ind w:left="425" w:hanging="425" w:leftChars="0" w:firstLineChars="0"/>
+        <w:ind w:left="425" w:leftChars="0" w:hanging="425" w:firstLineChars="0"/>
         <w:textAlignment w:val="baseline"/>
       </w:pPr>
       <w:r>
@@ -6202,7 +5820,7 @@
     </w:p>
     <w:p>
       <w:pPr>
-        <w:pStyle w:val="a3"/>
+        <w:pStyle w:val="43"/>
         <w:keepNext w:val="0"/>
         <w:keepLines w:val="0"/>
         <w:pageBreakBefore w:val="0"/>
@@ -6220,7 +5838,7 @@
         <w:bidi w:val="0"/>
         <w:adjustRightInd w:val="0"/>
         <w:snapToGrid w:val="0"/>
-        <w:ind w:left="425" w:hanging="425" w:leftChars="0" w:firstLineChars="0"/>
+        <w:ind w:left="425" w:leftChars="0" w:hanging="425" w:firstLineChars="0"/>
         <w:textAlignment w:val="baseline"/>
       </w:pPr>
       <w:r>
@@ -6229,7 +5847,7 @@
     </w:p>
     <w:p>
       <w:pPr>
-        <w:pStyle w:val="a3"/>
+        <w:pStyle w:val="43"/>
         <w:keepNext w:val="0"/>
         <w:keepLines w:val="0"/>
         <w:pageBreakBefore w:val="0"/>
@@ -6247,7 +5865,7 @@
         <w:bidi w:val="0"/>
         <w:adjustRightInd w:val="0"/>
         <w:snapToGrid w:val="0"/>
-        <w:ind w:left="425" w:hanging="425" w:leftChars="0" w:firstLineChars="0"/>
+        <w:ind w:left="425" w:leftChars="0" w:hanging="425" w:firstLineChars="0"/>
         <w:textAlignment w:val="baseline"/>
       </w:pPr>
       <w:r>
@@ -6256,7 +5874,7 @@
     </w:p>
     <w:p>
       <w:pPr>
-        <w:pStyle w:val="3"/>
+        <w:pStyle w:val="33"/>
         <w:keepNext w:val="0"/>
         <w:keepLines w:val="0"/>
         <w:pageBreakBefore w:val="0"/>
@@ -6283,7 +5901,7 @@
       <w:r>
         <w:t xml:space="preserve"> </w:t>
       </w:r>
-      <w:bookmarkStart w:id="41" w:name="_Toc24714"/>
+      <w:bookmarkStart w:id="41" w:name="_Toc8024"/>
       <w:r>
         <w:t>监控、评价和报告</w:t>
       </w:r>
@@ -6291,7 +5909,7 @@
     </w:p>
     <w:p>
       <w:pPr>
-        <w:pStyle w:val="a"/>
+        <w:pStyle w:val="31"/>
         <w:keepNext w:val="0"/>
         <w:keepLines w:val="0"/>
         <w:pageBreakBefore w:val="0"/>
@@ -6309,7 +5927,7 @@
         <w:bidi w:val="0"/>
         <w:adjustRightInd w:val="0"/>
         <w:snapToGrid w:val="0"/>
-        <w:ind w:left="425" w:hanging="425" w:leftChars="0" w:firstLineChars="0"/>
+        <w:ind w:left="425" w:leftChars="0" w:hanging="425" w:firstLineChars="0"/>
         <w:textAlignment w:val="baseline"/>
       </w:pPr>
       <w:r>
@@ -6318,7 +5936,7 @@
     </w:p>
     <w:p>
       <w:pPr>
-        <w:pStyle w:val="a"/>
+        <w:pStyle w:val="31"/>
         <w:keepNext w:val="0"/>
         <w:keepLines w:val="0"/>
         <w:pageBreakBefore w:val="0"/>
@@ -6336,7 +5954,7 @@
         <w:bidi w:val="0"/>
         <w:adjustRightInd w:val="0"/>
         <w:snapToGrid w:val="0"/>
-        <w:ind w:left="425" w:hanging="425" w:leftChars="0" w:firstLineChars="0"/>
+        <w:ind w:left="425" w:leftChars="0" w:hanging="425" w:firstLineChars="0"/>
         <w:textAlignment w:val="baseline"/>
       </w:pPr>
       <w:r>
@@ -6345,7 +5963,7 @@
     </w:p>
     <w:p>
       <w:pPr>
-        <w:pStyle w:val="a"/>
+        <w:pStyle w:val="31"/>
         <w:keepNext w:val="0"/>
         <w:keepLines w:val="0"/>
         <w:pageBreakBefore w:val="0"/>
@@ -6363,7 +5981,7 @@
         <w:bidi w:val="0"/>
         <w:adjustRightInd w:val="0"/>
         <w:snapToGrid w:val="0"/>
-        <w:ind w:left="425" w:hanging="425" w:leftChars="0" w:firstLineChars="0"/>
+        <w:ind w:left="425" w:leftChars="0" w:hanging="425" w:firstLineChars="0"/>
         <w:textAlignment w:val="baseline"/>
       </w:pPr>
       <w:r>
@@ -6390,11 +6008,11 @@
         <w:adjustRightInd w:val="0"/>
         <w:snapToGrid w:val="0"/>
         <w:spacing w:line="360" w:lineRule="auto"/>
-        <w:ind w:left="425" w:right="0" w:hanging="425" w:leftChars="0" w:firstLineChars="0"/>
+        <w:ind w:left="425" w:leftChars="0" w:right="0" w:hanging="425" w:firstLineChars="0"/>
         <w:jc w:val="left"/>
         <w:textAlignment w:val="baseline"/>
         <w:rPr>
-          <w:rFonts w:ascii="宋体" w:eastAsia="宋体" w:hAnsi="宋体" w:cs="宋体"/>
+          <w:rFonts w:ascii="宋体" w:hAnsi="宋体" w:eastAsia="宋体" w:cs="宋体"/>
           <w:spacing w:val="-3"/>
           <w:sz w:val="24"/>
           <w:szCs w:val="24"/>
@@ -6402,7 +6020,7 @@
       </w:pPr>
       <w:r>
         <w:rPr>
-          <w:rFonts w:ascii="宋体" w:eastAsia="宋体" w:hAnsi="宋体" w:cs="宋体"/>
+          <w:rFonts w:ascii="宋体" w:hAnsi="宋体" w:eastAsia="宋体" w:cs="宋体"/>
           <w:spacing w:val="-3"/>
           <w:sz w:val="24"/>
           <w:szCs w:val="24"/>
@@ -6430,11 +6048,11 @@
         <w:adjustRightInd w:val="0"/>
         <w:snapToGrid w:val="0"/>
         <w:spacing w:line="360" w:lineRule="auto"/>
-        <w:ind w:left="425" w:right="0" w:hanging="425" w:leftChars="0" w:firstLineChars="0"/>
+        <w:ind w:left="425" w:leftChars="0" w:right="0" w:hanging="425" w:firstLineChars="0"/>
         <w:jc w:val="left"/>
         <w:textAlignment w:val="baseline"/>
         <w:rPr>
-          <w:rFonts w:ascii="宋体" w:eastAsia="宋体" w:hAnsi="宋体" w:cs="宋体"/>
+          <w:rFonts w:ascii="宋体" w:hAnsi="宋体" w:eastAsia="宋体" w:cs="宋体"/>
           <w:spacing w:val="-3"/>
           <w:sz w:val="24"/>
           <w:szCs w:val="24"/>
@@ -6442,7 +6060,7 @@
       </w:pPr>
       <w:r>
         <w:rPr>
-          <w:rFonts w:ascii="宋体" w:eastAsia="宋体" w:hAnsi="宋体" w:cs="宋体"/>
+          <w:rFonts w:ascii="宋体" w:hAnsi="宋体" w:eastAsia="宋体" w:cs="宋体"/>
           <w:spacing w:val="-3"/>
           <w:sz w:val="24"/>
           <w:szCs w:val="24"/>
@@ -6470,11 +6088,11 @@
         <w:adjustRightInd w:val="0"/>
         <w:snapToGrid w:val="0"/>
         <w:spacing w:line="360" w:lineRule="auto"/>
-        <w:ind w:left="425" w:right="0" w:hanging="425" w:leftChars="0" w:firstLineChars="0"/>
+        <w:ind w:left="425" w:leftChars="0" w:right="0" w:hanging="425" w:firstLineChars="0"/>
         <w:jc w:val="left"/>
         <w:textAlignment w:val="baseline"/>
         <w:rPr>
-          <w:rFonts w:ascii="宋体" w:eastAsia="宋体" w:hAnsi="宋体" w:cs="宋体"/>
+          <w:rFonts w:ascii="宋体" w:hAnsi="宋体" w:eastAsia="宋体" w:cs="宋体"/>
           <w:spacing w:val="-3"/>
           <w:sz w:val="24"/>
           <w:szCs w:val="24"/>
@@ -6482,7 +6100,7 @@
       </w:pPr>
       <w:r>
         <w:rPr>
-          <w:rFonts w:ascii="宋体" w:eastAsia="宋体" w:hAnsi="宋体" w:cs="宋体"/>
+          <w:rFonts w:ascii="宋体" w:hAnsi="宋体" w:eastAsia="宋体" w:cs="宋体"/>
           <w:spacing w:val="-3"/>
           <w:sz w:val="24"/>
           <w:szCs w:val="24"/>
@@ -6492,7 +6110,7 @@
     </w:p>
     <w:p>
       <w:pPr>
-        <w:pStyle w:val="2"/>
+        <w:pStyle w:val="32"/>
         <w:keepNext w:val="0"/>
         <w:keepLines w:val="0"/>
         <w:pageBreakBefore w:val="0"/>
@@ -6516,7 +6134,7 @@
           <w:lang w:val="en-US" w:eastAsia="zh-CN"/>
         </w:rPr>
       </w:pPr>
-      <w:bookmarkStart w:id="42" w:name="_Toc29189"/>
+      <w:bookmarkStart w:id="42" w:name="_Toc1722"/>
       <w:r>
         <w:rPr>
           <w:rFonts w:hint="eastAsia"/>
@@ -6528,7 +6146,7 @@
     </w:p>
     <w:p>
       <w:pPr>
-        <w:pStyle w:val="3"/>
+        <w:pStyle w:val="33"/>
         <w:keepNext w:val="0"/>
         <w:keepLines w:val="0"/>
         <w:pageBreakBefore w:val="0"/>
@@ -6548,7 +6166,7 @@
         <w:snapToGrid w:val="0"/>
         <w:textAlignment w:val="baseline"/>
       </w:pPr>
-      <w:bookmarkStart w:id="43" w:name="_Toc6255"/>
+      <w:bookmarkStart w:id="43" w:name="_Toc9590"/>
       <w:r>
         <w:t>初始化阶段</w:t>
       </w:r>
@@ -6556,7 +6174,7 @@
     </w:p>
     <w:p>
       <w:pPr>
-        <w:pStyle w:val="4"/>
+        <w:pStyle w:val="44"/>
         <w:keepNext w:val="0"/>
         <w:keepLines w:val="0"/>
         <w:pageBreakBefore w:val="0"/>
@@ -6584,7 +6202,7 @@
     </w:p>
     <w:p>
       <w:pPr>
-        <w:pStyle w:val="a3"/>
+        <w:pStyle w:val="43"/>
         <w:keepNext w:val="0"/>
         <w:keepLines w:val="0"/>
         <w:pageBreakBefore w:val="0"/>
@@ -6602,7 +6220,7 @@
         <w:bidi w:val="0"/>
         <w:adjustRightInd w:val="0"/>
         <w:snapToGrid w:val="0"/>
-        <w:ind w:left="425" w:hanging="425" w:leftChars="0" w:firstLineChars="0"/>
+        <w:ind w:left="425" w:leftChars="0" w:hanging="425" w:firstLineChars="0"/>
         <w:textAlignment w:val="baseline"/>
       </w:pPr>
       <w:r>
@@ -6611,7 +6229,7 @@
     </w:p>
     <w:p>
       <w:pPr>
-        <w:pStyle w:val="a3"/>
+        <w:pStyle w:val="43"/>
         <w:keepNext w:val="0"/>
         <w:keepLines w:val="0"/>
         <w:pageBreakBefore w:val="0"/>
@@ -6629,7 +6247,7 @@
         <w:bidi w:val="0"/>
         <w:adjustRightInd w:val="0"/>
         <w:snapToGrid w:val="0"/>
-        <w:ind w:left="425" w:hanging="425" w:leftChars="0" w:firstLineChars="0"/>
+        <w:ind w:left="425" w:leftChars="0" w:hanging="425" w:firstLineChars="0"/>
         <w:textAlignment w:val="baseline"/>
         <w:rPr>
           <w:rFonts w:hint="eastAsia"/>
@@ -6649,7 +6267,7 @@
     </w:p>
     <w:p>
       <w:pPr>
-        <w:pStyle w:val="a3"/>
+        <w:pStyle w:val="43"/>
         <w:keepNext w:val="0"/>
         <w:keepLines w:val="0"/>
         <w:pageBreakBefore w:val="0"/>
@@ -6667,7 +6285,7 @@
         <w:bidi w:val="0"/>
         <w:adjustRightInd w:val="0"/>
         <w:snapToGrid w:val="0"/>
-        <w:ind w:left="425" w:hanging="425" w:leftChars="0" w:firstLineChars="0"/>
+        <w:ind w:left="425" w:leftChars="0" w:hanging="425" w:firstLineChars="0"/>
         <w:textAlignment w:val="baseline"/>
       </w:pPr>
       <w:r>
@@ -6676,7 +6294,7 @@
     </w:p>
     <w:p>
       <w:pPr>
-        <w:pStyle w:val="4"/>
+        <w:pStyle w:val="44"/>
         <w:keepNext w:val="0"/>
         <w:keepLines w:val="0"/>
         <w:pageBreakBefore w:val="0"/>
@@ -6702,7 +6320,7 @@
     </w:p>
     <w:p>
       <w:pPr>
-        <w:pStyle w:val="a3"/>
+        <w:pStyle w:val="43"/>
         <w:keepNext w:val="0"/>
         <w:keepLines w:val="0"/>
         <w:pageBreakBefore w:val="0"/>
@@ -6720,7 +6338,7 @@
         <w:bidi w:val="0"/>
         <w:adjustRightInd w:val="0"/>
         <w:snapToGrid w:val="0"/>
-        <w:ind w:left="425" w:hanging="425" w:leftChars="0" w:firstLineChars="0"/>
+        <w:ind w:left="425" w:leftChars="0" w:hanging="425" w:firstLineChars="0"/>
         <w:textAlignment w:val="baseline"/>
       </w:pPr>
       <w:r>
@@ -6729,7 +6347,7 @@
     </w:p>
     <w:p>
       <w:pPr>
-        <w:pStyle w:val="a3"/>
+        <w:pStyle w:val="43"/>
         <w:keepNext w:val="0"/>
         <w:keepLines w:val="0"/>
         <w:pageBreakBefore w:val="0"/>
@@ -6747,7 +6365,7 @@
         <w:bidi w:val="0"/>
         <w:adjustRightInd w:val="0"/>
         <w:snapToGrid w:val="0"/>
-        <w:ind w:left="425" w:hanging="425" w:leftChars="0" w:firstLineChars="0"/>
+        <w:ind w:left="425" w:leftChars="0" w:hanging="425" w:firstLineChars="0"/>
         <w:textAlignment w:val="baseline"/>
       </w:pPr>
       <w:r>
@@ -6756,7 +6374,7 @@
     </w:p>
     <w:p>
       <w:pPr>
-        <w:pStyle w:val="3"/>
+        <w:pStyle w:val="33"/>
         <w:keepNext w:val="0"/>
         <w:keepLines w:val="0"/>
         <w:pageBreakBefore w:val="0"/>
@@ -6776,7 +6394,7 @@
         <w:snapToGrid w:val="0"/>
         <w:textAlignment w:val="baseline"/>
       </w:pPr>
-      <w:bookmarkStart w:id="45" w:name="_Toc21847"/>
+      <w:bookmarkStart w:id="45" w:name="_Toc4429"/>
       <w:r>
         <w:t>分析规划阶段</w:t>
       </w:r>
@@ -6784,7 +6402,7 @@
     </w:p>
     <w:p>
       <w:pPr>
-        <w:pStyle w:val="4"/>
+        <w:pStyle w:val="44"/>
         <w:keepNext w:val="0"/>
         <w:keepLines w:val="0"/>
         <w:pageBreakBefore w:val="0"/>
@@ -6812,7 +6430,7 @@
     </w:p>
     <w:p>
       <w:pPr>
-        <w:pStyle w:val="a3"/>
+        <w:pStyle w:val="43"/>
         <w:keepNext w:val="0"/>
         <w:keepLines w:val="0"/>
         <w:pageBreakBefore w:val="0"/>
@@ -6830,7 +6448,7 @@
         <w:bidi w:val="0"/>
         <w:adjustRightInd w:val="0"/>
         <w:snapToGrid w:val="0"/>
-        <w:ind w:left="425" w:hanging="425" w:leftChars="0" w:firstLineChars="0"/>
+        <w:ind w:left="425" w:leftChars="0" w:hanging="425" w:firstLineChars="0"/>
         <w:textAlignment w:val="baseline"/>
       </w:pPr>
       <w:r>
@@ -6851,7 +6469,7 @@
     </w:p>
     <w:p>
       <w:pPr>
-        <w:pStyle w:val="a3"/>
+        <w:pStyle w:val="43"/>
         <w:keepNext w:val="0"/>
         <w:keepLines w:val="0"/>
         <w:pageBreakBefore w:val="0"/>
@@ -6869,7 +6487,7 @@
         <w:bidi w:val="0"/>
         <w:adjustRightInd w:val="0"/>
         <w:snapToGrid w:val="0"/>
-        <w:ind w:left="425" w:hanging="425" w:leftChars="0" w:firstLineChars="0"/>
+        <w:ind w:left="425" w:leftChars="0" w:hanging="425" w:firstLineChars="0"/>
         <w:textAlignment w:val="baseline"/>
       </w:pPr>
       <w:r>
@@ -6885,7 +6503,7 @@
     </w:p>
     <w:p>
       <w:pPr>
-        <w:pStyle w:val="a3"/>
+        <w:pStyle w:val="43"/>
         <w:keepNext w:val="0"/>
         <w:keepLines w:val="0"/>
         <w:pageBreakBefore w:val="0"/>
@@ -6903,7 +6521,7 @@
         <w:bidi w:val="0"/>
         <w:adjustRightInd w:val="0"/>
         <w:snapToGrid w:val="0"/>
-        <w:ind w:left="425" w:hanging="425" w:leftChars="0" w:firstLineChars="0"/>
+        <w:ind w:left="425" w:leftChars="0" w:hanging="425" w:firstLineChars="0"/>
         <w:textAlignment w:val="baseline"/>
       </w:pPr>
       <w:r>
@@ -6912,7 +6530,7 @@
     </w:p>
     <w:p>
       <w:pPr>
-        <w:pStyle w:val="4"/>
+        <w:pStyle w:val="44"/>
         <w:keepNext w:val="0"/>
         <w:keepLines w:val="0"/>
         <w:pageBreakBefore w:val="0"/>
@@ -6938,7 +6556,7 @@
     </w:p>
     <w:p>
       <w:pPr>
-        <w:pStyle w:val="a"/>
+        <w:pStyle w:val="31"/>
         <w:keepNext w:val="0"/>
         <w:keepLines w:val="0"/>
         <w:pageBreakBefore w:val="0"/>
@@ -6960,7 +6578,7 @@
     </w:p>
     <w:p>
       <w:pPr>
-        <w:pStyle w:val="a"/>
+        <w:pStyle w:val="31"/>
         <w:keepNext w:val="0"/>
         <w:keepLines w:val="0"/>
         <w:pageBreakBefore w:val="0"/>
@@ -6982,7 +6600,7 @@
     </w:p>
     <w:p>
       <w:pPr>
-        <w:pStyle w:val="a3"/>
+        <w:pStyle w:val="43"/>
         <w:keepNext w:val="0"/>
         <w:keepLines w:val="0"/>
         <w:pageBreakBefore w:val="0"/>
@@ -7000,7 +6618,7 @@
         <w:bidi w:val="0"/>
         <w:adjustRightInd w:val="0"/>
         <w:snapToGrid w:val="0"/>
-        <w:ind w:left="425" w:hanging="425" w:leftChars="0" w:firstLineChars="0"/>
+        <w:ind w:left="425" w:leftChars="0" w:hanging="425" w:firstLineChars="0"/>
         <w:textAlignment w:val="baseline"/>
       </w:pPr>
       <w:r>
@@ -7009,7 +6627,7 @@
     </w:p>
     <w:p>
       <w:pPr>
-        <w:pStyle w:val="a3"/>
+        <w:pStyle w:val="43"/>
         <w:keepNext w:val="0"/>
         <w:keepLines w:val="0"/>
         <w:pageBreakBefore w:val="0"/>
@@ -7027,7 +6645,7 @@
         <w:bidi w:val="0"/>
         <w:adjustRightInd w:val="0"/>
         <w:snapToGrid w:val="0"/>
-        <w:ind w:left="845" w:hanging="425" w:leftChars="0" w:firstLineChars="0"/>
+        <w:ind w:left="845" w:leftChars="0" w:hanging="425" w:firstLineChars="0"/>
         <w:textAlignment w:val="baseline"/>
       </w:pPr>
       <w:r>
@@ -7036,7 +6654,7 @@
     </w:p>
     <w:p>
       <w:pPr>
-        <w:pStyle w:val="a3"/>
+        <w:pStyle w:val="43"/>
         <w:keepNext w:val="0"/>
         <w:keepLines w:val="0"/>
         <w:pageBreakBefore w:val="0"/>
@@ -7054,7 +6672,7 @@
         <w:bidi w:val="0"/>
         <w:adjustRightInd w:val="0"/>
         <w:snapToGrid w:val="0"/>
-        <w:ind w:left="845" w:hanging="425" w:leftChars="0" w:firstLineChars="0"/>
+        <w:ind w:left="845" w:leftChars="0" w:hanging="425" w:firstLineChars="0"/>
         <w:textAlignment w:val="baseline"/>
       </w:pPr>
       <w:r>
@@ -7063,7 +6681,7 @@
     </w:p>
     <w:p>
       <w:pPr>
-        <w:pStyle w:val="a3"/>
+        <w:pStyle w:val="43"/>
         <w:keepNext w:val="0"/>
         <w:keepLines w:val="0"/>
         <w:pageBreakBefore w:val="0"/>
@@ -7081,7 +6699,7 @@
         <w:bidi w:val="0"/>
         <w:adjustRightInd w:val="0"/>
         <w:snapToGrid w:val="0"/>
-        <w:ind w:left="845" w:hanging="425" w:leftChars="0" w:firstLineChars="0"/>
+        <w:ind w:left="845" w:leftChars="0" w:hanging="425" w:firstLineChars="0"/>
         <w:textAlignment w:val="baseline"/>
       </w:pPr>
       <w:r>
@@ -7090,7 +6708,7 @@
     </w:p>
     <w:p>
       <w:pPr>
-        <w:pStyle w:val="a3"/>
+        <w:pStyle w:val="43"/>
         <w:keepNext w:val="0"/>
         <w:keepLines w:val="0"/>
         <w:pageBreakBefore w:val="0"/>
@@ -7108,7 +6726,7 @@
         <w:bidi w:val="0"/>
         <w:adjustRightInd w:val="0"/>
         <w:snapToGrid w:val="0"/>
-        <w:ind w:left="845" w:hanging="425" w:leftChars="0" w:firstLineChars="0"/>
+        <w:ind w:left="845" w:leftChars="0" w:hanging="425" w:firstLineChars="0"/>
         <w:textAlignment w:val="baseline"/>
       </w:pPr>
       <w:r>
@@ -7135,17 +6753,17 @@
         <w:adjustRightInd w:val="0"/>
         <w:snapToGrid w:val="0"/>
         <w:spacing w:line="360" w:lineRule="auto"/>
-        <w:ind w:left="425" w:right="0" w:hanging="425" w:leftChars="0" w:firstLineChars="0"/>
+        <w:ind w:left="425" w:leftChars="0" w:right="0" w:hanging="425" w:firstLineChars="0"/>
         <w:textAlignment w:val="baseline"/>
         <w:rPr>
-          <w:rFonts w:ascii="宋体" w:eastAsia="宋体" w:hAnsi="宋体" w:cs="宋体"/>
+          <w:rFonts w:ascii="宋体" w:hAnsi="宋体" w:eastAsia="宋体" w:cs="宋体"/>
           <w:sz w:val="24"/>
           <w:szCs w:val="24"/>
         </w:rPr>
       </w:pPr>
       <w:r>
         <w:rPr>
-          <w:rFonts w:ascii="宋体" w:eastAsia="宋体" w:hAnsi="宋体" w:cs="宋体"/>
+          <w:rFonts w:ascii="宋体" w:hAnsi="宋体" w:eastAsia="宋体" w:cs="宋体"/>
           <w:spacing w:val="13"/>
           <w:sz w:val="24"/>
           <w:szCs w:val="24"/>
@@ -7155,7 +6773,7 @@
     </w:p>
     <w:p>
       <w:pPr>
-        <w:pStyle w:val="a3"/>
+        <w:pStyle w:val="43"/>
         <w:keepNext w:val="0"/>
         <w:keepLines w:val="0"/>
         <w:pageBreakBefore w:val="0"/>
@@ -7173,7 +6791,7 @@
         <w:bidi w:val="0"/>
         <w:adjustRightInd w:val="0"/>
         <w:snapToGrid w:val="0"/>
-        <w:ind w:left="845" w:hanging="425" w:leftChars="0" w:firstLineChars="0"/>
+        <w:ind w:left="845" w:leftChars="0" w:hanging="425" w:firstLineChars="0"/>
         <w:textAlignment w:val="baseline"/>
       </w:pPr>
       <w:r>
@@ -7182,7 +6800,7 @@
     </w:p>
     <w:p>
       <w:pPr>
-        <w:pStyle w:val="a3"/>
+        <w:pStyle w:val="43"/>
         <w:keepNext w:val="0"/>
         <w:keepLines w:val="0"/>
         <w:pageBreakBefore w:val="0"/>
@@ -7200,7 +6818,7 @@
         <w:bidi w:val="0"/>
         <w:adjustRightInd w:val="0"/>
         <w:snapToGrid w:val="0"/>
-        <w:ind w:left="845" w:hanging="425" w:leftChars="0" w:firstLineChars="0"/>
+        <w:ind w:left="845" w:leftChars="0" w:hanging="425" w:firstLineChars="0"/>
         <w:textAlignment w:val="baseline"/>
       </w:pPr>
       <w:r>
@@ -7209,7 +6827,7 @@
     </w:p>
     <w:p>
       <w:pPr>
-        <w:pStyle w:val="a3"/>
+        <w:pStyle w:val="43"/>
         <w:keepNext w:val="0"/>
         <w:keepLines w:val="0"/>
         <w:pageBreakBefore w:val="0"/>
@@ -7227,7 +6845,7 @@
         <w:bidi w:val="0"/>
         <w:adjustRightInd w:val="0"/>
         <w:snapToGrid w:val="0"/>
-        <w:ind w:left="845" w:hanging="425" w:leftChars="0" w:firstLineChars="0"/>
+        <w:ind w:left="845" w:leftChars="0" w:hanging="425" w:firstLineChars="0"/>
         <w:textAlignment w:val="baseline"/>
       </w:pPr>
       <w:bookmarkStart w:id="48" w:name="bookmark50"/>
@@ -7238,7 +6856,7 @@
     </w:p>
     <w:p>
       <w:pPr>
-        <w:pStyle w:val="a3"/>
+        <w:pStyle w:val="43"/>
         <w:keepNext w:val="0"/>
         <w:keepLines w:val="0"/>
         <w:pageBreakBefore w:val="0"/>
@@ -7256,7 +6874,7 @@
         <w:bidi w:val="0"/>
         <w:adjustRightInd w:val="0"/>
         <w:snapToGrid w:val="0"/>
-        <w:ind w:left="845" w:hanging="425" w:leftChars="0" w:firstLineChars="0"/>
+        <w:ind w:left="845" w:leftChars="0" w:hanging="425" w:firstLineChars="0"/>
         <w:textAlignment w:val="baseline"/>
       </w:pPr>
       <w:r>
@@ -7265,7 +6883,7 @@
     </w:p>
     <w:p>
       <w:pPr>
-        <w:pStyle w:val="a3"/>
+        <w:pStyle w:val="43"/>
         <w:keepNext w:val="0"/>
         <w:keepLines w:val="0"/>
         <w:pageBreakBefore w:val="0"/>
@@ -7283,7 +6901,7 @@
         <w:bidi w:val="0"/>
         <w:adjustRightInd w:val="0"/>
         <w:snapToGrid w:val="0"/>
-        <w:ind w:left="845" w:hanging="425" w:leftChars="0" w:firstLineChars="0"/>
+        <w:ind w:left="845" w:leftChars="0" w:hanging="425" w:firstLineChars="0"/>
         <w:textAlignment w:val="baseline"/>
       </w:pPr>
       <w:r>
@@ -7292,7 +6910,7 @@
     </w:p>
     <w:p>
       <w:pPr>
-        <w:pStyle w:val="a3"/>
+        <w:pStyle w:val="43"/>
         <w:keepNext w:val="0"/>
         <w:keepLines w:val="0"/>
         <w:pageBreakBefore w:val="0"/>
@@ -7310,7 +6928,7 @@
         <w:bidi w:val="0"/>
         <w:adjustRightInd w:val="0"/>
         <w:snapToGrid w:val="0"/>
-        <w:ind w:left="845" w:hanging="425" w:leftChars="0" w:firstLineChars="0"/>
+        <w:ind w:left="845" w:leftChars="0" w:hanging="425" w:firstLineChars="0"/>
         <w:textAlignment w:val="baseline"/>
       </w:pPr>
       <w:r>
@@ -7319,7 +6937,7 @@
     </w:p>
     <w:p>
       <w:pPr>
-        <w:pStyle w:val="a3"/>
+        <w:pStyle w:val="43"/>
         <w:keepNext w:val="0"/>
         <w:keepLines w:val="0"/>
         <w:pageBreakBefore w:val="0"/>
@@ -7337,7 +6955,7 @@
         <w:bidi w:val="0"/>
         <w:adjustRightInd w:val="0"/>
         <w:snapToGrid w:val="0"/>
-        <w:ind w:left="845" w:hanging="425" w:leftChars="0" w:firstLineChars="0"/>
+        <w:ind w:left="845" w:leftChars="0" w:hanging="425" w:firstLineChars="0"/>
         <w:textAlignment w:val="baseline"/>
       </w:pPr>
       <w:r>
@@ -7346,7 +6964,7 @@
     </w:p>
     <w:p>
       <w:pPr>
-        <w:pStyle w:val="a3"/>
+        <w:pStyle w:val="43"/>
         <w:keepNext w:val="0"/>
         <w:keepLines w:val="0"/>
         <w:pageBreakBefore w:val="0"/>
@@ -7364,7 +6982,7 @@
         <w:bidi w:val="0"/>
         <w:adjustRightInd w:val="0"/>
         <w:snapToGrid w:val="0"/>
-        <w:ind w:left="845" w:hanging="425" w:leftChars="0" w:firstLineChars="0"/>
+        <w:ind w:left="845" w:leftChars="0" w:hanging="425" w:firstLineChars="0"/>
         <w:textAlignment w:val="baseline"/>
       </w:pPr>
       <w:r>
@@ -7373,7 +6991,7 @@
     </w:p>
     <w:p>
       <w:pPr>
-        <w:pStyle w:val="a3"/>
+        <w:pStyle w:val="43"/>
         <w:keepNext w:val="0"/>
         <w:keepLines w:val="0"/>
         <w:pageBreakBefore w:val="0"/>
@@ -7391,7 +7009,7 @@
         <w:bidi w:val="0"/>
         <w:adjustRightInd w:val="0"/>
         <w:snapToGrid w:val="0"/>
-        <w:ind w:left="845" w:hanging="425" w:leftChars="0" w:firstLineChars="0"/>
+        <w:ind w:left="845" w:leftChars="0" w:hanging="425" w:firstLineChars="0"/>
         <w:textAlignment w:val="baseline"/>
       </w:pPr>
       <w:r>
@@ -7400,7 +7018,7 @@
     </w:p>
     <w:p>
       <w:pPr>
-        <w:pStyle w:val="a3"/>
+        <w:pStyle w:val="43"/>
         <w:keepNext w:val="0"/>
         <w:keepLines w:val="0"/>
         <w:pageBreakBefore w:val="0"/>
@@ -7418,7 +7036,7 @@
         <w:bidi w:val="0"/>
         <w:adjustRightInd w:val="0"/>
         <w:snapToGrid w:val="0"/>
-        <w:ind w:left="845" w:hanging="425" w:leftChars="0" w:firstLineChars="0"/>
+        <w:ind w:left="845" w:leftChars="0" w:hanging="425" w:firstLineChars="0"/>
         <w:textAlignment w:val="baseline"/>
       </w:pPr>
       <w:r>
@@ -7427,7 +7045,7 @@
     </w:p>
     <w:p>
       <w:pPr>
-        <w:pStyle w:val="3"/>
+        <w:pStyle w:val="33"/>
         <w:keepNext w:val="0"/>
         <w:keepLines w:val="0"/>
         <w:pageBreakBefore w:val="0"/>
@@ -7447,7 +7065,7 @@
         <w:snapToGrid w:val="0"/>
         <w:textAlignment w:val="baseline"/>
       </w:pPr>
-      <w:bookmarkStart w:id="49" w:name="_Toc3097"/>
+      <w:bookmarkStart w:id="49" w:name="_Toc24984"/>
       <w:r>
         <w:t>实施阶段</w:t>
       </w:r>
@@ -7455,7 +7073,7 @@
     </w:p>
     <w:p>
       <w:pPr>
-        <w:pStyle w:val="a3"/>
+        <w:pStyle w:val="43"/>
         <w:keepNext w:val="0"/>
         <w:keepLines w:val="0"/>
         <w:pageBreakBefore w:val="0"/>
@@ -7473,7 +7091,7 @@
         <w:bidi w:val="0"/>
         <w:adjustRightInd w:val="0"/>
         <w:snapToGrid w:val="0"/>
-        <w:ind w:left="425" w:hanging="425" w:leftChars="0" w:firstLineChars="0"/>
+        <w:ind w:left="425" w:leftChars="0" w:hanging="425" w:firstLineChars="0"/>
         <w:textAlignment w:val="baseline"/>
       </w:pPr>
       <w:bookmarkStart w:id="50" w:name="bookmark51"/>
@@ -7484,7 +7102,7 @@
     </w:p>
     <w:p>
       <w:pPr>
-        <w:pStyle w:val="a3"/>
+        <w:pStyle w:val="43"/>
         <w:keepNext w:val="0"/>
         <w:keepLines w:val="0"/>
         <w:pageBreakBefore w:val="0"/>
@@ -7502,7 +7120,7 @@
         <w:bidi w:val="0"/>
         <w:adjustRightInd w:val="0"/>
         <w:snapToGrid w:val="0"/>
-        <w:ind w:left="425" w:hanging="425" w:leftChars="0" w:firstLineChars="0"/>
+        <w:ind w:left="425" w:leftChars="0" w:hanging="425" w:firstLineChars="0"/>
         <w:textAlignment w:val="baseline"/>
       </w:pPr>
       <w:r>
@@ -7511,7 +7129,7 @@
     </w:p>
     <w:p>
       <w:pPr>
-        <w:pStyle w:val="a3"/>
+        <w:pStyle w:val="43"/>
         <w:keepNext w:val="0"/>
         <w:keepLines w:val="0"/>
         <w:pageBreakBefore w:val="0"/>
@@ -7529,7 +7147,7 @@
         <w:bidi w:val="0"/>
         <w:adjustRightInd w:val="0"/>
         <w:snapToGrid w:val="0"/>
-        <w:ind w:left="425" w:hanging="425" w:leftChars="0" w:firstLineChars="0"/>
+        <w:ind w:left="425" w:leftChars="0" w:hanging="425" w:firstLineChars="0"/>
         <w:textAlignment w:val="baseline"/>
       </w:pPr>
       <w:r>
@@ -7538,7 +7156,7 @@
     </w:p>
     <w:p>
       <w:pPr>
-        <w:pStyle w:val="3"/>
+        <w:pStyle w:val="33"/>
         <w:keepNext w:val="0"/>
         <w:keepLines w:val="0"/>
         <w:pageBreakBefore w:val="0"/>
@@ -7558,7 +7176,7 @@
         <w:snapToGrid w:val="0"/>
         <w:textAlignment w:val="baseline"/>
       </w:pPr>
-      <w:bookmarkStart w:id="51" w:name="_Toc26000"/>
+      <w:bookmarkStart w:id="51" w:name="_Toc12658"/>
       <w:r>
         <w:t>运作阶段</w:t>
       </w:r>
@@ -7566,7 +7184,7 @@
     </w:p>
     <w:p>
       <w:pPr>
-        <w:pStyle w:val="4"/>
+        <w:pStyle w:val="44"/>
         <w:keepNext w:val="0"/>
         <w:keepLines w:val="0"/>
         <w:pageBreakBefore w:val="0"/>
@@ -7594,7 +7212,7 @@
     </w:p>
     <w:p>
       <w:pPr>
-        <w:pStyle w:val="a3"/>
+        <w:pStyle w:val="43"/>
         <w:keepNext w:val="0"/>
         <w:keepLines w:val="0"/>
         <w:pageBreakBefore w:val="0"/>
@@ -7612,7 +7230,7 @@
         <w:bidi w:val="0"/>
         <w:adjustRightInd w:val="0"/>
         <w:snapToGrid w:val="0"/>
-        <w:ind w:left="425" w:hanging="425" w:leftChars="0" w:firstLineChars="0"/>
+        <w:ind w:left="425" w:leftChars="0" w:hanging="425" w:firstLineChars="0"/>
         <w:textAlignment w:val="baseline"/>
       </w:pPr>
       <w:r>
@@ -7631,7 +7249,7 @@
     </w:p>
     <w:p>
       <w:pPr>
-        <w:pStyle w:val="a3"/>
+        <w:pStyle w:val="43"/>
         <w:keepNext w:val="0"/>
         <w:keepLines w:val="0"/>
         <w:pageBreakBefore w:val="0"/>
@@ -7649,7 +7267,7 @@
         <w:bidi w:val="0"/>
         <w:adjustRightInd w:val="0"/>
         <w:snapToGrid w:val="0"/>
-        <w:ind w:left="425" w:hanging="425" w:leftChars="0" w:firstLineChars="0"/>
+        <w:ind w:left="425" w:leftChars="0" w:hanging="425" w:firstLineChars="0"/>
         <w:textAlignment w:val="baseline"/>
       </w:pPr>
       <w:r>
@@ -7665,7 +7283,7 @@
     </w:p>
     <w:p>
       <w:pPr>
-        <w:pStyle w:val="4"/>
+        <w:pStyle w:val="44"/>
         <w:keepNext w:val="0"/>
         <w:keepLines w:val="0"/>
         <w:pageBreakBefore w:val="0"/>
@@ -7691,7 +7309,7 @@
     </w:p>
     <w:p>
       <w:pPr>
-        <w:pStyle w:val="a3"/>
+        <w:pStyle w:val="43"/>
         <w:keepNext w:val="0"/>
         <w:keepLines w:val="0"/>
         <w:pageBreakBefore w:val="0"/>
@@ -7709,7 +7327,7 @@
         <w:bidi w:val="0"/>
         <w:adjustRightInd w:val="0"/>
         <w:snapToGrid w:val="0"/>
-        <w:ind w:left="425" w:hanging="425" w:leftChars="0" w:firstLineChars="0"/>
+        <w:ind w:left="425" w:leftChars="0" w:hanging="425" w:firstLineChars="0"/>
         <w:textAlignment w:val="baseline"/>
       </w:pPr>
       <w:r>
@@ -7725,7 +7343,7 @@
     </w:p>
     <w:p>
       <w:pPr>
-        <w:pStyle w:val="a3"/>
+        <w:pStyle w:val="43"/>
         <w:keepNext w:val="0"/>
         <w:keepLines w:val="0"/>
         <w:pageBreakBefore w:val="0"/>
@@ -7743,7 +7361,7 @@
         <w:bidi w:val="0"/>
         <w:adjustRightInd w:val="0"/>
         <w:snapToGrid w:val="0"/>
-        <w:ind w:left="425" w:hanging="425" w:leftChars="0" w:firstLineChars="0"/>
+        <w:ind w:left="425" w:leftChars="0" w:hanging="425" w:firstLineChars="0"/>
         <w:textAlignment w:val="baseline"/>
       </w:pPr>
       <w:r>
@@ -7762,7 +7380,7 @@
     </w:p>
     <w:p>
       <w:pPr>
-        <w:pStyle w:val="4"/>
+        <w:pStyle w:val="44"/>
         <w:keepNext w:val="0"/>
         <w:keepLines w:val="0"/>
         <w:pageBreakBefore w:val="0"/>
@@ -7788,7 +7406,7 @@
     </w:p>
     <w:p>
       <w:pPr>
-        <w:pStyle w:val="a3"/>
+        <w:pStyle w:val="43"/>
         <w:keepNext w:val="0"/>
         <w:keepLines w:val="0"/>
         <w:pageBreakBefore w:val="0"/>
@@ -7806,7 +7424,7 @@
         <w:bidi w:val="0"/>
         <w:adjustRightInd w:val="0"/>
         <w:snapToGrid w:val="0"/>
-        <w:ind w:left="425" w:hanging="425" w:leftChars="0" w:firstLineChars="0"/>
+        <w:ind w:left="425" w:leftChars="0" w:hanging="425" w:firstLineChars="0"/>
         <w:textAlignment w:val="baseline"/>
       </w:pPr>
       <w:r>
@@ -7815,7 +7433,7 @@
     </w:p>
     <w:p>
       <w:pPr>
-        <w:pStyle w:val="a3"/>
+        <w:pStyle w:val="43"/>
         <w:keepNext w:val="0"/>
         <w:keepLines w:val="0"/>
         <w:pageBreakBefore w:val="0"/>
@@ -7833,7 +7451,7 @@
         <w:bidi w:val="0"/>
         <w:adjustRightInd w:val="0"/>
         <w:snapToGrid w:val="0"/>
-        <w:ind w:left="425" w:hanging="425" w:leftChars="0" w:firstLineChars="0"/>
+        <w:ind w:left="425" w:leftChars="0" w:hanging="425" w:firstLineChars="0"/>
         <w:textAlignment w:val="baseline"/>
       </w:pPr>
       <w:r>
@@ -7842,7 +7460,7 @@
     </w:p>
     <w:p>
       <w:pPr>
-        <w:pStyle w:val="a3"/>
+        <w:pStyle w:val="43"/>
         <w:keepNext w:val="0"/>
         <w:keepLines w:val="0"/>
         <w:pageBreakBefore w:val="0"/>
@@ -7860,7 +7478,7 @@
         <w:bidi w:val="0"/>
         <w:adjustRightInd w:val="0"/>
         <w:snapToGrid w:val="0"/>
-        <w:ind w:left="425" w:hanging="425" w:leftChars="0" w:firstLineChars="0"/>
+        <w:ind w:left="425" w:leftChars="0" w:hanging="425" w:firstLineChars="0"/>
         <w:textAlignment w:val="baseline"/>
       </w:pPr>
       <w:r>
@@ -7869,7 +7487,7 @@
     </w:p>
     <w:p>
       <w:pPr>
-        <w:pStyle w:val="a3"/>
+        <w:pStyle w:val="43"/>
         <w:keepNext w:val="0"/>
         <w:keepLines w:val="0"/>
         <w:pageBreakBefore w:val="0"/>
@@ -7887,7 +7505,7 @@
         <w:bidi w:val="0"/>
         <w:adjustRightInd w:val="0"/>
         <w:snapToGrid w:val="0"/>
-        <w:ind w:left="425" w:hanging="425" w:leftChars="0" w:firstLineChars="0"/>
+        <w:ind w:left="425" w:leftChars="0" w:hanging="425" w:firstLineChars="0"/>
         <w:textAlignment w:val="baseline"/>
       </w:pPr>
       <w:r>
@@ -7896,7 +7514,7 @@
     </w:p>
     <w:p>
       <w:pPr>
-        <w:pStyle w:val="a3"/>
+        <w:pStyle w:val="43"/>
         <w:keepNext w:val="0"/>
         <w:keepLines w:val="0"/>
         <w:pageBreakBefore w:val="0"/>
@@ -7914,7 +7532,7 @@
         <w:bidi w:val="0"/>
         <w:adjustRightInd w:val="0"/>
         <w:snapToGrid w:val="0"/>
-        <w:ind w:left="425" w:hanging="425" w:leftChars="0" w:firstLineChars="0"/>
+        <w:ind w:left="425" w:leftChars="0" w:hanging="425" w:firstLineChars="0"/>
         <w:textAlignment w:val="baseline"/>
       </w:pPr>
       <w:r>
@@ -7923,7 +7541,7 @@
     </w:p>
     <w:p>
       <w:pPr>
-        <w:pStyle w:val="a3"/>
+        <w:pStyle w:val="43"/>
         <w:keepNext w:val="0"/>
         <w:keepLines w:val="0"/>
         <w:pageBreakBefore w:val="0"/>
@@ -7941,7 +7559,7 @@
         <w:bidi w:val="0"/>
         <w:adjustRightInd w:val="0"/>
         <w:snapToGrid w:val="0"/>
-        <w:ind w:left="425" w:hanging="425" w:leftChars="0" w:firstLineChars="0"/>
+        <w:ind w:left="425" w:leftChars="0" w:hanging="425" w:firstLineChars="0"/>
         <w:textAlignment w:val="baseline"/>
       </w:pPr>
       <w:r>
@@ -7950,7 +7568,7 @@
     </w:p>
     <w:p>
       <w:pPr>
-        <w:pStyle w:val="a3"/>
+        <w:pStyle w:val="43"/>
         <w:keepNext w:val="0"/>
         <w:keepLines w:val="0"/>
         <w:pageBreakBefore w:val="0"/>
@@ -7968,7 +7586,7 @@
         <w:bidi w:val="0"/>
         <w:adjustRightInd w:val="0"/>
         <w:snapToGrid w:val="0"/>
-        <w:ind w:left="425" w:hanging="425" w:leftChars="0" w:firstLineChars="0"/>
+        <w:ind w:left="425" w:leftChars="0" w:hanging="425" w:firstLineChars="0"/>
         <w:textAlignment w:val="baseline"/>
         <w:rPr>
           <w:rFonts w:hint="default"/>
@@ -7981,7 +7599,7 @@
     </w:p>
     <w:p>
       <w:pPr>
-        <w:pStyle w:val="1"/>
+        <w:pStyle w:val="30"/>
         <w:keepNext w:val="0"/>
         <w:keepLines w:val="0"/>
         <w:pageBreakBefore w:val="0"/>
@@ -8005,11 +7623,11 @@
       <w:bookmarkEnd w:id="53"/>
       <w:bookmarkStart w:id="54" w:name="bookmark29"/>
       <w:bookmarkEnd w:id="54"/>
-      <w:bookmarkStart w:id="55" w:name="bookmark30"/>
+      <w:bookmarkStart w:id="55" w:name="bookmark28"/>
       <w:bookmarkEnd w:id="55"/>
-      <w:bookmarkStart w:id="56" w:name="bookmark28"/>
+      <w:bookmarkStart w:id="56" w:name="bookmark30"/>
       <w:bookmarkEnd w:id="56"/>
-      <w:bookmarkStart w:id="57" w:name="_Toc19812"/>
+      <w:bookmarkStart w:id="57" w:name="_Toc19232"/>
       <w:r>
         <w:t>与其他流程的关系</w:t>
       </w:r>
@@ -8017,7 +7635,7 @@
     </w:p>
     <w:p>
       <w:pPr>
-        <w:pStyle w:val="2"/>
+        <w:pStyle w:val="32"/>
         <w:keepNext w:val="0"/>
         <w:keepLines w:val="0"/>
         <w:pageBreakBefore w:val="0"/>
@@ -8037,7 +7655,7 @@
         <w:snapToGrid w:val="0"/>
         <w:textAlignment w:val="baseline"/>
       </w:pPr>
-      <w:bookmarkStart w:id="58" w:name="_Toc12523"/>
+      <w:bookmarkStart w:id="58" w:name="_Toc16403"/>
       <w:r>
         <w:t>与事件管理流程的关系</w:t>
       </w:r>
@@ -8045,7 +7663,7 @@
     </w:p>
     <w:p>
       <w:pPr>
-        <w:pStyle w:val="a"/>
+        <w:pStyle w:val="31"/>
         <w:keepNext w:val="0"/>
         <w:keepLines w:val="0"/>
         <w:pageBreakBefore w:val="0"/>
@@ -8088,7 +7706,7 @@
     </w:p>
     <w:p>
       <w:pPr>
-        <w:pStyle w:val="2"/>
+        <w:pStyle w:val="32"/>
         <w:keepNext w:val="0"/>
         <w:keepLines w:val="0"/>
         <w:pageBreakBefore w:val="0"/>
@@ -8108,7 +7726,7 @@
         <w:snapToGrid w:val="0"/>
         <w:textAlignment w:val="baseline"/>
       </w:pPr>
-      <w:bookmarkStart w:id="61" w:name="_Toc3649"/>
+      <w:bookmarkStart w:id="61" w:name="_Toc16947"/>
       <w:r>
         <w:t>与问题管理流程的关系</w:t>
       </w:r>
@@ -8116,7 +7734,7 @@
     </w:p>
     <w:p>
       <w:pPr>
-        <w:pStyle w:val="a"/>
+        <w:pStyle w:val="31"/>
         <w:keepNext w:val="0"/>
         <w:keepLines w:val="0"/>
         <w:pageBreakBefore w:val="0"/>
@@ -8138,7 +7756,7 @@
     </w:p>
     <w:p>
       <w:pPr>
-        <w:pStyle w:val="2"/>
+        <w:pStyle w:val="32"/>
         <w:keepNext w:val="0"/>
         <w:keepLines w:val="0"/>
         <w:pageBreakBefore w:val="0"/>
@@ -8162,7 +7780,7 @@
       <w:bookmarkEnd w:id="62"/>
       <w:bookmarkStart w:id="63" w:name="bookmark34"/>
       <w:bookmarkEnd w:id="63"/>
-      <w:bookmarkStart w:id="64" w:name="_Toc5036"/>
+      <w:bookmarkStart w:id="64" w:name="_Toc25624"/>
       <w:r>
         <w:t>与变更、发布管理流程的关系</w:t>
       </w:r>
@@ -8170,7 +7788,7 @@
     </w:p>
     <w:p>
       <w:pPr>
-        <w:pStyle w:val="a"/>
+        <w:pStyle w:val="31"/>
         <w:keepNext w:val="0"/>
         <w:keepLines w:val="0"/>
         <w:pageBreakBefore w:val="0"/>
@@ -8202,7 +7820,7 @@
     </w:p>
     <w:p>
       <w:pPr>
-        <w:pStyle w:val="2"/>
+        <w:pStyle w:val="32"/>
         <w:keepNext w:val="0"/>
         <w:keepLines w:val="0"/>
         <w:pageBreakBefore w:val="0"/>
@@ -8226,7 +7844,7 @@
       <w:bookmarkEnd w:id="65"/>
       <w:bookmarkStart w:id="66" w:name="bookmark36"/>
       <w:bookmarkEnd w:id="66"/>
-      <w:bookmarkStart w:id="67" w:name="_Toc19349"/>
+      <w:bookmarkStart w:id="67" w:name="_Toc25612"/>
       <w:r>
         <w:t>与配置管理流程的关系</w:t>
       </w:r>
@@ -8234,7 +7852,7 @@
     </w:p>
     <w:p>
       <w:pPr>
-        <w:pStyle w:val="a"/>
+        <w:pStyle w:val="31"/>
         <w:keepNext w:val="0"/>
         <w:keepLines w:val="0"/>
         <w:pageBreakBefore w:val="0"/>
@@ -8320,7 +7938,7 @@
     </w:p>
     <w:p>
       <w:pPr>
-        <w:pStyle w:val="1"/>
+        <w:pStyle w:val="30"/>
         <w:keepNext w:val="0"/>
         <w:keepLines w:val="0"/>
         <w:pageBreakBefore w:val="0"/>
@@ -8344,7 +7962,7 @@
           <w:lang w:val="en-US" w:eastAsia="zh-CN"/>
         </w:rPr>
       </w:pPr>
-      <w:bookmarkStart w:id="69" w:name="_Toc10769"/>
+      <w:bookmarkStart w:id="69" w:name="_Toc22522"/>
       <w:r>
         <w:rPr>
           <w:rFonts w:hint="default"/>
@@ -8357,16 +7975,16 @@
     </w:p>
     <w:tbl>
       <w:tblPr>
-        <w:tblStyle w:val="TableNormal0"/>
+        <w:tblStyle w:val="28"/>
         <w:tblW w:w="8921" w:type="dxa"/>
         <w:tblInd w:w="130" w:type="dxa"/>
         <w:tblBorders>
-          <w:top w:val="single" w:sz="2" w:space="0" w:color="000000"/>
-          <w:left w:val="single" w:sz="2" w:space="0" w:color="000000"/>
-          <w:bottom w:val="single" w:sz="2" w:space="0" w:color="000000"/>
-          <w:right w:val="single" w:sz="2" w:space="0" w:color="000000"/>
-          <w:insideH w:val="single" w:sz="2" w:space="0" w:color="000000"/>
-          <w:insideV w:val="single" w:sz="2" w:space="0" w:color="000000"/>
+          <w:top w:val="single" w:color="000000" w:sz="2" w:space="0"/>
+          <w:left w:val="single" w:color="000000" w:sz="2" w:space="0"/>
+          <w:bottom w:val="single" w:color="000000" w:sz="2" w:space="0"/>
+          <w:right w:val="single" w:color="000000" w:sz="2" w:space="0"/>
+          <w:insideH w:val="single" w:color="000000" w:sz="2" w:space="0"/>
+          <w:insideV w:val="single" w:color="000000" w:sz="2" w:space="0"/>
         </w:tblBorders>
         <w:tblLayout w:type="fixed"/>
         <w:tblCellMar>
@@ -8385,17 +8003,14 @@
       </w:tblGrid>
       <w:tr>
         <w:tblPrEx>
-          <w:tblW w:w="8921" w:type="dxa"/>
-          <w:tblInd w:w="130" w:type="dxa"/>
           <w:tblBorders>
-            <w:top w:val="single" w:sz="2" w:space="0" w:color="000000"/>
-            <w:left w:val="single" w:sz="2" w:space="0" w:color="000000"/>
-            <w:bottom w:val="single" w:sz="2" w:space="0" w:color="000000"/>
-            <w:right w:val="single" w:sz="2" w:space="0" w:color="000000"/>
-            <w:insideH w:val="single" w:sz="2" w:space="0" w:color="000000"/>
-            <w:insideV w:val="single" w:sz="2" w:space="0" w:color="000000"/>
+            <w:top w:val="single" w:color="000000" w:sz="2" w:space="0"/>
+            <w:left w:val="single" w:color="000000" w:sz="2" w:space="0"/>
+            <w:bottom w:val="single" w:color="000000" w:sz="2" w:space="0"/>
+            <w:right w:val="single" w:color="000000" w:sz="2" w:space="0"/>
+            <w:insideH w:val="single" w:color="000000" w:sz="2" w:space="0"/>
+            <w:insideV w:val="single" w:color="000000" w:sz="2" w:space="0"/>
           </w:tblBorders>
-          <w:tblLayout w:type="fixed"/>
           <w:tblCellMar>
             <w:top w:w="0" w:type="dxa"/>
             <w:left w:w="0" w:type="dxa"/>
@@ -8404,15 +8019,15 @@
           </w:tblCellMar>
         </w:tblPrEx>
         <w:trPr>
-          <w:trHeight w:val="583"/>
+          <w:trHeight w:val="583" w:hRule="atLeast"/>
         </w:trPr>
         <w:tc>
           <w:tcPr>
             <w:tcW w:w="727" w:type="dxa"/>
             <w:tcBorders>
-              <w:top w:val="single" w:sz="6" w:space="0" w:color="000000"/>
-              <w:left w:val="single" w:sz="6" w:space="0" w:color="000000"/>
-              <w:bottom w:val="single" w:sz="6" w:space="0" w:color="000000"/>
+              <w:top w:val="single" w:color="000000" w:sz="6" w:space="0"/>
+              <w:left w:val="single" w:color="000000" w:sz="6" w:space="0"/>
+              <w:bottom w:val="single" w:color="000000" w:sz="6" w:space="0"/>
             </w:tcBorders>
             <w:shd w:val="clear" w:color="auto" w:fill="C0C0C0"/>
           </w:tcPr>
@@ -8435,7 +8050,7 @@
               <w:ind w:left="195"/>
               <w:textAlignment w:val="baseline"/>
               <w:rPr>
-                <w:rFonts w:ascii="宋体" w:eastAsia="宋体" w:hAnsi="宋体" w:cs="宋体"/>
+                <w:rFonts w:ascii="宋体" w:hAnsi="宋体" w:eastAsia="宋体" w:cs="宋体"/>
                 <w:b/>
                 <w:bCs/>
                 <w:spacing w:val="-7"/>
@@ -8445,7 +8060,7 @@
             </w:pPr>
             <w:r>
               <w:rPr>
-                <w:rFonts w:ascii="宋体" w:eastAsia="宋体" w:hAnsi="宋体" w:cs="宋体"/>
+                <w:rFonts w:ascii="宋体" w:hAnsi="宋体" w:eastAsia="宋体" w:cs="宋体"/>
                 <w:b/>
                 <w:bCs/>
                 <w:spacing w:val="-7"/>
@@ -8460,8 +8075,8 @@
           <w:tcPr>
             <w:tcW w:w="1337" w:type="dxa"/>
             <w:tcBorders>
-              <w:top w:val="single" w:sz="6" w:space="0" w:color="000000"/>
-              <w:bottom w:val="single" w:sz="6" w:space="0" w:color="000000"/>
+              <w:top w:val="single" w:color="000000" w:sz="6" w:space="0"/>
+              <w:bottom w:val="single" w:color="000000" w:sz="6" w:space="0"/>
             </w:tcBorders>
             <w:shd w:val="clear" w:color="auto" w:fill="C0C0C0"/>
           </w:tcPr>
@@ -8484,7 +8099,7 @@
               <w:ind w:left="195"/>
               <w:textAlignment w:val="baseline"/>
               <w:rPr>
-                <w:rFonts w:ascii="宋体" w:eastAsia="宋体" w:hAnsi="宋体" w:cs="宋体"/>
+                <w:rFonts w:ascii="宋体" w:hAnsi="宋体" w:eastAsia="宋体" w:cs="宋体"/>
                 <w:b/>
                 <w:bCs/>
                 <w:spacing w:val="-7"/>
@@ -8494,7 +8109,7 @@
             </w:pPr>
             <w:r>
               <w:rPr>
-                <w:rFonts w:ascii="宋体" w:eastAsia="宋体" w:hAnsi="宋体" w:cs="宋体"/>
+                <w:rFonts w:ascii="宋体" w:hAnsi="宋体" w:eastAsia="宋体" w:cs="宋体"/>
                 <w:b/>
                 <w:bCs/>
                 <w:spacing w:val="-7"/>
@@ -8509,9 +8124,9 @@
           <w:tcPr>
             <w:tcW w:w="3364" w:type="dxa"/>
             <w:tcBorders>
-              <w:top w:val="single" w:sz="6" w:space="0" w:color="000000"/>
-              <w:bottom w:val="single" w:sz="6" w:space="0" w:color="000000"/>
-              <w:right w:val="single" w:sz="6" w:space="0" w:color="000000"/>
+              <w:top w:val="single" w:color="000000" w:sz="6" w:space="0"/>
+              <w:bottom w:val="single" w:color="000000" w:sz="6" w:space="0"/>
+              <w:right w:val="single" w:color="000000" w:sz="6" w:space="0"/>
             </w:tcBorders>
             <w:shd w:val="clear" w:color="auto" w:fill="C0C0C0"/>
           </w:tcPr>
@@ -8534,7 +8149,7 @@
               <w:ind w:left="195"/>
               <w:textAlignment w:val="baseline"/>
               <w:rPr>
-                <w:rFonts w:ascii="宋体" w:eastAsia="宋体" w:hAnsi="宋体" w:cs="宋体"/>
+                <w:rFonts w:ascii="宋体" w:hAnsi="宋体" w:eastAsia="宋体" w:cs="宋体"/>
                 <w:b/>
                 <w:bCs/>
                 <w:spacing w:val="-7"/>
@@ -8544,7 +8159,7 @@
             </w:pPr>
             <w:r>
               <w:rPr>
-                <w:rFonts w:ascii="宋体" w:eastAsia="宋体" w:hAnsi="宋体" w:cs="宋体"/>
+                <w:rFonts w:ascii="宋体" w:hAnsi="宋体" w:eastAsia="宋体" w:cs="宋体"/>
                 <w:b/>
                 <w:bCs/>
                 <w:spacing w:val="-7"/>
@@ -8559,9 +8174,9 @@
           <w:tcPr>
             <w:tcW w:w="1581" w:type="dxa"/>
             <w:tcBorders>
-              <w:top w:val="single" w:sz="6" w:space="0" w:color="000000"/>
-              <w:bottom w:val="single" w:sz="6" w:space="0" w:color="000000"/>
-              <w:right w:val="single" w:sz="6" w:space="0" w:color="000000"/>
+              <w:top w:val="single" w:color="000000" w:sz="6" w:space="0"/>
+              <w:bottom w:val="single" w:color="000000" w:sz="6" w:space="0"/>
+              <w:right w:val="single" w:color="000000" w:sz="6" w:space="0"/>
             </w:tcBorders>
             <w:shd w:val="clear" w:color="auto" w:fill="C0C0C0"/>
           </w:tcPr>
@@ -8583,7 +8198,7 @@
               <w:spacing w:before="205" w:line="221" w:lineRule="auto"/>
               <w:textAlignment w:val="baseline"/>
               <w:rPr>
-                <w:rFonts w:ascii="宋体" w:eastAsia="宋体" w:hAnsi="宋体" w:cs="宋体" w:hint="default"/>
+                <w:rFonts w:hint="default" w:ascii="宋体" w:hAnsi="宋体" w:eastAsia="宋体" w:cs="宋体"/>
                 <w:b/>
                 <w:bCs/>
                 <w:spacing w:val="-7"/>
@@ -8594,7 +8209,7 @@
             </w:pPr>
             <w:r>
               <w:rPr>
-                <w:rFonts w:ascii="宋体" w:eastAsia="宋体" w:hAnsi="宋体" w:cs="宋体" w:hint="eastAsia"/>
+                <w:rFonts w:hint="eastAsia" w:ascii="宋体" w:hAnsi="宋体" w:eastAsia="宋体" w:cs="宋体"/>
                 <w:b/>
                 <w:bCs/>
                 <w:spacing w:val="-7"/>
@@ -8610,9 +8225,9 @@
           <w:tcPr>
             <w:tcW w:w="1912" w:type="dxa"/>
             <w:tcBorders>
-              <w:top w:val="single" w:sz="6" w:space="0" w:color="000000"/>
-              <w:bottom w:val="single" w:sz="6" w:space="0" w:color="000000"/>
-              <w:right w:val="single" w:sz="6" w:space="0" w:color="000000"/>
+              <w:top w:val="single" w:color="000000" w:sz="6" w:space="0"/>
+              <w:bottom w:val="single" w:color="000000" w:sz="6" w:space="0"/>
+              <w:right w:val="single" w:color="000000" w:sz="6" w:space="0"/>
             </w:tcBorders>
             <w:shd w:val="clear" w:color="auto" w:fill="C0C0C0"/>
           </w:tcPr>
@@ -8632,11 +8247,11 @@
               <w:adjustRightInd w:val="0"/>
               <w:snapToGrid w:val="0"/>
               <w:spacing w:before="205" w:line="221" w:lineRule="auto"/>
-              <w:ind w:left="0" w:right="0" w:firstLine="0" w:leftChars="0" w:rightChars="0" w:firstLineChars="0"/>
+              <w:ind w:left="0" w:leftChars="0" w:right="0" w:rightChars="0" w:firstLine="0" w:firstLineChars="0"/>
               <w:jc w:val="center"/>
               <w:textAlignment w:val="baseline"/>
               <w:rPr>
-                <w:rFonts w:ascii="宋体" w:eastAsia="宋体" w:hAnsi="宋体" w:cs="宋体" w:hint="default"/>
+                <w:rFonts w:hint="default" w:ascii="宋体" w:hAnsi="宋体" w:eastAsia="宋体" w:cs="宋体"/>
                 <w:b/>
                 <w:bCs/>
                 <w:spacing w:val="-7"/>
@@ -8647,7 +8262,7 @@
             </w:pPr>
             <w:r>
               <w:rPr>
-                <w:rFonts w:ascii="宋体" w:hAnsi="宋体" w:cs="宋体" w:hint="eastAsia"/>
+                <w:rFonts w:hint="eastAsia" w:ascii="宋体" w:hAnsi="宋体" w:cs="宋体"/>
                 <w:b/>
                 <w:bCs/>
                 <w:spacing w:val="-7"/>
@@ -8662,9 +8277,14 @@
       </w:tr>
       <w:tr>
         <w:tblPrEx>
-          <w:tblW w:w="8921" w:type="dxa"/>
-          <w:tblInd w:w="130" w:type="dxa"/>
-          <w:tblLayout w:type="fixed"/>
+          <w:tblBorders>
+            <w:top w:val="single" w:color="000000" w:sz="2" w:space="0"/>
+            <w:left w:val="single" w:color="000000" w:sz="2" w:space="0"/>
+            <w:bottom w:val="single" w:color="000000" w:sz="2" w:space="0"/>
+            <w:right w:val="single" w:color="000000" w:sz="2" w:space="0"/>
+            <w:insideH w:val="single" w:color="000000" w:sz="2" w:space="0"/>
+            <w:insideV w:val="single" w:color="000000" w:sz="2" w:space="0"/>
+          </w:tblBorders>
           <w:tblCellMar>
             <w:top w:w="0" w:type="dxa"/>
             <w:left w:w="0" w:type="dxa"/>
@@ -8673,15 +8293,15 @@
           </w:tblCellMar>
         </w:tblPrEx>
         <w:trPr>
-          <w:trHeight w:val="549"/>
+          <w:trHeight w:val="549" w:hRule="atLeast"/>
         </w:trPr>
         <w:tc>
           <w:tcPr>
             <w:tcW w:w="727" w:type="dxa"/>
             <w:tcBorders>
-              <w:top w:val="single" w:sz="6" w:space="0" w:color="000000"/>
-              <w:left w:val="single" w:sz="6" w:space="0" w:color="000000"/>
-              <w:bottom w:val="single" w:sz="6" w:space="0" w:color="000000"/>
+              <w:top w:val="single" w:color="000000" w:sz="6" w:space="0"/>
+              <w:left w:val="single" w:color="000000" w:sz="6" w:space="0"/>
+              <w:bottom w:val="single" w:color="000000" w:sz="6" w:space="0"/>
             </w:tcBorders>
           </w:tcPr>
           <w:p>
@@ -8703,7 +8323,7 @@
               <w:ind w:left="123"/>
               <w:textAlignment w:val="baseline"/>
               <w:rPr>
-                <w:rFonts w:ascii="宋体" w:eastAsia="宋体" w:hAnsi="宋体" w:cs="宋体" w:hint="eastAsia"/>
+                <w:rFonts w:hint="eastAsia" w:ascii="宋体" w:hAnsi="宋体" w:eastAsia="宋体" w:cs="宋体"/>
                 <w:spacing w:val="-2"/>
                 <w:sz w:val="24"/>
                 <w:szCs w:val="24"/>
@@ -8712,7 +8332,7 @@
             </w:pPr>
             <w:r>
               <w:rPr>
-                <w:rFonts w:ascii="宋体" w:eastAsia="宋体" w:hAnsi="宋体" w:cs="宋体" w:hint="eastAsia"/>
+                <w:rFonts w:hint="eastAsia" w:ascii="宋体" w:hAnsi="宋体" w:eastAsia="宋体" w:cs="宋体"/>
                 <w:spacing w:val="-2"/>
                 <w:sz w:val="24"/>
                 <w:szCs w:val="24"/>
@@ -8726,8 +8346,8 @@
           <w:tcPr>
             <w:tcW w:w="1337" w:type="dxa"/>
             <w:tcBorders>
-              <w:top w:val="single" w:sz="6" w:space="0" w:color="000000"/>
-              <w:bottom w:val="single" w:sz="6" w:space="0" w:color="000000"/>
+              <w:top w:val="single" w:color="000000" w:sz="6" w:space="0"/>
+              <w:bottom w:val="single" w:color="000000" w:sz="6" w:space="0"/>
             </w:tcBorders>
           </w:tcPr>
           <w:p>
@@ -8749,7 +8369,7 @@
               <w:ind w:left="123"/>
               <w:textAlignment w:val="baseline"/>
               <w:rPr>
-                <w:rFonts w:ascii="宋体" w:eastAsia="宋体" w:hAnsi="宋体" w:cs="宋体" w:hint="default"/>
+                <w:rFonts w:hint="default" w:ascii="宋体" w:hAnsi="宋体" w:eastAsia="宋体" w:cs="宋体"/>
                 <w:spacing w:val="-2"/>
                 <w:sz w:val="24"/>
                 <w:szCs w:val="24"/>
@@ -8758,7 +8378,7 @@
             </w:pPr>
             <w:r>
               <w:rPr>
-                <w:rFonts w:ascii="宋体" w:eastAsia="宋体" w:hAnsi="宋体" w:cs="宋体" w:hint="eastAsia"/>
+                <w:rFonts w:hint="eastAsia" w:ascii="宋体" w:hAnsi="宋体" w:eastAsia="宋体" w:cs="宋体"/>
                 <w:spacing w:val="-2"/>
                 <w:sz w:val="24"/>
                 <w:szCs w:val="24"/>
@@ -8772,9 +8392,9 @@
           <w:tcPr>
             <w:tcW w:w="3364" w:type="dxa"/>
             <w:tcBorders>
-              <w:top w:val="single" w:sz="6" w:space="0" w:color="000000"/>
-              <w:bottom w:val="single" w:sz="6" w:space="0" w:color="000000"/>
-              <w:right w:val="single" w:sz="6" w:space="0" w:color="000000"/>
+              <w:top w:val="single" w:color="000000" w:sz="6" w:space="0"/>
+              <w:bottom w:val="single" w:color="000000" w:sz="6" w:space="0"/>
+              <w:right w:val="single" w:color="000000" w:sz="6" w:space="0"/>
             </w:tcBorders>
           </w:tcPr>
           <w:p>
@@ -8796,7 +8416,7 @@
               <w:ind w:left="123"/>
               <w:textAlignment w:val="baseline"/>
               <w:rPr>
-                <w:rFonts w:ascii="宋体" w:eastAsia="宋体" w:hAnsi="宋体" w:cs="宋体" w:hint="default"/>
+                <w:rFonts w:hint="default" w:ascii="宋体" w:hAnsi="宋体" w:eastAsia="宋体" w:cs="宋体"/>
                 <w:spacing w:val="-2"/>
                 <w:sz w:val="24"/>
                 <w:szCs w:val="24"/>
@@ -8805,7 +8425,7 @@
             </w:pPr>
             <w:r>
               <w:rPr>
-                <w:rFonts w:ascii="宋体" w:eastAsia="宋体" w:hAnsi="宋体" w:cs="宋体" w:hint="eastAsia"/>
+                <w:rFonts w:hint="eastAsia" w:ascii="宋体" w:hAnsi="宋体" w:eastAsia="宋体" w:cs="宋体"/>
                 <w:spacing w:val="-2"/>
                 <w:sz w:val="24"/>
                 <w:szCs w:val="24"/>
@@ -8819,9 +8439,9 @@
           <w:tcPr>
             <w:tcW w:w="1581" w:type="dxa"/>
             <w:tcBorders>
-              <w:top w:val="single" w:sz="6" w:space="0" w:color="000000"/>
-              <w:bottom w:val="single" w:sz="6" w:space="0" w:color="000000"/>
-              <w:right w:val="single" w:sz="6" w:space="0" w:color="000000"/>
+              <w:top w:val="single" w:color="000000" w:sz="6" w:space="0"/>
+              <w:bottom w:val="single" w:color="000000" w:sz="6" w:space="0"/>
+              <w:right w:val="single" w:color="000000" w:sz="6" w:space="0"/>
             </w:tcBorders>
           </w:tcPr>
           <w:p>
@@ -8843,7 +8463,7 @@
               <w:ind w:left="123"/>
               <w:textAlignment w:val="baseline"/>
               <w:rPr>
-                <w:rFonts w:ascii="宋体" w:eastAsia="宋体" w:hAnsi="宋体" w:cs="宋体" w:hint="default"/>
+                <w:rFonts w:hint="default" w:ascii="宋体" w:hAnsi="宋体" w:eastAsia="宋体" w:cs="宋体"/>
                 <w:spacing w:val="-2"/>
                 <w:sz w:val="24"/>
                 <w:szCs w:val="24"/>
@@ -8852,7 +8472,7 @@
             </w:pPr>
             <w:r>
               <w:rPr>
-                <w:rFonts w:ascii="宋体" w:eastAsia="宋体" w:hAnsi="宋体" w:cs="宋体" w:hint="eastAsia"/>
+                <w:rFonts w:hint="eastAsia" w:ascii="宋体" w:hAnsi="宋体" w:eastAsia="宋体" w:cs="宋体"/>
                 <w:spacing w:val="-2"/>
                 <w:sz w:val="24"/>
                 <w:szCs w:val="24"/>
@@ -8866,9 +8486,9 @@
           <w:tcPr>
             <w:tcW w:w="1912" w:type="dxa"/>
             <w:tcBorders>
-              <w:top w:val="single" w:sz="6" w:space="0" w:color="000000"/>
-              <w:bottom w:val="single" w:sz="6" w:space="0" w:color="000000"/>
-              <w:right w:val="single" w:sz="6" w:space="0" w:color="000000"/>
+              <w:top w:val="single" w:color="000000" w:sz="6" w:space="0"/>
+              <w:bottom w:val="single" w:color="000000" w:sz="6" w:space="0"/>
+              <w:right w:val="single" w:color="000000" w:sz="6" w:space="0"/>
             </w:tcBorders>
             <w:shd w:val="clear" w:color="auto" w:fill="auto"/>
             <w:vAlign w:val="center"/>
@@ -8892,7 +8512,7 @@
               <w:ind w:left="123"/>
               <w:textAlignment w:val="baseline"/>
               <w:rPr>
-                <w:rFonts w:ascii="宋体" w:eastAsia="宋体" w:hAnsi="宋体" w:cs="宋体" w:hint="eastAsia"/>
+                <w:rFonts w:hint="eastAsia" w:ascii="宋体" w:hAnsi="宋体" w:eastAsia="宋体" w:cs="宋体"/>
                 <w:spacing w:val="-2"/>
                 <w:sz w:val="24"/>
                 <w:szCs w:val="24"/>
@@ -8901,7 +8521,7 @@
             </w:pPr>
             <w:r>
               <w:rPr>
-                <w:rFonts w:ascii="宋体" w:eastAsia="宋体" w:hAnsi="宋体" w:cs="宋体" w:hint="eastAsia"/>
+                <w:rFonts w:hint="eastAsia" w:ascii="宋体" w:hAnsi="宋体" w:eastAsia="宋体" w:cs="宋体"/>
                 <w:spacing w:val="-2"/>
                 <w:sz w:val="24"/>
                 <w:szCs w:val="24"/>
@@ -8914,9 +8534,14 @@
       </w:tr>
       <w:tr>
         <w:tblPrEx>
-          <w:tblW w:w="8921" w:type="dxa"/>
-          <w:tblInd w:w="130" w:type="dxa"/>
-          <w:tblLayout w:type="fixed"/>
+          <w:tblBorders>
+            <w:top w:val="single" w:color="000000" w:sz="2" w:space="0"/>
+            <w:left w:val="single" w:color="000000" w:sz="2" w:space="0"/>
+            <w:bottom w:val="single" w:color="000000" w:sz="2" w:space="0"/>
+            <w:right w:val="single" w:color="000000" w:sz="2" w:space="0"/>
+            <w:insideH w:val="single" w:color="000000" w:sz="2" w:space="0"/>
+            <w:insideV w:val="single" w:color="000000" w:sz="2" w:space="0"/>
+          </w:tblBorders>
           <w:tblCellMar>
             <w:top w:w="0" w:type="dxa"/>
             <w:left w:w="0" w:type="dxa"/>
@@ -8925,14 +8550,14 @@
           </w:tblCellMar>
         </w:tblPrEx>
         <w:trPr>
-          <w:trHeight w:val="549"/>
+          <w:trHeight w:val="549" w:hRule="atLeast"/>
         </w:trPr>
         <w:tc>
           <w:tcPr>
             <w:tcW w:w="727" w:type="dxa"/>
             <w:tcBorders>
-              <w:top w:val="single" w:sz="6" w:space="0" w:color="000000"/>
-              <w:left w:val="single" w:sz="6" w:space="0" w:color="000000"/>
+              <w:top w:val="single" w:color="000000" w:sz="6" w:space="0"/>
+              <w:left w:val="single" w:color="000000" w:sz="6" w:space="0"/>
             </w:tcBorders>
           </w:tcPr>
           <w:p>
@@ -8954,7 +8579,7 @@
               <w:ind w:left="123"/>
               <w:textAlignment w:val="baseline"/>
               <w:rPr>
-                <w:rFonts w:ascii="宋体" w:eastAsia="宋体" w:hAnsi="宋体" w:cs="宋体" w:hint="default"/>
+                <w:rFonts w:hint="default" w:ascii="宋体" w:hAnsi="宋体" w:eastAsia="宋体" w:cs="宋体"/>
                 <w:spacing w:val="-2"/>
                 <w:sz w:val="24"/>
                 <w:szCs w:val="24"/>
@@ -8963,7 +8588,7 @@
             </w:pPr>
             <w:r>
               <w:rPr>
-                <w:rFonts w:ascii="宋体" w:eastAsia="宋体" w:hAnsi="宋体" w:cs="宋体" w:hint="eastAsia"/>
+                <w:rFonts w:hint="eastAsia" w:ascii="宋体" w:hAnsi="宋体" w:eastAsia="宋体" w:cs="宋体"/>
                 <w:spacing w:val="-2"/>
                 <w:sz w:val="24"/>
                 <w:szCs w:val="24"/>
@@ -8977,7 +8602,7 @@
           <w:tcPr>
             <w:tcW w:w="1337" w:type="dxa"/>
             <w:tcBorders>
-              <w:top w:val="single" w:sz="6" w:space="0" w:color="000000"/>
+              <w:top w:val="single" w:color="000000" w:sz="6" w:space="0"/>
             </w:tcBorders>
             <w:shd w:val="clear" w:color="auto" w:fill="auto"/>
             <w:vAlign w:val="center"/>
@@ -9001,7 +8626,7 @@
               <w:ind w:left="123"/>
               <w:textAlignment w:val="baseline"/>
               <w:rPr>
-                <w:rFonts w:ascii="宋体" w:eastAsia="宋体" w:hAnsi="宋体" w:cs="宋体" w:hint="default"/>
+                <w:rFonts w:hint="default" w:ascii="宋体" w:hAnsi="宋体" w:eastAsia="宋体" w:cs="宋体"/>
                 <w:spacing w:val="-2"/>
                 <w:sz w:val="24"/>
                 <w:szCs w:val="24"/>
@@ -9010,7 +8635,7 @@
             </w:pPr>
             <w:r>
               <w:rPr>
-                <w:rFonts w:ascii="宋体" w:eastAsia="宋体" w:hAnsi="宋体" w:cs="宋体" w:hint="eastAsia"/>
+                <w:rFonts w:hint="eastAsia" w:ascii="宋体" w:hAnsi="宋体" w:eastAsia="宋体" w:cs="宋体"/>
                 <w:spacing w:val="-2"/>
                 <w:sz w:val="24"/>
                 <w:szCs w:val="24"/>
@@ -9024,8 +8649,8 @@
           <w:tcPr>
             <w:tcW w:w="3364" w:type="dxa"/>
             <w:tcBorders>
-              <w:top w:val="single" w:sz="6" w:space="0" w:color="000000"/>
-              <w:right w:val="single" w:sz="6" w:space="0" w:color="000000"/>
+              <w:top w:val="single" w:color="000000" w:sz="6" w:space="0"/>
+              <w:right w:val="single" w:color="000000" w:sz="6" w:space="0"/>
             </w:tcBorders>
             <w:shd w:val="clear" w:color="auto" w:fill="auto"/>
             <w:vAlign w:val="center"/>
@@ -9049,7 +8674,7 @@
               <w:ind w:left="123"/>
               <w:textAlignment w:val="baseline"/>
               <w:rPr>
-                <w:rFonts w:ascii="宋体" w:eastAsia="宋体" w:hAnsi="宋体" w:cs="宋体" w:hint="eastAsia"/>
+                <w:rFonts w:hint="eastAsia" w:ascii="宋体" w:hAnsi="宋体" w:eastAsia="宋体" w:cs="宋体"/>
                 <w:spacing w:val="-2"/>
                 <w:sz w:val="24"/>
                 <w:szCs w:val="24"/>
@@ -9058,7 +8683,7 @@
             </w:pPr>
             <w:r>
               <w:rPr>
-                <w:rFonts w:ascii="宋体" w:eastAsia="宋体" w:hAnsi="宋体" w:cs="宋体" w:hint="eastAsia"/>
+                <w:rFonts w:hint="eastAsia" w:ascii="宋体" w:hAnsi="宋体" w:eastAsia="宋体" w:cs="宋体"/>
                 <w:spacing w:val="-2"/>
                 <w:sz w:val="24"/>
                 <w:szCs w:val="24"/>
@@ -9072,8 +8697,8 @@
           <w:tcPr>
             <w:tcW w:w="1581" w:type="dxa"/>
             <w:tcBorders>
-              <w:top w:val="single" w:sz="6" w:space="0" w:color="000000"/>
-              <w:right w:val="single" w:sz="6" w:space="0" w:color="000000"/>
+              <w:top w:val="single" w:color="000000" w:sz="6" w:space="0"/>
+              <w:right w:val="single" w:color="000000" w:sz="6" w:space="0"/>
             </w:tcBorders>
           </w:tcPr>
           <w:p>
@@ -9095,7 +8720,7 @@
               <w:ind w:left="123"/>
               <w:textAlignment w:val="baseline"/>
               <w:rPr>
-                <w:rFonts w:ascii="宋体" w:eastAsia="宋体" w:hAnsi="宋体" w:cs="宋体" w:hint="default"/>
+                <w:rFonts w:hint="default" w:ascii="宋体" w:hAnsi="宋体" w:eastAsia="宋体" w:cs="宋体"/>
                 <w:spacing w:val="-2"/>
                 <w:sz w:val="24"/>
                 <w:szCs w:val="24"/>
@@ -9104,7 +8729,7 @@
             </w:pPr>
             <w:r>
               <w:rPr>
-                <w:rFonts w:ascii="宋体" w:eastAsia="宋体" w:hAnsi="宋体" w:cs="宋体" w:hint="eastAsia"/>
+                <w:rFonts w:hint="eastAsia" w:ascii="宋体" w:hAnsi="宋体" w:eastAsia="宋体" w:cs="宋体"/>
                 <w:spacing w:val="-2"/>
                 <w:sz w:val="24"/>
                 <w:szCs w:val="24"/>
@@ -9118,8 +8743,8 @@
           <w:tcPr>
             <w:tcW w:w="1912" w:type="dxa"/>
             <w:tcBorders>
-              <w:top w:val="single" w:sz="6" w:space="0" w:color="000000"/>
-              <w:right w:val="single" w:sz="6" w:space="0" w:color="000000"/>
+              <w:top w:val="single" w:color="000000" w:sz="6" w:space="0"/>
+              <w:right w:val="single" w:color="000000" w:sz="6" w:space="0"/>
             </w:tcBorders>
             <w:shd w:val="clear" w:color="auto" w:fill="auto"/>
             <w:vAlign w:val="center"/>
@@ -9143,7 +8768,7 @@
               <w:ind w:left="123"/>
               <w:textAlignment w:val="baseline"/>
               <w:rPr>
-                <w:rFonts w:ascii="宋体" w:eastAsia="宋体" w:hAnsi="宋体" w:cs="宋体" w:hint="eastAsia"/>
+                <w:rFonts w:hint="eastAsia" w:ascii="宋体" w:hAnsi="宋体" w:eastAsia="宋体" w:cs="宋体"/>
                 <w:spacing w:val="-2"/>
                 <w:sz w:val="24"/>
                 <w:szCs w:val="24"/>
@@ -9152,7 +8777,7 @@
             </w:pPr>
             <w:r>
               <w:rPr>
-                <w:rFonts w:ascii="宋体" w:eastAsia="宋体" w:hAnsi="宋体" w:cs="宋体" w:hint="eastAsia"/>
+                <w:rFonts w:hint="eastAsia" w:ascii="宋体" w:hAnsi="宋体" w:eastAsia="宋体" w:cs="宋体"/>
                 <w:spacing w:val="-2"/>
                 <w:sz w:val="24"/>
                 <w:szCs w:val="24"/>
@@ -9166,7 +8791,7 @@
     </w:tbl>
     <w:p>
       <w:pPr>
-        <w:pStyle w:val="1"/>
+        <w:pStyle w:val="30"/>
         <w:keepNext w:val="0"/>
         <w:keepLines w:val="0"/>
         <w:pageBreakBefore w:val="0"/>
@@ -9190,7 +8815,7 @@
       <w:bookmarkEnd w:id="70"/>
       <w:bookmarkStart w:id="71" w:name="bookmark39"/>
       <w:bookmarkEnd w:id="71"/>
-      <w:bookmarkStart w:id="72" w:name="_Toc8164"/>
+      <w:bookmarkStart w:id="72" w:name="_Toc29373"/>
       <w:r>
         <w:t>相关文件</w:t>
       </w:r>
@@ -9198,7 +8823,7 @@
     </w:p>
     <w:p>
       <w:pPr>
-        <w:pStyle w:val="a3"/>
+        <w:pStyle w:val="43"/>
         <w:keepNext w:val="0"/>
         <w:keepLines w:val="0"/>
         <w:pageBreakBefore w:val="0"/>
@@ -9216,7 +8841,7 @@
         <w:bidi w:val="0"/>
         <w:adjustRightInd w:val="0"/>
         <w:snapToGrid w:val="0"/>
-        <w:ind w:left="425" w:hanging="425" w:leftChars="0" w:firstLineChars="0"/>
+        <w:ind w:left="425" w:leftChars="0" w:hanging="425" w:firstLineChars="0"/>
         <w:textAlignment w:val="baseline"/>
       </w:pPr>
       <w:bookmarkStart w:id="73" w:name="bookmark45"/>
@@ -9237,7 +8862,7 @@
     </w:p>
     <w:p>
       <w:pPr>
-        <w:pStyle w:val="a3"/>
+        <w:pStyle w:val="43"/>
         <w:keepNext w:val="0"/>
         <w:keepLines w:val="0"/>
         <w:pageBreakBefore w:val="0"/>
@@ -9255,18 +8880,16 @@
         <w:bidi w:val="0"/>
         <w:adjustRightInd w:val="0"/>
         <w:snapToGrid w:val="0"/>
-        <w:ind w:left="425" w:hanging="425" w:leftChars="0" w:firstLineChars="0"/>
+        <w:ind w:left="425" w:leftChars="0" w:hanging="425" w:firstLineChars="0"/>
         <w:textAlignment w:val="baseline"/>
       </w:pPr>
       <w:r>
         <w:t>《信息安全管理程序》</w:t>
       </w:r>
-      <w:bookmarkStart w:id="74" w:name="_GoBack"/>
-      <w:bookmarkEnd w:id="74"/>
-    </w:p>
-    <w:p>
-      <w:pPr>
-        <w:pStyle w:val="a3"/>
+    </w:p>
+    <w:p>
+      <w:pPr>
+        <w:pStyle w:val="43"/>
         <w:keepNext w:val="0"/>
         <w:keepLines w:val="0"/>
         <w:pageBreakBefore w:val="0"/>
@@ -9284,7 +8907,7 @@
         <w:bidi w:val="0"/>
         <w:adjustRightInd w:val="0"/>
         <w:snapToGrid w:val="0"/>
-        <w:ind w:left="425" w:hanging="425" w:leftChars="0" w:firstLineChars="0"/>
+        <w:ind w:left="425" w:leftChars="0" w:hanging="425" w:firstLineChars="0"/>
         <w:textAlignment w:val="baseline"/>
       </w:pPr>
       <w:r>
@@ -9302,7 +8925,7 @@
     </w:p>
     <w:p>
       <w:pPr>
-        <w:pStyle w:val="1"/>
+        <w:pStyle w:val="30"/>
         <w:keepNext w:val="0"/>
         <w:keepLines w:val="0"/>
         <w:pageBreakBefore w:val="0"/>
@@ -9322,19 +8945,19 @@
         <w:snapToGrid w:val="0"/>
         <w:textAlignment w:val="baseline"/>
       </w:pPr>
-      <w:bookmarkStart w:id="75" w:name="bookmark40"/>
+      <w:bookmarkStart w:id="74" w:name="bookmark40"/>
+      <w:bookmarkEnd w:id="74"/>
+      <w:bookmarkStart w:id="75" w:name="bookmark41"/>
       <w:bookmarkEnd w:id="75"/>
-      <w:bookmarkStart w:id="76" w:name="bookmark41"/>
+      <w:bookmarkStart w:id="76" w:name="_Toc2301"/>
+      <w:r>
+        <w:t>记录</w:t>
+      </w:r>
       <w:bookmarkEnd w:id="76"/>
-      <w:bookmarkStart w:id="77" w:name="_Toc24262"/>
-      <w:r>
-        <w:t>记录</w:t>
-      </w:r>
-      <w:bookmarkEnd w:id="77"/>
-    </w:p>
-    <w:p>
-      <w:pPr>
-        <w:pStyle w:val="a3"/>
+    </w:p>
+    <w:p>
+      <w:pPr>
+        <w:pStyle w:val="43"/>
         <w:keepNext w:val="0"/>
         <w:keepLines w:val="0"/>
         <w:pageBreakBefore w:val="0"/>
@@ -9352,7 +8975,7 @@
         <w:bidi w:val="0"/>
         <w:adjustRightInd w:val="0"/>
         <w:snapToGrid w:val="0"/>
-        <w:ind w:left="425" w:hanging="425" w:leftChars="0" w:firstLineChars="0"/>
+        <w:ind w:left="425" w:leftChars="0" w:hanging="425" w:firstLineChars="0"/>
         <w:textAlignment w:val="baseline"/>
         <w:rPr>
           <w:rFonts w:hint="eastAsia"/>
@@ -9369,7 +8992,7 @@
     </w:p>
     <w:p>
       <w:pPr>
-        <w:pStyle w:val="a3"/>
+        <w:pStyle w:val="43"/>
         <w:keepNext w:val="0"/>
         <w:keepLines w:val="0"/>
         <w:pageBreakBefore w:val="0"/>
@@ -9387,7 +9010,7 @@
         <w:bidi w:val="0"/>
         <w:adjustRightInd w:val="0"/>
         <w:snapToGrid w:val="0"/>
-        <w:ind w:left="425" w:hanging="425" w:leftChars="0" w:firstLineChars="0"/>
+        <w:ind w:left="425" w:leftChars="0" w:hanging="425" w:firstLineChars="0"/>
         <w:textAlignment w:val="baseline"/>
         <w:rPr>
           <w:rFonts w:hint="default"/>
@@ -9404,7 +9027,7 @@
     </w:p>
     <w:p>
       <w:pPr>
-        <w:pStyle w:val="a3"/>
+        <w:pStyle w:val="43"/>
         <w:keepNext w:val="0"/>
         <w:keepLines w:val="0"/>
         <w:pageBreakBefore w:val="0"/>
@@ -9422,7 +9045,7 @@
         <w:bidi w:val="0"/>
         <w:adjustRightInd w:val="0"/>
         <w:snapToGrid w:val="0"/>
-        <w:ind w:left="425" w:hanging="425" w:leftChars="0" w:firstLineChars="0"/>
+        <w:ind w:left="425" w:leftChars="0" w:hanging="425" w:firstLineChars="0"/>
         <w:textAlignment w:val="baseline"/>
         <w:rPr>
           <w:rFonts w:hint="default"/>
@@ -9440,28 +9063,53 @@
     <w:sectPr>
       <w:pgSz w:w="11906" w:h="16838"/>
       <w:pgMar w:top="1440" w:right="1800" w:bottom="1440" w:left="850" w:header="851" w:footer="992" w:gutter="0"/>
-      <w:cols w:num="1" w:space="425"/>
+      <w:cols w:space="425" w:num="1"/>
       <w:docGrid w:type="lines" w:linePitch="312" w:charSpace="0"/>
     </w:sectPr>
   </w:body>
 </w:document>
 </file>
 
+<file path=word/endnotes.xml><?xml version="1.0" encoding="utf-8"?>
+<w:endnotes xmlns:wpc="http://schemas.microsoft.com/office/word/2010/wordprocessingCanvas" xmlns:mc="http://schemas.openxmlformats.org/markup-compatibility/2006" xmlns:o="urn:schemas-microsoft-com:office:office" xmlns:r="http://schemas.openxmlformats.org/officeDocument/2006/relationships" xmlns:m="http://schemas.openxmlformats.org/officeDocument/2006/math" xmlns:v="urn:schemas-microsoft-com:vml" xmlns:wp14="http://schemas.microsoft.com/office/word/2010/wordprocessingDrawing" xmlns:wp="http://schemas.openxmlformats.org/drawingml/2006/wordprocessingDrawing" xmlns:w="http://schemas.openxmlformats.org/wordprocessingml/2006/main" xmlns:w14="http://schemas.microsoft.com/office/word/2010/wordml" xmlns:w15="http://schemas.microsoft.com/office/word/2012/wordml" xmlns:w10="urn:schemas-microsoft-com:office:word" xmlns:wpg="http://schemas.microsoft.com/office/word/2010/wordprocessingGroup" xmlns:wpi="http://schemas.microsoft.com/office/word/2010/wordprocessingInk" xmlns:wne="http://schemas.microsoft.com/office/word/2006/wordml" xmlns:wps="http://schemas.microsoft.com/office/word/2010/wordprocessingShape" xmlns:wpsCustomData="http://www.wps.cn/officeDocument/2013/wpsCustomData" mc:Ignorable="w14 w15 wp14">
+  <w:endnote w:type="separator" w:id="0">
+    <w:p>
+      <w:pPr>
+        <w:spacing w:line="240" w:lineRule="auto"/>
+      </w:pPr>
+      <w:r>
+        <w:separator/>
+      </w:r>
+    </w:p>
+  </w:endnote>
+  <w:endnote w:type="continuationSeparator" w:id="1">
+    <w:p>
+      <w:pPr>
+        <w:spacing w:line="240" w:lineRule="auto"/>
+      </w:pPr>
+      <w:r>
+        <w:continuationSeparator/>
+      </w:r>
+    </w:p>
+  </w:endnote>
+</w:endnotes>
+</file>
+
 <file path=word/footer1.xml><?xml version="1.0" encoding="utf-8"?>
-<w:ftr xmlns:wpc="http://schemas.microsoft.com/office/word/2010/wordprocessingCanvas" xmlns:mc="http://schemas.openxmlformats.org/markup-compatibility/2006" xmlns:o="urn:schemas-microsoft-com:office:office" xmlns:r="http://schemas.openxmlformats.org/officeDocument/2006/relationships" xmlns:m="http://schemas.openxmlformats.org/officeDocument/2006/math" xmlns:v="urn:schemas-microsoft-com:vml" xmlns:wp14="http://schemas.microsoft.com/office/word/2010/wordprocessingDrawing" xmlns:wp="http://schemas.openxmlformats.org/drawingml/2006/wordprocessingDrawing" xmlns:w10="urn:schemas-microsoft-com:office:word" xmlns:w="http://schemas.openxmlformats.org/wordprocessingml/2006/main" xmlns:w14="http://schemas.microsoft.com/office/word/2010/wordml" xmlns:w15="http://schemas.microsoft.com/office/word/2012/wordml" xmlns:wne="http://schemas.microsoft.com/office/word/2006/wordml" xmlns:wpg="http://schemas.microsoft.com/office/word/2010/wordprocessingGroup" xmlns:wpi="http://schemas.microsoft.com/office/word/2010/wordprocessingInk" xmlns:wps="http://schemas.microsoft.com/office/word/2010/wordprocessingShape" mc:Ignorable="w14 w15 wp14">
+<w:ftr xmlns:wpc="http://schemas.microsoft.com/office/word/2010/wordprocessingCanvas" xmlns:mc="http://schemas.openxmlformats.org/markup-compatibility/2006" xmlns:o="urn:schemas-microsoft-com:office:office" xmlns:r="http://schemas.openxmlformats.org/officeDocument/2006/relationships" xmlns:m="http://schemas.openxmlformats.org/officeDocument/2006/math" xmlns:v="urn:schemas-microsoft-com:vml" xmlns:wp14="http://schemas.microsoft.com/office/word/2010/wordprocessingDrawing" xmlns:wp="http://schemas.openxmlformats.org/drawingml/2006/wordprocessingDrawing" xmlns:w10="urn:schemas-microsoft-com:office:word" xmlns:w="http://schemas.openxmlformats.org/wordprocessingml/2006/main" xmlns:w14="http://schemas.microsoft.com/office/word/2010/wordml" xmlns:w15="http://schemas.microsoft.com/office/word/2012/wordml" xmlns:wpg="http://schemas.microsoft.com/office/word/2010/wordprocessingGroup" xmlns:wpi="http://schemas.microsoft.com/office/word/2010/wordprocessingInk" xmlns:wne="http://schemas.microsoft.com/office/word/2006/wordml" xmlns:wps="http://schemas.microsoft.com/office/word/2010/wordprocessingShape" xmlns:wpsCustomData="http://www.wps.cn/officeDocument/2013/wpsCustomData" mc:Ignorable="w14 w15 wp14">
   <w:p>
     <w:pPr>
       <w:spacing w:line="176" w:lineRule="auto"/>
       <w:ind w:left="5919"/>
       <w:rPr>
-        <w:rFonts w:ascii="Times New Roman" w:eastAsia="Times New Roman" w:hAnsi="Times New Roman" w:cs="Times New Roman"/>
+        <w:rFonts w:ascii="Times New Roman" w:hAnsi="Times New Roman" w:eastAsia="Times New Roman" w:cs="Times New Roman"/>
         <w:sz w:val="18"/>
         <w:szCs w:val="18"/>
       </w:rPr>
     </w:pPr>
     <w:r>
       <w:rPr>
-        <w:rFonts w:ascii="Times New Roman" w:eastAsia="Times New Roman" w:hAnsi="Times New Roman" w:cs="Times New Roman"/>
+        <w:rFonts w:ascii="Times New Roman" w:hAnsi="Times New Roman" w:eastAsia="Times New Roman" w:cs="Times New Roman"/>
         <w:sz w:val="18"/>
         <w:szCs w:val="18"/>
       </w:rPr>
@@ -9471,14 +9119,39 @@
 </w:ftr>
 </file>
 
+<file path=word/footnotes.xml><?xml version="1.0" encoding="utf-8"?>
+<w:footnotes xmlns:wpc="http://schemas.microsoft.com/office/word/2010/wordprocessingCanvas" xmlns:mc="http://schemas.openxmlformats.org/markup-compatibility/2006" xmlns:o="urn:schemas-microsoft-com:office:office" xmlns:r="http://schemas.openxmlformats.org/officeDocument/2006/relationships" xmlns:m="http://schemas.openxmlformats.org/officeDocument/2006/math" xmlns:v="urn:schemas-microsoft-com:vml" xmlns:wp14="http://schemas.microsoft.com/office/word/2010/wordprocessingDrawing" xmlns:wp="http://schemas.openxmlformats.org/drawingml/2006/wordprocessingDrawing" xmlns:w="http://schemas.openxmlformats.org/wordprocessingml/2006/main" xmlns:w14="http://schemas.microsoft.com/office/word/2010/wordml" xmlns:w15="http://schemas.microsoft.com/office/word/2012/wordml" xmlns:w10="urn:schemas-microsoft-com:office:word" xmlns:wpg="http://schemas.microsoft.com/office/word/2010/wordprocessingGroup" xmlns:wpi="http://schemas.microsoft.com/office/word/2010/wordprocessingInk" xmlns:wne="http://schemas.microsoft.com/office/word/2006/wordml" xmlns:wps="http://schemas.microsoft.com/office/word/2010/wordprocessingShape" xmlns:wpsCustomData="http://www.wps.cn/officeDocument/2013/wpsCustomData" mc:Ignorable="w14 w15 wp14">
+  <w:footnote w:type="separator" w:id="0">
+    <w:p>
+      <w:pPr>
+        <w:spacing w:line="360" w:lineRule="auto"/>
+      </w:pPr>
+      <w:r>
+        <w:separator/>
+      </w:r>
+    </w:p>
+  </w:footnote>
+  <w:footnote w:type="continuationSeparator" w:id="1">
+    <w:p>
+      <w:pPr>
+        <w:spacing w:line="360" w:lineRule="auto"/>
+      </w:pPr>
+      <w:r>
+        <w:continuationSeparator/>
+      </w:r>
+    </w:p>
+  </w:footnote>
+</w:footnotes>
+</file>
+
 <file path=word/header1.xml><?xml version="1.0" encoding="utf-8"?>
-<w:hdr xmlns:wpc="http://schemas.microsoft.com/office/word/2010/wordprocessingCanvas" xmlns:mc="http://schemas.openxmlformats.org/markup-compatibility/2006" xmlns:o="urn:schemas-microsoft-com:office:office" xmlns:r="http://schemas.openxmlformats.org/officeDocument/2006/relationships" xmlns:m="http://schemas.openxmlformats.org/officeDocument/2006/math" xmlns:v="urn:schemas-microsoft-com:vml" xmlns:wp14="http://schemas.microsoft.com/office/word/2010/wordprocessingDrawing" xmlns:wp="http://schemas.openxmlformats.org/drawingml/2006/wordprocessingDrawing" xmlns:w10="urn:schemas-microsoft-com:office:word" xmlns:w="http://schemas.openxmlformats.org/wordprocessingml/2006/main" xmlns:w14="http://schemas.microsoft.com/office/word/2010/wordml" xmlns:w15="http://schemas.microsoft.com/office/word/2012/wordml" xmlns:wne="http://schemas.microsoft.com/office/word/2006/wordml" xmlns:wpg="http://schemas.microsoft.com/office/word/2010/wordprocessingGroup" xmlns:wpi="http://schemas.microsoft.com/office/word/2010/wordprocessingInk" xmlns:wps="http://schemas.microsoft.com/office/word/2010/wordprocessingShape" mc:Ignorable="w14 w15 wp14">
+<w:hdr xmlns:wpc="http://schemas.microsoft.com/office/word/2010/wordprocessingCanvas" xmlns:mc="http://schemas.openxmlformats.org/markup-compatibility/2006" xmlns:o="urn:schemas-microsoft-com:office:office" xmlns:r="http://schemas.openxmlformats.org/officeDocument/2006/relationships" xmlns:m="http://schemas.openxmlformats.org/officeDocument/2006/math" xmlns:v="urn:schemas-microsoft-com:vml" xmlns:wp14="http://schemas.microsoft.com/office/word/2010/wordprocessingDrawing" xmlns:wp="http://schemas.openxmlformats.org/drawingml/2006/wordprocessingDrawing" xmlns:w10="urn:schemas-microsoft-com:office:word" xmlns:w="http://schemas.openxmlformats.org/wordprocessingml/2006/main" xmlns:w14="http://schemas.microsoft.com/office/word/2010/wordml" xmlns:w15="http://schemas.microsoft.com/office/word/2012/wordml" xmlns:wpg="http://schemas.microsoft.com/office/word/2010/wordprocessingGroup" xmlns:wpi="http://schemas.microsoft.com/office/word/2010/wordprocessingInk" xmlns:wne="http://schemas.microsoft.com/office/word/2006/wordml" xmlns:wps="http://schemas.microsoft.com/office/word/2010/wordprocessingShape" xmlns:wpsCustomData="http://www.wps.cn/officeDocument/2013/wpsCustomData" mc:Ignorable="w14 w15 wp14">
   <w:p>
     <w:pPr>
       <w:spacing w:before="45" w:line="239" w:lineRule="auto"/>
       <w:ind w:left="8325" w:right="373" w:hanging="1268"/>
       <w:rPr>
-        <w:rFonts w:ascii="仿宋" w:eastAsia="仿宋" w:hAnsi="仿宋" w:cs="仿宋"/>
+        <w:rFonts w:ascii="仿宋" w:hAnsi="仿宋" w:eastAsia="仿宋" w:cs="仿宋"/>
         <w:sz w:val="18"/>
         <w:szCs w:val="18"/>
       </w:rPr>
@@ -9488,12 +9161,12 @@
 </file>
 
 <file path=word/numbering.xml><?xml version="1.0" encoding="utf-8"?>
-<w:numbering xmlns:wpc="http://schemas.microsoft.com/office/word/2010/wordprocessingCanvas" xmlns:mc="http://schemas.openxmlformats.org/markup-compatibility/2006" xmlns:o="urn:schemas-microsoft-com:office:office" xmlns:r="http://schemas.openxmlformats.org/officeDocument/2006/relationships" xmlns:m="http://schemas.openxmlformats.org/officeDocument/2006/math" xmlns:v="urn:schemas-microsoft-com:vml" xmlns:wp14="http://schemas.microsoft.com/office/word/2010/wordprocessingDrawing" xmlns:wp="http://schemas.openxmlformats.org/drawingml/2006/wordprocessingDrawing" xmlns:w10="urn:schemas-microsoft-com:office:word" xmlns:w="http://schemas.openxmlformats.org/wordprocessingml/2006/main" xmlns:w14="http://schemas.microsoft.com/office/word/2010/wordml" xmlns:w15="http://schemas.microsoft.com/office/word/2012/wordml" xmlns:wne="http://schemas.microsoft.com/office/word/2006/wordml" xmlns:wpg="http://schemas.microsoft.com/office/word/2010/wordprocessingGroup" xmlns:wpi="http://schemas.microsoft.com/office/word/2010/wordprocessingInk" xmlns:wps="http://schemas.microsoft.com/office/word/2010/wordprocessingShape" mc:Ignorable="w14 w15 wp14">
+<w:numbering xmlns:wpc="http://schemas.microsoft.com/office/word/2010/wordprocessingCanvas" xmlns:mc="http://schemas.openxmlformats.org/markup-compatibility/2006" xmlns:o="urn:schemas-microsoft-com:office:office" xmlns:r="http://schemas.openxmlformats.org/officeDocument/2006/relationships" xmlns:m="http://schemas.openxmlformats.org/officeDocument/2006/math" xmlns:v="urn:schemas-microsoft-com:vml" xmlns:wp14="http://schemas.microsoft.com/office/word/2010/wordprocessingDrawing" xmlns:wp="http://schemas.openxmlformats.org/drawingml/2006/wordprocessingDrawing" xmlns:w10="urn:schemas-microsoft-com:office:word" xmlns:w="http://schemas.openxmlformats.org/wordprocessingml/2006/main" xmlns:w14="http://schemas.microsoft.com/office/word/2010/wordml" xmlns:wpg="http://schemas.microsoft.com/office/word/2010/wordprocessingGroup" xmlns:wpi="http://schemas.microsoft.com/office/word/2010/wordprocessingInk" xmlns:wne="http://schemas.microsoft.com/office/word/2006/wordml" xmlns:wps="http://schemas.microsoft.com/office/word/2010/wordprocessingShape" xmlns:wpsCustomData="http://www.wps.cn/officeDocument/2013/wpsCustomData" mc:Ignorable="w14 wp14">
   <w:abstractNum w:abstractNumId="0">
     <w:nsid w:val="8011BB85"/>
     <w:multiLevelType w:val="singleLevel"/>
     <w:tmpl w:val="8011BB85"/>
-    <w:lvl w:ilvl="0">
+    <w:lvl w:ilvl="0" w:tentative="0">
       <w:start w:val="1"/>
       <w:numFmt w:val="decimal"/>
       <w:lvlText w:val="%1."/>
@@ -9510,7 +9183,7 @@
     <w:nsid w:val="884289DE"/>
     <w:multiLevelType w:val="singleLevel"/>
     <w:tmpl w:val="884289DE"/>
-    <w:lvl w:ilvl="0">
+    <w:lvl w:ilvl="0" w:tentative="0">
       <w:start w:val="1"/>
       <w:numFmt w:val="decimal"/>
       <w:lvlText w:val="%1."/>
@@ -9527,10 +9200,10 @@
     <w:nsid w:val="8E964DCE"/>
     <w:multiLevelType w:val="multilevel"/>
     <w:tmpl w:val="8E964DCE"/>
-    <w:lvl w:ilvl="0">
+    <w:lvl w:ilvl="0" w:tentative="0">
       <w:start w:val="1"/>
       <w:numFmt w:val="decimal"/>
-      <w:pStyle w:val="Heading1"/>
+      <w:pStyle w:val="2"/>
       <w:lvlText w:val="%1."/>
       <w:lvlJc w:val="left"/>
       <w:pPr>
@@ -9540,10 +9213,10 @@
         <w:rFonts w:hint="default"/>
       </w:rPr>
     </w:lvl>
-    <w:lvl w:ilvl="1">
+    <w:lvl w:ilvl="1" w:tentative="0">
       <w:start w:val="1"/>
       <w:numFmt w:val="decimal"/>
-      <w:pStyle w:val="Heading2"/>
+      <w:pStyle w:val="3"/>
       <w:lvlText w:val="%1.%2."/>
       <w:lvlJc w:val="left"/>
       <w:pPr>
@@ -9553,10 +9226,10 @@
         <w:rFonts w:hint="default"/>
       </w:rPr>
     </w:lvl>
-    <w:lvl w:ilvl="2">
+    <w:lvl w:ilvl="2" w:tentative="0">
       <w:start w:val="1"/>
       <w:numFmt w:val="decimal"/>
-      <w:pStyle w:val="Heading3"/>
+      <w:pStyle w:val="4"/>
       <w:lvlText w:val="%1.%2.%3."/>
       <w:lvlJc w:val="left"/>
       <w:pPr>
@@ -9566,10 +9239,10 @@
         <w:rFonts w:hint="default"/>
       </w:rPr>
     </w:lvl>
-    <w:lvl w:ilvl="3">
+    <w:lvl w:ilvl="3" w:tentative="0">
       <w:start w:val="1"/>
       <w:numFmt w:val="decimal"/>
-      <w:pStyle w:val="Heading4"/>
+      <w:pStyle w:val="5"/>
       <w:lvlText w:val="%1.%2.%3.%4."/>
       <w:lvlJc w:val="left"/>
       <w:pPr>
@@ -9579,10 +9252,10 @@
         <w:rFonts w:hint="default"/>
       </w:rPr>
     </w:lvl>
-    <w:lvl w:ilvl="4">
+    <w:lvl w:ilvl="4" w:tentative="0">
       <w:start w:val="1"/>
       <w:numFmt w:val="decimal"/>
-      <w:pStyle w:val="Heading5"/>
+      <w:pStyle w:val="6"/>
       <w:lvlText w:val="%1.%2.%3.%4.%5."/>
       <w:lvlJc w:val="left"/>
       <w:pPr>
@@ -9592,10 +9265,10 @@
         <w:rFonts w:hint="default"/>
       </w:rPr>
     </w:lvl>
-    <w:lvl w:ilvl="5">
+    <w:lvl w:ilvl="5" w:tentative="0">
       <w:start w:val="1"/>
       <w:numFmt w:val="decimal"/>
-      <w:pStyle w:val="Heading6"/>
+      <w:pStyle w:val="7"/>
       <w:lvlText w:val="%1.%2.%3.%4.%5.%6."/>
       <w:lvlJc w:val="left"/>
       <w:pPr>
@@ -9605,10 +9278,10 @@
         <w:rFonts w:hint="default"/>
       </w:rPr>
     </w:lvl>
-    <w:lvl w:ilvl="6">
+    <w:lvl w:ilvl="6" w:tentative="0">
       <w:start w:val="1"/>
       <w:numFmt w:val="decimal"/>
-      <w:pStyle w:val="Heading7"/>
+      <w:pStyle w:val="8"/>
       <w:lvlText w:val="%1.%2.%3.%4.%5.%6.%7."/>
       <w:lvlJc w:val="left"/>
       <w:pPr>
@@ -9618,10 +9291,10 @@
         <w:rFonts w:hint="default"/>
       </w:rPr>
     </w:lvl>
-    <w:lvl w:ilvl="7">
+    <w:lvl w:ilvl="7" w:tentative="0">
       <w:start w:val="1"/>
       <w:numFmt w:val="decimal"/>
-      <w:pStyle w:val="Heading8"/>
+      <w:pStyle w:val="9"/>
       <w:lvlText w:val="%1.%2.%3.%4.%5.%6.%7.%8."/>
       <w:lvlJc w:val="left"/>
       <w:pPr>
@@ -9631,10 +9304,10 @@
         <w:rFonts w:hint="default"/>
       </w:rPr>
     </w:lvl>
-    <w:lvl w:ilvl="8">
+    <w:lvl w:ilvl="8" w:tentative="0">
       <w:start w:val="1"/>
       <w:numFmt w:val="decimal"/>
-      <w:pStyle w:val="Heading9"/>
+      <w:pStyle w:val="10"/>
       <w:lvlText w:val="%1.%2.%3.%4.%5.%6.%7.%8.%9."/>
       <w:lvlJc w:val="left"/>
       <w:pPr>
@@ -9649,7 +9322,7 @@
     <w:nsid w:val="9166B541"/>
     <w:multiLevelType w:val="singleLevel"/>
     <w:tmpl w:val="9166B541"/>
-    <w:lvl w:ilvl="0">
+    <w:lvl w:ilvl="0" w:tentative="0">
       <w:start w:val="1"/>
       <w:numFmt w:val="decimal"/>
       <w:lvlText w:val="%1."/>
@@ -9666,7 +9339,7 @@
     <w:nsid w:val="AC064F7C"/>
     <w:multiLevelType w:val="singleLevel"/>
     <w:tmpl w:val="AC064F7C"/>
-    <w:lvl w:ilvl="0">
+    <w:lvl w:ilvl="0" w:tentative="0">
       <w:start w:val="1"/>
       <w:numFmt w:val="decimal"/>
       <w:lvlText w:val="%1."/>
@@ -9683,7 +9356,7 @@
     <w:nsid w:val="AFC0E7CB"/>
     <w:multiLevelType w:val="singleLevel"/>
     <w:tmpl w:val="AFC0E7CB"/>
-    <w:lvl w:ilvl="0">
+    <w:lvl w:ilvl="0" w:tentative="0">
       <w:start w:val="1"/>
       <w:numFmt w:val="decimal"/>
       <w:lvlText w:val="%1."/>
@@ -9692,7 +9365,7 @@
         <w:ind w:left="425" w:hanging="425"/>
       </w:pPr>
       <w:rPr>
-        <w:rFonts w:ascii="Arial" w:hAnsi="Arial" w:cs="Arial" w:hint="default"/>
+        <w:rFonts w:hint="default" w:ascii="Arial" w:hAnsi="Arial" w:cs="Arial"/>
       </w:rPr>
     </w:lvl>
   </w:abstractNum>
@@ -9700,7 +9373,7 @@
     <w:nsid w:val="B586DDE5"/>
     <w:multiLevelType w:val="singleLevel"/>
     <w:tmpl w:val="B586DDE5"/>
-    <w:lvl w:ilvl="0">
+    <w:lvl w:ilvl="0" w:tentative="0">
       <w:start w:val="1"/>
       <w:numFmt w:val="decimal"/>
       <w:lvlText w:val="%1."/>
@@ -9717,7 +9390,7 @@
     <w:nsid w:val="C043A8AF"/>
     <w:multiLevelType w:val="singleLevel"/>
     <w:tmpl w:val="C043A8AF"/>
-    <w:lvl w:ilvl="0">
+    <w:lvl w:ilvl="0" w:tentative="0">
       <w:start w:val="1"/>
       <w:numFmt w:val="decimal"/>
       <w:lvlText w:val="%1."/>
@@ -9734,7 +9407,7 @@
     <w:nsid w:val="C559F704"/>
     <w:multiLevelType w:val="singleLevel"/>
     <w:tmpl w:val="C559F704"/>
-    <w:lvl w:ilvl="0">
+    <w:lvl w:ilvl="0" w:tentative="0">
       <w:start w:val="1"/>
       <w:numFmt w:val="decimal"/>
       <w:lvlText w:val="%1."/>
@@ -9751,7 +9424,7 @@
     <w:nsid w:val="CA137E46"/>
     <w:multiLevelType w:val="singleLevel"/>
     <w:tmpl w:val="CA137E46"/>
-    <w:lvl w:ilvl="0">
+    <w:lvl w:ilvl="0" w:tentative="0">
       <w:start w:val="1"/>
       <w:numFmt w:val="decimal"/>
       <w:lvlText w:val="%1."/>
@@ -9768,7 +9441,7 @@
     <w:nsid w:val="D38BECFB"/>
     <w:multiLevelType w:val="singleLevel"/>
     <w:tmpl w:val="D38BECFB"/>
-    <w:lvl w:ilvl="0">
+    <w:lvl w:ilvl="0" w:tentative="0">
       <w:start w:val="1"/>
       <w:numFmt w:val="decimal"/>
       <w:lvlText w:val="%1."/>
@@ -9785,7 +9458,7 @@
     <w:nsid w:val="E43C1864"/>
     <w:multiLevelType w:val="singleLevel"/>
     <w:tmpl w:val="E43C1864"/>
-    <w:lvl w:ilvl="0">
+    <w:lvl w:ilvl="0" w:tentative="0">
       <w:start w:val="1"/>
       <w:numFmt w:val="decimal"/>
       <w:lvlText w:val="%1."/>
@@ -9802,7 +9475,7 @@
     <w:nsid w:val="EA8BABA5"/>
     <w:multiLevelType w:val="singleLevel"/>
     <w:tmpl w:val="EA8BABA5"/>
-    <w:lvl w:ilvl="0">
+    <w:lvl w:ilvl="0" w:tentative="0">
       <w:start w:val="1"/>
       <w:numFmt w:val="decimal"/>
       <w:lvlText w:val="%1."/>
@@ -9819,7 +9492,7 @@
     <w:nsid w:val="FF5D57DB"/>
     <w:multiLevelType w:val="singleLevel"/>
     <w:tmpl w:val="FF5D57DB"/>
-    <w:lvl w:ilvl="0">
+    <w:lvl w:ilvl="0" w:tentative="0">
       <w:start w:val="1"/>
       <w:numFmt w:val="decimal"/>
       <w:lvlText w:val="%1."/>
@@ -9836,7 +9509,7 @@
     <w:nsid w:val="019BE019"/>
     <w:multiLevelType w:val="singleLevel"/>
     <w:tmpl w:val="019BE019"/>
-    <w:lvl w:ilvl="0">
+    <w:lvl w:ilvl="0" w:tentative="0">
       <w:start w:val="1"/>
       <w:numFmt w:val="decimal"/>
       <w:lvlText w:val="%1."/>
@@ -9853,7 +9526,7 @@
     <w:nsid w:val="028D79C1"/>
     <w:multiLevelType w:val="singleLevel"/>
     <w:tmpl w:val="028D79C1"/>
-    <w:lvl w:ilvl="0">
+    <w:lvl w:ilvl="0" w:tentative="0">
       <w:start w:val="1"/>
       <w:numFmt w:val="decimal"/>
       <w:lvlText w:val="%1."/>
@@ -9870,7 +9543,7 @@
     <w:nsid w:val="07290DDE"/>
     <w:multiLevelType w:val="singleLevel"/>
     <w:tmpl w:val="07290DDE"/>
-    <w:lvl w:ilvl="0">
+    <w:lvl w:ilvl="0" w:tentative="0">
       <w:start w:val="1"/>
       <w:numFmt w:val="decimal"/>
       <w:lvlText w:val="%1."/>
@@ -9887,7 +9560,7 @@
     <w:nsid w:val="0C047421"/>
     <w:multiLevelType w:val="singleLevel"/>
     <w:tmpl w:val="0C047421"/>
-    <w:lvl w:ilvl="0">
+    <w:lvl w:ilvl="0" w:tentative="0">
       <w:start w:val="1"/>
       <w:numFmt w:val="decimal"/>
       <w:lvlText w:val="%1."/>
@@ -9904,7 +9577,7 @@
     <w:nsid w:val="0C5077CA"/>
     <w:multiLevelType w:val="singleLevel"/>
     <w:tmpl w:val="0C5077CA"/>
-    <w:lvl w:ilvl="0">
+    <w:lvl w:ilvl="0" w:tentative="0">
       <w:start w:val="1"/>
       <w:numFmt w:val="decimal"/>
       <w:lvlText w:val="(%1)"/>
@@ -9924,7 +9597,7 @@
     <w:nsid w:val="2A0F0B6B"/>
     <w:multiLevelType w:val="singleLevel"/>
     <w:tmpl w:val="2A0F0B6B"/>
-    <w:lvl w:ilvl="0">
+    <w:lvl w:ilvl="0" w:tentative="0">
       <w:start w:val="1"/>
       <w:numFmt w:val="decimal"/>
       <w:lvlText w:val="%1."/>
@@ -9941,7 +9614,7 @@
     <w:nsid w:val="2BC8988C"/>
     <w:multiLevelType w:val="singleLevel"/>
     <w:tmpl w:val="2BC8988C"/>
-    <w:lvl w:ilvl="0">
+    <w:lvl w:ilvl="0" w:tentative="0">
       <w:start w:val="1"/>
       <w:numFmt w:val="decimal"/>
       <w:lvlText w:val="%1."/>
@@ -9958,7 +9631,7 @@
     <w:nsid w:val="33521DEC"/>
     <w:multiLevelType w:val="singleLevel"/>
     <w:tmpl w:val="33521DEC"/>
-    <w:lvl w:ilvl="0">
+    <w:lvl w:ilvl="0" w:tentative="0">
       <w:start w:val="1"/>
       <w:numFmt w:val="decimal"/>
       <w:lvlText w:val="%1."/>
@@ -9975,7 +9648,7 @@
     <w:nsid w:val="42BBF6CD"/>
     <w:multiLevelType w:val="singleLevel"/>
     <w:tmpl w:val="42BBF6CD"/>
-    <w:lvl w:ilvl="0">
+    <w:lvl w:ilvl="0" w:tentative="0">
       <w:start w:val="1"/>
       <w:numFmt w:val="decimal"/>
       <w:lvlText w:val="%1."/>
@@ -9992,7 +9665,7 @@
     <w:nsid w:val="4A205BAD"/>
     <w:multiLevelType w:val="singleLevel"/>
     <w:tmpl w:val="4A205BAD"/>
-    <w:lvl w:ilvl="0">
+    <w:lvl w:ilvl="0" w:tentative="0">
       <w:start w:val="1"/>
       <w:numFmt w:val="decimal"/>
       <w:lvlText w:val="(%1)"/>
@@ -10012,7 +9685,7 @@
     <w:nsid w:val="69CCB241"/>
     <w:multiLevelType w:val="singleLevel"/>
     <w:tmpl w:val="69CCB241"/>
-    <w:lvl w:ilvl="0">
+    <w:lvl w:ilvl="0" w:tentative="0">
       <w:start w:val="1"/>
       <w:numFmt w:val="decimal"/>
       <w:lvlText w:val="%1."/>
@@ -10029,7 +9702,7 @@
     <w:nsid w:val="7B0D0079"/>
     <w:multiLevelType w:val="singleLevel"/>
     <w:tmpl w:val="7B0D0079"/>
-    <w:lvl w:ilvl="0">
+    <w:lvl w:ilvl="0" w:tentative="0">
       <w:start w:val="1"/>
       <w:numFmt w:val="decimal"/>
       <w:lvlText w:val="%1."/>
@@ -10154,268 +9827,270 @@
 </file>
 
 <file path=word/styles.xml><?xml version="1.0" encoding="utf-8"?>
-<w:styles xmlns:mc="http://schemas.openxmlformats.org/markup-compatibility/2006" xmlns:r="http://schemas.openxmlformats.org/officeDocument/2006/relationships" xmlns:w="http://schemas.openxmlformats.org/wordprocessingml/2006/main" xmlns:w14="http://schemas.microsoft.com/office/word/2010/wordml" xmlns:w15="http://schemas.microsoft.com/office/word/2012/wordml" mc:Ignorable="w14 w15">
+<w:styles xmlns:mc="http://schemas.openxmlformats.org/markup-compatibility/2006" xmlns:o="urn:schemas-microsoft-com:office:office" xmlns:r="http://schemas.openxmlformats.org/officeDocument/2006/relationships" xmlns:m="http://schemas.openxmlformats.org/officeDocument/2006/math" xmlns:v="urn:schemas-microsoft-com:vml" xmlns:w="http://schemas.openxmlformats.org/wordprocessingml/2006/main" xmlns:w14="http://schemas.microsoft.com/office/word/2010/wordml" xmlns:w10="urn:schemas-microsoft-com:office:word" xmlns:sl="http://schemas.openxmlformats.org/schemaLibrary/2006/main" xmlns:wpsCustomData="http://www.wps.cn/officeDocument/2013/wpsCustomData" mc:Ignorable="w14">
   <w:docDefaults>
     <w:rPrDefault>
       <w:rPr>
-        <w:rFonts w:ascii="Times New Roman" w:eastAsia="宋体" w:hAnsi="Times New Roman" w:cs="Times New Roman"/>
+        <w:rFonts w:ascii="Times New Roman" w:hAnsi="Times New Roman" w:eastAsia="宋体" w:cs="Times New Roman"/>
       </w:rPr>
     </w:rPrDefault>
     <w:pPrDefault/>
   </w:docDefaults>
-  <w:latentStyles w:defLockedState="0" w:defUIPriority="99" w:defSemiHidden="1" w:defUnhideWhenUsed="1" w:defQFormat="0" w:count="260">
-    <w:lsdException w:name="Normal" w:semiHidden="0" w:uiPriority="0" w:unhideWhenUsed="0" w:qFormat="1"/>
-    <w:lsdException w:name="heading 1" w:semiHidden="0" w:uiPriority="0" w:unhideWhenUsed="0" w:qFormat="1"/>
-    <w:lsdException w:name="heading 2" w:semiHidden="0" w:uiPriority="0" w:qFormat="1"/>
-    <w:lsdException w:name="heading 3" w:uiPriority="0" w:qFormat="1"/>
-    <w:lsdException w:name="heading 4" w:semiHidden="0" w:uiPriority="0" w:qFormat="1"/>
-    <w:lsdException w:name="heading 5" w:uiPriority="0" w:qFormat="1"/>
-    <w:lsdException w:name="heading 6" w:uiPriority="0" w:qFormat="1"/>
-    <w:lsdException w:name="heading 7" w:uiPriority="0" w:qFormat="1"/>
-    <w:lsdException w:name="heading 8" w:uiPriority="0" w:qFormat="1"/>
-    <w:lsdException w:name="heading 9" w:uiPriority="0" w:qFormat="1"/>
-    <w:lsdException w:name="index 1" w:semiHidden="0" w:uiPriority="0" w:unhideWhenUsed="0"/>
-    <w:lsdException w:name="index 2" w:semiHidden="0" w:uiPriority="0" w:unhideWhenUsed="0"/>
-    <w:lsdException w:name="index 3" w:semiHidden="0" w:uiPriority="0" w:unhideWhenUsed="0"/>
-    <w:lsdException w:name="index 4" w:semiHidden="0" w:uiPriority="0" w:unhideWhenUsed="0"/>
-    <w:lsdException w:name="index 5" w:semiHidden="0" w:uiPriority="0" w:unhideWhenUsed="0"/>
-    <w:lsdException w:name="index 6" w:semiHidden="0" w:uiPriority="0" w:unhideWhenUsed="0"/>
-    <w:lsdException w:name="index 7" w:semiHidden="0" w:uiPriority="0" w:unhideWhenUsed="0"/>
-    <w:lsdException w:name="index 8" w:semiHidden="0" w:uiPriority="0" w:unhideWhenUsed="0"/>
-    <w:lsdException w:name="index 9" w:semiHidden="0" w:uiPriority="0" w:unhideWhenUsed="0"/>
-    <w:lsdException w:name="toc 1" w:semiHidden="0" w:uiPriority="0" w:unhideWhenUsed="0" w:qFormat="1"/>
-    <w:lsdException w:name="toc 2" w:semiHidden="0" w:uiPriority="0" w:unhideWhenUsed="0" w:qFormat="1"/>
-    <w:lsdException w:name="toc 3" w:semiHidden="0" w:uiPriority="0" w:unhideWhenUsed="0" w:qFormat="1"/>
-    <w:lsdException w:name="toc 4" w:semiHidden="0" w:uiPriority="0" w:unhideWhenUsed="0"/>
-    <w:lsdException w:name="toc 5" w:semiHidden="0" w:uiPriority="0" w:unhideWhenUsed="0"/>
-    <w:lsdException w:name="toc 6" w:semiHidden="0" w:uiPriority="0" w:unhideWhenUsed="0"/>
-    <w:lsdException w:name="toc 7" w:semiHidden="0" w:uiPriority="0" w:unhideWhenUsed="0"/>
-    <w:lsdException w:name="toc 8" w:semiHidden="0" w:uiPriority="0" w:unhideWhenUsed="0"/>
-    <w:lsdException w:name="toc 9" w:semiHidden="0" w:uiPriority="0" w:unhideWhenUsed="0"/>
-    <w:lsdException w:name="Normal Indent" w:semiHidden="0" w:uiPriority="0" w:unhideWhenUsed="0" w:qFormat="1"/>
-    <w:lsdException w:name="footnote text" w:semiHidden="0" w:uiPriority="0" w:unhideWhenUsed="0"/>
-    <w:lsdException w:name="annotation text" w:semiHidden="0" w:uiPriority="0" w:unhideWhenUsed="0" w:qFormat="1"/>
-    <w:lsdException w:name="header" w:semiHidden="0" w:uiPriority="0" w:unhideWhenUsed="0" w:qFormat="1"/>
-    <w:lsdException w:name="footer" w:semiHidden="0" w:uiPriority="0" w:unhideWhenUsed="0" w:qFormat="1"/>
-    <w:lsdException w:name="index heading" w:semiHidden="0" w:uiPriority="0" w:unhideWhenUsed="0"/>
-    <w:lsdException w:name="caption" w:uiPriority="0" w:qFormat="1"/>
-    <w:lsdException w:name="table of figures" w:semiHidden="0" w:uiPriority="0" w:unhideWhenUsed="0"/>
-    <w:lsdException w:name="envelope address" w:semiHidden="0" w:uiPriority="0" w:unhideWhenUsed="0"/>
-    <w:lsdException w:name="envelope return" w:semiHidden="0" w:uiPriority="0" w:unhideWhenUsed="0"/>
-    <w:lsdException w:name="footnote reference" w:semiHidden="0" w:uiPriority="0" w:unhideWhenUsed="0"/>
-    <w:lsdException w:name="annotation reference" w:semiHidden="0" w:uiPriority="0" w:unhideWhenUsed="0"/>
-    <w:lsdException w:name="line number" w:semiHidden="0" w:uiPriority="0" w:unhideWhenUsed="0"/>
-    <w:lsdException w:name="page number" w:semiHidden="0" w:uiPriority="0" w:unhideWhenUsed="0"/>
-    <w:lsdException w:name="endnote reference" w:semiHidden="0" w:uiPriority="0" w:unhideWhenUsed="0"/>
-    <w:lsdException w:name="endnote text" w:semiHidden="0" w:uiPriority="0" w:unhideWhenUsed="0"/>
-    <w:lsdException w:name="table of authorities" w:semiHidden="0" w:uiPriority="0" w:unhideWhenUsed="0"/>
-    <w:lsdException w:name="macro" w:semiHidden="0" w:uiPriority="0" w:unhideWhenUsed="0"/>
-    <w:lsdException w:name="toa heading" w:semiHidden="0" w:uiPriority="0" w:unhideWhenUsed="0"/>
-    <w:lsdException w:name="List" w:semiHidden="0" w:uiPriority="0" w:unhideWhenUsed="0"/>
-    <w:lsdException w:name="List Bullet" w:semiHidden="0" w:uiPriority="0" w:unhideWhenUsed="0"/>
-    <w:lsdException w:name="List Number" w:semiHidden="0" w:uiPriority="0" w:unhideWhenUsed="0"/>
-    <w:lsdException w:name="List 2" w:semiHidden="0" w:uiPriority="0" w:unhideWhenUsed="0"/>
-    <w:lsdException w:name="List 3" w:semiHidden="0" w:uiPriority="0" w:unhideWhenUsed="0"/>
-    <w:lsdException w:name="List 4" w:semiHidden="0" w:uiPriority="0" w:unhideWhenUsed="0"/>
-    <w:lsdException w:name="List 5" w:semiHidden="0" w:uiPriority="0" w:unhideWhenUsed="0"/>
-    <w:lsdException w:name="List Bullet 2" w:semiHidden="0" w:uiPriority="0" w:unhideWhenUsed="0"/>
-    <w:lsdException w:name="List Bullet 3" w:semiHidden="0" w:uiPriority="0" w:unhideWhenUsed="0"/>
-    <w:lsdException w:name="List Bullet 4" w:semiHidden="0" w:uiPriority="0" w:unhideWhenUsed="0"/>
-    <w:lsdException w:name="List Bullet 5" w:semiHidden="0" w:uiPriority="0" w:unhideWhenUsed="0"/>
-    <w:lsdException w:name="List Number 2" w:semiHidden="0" w:uiPriority="0" w:unhideWhenUsed="0"/>
-    <w:lsdException w:name="List Number 3" w:semiHidden="0" w:uiPriority="0" w:unhideWhenUsed="0"/>
-    <w:lsdException w:name="List Number 4" w:semiHidden="0" w:uiPriority="0" w:unhideWhenUsed="0"/>
-    <w:lsdException w:name="List Number 5" w:semiHidden="0" w:uiPriority="0" w:unhideWhenUsed="0"/>
-    <w:lsdException w:name="Title" w:semiHidden="0" w:uiPriority="0" w:unhideWhenUsed="0" w:qFormat="1"/>
-    <w:lsdException w:name="Closing" w:semiHidden="0" w:uiPriority="0" w:unhideWhenUsed="0"/>
-    <w:lsdException w:name="Signature" w:semiHidden="0" w:uiPriority="0" w:unhideWhenUsed="0"/>
-    <w:lsdException w:name="Default Paragraph Font" w:uiPriority="0" w:unhideWhenUsed="0" w:qFormat="1"/>
-    <w:lsdException w:name="Body Text" w:uiPriority="0" w:unhideWhenUsed="0" w:qFormat="1"/>
-    <w:lsdException w:name="Body Text Indent" w:semiHidden="0" w:uiPriority="0" w:unhideWhenUsed="0"/>
-    <w:lsdException w:name="List Continue" w:semiHidden="0" w:uiPriority="0" w:unhideWhenUsed="0"/>
-    <w:lsdException w:name="List Continue 2" w:semiHidden="0" w:uiPriority="0" w:unhideWhenUsed="0"/>
-    <w:lsdException w:name="List Continue 3" w:semiHidden="0" w:uiPriority="0" w:unhideWhenUsed="0"/>
-    <w:lsdException w:name="List Continue 4" w:semiHidden="0" w:uiPriority="0" w:unhideWhenUsed="0"/>
-    <w:lsdException w:name="List Continue 5" w:semiHidden="0" w:uiPriority="0" w:unhideWhenUsed="0"/>
-    <w:lsdException w:name="Message Header" w:semiHidden="0" w:uiPriority="0" w:unhideWhenUsed="0"/>
-    <w:lsdException w:name="Subtitle" w:semiHidden="0" w:uiPriority="0" w:unhideWhenUsed="0" w:qFormat="1"/>
-    <w:lsdException w:name="Salutation" w:semiHidden="0" w:uiPriority="0" w:unhideWhenUsed="0"/>
-    <w:lsdException w:name="Date" w:semiHidden="0" w:uiPriority="0" w:unhideWhenUsed="0"/>
-    <w:lsdException w:name="Body Text First Indent" w:semiHidden="0" w:uiPriority="0" w:unhideWhenUsed="0"/>
-    <w:lsdException w:name="Body Text First Indent 2" w:semiHidden="0" w:uiPriority="0" w:unhideWhenUsed="0"/>
-    <w:lsdException w:name="Body Text 2" w:semiHidden="0" w:uiPriority="0" w:unhideWhenUsed="0"/>
-    <w:lsdException w:name="Body Text 3" w:semiHidden="0" w:uiPriority="0" w:unhideWhenUsed="0"/>
-    <w:lsdException w:name="Body Text Indent 2" w:semiHidden="0" w:uiPriority="0" w:unhideWhenUsed="0"/>
-    <w:lsdException w:name="Body Text Indent 3" w:semiHidden="0" w:uiPriority="0" w:unhideWhenUsed="0"/>
-    <w:lsdException w:name="Block Text" w:semiHidden="0" w:uiPriority="0" w:unhideWhenUsed="0"/>
-    <w:lsdException w:name="Hyperlink" w:semiHidden="0" w:uiPriority="0" w:unhideWhenUsed="0"/>
-    <w:lsdException w:name="FollowedHyperlink" w:semiHidden="0" w:uiPriority="0" w:unhideWhenUsed="0"/>
-    <w:lsdException w:name="Strong" w:semiHidden="0" w:uiPriority="0" w:unhideWhenUsed="0" w:qFormat="1"/>
-    <w:lsdException w:name="Emphasis" w:semiHidden="0" w:uiPriority="0" w:unhideWhenUsed="0" w:qFormat="1"/>
-    <w:lsdException w:name="Document Map" w:semiHidden="0" w:uiPriority="0" w:unhideWhenUsed="0"/>
-    <w:lsdException w:name="Plain Text" w:semiHidden="0" w:uiPriority="0" w:unhideWhenUsed="0"/>
-    <w:lsdException w:name="E-mail Signature" w:semiHidden="0" w:uiPriority="0" w:unhideWhenUsed="0"/>
-    <w:lsdException w:name="Normal (Web)" w:semiHidden="0" w:uiPriority="0" w:unhideWhenUsed="0" w:qFormat="1"/>
-    <w:lsdException w:name="HTML Acronym" w:semiHidden="0" w:uiPriority="0" w:unhideWhenUsed="0"/>
-    <w:lsdException w:name="HTML Address" w:semiHidden="0" w:uiPriority="0" w:unhideWhenUsed="0"/>
-    <w:lsdException w:name="HTML Cite" w:semiHidden="0" w:uiPriority="0" w:unhideWhenUsed="0"/>
-    <w:lsdException w:name="HTML Code" w:semiHidden="0" w:uiPriority="0" w:unhideWhenUsed="0"/>
-    <w:lsdException w:name="HTML Definition" w:semiHidden="0" w:uiPriority="0" w:unhideWhenUsed="0"/>
-    <w:lsdException w:name="HTML Keyboard" w:semiHidden="0" w:uiPriority="0" w:unhideWhenUsed="0"/>
-    <w:lsdException w:name="HTML Preformatted" w:semiHidden="0" w:uiPriority="0" w:unhideWhenUsed="0"/>
-    <w:lsdException w:name="HTML Sample" w:semiHidden="0" w:uiPriority="0" w:unhideWhenUsed="0"/>
-    <w:lsdException w:name="HTML Typewriter" w:semiHidden="0" w:uiPriority="0" w:unhideWhenUsed="0"/>
-    <w:lsdException w:name="HTML Variable" w:semiHidden="0" w:uiPriority="0" w:unhideWhenUsed="0"/>
-    <w:lsdException w:name="Normal Table" w:uiPriority="0" w:unhideWhenUsed="0" w:qFormat="1"/>
-    <w:lsdException w:name="annotation subject" w:semiHidden="0" w:uiPriority="0" w:unhideWhenUsed="0"/>
-    <w:lsdException w:name="Table Simple 1" w:semiHidden="0" w:uiPriority="0" w:unhideWhenUsed="0"/>
-    <w:lsdException w:name="Table Simple 2" w:semiHidden="0" w:uiPriority="0" w:unhideWhenUsed="0"/>
-    <w:lsdException w:name="Table Simple 3" w:semiHidden="0" w:uiPriority="0" w:unhideWhenUsed="0"/>
-    <w:lsdException w:name="Table Classic 1" w:semiHidden="0" w:uiPriority="0" w:unhideWhenUsed="0"/>
-    <w:lsdException w:name="Table Classic 2" w:semiHidden="0" w:uiPriority="0" w:unhideWhenUsed="0"/>
-    <w:lsdException w:name="Table Classic 3" w:semiHidden="0" w:uiPriority="0" w:unhideWhenUsed="0"/>
-    <w:lsdException w:name="Table Classic 4" w:semiHidden="0" w:uiPriority="0" w:unhideWhenUsed="0"/>
-    <w:lsdException w:name="Table Colorful 1" w:semiHidden="0" w:uiPriority="0" w:unhideWhenUsed="0"/>
-    <w:lsdException w:name="Table Colorful 2" w:semiHidden="0" w:uiPriority="0" w:unhideWhenUsed="0"/>
-    <w:lsdException w:name="Table Colorful 3" w:semiHidden="0" w:uiPriority="0" w:unhideWhenUsed="0"/>
-    <w:lsdException w:name="Table Columns 1" w:semiHidden="0" w:uiPriority="0" w:unhideWhenUsed="0"/>
-    <w:lsdException w:name="Table Columns 2" w:semiHidden="0" w:uiPriority="0" w:unhideWhenUsed="0"/>
-    <w:lsdException w:name="Table Columns 3" w:semiHidden="0" w:uiPriority="0" w:unhideWhenUsed="0"/>
-    <w:lsdException w:name="Table Columns 4" w:semiHidden="0" w:uiPriority="0" w:unhideWhenUsed="0"/>
-    <w:lsdException w:name="Table Columns 5" w:semiHidden="0" w:uiPriority="0" w:unhideWhenUsed="0"/>
-    <w:lsdException w:name="Table Grid 1" w:semiHidden="0" w:uiPriority="0" w:unhideWhenUsed="0"/>
-    <w:lsdException w:name="Table Grid 2" w:semiHidden="0" w:uiPriority="0" w:unhideWhenUsed="0"/>
-    <w:lsdException w:name="Table Grid 3" w:semiHidden="0" w:uiPriority="0" w:unhideWhenUsed="0"/>
-    <w:lsdException w:name="Table Grid 4" w:semiHidden="0" w:uiPriority="0" w:unhideWhenUsed="0"/>
-    <w:lsdException w:name="Table Grid 5" w:semiHidden="0" w:uiPriority="0" w:unhideWhenUsed="0"/>
-    <w:lsdException w:name="Table Grid 6" w:semiHidden="0" w:uiPriority="0" w:unhideWhenUsed="0"/>
-    <w:lsdException w:name="Table Grid 7" w:semiHidden="0" w:uiPriority="0" w:unhideWhenUsed="0"/>
-    <w:lsdException w:name="Table Grid 8" w:semiHidden="0" w:uiPriority="0" w:unhideWhenUsed="0"/>
-    <w:lsdException w:name="Table List 1" w:semiHidden="0" w:uiPriority="0" w:unhideWhenUsed="0"/>
-    <w:lsdException w:name="Table List 2" w:semiHidden="0" w:uiPriority="0" w:unhideWhenUsed="0"/>
-    <w:lsdException w:name="Table List 3" w:semiHidden="0" w:uiPriority="0" w:unhideWhenUsed="0"/>
-    <w:lsdException w:name="Table List 4" w:semiHidden="0" w:uiPriority="0" w:unhideWhenUsed="0"/>
-    <w:lsdException w:name="Table List 5" w:semiHidden="0" w:uiPriority="0" w:unhideWhenUsed="0"/>
-    <w:lsdException w:name="Table List 6" w:semiHidden="0" w:uiPriority="0" w:unhideWhenUsed="0"/>
-    <w:lsdException w:name="Table List 7" w:semiHidden="0" w:uiPriority="0" w:unhideWhenUsed="0"/>
-    <w:lsdException w:name="Table List 8" w:semiHidden="0" w:uiPriority="0" w:unhideWhenUsed="0"/>
-    <w:lsdException w:name="Table 3D effects 1" w:semiHidden="0" w:uiPriority="0" w:unhideWhenUsed="0"/>
-    <w:lsdException w:name="Table 3D effects 2" w:semiHidden="0" w:uiPriority="0" w:unhideWhenUsed="0"/>
-    <w:lsdException w:name="Table 3D effects 3" w:semiHidden="0" w:uiPriority="0" w:unhideWhenUsed="0"/>
-    <w:lsdException w:name="Table Contemporary" w:semiHidden="0" w:uiPriority="0" w:unhideWhenUsed="0"/>
-    <w:lsdException w:name="Table Elegant" w:semiHidden="0" w:uiPriority="0" w:unhideWhenUsed="0"/>
-    <w:lsdException w:name="Table Professional" w:semiHidden="0" w:uiPriority="0" w:unhideWhenUsed="0"/>
-    <w:lsdException w:name="Table Subtle 1" w:semiHidden="0" w:uiPriority="0" w:unhideWhenUsed="0"/>
-    <w:lsdException w:name="Table Subtle 2" w:semiHidden="0" w:uiPriority="0" w:unhideWhenUsed="0"/>
-    <w:lsdException w:name="Table Web 1" w:semiHidden="0" w:uiPriority="0" w:unhideWhenUsed="0"/>
-    <w:lsdException w:name="Table Web 2" w:semiHidden="0" w:uiPriority="0" w:unhideWhenUsed="0"/>
-    <w:lsdException w:name="Table Web 3" w:semiHidden="0" w:uiPriority="0" w:unhideWhenUsed="0"/>
-    <w:lsdException w:name="Balloon Text" w:semiHidden="0" w:uiPriority="0" w:unhideWhenUsed="0"/>
-    <w:lsdException w:name="Table Grid" w:semiHidden="0" w:uiPriority="0" w:unhideWhenUsed="0" w:qFormat="1"/>
-    <w:lsdException w:name="Table Theme" w:semiHidden="0" w:uiPriority="0" w:unhideWhenUsed="0"/>
-    <w:lsdException w:name="No Spacing" w:semiHidden="0" w:unhideWhenUsed="0" w:qFormat="1"/>
-    <w:lsdException w:name="Light Shading" w:semiHidden="0" w:uiPriority="60" w:unhideWhenUsed="0"/>
-    <w:lsdException w:name="Light List" w:semiHidden="0" w:uiPriority="61" w:unhideWhenUsed="0"/>
-    <w:lsdException w:name="Light Grid" w:semiHidden="0" w:uiPriority="62" w:unhideWhenUsed="0"/>
-    <w:lsdException w:name="Medium Shading 1" w:semiHidden="0" w:uiPriority="63" w:unhideWhenUsed="0"/>
-    <w:lsdException w:name="Medium Shading 2" w:semiHidden="0" w:uiPriority="64" w:unhideWhenUsed="0"/>
-    <w:lsdException w:name="Medium List 1" w:semiHidden="0" w:uiPriority="65" w:unhideWhenUsed="0"/>
-    <w:lsdException w:name="Medium List 2" w:semiHidden="0" w:uiPriority="66" w:unhideWhenUsed="0"/>
-    <w:lsdException w:name="Medium Grid 1" w:semiHidden="0" w:uiPriority="67" w:unhideWhenUsed="0"/>
-    <w:lsdException w:name="Medium Grid 2" w:semiHidden="0" w:uiPriority="68" w:unhideWhenUsed="0"/>
-    <w:lsdException w:name="Medium Grid 3" w:semiHidden="0" w:uiPriority="69" w:unhideWhenUsed="0"/>
-    <w:lsdException w:name="Dark List" w:semiHidden="0" w:uiPriority="70" w:unhideWhenUsed="0"/>
-    <w:lsdException w:name="Colorful Shading" w:semiHidden="0" w:uiPriority="71" w:unhideWhenUsed="0"/>
-    <w:lsdException w:name="Colorful List" w:semiHidden="0" w:uiPriority="72" w:unhideWhenUsed="0"/>
-    <w:lsdException w:name="Colorful Grid" w:semiHidden="0" w:uiPriority="73" w:unhideWhenUsed="0"/>
-    <w:lsdException w:name="Light Shading Accent 1" w:semiHidden="0" w:uiPriority="60" w:unhideWhenUsed="0"/>
-    <w:lsdException w:name="Light List Accent 1" w:semiHidden="0" w:uiPriority="61" w:unhideWhenUsed="0"/>
-    <w:lsdException w:name="Light Grid Accent 1" w:semiHidden="0" w:uiPriority="62" w:unhideWhenUsed="0"/>
-    <w:lsdException w:name="Medium Shading 1 Accent 1" w:semiHidden="0" w:uiPriority="63" w:unhideWhenUsed="0"/>
-    <w:lsdException w:name="Medium Shading 2 Accent 1" w:semiHidden="0" w:uiPriority="64" w:unhideWhenUsed="0"/>
-    <w:lsdException w:name="Medium List 1 Accent 1" w:semiHidden="0" w:uiPriority="65" w:unhideWhenUsed="0"/>
-    <w:lsdException w:name="Medium List 2 Accent 1" w:semiHidden="0" w:uiPriority="66" w:unhideWhenUsed="0"/>
-    <w:lsdException w:name="Medium Grid 1 Accent 1" w:semiHidden="0" w:uiPriority="67" w:unhideWhenUsed="0"/>
-    <w:lsdException w:name="Medium Grid 2 Accent 1" w:semiHidden="0" w:uiPriority="68" w:unhideWhenUsed="0"/>
-    <w:lsdException w:name="Medium Grid 3 Accent 1" w:semiHidden="0" w:uiPriority="69" w:unhideWhenUsed="0"/>
-    <w:lsdException w:name="Dark List Accent 1" w:semiHidden="0" w:uiPriority="70" w:unhideWhenUsed="0"/>
-    <w:lsdException w:name="Colorful Shading Accent 1" w:semiHidden="0" w:uiPriority="71" w:unhideWhenUsed="0"/>
-    <w:lsdException w:name="Colorful List Accent 1" w:semiHidden="0" w:uiPriority="72" w:unhideWhenUsed="0"/>
-    <w:lsdException w:name="Colorful Grid Accent 1" w:semiHidden="0" w:uiPriority="73" w:unhideWhenUsed="0"/>
-    <w:lsdException w:name="Light Shading Accent 2" w:semiHidden="0" w:uiPriority="60" w:unhideWhenUsed="0"/>
-    <w:lsdException w:name="Light List Accent 2" w:semiHidden="0" w:uiPriority="61" w:unhideWhenUsed="0"/>
-    <w:lsdException w:name="Light Grid Accent 2" w:semiHidden="0" w:uiPriority="62" w:unhideWhenUsed="0"/>
-    <w:lsdException w:name="Medium Shading 1 Accent 2" w:semiHidden="0" w:uiPriority="63" w:unhideWhenUsed="0"/>
-    <w:lsdException w:name="Medium Shading 2 Accent 2" w:semiHidden="0" w:uiPriority="64" w:unhideWhenUsed="0"/>
-    <w:lsdException w:name="Medium List 1 Accent 2" w:semiHidden="0" w:uiPriority="65" w:unhideWhenUsed="0"/>
-    <w:lsdException w:name="Medium List 2 Accent 2" w:semiHidden="0" w:uiPriority="66" w:unhideWhenUsed="0"/>
-    <w:lsdException w:name="Medium Grid 1 Accent 2" w:semiHidden="0" w:uiPriority="67" w:unhideWhenUsed="0"/>
-    <w:lsdException w:name="Medium Grid 2 Accent 2" w:semiHidden="0" w:uiPriority="68" w:unhideWhenUsed="0"/>
-    <w:lsdException w:name="Medium Grid 3 Accent 2" w:semiHidden="0" w:uiPriority="69" w:unhideWhenUsed="0"/>
-    <w:lsdException w:name="Dark List Accent 2" w:semiHidden="0" w:uiPriority="70" w:unhideWhenUsed="0"/>
-    <w:lsdException w:name="Colorful Shading Accent 2" w:semiHidden="0" w:uiPriority="71" w:unhideWhenUsed="0"/>
-    <w:lsdException w:name="Colorful List Accent 2" w:semiHidden="0" w:uiPriority="72" w:unhideWhenUsed="0"/>
-    <w:lsdException w:name="Colorful Grid Accent 2" w:semiHidden="0" w:uiPriority="73" w:unhideWhenUsed="0"/>
-    <w:lsdException w:name="Light Shading Accent 3" w:semiHidden="0" w:uiPriority="60" w:unhideWhenUsed="0"/>
-    <w:lsdException w:name="Light List Accent 3" w:semiHidden="0" w:uiPriority="61" w:unhideWhenUsed="0"/>
-    <w:lsdException w:name="Light Grid Accent 3" w:semiHidden="0" w:uiPriority="62" w:unhideWhenUsed="0"/>
-    <w:lsdException w:name="Medium Shading 1 Accent 3" w:semiHidden="0" w:uiPriority="63" w:unhideWhenUsed="0"/>
-    <w:lsdException w:name="Medium Shading 2 Accent 3" w:semiHidden="0" w:uiPriority="64" w:unhideWhenUsed="0"/>
-    <w:lsdException w:name="Medium List 1 Accent 3" w:semiHidden="0" w:uiPriority="65" w:unhideWhenUsed="0"/>
-    <w:lsdException w:name="Medium List 2 Accent 3" w:semiHidden="0" w:uiPriority="66" w:unhideWhenUsed="0"/>
-    <w:lsdException w:name="Medium Grid 1 Accent 3" w:semiHidden="0" w:uiPriority="67" w:unhideWhenUsed="0"/>
-    <w:lsdException w:name="Medium Grid 2 Accent 3" w:semiHidden="0" w:uiPriority="68" w:unhideWhenUsed="0"/>
-    <w:lsdException w:name="Medium Grid 3 Accent 3" w:semiHidden="0" w:uiPriority="69" w:unhideWhenUsed="0"/>
-    <w:lsdException w:name="Dark List Accent 3" w:semiHidden="0" w:uiPriority="70" w:unhideWhenUsed="0"/>
-    <w:lsdException w:name="Colorful Shading Accent 3" w:semiHidden="0" w:uiPriority="71" w:unhideWhenUsed="0"/>
-    <w:lsdException w:name="Colorful List Accent 3" w:semiHidden="0" w:uiPriority="72" w:unhideWhenUsed="0"/>
-    <w:lsdException w:name="Colorful Grid Accent 3" w:semiHidden="0" w:uiPriority="73" w:unhideWhenUsed="0"/>
-    <w:lsdException w:name="Light Shading Accent 4" w:semiHidden="0" w:uiPriority="60" w:unhideWhenUsed="0"/>
-    <w:lsdException w:name="Light List Accent 4" w:semiHidden="0" w:uiPriority="61" w:unhideWhenUsed="0"/>
-    <w:lsdException w:name="Light Grid Accent 4" w:semiHidden="0" w:uiPriority="62" w:unhideWhenUsed="0"/>
-    <w:lsdException w:name="Medium Shading 1 Accent 4" w:semiHidden="0" w:uiPriority="63" w:unhideWhenUsed="0"/>
-    <w:lsdException w:name="Medium Shading 2 Accent 4" w:semiHidden="0" w:uiPriority="64" w:unhideWhenUsed="0"/>
-    <w:lsdException w:name="Medium List 1 Accent 4" w:semiHidden="0" w:uiPriority="65" w:unhideWhenUsed="0"/>
-    <w:lsdException w:name="Medium List 2 Accent 4" w:semiHidden="0" w:uiPriority="66" w:unhideWhenUsed="0"/>
-    <w:lsdException w:name="Medium Grid 1 Accent 4" w:semiHidden="0" w:uiPriority="67" w:unhideWhenUsed="0"/>
-    <w:lsdException w:name="Medium Grid 2 Accent 4" w:semiHidden="0" w:uiPriority="68" w:unhideWhenUsed="0"/>
-    <w:lsdException w:name="Medium Grid 3 Accent 4" w:semiHidden="0" w:uiPriority="69" w:unhideWhenUsed="0"/>
-    <w:lsdException w:name="Dark List Accent 4" w:semiHidden="0" w:uiPriority="70" w:unhideWhenUsed="0"/>
-    <w:lsdException w:name="Colorful Shading Accent 4" w:semiHidden="0" w:uiPriority="71" w:unhideWhenUsed="0"/>
-    <w:lsdException w:name="Colorful List Accent 4" w:semiHidden="0" w:uiPriority="72" w:unhideWhenUsed="0"/>
-    <w:lsdException w:name="Colorful Grid Accent 4" w:semiHidden="0" w:uiPriority="73" w:unhideWhenUsed="0"/>
-    <w:lsdException w:name="Light Shading Accent 5" w:semiHidden="0" w:uiPriority="60" w:unhideWhenUsed="0"/>
-    <w:lsdException w:name="Light List Accent 5" w:semiHidden="0" w:uiPriority="61" w:unhideWhenUsed="0"/>
-    <w:lsdException w:name="Light Grid Accent 5" w:semiHidden="0" w:uiPriority="62" w:unhideWhenUsed="0"/>
-    <w:lsdException w:name="Medium Shading 1 Accent 5" w:semiHidden="0" w:uiPriority="63" w:unhideWhenUsed="0"/>
-    <w:lsdException w:name="Medium Shading 2 Accent 5" w:semiHidden="0" w:uiPriority="64" w:unhideWhenUsed="0"/>
-    <w:lsdException w:name="Medium List 1 Accent 5" w:semiHidden="0" w:uiPriority="65" w:unhideWhenUsed="0"/>
-    <w:lsdException w:name="Medium List 2 Accent 5" w:semiHidden="0" w:uiPriority="66" w:unhideWhenUsed="0"/>
-    <w:lsdException w:name="Medium Grid 1 Accent 5" w:semiHidden="0" w:uiPriority="67" w:unhideWhenUsed="0"/>
-    <w:lsdException w:name="Medium Grid 2 Accent 5" w:semiHidden="0" w:uiPriority="68" w:unhideWhenUsed="0"/>
-    <w:lsdException w:name="Medium Grid 3 Accent 5" w:semiHidden="0" w:uiPriority="69" w:unhideWhenUsed="0"/>
-    <w:lsdException w:name="Dark List Accent 5" w:semiHidden="0" w:uiPriority="70" w:unhideWhenUsed="0"/>
-    <w:lsdException w:name="Colorful Shading Accent 5" w:semiHidden="0" w:uiPriority="71" w:unhideWhenUsed="0"/>
-    <w:lsdException w:name="Colorful List Accent 5" w:semiHidden="0" w:uiPriority="72" w:unhideWhenUsed="0"/>
-    <w:lsdException w:name="Colorful Grid Accent 5" w:semiHidden="0" w:uiPriority="73" w:unhideWhenUsed="0"/>
-    <w:lsdException w:name="Light Shading Accent 6" w:semiHidden="0" w:uiPriority="60" w:unhideWhenUsed="0"/>
-    <w:lsdException w:name="Light List Accent 6" w:semiHidden="0" w:uiPriority="61" w:unhideWhenUsed="0"/>
-    <w:lsdException w:name="Light Grid Accent 6" w:semiHidden="0" w:uiPriority="62" w:unhideWhenUsed="0"/>
-    <w:lsdException w:name="Medium Shading 1 Accent 6" w:semiHidden="0" w:uiPriority="63" w:unhideWhenUsed="0"/>
-    <w:lsdException w:name="Medium Shading 2 Accent 6" w:semiHidden="0" w:uiPriority="64" w:unhideWhenUsed="0"/>
-    <w:lsdException w:name="Medium List 1 Accent 6" w:semiHidden="0" w:uiPriority="65" w:unhideWhenUsed="0"/>
-    <w:lsdException w:name="Medium List 2 Accent 6" w:semiHidden="0" w:uiPriority="66" w:unhideWhenUsed="0"/>
-    <w:lsdException w:name="Medium Grid 1 Accent 6" w:semiHidden="0" w:uiPriority="67" w:unhideWhenUsed="0"/>
-    <w:lsdException w:name="Medium Grid 2 Accent 6" w:semiHidden="0" w:uiPriority="68" w:unhideWhenUsed="0"/>
-    <w:lsdException w:name="Medium Grid 3 Accent 6" w:semiHidden="0" w:uiPriority="69" w:unhideWhenUsed="0"/>
-    <w:lsdException w:name="Dark List Accent 6" w:semiHidden="0" w:uiPriority="70" w:unhideWhenUsed="0"/>
-    <w:lsdException w:name="Colorful Shading Accent 6" w:semiHidden="0" w:uiPriority="71" w:unhideWhenUsed="0"/>
-    <w:lsdException w:name="Colorful List Accent 6" w:semiHidden="0" w:uiPriority="72" w:unhideWhenUsed="0"/>
-    <w:lsdException w:name="Colorful Grid Accent 6" w:semiHidden="0" w:uiPriority="73" w:unhideWhenUsed="0"/>
+  <w:latentStyles w:count="260" w:defQFormat="0" w:defUnhideWhenUsed="1" w:defSemiHidden="1" w:defUIPriority="99" w:defLockedState="0">
+    <w:lsdException w:qFormat="1" w:unhideWhenUsed="0" w:uiPriority="0" w:semiHidden="0" w:name="Normal"/>
+    <w:lsdException w:qFormat="1" w:unhideWhenUsed="0" w:uiPriority="0" w:semiHidden="0" w:name="heading 1"/>
+    <w:lsdException w:qFormat="1" w:uiPriority="0" w:semiHidden="0" w:name="heading 2"/>
+    <w:lsdException w:qFormat="1" w:uiPriority="0" w:name="heading 3"/>
+    <w:lsdException w:qFormat="1" w:uiPriority="0" w:semiHidden="0" w:name="heading 4"/>
+    <w:lsdException w:qFormat="1" w:uiPriority="0" w:name="heading 5"/>
+    <w:lsdException w:qFormat="1" w:uiPriority="0" w:name="heading 6"/>
+    <w:lsdException w:qFormat="1" w:uiPriority="0" w:name="heading 7"/>
+    <w:lsdException w:qFormat="1" w:uiPriority="0" w:name="heading 8"/>
+    <w:lsdException w:qFormat="1" w:uiPriority="0" w:name="heading 9"/>
+    <w:lsdException w:unhideWhenUsed="0" w:uiPriority="0" w:semiHidden="0" w:name="index 1"/>
+    <w:lsdException w:unhideWhenUsed="0" w:uiPriority="0" w:semiHidden="0" w:name="index 2"/>
+    <w:lsdException w:unhideWhenUsed="0" w:uiPriority="0" w:semiHidden="0" w:name="index 3"/>
+    <w:lsdException w:unhideWhenUsed="0" w:uiPriority="0" w:semiHidden="0" w:name="index 4"/>
+    <w:lsdException w:unhideWhenUsed="0" w:uiPriority="0" w:semiHidden="0" w:name="index 5"/>
+    <w:lsdException w:unhideWhenUsed="0" w:uiPriority="0" w:semiHidden="0" w:name="index 6"/>
+    <w:lsdException w:unhideWhenUsed="0" w:uiPriority="0" w:semiHidden="0" w:name="index 7"/>
+    <w:lsdException w:unhideWhenUsed="0" w:uiPriority="0" w:semiHidden="0" w:name="index 8"/>
+    <w:lsdException w:unhideWhenUsed="0" w:uiPriority="0" w:semiHidden="0" w:name="index 9"/>
+    <w:lsdException w:qFormat="1" w:unhideWhenUsed="0" w:uiPriority="0" w:semiHidden="0" w:name="toc 1"/>
+    <w:lsdException w:qFormat="1" w:unhideWhenUsed="0" w:uiPriority="0" w:semiHidden="0" w:name="toc 2"/>
+    <w:lsdException w:qFormat="1" w:unhideWhenUsed="0" w:uiPriority="0" w:semiHidden="0" w:name="toc 3"/>
+    <w:lsdException w:unhideWhenUsed="0" w:uiPriority="0" w:semiHidden="0" w:name="toc 4"/>
+    <w:lsdException w:unhideWhenUsed="0" w:uiPriority="0" w:semiHidden="0" w:name="toc 5"/>
+    <w:lsdException w:unhideWhenUsed="0" w:uiPriority="0" w:semiHidden="0" w:name="toc 6"/>
+    <w:lsdException w:unhideWhenUsed="0" w:uiPriority="0" w:semiHidden="0" w:name="toc 7"/>
+    <w:lsdException w:unhideWhenUsed="0" w:uiPriority="0" w:semiHidden="0" w:name="toc 8"/>
+    <w:lsdException w:unhideWhenUsed="0" w:uiPriority="0" w:semiHidden="0" w:name="toc 9"/>
+    <w:lsdException w:qFormat="1" w:unhideWhenUsed="0" w:uiPriority="0" w:semiHidden="0" w:name="Normal Indent"/>
+    <w:lsdException w:unhideWhenUsed="0" w:uiPriority="0" w:semiHidden="0" w:name="footnote text"/>
+    <w:lsdException w:qFormat="1" w:unhideWhenUsed="0" w:uiPriority="0" w:semiHidden="0" w:name="annotation text"/>
+    <w:lsdException w:qFormat="1" w:unhideWhenUsed="0" w:uiPriority="0" w:semiHidden="0" w:name="header"/>
+    <w:lsdException w:qFormat="1" w:unhideWhenUsed="0" w:uiPriority="0" w:semiHidden="0" w:name="footer"/>
+    <w:lsdException w:unhideWhenUsed="0" w:uiPriority="0" w:semiHidden="0" w:name="index heading"/>
+    <w:lsdException w:qFormat="1" w:uiPriority="0" w:name="caption"/>
+    <w:lsdException w:unhideWhenUsed="0" w:uiPriority="0" w:semiHidden="0" w:name="table of figures"/>
+    <w:lsdException w:unhideWhenUsed="0" w:uiPriority="0" w:semiHidden="0" w:name="envelope address"/>
+    <w:lsdException w:unhideWhenUsed="0" w:uiPriority="0" w:semiHidden="0" w:name="envelope return"/>
+    <w:lsdException w:unhideWhenUsed="0" w:uiPriority="0" w:semiHidden="0" w:name="footnote reference"/>
+    <w:lsdException w:unhideWhenUsed="0" w:uiPriority="0" w:semiHidden="0" w:name="annotation reference"/>
+    <w:lsdException w:unhideWhenUsed="0" w:uiPriority="0" w:semiHidden="0" w:name="line number"/>
+    <w:lsdException w:unhideWhenUsed="0" w:uiPriority="0" w:semiHidden="0" w:name="page number"/>
+    <w:lsdException w:unhideWhenUsed="0" w:uiPriority="0" w:semiHidden="0" w:name="endnote reference"/>
+    <w:lsdException w:unhideWhenUsed="0" w:uiPriority="0" w:semiHidden="0" w:name="endnote text"/>
+    <w:lsdException w:unhideWhenUsed="0" w:uiPriority="0" w:semiHidden="0" w:name="table of authorities"/>
+    <w:lsdException w:unhideWhenUsed="0" w:uiPriority="0" w:semiHidden="0" w:name="macro"/>
+    <w:lsdException w:unhideWhenUsed="0" w:uiPriority="0" w:semiHidden="0" w:name="toa heading"/>
+    <w:lsdException w:unhideWhenUsed="0" w:uiPriority="0" w:semiHidden="0" w:name="List"/>
+    <w:lsdException w:unhideWhenUsed="0" w:uiPriority="0" w:semiHidden="0" w:name="List Bullet"/>
+    <w:lsdException w:unhideWhenUsed="0" w:uiPriority="0" w:semiHidden="0" w:name="List Number"/>
+    <w:lsdException w:unhideWhenUsed="0" w:uiPriority="0" w:semiHidden="0" w:name="List 2"/>
+    <w:lsdException w:unhideWhenUsed="0" w:uiPriority="0" w:semiHidden="0" w:name="List 3"/>
+    <w:lsdException w:unhideWhenUsed="0" w:uiPriority="0" w:semiHidden="0" w:name="List 4"/>
+    <w:lsdException w:unhideWhenUsed="0" w:uiPriority="0" w:semiHidden="0" w:name="List 5"/>
+    <w:lsdException w:unhideWhenUsed="0" w:uiPriority="0" w:semiHidden="0" w:name="List Bullet 2"/>
+    <w:lsdException w:unhideWhenUsed="0" w:uiPriority="0" w:semiHidden="0" w:name="List Bullet 3"/>
+    <w:lsdException w:unhideWhenUsed="0" w:uiPriority="0" w:semiHidden="0" w:name="List Bullet 4"/>
+    <w:lsdException w:unhideWhenUsed="0" w:uiPriority="0" w:semiHidden="0" w:name="List Bullet 5"/>
+    <w:lsdException w:unhideWhenUsed="0" w:uiPriority="0" w:semiHidden="0" w:name="List Number 2"/>
+    <w:lsdException w:unhideWhenUsed="0" w:uiPriority="0" w:semiHidden="0" w:name="List Number 3"/>
+    <w:lsdException w:unhideWhenUsed="0" w:uiPriority="0" w:semiHidden="0" w:name="List Number 4"/>
+    <w:lsdException w:unhideWhenUsed="0" w:uiPriority="0" w:semiHidden="0" w:name="List Number 5"/>
+    <w:lsdException w:qFormat="1" w:unhideWhenUsed="0" w:uiPriority="0" w:semiHidden="0" w:name="Title"/>
+    <w:lsdException w:unhideWhenUsed="0" w:uiPriority="0" w:semiHidden="0" w:name="Closing"/>
+    <w:lsdException w:unhideWhenUsed="0" w:uiPriority="0" w:semiHidden="0" w:name="Signature"/>
+    <w:lsdException w:qFormat="1" w:unhideWhenUsed="0" w:uiPriority="0" w:name="Default Paragraph Font"/>
+    <w:lsdException w:qFormat="1" w:unhideWhenUsed="0" w:uiPriority="0" w:name="Body Text"/>
+    <w:lsdException w:unhideWhenUsed="0" w:uiPriority="0" w:semiHidden="0" w:name="Body Text Indent"/>
+    <w:lsdException w:unhideWhenUsed="0" w:uiPriority="0" w:semiHidden="0" w:name="List Continue"/>
+    <w:lsdException w:unhideWhenUsed="0" w:uiPriority="0" w:semiHidden="0" w:name="List Continue 2"/>
+    <w:lsdException w:unhideWhenUsed="0" w:uiPriority="0" w:semiHidden="0" w:name="List Continue 3"/>
+    <w:lsdException w:unhideWhenUsed="0" w:uiPriority="0" w:semiHidden="0" w:name="List Continue 4"/>
+    <w:lsdException w:unhideWhenUsed="0" w:uiPriority="0" w:semiHidden="0" w:name="List Continue 5"/>
+    <w:lsdException w:unhideWhenUsed="0" w:uiPriority="0" w:semiHidden="0" w:name="Message Header"/>
+    <w:lsdException w:qFormat="1" w:unhideWhenUsed="0" w:uiPriority="0" w:semiHidden="0" w:name="Subtitle"/>
+    <w:lsdException w:unhideWhenUsed="0" w:uiPriority="0" w:semiHidden="0" w:name="Salutation"/>
+    <w:lsdException w:unhideWhenUsed="0" w:uiPriority="0" w:semiHidden="0" w:name="Date"/>
+    <w:lsdException w:unhideWhenUsed="0" w:uiPriority="0" w:semiHidden="0" w:name="Body Text First Indent"/>
+    <w:lsdException w:unhideWhenUsed="0" w:uiPriority="0" w:semiHidden="0" w:name="Body Text First Indent 2"/>
+    <w:lsdException w:uiPriority="99" w:name="Note Heading"/>
+    <w:lsdException w:unhideWhenUsed="0" w:uiPriority="0" w:semiHidden="0" w:name="Body Text 2"/>
+    <w:lsdException w:unhideWhenUsed="0" w:uiPriority="0" w:semiHidden="0" w:name="Body Text 3"/>
+    <w:lsdException w:unhideWhenUsed="0" w:uiPriority="0" w:semiHidden="0" w:name="Body Text Indent 2"/>
+    <w:lsdException w:unhideWhenUsed="0" w:uiPriority="0" w:semiHidden="0" w:name="Body Text Indent 3"/>
+    <w:lsdException w:unhideWhenUsed="0" w:uiPriority="0" w:semiHidden="0" w:name="Block Text"/>
+    <w:lsdException w:unhideWhenUsed="0" w:uiPriority="0" w:semiHidden="0" w:name="Hyperlink"/>
+    <w:lsdException w:unhideWhenUsed="0" w:uiPriority="0" w:semiHidden="0" w:name="FollowedHyperlink"/>
+    <w:lsdException w:qFormat="1" w:unhideWhenUsed="0" w:uiPriority="0" w:semiHidden="0" w:name="Strong"/>
+    <w:lsdException w:qFormat="1" w:unhideWhenUsed="0" w:uiPriority="0" w:semiHidden="0" w:name="Emphasis"/>
+    <w:lsdException w:unhideWhenUsed="0" w:uiPriority="0" w:semiHidden="0" w:name="Document Map"/>
+    <w:lsdException w:unhideWhenUsed="0" w:uiPriority="0" w:semiHidden="0" w:name="Plain Text"/>
+    <w:lsdException w:unhideWhenUsed="0" w:uiPriority="0" w:semiHidden="0" w:name="E-mail Signature"/>
+    <w:lsdException w:qFormat="1" w:unhideWhenUsed="0" w:uiPriority="0" w:semiHidden="0" w:name="Normal (Web)"/>
+    <w:lsdException w:unhideWhenUsed="0" w:uiPriority="0" w:semiHidden="0" w:name="HTML Acronym"/>
+    <w:lsdException w:unhideWhenUsed="0" w:uiPriority="0" w:semiHidden="0" w:name="HTML Address"/>
+    <w:lsdException w:unhideWhenUsed="0" w:uiPriority="0" w:semiHidden="0" w:name="HTML Cite"/>
+    <w:lsdException w:unhideWhenUsed="0" w:uiPriority="0" w:semiHidden="0" w:name="HTML Code"/>
+    <w:lsdException w:unhideWhenUsed="0" w:uiPriority="0" w:semiHidden="0" w:name="HTML Definition"/>
+    <w:lsdException w:unhideWhenUsed="0" w:uiPriority="0" w:semiHidden="0" w:name="HTML Keyboard"/>
+    <w:lsdException w:unhideWhenUsed="0" w:uiPriority="0" w:semiHidden="0" w:name="HTML Preformatted"/>
+    <w:lsdException w:unhideWhenUsed="0" w:uiPriority="0" w:semiHidden="0" w:name="HTML Sample"/>
+    <w:lsdException w:unhideWhenUsed="0" w:uiPriority="0" w:semiHidden="0" w:name="HTML Typewriter"/>
+    <w:lsdException w:unhideWhenUsed="0" w:uiPriority="0" w:semiHidden="0" w:name="HTML Variable"/>
+    <w:lsdException w:qFormat="1" w:unhideWhenUsed="0" w:uiPriority="0" w:name="Normal Table"/>
+    <w:lsdException w:unhideWhenUsed="0" w:uiPriority="0" w:semiHidden="0" w:name="annotation subject"/>
+    <w:lsdException w:unhideWhenUsed="0" w:uiPriority="0" w:semiHidden="0" w:name="Table Simple 1"/>
+    <w:lsdException w:unhideWhenUsed="0" w:uiPriority="0" w:semiHidden="0" w:name="Table Simple 2"/>
+    <w:lsdException w:unhideWhenUsed="0" w:uiPriority="0" w:semiHidden="0" w:name="Table Simple 3"/>
+    <w:lsdException w:unhideWhenUsed="0" w:uiPriority="0" w:semiHidden="0" w:name="Table Classic 1"/>
+    <w:lsdException w:unhideWhenUsed="0" w:uiPriority="0" w:semiHidden="0" w:name="Table Classic 2"/>
+    <w:lsdException w:unhideWhenUsed="0" w:uiPriority="0" w:semiHidden="0" w:name="Table Classic 3"/>
+    <w:lsdException w:unhideWhenUsed="0" w:uiPriority="0" w:semiHidden="0" w:name="Table Classic 4"/>
+    <w:lsdException w:unhideWhenUsed="0" w:uiPriority="0" w:semiHidden="0" w:name="Table Colorful 1"/>
+    <w:lsdException w:unhideWhenUsed="0" w:uiPriority="0" w:semiHidden="0" w:name="Table Colorful 2"/>
+    <w:lsdException w:unhideWhenUsed="0" w:uiPriority="0" w:semiHidden="0" w:name="Table Colorful 3"/>
+    <w:lsdException w:unhideWhenUsed="0" w:uiPriority="0" w:semiHidden="0" w:name="Table Columns 1"/>
+    <w:lsdException w:unhideWhenUsed="0" w:uiPriority="0" w:semiHidden="0" w:name="Table Columns 2"/>
+    <w:lsdException w:unhideWhenUsed="0" w:uiPriority="0" w:semiHidden="0" w:name="Table Columns 3"/>
+    <w:lsdException w:unhideWhenUsed="0" w:uiPriority="0" w:semiHidden="0" w:name="Table Columns 4"/>
+    <w:lsdException w:unhideWhenUsed="0" w:uiPriority="0" w:semiHidden="0" w:name="Table Columns 5"/>
+    <w:lsdException w:unhideWhenUsed="0" w:uiPriority="0" w:semiHidden="0" w:name="Table Grid 1"/>
+    <w:lsdException w:unhideWhenUsed="0" w:uiPriority="0" w:semiHidden="0" w:name="Table Grid 2"/>
+    <w:lsdException w:unhideWhenUsed="0" w:uiPriority="0" w:semiHidden="0" w:name="Table Grid 3"/>
+    <w:lsdException w:unhideWhenUsed="0" w:uiPriority="0" w:semiHidden="0" w:name="Table Grid 4"/>
+    <w:lsdException w:unhideWhenUsed="0" w:uiPriority="0" w:semiHidden="0" w:name="Table Grid 5"/>
+    <w:lsdException w:unhideWhenUsed="0" w:uiPriority="0" w:semiHidden="0" w:name="Table Grid 6"/>
+    <w:lsdException w:unhideWhenUsed="0" w:uiPriority="0" w:semiHidden="0" w:name="Table Grid 7"/>
+    <w:lsdException w:unhideWhenUsed="0" w:uiPriority="0" w:semiHidden="0" w:name="Table Grid 8"/>
+    <w:lsdException w:unhideWhenUsed="0" w:uiPriority="0" w:semiHidden="0" w:name="Table List 1"/>
+    <w:lsdException w:unhideWhenUsed="0" w:uiPriority="0" w:semiHidden="0" w:name="Table List 2"/>
+    <w:lsdException w:unhideWhenUsed="0" w:uiPriority="0" w:semiHidden="0" w:name="Table List 3"/>
+    <w:lsdException w:unhideWhenUsed="0" w:uiPriority="0" w:semiHidden="0" w:name="Table List 4"/>
+    <w:lsdException w:unhideWhenUsed="0" w:uiPriority="0" w:semiHidden="0" w:name="Table List 5"/>
+    <w:lsdException w:unhideWhenUsed="0" w:uiPriority="0" w:semiHidden="0" w:name="Table List 6"/>
+    <w:lsdException w:unhideWhenUsed="0" w:uiPriority="0" w:semiHidden="0" w:name="Table List 7"/>
+    <w:lsdException w:unhideWhenUsed="0" w:uiPriority="0" w:semiHidden="0" w:name="Table List 8"/>
+    <w:lsdException w:unhideWhenUsed="0" w:uiPriority="0" w:semiHidden="0" w:name="Table 3D effects 1"/>
+    <w:lsdException w:unhideWhenUsed="0" w:uiPriority="0" w:semiHidden="0" w:name="Table 3D effects 2"/>
+    <w:lsdException w:unhideWhenUsed="0" w:uiPriority="0" w:semiHidden="0" w:name="Table 3D effects 3"/>
+    <w:lsdException w:unhideWhenUsed="0" w:uiPriority="0" w:semiHidden="0" w:name="Table Contemporary"/>
+    <w:lsdException w:unhideWhenUsed="0" w:uiPriority="0" w:semiHidden="0" w:name="Table Elegant"/>
+    <w:lsdException w:unhideWhenUsed="0" w:uiPriority="0" w:semiHidden="0" w:name="Table Professional"/>
+    <w:lsdException w:unhideWhenUsed="0" w:uiPriority="0" w:semiHidden="0" w:name="Table Subtle 1"/>
+    <w:lsdException w:unhideWhenUsed="0" w:uiPriority="0" w:semiHidden="0" w:name="Table Subtle 2"/>
+    <w:lsdException w:unhideWhenUsed="0" w:uiPriority="0" w:semiHidden="0" w:name="Table Web 1"/>
+    <w:lsdException w:unhideWhenUsed="0" w:uiPriority="0" w:semiHidden="0" w:name="Table Web 2"/>
+    <w:lsdException w:unhideWhenUsed="0" w:uiPriority="0" w:semiHidden="0" w:name="Table Web 3"/>
+    <w:lsdException w:unhideWhenUsed="0" w:uiPriority="0" w:semiHidden="0" w:name="Balloon Text"/>
+    <w:lsdException w:qFormat="1" w:unhideWhenUsed="0" w:uiPriority="0" w:semiHidden="0" w:name="Table Grid"/>
+    <w:lsdException w:unhideWhenUsed="0" w:uiPriority="0" w:semiHidden="0" w:name="Table Theme"/>
+    <w:lsdException w:qFormat="1" w:unhideWhenUsed="0" w:uiPriority="99" w:semiHidden="0" w:name="No Spacing"/>
+    <w:lsdException w:unhideWhenUsed="0" w:uiPriority="60" w:semiHidden="0" w:name="Light Shading"/>
+    <w:lsdException w:unhideWhenUsed="0" w:uiPriority="61" w:semiHidden="0" w:name="Light List"/>
+    <w:lsdException w:unhideWhenUsed="0" w:uiPriority="62" w:semiHidden="0" w:name="Light Grid"/>
+    <w:lsdException w:unhideWhenUsed="0" w:uiPriority="63" w:semiHidden="0" w:name="Medium Shading 1"/>
+    <w:lsdException w:unhideWhenUsed="0" w:uiPriority="64" w:semiHidden="0" w:name="Medium Shading 2"/>
+    <w:lsdException w:unhideWhenUsed="0" w:uiPriority="65" w:semiHidden="0" w:name="Medium List 1"/>
+    <w:lsdException w:unhideWhenUsed="0" w:uiPriority="66" w:semiHidden="0" w:name="Medium List 2"/>
+    <w:lsdException w:unhideWhenUsed="0" w:uiPriority="67" w:semiHidden="0" w:name="Medium Grid 1"/>
+    <w:lsdException w:unhideWhenUsed="0" w:uiPriority="68" w:semiHidden="0" w:name="Medium Grid 2"/>
+    <w:lsdException w:unhideWhenUsed="0" w:uiPriority="69" w:semiHidden="0" w:name="Medium Grid 3"/>
+    <w:lsdException w:unhideWhenUsed="0" w:uiPriority="70" w:semiHidden="0" w:name="Dark List"/>
+    <w:lsdException w:unhideWhenUsed="0" w:uiPriority="71" w:semiHidden="0" w:name="Colorful Shading"/>
+    <w:lsdException w:unhideWhenUsed="0" w:uiPriority="72" w:semiHidden="0" w:name="Colorful List"/>
+    <w:lsdException w:unhideWhenUsed="0" w:uiPriority="73" w:semiHidden="0" w:name="Colorful Grid"/>
+    <w:lsdException w:unhideWhenUsed="0" w:uiPriority="60" w:semiHidden="0" w:name="Light Shading Accent 1"/>
+    <w:lsdException w:unhideWhenUsed="0" w:uiPriority="61" w:semiHidden="0" w:name="Light List Accent 1"/>
+    <w:lsdException w:unhideWhenUsed="0" w:uiPriority="62" w:semiHidden="0" w:name="Light Grid Accent 1"/>
+    <w:lsdException w:unhideWhenUsed="0" w:uiPriority="63" w:semiHidden="0" w:name="Medium Shading 1 Accent 1"/>
+    <w:lsdException w:unhideWhenUsed="0" w:uiPriority="64" w:semiHidden="0" w:name="Medium Shading 2 Accent 1"/>
+    <w:lsdException w:unhideWhenUsed="0" w:uiPriority="65" w:semiHidden="0" w:name="Medium List 1 Accent 1"/>
+    <w:lsdException w:unhideWhenUsed="0" w:uiPriority="66" w:semiHidden="0" w:name="Medium List 2 Accent 1"/>
+    <w:lsdException w:unhideWhenUsed="0" w:uiPriority="67" w:semiHidden="0" w:name="Medium Grid 1 Accent 1"/>
+    <w:lsdException w:unhideWhenUsed="0" w:uiPriority="68" w:semiHidden="0" w:name="Medium Grid 2 Accent 1"/>
+    <w:lsdException w:unhideWhenUsed="0" w:uiPriority="69" w:semiHidden="0" w:name="Medium Grid 3 Accent 1"/>
+    <w:lsdException w:unhideWhenUsed="0" w:uiPriority="70" w:semiHidden="0" w:name="Dark List Accent 1"/>
+    <w:lsdException w:unhideWhenUsed="0" w:uiPriority="71" w:semiHidden="0" w:name="Colorful Shading Accent 1"/>
+    <w:lsdException w:unhideWhenUsed="0" w:uiPriority="72" w:semiHidden="0" w:name="Colorful List Accent 1"/>
+    <w:lsdException w:unhideWhenUsed="0" w:uiPriority="73" w:semiHidden="0" w:name="Colorful Grid Accent 1"/>
+    <w:lsdException w:unhideWhenUsed="0" w:uiPriority="60" w:semiHidden="0" w:name="Light Shading Accent 2"/>
+    <w:lsdException w:unhideWhenUsed="0" w:uiPriority="61" w:semiHidden="0" w:name="Light List Accent 2"/>
+    <w:lsdException w:unhideWhenUsed="0" w:uiPriority="62" w:semiHidden="0" w:name="Light Grid Accent 2"/>
+    <w:lsdException w:unhideWhenUsed="0" w:uiPriority="63" w:semiHidden="0" w:name="Medium Shading 1 Accent 2"/>
+    <w:lsdException w:unhideWhenUsed="0" w:uiPriority="64" w:semiHidden="0" w:name="Medium Shading 2 Accent 2"/>
+    <w:lsdException w:unhideWhenUsed="0" w:uiPriority="65" w:semiHidden="0" w:name="Medium List 1 Accent 2"/>
+    <w:lsdException w:unhideWhenUsed="0" w:uiPriority="66" w:semiHidden="0" w:name="Medium List 2 Accent 2"/>
+    <w:lsdException w:unhideWhenUsed="0" w:uiPriority="67" w:semiHidden="0" w:name="Medium Grid 1 Accent 2"/>
+    <w:lsdException w:unhideWhenUsed="0" w:uiPriority="68" w:semiHidden="0" w:name="Medium Grid 2 Accent 2"/>
+    <w:lsdException w:unhideWhenUsed="0" w:uiPriority="69" w:semiHidden="0" w:name="Medium Grid 3 Accent 2"/>
+    <w:lsdException w:unhideWhenUsed="0" w:uiPriority="70" w:semiHidden="0" w:name="Dark List Accent 2"/>
+    <w:lsdException w:unhideWhenUsed="0" w:uiPriority="71" w:semiHidden="0" w:name="Colorful Shading Accent 2"/>
+    <w:lsdException w:unhideWhenUsed="0" w:uiPriority="72" w:semiHidden="0" w:name="Colorful List Accent 2"/>
+    <w:lsdException w:unhideWhenUsed="0" w:uiPriority="73" w:semiHidden="0" w:name="Colorful Grid Accent 2"/>
+    <w:lsdException w:unhideWhenUsed="0" w:uiPriority="60" w:semiHidden="0" w:name="Light Shading Accent 3"/>
+    <w:lsdException w:unhideWhenUsed="0" w:uiPriority="61" w:semiHidden="0" w:name="Light List Accent 3"/>
+    <w:lsdException w:unhideWhenUsed="0" w:uiPriority="62" w:semiHidden="0" w:name="Light Grid Accent 3"/>
+    <w:lsdException w:unhideWhenUsed="0" w:uiPriority="63" w:semiHidden="0" w:name="Medium Shading 1 Accent 3"/>
+    <w:lsdException w:unhideWhenUsed="0" w:uiPriority="64" w:semiHidden="0" w:name="Medium Shading 2 Accent 3"/>
+    <w:lsdException w:unhideWhenUsed="0" w:uiPriority="65" w:semiHidden="0" w:name="Medium List 1 Accent 3"/>
+    <w:lsdException w:unhideWhenUsed="0" w:uiPriority="66" w:semiHidden="0" w:name="Medium List 2 Accent 3"/>
+    <w:lsdException w:unhideWhenUsed="0" w:uiPriority="67" w:semiHidden="0" w:name="Medium Grid 1 Accent 3"/>
+    <w:lsdException w:unhideWhenUsed="0" w:uiPriority="68" w:semiHidden="0" w:name="Medium Grid 2 Accent 3"/>
+    <w:lsdException w:unhideWhenUsed="0" w:uiPriority="69" w:semiHidden="0" w:name="Medium Grid 3 Accent 3"/>
+    <w:lsdException w:unhideWhenUsed="0" w:uiPriority="70" w:semiHidden="0" w:name="Dark List Accent 3"/>
+    <w:lsdException w:unhideWhenUsed="0" w:uiPriority="71" w:semiHidden="0" w:name="Colorful Shading Accent 3"/>
+    <w:lsdException w:unhideWhenUsed="0" w:uiPriority="72" w:semiHidden="0" w:name="Colorful List Accent 3"/>
+    <w:lsdException w:unhideWhenUsed="0" w:uiPriority="73" w:semiHidden="0" w:name="Colorful Grid Accent 3"/>
+    <w:lsdException w:unhideWhenUsed="0" w:uiPriority="60" w:semiHidden="0" w:name="Light Shading Accent 4"/>
+    <w:lsdException w:unhideWhenUsed="0" w:uiPriority="61" w:semiHidden="0" w:name="Light List Accent 4"/>
+    <w:lsdException w:unhideWhenUsed="0" w:uiPriority="62" w:semiHidden="0" w:name="Light Grid Accent 4"/>
+    <w:lsdException w:unhideWhenUsed="0" w:uiPriority="63" w:semiHidden="0" w:name="Medium Shading 1 Accent 4"/>
+    <w:lsdException w:unhideWhenUsed="0" w:uiPriority="64" w:semiHidden="0" w:name="Medium Shading 2 Accent 4"/>
+    <w:lsdException w:unhideWhenUsed="0" w:uiPriority="65" w:semiHidden="0" w:name="Medium List 1 Accent 4"/>
+    <w:lsdException w:unhideWhenUsed="0" w:uiPriority="66" w:semiHidden="0" w:name="Medium List 2 Accent 4"/>
+    <w:lsdException w:unhideWhenUsed="0" w:uiPriority="67" w:semiHidden="0" w:name="Medium Grid 1 Accent 4"/>
+    <w:lsdException w:unhideWhenUsed="0" w:uiPriority="68" w:semiHidden="0" w:name="Medium Grid 2 Accent 4"/>
+    <w:lsdException w:unhideWhenUsed="0" w:uiPriority="69" w:semiHidden="0" w:name="Medium Grid 3 Accent 4"/>
+    <w:lsdException w:unhideWhenUsed="0" w:uiPriority="70" w:semiHidden="0" w:name="Dark List Accent 4"/>
+    <w:lsdException w:unhideWhenUsed="0" w:uiPriority="71" w:semiHidden="0" w:name="Colorful Shading Accent 4"/>
+    <w:lsdException w:unhideWhenUsed="0" w:uiPriority="72" w:semiHidden="0" w:name="Colorful List Accent 4"/>
+    <w:lsdException w:unhideWhenUsed="0" w:uiPriority="73" w:semiHidden="0" w:name="Colorful Grid Accent 4"/>
+    <w:lsdException w:unhideWhenUsed="0" w:uiPriority="60" w:semiHidden="0" w:name="Light Shading Accent 5"/>
+    <w:lsdException w:unhideWhenUsed="0" w:uiPriority="61" w:semiHidden="0" w:name="Light List Accent 5"/>
+    <w:lsdException w:unhideWhenUsed="0" w:uiPriority="62" w:semiHidden="0" w:name="Light Grid Accent 5"/>
+    <w:lsdException w:unhideWhenUsed="0" w:uiPriority="63" w:semiHidden="0" w:name="Medium Shading 1 Accent 5"/>
+    <w:lsdException w:unhideWhenUsed="0" w:uiPriority="64" w:semiHidden="0" w:name="Medium Shading 2 Accent 5"/>
+    <w:lsdException w:unhideWhenUsed="0" w:uiPriority="65" w:semiHidden="0" w:name="Medium List 1 Accent 5"/>
+    <w:lsdException w:unhideWhenUsed="0" w:uiPriority="66" w:semiHidden="0" w:name="Medium List 2 Accent 5"/>
+    <w:lsdException w:unhideWhenUsed="0" w:uiPriority="67" w:semiHidden="0" w:name="Medium Grid 1 Accent 5"/>
+    <w:lsdException w:unhideWhenUsed="0" w:uiPriority="68" w:semiHidden="0" w:name="Medium Grid 2 Accent 5"/>
+    <w:lsdException w:unhideWhenUsed="0" w:uiPriority="69" w:semiHidden="0" w:name="Medium Grid 3 Accent 5"/>
+    <w:lsdException w:unhideWhenUsed="0" w:uiPriority="70" w:semiHidden="0" w:name="Dark List Accent 5"/>
+    <w:lsdException w:unhideWhenUsed="0" w:uiPriority="71" w:semiHidden="0" w:name="Colorful Shading Accent 5"/>
+    <w:lsdException w:unhideWhenUsed="0" w:uiPriority="72" w:semiHidden="0" w:name="Colorful List Accent 5"/>
+    <w:lsdException w:unhideWhenUsed="0" w:uiPriority="73" w:semiHidden="0" w:name="Colorful Grid Accent 5"/>
+    <w:lsdException w:unhideWhenUsed="0" w:uiPriority="60" w:semiHidden="0" w:name="Light Shading Accent 6"/>
+    <w:lsdException w:unhideWhenUsed="0" w:uiPriority="61" w:semiHidden="0" w:name="Light List Accent 6"/>
+    <w:lsdException w:unhideWhenUsed="0" w:uiPriority="62" w:semiHidden="0" w:name="Light Grid Accent 6"/>
+    <w:lsdException w:unhideWhenUsed="0" w:uiPriority="63" w:semiHidden="0" w:name="Medium Shading 1 Accent 6"/>
+    <w:lsdException w:unhideWhenUsed="0" w:uiPriority="64" w:semiHidden="0" w:name="Medium Shading 2 Accent 6"/>
+    <w:lsdException w:unhideWhenUsed="0" w:uiPriority="65" w:semiHidden="0" w:name="Medium List 1 Accent 6"/>
+    <w:lsdException w:unhideWhenUsed="0" w:uiPriority="66" w:semiHidden="0" w:name="Medium List 2 Accent 6"/>
+    <w:lsdException w:unhideWhenUsed="0" w:uiPriority="67" w:semiHidden="0" w:name="Medium Grid 1 Accent 6"/>
+    <w:lsdException w:unhideWhenUsed="0" w:uiPriority="68" w:semiHidden="0" w:name="Medium Grid 2 Accent 6"/>
+    <w:lsdException w:unhideWhenUsed="0" w:uiPriority="69" w:semiHidden="0" w:name="Medium Grid 3 Accent 6"/>
+    <w:lsdException w:unhideWhenUsed="0" w:uiPriority="70" w:semiHidden="0" w:name="Dark List Accent 6"/>
+    <w:lsdException w:unhideWhenUsed="0" w:uiPriority="71" w:semiHidden="0" w:name="Colorful Shading Accent 6"/>
+    <w:lsdException w:unhideWhenUsed="0" w:uiPriority="72" w:semiHidden="0" w:name="Colorful List Accent 6"/>
+    <w:lsdException w:unhideWhenUsed="0" w:uiPriority="73" w:semiHidden="0" w:name="Colorful Grid Accent 6"/>
   </w:latentStyles>
-  <w:style w:type="paragraph" w:default="1" w:styleId="Normal">
+  <w:style w:type="paragraph" w:default="1" w:styleId="1">
     <w:name w:val="Normal"/>
     <w:qFormat/>
+    <w:uiPriority w:val="0"/>
     <w:pPr>
       <w:kinsoku w:val="0"/>
       <w:autoSpaceDE w:val="0"/>
@@ -10427,7 +10102,7 @@
       <w:textAlignment w:val="baseline"/>
     </w:pPr>
     <w:rPr>
-      <w:rFonts w:ascii="Arial" w:eastAsia="宋体" w:hAnsi="Arial" w:cs="Arial"/>
+      <w:rFonts w:ascii="Arial" w:hAnsi="Arial" w:eastAsia="宋体" w:cs="Arial"/>
       <w:snapToGrid w:val="0"/>
       <w:color w:val="000000"/>
       <w:kern w:val="0"/>
@@ -10436,11 +10111,12 @@
       <w:lang w:val="en-US" w:eastAsia="en-US" w:bidi="ar-SA"/>
     </w:rPr>
   </w:style>
-  <w:style w:type="paragraph" w:styleId="Heading1">
+  <w:style w:type="paragraph" w:styleId="2">
     <w:name w:val="heading 1"/>
-    <w:basedOn w:val="Normal"/>
-    <w:next w:val="Normal"/>
+    <w:basedOn w:val="1"/>
+    <w:next w:val="1"/>
     <w:qFormat/>
+    <w:uiPriority w:val="0"/>
     <w:pPr>
       <w:keepNext/>
       <w:keepLines/>
@@ -10458,13 +10134,14 @@
       <w:sz w:val="44"/>
     </w:rPr>
   </w:style>
-  <w:style w:type="paragraph" w:styleId="Heading2">
+  <w:style w:type="paragraph" w:styleId="3">
     <w:name w:val="heading 2"/>
-    <w:basedOn w:val="Normal"/>
-    <w:next w:val="Normal"/>
-    <w:link w:val="2Char"/>
+    <w:basedOn w:val="1"/>
+    <w:next w:val="1"/>
+    <w:link w:val="26"/>
     <w:unhideWhenUsed/>
     <w:qFormat/>
+    <w:uiPriority w:val="0"/>
     <w:pPr>
       <w:keepNext/>
       <w:keepLines/>
@@ -10477,18 +10154,19 @@
       <w:outlineLvl w:val="1"/>
     </w:pPr>
     <w:rPr>
-      <w:rFonts w:ascii="Arial" w:eastAsia="黑体" w:hAnsi="Arial"/>
+      <w:rFonts w:ascii="Arial" w:hAnsi="Arial" w:eastAsia="黑体"/>
       <w:b/>
       <w:sz w:val="32"/>
     </w:rPr>
   </w:style>
-  <w:style w:type="paragraph" w:styleId="Heading3">
+  <w:style w:type="paragraph" w:styleId="4">
     <w:name w:val="heading 3"/>
-    <w:basedOn w:val="Normal"/>
-    <w:next w:val="Normal"/>
+    <w:basedOn w:val="1"/>
+    <w:next w:val="1"/>
     <w:semiHidden/>
     <w:unhideWhenUsed/>
     <w:qFormat/>
+    <w:uiPriority w:val="0"/>
     <w:pPr>
       <w:keepNext/>
       <w:keepLines/>
@@ -10505,12 +10183,13 @@
       <w:sz w:val="32"/>
     </w:rPr>
   </w:style>
-  <w:style w:type="paragraph" w:styleId="Heading4">
+  <w:style w:type="paragraph" w:styleId="5">
     <w:name w:val="heading 4"/>
-    <w:basedOn w:val="Normal"/>
-    <w:next w:val="Normal"/>
+    <w:basedOn w:val="1"/>
+    <w:next w:val="1"/>
     <w:unhideWhenUsed/>
     <w:qFormat/>
+    <w:uiPriority w:val="0"/>
     <w:pPr>
       <w:keepNext/>
       <w:keepLines/>
@@ -10523,18 +10202,19 @@
       <w:outlineLvl w:val="3"/>
     </w:pPr>
     <w:rPr>
-      <w:rFonts w:ascii="Arial" w:eastAsia="黑体" w:hAnsi="Arial"/>
+      <w:rFonts w:ascii="Arial" w:hAnsi="Arial" w:eastAsia="黑体"/>
       <w:b/>
       <w:sz w:val="28"/>
     </w:rPr>
   </w:style>
-  <w:style w:type="paragraph" w:styleId="Heading5">
+  <w:style w:type="paragraph" w:styleId="6">
     <w:name w:val="heading 5"/>
-    <w:basedOn w:val="Normal"/>
-    <w:next w:val="Normal"/>
+    <w:basedOn w:val="1"/>
+    <w:next w:val="1"/>
     <w:semiHidden/>
     <w:unhideWhenUsed/>
     <w:qFormat/>
+    <w:uiPriority w:val="0"/>
     <w:pPr>
       <w:keepNext/>
       <w:keepLines/>
@@ -10551,13 +10231,14 @@
       <w:sz w:val="28"/>
     </w:rPr>
   </w:style>
-  <w:style w:type="paragraph" w:styleId="Heading6">
+  <w:style w:type="paragraph" w:styleId="7">
     <w:name w:val="heading 6"/>
-    <w:basedOn w:val="Normal"/>
-    <w:next w:val="Normal"/>
+    <w:basedOn w:val="1"/>
+    <w:next w:val="1"/>
     <w:semiHidden/>
     <w:unhideWhenUsed/>
     <w:qFormat/>
+    <w:uiPriority w:val="0"/>
     <w:pPr>
       <w:keepNext/>
       <w:keepLines/>
@@ -10570,18 +10251,19 @@
       <w:outlineLvl w:val="5"/>
     </w:pPr>
     <w:rPr>
-      <w:rFonts w:ascii="Arial" w:eastAsia="黑体" w:hAnsi="Arial"/>
+      <w:rFonts w:ascii="Arial" w:hAnsi="Arial" w:eastAsia="黑体"/>
       <w:b/>
       <w:sz w:val="24"/>
     </w:rPr>
   </w:style>
-  <w:style w:type="paragraph" w:styleId="Heading7">
+  <w:style w:type="paragraph" w:styleId="8">
     <w:name w:val="heading 7"/>
-    <w:basedOn w:val="Normal"/>
-    <w:next w:val="Normal"/>
+    <w:basedOn w:val="1"/>
+    <w:next w:val="1"/>
     <w:semiHidden/>
     <w:unhideWhenUsed/>
     <w:qFormat/>
+    <w:uiPriority w:val="0"/>
     <w:pPr>
       <w:keepNext/>
       <w:keepLines/>
@@ -10598,13 +10280,14 @@
       <w:sz w:val="24"/>
     </w:rPr>
   </w:style>
-  <w:style w:type="paragraph" w:styleId="Heading8">
+  <w:style w:type="paragraph" w:styleId="9">
     <w:name w:val="heading 8"/>
-    <w:basedOn w:val="Normal"/>
-    <w:next w:val="Normal"/>
+    <w:basedOn w:val="1"/>
+    <w:next w:val="1"/>
     <w:semiHidden/>
     <w:unhideWhenUsed/>
     <w:qFormat/>
+    <w:uiPriority w:val="0"/>
     <w:pPr>
       <w:keepNext/>
       <w:keepLines/>
@@ -10617,17 +10300,18 @@
       <w:outlineLvl w:val="7"/>
     </w:pPr>
     <w:rPr>
-      <w:rFonts w:ascii="Arial" w:eastAsia="黑体" w:hAnsi="Arial"/>
+      <w:rFonts w:ascii="Arial" w:hAnsi="Arial" w:eastAsia="黑体"/>
       <w:sz w:val="24"/>
     </w:rPr>
   </w:style>
-  <w:style w:type="paragraph" w:styleId="Heading9">
+  <w:style w:type="paragraph" w:styleId="10">
     <w:name w:val="heading 9"/>
-    <w:basedOn w:val="Normal"/>
-    <w:next w:val="Normal"/>
+    <w:basedOn w:val="1"/>
+    <w:next w:val="1"/>
     <w:semiHidden/>
     <w:unhideWhenUsed/>
     <w:qFormat/>
+    <w:uiPriority w:val="0"/>
     <w:pPr>
       <w:keepNext/>
       <w:keepLines/>
@@ -10640,19 +10324,21 @@
       <w:outlineLvl w:val="8"/>
     </w:pPr>
     <w:rPr>
-      <w:rFonts w:ascii="Arial" w:eastAsia="黑体" w:hAnsi="Arial"/>
+      <w:rFonts w:ascii="Arial" w:hAnsi="Arial" w:eastAsia="黑体"/>
       <w:sz w:val="21"/>
     </w:rPr>
   </w:style>
-  <w:style w:type="character" w:default="1" w:styleId="DefaultParagraphFont">
+  <w:style w:type="character" w:default="1" w:styleId="23">
     <w:name w:val="Default Paragraph Font"/>
     <w:semiHidden/>
     <w:qFormat/>
+    <w:uiPriority w:val="0"/>
   </w:style>
-  <w:style w:type="table" w:default="1" w:styleId="TableNormal">
+  <w:style w:type="table" w:default="1" w:styleId="21">
     <w:name w:val="Normal Table"/>
     <w:semiHidden/>
     <w:qFormat/>
+    <w:uiPriority w:val="0"/>
     <w:tblPr>
       <w:tblCellMar>
         <w:top w:w="0" w:type="dxa"/>
@@ -10662,47 +10348,52 @@
       </w:tblCellMar>
     </w:tblPr>
   </w:style>
-  <w:style w:type="paragraph" w:styleId="NormalIndent">
+  <w:style w:type="paragraph" w:styleId="11">
     <w:name w:val="Normal Indent"/>
-    <w:basedOn w:val="Normal"/>
+    <w:basedOn w:val="1"/>
     <w:qFormat/>
+    <w:uiPriority w:val="0"/>
     <w:pPr>
       <w:ind w:firstLine="420" w:firstLineChars="200"/>
     </w:pPr>
   </w:style>
-  <w:style w:type="paragraph" w:styleId="CommentText">
+  <w:style w:type="paragraph" w:styleId="12">
     <w:name w:val="annotation text"/>
-    <w:basedOn w:val="Normal"/>
+    <w:basedOn w:val="1"/>
     <w:qFormat/>
+    <w:uiPriority w:val="0"/>
     <w:pPr>
       <w:jc w:val="left"/>
     </w:pPr>
   </w:style>
-  <w:style w:type="paragraph" w:styleId="BodyText">
+  <w:style w:type="paragraph" w:styleId="13">
     <w:name w:val="Body Text"/>
-    <w:basedOn w:val="Normal"/>
+    <w:basedOn w:val="1"/>
     <w:semiHidden/>
     <w:qFormat/>
+    <w:uiPriority w:val="0"/>
     <w:rPr>
-      <w:rFonts w:ascii="Arial" w:eastAsia="Arial" w:hAnsi="Arial" w:cs="Arial"/>
+      <w:rFonts w:ascii="Arial" w:hAnsi="Arial" w:eastAsia="Arial" w:cs="Arial"/>
       <w:sz w:val="21"/>
       <w:szCs w:val="21"/>
       <w:lang w:val="en-US" w:eastAsia="en-US" w:bidi="ar-SA"/>
     </w:rPr>
   </w:style>
-  <w:style w:type="paragraph" w:styleId="TOC3">
+  <w:style w:type="paragraph" w:styleId="14">
     <w:name w:val="toc 3"/>
-    <w:basedOn w:val="Normal"/>
-    <w:next w:val="Normal"/>
+    <w:basedOn w:val="1"/>
+    <w:next w:val="1"/>
     <w:qFormat/>
+    <w:uiPriority w:val="0"/>
     <w:pPr>
       <w:ind w:left="840" w:leftChars="400"/>
     </w:pPr>
   </w:style>
-  <w:style w:type="paragraph" w:styleId="Footer">
+  <w:style w:type="paragraph" w:styleId="15">
     <w:name w:val="footer"/>
-    <w:basedOn w:val="Normal"/>
+    <w:basedOn w:val="1"/>
     <w:qFormat/>
+    <w:uiPriority w:val="0"/>
     <w:pPr>
       <w:tabs>
         <w:tab w:val="center" w:pos="4153"/>
@@ -10715,16 +10406,17 @@
       <w:sz w:val="18"/>
     </w:rPr>
   </w:style>
-  <w:style w:type="paragraph" w:styleId="Header">
+  <w:style w:type="paragraph" w:styleId="16">
     <w:name w:val="header"/>
-    <w:basedOn w:val="Normal"/>
+    <w:basedOn w:val="1"/>
     <w:qFormat/>
+    <w:uiPriority w:val="0"/>
     <w:pPr>
       <w:pBdr>
-        <w:top w:val="nil"/>
-        <w:left w:val="nil"/>
-        <w:bottom w:val="nil"/>
-        <w:right w:val="nil"/>
+        <w:top w:val="none" w:color="auto" w:sz="0" w:space="0"/>
+        <w:left w:val="none" w:color="auto" w:sz="0" w:space="0"/>
+        <w:bottom w:val="none" w:color="auto" w:sz="0" w:space="0"/>
+        <w:right w:val="none" w:color="auto" w:sz="0" w:space="0"/>
       </w:pBdr>
       <w:tabs>
         <w:tab w:val="center" w:pos="4153"/>
@@ -10739,37 +10431,41 @@
       <w:sz w:val="18"/>
     </w:rPr>
   </w:style>
-  <w:style w:type="paragraph" w:styleId="TOC1">
+  <w:style w:type="paragraph" w:styleId="17">
     <w:name w:val="toc 1"/>
-    <w:basedOn w:val="Normal"/>
-    <w:next w:val="Normal"/>
+    <w:basedOn w:val="1"/>
+    <w:next w:val="1"/>
     <w:qFormat/>
+    <w:uiPriority w:val="0"/>
     <w:rPr>
-      <w:rFonts w:ascii="Arial" w:eastAsia="Microsoft JhengHei" w:hAnsi="Arial"/>
+      <w:rFonts w:ascii="Arial" w:hAnsi="Arial" w:eastAsia="Microsoft JhengHei"/>
       <w:sz w:val="24"/>
     </w:rPr>
   </w:style>
-  <w:style w:type="paragraph" w:styleId="TOC2">
+  <w:style w:type="paragraph" w:styleId="18">
     <w:name w:val="toc 2"/>
-    <w:basedOn w:val="Normal"/>
-    <w:next w:val="Normal"/>
+    <w:basedOn w:val="1"/>
+    <w:next w:val="1"/>
     <w:qFormat/>
+    <w:uiPriority w:val="0"/>
     <w:pPr>
       <w:ind w:left="420" w:leftChars="200"/>
     </w:pPr>
   </w:style>
-  <w:style w:type="paragraph" w:styleId="NormalWeb">
+  <w:style w:type="paragraph" w:styleId="19">
     <w:name w:val="Normal (Web)"/>
-    <w:basedOn w:val="Normal"/>
+    <w:basedOn w:val="1"/>
     <w:qFormat/>
+    <w:uiPriority w:val="0"/>
     <w:rPr>
       <w:sz w:val="24"/>
     </w:rPr>
   </w:style>
-  <w:style w:type="paragraph" w:styleId="Title">
+  <w:style w:type="paragraph" w:styleId="20">
     <w:name w:val="Title"/>
-    <w:basedOn w:val="Normal"/>
+    <w:basedOn w:val="1"/>
     <w:qFormat/>
+    <w:uiPriority w:val="0"/>
     <w:pPr>
       <w:spacing w:before="240" w:beforeLines="0" w:beforeAutospacing="0" w:after="60" w:afterLines="0" w:afterAutospacing="0"/>
       <w:jc w:val="center"/>
@@ -10781,59 +10477,62 @@
       <w:sz w:val="32"/>
     </w:rPr>
   </w:style>
-  <w:style w:type="table" w:styleId="TableGrid">
+  <w:style w:type="table" w:styleId="22">
     <w:name w:val="Table Grid"/>
-    <w:basedOn w:val="TableNormal"/>
+    <w:basedOn w:val="21"/>
     <w:qFormat/>
+    <w:uiPriority w:val="0"/>
     <w:pPr>
       <w:widowControl w:val="0"/>
       <w:jc w:val="both"/>
     </w:pPr>
     <w:tblPr>
       <w:tblBorders>
-        <w:top w:val="single" w:sz="4" w:space="0" w:color="auto"/>
-        <w:left w:val="single" w:sz="4" w:space="0" w:color="auto"/>
-        <w:bottom w:val="single" w:sz="4" w:space="0" w:color="auto"/>
-        <w:right w:val="single" w:sz="4" w:space="0" w:color="auto"/>
-        <w:insideH w:val="single" w:sz="4" w:space="0" w:color="auto"/>
-        <w:insideV w:val="single" w:sz="4" w:space="0" w:color="auto"/>
+        <w:top w:val="single" w:color="auto" w:sz="4" w:space="0"/>
+        <w:left w:val="single" w:color="auto" w:sz="4" w:space="0"/>
+        <w:bottom w:val="single" w:color="auto" w:sz="4" w:space="0"/>
+        <w:right w:val="single" w:color="auto" w:sz="4" w:space="0"/>
+        <w:insideH w:val="single" w:color="auto" w:sz="4" w:space="0"/>
+        <w:insideV w:val="single" w:color="auto" w:sz="4" w:space="0"/>
       </w:tblBorders>
     </w:tblPr>
   </w:style>
-  <w:style w:type="character" w:styleId="Strong">
+  <w:style w:type="character" w:styleId="24">
     <w:name w:val="Strong"/>
-    <w:basedOn w:val="DefaultParagraphFont"/>
+    <w:basedOn w:val="23"/>
     <w:qFormat/>
+    <w:uiPriority w:val="0"/>
     <w:rPr>
       <w:b/>
     </w:rPr>
   </w:style>
-  <w:style w:type="paragraph" w:styleId="NoSpacing">
+  <w:style w:type="paragraph" w:styleId="25">
     <w:name w:val="No Spacing"/>
+    <w:qFormat/>
     <w:uiPriority w:val="99"/>
-    <w:qFormat/>
     <w:rPr>
-      <w:rFonts w:ascii="Calibri" w:eastAsia="宋体" w:hAnsi="Calibri" w:cs="Times New Roman"/>
+      <w:rFonts w:ascii="Calibri" w:hAnsi="Calibri" w:eastAsia="宋体" w:cs="Times New Roman"/>
       <w:sz w:val="22"/>
       <w:szCs w:val="22"/>
       <w:lang w:val="en-US" w:eastAsia="zh-CN" w:bidi="ar-SA"/>
     </w:rPr>
   </w:style>
-  <w:style w:type="character" w:customStyle="1" w:styleId="2Char">
+  <w:style w:type="character" w:customStyle="1" w:styleId="26">
     <w:name w:val="标题 2 Char"/>
-    <w:link w:val="Heading2"/>
+    <w:link w:val="3"/>
     <w:qFormat/>
+    <w:uiPriority w:val="0"/>
     <w:rPr>
-      <w:rFonts w:ascii="Arial" w:eastAsia="黑体" w:hAnsi="Arial"/>
+      <w:rFonts w:ascii="Arial" w:hAnsi="Arial" w:eastAsia="黑体"/>
       <w:b/>
       <w:sz w:val="32"/>
     </w:rPr>
   </w:style>
-  <w:style w:type="paragraph" w:customStyle="1" w:styleId="TableParagraph">
+  <w:style w:type="paragraph" w:customStyle="1" w:styleId="27">
     <w:name w:val="Table Paragraph"/>
-    <w:basedOn w:val="Normal"/>
+    <w:basedOn w:val="1"/>
+    <w:qFormat/>
     <w:uiPriority w:val="1"/>
-    <w:qFormat/>
     <w:pPr>
       <w:autoSpaceDE w:val="0"/>
       <w:autoSpaceDN w:val="0"/>
@@ -10849,11 +10548,12 @@
       <w:lang w:val="zh-CN" w:bidi="zh-CN"/>
     </w:rPr>
   </w:style>
-  <w:style w:type="table" w:customStyle="1" w:styleId="TableNormal0">
+  <w:style w:type="table" w:customStyle="1" w:styleId="28">
     <w:name w:val="Table Normal_0"/>
     <w:semiHidden/>
     <w:unhideWhenUsed/>
     <w:qFormat/>
+    <w:uiPriority w:val="0"/>
     <w:tblPr>
       <w:tblCellMar>
         <w:top w:w="0" w:type="dxa"/>
@@ -10863,81 +10563,87 @@
       </w:tblCellMar>
     </w:tblPr>
   </w:style>
-  <w:style w:type="paragraph" w:customStyle="1" w:styleId="TableText">
+  <w:style w:type="paragraph" w:customStyle="1" w:styleId="29">
     <w:name w:val="Table Text"/>
-    <w:basedOn w:val="Normal"/>
+    <w:basedOn w:val="1"/>
     <w:semiHidden/>
     <w:qFormat/>
+    <w:uiPriority w:val="0"/>
     <w:rPr>
-      <w:rFonts w:ascii="宋体" w:eastAsia="宋体" w:hAnsi="宋体" w:cs="宋体"/>
+      <w:rFonts w:ascii="宋体" w:hAnsi="宋体" w:eastAsia="宋体" w:cs="宋体"/>
       <w:sz w:val="21"/>
       <w:szCs w:val="21"/>
       <w:lang w:val="en-US" w:eastAsia="en-US" w:bidi="ar-SA"/>
     </w:rPr>
   </w:style>
-  <w:style w:type="paragraph" w:customStyle="1" w:styleId="1">
+  <w:style w:type="paragraph" w:customStyle="1" w:styleId="30">
     <w:name w:val="柴_标题1"/>
-    <w:basedOn w:val="Heading1"/>
-    <w:next w:val="a"/>
-    <w:link w:val="1Char"/>
+    <w:basedOn w:val="2"/>
+    <w:next w:val="31"/>
+    <w:link w:val="42"/>
     <w:qFormat/>
+    <w:uiPriority w:val="0"/>
     <w:pPr>
       <w:spacing w:before="100" w:after="90" w:line="360" w:lineRule="auto"/>
     </w:pPr>
     <w:rPr>
-      <w:rFonts w:ascii="Arial" w:eastAsia="宋体" w:hAnsi="Arial"/>
+      <w:rFonts w:ascii="Arial" w:hAnsi="Arial" w:eastAsia="宋体"/>
       <w:sz w:val="32"/>
     </w:rPr>
   </w:style>
-  <w:style w:type="paragraph" w:customStyle="1" w:styleId="a">
+  <w:style w:type="paragraph" w:customStyle="1" w:styleId="31">
     <w:name w:val="柴_正文"/>
-    <w:basedOn w:val="BodyText"/>
-    <w:link w:val="Char"/>
+    <w:basedOn w:val="13"/>
+    <w:link w:val="45"/>
     <w:qFormat/>
+    <w:uiPriority w:val="0"/>
     <w:pPr>
       <w:spacing w:line="360" w:lineRule="auto"/>
       <w:ind w:firstLine="470" w:firstLineChars="200"/>
     </w:pPr>
     <w:rPr>
-      <w:rFonts w:ascii="Arial" w:eastAsia="宋体" w:hAnsi="Arial"/>
+      <w:rFonts w:ascii="Arial" w:hAnsi="Arial" w:eastAsia="宋体"/>
       <w:sz w:val="24"/>
       <w:lang w:eastAsia="zh-CN"/>
     </w:rPr>
   </w:style>
-  <w:style w:type="paragraph" w:customStyle="1" w:styleId="2">
+  <w:style w:type="paragraph" w:customStyle="1" w:styleId="32">
     <w:name w:val="柴_标题2"/>
-    <w:basedOn w:val="Heading2"/>
-    <w:next w:val="a"/>
+    <w:basedOn w:val="3"/>
+    <w:next w:val="31"/>
     <w:qFormat/>
+    <w:uiPriority w:val="0"/>
     <w:pPr>
       <w:spacing w:line="360" w:lineRule="auto"/>
     </w:pPr>
     <w:rPr>
-      <w:rFonts w:ascii="Arial" w:eastAsia="宋体" w:hAnsi="Arial"/>
+      <w:rFonts w:ascii="Arial" w:hAnsi="Arial" w:eastAsia="宋体"/>
       <w:sz w:val="28"/>
     </w:rPr>
   </w:style>
-  <w:style w:type="paragraph" w:customStyle="1" w:styleId="3">
+  <w:style w:type="paragraph" w:customStyle="1" w:styleId="33">
     <w:name w:val="柴_标题3"/>
-    <w:basedOn w:val="Heading3"/>
-    <w:next w:val="a"/>
+    <w:basedOn w:val="4"/>
+    <w:next w:val="31"/>
     <w:qFormat/>
+    <w:uiPriority w:val="0"/>
     <w:pPr>
       <w:spacing w:line="360" w:lineRule="auto"/>
       <w:ind w:left="0" w:firstLine="472" w:firstLineChars="200"/>
     </w:pPr>
     <w:rPr>
-      <w:rFonts w:ascii="宋体" w:eastAsia="宋体" w:hAnsi="宋体" w:cs="宋体"/>
+      <w:rFonts w:ascii="宋体" w:hAnsi="宋体" w:eastAsia="宋体" w:cs="宋体"/>
       <w:spacing w:val="-2"/>
       <w:sz w:val="24"/>
       <w:szCs w:val="24"/>
     </w:rPr>
   </w:style>
-  <w:style w:type="paragraph" w:customStyle="1" w:styleId="a0">
+  <w:style w:type="paragraph" w:customStyle="1" w:styleId="34">
     <w:name w:val="柴_目录"/>
-    <w:basedOn w:val="Normal"/>
-    <w:next w:val="BodyText"/>
+    <w:basedOn w:val="1"/>
+    <w:next w:val="13"/>
     <w:qFormat/>
+    <w:uiPriority w:val="0"/>
     <w:pPr>
       <w:tabs>
         <w:tab w:val="right" w:leader="dot" w:pos="8442"/>
@@ -10945,89 +10651,96 @@
       <w:ind w:left="0" w:leftChars="0"/>
     </w:pPr>
     <w:rPr>
-      <w:rFonts w:ascii="Arial" w:eastAsia="Microsoft JhengHei" w:hAnsi="Arial"/>
+      <w:rFonts w:ascii="Arial" w:hAnsi="Arial" w:eastAsia="Microsoft JhengHei"/>
       <w:sz w:val="24"/>
     </w:rPr>
   </w:style>
-  <w:style w:type="paragraph" w:customStyle="1" w:styleId="a1">
+  <w:style w:type="paragraph" w:customStyle="1" w:styleId="35">
     <w:name w:val="柴_公司名"/>
-    <w:basedOn w:val="Title"/>
+    <w:basedOn w:val="20"/>
     <w:qFormat/>
+    <w:uiPriority w:val="0"/>
     <w:pPr>
       <w:spacing w:after="600" w:afterLines="600"/>
     </w:pPr>
     <w:rPr>
-      <w:rFonts w:ascii="宋体" w:eastAsia="宋体" w:hAnsi="宋体" w:cs="宋体" w:hint="eastAsia"/>
+      <w:rFonts w:hint="eastAsia" w:ascii="宋体" w:hAnsi="宋体" w:eastAsia="宋体" w:cs="宋体"/>
       <w:bCs/>
       <w:spacing w:val="-6"/>
       <w:sz w:val="52"/>
       <w:szCs w:val="52"/>
     </w:rPr>
   </w:style>
-  <w:style w:type="paragraph" w:customStyle="1" w:styleId="a2">
+  <w:style w:type="paragraph" w:customStyle="1" w:styleId="36">
     <w:name w:val="柴_文档名"/>
-    <w:basedOn w:val="Title"/>
+    <w:basedOn w:val="20"/>
     <w:qFormat/>
+    <w:uiPriority w:val="0"/>
     <w:pPr>
       <w:spacing w:after="900" w:afterLines="900"/>
     </w:pPr>
     <w:rPr>
-      <w:rFonts w:ascii="黑体" w:eastAsia="黑体" w:hAnsi="黑体" w:cs="黑体"/>
+      <w:rFonts w:ascii="黑体" w:hAnsi="黑体" w:eastAsia="黑体" w:cs="黑体"/>
       <w:bCs/>
       <w:spacing w:val="-7"/>
       <w:sz w:val="52"/>
       <w:szCs w:val="52"/>
     </w:rPr>
   </w:style>
-  <w:style w:type="paragraph" w:customStyle="1" w:styleId="WPSOffice1">
+  <w:style w:type="paragraph" w:customStyle="1" w:styleId="37">
     <w:name w:val="WPSOffice手动目录 1"/>
     <w:qFormat/>
+    <w:uiPriority w:val="0"/>
     <w:pPr>
       <w:ind w:leftChars="0"/>
     </w:pPr>
     <w:rPr>
-      <w:rFonts w:ascii="Times New Roman" w:eastAsia="宋体" w:hAnsi="Times New Roman" w:cs="Times New Roman"/>
+      <w:rFonts w:ascii="Times New Roman" w:hAnsi="Times New Roman" w:eastAsia="宋体" w:cs="Times New Roman"/>
       <w:sz w:val="20"/>
       <w:szCs w:val="20"/>
     </w:rPr>
   </w:style>
-  <w:style w:type="paragraph" w:customStyle="1" w:styleId="WPSOffice2">
+  <w:style w:type="paragraph" w:customStyle="1" w:styleId="38">
     <w:name w:val="WPSOffice手动目录 2"/>
     <w:qFormat/>
+    <w:uiPriority w:val="0"/>
     <w:pPr>
       <w:ind w:leftChars="200"/>
     </w:pPr>
     <w:rPr>
-      <w:rFonts w:ascii="Times New Roman" w:eastAsia="宋体" w:hAnsi="Times New Roman" w:cs="Times New Roman"/>
+      <w:rFonts w:ascii="Times New Roman" w:hAnsi="Times New Roman" w:eastAsia="宋体" w:cs="Times New Roman"/>
       <w:sz w:val="20"/>
       <w:szCs w:val="20"/>
     </w:rPr>
   </w:style>
-  <w:style w:type="paragraph" w:customStyle="1" w:styleId="WPSOffice3">
+  <w:style w:type="paragraph" w:customStyle="1" w:styleId="39">
     <w:name w:val="WPSOffice手动目录 3"/>
     <w:qFormat/>
+    <w:uiPriority w:val="0"/>
     <w:pPr>
       <w:ind w:leftChars="400"/>
     </w:pPr>
     <w:rPr>
-      <w:rFonts w:ascii="Times New Roman" w:eastAsia="宋体" w:hAnsi="Times New Roman" w:cs="Times New Roman"/>
+      <w:rFonts w:ascii="Times New Roman" w:hAnsi="Times New Roman" w:eastAsia="宋体" w:cs="Times New Roman"/>
       <w:sz w:val="20"/>
       <w:szCs w:val="20"/>
     </w:rPr>
   </w:style>
-  <w:style w:type="paragraph" w:customStyle="1" w:styleId="Compact">
+  <w:style w:type="paragraph" w:customStyle="1" w:styleId="40">
     <w:name w:val="Compact"/>
-    <w:basedOn w:val="BodyText"/>
+    <w:basedOn w:val="13"/>
     <w:qFormat/>
+    <w:uiPriority w:val="0"/>
     <w:pPr>
       <w:spacing w:before="36" w:after="36"/>
     </w:pPr>
   </w:style>
-  <w:style w:type="table" w:customStyle="1" w:styleId="Table">
+  <w:style w:type="table" w:customStyle="1" w:styleId="41">
     <w:name w:val="Table"/>
     <w:semiHidden/>
     <w:unhideWhenUsed/>
     <w:qFormat/>
+    <w:uiPriority w:val="0"/>
     <w:tblPr>
       <w:tblCellMar>
         <w:top w:w="0" w:type="dxa"/>
@@ -11039,25 +10752,27 @@
     <w:tblStylePr w:type="firstRow">
       <w:tcPr>
         <w:tcBorders>
-          <w:bottom w:val="single" w:sz="0" w:space="0" w:color="auto"/>
+          <w:bottom w:val="single" w:color="auto" w:sz="0" w:space="0"/>
         </w:tcBorders>
         <w:vAlign w:val="bottom"/>
       </w:tcPr>
     </w:tblStylePr>
   </w:style>
-  <w:style w:type="character" w:customStyle="1" w:styleId="1Char">
+  <w:style w:type="character" w:customStyle="1" w:styleId="42">
     <w:name w:val="柴_标题1 Char"/>
-    <w:link w:val="1"/>
+    <w:link w:val="30"/>
     <w:qFormat/>
+    <w:uiPriority w:val="0"/>
     <w:rPr>
-      <w:rFonts w:ascii="Arial" w:eastAsia="宋体" w:hAnsi="Arial"/>
+      <w:rFonts w:ascii="Arial" w:hAnsi="Arial" w:eastAsia="宋体"/>
       <w:sz w:val="32"/>
     </w:rPr>
   </w:style>
-  <w:style w:type="paragraph" w:customStyle="1" w:styleId="a3">
+  <w:style w:type="paragraph" w:customStyle="1" w:styleId="43">
     <w:name w:val="柴_正文_无缩进"/>
-    <w:basedOn w:val="Normal"/>
+    <w:basedOn w:val="1"/>
     <w:qFormat/>
+    <w:uiPriority w:val="0"/>
     <w:pPr>
       <w:ind w:firstLine="0" w:firstLineChars="0"/>
     </w:pPr>
@@ -11067,29 +10782,31 @@
       <w:lang w:eastAsia="zh-CN"/>
     </w:rPr>
   </w:style>
-  <w:style w:type="paragraph" w:customStyle="1" w:styleId="4">
+  <w:style w:type="paragraph" w:customStyle="1" w:styleId="44">
     <w:name w:val="柴_标题4"/>
-    <w:basedOn w:val="Heading4"/>
-    <w:next w:val="Normal"/>
+    <w:basedOn w:val="5"/>
+    <w:next w:val="1"/>
     <w:qFormat/>
+    <w:uiPriority w:val="0"/>
     <w:pPr>
       <w:widowControl w:val="0"/>
       <w:spacing w:before="160" w:line="360" w:lineRule="auto"/>
-      <w:ind w:left="981" w:hanging="862" w:leftChars="300"/>
+      <w:ind w:left="981" w:leftChars="300" w:hanging="862"/>
     </w:pPr>
     <w:rPr>
-      <w:rFonts w:ascii="Calibri" w:eastAsia="宋体" w:hAnsi="Calibri" w:cs="宋体" w:hint="eastAsia"/>
+      <w:rFonts w:hint="eastAsia" w:ascii="Calibri" w:hAnsi="Calibri" w:eastAsia="宋体" w:cs="宋体"/>
       <w:sz w:val="24"/>
       <w:szCs w:val="24"/>
       <w:lang w:eastAsia="zh-CN" w:bidi="zh-CN"/>
     </w:rPr>
   </w:style>
-  <w:style w:type="character" w:customStyle="1" w:styleId="Char">
+  <w:style w:type="character" w:customStyle="1" w:styleId="45">
     <w:name w:val="柴_正文 Char"/>
-    <w:link w:val="a"/>
+    <w:link w:val="31"/>
     <w:qFormat/>
+    <w:uiPriority w:val="0"/>
     <w:rPr>
-      <w:rFonts w:ascii="Arial" w:eastAsia="宋体" w:hAnsi="Arial"/>
+      <w:rFonts w:ascii="Arial" w:hAnsi="Arial" w:eastAsia="宋体"/>
       <w:sz w:val="24"/>
       <w:lang w:eastAsia="zh-CN"/>
     </w:rPr>

--- a/6-过程管理/流程制度规范类文件/060109-服务可用性和业务连续性管理制度.docx
+++ b/6-过程管理/流程制度规范类文件/060109-服务可用性和业务连续性管理制度.docx
@@ -47,7 +47,7 @@
           <w:lang w:val="en-US" w:eastAsia="zh-CN"/>
         </w:rPr>
       </w:pPr>
-      <w:bookmarkStart w:id="0" w:name="_Toc19936"/>
+      <w:bookmarkStart w:id="0" w:name="_Toc27630"/>
       <w:r>
         <w:rPr>
           <w:rFonts w:hint="eastAsia"/>
@@ -75,7 +75,7 @@
         <w:snapToGrid w:val="0"/>
         <w:textAlignment w:val="baseline"/>
       </w:pPr>
-      <w:bookmarkStart w:id="1" w:name="_Toc12751"/>
+      <w:bookmarkStart w:id="1" w:name="_Toc23463"/>
       <w:r>
         <w:t>中达丰集团有限公司</w:t>
       </w:r>
@@ -188,7 +188,7 @@
           <w:szCs w:val="21"/>
         </w:rPr>
       </w:pPr>
-      <w:bookmarkStart w:id="2" w:name="_Toc27099"/>
+      <w:bookmarkStart w:id="2" w:name="_Toc619"/>
       <w:r>
         <w:rPr>
           <w:rFonts w:ascii="宋体" w:hAnsi="宋体" w:eastAsia="宋体" w:cs="宋体"/>
@@ -1583,7 +1583,7 @@
               <w:spacing w:val="-19"/>
               <w:szCs w:val="28"/>
             </w:rPr>
-            <w:instrText xml:space="preserve"> HYPERLINK \l _Toc19936 </w:instrText>
+            <w:instrText xml:space="preserve"> HYPERLINK \l _Toc27630 </w:instrText>
           </w:r>
           <w:r>
             <w:rPr>
@@ -1608,7 +1608,7 @@
             <w:fldChar w:fldCharType="begin"/>
           </w:r>
           <w:r>
-            <w:instrText xml:space="preserve"> PAGEREF _Toc19936 \h </w:instrText>
+            <w:instrText xml:space="preserve"> PAGEREF _Toc27630 \h </w:instrText>
           </w:r>
           <w:r>
             <w:fldChar w:fldCharType="separate"/>
@@ -1652,7 +1652,7 @@
               <w:spacing w:val="-19"/>
               <w:szCs w:val="28"/>
             </w:rPr>
-            <w:instrText xml:space="preserve"> HYPERLINK \l _Toc12751 </w:instrText>
+            <w:instrText xml:space="preserve"> HYPERLINK \l _Toc23463 </w:instrText>
           </w:r>
           <w:r>
             <w:rPr>
@@ -1673,7 +1673,7 @@
             <w:fldChar w:fldCharType="begin"/>
           </w:r>
           <w:r>
-            <w:instrText xml:space="preserve"> PAGEREF _Toc12751 \h </w:instrText>
+            <w:instrText xml:space="preserve"> PAGEREF _Toc23463 \h </w:instrText>
           </w:r>
           <w:r>
             <w:fldChar w:fldCharType="separate"/>
@@ -1717,7 +1717,7 @@
               <w:spacing w:val="-19"/>
               <w:szCs w:val="28"/>
             </w:rPr>
-            <w:instrText xml:space="preserve"> HYPERLINK \l _Toc27099 </w:instrText>
+            <w:instrText xml:space="preserve"> HYPERLINK \l _Toc619 </w:instrText>
           </w:r>
           <w:r>
             <w:rPr>
@@ -1743,7 +1743,7 @@
             <w:fldChar w:fldCharType="begin"/>
           </w:r>
           <w:r>
-            <w:instrText xml:space="preserve"> PAGEREF _Toc27099 \h </w:instrText>
+            <w:instrText xml:space="preserve"> PAGEREF _Toc619 \h </w:instrText>
           </w:r>
           <w:r>
             <w:fldChar w:fldCharType="separate"/>
@@ -1787,7 +1787,7 @@
               <w:spacing w:val="-19"/>
               <w:szCs w:val="28"/>
             </w:rPr>
-            <w:instrText xml:space="preserve"> HYPERLINK \l _Toc30240 </w:instrText>
+            <w:instrText xml:space="preserve"> HYPERLINK \l _Toc962 </w:instrText>
           </w:r>
           <w:r>
             <w:rPr>
@@ -1814,7 +1814,7 @@
             <w:fldChar w:fldCharType="begin"/>
           </w:r>
           <w:r>
-            <w:instrText xml:space="preserve"> PAGEREF _Toc30240 \h </w:instrText>
+            <w:instrText xml:space="preserve"> PAGEREF _Toc962 \h </w:instrText>
           </w:r>
           <w:r>
             <w:fldChar w:fldCharType="separate"/>
@@ -1858,7 +1858,7 @@
               <w:spacing w:val="-19"/>
               <w:szCs w:val="28"/>
             </w:rPr>
-            <w:instrText xml:space="preserve"> HYPERLINK \l _Toc21571 </w:instrText>
+            <w:instrText xml:space="preserve"> HYPERLINK \l _Toc22661 </w:instrText>
           </w:r>
           <w:r>
             <w:rPr>
@@ -1885,7 +1885,7 @@
             <w:fldChar w:fldCharType="begin"/>
           </w:r>
           <w:r>
-            <w:instrText xml:space="preserve"> PAGEREF _Toc21571 \h </w:instrText>
+            <w:instrText xml:space="preserve"> PAGEREF _Toc22661 \h </w:instrText>
           </w:r>
           <w:r>
             <w:fldChar w:fldCharType="separate"/>
@@ -1929,7 +1929,7 @@
               <w:spacing w:val="-19"/>
               <w:szCs w:val="28"/>
             </w:rPr>
-            <w:instrText xml:space="preserve"> HYPERLINK \l _Toc4213 </w:instrText>
+            <w:instrText xml:space="preserve"> HYPERLINK \l _Toc25302 </w:instrText>
           </w:r>
           <w:r>
             <w:rPr>
@@ -1956,7 +1956,7 @@
             <w:fldChar w:fldCharType="begin"/>
           </w:r>
           <w:r>
-            <w:instrText xml:space="preserve"> PAGEREF _Toc4213 \h </w:instrText>
+            <w:instrText xml:space="preserve"> PAGEREF _Toc25302 \h </w:instrText>
           </w:r>
           <w:r>
             <w:fldChar w:fldCharType="separate"/>
@@ -2000,7 +2000,7 @@
               <w:spacing w:val="-19"/>
               <w:szCs w:val="28"/>
             </w:rPr>
-            <w:instrText xml:space="preserve"> HYPERLINK \l _Toc31163 </w:instrText>
+            <w:instrText xml:space="preserve"> HYPERLINK \l _Toc12618 </w:instrText>
           </w:r>
           <w:r>
             <w:rPr>
@@ -2027,7 +2027,7 @@
             <w:fldChar w:fldCharType="begin"/>
           </w:r>
           <w:r>
-            <w:instrText xml:space="preserve"> PAGEREF _Toc31163 \h </w:instrText>
+            <w:instrText xml:space="preserve"> PAGEREF _Toc12618 \h </w:instrText>
           </w:r>
           <w:r>
             <w:fldChar w:fldCharType="separate"/>
@@ -2071,7 +2071,7 @@
               <w:spacing w:val="-19"/>
               <w:szCs w:val="28"/>
             </w:rPr>
-            <w:instrText xml:space="preserve"> HYPERLINK \l _Toc16203 </w:instrText>
+            <w:instrText xml:space="preserve"> HYPERLINK \l _Toc10277 </w:instrText>
           </w:r>
           <w:r>
             <w:rPr>
@@ -2098,7 +2098,7 @@
             <w:fldChar w:fldCharType="begin"/>
           </w:r>
           <w:r>
-            <w:instrText xml:space="preserve"> PAGEREF _Toc16203 \h </w:instrText>
+            <w:instrText xml:space="preserve"> PAGEREF _Toc10277 \h </w:instrText>
           </w:r>
           <w:r>
             <w:fldChar w:fldCharType="separate"/>
@@ -2142,7 +2142,7 @@
               <w:spacing w:val="-19"/>
               <w:szCs w:val="28"/>
             </w:rPr>
-            <w:instrText xml:space="preserve"> HYPERLINK \l _Toc6564 </w:instrText>
+            <w:instrText xml:space="preserve"> HYPERLINK \l _Toc23963 </w:instrText>
           </w:r>
           <w:r>
             <w:rPr>
@@ -2169,7 +2169,7 @@
             <w:fldChar w:fldCharType="begin"/>
           </w:r>
           <w:r>
-            <w:instrText xml:space="preserve"> PAGEREF _Toc6564 \h </w:instrText>
+            <w:instrText xml:space="preserve"> PAGEREF _Toc23963 \h </w:instrText>
           </w:r>
           <w:r>
             <w:fldChar w:fldCharType="separate"/>
@@ -2213,7 +2213,7 @@
               <w:spacing w:val="-19"/>
               <w:szCs w:val="28"/>
             </w:rPr>
-            <w:instrText xml:space="preserve"> HYPERLINK \l _Toc15338 </w:instrText>
+            <w:instrText xml:space="preserve"> HYPERLINK \l _Toc27925 </w:instrText>
           </w:r>
           <w:r>
             <w:rPr>
@@ -2245,7 +2245,7 @@
             <w:fldChar w:fldCharType="begin"/>
           </w:r>
           <w:r>
-            <w:instrText xml:space="preserve"> PAGEREF _Toc15338 \h </w:instrText>
+            <w:instrText xml:space="preserve"> PAGEREF _Toc27925 \h </w:instrText>
           </w:r>
           <w:r>
             <w:fldChar w:fldCharType="separate"/>
@@ -2289,7 +2289,7 @@
               <w:spacing w:val="-19"/>
               <w:szCs w:val="28"/>
             </w:rPr>
-            <w:instrText xml:space="preserve"> HYPERLINK \l _Toc27089 </w:instrText>
+            <w:instrText xml:space="preserve"> HYPERLINK \l _Toc30019 </w:instrText>
           </w:r>
           <w:r>
             <w:rPr>
@@ -2316,7 +2316,7 @@
             <w:fldChar w:fldCharType="begin"/>
           </w:r>
           <w:r>
-            <w:instrText xml:space="preserve"> PAGEREF _Toc27089 \h </w:instrText>
+            <w:instrText xml:space="preserve"> PAGEREF _Toc30019 \h </w:instrText>
           </w:r>
           <w:r>
             <w:fldChar w:fldCharType="separate"/>
@@ -2360,7 +2360,7 @@
               <w:spacing w:val="-19"/>
               <w:szCs w:val="28"/>
             </w:rPr>
-            <w:instrText xml:space="preserve"> HYPERLINK \l _Toc26595 </w:instrText>
+            <w:instrText xml:space="preserve"> HYPERLINK \l _Toc9813 </w:instrText>
           </w:r>
           <w:r>
             <w:rPr>
@@ -2387,7 +2387,7 @@
             <w:fldChar w:fldCharType="begin"/>
           </w:r>
           <w:r>
-            <w:instrText xml:space="preserve"> PAGEREF _Toc26595 \h </w:instrText>
+            <w:instrText xml:space="preserve"> PAGEREF _Toc9813 \h </w:instrText>
           </w:r>
           <w:r>
             <w:fldChar w:fldCharType="separate"/>
@@ -2431,7 +2431,7 @@
               <w:spacing w:val="-19"/>
               <w:szCs w:val="28"/>
             </w:rPr>
-            <w:instrText xml:space="preserve"> HYPERLINK \l _Toc17549 </w:instrText>
+            <w:instrText xml:space="preserve"> HYPERLINK \l _Toc11776 </w:instrText>
           </w:r>
           <w:r>
             <w:rPr>
@@ -2458,7 +2458,7 @@
             <w:fldChar w:fldCharType="begin"/>
           </w:r>
           <w:r>
-            <w:instrText xml:space="preserve"> PAGEREF _Toc17549 \h </w:instrText>
+            <w:instrText xml:space="preserve"> PAGEREF _Toc11776 \h </w:instrText>
           </w:r>
           <w:r>
             <w:fldChar w:fldCharType="separate"/>
@@ -2502,7 +2502,7 @@
               <w:spacing w:val="-19"/>
               <w:szCs w:val="28"/>
             </w:rPr>
-            <w:instrText xml:space="preserve"> HYPERLINK \l _Toc8035 </w:instrText>
+            <w:instrText xml:space="preserve"> HYPERLINK \l _Toc8009 </w:instrText>
           </w:r>
           <w:r>
             <w:rPr>
@@ -2529,7 +2529,7 @@
             <w:fldChar w:fldCharType="begin"/>
           </w:r>
           <w:r>
-            <w:instrText xml:space="preserve"> PAGEREF _Toc8035 \h </w:instrText>
+            <w:instrText xml:space="preserve"> PAGEREF _Toc8009 \h </w:instrText>
           </w:r>
           <w:r>
             <w:fldChar w:fldCharType="separate"/>
@@ -2573,7 +2573,7 @@
               <w:spacing w:val="-19"/>
               <w:szCs w:val="28"/>
             </w:rPr>
-            <w:instrText xml:space="preserve"> HYPERLINK \l _Toc7187 </w:instrText>
+            <w:instrText xml:space="preserve"> HYPERLINK \l _Toc26557 </w:instrText>
           </w:r>
           <w:r>
             <w:rPr>
@@ -2600,7 +2600,7 @@
             <w:fldChar w:fldCharType="begin"/>
           </w:r>
           <w:r>
-            <w:instrText xml:space="preserve"> PAGEREF _Toc7187 \h </w:instrText>
+            <w:instrText xml:space="preserve"> PAGEREF _Toc26557 \h </w:instrText>
           </w:r>
           <w:r>
             <w:fldChar w:fldCharType="separate"/>
@@ -2644,7 +2644,7 @@
               <w:spacing w:val="-19"/>
               <w:szCs w:val="28"/>
             </w:rPr>
-            <w:instrText xml:space="preserve"> HYPERLINK \l _Toc8024 </w:instrText>
+            <w:instrText xml:space="preserve"> HYPERLINK \l _Toc23018 </w:instrText>
           </w:r>
           <w:r>
             <w:rPr>
@@ -2671,7 +2671,7 @@
             <w:fldChar w:fldCharType="begin"/>
           </w:r>
           <w:r>
-            <w:instrText xml:space="preserve"> PAGEREF _Toc8024 \h </w:instrText>
+            <w:instrText xml:space="preserve"> PAGEREF _Toc23018 \h </w:instrText>
           </w:r>
           <w:r>
             <w:fldChar w:fldCharType="separate"/>
@@ -2715,7 +2715,7 @@
               <w:spacing w:val="-19"/>
               <w:szCs w:val="28"/>
             </w:rPr>
-            <w:instrText xml:space="preserve"> HYPERLINK \l _Toc1722 </w:instrText>
+            <w:instrText xml:space="preserve"> HYPERLINK \l _Toc32634 </w:instrText>
           </w:r>
           <w:r>
             <w:rPr>
@@ -2747,7 +2747,7 @@
             <w:fldChar w:fldCharType="begin"/>
           </w:r>
           <w:r>
-            <w:instrText xml:space="preserve"> PAGEREF _Toc1722 \h </w:instrText>
+            <w:instrText xml:space="preserve"> PAGEREF _Toc32634 \h </w:instrText>
           </w:r>
           <w:r>
             <w:fldChar w:fldCharType="separate"/>
@@ -2791,7 +2791,7 @@
               <w:spacing w:val="-19"/>
               <w:szCs w:val="28"/>
             </w:rPr>
-            <w:instrText xml:space="preserve"> HYPERLINK \l _Toc9590 </w:instrText>
+            <w:instrText xml:space="preserve"> HYPERLINK \l _Toc15985 </w:instrText>
           </w:r>
           <w:r>
             <w:rPr>
@@ -2818,7 +2818,7 @@
             <w:fldChar w:fldCharType="begin"/>
           </w:r>
           <w:r>
-            <w:instrText xml:space="preserve"> PAGEREF _Toc9590 \h </w:instrText>
+            <w:instrText xml:space="preserve"> PAGEREF _Toc15985 \h </w:instrText>
           </w:r>
           <w:r>
             <w:fldChar w:fldCharType="separate"/>
@@ -2862,7 +2862,7 @@
               <w:spacing w:val="-19"/>
               <w:szCs w:val="28"/>
             </w:rPr>
-            <w:instrText xml:space="preserve"> HYPERLINK \l _Toc4429 </w:instrText>
+            <w:instrText xml:space="preserve"> HYPERLINK \l _Toc18119 </w:instrText>
           </w:r>
           <w:r>
             <w:rPr>
@@ -2889,7 +2889,7 @@
             <w:fldChar w:fldCharType="begin"/>
           </w:r>
           <w:r>
-            <w:instrText xml:space="preserve"> PAGEREF _Toc4429 \h </w:instrText>
+            <w:instrText xml:space="preserve"> PAGEREF _Toc18119 \h </w:instrText>
           </w:r>
           <w:r>
             <w:fldChar w:fldCharType="separate"/>
@@ -2933,7 +2933,7 @@
               <w:spacing w:val="-19"/>
               <w:szCs w:val="28"/>
             </w:rPr>
-            <w:instrText xml:space="preserve"> HYPERLINK \l _Toc24984 </w:instrText>
+            <w:instrText xml:space="preserve"> HYPERLINK \l _Toc8581 </w:instrText>
           </w:r>
           <w:r>
             <w:rPr>
@@ -2960,7 +2960,7 @@
             <w:fldChar w:fldCharType="begin"/>
           </w:r>
           <w:r>
-            <w:instrText xml:space="preserve"> PAGEREF _Toc24984 \h </w:instrText>
+            <w:instrText xml:space="preserve"> PAGEREF _Toc8581 \h </w:instrText>
           </w:r>
           <w:r>
             <w:fldChar w:fldCharType="separate"/>
@@ -3004,7 +3004,7 @@
               <w:spacing w:val="-19"/>
               <w:szCs w:val="28"/>
             </w:rPr>
-            <w:instrText xml:space="preserve"> HYPERLINK \l _Toc12658 </w:instrText>
+            <w:instrText xml:space="preserve"> HYPERLINK \l _Toc11192 </w:instrText>
           </w:r>
           <w:r>
             <w:rPr>
@@ -3031,7 +3031,7 @@
             <w:fldChar w:fldCharType="begin"/>
           </w:r>
           <w:r>
-            <w:instrText xml:space="preserve"> PAGEREF _Toc12658 \h </w:instrText>
+            <w:instrText xml:space="preserve"> PAGEREF _Toc11192 \h </w:instrText>
           </w:r>
           <w:r>
             <w:fldChar w:fldCharType="separate"/>
@@ -3075,7 +3075,7 @@
               <w:spacing w:val="-19"/>
               <w:szCs w:val="28"/>
             </w:rPr>
-            <w:instrText xml:space="preserve"> HYPERLINK \l _Toc19232 </w:instrText>
+            <w:instrText xml:space="preserve"> HYPERLINK \l _Toc7373 </w:instrText>
           </w:r>
           <w:r>
             <w:rPr>
@@ -3102,7 +3102,7 @@
             <w:fldChar w:fldCharType="begin"/>
           </w:r>
           <w:r>
-            <w:instrText xml:space="preserve"> PAGEREF _Toc19232 \h </w:instrText>
+            <w:instrText xml:space="preserve"> PAGEREF _Toc7373 \h </w:instrText>
           </w:r>
           <w:r>
             <w:fldChar w:fldCharType="separate"/>
@@ -3146,7 +3146,7 @@
               <w:spacing w:val="-19"/>
               <w:szCs w:val="28"/>
             </w:rPr>
-            <w:instrText xml:space="preserve"> HYPERLINK \l _Toc16403 </w:instrText>
+            <w:instrText xml:space="preserve"> HYPERLINK \l _Toc15792 </w:instrText>
           </w:r>
           <w:r>
             <w:rPr>
@@ -3173,7 +3173,7 @@
             <w:fldChar w:fldCharType="begin"/>
           </w:r>
           <w:r>
-            <w:instrText xml:space="preserve"> PAGEREF _Toc16403 \h </w:instrText>
+            <w:instrText xml:space="preserve"> PAGEREF _Toc15792 \h </w:instrText>
           </w:r>
           <w:r>
             <w:fldChar w:fldCharType="separate"/>
@@ -3217,7 +3217,7 @@
               <w:spacing w:val="-19"/>
               <w:szCs w:val="28"/>
             </w:rPr>
-            <w:instrText xml:space="preserve"> HYPERLINK \l _Toc16947 </w:instrText>
+            <w:instrText xml:space="preserve"> HYPERLINK \l _Toc21777 </w:instrText>
           </w:r>
           <w:r>
             <w:rPr>
@@ -3244,7 +3244,7 @@
             <w:fldChar w:fldCharType="begin"/>
           </w:r>
           <w:r>
-            <w:instrText xml:space="preserve"> PAGEREF _Toc16947 \h </w:instrText>
+            <w:instrText xml:space="preserve"> PAGEREF _Toc21777 \h </w:instrText>
           </w:r>
           <w:r>
             <w:fldChar w:fldCharType="separate"/>
@@ -3288,7 +3288,7 @@
               <w:spacing w:val="-19"/>
               <w:szCs w:val="28"/>
             </w:rPr>
-            <w:instrText xml:space="preserve"> HYPERLINK \l _Toc25624 </w:instrText>
+            <w:instrText xml:space="preserve"> HYPERLINK \l _Toc23943 </w:instrText>
           </w:r>
           <w:r>
             <w:rPr>
@@ -3315,7 +3315,7 @@
             <w:fldChar w:fldCharType="begin"/>
           </w:r>
           <w:r>
-            <w:instrText xml:space="preserve"> PAGEREF _Toc25624 \h </w:instrText>
+            <w:instrText xml:space="preserve"> PAGEREF _Toc23943 \h </w:instrText>
           </w:r>
           <w:r>
             <w:fldChar w:fldCharType="separate"/>
@@ -3359,7 +3359,7 @@
               <w:spacing w:val="-19"/>
               <w:szCs w:val="28"/>
             </w:rPr>
-            <w:instrText xml:space="preserve"> HYPERLINK \l _Toc25612 </w:instrText>
+            <w:instrText xml:space="preserve"> HYPERLINK \l _Toc25158 </w:instrText>
           </w:r>
           <w:r>
             <w:rPr>
@@ -3386,7 +3386,7 @@
             <w:fldChar w:fldCharType="begin"/>
           </w:r>
           <w:r>
-            <w:instrText xml:space="preserve"> PAGEREF _Toc25612 \h </w:instrText>
+            <w:instrText xml:space="preserve"> PAGEREF _Toc25158 \h </w:instrText>
           </w:r>
           <w:r>
             <w:fldChar w:fldCharType="separate"/>
@@ -3430,7 +3430,7 @@
               <w:spacing w:val="-19"/>
               <w:szCs w:val="28"/>
             </w:rPr>
-            <w:instrText xml:space="preserve"> HYPERLINK \l _Toc22522 </w:instrText>
+            <w:instrText xml:space="preserve"> HYPERLINK \l _Toc7121 </w:instrText>
           </w:r>
           <w:r>
             <w:rPr>
@@ -3455,7 +3455,7 @@
             <w:fldChar w:fldCharType="begin"/>
           </w:r>
           <w:r>
-            <w:instrText xml:space="preserve"> PAGEREF _Toc22522 \h </w:instrText>
+            <w:instrText xml:space="preserve"> PAGEREF _Toc7121 \h </w:instrText>
           </w:r>
           <w:r>
             <w:fldChar w:fldCharType="separate"/>
@@ -3499,7 +3499,7 @@
               <w:spacing w:val="-19"/>
               <w:szCs w:val="28"/>
             </w:rPr>
-            <w:instrText xml:space="preserve"> HYPERLINK \l _Toc29373 </w:instrText>
+            <w:instrText xml:space="preserve"> HYPERLINK \l _Toc29000 </w:instrText>
           </w:r>
           <w:r>
             <w:rPr>
@@ -3526,7 +3526,7 @@
             <w:fldChar w:fldCharType="begin"/>
           </w:r>
           <w:r>
-            <w:instrText xml:space="preserve"> PAGEREF _Toc29373 \h </w:instrText>
+            <w:instrText xml:space="preserve"> PAGEREF _Toc29000 \h </w:instrText>
           </w:r>
           <w:r>
             <w:fldChar w:fldCharType="separate"/>
@@ -3570,7 +3570,7 @@
               <w:spacing w:val="-19"/>
               <w:szCs w:val="28"/>
             </w:rPr>
-            <w:instrText xml:space="preserve"> HYPERLINK \l _Toc2301 </w:instrText>
+            <w:instrText xml:space="preserve"> HYPERLINK \l _Toc7753 </w:instrText>
           </w:r>
           <w:r>
             <w:rPr>
@@ -3597,7 +3597,7 @@
             <w:fldChar w:fldCharType="begin"/>
           </w:r>
           <w:r>
-            <w:instrText xml:space="preserve"> PAGEREF _Toc2301 \h </w:instrText>
+            <w:instrText xml:space="preserve"> PAGEREF _Toc7753 \h </w:instrText>
           </w:r>
           <w:r>
             <w:fldChar w:fldCharType="separate"/>
@@ -3608,39 +3608,6 @@
           <w:r>
             <w:fldChar w:fldCharType="end"/>
           </w:r>
-          <w:r>
-            <w:rPr>
-              <w:rFonts w:ascii="Times New Roman" w:hAnsi="Times New Roman" w:eastAsia="Times New Roman" w:cs="Times New Roman"/>
-              <w:bCs/>
-              <w:spacing w:val="-19"/>
-              <w:szCs w:val="28"/>
-            </w:rPr>
-            <w:fldChar w:fldCharType="end"/>
-          </w:r>
-        </w:p>
-        <w:p>
-          <w:pPr>
-            <w:keepNext w:val="0"/>
-            <w:keepLines w:val="0"/>
-            <w:pageBreakBefore w:val="0"/>
-            <w:widowControl w:val="0"/>
-            <w:kinsoku w:val="0"/>
-            <w:wordWrap/>
-            <w:overflowPunct/>
-            <w:topLinePunct w:val="0"/>
-            <w:autoSpaceDE w:val="0"/>
-            <w:autoSpaceDN w:val="0"/>
-            <w:bidi w:val="0"/>
-            <w:adjustRightInd w:val="0"/>
-            <w:snapToGrid w:val="0"/>
-            <w:textAlignment w:val="baseline"/>
-            <w:rPr>
-              <w:rFonts w:ascii="Times New Roman" w:hAnsi="Times New Roman" w:eastAsia="Times New Roman" w:cs="Times New Roman"/>
-              <w:bCs/>
-              <w:spacing w:val="-19"/>
-              <w:szCs w:val="28"/>
-            </w:rPr>
-          </w:pPr>
           <w:r>
             <w:rPr>
               <w:rFonts w:ascii="Times New Roman" w:hAnsi="Times New Roman" w:eastAsia="Times New Roman" w:cs="Times New Roman"/>
@@ -3668,11 +3635,19 @@
             <w:snapToGrid w:val="0"/>
             <w:textAlignment w:val="baseline"/>
           </w:pPr>
+          <w:r>
+            <w:rPr>
+              <w:rFonts w:ascii="Times New Roman" w:hAnsi="Times New Roman" w:eastAsia="Times New Roman" w:cs="Times New Roman"/>
+              <w:bCs/>
+              <w:spacing w:val="-19"/>
+              <w:szCs w:val="28"/>
+            </w:rPr>
+            <w:fldChar w:fldCharType="end"/>
+          </w:r>
         </w:p>
       </w:sdtContent>
     </w:sdt>
     <w:p>
-      <w:bookmarkStart w:id="3" w:name="_Toc30240"/>
       <w:r>
         <w:br w:type="page"/>
       </w:r>
@@ -3695,8 +3670,7 @@
         <w:snapToGrid w:val="0"/>
         <w:textAlignment w:val="baseline"/>
       </w:pPr>
-      <w:bookmarkStart w:id="77" w:name="_GoBack"/>
-      <w:bookmarkEnd w:id="77"/>
+      <w:bookmarkStart w:id="3" w:name="_Toc962"/>
       <w:r>
         <w:t>目的</w:t>
       </w:r>
@@ -3752,7 +3726,7 @@
       <w:bookmarkEnd w:id="4"/>
       <w:bookmarkStart w:id="5" w:name="bookmark4"/>
       <w:bookmarkEnd w:id="5"/>
-      <w:bookmarkStart w:id="6" w:name="_Toc21571"/>
+      <w:bookmarkStart w:id="6" w:name="_Toc22661"/>
       <w:r>
         <w:t>范围</w:t>
       </w:r>
@@ -3942,7 +3916,7 @@
       <w:bookmarkEnd w:id="7"/>
       <w:bookmarkStart w:id="8" w:name="bookmark7"/>
       <w:bookmarkEnd w:id="8"/>
-      <w:bookmarkStart w:id="9" w:name="_Toc4213"/>
+      <w:bookmarkStart w:id="9" w:name="_Toc25302"/>
       <w:r>
         <w:t>定义</w:t>
       </w:r>
@@ -4304,7 +4278,7 @@
         <w:snapToGrid w:val="0"/>
         <w:textAlignment w:val="baseline"/>
       </w:pPr>
-      <w:bookmarkStart w:id="12" w:name="_Toc31163"/>
+      <w:bookmarkStart w:id="12" w:name="_Toc12618"/>
       <w:r>
         <w:t>职责</w:t>
       </w:r>
@@ -4328,7 +4302,7 @@
         <w:snapToGrid w:val="0"/>
         <w:textAlignment w:val="baseline"/>
       </w:pPr>
-      <w:bookmarkStart w:id="13" w:name="_Toc16203"/>
+      <w:bookmarkStart w:id="13" w:name="_Toc10277"/>
       <w:r>
         <w:t>运维部</w:t>
       </w:r>
@@ -4508,7 +4482,7 @@
       <w:bookmarkEnd w:id="14"/>
       <w:bookmarkStart w:id="15" w:name="bookmark11"/>
       <w:bookmarkEnd w:id="15"/>
-      <w:bookmarkStart w:id="16" w:name="_Toc6564"/>
+      <w:bookmarkStart w:id="16" w:name="_Toc23963"/>
       <w:r>
         <w:t>流程</w:t>
       </w:r>
@@ -4536,7 +4510,7 @@
           <w:lang w:val="en-US" w:eastAsia="zh-CN"/>
         </w:rPr>
       </w:pPr>
-      <w:bookmarkStart w:id="17" w:name="_Toc15338"/>
+      <w:bookmarkStart w:id="17" w:name="_Toc27925"/>
       <w:r>
         <w:rPr>
           <w:rFonts w:hint="eastAsia"/>
@@ -4588,13 +4562,13 @@
       </w:pPr>
       <w:bookmarkStart w:id="18" w:name="bookmark14"/>
       <w:bookmarkEnd w:id="18"/>
-      <w:bookmarkStart w:id="19" w:name="bookmark15"/>
+      <w:bookmarkStart w:id="19" w:name="bookmark12"/>
       <w:bookmarkEnd w:id="19"/>
-      <w:bookmarkStart w:id="20" w:name="bookmark13"/>
+      <w:bookmarkStart w:id="20" w:name="bookmark15"/>
       <w:bookmarkEnd w:id="20"/>
-      <w:bookmarkStart w:id="21" w:name="bookmark12"/>
+      <w:bookmarkStart w:id="21" w:name="bookmark13"/>
       <w:bookmarkEnd w:id="21"/>
-      <w:bookmarkStart w:id="22" w:name="_Toc27089"/>
+      <w:bookmarkStart w:id="22" w:name="_Toc30019"/>
       <w:r>
         <w:t>识别可用性需求</w:t>
       </w:r>
@@ -4731,14 +4705,16 @@
         <w:snapToGrid w:val="0"/>
         <w:textAlignment w:val="baseline"/>
       </w:pPr>
-      <w:bookmarkStart w:id="23" w:name="bookmark16"/>
+      <w:bookmarkStart w:id="23" w:name="bookmark19"/>
       <w:bookmarkEnd w:id="23"/>
-      <w:bookmarkStart w:id="24" w:name="bookmark19"/>
+      <w:bookmarkStart w:id="24" w:name="bookmark16"/>
       <w:bookmarkEnd w:id="24"/>
       <w:bookmarkStart w:id="25" w:name="bookmark17"/>
       <w:bookmarkEnd w:id="25"/>
       <w:bookmarkStart w:id="26" w:name="bookmark18"/>
       <w:bookmarkEnd w:id="26"/>
+      <w:bookmarkStart w:id="77" w:name="_GoBack"/>
+      <w:bookmarkEnd w:id="77"/>
       <w:r>
         <w:t>需求识别应考虑内容</w:t>
       </w:r>
@@ -4938,7 +4914,7 @@
         <w:snapToGrid w:val="0"/>
         <w:textAlignment w:val="baseline"/>
       </w:pPr>
-      <w:bookmarkStart w:id="28" w:name="_Toc26595"/>
+      <w:bookmarkStart w:id="28" w:name="_Toc9813"/>
       <w:r>
         <w:t>可用性设计</w:t>
       </w:r>
@@ -5074,11 +5050,11 @@
         <w:snapToGrid w:val="0"/>
         <w:textAlignment w:val="baseline"/>
       </w:pPr>
-      <w:bookmarkStart w:id="29" w:name="bookmark21"/>
+      <w:bookmarkStart w:id="29" w:name="bookmark20"/>
       <w:bookmarkEnd w:id="29"/>
-      <w:bookmarkStart w:id="30" w:name="bookmark20"/>
+      <w:bookmarkStart w:id="30" w:name="bookmark21"/>
       <w:bookmarkEnd w:id="30"/>
-      <w:bookmarkStart w:id="31" w:name="_Toc17549"/>
+      <w:bookmarkStart w:id="31" w:name="_Toc11776"/>
       <w:r>
         <w:t>恢复方案设计</w:t>
       </w:r>
@@ -5404,7 +5380,7 @@
       <w:bookmarkEnd w:id="33"/>
       <w:bookmarkStart w:id="34" w:name="bookmark22"/>
       <w:bookmarkEnd w:id="34"/>
-      <w:bookmarkStart w:id="35" w:name="_Toc8035"/>
+      <w:bookmarkStart w:id="35" w:name="_Toc8009"/>
       <w:r>
         <w:t>维护管理</w:t>
       </w:r>
@@ -5637,11 +5613,11 @@
         <w:snapToGrid w:val="0"/>
         <w:textAlignment w:val="baseline"/>
       </w:pPr>
-      <w:bookmarkStart w:id="36" w:name="bookmark24"/>
+      <w:bookmarkStart w:id="36" w:name="bookmark25"/>
       <w:bookmarkEnd w:id="36"/>
-      <w:bookmarkStart w:id="37" w:name="bookmark25"/>
+      <w:bookmarkStart w:id="37" w:name="bookmark24"/>
       <w:bookmarkEnd w:id="37"/>
-      <w:bookmarkStart w:id="38" w:name="_Toc7187"/>
+      <w:bookmarkStart w:id="38" w:name="_Toc26557"/>
       <w:r>
         <w:t>制定《可用性计划》</w:t>
       </w:r>
@@ -5901,7 +5877,7 @@
       <w:r>
         <w:t xml:space="preserve"> </w:t>
       </w:r>
-      <w:bookmarkStart w:id="41" w:name="_Toc8024"/>
+      <w:bookmarkStart w:id="41" w:name="_Toc23018"/>
       <w:r>
         <w:t>监控、评价和报告</w:t>
       </w:r>
@@ -6134,7 +6110,7 @@
           <w:lang w:val="en-US" w:eastAsia="zh-CN"/>
         </w:rPr>
       </w:pPr>
-      <w:bookmarkStart w:id="42" w:name="_Toc1722"/>
+      <w:bookmarkStart w:id="42" w:name="_Toc32634"/>
       <w:r>
         <w:rPr>
           <w:rFonts w:hint="eastAsia"/>
@@ -6166,7 +6142,7 @@
         <w:snapToGrid w:val="0"/>
         <w:textAlignment w:val="baseline"/>
       </w:pPr>
-      <w:bookmarkStart w:id="43" w:name="_Toc9590"/>
+      <w:bookmarkStart w:id="43" w:name="_Toc15985"/>
       <w:r>
         <w:t>初始化阶段</w:t>
       </w:r>
@@ -6394,7 +6370,7 @@
         <w:snapToGrid w:val="0"/>
         <w:textAlignment w:val="baseline"/>
       </w:pPr>
-      <w:bookmarkStart w:id="45" w:name="_Toc4429"/>
+      <w:bookmarkStart w:id="45" w:name="_Toc18119"/>
       <w:r>
         <w:t>分析规划阶段</w:t>
       </w:r>
@@ -7065,7 +7041,7 @@
         <w:snapToGrid w:val="0"/>
         <w:textAlignment w:val="baseline"/>
       </w:pPr>
-      <w:bookmarkStart w:id="49" w:name="_Toc24984"/>
+      <w:bookmarkStart w:id="49" w:name="_Toc8581"/>
       <w:r>
         <w:t>实施阶段</w:t>
       </w:r>
@@ -7176,7 +7152,7 @@
         <w:snapToGrid w:val="0"/>
         <w:textAlignment w:val="baseline"/>
       </w:pPr>
-      <w:bookmarkStart w:id="51" w:name="_Toc12658"/>
+      <w:bookmarkStart w:id="51" w:name="_Toc11192"/>
       <w:r>
         <w:t>运作阶段</w:t>
       </w:r>
@@ -7619,15 +7595,15 @@
         <w:snapToGrid w:val="0"/>
         <w:textAlignment w:val="baseline"/>
       </w:pPr>
-      <w:bookmarkStart w:id="53" w:name="bookmark31"/>
+      <w:bookmarkStart w:id="53" w:name="bookmark28"/>
       <w:bookmarkEnd w:id="53"/>
-      <w:bookmarkStart w:id="54" w:name="bookmark29"/>
+      <w:bookmarkStart w:id="54" w:name="bookmark31"/>
       <w:bookmarkEnd w:id="54"/>
-      <w:bookmarkStart w:id="55" w:name="bookmark28"/>
+      <w:bookmarkStart w:id="55" w:name="bookmark29"/>
       <w:bookmarkEnd w:id="55"/>
       <w:bookmarkStart w:id="56" w:name="bookmark30"/>
       <w:bookmarkEnd w:id="56"/>
-      <w:bookmarkStart w:id="57" w:name="_Toc19232"/>
+      <w:bookmarkStart w:id="57" w:name="_Toc7373"/>
       <w:r>
         <w:t>与其他流程的关系</w:t>
       </w:r>
@@ -7655,7 +7631,7 @@
         <w:snapToGrid w:val="0"/>
         <w:textAlignment w:val="baseline"/>
       </w:pPr>
-      <w:bookmarkStart w:id="58" w:name="_Toc16403"/>
+      <w:bookmarkStart w:id="58" w:name="_Toc15792"/>
       <w:r>
         <w:t>与事件管理流程的关系</w:t>
       </w:r>
@@ -7699,9 +7675,9 @@
       <w:r>
         <w:t>中断的发生，均应在事件管理流程中得到记录。</w:t>
       </w:r>
-      <w:bookmarkStart w:id="59" w:name="bookmark33"/>
+      <w:bookmarkStart w:id="59" w:name="bookmark32"/>
       <w:bookmarkEnd w:id="59"/>
-      <w:bookmarkStart w:id="60" w:name="bookmark32"/>
+      <w:bookmarkStart w:id="60" w:name="bookmark33"/>
       <w:bookmarkEnd w:id="60"/>
     </w:p>
     <w:p>
@@ -7726,7 +7702,7 @@
         <w:snapToGrid w:val="0"/>
         <w:textAlignment w:val="baseline"/>
       </w:pPr>
-      <w:bookmarkStart w:id="61" w:name="_Toc16947"/>
+      <w:bookmarkStart w:id="61" w:name="_Toc21777"/>
       <w:r>
         <w:t>与问题管理流程的关系</w:t>
       </w:r>
@@ -7780,7 +7756,7 @@
       <w:bookmarkEnd w:id="62"/>
       <w:bookmarkStart w:id="63" w:name="bookmark34"/>
       <w:bookmarkEnd w:id="63"/>
-      <w:bookmarkStart w:id="64" w:name="_Toc25624"/>
+      <w:bookmarkStart w:id="64" w:name="_Toc23943"/>
       <w:r>
         <w:t>与变更、发布管理流程的关系</w:t>
       </w:r>
@@ -7840,11 +7816,11 @@
         <w:snapToGrid w:val="0"/>
         <w:textAlignment w:val="baseline"/>
       </w:pPr>
-      <w:bookmarkStart w:id="65" w:name="bookmark37"/>
+      <w:bookmarkStart w:id="65" w:name="bookmark36"/>
       <w:bookmarkEnd w:id="65"/>
-      <w:bookmarkStart w:id="66" w:name="bookmark36"/>
+      <w:bookmarkStart w:id="66" w:name="bookmark37"/>
       <w:bookmarkEnd w:id="66"/>
-      <w:bookmarkStart w:id="67" w:name="_Toc25612"/>
+      <w:bookmarkStart w:id="67" w:name="_Toc25158"/>
       <w:r>
         <w:t>与配置管理流程的关系</w:t>
       </w:r>
@@ -7962,7 +7938,7 @@
           <w:lang w:val="en-US" w:eastAsia="zh-CN"/>
         </w:rPr>
       </w:pPr>
-      <w:bookmarkStart w:id="69" w:name="_Toc22522"/>
+      <w:bookmarkStart w:id="69" w:name="_Toc7121"/>
       <w:r>
         <w:rPr>
           <w:rFonts w:hint="default"/>
@@ -8815,7 +8791,7 @@
       <w:bookmarkEnd w:id="70"/>
       <w:bookmarkStart w:id="71" w:name="bookmark39"/>
       <w:bookmarkEnd w:id="71"/>
-      <w:bookmarkStart w:id="72" w:name="_Toc29373"/>
+      <w:bookmarkStart w:id="72" w:name="_Toc29000"/>
       <w:r>
         <w:t>相关文件</w:t>
       </w:r>
@@ -8945,11 +8921,11 @@
         <w:snapToGrid w:val="0"/>
         <w:textAlignment w:val="baseline"/>
       </w:pPr>
-      <w:bookmarkStart w:id="74" w:name="bookmark40"/>
+      <w:bookmarkStart w:id="74" w:name="bookmark41"/>
       <w:bookmarkEnd w:id="74"/>
-      <w:bookmarkStart w:id="75" w:name="bookmark41"/>
+      <w:bookmarkStart w:id="75" w:name="bookmark40"/>
       <w:bookmarkEnd w:id="75"/>
-      <w:bookmarkStart w:id="76" w:name="_Toc2301"/>
+      <w:bookmarkStart w:id="76" w:name="_Toc7753"/>
       <w:r>
         <w:t>记录</w:t>
       </w:r>

--- a/6-过程管理/流程制度规范类文件/060109-服务可用性和业务连续性管理制度.docx
+++ b/6-过程管理/流程制度规范类文件/060109-服务可用性和业务连续性管理制度.docx
@@ -47,7 +47,7 @@
           <w:lang w:val="en-US" w:eastAsia="zh-CN"/>
         </w:rPr>
       </w:pPr>
-      <w:bookmarkStart w:id="0" w:name="_Toc27630"/>
+      <w:bookmarkStart w:id="0" w:name="_Toc21355"/>
       <w:r>
         <w:rPr>
           <w:rFonts w:hint="eastAsia"/>
@@ -75,7 +75,7 @@
         <w:snapToGrid w:val="0"/>
         <w:textAlignment w:val="baseline"/>
       </w:pPr>
-      <w:bookmarkStart w:id="1" w:name="_Toc23463"/>
+      <w:bookmarkStart w:id="1" w:name="_Toc6214"/>
       <w:r>
         <w:t>中达丰集团有限公司</w:t>
       </w:r>
@@ -106,6 +106,7 @@
           <w:szCs w:val="36"/>
         </w:rPr>
       </w:pPr>
+      <w:bookmarkStart w:id="77" w:name="_GoBack"/>
       <w:r>
         <w:rPr>
           <w:rFonts w:ascii="宋体" w:hAnsi="宋体" w:eastAsia="宋体" w:cs="宋体"/>
@@ -125,6 +126,7 @@
         </w:rPr>
         <w:t>5</w:t>
       </w:r>
+      <w:bookmarkEnd w:id="77"/>
       <w:r>
         <w:rPr>
           <w:rFonts w:ascii="宋体" w:hAnsi="宋体" w:eastAsia="宋体" w:cs="宋体"/>
@@ -188,7 +190,7 @@
           <w:szCs w:val="21"/>
         </w:rPr>
       </w:pPr>
-      <w:bookmarkStart w:id="2" w:name="_Toc619"/>
+      <w:bookmarkStart w:id="2" w:name="_Toc19264"/>
       <w:r>
         <w:rPr>
           <w:rFonts w:ascii="宋体" w:hAnsi="宋体" w:eastAsia="宋体" w:cs="宋体"/>
@@ -1583,7 +1585,7 @@
               <w:spacing w:val="-19"/>
               <w:szCs w:val="28"/>
             </w:rPr>
-            <w:instrText xml:space="preserve"> HYPERLINK \l _Toc27630 </w:instrText>
+            <w:instrText xml:space="preserve"> HYPERLINK \l _Toc21355 </w:instrText>
           </w:r>
           <w:r>
             <w:rPr>
@@ -1608,7 +1610,7 @@
             <w:fldChar w:fldCharType="begin"/>
           </w:r>
           <w:r>
-            <w:instrText xml:space="preserve"> PAGEREF _Toc27630 \h </w:instrText>
+            <w:instrText xml:space="preserve"> PAGEREF _Toc21355 \h </w:instrText>
           </w:r>
           <w:r>
             <w:fldChar w:fldCharType="separate"/>
@@ -1652,7 +1654,7 @@
               <w:spacing w:val="-19"/>
               <w:szCs w:val="28"/>
             </w:rPr>
-            <w:instrText xml:space="preserve"> HYPERLINK \l _Toc23463 </w:instrText>
+            <w:instrText xml:space="preserve"> HYPERLINK \l _Toc6214 </w:instrText>
           </w:r>
           <w:r>
             <w:rPr>
@@ -1673,7 +1675,7 @@
             <w:fldChar w:fldCharType="begin"/>
           </w:r>
           <w:r>
-            <w:instrText xml:space="preserve"> PAGEREF _Toc23463 \h </w:instrText>
+            <w:instrText xml:space="preserve"> PAGEREF _Toc6214 \h </w:instrText>
           </w:r>
           <w:r>
             <w:fldChar w:fldCharType="separate"/>
@@ -1717,7 +1719,7 @@
               <w:spacing w:val="-19"/>
               <w:szCs w:val="28"/>
             </w:rPr>
-            <w:instrText xml:space="preserve"> HYPERLINK \l _Toc619 </w:instrText>
+            <w:instrText xml:space="preserve"> HYPERLINK \l _Toc19264 </w:instrText>
           </w:r>
           <w:r>
             <w:rPr>
@@ -1743,7 +1745,7 @@
             <w:fldChar w:fldCharType="begin"/>
           </w:r>
           <w:r>
-            <w:instrText xml:space="preserve"> PAGEREF _Toc619 \h </w:instrText>
+            <w:instrText xml:space="preserve"> PAGEREF _Toc19264 \h </w:instrText>
           </w:r>
           <w:r>
             <w:fldChar w:fldCharType="separate"/>
@@ -1787,7 +1789,7 @@
               <w:spacing w:val="-19"/>
               <w:szCs w:val="28"/>
             </w:rPr>
-            <w:instrText xml:space="preserve"> HYPERLINK \l _Toc962 </w:instrText>
+            <w:instrText xml:space="preserve"> HYPERLINK \l _Toc25955 </w:instrText>
           </w:r>
           <w:r>
             <w:rPr>
@@ -1814,7 +1816,7 @@
             <w:fldChar w:fldCharType="begin"/>
           </w:r>
           <w:r>
-            <w:instrText xml:space="preserve"> PAGEREF _Toc962 \h </w:instrText>
+            <w:instrText xml:space="preserve"> PAGEREF _Toc25955 \h </w:instrText>
           </w:r>
           <w:r>
             <w:fldChar w:fldCharType="separate"/>
@@ -1858,7 +1860,7 @@
               <w:spacing w:val="-19"/>
               <w:szCs w:val="28"/>
             </w:rPr>
-            <w:instrText xml:space="preserve"> HYPERLINK \l _Toc22661 </w:instrText>
+            <w:instrText xml:space="preserve"> HYPERLINK \l _Toc5814 </w:instrText>
           </w:r>
           <w:r>
             <w:rPr>
@@ -1885,7 +1887,7 @@
             <w:fldChar w:fldCharType="begin"/>
           </w:r>
           <w:r>
-            <w:instrText xml:space="preserve"> PAGEREF _Toc22661 \h </w:instrText>
+            <w:instrText xml:space="preserve"> PAGEREF _Toc5814 \h </w:instrText>
           </w:r>
           <w:r>
             <w:fldChar w:fldCharType="separate"/>
@@ -1929,7 +1931,7 @@
               <w:spacing w:val="-19"/>
               <w:szCs w:val="28"/>
             </w:rPr>
-            <w:instrText xml:space="preserve"> HYPERLINK \l _Toc25302 </w:instrText>
+            <w:instrText xml:space="preserve"> HYPERLINK \l _Toc30906 </w:instrText>
           </w:r>
           <w:r>
             <w:rPr>
@@ -1956,7 +1958,7 @@
             <w:fldChar w:fldCharType="begin"/>
           </w:r>
           <w:r>
-            <w:instrText xml:space="preserve"> PAGEREF _Toc25302 \h </w:instrText>
+            <w:instrText xml:space="preserve"> PAGEREF _Toc30906 \h </w:instrText>
           </w:r>
           <w:r>
             <w:fldChar w:fldCharType="separate"/>
@@ -2000,7 +2002,7 @@
               <w:spacing w:val="-19"/>
               <w:szCs w:val="28"/>
             </w:rPr>
-            <w:instrText xml:space="preserve"> HYPERLINK \l _Toc12618 </w:instrText>
+            <w:instrText xml:space="preserve"> HYPERLINK \l _Toc20775 </w:instrText>
           </w:r>
           <w:r>
             <w:rPr>
@@ -2027,7 +2029,7 @@
             <w:fldChar w:fldCharType="begin"/>
           </w:r>
           <w:r>
-            <w:instrText xml:space="preserve"> PAGEREF _Toc12618 \h </w:instrText>
+            <w:instrText xml:space="preserve"> PAGEREF _Toc20775 \h </w:instrText>
           </w:r>
           <w:r>
             <w:fldChar w:fldCharType="separate"/>
@@ -2071,7 +2073,7 @@
               <w:spacing w:val="-19"/>
               <w:szCs w:val="28"/>
             </w:rPr>
-            <w:instrText xml:space="preserve"> HYPERLINK \l _Toc10277 </w:instrText>
+            <w:instrText xml:space="preserve"> HYPERLINK \l _Toc27431 </w:instrText>
           </w:r>
           <w:r>
             <w:rPr>
@@ -2098,7 +2100,7 @@
             <w:fldChar w:fldCharType="begin"/>
           </w:r>
           <w:r>
-            <w:instrText xml:space="preserve"> PAGEREF _Toc10277 \h </w:instrText>
+            <w:instrText xml:space="preserve"> PAGEREF _Toc27431 \h </w:instrText>
           </w:r>
           <w:r>
             <w:fldChar w:fldCharType="separate"/>
@@ -2142,7 +2144,7 @@
               <w:spacing w:val="-19"/>
               <w:szCs w:val="28"/>
             </w:rPr>
-            <w:instrText xml:space="preserve"> HYPERLINK \l _Toc23963 </w:instrText>
+            <w:instrText xml:space="preserve"> HYPERLINK \l _Toc5950 </w:instrText>
           </w:r>
           <w:r>
             <w:rPr>
@@ -2169,7 +2171,7 @@
             <w:fldChar w:fldCharType="begin"/>
           </w:r>
           <w:r>
-            <w:instrText xml:space="preserve"> PAGEREF _Toc23963 \h </w:instrText>
+            <w:instrText xml:space="preserve"> PAGEREF _Toc5950 \h </w:instrText>
           </w:r>
           <w:r>
             <w:fldChar w:fldCharType="separate"/>
@@ -2213,7 +2215,7 @@
               <w:spacing w:val="-19"/>
               <w:szCs w:val="28"/>
             </w:rPr>
-            <w:instrText xml:space="preserve"> HYPERLINK \l _Toc27925 </w:instrText>
+            <w:instrText xml:space="preserve"> HYPERLINK \l _Toc14564 </w:instrText>
           </w:r>
           <w:r>
             <w:rPr>
@@ -2245,7 +2247,7 @@
             <w:fldChar w:fldCharType="begin"/>
           </w:r>
           <w:r>
-            <w:instrText xml:space="preserve"> PAGEREF _Toc27925 \h </w:instrText>
+            <w:instrText xml:space="preserve"> PAGEREF _Toc14564 \h </w:instrText>
           </w:r>
           <w:r>
             <w:fldChar w:fldCharType="separate"/>
@@ -2289,7 +2291,7 @@
               <w:spacing w:val="-19"/>
               <w:szCs w:val="28"/>
             </w:rPr>
-            <w:instrText xml:space="preserve"> HYPERLINK \l _Toc30019 </w:instrText>
+            <w:instrText xml:space="preserve"> HYPERLINK \l _Toc26021 </w:instrText>
           </w:r>
           <w:r>
             <w:rPr>
@@ -2316,7 +2318,7 @@
             <w:fldChar w:fldCharType="begin"/>
           </w:r>
           <w:r>
-            <w:instrText xml:space="preserve"> PAGEREF _Toc30019 \h </w:instrText>
+            <w:instrText xml:space="preserve"> PAGEREF _Toc26021 \h </w:instrText>
           </w:r>
           <w:r>
             <w:fldChar w:fldCharType="separate"/>
@@ -2360,7 +2362,7 @@
               <w:spacing w:val="-19"/>
               <w:szCs w:val="28"/>
             </w:rPr>
-            <w:instrText xml:space="preserve"> HYPERLINK \l _Toc9813 </w:instrText>
+            <w:instrText xml:space="preserve"> HYPERLINK \l _Toc24572 </w:instrText>
           </w:r>
           <w:r>
             <w:rPr>
@@ -2387,7 +2389,7 @@
             <w:fldChar w:fldCharType="begin"/>
           </w:r>
           <w:r>
-            <w:instrText xml:space="preserve"> PAGEREF _Toc9813 \h </w:instrText>
+            <w:instrText xml:space="preserve"> PAGEREF _Toc24572 \h </w:instrText>
           </w:r>
           <w:r>
             <w:fldChar w:fldCharType="separate"/>
@@ -2431,7 +2433,7 @@
               <w:spacing w:val="-19"/>
               <w:szCs w:val="28"/>
             </w:rPr>
-            <w:instrText xml:space="preserve"> HYPERLINK \l _Toc11776 </w:instrText>
+            <w:instrText xml:space="preserve"> HYPERLINK \l _Toc3604 </w:instrText>
           </w:r>
           <w:r>
             <w:rPr>
@@ -2458,7 +2460,7 @@
             <w:fldChar w:fldCharType="begin"/>
           </w:r>
           <w:r>
-            <w:instrText xml:space="preserve"> PAGEREF _Toc11776 \h </w:instrText>
+            <w:instrText xml:space="preserve"> PAGEREF _Toc3604 \h </w:instrText>
           </w:r>
           <w:r>
             <w:fldChar w:fldCharType="separate"/>
@@ -2502,7 +2504,7 @@
               <w:spacing w:val="-19"/>
               <w:szCs w:val="28"/>
             </w:rPr>
-            <w:instrText xml:space="preserve"> HYPERLINK \l _Toc8009 </w:instrText>
+            <w:instrText xml:space="preserve"> HYPERLINK \l _Toc4000 </w:instrText>
           </w:r>
           <w:r>
             <w:rPr>
@@ -2529,7 +2531,7 @@
             <w:fldChar w:fldCharType="begin"/>
           </w:r>
           <w:r>
-            <w:instrText xml:space="preserve"> PAGEREF _Toc8009 \h </w:instrText>
+            <w:instrText xml:space="preserve"> PAGEREF _Toc4000 \h </w:instrText>
           </w:r>
           <w:r>
             <w:fldChar w:fldCharType="separate"/>
@@ -2573,7 +2575,7 @@
               <w:spacing w:val="-19"/>
               <w:szCs w:val="28"/>
             </w:rPr>
-            <w:instrText xml:space="preserve"> HYPERLINK \l _Toc26557 </w:instrText>
+            <w:instrText xml:space="preserve"> HYPERLINK \l _Toc32244 </w:instrText>
           </w:r>
           <w:r>
             <w:rPr>
@@ -2600,7 +2602,7 @@
             <w:fldChar w:fldCharType="begin"/>
           </w:r>
           <w:r>
-            <w:instrText xml:space="preserve"> PAGEREF _Toc26557 \h </w:instrText>
+            <w:instrText xml:space="preserve"> PAGEREF _Toc32244 \h </w:instrText>
           </w:r>
           <w:r>
             <w:fldChar w:fldCharType="separate"/>
@@ -2644,7 +2646,7 @@
               <w:spacing w:val="-19"/>
               <w:szCs w:val="28"/>
             </w:rPr>
-            <w:instrText xml:space="preserve"> HYPERLINK \l _Toc23018 </w:instrText>
+            <w:instrText xml:space="preserve"> HYPERLINK \l _Toc22208 </w:instrText>
           </w:r>
           <w:r>
             <w:rPr>
@@ -2671,7 +2673,7 @@
             <w:fldChar w:fldCharType="begin"/>
           </w:r>
           <w:r>
-            <w:instrText xml:space="preserve"> PAGEREF _Toc23018 \h </w:instrText>
+            <w:instrText xml:space="preserve"> PAGEREF _Toc22208 \h </w:instrText>
           </w:r>
           <w:r>
             <w:fldChar w:fldCharType="separate"/>
@@ -2715,7 +2717,7 @@
               <w:spacing w:val="-19"/>
               <w:szCs w:val="28"/>
             </w:rPr>
-            <w:instrText xml:space="preserve"> HYPERLINK \l _Toc32634 </w:instrText>
+            <w:instrText xml:space="preserve"> HYPERLINK \l _Toc10991 </w:instrText>
           </w:r>
           <w:r>
             <w:rPr>
@@ -2747,7 +2749,7 @@
             <w:fldChar w:fldCharType="begin"/>
           </w:r>
           <w:r>
-            <w:instrText xml:space="preserve"> PAGEREF _Toc32634 \h </w:instrText>
+            <w:instrText xml:space="preserve"> PAGEREF _Toc10991 \h </w:instrText>
           </w:r>
           <w:r>
             <w:fldChar w:fldCharType="separate"/>
@@ -2791,7 +2793,7 @@
               <w:spacing w:val="-19"/>
               <w:szCs w:val="28"/>
             </w:rPr>
-            <w:instrText xml:space="preserve"> HYPERLINK \l _Toc15985 </w:instrText>
+            <w:instrText xml:space="preserve"> HYPERLINK \l _Toc29915 </w:instrText>
           </w:r>
           <w:r>
             <w:rPr>
@@ -2818,7 +2820,7 @@
             <w:fldChar w:fldCharType="begin"/>
           </w:r>
           <w:r>
-            <w:instrText xml:space="preserve"> PAGEREF _Toc15985 \h </w:instrText>
+            <w:instrText xml:space="preserve"> PAGEREF _Toc29915 \h </w:instrText>
           </w:r>
           <w:r>
             <w:fldChar w:fldCharType="separate"/>
@@ -2862,7 +2864,7 @@
               <w:spacing w:val="-19"/>
               <w:szCs w:val="28"/>
             </w:rPr>
-            <w:instrText xml:space="preserve"> HYPERLINK \l _Toc18119 </w:instrText>
+            <w:instrText xml:space="preserve"> HYPERLINK \l _Toc23841 </w:instrText>
           </w:r>
           <w:r>
             <w:rPr>
@@ -2889,7 +2891,7 @@
             <w:fldChar w:fldCharType="begin"/>
           </w:r>
           <w:r>
-            <w:instrText xml:space="preserve"> PAGEREF _Toc18119 \h </w:instrText>
+            <w:instrText xml:space="preserve"> PAGEREF _Toc23841 \h </w:instrText>
           </w:r>
           <w:r>
             <w:fldChar w:fldCharType="separate"/>
@@ -2933,7 +2935,7 @@
               <w:spacing w:val="-19"/>
               <w:szCs w:val="28"/>
             </w:rPr>
-            <w:instrText xml:space="preserve"> HYPERLINK \l _Toc8581 </w:instrText>
+            <w:instrText xml:space="preserve"> HYPERLINK \l _Toc17891 </w:instrText>
           </w:r>
           <w:r>
             <w:rPr>
@@ -2960,7 +2962,7 @@
             <w:fldChar w:fldCharType="begin"/>
           </w:r>
           <w:r>
-            <w:instrText xml:space="preserve"> PAGEREF _Toc8581 \h </w:instrText>
+            <w:instrText xml:space="preserve"> PAGEREF _Toc17891 \h </w:instrText>
           </w:r>
           <w:r>
             <w:fldChar w:fldCharType="separate"/>
@@ -3004,7 +3006,7 @@
               <w:spacing w:val="-19"/>
               <w:szCs w:val="28"/>
             </w:rPr>
-            <w:instrText xml:space="preserve"> HYPERLINK \l _Toc11192 </w:instrText>
+            <w:instrText xml:space="preserve"> HYPERLINK \l _Toc3022 </w:instrText>
           </w:r>
           <w:r>
             <w:rPr>
@@ -3031,7 +3033,7 @@
             <w:fldChar w:fldCharType="begin"/>
           </w:r>
           <w:r>
-            <w:instrText xml:space="preserve"> PAGEREF _Toc11192 \h </w:instrText>
+            <w:instrText xml:space="preserve"> PAGEREF _Toc3022 \h </w:instrText>
           </w:r>
           <w:r>
             <w:fldChar w:fldCharType="separate"/>
@@ -3075,7 +3077,7 @@
               <w:spacing w:val="-19"/>
               <w:szCs w:val="28"/>
             </w:rPr>
-            <w:instrText xml:space="preserve"> HYPERLINK \l _Toc7373 </w:instrText>
+            <w:instrText xml:space="preserve"> HYPERLINK \l _Toc19109 </w:instrText>
           </w:r>
           <w:r>
             <w:rPr>
@@ -3102,7 +3104,7 @@
             <w:fldChar w:fldCharType="begin"/>
           </w:r>
           <w:r>
-            <w:instrText xml:space="preserve"> PAGEREF _Toc7373 \h </w:instrText>
+            <w:instrText xml:space="preserve"> PAGEREF _Toc19109 \h </w:instrText>
           </w:r>
           <w:r>
             <w:fldChar w:fldCharType="separate"/>
@@ -3146,7 +3148,7 @@
               <w:spacing w:val="-19"/>
               <w:szCs w:val="28"/>
             </w:rPr>
-            <w:instrText xml:space="preserve"> HYPERLINK \l _Toc15792 </w:instrText>
+            <w:instrText xml:space="preserve"> HYPERLINK \l _Toc26824 </w:instrText>
           </w:r>
           <w:r>
             <w:rPr>
@@ -3173,7 +3175,7 @@
             <w:fldChar w:fldCharType="begin"/>
           </w:r>
           <w:r>
-            <w:instrText xml:space="preserve"> PAGEREF _Toc15792 \h </w:instrText>
+            <w:instrText xml:space="preserve"> PAGEREF _Toc26824 \h </w:instrText>
           </w:r>
           <w:r>
             <w:fldChar w:fldCharType="separate"/>
@@ -3217,7 +3219,7 @@
               <w:spacing w:val="-19"/>
               <w:szCs w:val="28"/>
             </w:rPr>
-            <w:instrText xml:space="preserve"> HYPERLINK \l _Toc21777 </w:instrText>
+            <w:instrText xml:space="preserve"> HYPERLINK \l _Toc6427 </w:instrText>
           </w:r>
           <w:r>
             <w:rPr>
@@ -3244,7 +3246,7 @@
             <w:fldChar w:fldCharType="begin"/>
           </w:r>
           <w:r>
-            <w:instrText xml:space="preserve"> PAGEREF _Toc21777 \h </w:instrText>
+            <w:instrText xml:space="preserve"> PAGEREF _Toc6427 \h </w:instrText>
           </w:r>
           <w:r>
             <w:fldChar w:fldCharType="separate"/>
@@ -3288,7 +3290,7 @@
               <w:spacing w:val="-19"/>
               <w:szCs w:val="28"/>
             </w:rPr>
-            <w:instrText xml:space="preserve"> HYPERLINK \l _Toc23943 </w:instrText>
+            <w:instrText xml:space="preserve"> HYPERLINK \l _Toc22495 </w:instrText>
           </w:r>
           <w:r>
             <w:rPr>
@@ -3315,7 +3317,7 @@
             <w:fldChar w:fldCharType="begin"/>
           </w:r>
           <w:r>
-            <w:instrText xml:space="preserve"> PAGEREF _Toc23943 \h </w:instrText>
+            <w:instrText xml:space="preserve"> PAGEREF _Toc22495 \h </w:instrText>
           </w:r>
           <w:r>
             <w:fldChar w:fldCharType="separate"/>
@@ -3359,7 +3361,7 @@
               <w:spacing w:val="-19"/>
               <w:szCs w:val="28"/>
             </w:rPr>
-            <w:instrText xml:space="preserve"> HYPERLINK \l _Toc25158 </w:instrText>
+            <w:instrText xml:space="preserve"> HYPERLINK \l _Toc7304 </w:instrText>
           </w:r>
           <w:r>
             <w:rPr>
@@ -3386,7 +3388,7 @@
             <w:fldChar w:fldCharType="begin"/>
           </w:r>
           <w:r>
-            <w:instrText xml:space="preserve"> PAGEREF _Toc25158 \h </w:instrText>
+            <w:instrText xml:space="preserve"> PAGEREF _Toc7304 \h </w:instrText>
           </w:r>
           <w:r>
             <w:fldChar w:fldCharType="separate"/>
@@ -3430,7 +3432,7 @@
               <w:spacing w:val="-19"/>
               <w:szCs w:val="28"/>
             </w:rPr>
-            <w:instrText xml:space="preserve"> HYPERLINK \l _Toc7121 </w:instrText>
+            <w:instrText xml:space="preserve"> HYPERLINK \l _Toc15135 </w:instrText>
           </w:r>
           <w:r>
             <w:rPr>
@@ -3455,7 +3457,7 @@
             <w:fldChar w:fldCharType="begin"/>
           </w:r>
           <w:r>
-            <w:instrText xml:space="preserve"> PAGEREF _Toc7121 \h </w:instrText>
+            <w:instrText xml:space="preserve"> PAGEREF _Toc15135 \h </w:instrText>
           </w:r>
           <w:r>
             <w:fldChar w:fldCharType="separate"/>
@@ -3499,7 +3501,7 @@
               <w:spacing w:val="-19"/>
               <w:szCs w:val="28"/>
             </w:rPr>
-            <w:instrText xml:space="preserve"> HYPERLINK \l _Toc29000 </w:instrText>
+            <w:instrText xml:space="preserve"> HYPERLINK \l _Toc2905 </w:instrText>
           </w:r>
           <w:r>
             <w:rPr>
@@ -3526,7 +3528,7 @@
             <w:fldChar w:fldCharType="begin"/>
           </w:r>
           <w:r>
-            <w:instrText xml:space="preserve"> PAGEREF _Toc29000 \h </w:instrText>
+            <w:instrText xml:space="preserve"> PAGEREF _Toc2905 \h </w:instrText>
           </w:r>
           <w:r>
             <w:fldChar w:fldCharType="separate"/>
@@ -3570,7 +3572,7 @@
               <w:spacing w:val="-19"/>
               <w:szCs w:val="28"/>
             </w:rPr>
-            <w:instrText xml:space="preserve"> HYPERLINK \l _Toc7753 </w:instrText>
+            <w:instrText xml:space="preserve"> HYPERLINK \l _Toc416 </w:instrText>
           </w:r>
           <w:r>
             <w:rPr>
@@ -3597,7 +3599,7 @@
             <w:fldChar w:fldCharType="begin"/>
           </w:r>
           <w:r>
-            <w:instrText xml:space="preserve"> PAGEREF _Toc7753 \h </w:instrText>
+            <w:instrText xml:space="preserve"> PAGEREF _Toc416 \h </w:instrText>
           </w:r>
           <w:r>
             <w:fldChar w:fldCharType="separate"/>
@@ -3670,7 +3672,7 @@
         <w:snapToGrid w:val="0"/>
         <w:textAlignment w:val="baseline"/>
       </w:pPr>
-      <w:bookmarkStart w:id="3" w:name="_Toc962"/>
+      <w:bookmarkStart w:id="3" w:name="_Toc25955"/>
       <w:r>
         <w:t>目的</w:t>
       </w:r>
@@ -3726,7 +3728,7 @@
       <w:bookmarkEnd w:id="4"/>
       <w:bookmarkStart w:id="5" w:name="bookmark4"/>
       <w:bookmarkEnd w:id="5"/>
-      <w:bookmarkStart w:id="6" w:name="_Toc22661"/>
+      <w:bookmarkStart w:id="6" w:name="_Toc5814"/>
       <w:r>
         <w:t>范围</w:t>
       </w:r>
@@ -3916,7 +3918,7 @@
       <w:bookmarkEnd w:id="7"/>
       <w:bookmarkStart w:id="8" w:name="bookmark7"/>
       <w:bookmarkEnd w:id="8"/>
-      <w:bookmarkStart w:id="9" w:name="_Toc25302"/>
+      <w:bookmarkStart w:id="9" w:name="_Toc30906"/>
       <w:r>
         <w:t>定义</w:t>
       </w:r>
@@ -4278,7 +4280,7 @@
         <w:snapToGrid w:val="0"/>
         <w:textAlignment w:val="baseline"/>
       </w:pPr>
-      <w:bookmarkStart w:id="12" w:name="_Toc12618"/>
+      <w:bookmarkStart w:id="12" w:name="_Toc20775"/>
       <w:r>
         <w:t>职责</w:t>
       </w:r>
@@ -4302,7 +4304,7 @@
         <w:snapToGrid w:val="0"/>
         <w:textAlignment w:val="baseline"/>
       </w:pPr>
-      <w:bookmarkStart w:id="13" w:name="_Toc10277"/>
+      <w:bookmarkStart w:id="13" w:name="_Toc27431"/>
       <w:r>
         <w:t>运维部</w:t>
       </w:r>
@@ -4478,11 +4480,11 @@
         <w:snapToGrid w:val="0"/>
         <w:textAlignment w:val="baseline"/>
       </w:pPr>
-      <w:bookmarkStart w:id="14" w:name="bookmark10"/>
+      <w:bookmarkStart w:id="14" w:name="bookmark11"/>
       <w:bookmarkEnd w:id="14"/>
-      <w:bookmarkStart w:id="15" w:name="bookmark11"/>
+      <w:bookmarkStart w:id="15" w:name="bookmark10"/>
       <w:bookmarkEnd w:id="15"/>
-      <w:bookmarkStart w:id="16" w:name="_Toc23963"/>
+      <w:bookmarkStart w:id="16" w:name="_Toc5950"/>
       <w:r>
         <w:t>流程</w:t>
       </w:r>
@@ -4510,7 +4512,7 @@
           <w:lang w:val="en-US" w:eastAsia="zh-CN"/>
         </w:rPr>
       </w:pPr>
-      <w:bookmarkStart w:id="17" w:name="_Toc27925"/>
+      <w:bookmarkStart w:id="17" w:name="_Toc14564"/>
       <w:r>
         <w:rPr>
           <w:rFonts w:hint="eastAsia"/>
@@ -4560,15 +4562,15 @@
         <w:snapToGrid w:val="0"/>
         <w:textAlignment w:val="baseline"/>
       </w:pPr>
-      <w:bookmarkStart w:id="18" w:name="bookmark14"/>
+      <w:bookmarkStart w:id="18" w:name="bookmark13"/>
       <w:bookmarkEnd w:id="18"/>
-      <w:bookmarkStart w:id="19" w:name="bookmark12"/>
+      <w:bookmarkStart w:id="19" w:name="bookmark14"/>
       <w:bookmarkEnd w:id="19"/>
-      <w:bookmarkStart w:id="20" w:name="bookmark15"/>
+      <w:bookmarkStart w:id="20" w:name="bookmark12"/>
       <w:bookmarkEnd w:id="20"/>
-      <w:bookmarkStart w:id="21" w:name="bookmark13"/>
+      <w:bookmarkStart w:id="21" w:name="bookmark15"/>
       <w:bookmarkEnd w:id="21"/>
-      <w:bookmarkStart w:id="22" w:name="_Toc30019"/>
+      <w:bookmarkStart w:id="22" w:name="_Toc26021"/>
       <w:r>
         <w:t>识别可用性需求</w:t>
       </w:r>
@@ -4705,16 +4707,14 @@
         <w:snapToGrid w:val="0"/>
         <w:textAlignment w:val="baseline"/>
       </w:pPr>
-      <w:bookmarkStart w:id="23" w:name="bookmark19"/>
+      <w:bookmarkStart w:id="23" w:name="bookmark16"/>
       <w:bookmarkEnd w:id="23"/>
-      <w:bookmarkStart w:id="24" w:name="bookmark16"/>
+      <w:bookmarkStart w:id="24" w:name="bookmark19"/>
       <w:bookmarkEnd w:id="24"/>
-      <w:bookmarkStart w:id="25" w:name="bookmark17"/>
+      <w:bookmarkStart w:id="25" w:name="bookmark18"/>
       <w:bookmarkEnd w:id="25"/>
-      <w:bookmarkStart w:id="26" w:name="bookmark18"/>
+      <w:bookmarkStart w:id="26" w:name="bookmark17"/>
       <w:bookmarkEnd w:id="26"/>
-      <w:bookmarkStart w:id="77" w:name="_GoBack"/>
-      <w:bookmarkEnd w:id="77"/>
       <w:r>
         <w:t>需求识别应考虑内容</w:t>
       </w:r>
@@ -4914,7 +4914,7 @@
         <w:snapToGrid w:val="0"/>
         <w:textAlignment w:val="baseline"/>
       </w:pPr>
-      <w:bookmarkStart w:id="28" w:name="_Toc9813"/>
+      <w:bookmarkStart w:id="28" w:name="_Toc24572"/>
       <w:r>
         <w:t>可用性设计</w:t>
       </w:r>
@@ -5054,7 +5054,7 @@
       <w:bookmarkEnd w:id="29"/>
       <w:bookmarkStart w:id="30" w:name="bookmark21"/>
       <w:bookmarkEnd w:id="30"/>
-      <w:bookmarkStart w:id="31" w:name="_Toc11776"/>
+      <w:bookmarkStart w:id="31" w:name="_Toc3604"/>
       <w:r>
         <w:t>恢复方案设计</w:t>
       </w:r>
@@ -5376,11 +5376,11 @@
         <w:snapToGrid w:val="0"/>
         <w:textAlignment w:val="baseline"/>
       </w:pPr>
-      <w:bookmarkStart w:id="33" w:name="bookmark23"/>
+      <w:bookmarkStart w:id="33" w:name="bookmark22"/>
       <w:bookmarkEnd w:id="33"/>
-      <w:bookmarkStart w:id="34" w:name="bookmark22"/>
+      <w:bookmarkStart w:id="34" w:name="bookmark23"/>
       <w:bookmarkEnd w:id="34"/>
-      <w:bookmarkStart w:id="35" w:name="_Toc8009"/>
+      <w:bookmarkStart w:id="35" w:name="_Toc4000"/>
       <w:r>
         <w:t>维护管理</w:t>
       </w:r>
@@ -5617,7 +5617,7 @@
       <w:bookmarkEnd w:id="36"/>
       <w:bookmarkStart w:id="37" w:name="bookmark24"/>
       <w:bookmarkEnd w:id="37"/>
-      <w:bookmarkStart w:id="38" w:name="_Toc26557"/>
+      <w:bookmarkStart w:id="38" w:name="_Toc32244"/>
       <w:r>
         <w:t>制定《可用性计划》</w:t>
       </w:r>
@@ -5877,7 +5877,7 @@
       <w:r>
         <w:t xml:space="preserve"> </w:t>
       </w:r>
-      <w:bookmarkStart w:id="41" w:name="_Toc23018"/>
+      <w:bookmarkStart w:id="41" w:name="_Toc22208"/>
       <w:r>
         <w:t>监控、评价和报告</w:t>
       </w:r>
@@ -6110,7 +6110,7 @@
           <w:lang w:val="en-US" w:eastAsia="zh-CN"/>
         </w:rPr>
       </w:pPr>
-      <w:bookmarkStart w:id="42" w:name="_Toc32634"/>
+      <w:bookmarkStart w:id="42" w:name="_Toc10991"/>
       <w:r>
         <w:rPr>
           <w:rFonts w:hint="eastAsia"/>
@@ -6142,7 +6142,7 @@
         <w:snapToGrid w:val="0"/>
         <w:textAlignment w:val="baseline"/>
       </w:pPr>
-      <w:bookmarkStart w:id="43" w:name="_Toc15985"/>
+      <w:bookmarkStart w:id="43" w:name="_Toc29915"/>
       <w:r>
         <w:t>初始化阶段</w:t>
       </w:r>
@@ -6370,7 +6370,7 @@
         <w:snapToGrid w:val="0"/>
         <w:textAlignment w:val="baseline"/>
       </w:pPr>
-      <w:bookmarkStart w:id="45" w:name="_Toc18119"/>
+      <w:bookmarkStart w:id="45" w:name="_Toc23841"/>
       <w:r>
         <w:t>分析规划阶段</w:t>
       </w:r>
@@ -7041,7 +7041,7 @@
         <w:snapToGrid w:val="0"/>
         <w:textAlignment w:val="baseline"/>
       </w:pPr>
-      <w:bookmarkStart w:id="49" w:name="_Toc8581"/>
+      <w:bookmarkStart w:id="49" w:name="_Toc17891"/>
       <w:r>
         <w:t>实施阶段</w:t>
       </w:r>
@@ -7152,7 +7152,7 @@
         <w:snapToGrid w:val="0"/>
         <w:textAlignment w:val="baseline"/>
       </w:pPr>
-      <w:bookmarkStart w:id="51" w:name="_Toc11192"/>
+      <w:bookmarkStart w:id="51" w:name="_Toc3022"/>
       <w:r>
         <w:t>运作阶段</w:t>
       </w:r>
@@ -7595,15 +7595,15 @@
         <w:snapToGrid w:val="0"/>
         <w:textAlignment w:val="baseline"/>
       </w:pPr>
-      <w:bookmarkStart w:id="53" w:name="bookmark28"/>
+      <w:bookmarkStart w:id="53" w:name="bookmark31"/>
       <w:bookmarkEnd w:id="53"/>
-      <w:bookmarkStart w:id="54" w:name="bookmark31"/>
+      <w:bookmarkStart w:id="54" w:name="bookmark29"/>
       <w:bookmarkEnd w:id="54"/>
-      <w:bookmarkStart w:id="55" w:name="bookmark29"/>
+      <w:bookmarkStart w:id="55" w:name="bookmark30"/>
       <w:bookmarkEnd w:id="55"/>
-      <w:bookmarkStart w:id="56" w:name="bookmark30"/>
+      <w:bookmarkStart w:id="56" w:name="bookmark28"/>
       <w:bookmarkEnd w:id="56"/>
-      <w:bookmarkStart w:id="57" w:name="_Toc7373"/>
+      <w:bookmarkStart w:id="57" w:name="_Toc19109"/>
       <w:r>
         <w:t>与其他流程的关系</w:t>
       </w:r>
@@ -7631,7 +7631,7 @@
         <w:snapToGrid w:val="0"/>
         <w:textAlignment w:val="baseline"/>
       </w:pPr>
-      <w:bookmarkStart w:id="58" w:name="_Toc15792"/>
+      <w:bookmarkStart w:id="58" w:name="_Toc26824"/>
       <w:r>
         <w:t>与事件管理流程的关系</w:t>
       </w:r>
@@ -7675,9 +7675,9 @@
       <w:r>
         <w:t>中断的发生，均应在事件管理流程中得到记录。</w:t>
       </w:r>
-      <w:bookmarkStart w:id="59" w:name="bookmark32"/>
+      <w:bookmarkStart w:id="59" w:name="bookmark33"/>
       <w:bookmarkEnd w:id="59"/>
-      <w:bookmarkStart w:id="60" w:name="bookmark33"/>
+      <w:bookmarkStart w:id="60" w:name="bookmark32"/>
       <w:bookmarkEnd w:id="60"/>
     </w:p>
     <w:p>
@@ -7702,7 +7702,7 @@
         <w:snapToGrid w:val="0"/>
         <w:textAlignment w:val="baseline"/>
       </w:pPr>
-      <w:bookmarkStart w:id="61" w:name="_Toc21777"/>
+      <w:bookmarkStart w:id="61" w:name="_Toc6427"/>
       <w:r>
         <w:t>与问题管理流程的关系</w:t>
       </w:r>
@@ -7756,7 +7756,7 @@
       <w:bookmarkEnd w:id="62"/>
       <w:bookmarkStart w:id="63" w:name="bookmark34"/>
       <w:bookmarkEnd w:id="63"/>
-      <w:bookmarkStart w:id="64" w:name="_Toc23943"/>
+      <w:bookmarkStart w:id="64" w:name="_Toc22495"/>
       <w:r>
         <w:t>与变更、发布管理流程的关系</w:t>
       </w:r>
@@ -7816,11 +7816,11 @@
         <w:snapToGrid w:val="0"/>
         <w:textAlignment w:val="baseline"/>
       </w:pPr>
-      <w:bookmarkStart w:id="65" w:name="bookmark36"/>
+      <w:bookmarkStart w:id="65" w:name="bookmark37"/>
       <w:bookmarkEnd w:id="65"/>
-      <w:bookmarkStart w:id="66" w:name="bookmark37"/>
+      <w:bookmarkStart w:id="66" w:name="bookmark36"/>
       <w:bookmarkEnd w:id="66"/>
-      <w:bookmarkStart w:id="67" w:name="_Toc25158"/>
+      <w:bookmarkStart w:id="67" w:name="_Toc7304"/>
       <w:r>
         <w:t>与配置管理流程的关系</w:t>
       </w:r>
@@ -7938,7 +7938,7 @@
           <w:lang w:val="en-US" w:eastAsia="zh-CN"/>
         </w:rPr>
       </w:pPr>
-      <w:bookmarkStart w:id="69" w:name="_Toc7121"/>
+      <w:bookmarkStart w:id="69" w:name="_Toc15135"/>
       <w:r>
         <w:rPr>
           <w:rFonts w:hint="default"/>
@@ -8791,7 +8791,7 @@
       <w:bookmarkEnd w:id="70"/>
       <w:bookmarkStart w:id="71" w:name="bookmark39"/>
       <w:bookmarkEnd w:id="71"/>
-      <w:bookmarkStart w:id="72" w:name="_Toc29000"/>
+      <w:bookmarkStart w:id="72" w:name="_Toc2905"/>
       <w:r>
         <w:t>相关文件</w:t>
       </w:r>
@@ -8921,11 +8921,11 @@
         <w:snapToGrid w:val="0"/>
         <w:textAlignment w:val="baseline"/>
       </w:pPr>
-      <w:bookmarkStart w:id="74" w:name="bookmark41"/>
+      <w:bookmarkStart w:id="74" w:name="bookmark40"/>
       <w:bookmarkEnd w:id="74"/>
-      <w:bookmarkStart w:id="75" w:name="bookmark40"/>
+      <w:bookmarkStart w:id="75" w:name="bookmark41"/>
       <w:bookmarkEnd w:id="75"/>
-      <w:bookmarkStart w:id="76" w:name="_Toc7753"/>
+      <w:bookmarkStart w:id="76" w:name="_Toc416"/>
       <w:r>
         <w:t>记录</w:t>
       </w:r>
